--- a/src/Layers/W1/BaseApp/Sales/Document/StandardOrderConfirmationEmailBody.docx
+++ b/src/Layers/W1/BaseApp/Sales/Document/StandardOrderConfirmationEmailBody.docx
@@ -1,31 +1,19 @@
 
 <file path=word/document.xml><?xml version="1.0" encoding="utf-8"?>
-<w:document xmlns:wpc="http://schemas.microsoft.com/office/word/2010/wordprocessingCanvas" xmlns:cx="http://schemas.microsoft.com/office/drawing/2014/chartex" xmlns:cx1="http://schemas.microsoft.com/office/drawing/2015/9/8/chartex" xmlns:cx2="http://schemas.microsoft.com/office/drawing/2015/10/21/chartex" xmlns:cx3="http://schemas.microsoft.com/office/drawing/2016/5/9/chartex" xmlns:cx4="http://schemas.microsoft.com/office/drawing/2016/5/10/chartex" xmlns:cx5="http://schemas.microsoft.com/office/drawing/2016/5/11/chartex" xmlns:cx6="http://schemas.microsoft.com/office/drawing/2016/5/12/chartex" xmlns:cx7="http://schemas.microsoft.com/office/drawing/2016/5/13/chartex" xmlns:cx8="http://schemas.microsoft.com/office/drawing/2016/5/14/chartex" xmlns:mc="http://schemas.openxmlformats.org/markup-compatibility/2006" xmlns:aink="http://schemas.microsoft.com/office/drawing/2016/ink" xmlns:am3d="http://schemas.microsoft.com/office/drawing/2017/model3d" xmlns:o="urn:schemas-microsoft-com:office:office" xmlns:oel="http://schemas.microsoft.com/office/2019/extlst" xmlns:r="http://schemas.openxmlformats.org/officeDocument/2006/relationships" xmlns:m="http://schemas.openxmlformats.org/officeDocument/2006/math" xmlns:v="urn:schemas-microsoft-com:vml" xmlns:wp14="http://schemas.microsoft.com/office/word/2010/wordprocessingDrawing" xmlns:wp="http://schemas.openxmlformats.org/drawingml/2006/wordprocessingDrawing" xmlns:w10="urn:schemas-microsoft-com:office:word" xmlns:w="http://schemas.openxmlformats.org/wordprocessingml/2006/main" xmlns:w14="http://schemas.microsoft.com/office/word/2010/wordml" xmlns:w15="http://schemas.microsoft.com/office/word/2012/wordml" xmlns:w16cex="http://schemas.microsoft.com/office/word/2018/wordml/cex" xmlns:w16cid="http://schemas.microsoft.com/office/word/2016/wordml/cid" xmlns:w16="http://schemas.microsoft.com/office/word/2018/wordml" xmlns:w16du="http://schemas.microsoft.com/office/word/2023/wordml/word16du" xmlns:w16sdtdh="http://schemas.microsoft.com/office/word/2020/wordml/sdtdatahash" xmlns:w16sdtfl="http://schemas.microsoft.com/office/word/2024/wordml/sdtformatlock" xmlns:w16se="http://schemas.microsoft.com/office/word/2015/wordml/symex" xmlns:wpg="http://schemas.microsoft.com/office/word/2010/wordprocessingGroup" xmlns:wpi="http://schemas.microsoft.com/office/word/2010/wordprocessingInk" xmlns:wne="http://schemas.microsoft.com/office/word/2006/wordml" xmlns:wps="http://schemas.microsoft.com/office/word/2010/wordprocessingShape" mc:Ignorable="w14 w15 w16se w16cid w16 w16cex w16sdtdh w16sdtfl w16du wp14">
+<w:document xmlns:wpc="http://schemas.microsoft.com/office/word/2010/wordprocessingCanvas" xmlns:cx="http://schemas.microsoft.com/office/drawing/2014/chartex" xmlns:cx1="http://schemas.microsoft.com/office/drawing/2015/9/8/chartex" xmlns:cx2="http://schemas.microsoft.com/office/drawing/2015/10/21/chartex" xmlns:cx3="http://schemas.microsoft.com/office/drawing/2016/5/9/chartex" xmlns:cx4="http://schemas.microsoft.com/office/drawing/2016/5/10/chartex" xmlns:cx5="http://schemas.microsoft.com/office/drawing/2016/5/11/chartex" xmlns:cx6="http://schemas.microsoft.com/office/drawing/2016/5/12/chartex" xmlns:cx7="http://schemas.microsoft.com/office/drawing/2016/5/13/chartex" xmlns:cx8="http://schemas.microsoft.com/office/drawing/2016/5/14/chartex" xmlns:mc="http://schemas.openxmlformats.org/markup-compatibility/2006" xmlns:aink="http://schemas.microsoft.com/office/drawing/2016/ink" xmlns:am3d="http://schemas.microsoft.com/office/drawing/2017/model3d" xmlns:o="urn:schemas-microsoft-com:office:office" xmlns:oel="http://schemas.microsoft.com/office/2019/extlst" xmlns:r="http://schemas.openxmlformats.org/officeDocument/2006/relationships" xmlns:m="http://schemas.openxmlformats.org/officeDocument/2006/math" xmlns:v="urn:schemas-microsoft-com:vml" xmlns:wp14="http://schemas.microsoft.com/office/word/2010/wordprocessingDrawing" xmlns:wp="http://schemas.openxmlformats.org/drawingml/2006/wordprocessingDrawing" xmlns:w10="urn:schemas-microsoft-com:office:word" xmlns:w="http://schemas.openxmlformats.org/wordprocessingml/2006/main" xmlns:w14="http://schemas.microsoft.com/office/word/2010/wordml" xmlns:w15="http://schemas.microsoft.com/office/word/2012/wordml" xmlns:w16cei="http://schemas.microsoft.com/office/word/2026/wordml/cei" xmlns:w16cex="http://schemas.microsoft.com/office/word/2018/wordml/cex" xmlns:w16cid="http://schemas.microsoft.com/office/word/2016/wordml/cid" xmlns:w16="http://schemas.microsoft.com/office/word/2018/wordml" xmlns:w16du="http://schemas.microsoft.com/office/word/2023/wordml/word16du" xmlns:w16sdtdh="http://schemas.microsoft.com/office/word/2020/wordml/sdtdatahash" xmlns:w16sdtfl="http://schemas.microsoft.com/office/word/2024/wordml/sdtformatlock" xmlns:w16se="http://schemas.microsoft.com/office/word/2015/wordml/symex" xmlns:wpg="http://schemas.microsoft.com/office/word/2010/wordprocessingGroup" xmlns:wpi="http://schemas.microsoft.com/office/word/2010/wordprocessingInk" xmlns:wne="http://schemas.microsoft.com/office/word/2006/wordml" xmlns:wps="http://schemas.microsoft.com/office/word/2010/wordprocessingShape" mc:Ignorable="w14 w15 w16se w16cid w16 w16cex w16sdtdh w16sdtfl w16du wp14">
   <w:body>
     <w:tbl>
       <w:tblPr>
         <w:tblStyle w:val="BCBlockTable"/>
         <w:tblW w:w="5000" w:type="pct"/>
-        <w:tblBorders>
-          <w:top w:val="none" w:sz="0" w:space="0" w:color="auto"/>
-          <w:left w:val="none" w:sz="0" w:space="0" w:color="auto"/>
-          <w:bottom w:val="none" w:sz="0" w:space="0" w:color="auto"/>
-          <w:right w:val="none" w:sz="0" w:space="0" w:color="auto"/>
-          <w:insideH w:val="none" w:sz="0" w:space="0" w:color="auto"/>
-          <w:insideV w:val="none" w:sz="0" w:space="0" w:color="auto"/>
-        </w:tblBorders>
-        <w:tblCellMar>
-          <w:left w:w="0" w:type="dxa"/>
-          <w:right w:w="0" w:type="dxa"/>
-        </w:tblCellMar>
         <w:tblLook w:val="0620" w:firstRow="1" w:lastRow="0" w:firstColumn="0" w:lastColumn="0" w:noHBand="1" w:noVBand="1"/>
         <w:tblCaption w:val="Table 1"/>
         <w:tblDescription w:val="Layout table. Used for positioning, not for tabular data."/>
       </w:tblPr>
       <w:tblGrid>
-        <w:gridCol w:w="2620"/>
-        <w:gridCol w:w="4378"/>
-        <w:gridCol w:w="3500"/>
+        <w:gridCol w:w="2619"/>
+        <w:gridCol w:w="4376"/>
+        <w:gridCol w:w="3499"/>
       </w:tblGrid>
       <w:tr>
         <w:trPr>
@@ -57,7 +45,6 @@
         </w:tc>
         <w:sdt>
           <w:sdtPr>
-            <w:rPr/>
             <w:alias w:val="CompanyAddress1"/>
             <w:tag w:val="#BC:InsertDataItem,DataItems/Header/CompanyAddress1"/>
             <w:id w:val="-326134709"/>
@@ -114,7 +101,6 @@
         </w:tc>
         <w:sdt>
           <w:sdtPr>
-            <w:rPr/>
             <w:alias w:val="CompanyAddress2"/>
             <w:tag w:val="#BC:InsertDataItem,DataItems/Header/CompanyAddress2"/>
             <w:id w:val="512345475"/>
@@ -170,7 +156,6 @@
         </w:tc>
         <w:sdt>
           <w:sdtPr>
-            <w:rPr/>
             <w:alias w:val="CompanyAddress3"/>
             <w:tag w:val="#BC:InsertDataItem,DataItems/Header/CompanyAddress3"/>
             <w:id w:val="-509218624"/>
@@ -226,7 +211,6 @@
         </w:tc>
         <w:sdt>
           <w:sdtPr>
-            <w:rPr/>
             <w:alias w:val="CompanyAddress4"/>
             <w:tag w:val="#BC:InsertDataItem,DataItems/Header/CompanyAddress4"/>
             <w:id w:val="935480585"/>
@@ -286,7 +270,6 @@
           </w:tcPr>
           <w:sdt>
             <w:sdtPr>
-              <w:rPr/>
               <w:alias w:val="CompanyAddress5"/>
               <w:tag w:val="#BC:InsertDataItem,DataItems/Header/CompanyAddress5"/>
               <w:id w:val="-1372907855"/>
@@ -342,7 +325,6 @@
         </w:tc>
         <w:sdt>
           <w:sdtPr>
-            <w:rPr/>
             <w:alias w:val="CompanyAddress6"/>
             <w:tag w:val="#BC:InsertDataItem,DataItems/Header/CompanyAddress6"/>
             <w:id w:val="1511872859"/>
@@ -402,7 +384,6 @@
         </w:tc>
         <w:sdt>
           <w:sdtPr>
-            <w:rPr/>
             <w:alias w:val="CompanyLegalOffice"/>
             <w:tag w:val="#BC:InsertDataItem,DataItems/Header/CompanyLegalOffice"/>
             <w:id w:val="1498620329"/>
@@ -439,25 +420,13 @@
       <w:tblPr>
         <w:tblStyle w:val="BCBlockTable"/>
         <w:tblW w:w="5000" w:type="pct"/>
-        <w:tblBorders>
-          <w:top w:val="none" w:sz="0" w:space="0" w:color="auto"/>
-          <w:left w:val="none" w:sz="0" w:space="0" w:color="auto"/>
-          <w:bottom w:val="none" w:sz="0" w:space="0" w:color="auto"/>
-          <w:right w:val="none" w:sz="0" w:space="0" w:color="auto"/>
-          <w:insideH w:val="none" w:sz="0" w:space="0" w:color="auto"/>
-          <w:insideV w:val="none" w:sz="0" w:space="0" w:color="auto"/>
-        </w:tblBorders>
-        <w:tblCellMar>
-          <w:left w:w="0" w:type="dxa"/>
-          <w:right w:w="0" w:type="dxa"/>
-        </w:tblCellMar>
         <w:tblLook w:val="0620" w:firstRow="1" w:lastRow="0" w:firstColumn="0" w:lastColumn="0" w:noHBand="1" w:noVBand="1"/>
         <w:tblCaption w:val="Document Information Block"/>
         <w:tblDescription w:val="Layout table. Used for positioning, not for tabular data."/>
       </w:tblPr>
       <w:tblGrid>
-        <w:gridCol w:w="2624"/>
-        <w:gridCol w:w="2624"/>
+        <w:gridCol w:w="2623"/>
+        <w:gridCol w:w="2623"/>
         <w:gridCol w:w="2624"/>
         <w:gridCol w:w="2624"/>
       </w:tblGrid>
@@ -469,7 +438,6 @@
         </w:trPr>
         <w:sdt>
           <w:sdtPr>
-            <w:rPr/>
             <w:alias w:val="BilltoCustomerNo_Lbl"/>
             <w:tag w:val="#BC:InsertDataItem,DataItems/Header/BilltoCustomerNo_Lbl"/>
             <w:id w:val="-1992172956"/>
@@ -488,7 +456,7 @@
               <w:p>
                 <w:pPr>
                   <w:pStyle w:val="BCLabel"/>
-                  <w:spacing w:before="0" w:line="276" w:lineRule="auto"/>
+                  <w:spacing w:line="276" w:lineRule="auto"/>
                 </w:pPr>
                 <w:proofErr w:type="spellStart"/>
                 <w:r>
@@ -506,7 +474,7 @@
           <w:p>
             <w:pPr>
               <w:pStyle w:val="BCLabel"/>
-              <w:spacing w:before="0" w:line="276" w:lineRule="auto"/>
+              <w:spacing w:line="276" w:lineRule="auto"/>
             </w:pPr>
           </w:p>
         </w:tc>
@@ -540,7 +508,6 @@
         </w:trPr>
         <w:sdt>
           <w:sdtPr>
-            <w:rPr/>
             <w:alias w:val="BilltoCustumerNo"/>
             <w:tag w:val="#BC:InsertDataItem,DataItems/Header/BilltoCustumerNo"/>
             <w:id w:val="1218939172"/>
@@ -610,19 +577,16 @@
       <w:tblPr>
         <w:tblStyle w:val="BCBlockTable"/>
         <w:tblW w:w="5000" w:type="pct"/>
-        <w:tblCellMar>
-          <w:left w:w="0" w:type="dxa"/>
-          <w:right w:w="0" w:type="dxa"/>
-        </w:tblCellMar>
         <w:tblLook w:val="0620" w:firstRow="1" w:lastRow="0" w:firstColumn="0" w:lastColumn="0" w:noHBand="1" w:noVBand="1"/>
         <w:tblCaption w:val="Notes Block"/>
         <w:tblDescription w:val="Layout table. Used for positioning, not for tabular data."/>
       </w:tblPr>
       <w:tblGrid>
-        <w:gridCol w:w="10498"/>
+        <w:gridCol w:w="10494"/>
       </w:tblGrid>
       <w:tr>
         <w:trPr>
+          <w:cnfStyle w:val="100000000000" w:firstRow="1" w:lastRow="0" w:firstColumn="0" w:lastColumn="0" w:oddVBand="0" w:evenVBand="0" w:oddHBand="0" w:evenHBand="0" w:firstRowFirstColumn="0" w:firstRowLastColumn="0" w:lastRowFirstColumn="0" w:lastRowLastColumn="0"/>
           <w:cantSplit/>
         </w:trPr>
         <w:tc>
@@ -632,12 +596,10 @@
           <w:p>
             <w:pPr>
               <w:pStyle w:val="NoSpacing"/>
-              <w:spacing w:after="0"/>
               <w:ind w:right="29"/>
             </w:pPr>
             <w:sdt>
               <w:sdtPr>
-                <w:rPr/>
                 <w:alias w:val="GreetingText"/>
                 <w:tag w:val="#BC:InsertDataItem,DataItems/Header/LetterText/GreetingText"/>
                 <w:id w:val="-747490646"/>
@@ -659,7 +621,6 @@
             </w:r>
             <w:sdt>
               <w:sdtPr>
-                <w:rPr/>
                 <w:alias w:val="CustomerAddress1"/>
                 <w:tag w:val="#BC:InsertDataItem,DataItems/Header/CustomerAddress1"/>
                 <w:id w:val="-639190303"/>
@@ -688,7 +649,6 @@
         </w:trPr>
         <w:sdt>
           <w:sdtPr>
-            <w:rPr/>
             <w:alias w:val="BodyText"/>
             <w:tag w:val="#BC:InsertDataItem,DataItems/Header/LetterText/BodyText"/>
             <w:id w:val="-1152063597"/>
@@ -707,7 +667,6 @@
               <w:p>
                 <w:pPr>
                   <w:pStyle w:val="NoSpacing"/>
-                  <w:spacing w:after="0"/>
                   <w:ind w:right="29"/>
                 </w:pPr>
                 <w:r>
@@ -738,9 +697,9 @@
         <w:tblDescription w:val="Layout table. Used for positioning, not for tabular data."/>
       </w:tblPr>
       <w:tblGrid>
-        <w:gridCol w:w="2541"/>
-        <w:gridCol w:w="4392"/>
-        <w:gridCol w:w="3565"/>
+        <w:gridCol w:w="2539"/>
+        <w:gridCol w:w="4391"/>
+        <w:gridCol w:w="3564"/>
       </w:tblGrid>
       <w:tr>
         <w:trPr>
@@ -766,7 +725,6 @@
           <w:sdtContent>
             <w:tc>
               <w:tcPr>
-                <w:cnfStyle w:val="001000000000" w:firstRow="0" w:lastRow="0" w:firstColumn="1" w:lastColumn="0" w:oddVBand="0" w:evenVBand="0" w:oddHBand="0" w:evenHBand="0" w:firstRowFirstColumn="0" w:firstRowLastColumn="0" w:lastRowFirstColumn="0" w:lastRowLastColumn="0"/>
                 <w:tcW w:w="1210" w:type="pct"/>
                 <w:tcBorders>
                   <w:bottom w:val="single" w:sz="4" w:space="0" w:color="000000"/>
@@ -781,19 +739,11 @@
                   </w:rPr>
                 </w:pPr>
                 <w:proofErr w:type="spellStart"/>
-                <w:proofErr w:type="gramStart"/>
                 <w:r>
                   <w:rPr>
                     <w:lang w:eastAsia="en-US"/>
                   </w:rPr>
-                  <w:t>DocumentNo</w:t>
-                </w:r>
-                <w:proofErr w:type="gramEnd"/>
-                <w:r>
-                  <w:rPr>
-                    <w:lang w:eastAsia="en-US"/>
-                  </w:rPr>
-                  <w:t>_Lbl</w:t>
+                  <w:t>DocumentNo_Lbl</w:t>
                 </w:r>
                 <w:proofErr w:type="spellEnd"/>
               </w:p>
@@ -827,7 +777,6 @@
                 <w:pPr>
                   <w:pStyle w:val="BCLabel"/>
                   <w:spacing w:before="160" w:after="80"/>
-                  <w:cnfStyle w:val="100000000000" w:firstRow="1" w:lastRow="0" w:firstColumn="0" w:lastColumn="0" w:oddVBand="0" w:evenVBand="0" w:oddHBand="0" w:evenHBand="0" w:firstRowFirstColumn="0" w:firstRowLastColumn="0" w:lastRowFirstColumn="0" w:lastRowLastColumn="0"/>
                   <w:rPr>
                     <w:lang w:eastAsia="en-US"/>
                   </w:rPr>
@@ -872,7 +821,6 @@
                   <w:pStyle w:val="BCLabelNumber"/>
                   <w:spacing w:before="160" w:after="80"/>
                   <w:jc w:val="right"/>
-                  <w:cnfStyle w:val="100000000000" w:firstRow="1" w:lastRow="0" w:firstColumn="0" w:lastColumn="0" w:oddVBand="0" w:evenVBand="0" w:oddHBand="0" w:evenHBand="0" w:firstRowFirstColumn="0" w:firstRowLastColumn="0" w:lastRowFirstColumn="0" w:lastRowLastColumn="0"/>
                   <w:rPr>
                     <w:lang w:eastAsia="en-US"/>
                   </w:rPr>
@@ -892,13 +840,11 @@
       </w:tr>
       <w:tr>
         <w:trPr>
-          <w:cnfStyle w:val="000000100000" w:firstRow="0" w:lastRow="0" w:firstColumn="0" w:lastColumn="0" w:oddVBand="0" w:evenVBand="0" w:oddHBand="1" w:evenHBand="0" w:firstRowFirstColumn="0" w:firstRowLastColumn="0" w:lastRowFirstColumn="0" w:lastRowLastColumn="0"/>
           <w:cantSplit/>
-          <w:trHeight w:hRule="atLeast" w:val="245"/>
+          <w:trHeight w:val="245"/>
         </w:trPr>
         <w:tc>
           <w:tcPr>
-            <w:cnfStyle w:val="001000000000" w:firstRow="0" w:lastRow="0" w:firstColumn="1" w:lastColumn="0" w:oddVBand="0" w:evenVBand="0" w:oddHBand="0" w:evenHBand="0" w:firstRowFirstColumn="0" w:firstRowLastColumn="0" w:lastRowFirstColumn="0" w:lastRowLastColumn="0"/>
             <w:tcW w:w="1210" w:type="pct"/>
             <w:tcBorders>
               <w:top w:val="single" w:sz="4" w:space="0" w:color="000000"/>
@@ -925,7 +871,6 @@
           <w:p>
             <w:pPr>
               <w:pStyle w:val="NoSpacing"/>
-              <w:cnfStyle w:val="000000100000" w:firstRow="0" w:lastRow="0" w:firstColumn="0" w:lastColumn="0" w:oddVBand="0" w:evenVBand="0" w:oddHBand="1" w:evenHBand="0" w:firstRowFirstColumn="0" w:firstRowLastColumn="0" w:lastRowFirstColumn="0" w:lastRowLastColumn="0"/>
               <w:rPr>
                 <w:lang w:eastAsia="en-US"/>
               </w:rPr>
@@ -944,7 +889,6 @@
             <w:pPr>
               <w:pStyle w:val="BCNumber"/>
               <w:jc w:val="right"/>
-              <w:cnfStyle w:val="000000100000" w:firstRow="0" w:lastRow="0" w:firstColumn="0" w:lastColumn="0" w:oddVBand="0" w:evenVBand="0" w:oddHBand="1" w:evenHBand="0" w:firstRowFirstColumn="0" w:firstRowLastColumn="0" w:lastRowFirstColumn="0" w:lastRowLastColumn="0"/>
               <w:rPr>
                 <w:lang w:eastAsia="en-US"/>
               </w:rPr>
@@ -954,7 +898,6 @@
       </w:tr>
       <w:tr>
         <w:trPr>
-          <w:cnfStyle w:val="000000010000" w:firstRow="0" w:lastRow="0" w:firstColumn="0" w:lastColumn="0" w:oddVBand="0" w:evenVBand="0" w:oddHBand="0" w:evenHBand="1" w:firstRowFirstColumn="0" w:firstRowLastColumn="0" w:lastRowFirstColumn="0" w:lastRowLastColumn="0"/>
           <w:cantSplit/>
           <w:trHeight w:val="490"/>
         </w:trPr>
@@ -976,7 +919,6 @@
           <w:sdtContent>
             <w:tc>
               <w:tcPr>
-                <w:cnfStyle w:val="001000000000" w:firstRow="0" w:lastRow="0" w:firstColumn="1" w:lastColumn="0" w:oddVBand="0" w:evenVBand="0" w:oddHBand="0" w:evenHBand="0" w:firstRowFirstColumn="0" w:firstRowLastColumn="0" w:lastRowFirstColumn="0" w:lastRowLastColumn="0"/>
                 <w:tcW w:w="1210" w:type="pct"/>
                 <w:tcBorders>
                   <w:bottom w:val="single" w:sz="4" w:space="0" w:color="EEF0F1"/>
@@ -1029,7 +971,6 @@
               <w:p>
                 <w:pPr>
                   <w:pStyle w:val="NoSpacing"/>
-                  <w:cnfStyle w:val="000000010000" w:firstRow="0" w:lastRow="0" w:firstColumn="0" w:lastColumn="0" w:oddVBand="0" w:evenVBand="0" w:oddHBand="0" w:evenHBand="1" w:firstRowFirstColumn="0" w:firstRowLastColumn="0" w:lastRowFirstColumn="0" w:lastRowLastColumn="0"/>
                   <w:rPr>
                     <w:lang w:eastAsia="en-US"/>
                   </w:rPr>
@@ -1050,6 +991,7 @@
           <w:sdtPr>
             <w:rPr>
               <w:rStyle w:val="Heading2Char"/>
+              <w:color w:val="000000" w:themeColor="text1"/>
               <w:lang w:eastAsia="en-US"/>
             </w:rPr>
             <w:alias w:val="TotalAmountIncludingVAT"/>
@@ -1075,7 +1017,6 @@
                 <w:pPr>
                   <w:pStyle w:val="BCNumber"/>
                   <w:jc w:val="right"/>
-                  <w:cnfStyle w:val="000000010000" w:firstRow="0" w:lastRow="0" w:firstColumn="0" w:lastColumn="0" w:oddVBand="0" w:evenVBand="0" w:oddHBand="0" w:evenHBand="1" w:firstRowFirstColumn="0" w:firstRowLastColumn="0" w:lastRowFirstColumn="0" w:lastRowLastColumn="0"/>
                   <w:rPr>
                     <w:lang w:eastAsia="en-US"/>
                   </w:rPr>
@@ -1084,6 +1025,7 @@
                 <w:r>
                   <w:rPr>
                     <w:rStyle w:val="Heading2Char"/>
+                    <w:color w:val="000000" w:themeColor="text1"/>
                     <w:lang w:eastAsia="en-US"/>
                   </w:rPr>
                   <w:t>TotalAmountIncludingVAT</w:t>
@@ -1137,19 +1079,16 @@
       <w:tblPr>
         <w:tblStyle w:val="BCBlockTable"/>
         <w:tblW w:w="5000" w:type="pct"/>
-        <w:tblCellMar>
-          <w:left w:w="0" w:type="dxa"/>
-          <w:right w:w="0" w:type="dxa"/>
-        </w:tblCellMar>
         <w:tblLook w:val="0620" w:firstRow="1" w:lastRow="0" w:firstColumn="0" w:lastColumn="0" w:noHBand="1" w:noVBand="1"/>
         <w:tblCaption w:val="Notes Block"/>
         <w:tblDescription w:val="Layout table. Used for positioning, not for tabular data."/>
       </w:tblPr>
       <w:tblGrid>
-        <w:gridCol w:w="10498"/>
+        <w:gridCol w:w="10494"/>
       </w:tblGrid>
       <w:tr>
         <w:trPr>
+          <w:cnfStyle w:val="100000000000" w:firstRow="1" w:lastRow="0" w:firstColumn="0" w:lastColumn="0" w:oddVBand="0" w:evenVBand="0" w:oddHBand="0" w:evenHBand="0" w:firstRowFirstColumn="0" w:firstRowLastColumn="0" w:lastRowFirstColumn="0" w:lastRowLastColumn="0"/>
           <w:cantSplit/>
         </w:trPr>
         <w:tc>
@@ -1159,12 +1098,10 @@
           <w:p>
             <w:pPr>
               <w:pStyle w:val="NoSpacing"/>
-              <w:spacing w:after="0"/>
               <w:ind w:right="29"/>
             </w:pPr>
             <w:sdt>
               <w:sdtPr>
-                <w:rPr/>
                 <w:alias w:val="ClosingText"/>
                 <w:tag w:val="#BC:InsertDataItem,DataItems/Header/LetterText/ClosingText"/>
                 <w:id w:val="1998070987"/>
@@ -1194,7 +1131,6 @@
         </w:trPr>
         <w:sdt>
           <w:sdtPr>
-            <w:rPr/>
             <w:alias w:val="SalesPersonName"/>
             <w:tag w:val="#BC:InsertDataItem,DataItems/Header/SalesPersonName"/>
             <w:id w:val="511103358"/>
@@ -1213,7 +1149,6 @@
               <w:p>
                 <w:pPr>
                   <w:pStyle w:val="NoSpacing"/>
-                  <w:spacing w:after="0"/>
                   <w:ind w:right="29"/>
                 </w:pPr>
                 <w:r>
@@ -1245,7 +1180,7 @@
         <w:kern w:val="2"/>
         <w:sz w:val="24"/>
         <w:szCs w:val="24"/>
-        <w:lang w:bidi="ar-SA"/>
+        <w:lang w:val="da-DK" w:eastAsia="da-DK" w:bidi="ar-SA"/>
         <w14:ligatures w14:val="standardContextual"/>
       </w:rPr>
     </w:rPrDefault>
@@ -2004,8 +1939,8 @@
       <w:spacing w:after="0" w:line="240" w:lineRule="auto"/>
     </w:pPr>
     <w:rPr>
-      <w:rFonts w:asciiTheme="minorHAnsi" w:hAnsiTheme="minorHAnsi" w:eastAsiaTheme="minorHAnsi" w:cstheme="minorBidi"/>
-      <w:color w:val="242424" w:themeColor="text1"/>
+      <w:rFonts w:eastAsiaTheme="minorHAnsi"/>
+      <w:color w:val="000000" w:themeColor="text1"/>
     </w:rPr>
   </w:style>
   <w:style w:type="paragraph" w:customStyle="1" w:styleId="BCNumber">
@@ -2014,13 +1949,7 @@
     <w:next w:val="Normal"/>
     <w:uiPriority w:val="2"/>
     <w:qFormat/>
-    <w:pPr>
-      <w:spacing w:before="0" w:after="0" w:line="240" w:lineRule="auto"/>
-    </w:pPr>
     <w:rPr>
-      <w:rFonts w:asciiTheme="minorHAnsi" w:hAnsiTheme="minorHAnsi" w:eastAsiaTheme="minorHAnsi" w:cstheme="minorBidi"/>
-      <w:color w:val="242424" w:themeColor="text1"/>
-      <w14:numForm w14:val="tabular"/>
       <w14:numSpacing w14:val="tabular"/>
     </w:rPr>
   </w:style>
@@ -2032,11 +1961,9 @@
     <w:qFormat/>
     <w:pPr>
       <w:keepNext/>
-      <w:spacing w:before="0" w:after="0" w:line="240" w:lineRule="auto"/>
     </w:pPr>
     <w:rPr>
-      <w:rFonts w:asciiTheme="majorHAnsi" w:hAnsiTheme="majorHAnsi" w:eastAsiaTheme="majorEastAsia" w:cstheme="majorBidi"/>
-      <w:color w:val="242424" w:themeColor="text1"/>
+      <w:rFonts w:asciiTheme="majorHAnsi" w:eastAsiaTheme="majorEastAsia" w:hAnsiTheme="majorHAnsi" w:cstheme="majorBidi"/>
     </w:rPr>
   </w:style>
   <w:style w:type="paragraph" w:customStyle="1" w:styleId="BCLabelNumber">
@@ -2045,13 +1972,7 @@
     <w:next w:val="Normal"/>
     <w:uiPriority w:val="2"/>
     <w:qFormat/>
-    <w:pPr>
-      <w:spacing w:before="0" w:after="0" w:line="240" w:lineRule="auto"/>
-    </w:pPr>
     <w:rPr>
-      <w:rFonts w:asciiTheme="majorHAnsi" w:hAnsiTheme="majorHAnsi" w:eastAsiaTheme="majorEastAsia" w:cstheme="majorBidi"/>
-      <w:color w:val="242424" w:themeColor="text1"/>
-      <w14:numForm w14:val="tabular"/>
       <w14:numSpacing w14:val="tabular"/>
     </w:rPr>
   </w:style>
@@ -2061,25 +1982,21 @@
     <w:uiPriority w:val="99"/>
     <w:qFormat/>
     <w:pPr>
-      <w:spacing w:before="0" w:after="0" w:line="240" w:lineRule="auto"/>
+      <w:spacing w:after="0" w:line="240" w:lineRule="auto"/>
     </w:pPr>
     <w:tblPr>
       <w:tblStyleRowBandSize w:val="1"/>
       <w:tblStyleColBandSize w:val="1"/>
       <w:tblCellMar>
-        <w:top w:w="0" w:type="dxa"/>
         <w:left w:w="0" w:type="dxa"/>
-        <w:bottom w:w="0" w:type="dxa"/>
         <w:right w:w="0" w:type="dxa"/>
       </w:tblCellMar>
     </w:tblPr>
-    <w:tcPr>
-      <w:vAlign w:val="top"/>
-    </w:tcPr>
     <w:tblStylePr w:type="firstRow">
       <w:rPr>
         <w:rFonts w:asciiTheme="majorHAnsi" w:hAnsiTheme="majorHAnsi" w:cstheme="majorBidi"/>
       </w:rPr>
+      <w:tblPr/>
       <w:tcPr>
         <w:vAlign w:val="top"/>
       </w:tcPr>
@@ -2091,15 +2008,13 @@
     <w:uiPriority w:val="99"/>
     <w:qFormat/>
     <w:pPr>
-      <w:spacing w:before="0" w:after="0" w:line="240" w:lineRule="auto"/>
+      <w:spacing w:after="0" w:line="240" w:lineRule="auto"/>
     </w:pPr>
     <w:tblPr>
       <w:tblStyleRowBandSize w:val="1"/>
       <w:tblStyleColBandSize w:val="1"/>
       <w:tblCellMar>
-        <w:top w:w="0" w:type="dxa"/>
         <w:left w:w="115" w:type="dxa"/>
-        <w:bottom w:w="0" w:type="dxa"/>
         <w:right w:w="115" w:type="dxa"/>
       </w:tblCellMar>
     </w:tblPr>
@@ -2113,28 +2028,32 @@
       <w:rPr>
         <w:rFonts w:asciiTheme="majorHAnsi" w:hAnsiTheme="majorHAnsi" w:cstheme="majorBidi"/>
       </w:rPr>
+      <w:tblPr/>
       <w:tcPr>
         <w:tcBorders>
-          <w:bottom w:val="single" w:sz="4" w:space="0" w:color="242424" w:themeColor="text1"/>
+          <w:bottom w:val="single" w:sz="4" w:space="0" w:color="000000" w:themeColor="text1"/>
         </w:tcBorders>
         <w:vAlign w:val="top"/>
       </w:tcPr>
     </w:tblStylePr>
     <w:tblStylePr w:type="lastRow">
+      <w:tblPr/>
       <w:tcPr>
         <w:tcBorders>
-          <w:bottom w:val="single" w:sz="4" w:space="0" w:color="F5F7F8" w:themeColor="background2"/>
+          <w:bottom w:val="single" w:sz="4" w:space="0" w:color="E8E8E8" w:themeColor="background2"/>
         </w:tcBorders>
       </w:tcPr>
     </w:tblStylePr>
     <w:tblStylePr w:type="band1Horz">
+      <w:tblPr/>
       <w:tcPr>
         <w:shd w:val="clear" w:color="auto" w:fill="auto"/>
       </w:tcPr>
     </w:tblStylePr>
     <w:tblStylePr w:type="band2Horz">
+      <w:tblPr/>
       <w:tcPr>
-        <w:shd w:val="clear" w:color="auto" w:fill="CCE6E9" w:themeFill="accent2" w:themeFillTint="33"/>
+        <w:shd w:val="clear" w:color="auto" w:fill="FAE2D5" w:themeFill="accent2" w:themeFillTint="33"/>
       </w:tcPr>
     </w:tblStylePr>
   </w:style>
@@ -2144,15 +2063,13 @@
     <w:uiPriority w:val="99"/>
     <w:qFormat/>
     <w:pPr>
-      <w:spacing w:before="0" w:after="0" w:line="240" w:lineRule="auto"/>
+      <w:spacing w:after="0" w:line="240" w:lineRule="auto"/>
     </w:pPr>
     <w:tblPr>
       <w:tblStyleRowBandSize w:val="1"/>
       <w:tblStyleColBandSize w:val="1"/>
       <w:tblCellMar>
-        <w:top w:w="0" w:type="dxa"/>
         <w:left w:w="115" w:type="dxa"/>
-        <w:bottom w:w="0" w:type="dxa"/>
         <w:right w:w="115" w:type="dxa"/>
       </w:tblCellMar>
     </w:tblPr>
@@ -2163,10 +2080,11 @@
       <w:rPr>
         <w:rFonts w:asciiTheme="majorHAnsi" w:hAnsiTheme="majorHAnsi" w:cstheme="majorBidi"/>
       </w:rPr>
+      <w:tblPr/>
       <w:tcPr>
         <w:tcBorders>
-          <w:top w:val="single" w:sz="4" w:space="0" w:color="242424" w:themeColor="text1"/>
-          <w:bottom w:val="single" w:sz="8" w:space="0" w:color="242424" w:themeColor="text1"/>
+          <w:top w:val="single" w:sz="4" w:space="0" w:color="000000" w:themeColor="text1"/>
+          <w:bottom w:val="single" w:sz="8" w:space="0" w:color="000000" w:themeColor="text1"/>
         </w:tcBorders>
       </w:tcPr>
     </w:tblStylePr>
@@ -2177,7 +2095,7 @@
     <w:uiPriority w:val="99"/>
     <w:qFormat/>
     <w:pPr>
-      <w:spacing w:before="0" w:after="0" w:line="240" w:lineRule="auto"/>
+      <w:spacing w:after="0" w:line="240" w:lineRule="auto"/>
     </w:pPr>
     <w:tblPr>
       <w:tblStyleRowBandSize w:val="1"/>
@@ -2196,6 +2114,7 @@
       <w:rPr>
         <w:rFonts w:asciiTheme="majorHAnsi" w:hAnsiTheme="majorHAnsi" w:cstheme="majorBidi"/>
       </w:rPr>
+      <w:tblPr/>
       <w:tcPr>
         <w:vAlign w:val="bottom"/>
       </w:tcPr>
@@ -2204,9 +2123,10 @@
       <w:rPr>
         <w:rFonts w:asciiTheme="majorHAnsi" w:hAnsiTheme="majorHAnsi" w:cstheme="majorBidi"/>
       </w:rPr>
+      <w:tblPr/>
       <w:tcPr>
         <w:tcBorders>
-          <w:top w:val="single" w:sz="4" w:space="0" w:color="242424" w:themeColor="text1"/>
+          <w:top w:val="single" w:sz="4" w:space="0" w:color="000000" w:themeColor="text1"/>
         </w:tcBorders>
       </w:tcPr>
     </w:tblStylePr>
@@ -2217,25 +2137,21 @@
     <w:uiPriority w:val="99"/>
     <w:qFormat/>
     <w:pPr>
-      <w:spacing w:before="0" w:after="0" w:line="240" w:lineRule="auto"/>
+      <w:spacing w:after="0" w:line="240" w:lineRule="auto"/>
     </w:pPr>
     <w:tblPr>
       <w:tblStyleRowBandSize w:val="1"/>
       <w:tblStyleColBandSize w:val="1"/>
       <w:tblCellMar>
-        <w:top w:w="0" w:type="dxa"/>
         <w:left w:w="0" w:type="dxa"/>
-        <w:bottom w:w="0" w:type="dxa"/>
         <w:right w:w="0" w:type="dxa"/>
       </w:tblCellMar>
     </w:tblPr>
-    <w:tcPr>
-      <w:vAlign w:val="top"/>
-    </w:tcPr>
     <w:tblStylePr w:type="lastRow">
+      <w:tblPr/>
       <w:tcPr>
         <w:tcBorders>
-          <w:bottom w:val="single" w:sz="4" w:space="0" w:color="242424" w:themeColor="text1"/>
+          <w:bottom w:val="single" w:sz="4" w:space="0" w:color="000000" w:themeColor="text1"/>
         </w:tcBorders>
       </w:tcPr>
     </w:tblStylePr>
@@ -2244,7 +2160,7 @@
 </file>
 
 <file path=word/glossary/document.xml><?xml version="1.0" encoding="utf-8"?>
-<w:glossaryDocument xmlns:wpc="http://schemas.microsoft.com/office/word/2010/wordprocessingCanvas" xmlns:cx="http://schemas.microsoft.com/office/drawing/2014/chartex" xmlns:cx1="http://schemas.microsoft.com/office/drawing/2015/9/8/chartex" xmlns:cx2="http://schemas.microsoft.com/office/drawing/2015/10/21/chartex" xmlns:cx3="http://schemas.microsoft.com/office/drawing/2016/5/9/chartex" xmlns:cx4="http://schemas.microsoft.com/office/drawing/2016/5/10/chartex" xmlns:cx5="http://schemas.microsoft.com/office/drawing/2016/5/11/chartex" xmlns:cx6="http://schemas.microsoft.com/office/drawing/2016/5/12/chartex" xmlns:cx7="http://schemas.microsoft.com/office/drawing/2016/5/13/chartex" xmlns:cx8="http://schemas.microsoft.com/office/drawing/2016/5/14/chartex" xmlns:mc="http://schemas.openxmlformats.org/markup-compatibility/2006" xmlns:aink="http://schemas.microsoft.com/office/drawing/2016/ink" xmlns:am3d="http://schemas.microsoft.com/office/drawing/2017/model3d" xmlns:o="urn:schemas-microsoft-com:office:office" xmlns:oel="http://schemas.microsoft.com/office/2019/extlst" xmlns:r="http://schemas.openxmlformats.org/officeDocument/2006/relationships" xmlns:m="http://schemas.openxmlformats.org/officeDocument/2006/math" xmlns:v="urn:schemas-microsoft-com:vml" xmlns:wp14="http://schemas.microsoft.com/office/word/2010/wordprocessingDrawing" xmlns:wp="http://schemas.openxmlformats.org/drawingml/2006/wordprocessingDrawing" xmlns:w10="urn:schemas-microsoft-com:office:word" xmlns:w="http://schemas.openxmlformats.org/wordprocessingml/2006/main" xmlns:w14="http://schemas.microsoft.com/office/word/2010/wordml" xmlns:w15="http://schemas.microsoft.com/office/word/2012/wordml" xmlns:w16cex="http://schemas.microsoft.com/office/word/2018/wordml/cex" xmlns:w16cid="http://schemas.microsoft.com/office/word/2016/wordml/cid" xmlns:w16="http://schemas.microsoft.com/office/word/2018/wordml" xmlns:w16du="http://schemas.microsoft.com/office/word/2023/wordml/word16du" xmlns:w16sdtdh="http://schemas.microsoft.com/office/word/2020/wordml/sdtdatahash" xmlns:w16sdtfl="http://schemas.microsoft.com/office/word/2024/wordml/sdtformatlock" xmlns:w16se="http://schemas.microsoft.com/office/word/2015/wordml/symex" xmlns:wpg="http://schemas.microsoft.com/office/word/2010/wordprocessingGroup" xmlns:wpi="http://schemas.microsoft.com/office/word/2010/wordprocessingInk" xmlns:wne="http://schemas.microsoft.com/office/word/2006/wordml" xmlns:wps="http://schemas.microsoft.com/office/word/2010/wordprocessingShape" mc:Ignorable="w14 w15 w16se w16cid w16 w16cex w16sdtdh w16sdtfl w16du wp14">
+<w:glossaryDocument xmlns:wpc="http://schemas.microsoft.com/office/word/2010/wordprocessingCanvas" xmlns:cx="http://schemas.microsoft.com/office/drawing/2014/chartex" xmlns:cx1="http://schemas.microsoft.com/office/drawing/2015/9/8/chartex" xmlns:cx2="http://schemas.microsoft.com/office/drawing/2015/10/21/chartex" xmlns:cx3="http://schemas.microsoft.com/office/drawing/2016/5/9/chartex" xmlns:cx4="http://schemas.microsoft.com/office/drawing/2016/5/10/chartex" xmlns:cx5="http://schemas.microsoft.com/office/drawing/2016/5/11/chartex" xmlns:cx6="http://schemas.microsoft.com/office/drawing/2016/5/12/chartex" xmlns:cx7="http://schemas.microsoft.com/office/drawing/2016/5/13/chartex" xmlns:cx8="http://schemas.microsoft.com/office/drawing/2016/5/14/chartex" xmlns:mc="http://schemas.openxmlformats.org/markup-compatibility/2006" xmlns:aink="http://schemas.microsoft.com/office/drawing/2016/ink" xmlns:am3d="http://schemas.microsoft.com/office/drawing/2017/model3d" xmlns:o="urn:schemas-microsoft-com:office:office" xmlns:oel="http://schemas.microsoft.com/office/2019/extlst" xmlns:r="http://schemas.openxmlformats.org/officeDocument/2006/relationships" xmlns:m="http://schemas.openxmlformats.org/officeDocument/2006/math" xmlns:v="urn:schemas-microsoft-com:vml" xmlns:wp14="http://schemas.microsoft.com/office/word/2010/wordprocessingDrawing" xmlns:wp="http://schemas.openxmlformats.org/drawingml/2006/wordprocessingDrawing" xmlns:w10="urn:schemas-microsoft-com:office:word" xmlns:w="http://schemas.openxmlformats.org/wordprocessingml/2006/main" xmlns:w14="http://schemas.microsoft.com/office/word/2010/wordml" xmlns:w15="http://schemas.microsoft.com/office/word/2012/wordml" xmlns:w16cei="http://schemas.microsoft.com/office/word/2026/wordml/cei" xmlns:w16cex="http://schemas.microsoft.com/office/word/2018/wordml/cex" xmlns:w16cid="http://schemas.microsoft.com/office/word/2016/wordml/cid" xmlns:w16="http://schemas.microsoft.com/office/word/2018/wordml" xmlns:w16du="http://schemas.microsoft.com/office/word/2023/wordml/word16du" xmlns:w16sdtdh="http://schemas.microsoft.com/office/word/2020/wordml/sdtdatahash" xmlns:w16sdtfl="http://schemas.microsoft.com/office/word/2024/wordml/sdtformatlock" xmlns:w16se="http://schemas.microsoft.com/office/word/2015/wordml/symex" xmlns:wpg="http://schemas.microsoft.com/office/word/2010/wordprocessingGroup" xmlns:wpi="http://schemas.microsoft.com/office/word/2010/wordprocessingInk" xmlns:wne="http://schemas.microsoft.com/office/word/2006/wordml" xmlns:wps="http://schemas.microsoft.com/office/word/2010/wordprocessingShape" mc:Ignorable="w14 w15 w16se w16cid w16 w16cex w16sdtdh w16sdtfl w16du wp14">
   <w:docParts>
     <w:docPart>
       <w:docPartPr>
@@ -2412,28 +2328,6 @@
     <w:pitch w:val="variable"/>
     <w:sig w:usb0="80000287" w:usb1="2ACF3C50" w:usb2="00000016" w:usb3="00000000" w:csb0="0004001F" w:csb1="00000000"/>
   </w:font>
-  <w:font w:name="Segoe UI Semibold">
-    <w:panose1 w:val="020B0702040204020203"/>
-    <w:charset w:val="00"/>
-    <w:family w:val="swiss"/>
-    <w:pitch w:val="variable"/>
-    <w:sig w:usb0="E4002EFF" w:usb1="C000E47F" w:usb2="00000009" w:usb3="00000000" w:csb0="000001FF" w:csb1="00000000"/>
-  </w:font>
-  <w:font w:name="Yu Gothic Light">
-    <w:altName w:val="游ゴシック Light"/>
-    <w:panose1 w:val="020B0300000000000000"/>
-    <w:charset w:val="80"/>
-    <w:family w:val="swiss"/>
-    <w:pitch w:val="variable"/>
-    <w:sig w:usb0="E00002FF" w:usb1="2AC7FDFF" w:usb2="00000016" w:usb3="00000000" w:csb0="0002009F" w:csb1="00000000"/>
-  </w:font>
-  <w:font w:name="Arial">
-    <w:panose1 w:val="020B0604020202020204"/>
-    <w:charset w:val="00"/>
-    <w:family w:val="swiss"/>
-    <w:pitch w:val="variable"/>
-    <w:sig w:usb0="E0002EFF" w:usb1="C000785B" w:usb2="00000009" w:usb3="00000000" w:csb0="000001FF" w:csb1="00000000"/>
-  </w:font>
 </w:fonts>
 </file>
 
@@ -2441,6 +2335,7 @@
 <w:settings xmlns:mc="http://schemas.openxmlformats.org/markup-compatibility/2006" xmlns:o="urn:schemas-microsoft-com:office:office" xmlns:r="http://schemas.openxmlformats.org/officeDocument/2006/relationships" xmlns:m="http://schemas.openxmlformats.org/officeDocument/2006/math" xmlns:v="urn:schemas-microsoft-com:vml" xmlns:w10="urn:schemas-microsoft-com:office:word" xmlns:w="http://schemas.openxmlformats.org/wordprocessingml/2006/main" xmlns:w14="http://schemas.microsoft.com/office/word/2010/wordml" xmlns:w15="http://schemas.microsoft.com/office/word/2012/wordml" xmlns:w16cex="http://schemas.microsoft.com/office/word/2018/wordml/cex" xmlns:w16cid="http://schemas.microsoft.com/office/word/2016/wordml/cid" xmlns:w16="http://schemas.microsoft.com/office/word/2018/wordml" xmlns:w16du="http://schemas.microsoft.com/office/word/2023/wordml/word16du" xmlns:w16sdtdh="http://schemas.microsoft.com/office/word/2020/wordml/sdtdatahash" xmlns:w16sdtfl="http://schemas.microsoft.com/office/word/2024/wordml/sdtformatlock" xmlns:w16se="http://schemas.microsoft.com/office/word/2015/wordml/symex" xmlns:sl="http://schemas.openxmlformats.org/schemaLibrary/2006/main" mc:Ignorable="w14 w15 w16se w16cid w16 w16cex w16sdtdh w16sdtfl w16du">
   <w:view w:val="normal"/>
   <w:defaultTabStop w:val="720"/>
+  <w:hyphenationZone w:val="425"/>
   <w:characterSpacingControl w:val="doNotCompress"/>
   <w:compat>
     <w:useFELayout/>
@@ -2455,7 +2350,9 @@
     <w:rsidRoot w:val="00AF549D"/>
     <w:rsid w:val="00076B2B"/>
     <w:rsid w:val="000B71E0"/>
+    <w:rsid w:val="005B152B"/>
     <w:rsid w:val="005F6C3F"/>
+    <w:rsid w:val="008858E8"/>
     <w:rsid w:val="008F5C5D"/>
     <w:rsid w:val="009F479D"/>
     <w:rsid w:val="00AD56A0"/>
@@ -2475,9 +2372,9 @@
     <m:intLim m:val="subSup"/>
     <m:naryLim m:val="undOvr"/>
   </m:mathPr>
-  <w:themeFontLang/>
+  <w:themeFontLang w:val="da-DK"/>
   <w:clrSchemeMapping w:bg1="light1" w:t1="dark1" w:bg2="light2" w:t2="dark2" w:accent1="accent1" w:accent2="accent2" w:accent3="accent3" w:accent4="accent4" w:accent5="accent5" w:accent6="accent6" w:hyperlink="hyperlink" w:followedHyperlink="followedHyperlink"/>
-  <w:decimalSymbol w:val="."/>
+  <w:decimalSymbol w:val=","/>
   <w:listSeparator w:val=","/>
   <w15:chartTrackingRefBased/>
 </w:settings>
@@ -2492,7 +2389,7 @@
         <w:kern w:val="2"/>
         <w:sz w:val="24"/>
         <w:szCs w:val="24"/>
-        <w:lang w:bidi="ar-SA"/>
+        <w:lang w:val="da-DK" w:eastAsia="da-DK" w:bidi="ar-SA"/>
         <w14:ligatures w14:val="standardContextual"/>
       </w:rPr>
     </w:rPrDefault>
@@ -3278,933 +3175,933 @@
 </we:webextension>
 </file>
 
-<file path=customXml/item1.xml><?xml version="1.0" encoding="utf-8"?>
-<b:Sources xmlns:b="http://schemas.openxmlformats.org/officeDocument/2006/bibliography" xmlns="http://schemas.openxmlformats.org/officeDocument/2006/bibliography" SelectedStyle="\APASixthEditionOfficeOnline.xsl" StyleName="APA" Version="6"/>
+<file path=customXml/item1.xml>��< ? x m l   v e r s i o n = " 1 . 0 "   e n c o d i n g = " u t f - 1 6 " ? > < N a v W o r d R e p o r t X m l P a r t   x m l n s = " u r n : m i c r o s o f t - d y n a m i c s - b u s i n e s s c e n t r a l / i n t e r n a l / e x t e n d e d / r e p o r t s / S t a n d a r d _ S a l e s _ O r d e r _ C o n f / 1 3 0 5 / " > + 
+     < B C R e p o r t I n f o r m a t i o n > + 
+         < R e p o r t M e t a d a t a > + 
+             < E x t e n s i o n I d > E x t e n s i o n   I D < / E x t e n s i o n I d > + 
+             < E x t e n s i o n N a m e > E x t e n s i o n   N a m e < / E x t e n s i o n N a m e > + 
+             < E x t e n s i o n P u b l i s h e r > E x t e n s i o n   P u b l i s h e r < / E x t e n s i o n P u b l i s h e r > + 
+             < E x t e n s i o n V e r s i o n > E x t e n s i o n   V e r s i o n < / E x t e n s i o n V e r s i o n > + 
+             < R e p o r t I d > R e p o r t   I D < / R e p o r t I d > + 
+             < R e p o r t N a m e > R e p o r t   N a m e < / R e p o r t N a m e > + 
+             < A b o u t T h i s R e p o r t T i t l e > A b o u t   T h i s   R e p o r t   T i t l e < / A b o u t T h i s R e p o r t T i t l e > + 
+             < A b o u t T h i s R e p o r t T e x t > A b o u t   T h i s   R e p o r t   T e x t < / A b o u t T h i s R e p o r t T e x t > + 
+             < R e p o r t H e l p L i n k > R e p o r t   H e l p   L i n k < / R e p o r t H e l p L i n k > + 
+         < / R e p o r t M e t a d a t a > + 
+         < R e p o r t R e q u e s t > + 
+             < T e n a n t E n t r a I d > T e n a n t   E n t r a   I d < / T e n a n t E n t r a I d > + 
+             < E n v i r o n m e n t N a m e > E n v i r o n m e n t   N a m e < / E n v i r o n m e n t N a m e > + 
+             < E n v i r o n m e n t T y p e > E n v i r o n m e n t   T y p e < / E n v i r o n m e n t T y p e > + 
+             < C o m p a n y N a m e > C o m p a n y   N a m e < / C o m p a n y N a m e > + 
+             < C o m p a n y D i s p l a y N a m e > C o m p a n y   D i s p l a y   N a m e < / C o m p a n y D i s p l a y N a m e > + 
+             < C o m p a n y I d > C o m p a n y   I D < / C o m p a n y I d > + 
+             < U s e r N a m e > U s e r   N a m e < / U s e r N a m e > + 
+             < D a t e A n d T i m e > D a t e   a n d   T i m e < / D a t e A n d T i m e > + 
+             < L a n g u a g e > L a n g u a g e < / L a n g u a g e > + 
+             < F o r m a t R e g i o n > F o r m a t   R e g i o n < / F o r m a t R e g i o n > + 
+             < D a t e T i m e V a l u e s > + 
+                 < Y e a r > Y e a r < / Y e a r > + 
+                 < M o n t h N u m b e r > M o n t h   N u m b e r < / M o n t h N u m b e r > + 
+                 < D a y N u m b e r > D a y   N u m b e r < / D a y N u m b e r > + 
+                 < H o u r > H o u r < / H o u r > + 
+                 < M i n u t e > M i n u t e < / M i n u t e > + 
+             < / D a t e T i m e V a l u e s > + 
+         < / R e p o r t R e q u e s t > + 
+         < C o m p a n y M e t a d a t a > + 
+             < C o m p a n y N a m e > C o m p a n y   N a m e < / C o m p a n y N a m e > + 
+             < C o m p a n y D i s p l a y N a m e > C o m p a n y   D i s p l a y   N a m e < / C o m p a n y D i s p l a y N a m e > + 
+             < C o m p a n y A d d r e s s L i n e s > + 
+                 < C o m p a n y A d d r e s s L i n e > C o m p a n y   A d d r e s s   L i n e   1 < / C o m p a n y A d d r e s s L i n e > + 
+                 < C o m p a n y A d d r e s s L i n e > C o m p a n y   A d d r e s s   L i n e   2 < / C o m p a n y A d d r e s s L i n e > + 
+                 < C o m p a n y A d d r e s s L i n e > C o m p a n y   A d d r e s s   L i n e   3 < / C o m p a n y A d d r e s s L i n e > + 
+                 < C o m p a n y A d d r e s s L i n e > C o m p a n y   A d d r e s s   L i n e   4 < / C o m p a n y A d d r e s s L i n e > + 
+                 < C o m p a n y A d d r e s s L i n e > C o m p a n y   A d d r e s s   L i n e   5 < / C o m p a n y A d d r e s s L i n e > + 
+                 < C o m p a n y A d d r e s s L i n e > C o m p a n y   A d d r e s s   L i n e   6 < / C o m p a n y A d d r e s s L i n e > + 
+                 < C o m p a n y A d d r e s s L i n e > C o m p a n y   A d d r e s s   L i n e   7 < / C o m p a n y A d d r e s s L i n e > + 
+                 < C o m p a n y A d d r e s s L i n e > C o m p a n y   A d d r e s s   L i n e   8 < / C o m p a n y A d d r e s s L i n e > + 
+             < / C o m p a n y A d d r e s s L i n e s > + 
+             < C o m p a n y P h o n e > C o m p a n y   P h o n e < / C o m p a n y P h o n e > + 
+             < C o m p a n y P h o n e C a p t i o n > C o m p a n y   P h o n e   C a p t i o n < / C o m p a n y P h o n e C a p t i o n > + 
+             < C o m p a n y F a x N o > C o m p a n y   F a x   N o . < / C o m p a n y F a x N o > + 
+             < C o m p a n y F a x N o C a p t i o n > C o m p a n y   F a x   N o .   C a p t i o n < / C o m p a n y F a x N o C a p t i o n > + 
+             < C o m p a n y E m a i l > C o m p a n y   E m a i l < / C o m p a n y E m a i l > + 
+             < C o m p a n y E m a i l C a p t i o n > C o m p a n y   E m a i l   C a p t i o n < / C o m p a n y E m a i l C a p t i o n > + 
+             < C o m p a n y H o m e P a g e > C o m p a n y   H o m e   P a g e < / C o m p a n y H o m e P a g e > + 
+             < C o m p a n y H o m e P a g e C a p t i o n > C o m p a n y   H o m e   P a g e   C a p t i o n < / C o m p a n y H o m e P a g e C a p t i o n > + 
+             < C o m p a n y L o g o > C o m p a n y   L o g o < / C o m p a n y L o g o > + 
+             < C o m p a n y V A T R e g i s t r a t i o n N o > C o m p a n y   V A T   R e g i s t r a t i o n   N o . < / C o m p a n y V A T R e g i s t r a t i o n N o > + 
+             < C o m p a n y V A T R e g i s t r a t i o n N o C a p t i o n > C o m p a n y   V A T   R e g i s t r a t i o n   N o .   C a p t i o n < / C o m p a n y V A T R e g i s t r a t i o n N o C a p t i o n > + 
+             < C o m p a n y R e g i s t r a t i o n N o > C o m p a n y   R e g i s t r a t i o n   N o . < / C o m p a n y R e g i s t r a t i o n N o > + 
+             < C o m p a n y R e g i s t r a t i o n N o C a p t i o n > C o m p a n y   R e g i s t r a t i o n   N o .   C a p t i o n < / C o m p a n y R e g i s t r a t i o n N o C a p t i o n > + 
+             < C o m p a n y B a n k N a m e > C o m p a n y   B a n k   N a m e < / C o m p a n y B a n k N a m e > + 
+             < C o m p a n y B a n k N a m e C a p t i o n > C o m p a n y   B a n k   N a m e   C a p t i o n < / C o m p a n y B a n k N a m e C a p t i o n > + 
+             < C o m p a n y B a n k A c c o u n t N o > C o m p a n y   B a n k   A c c o u n t   N o . < / C o m p a n y B a n k A c c o u n t N o > + 
+             < C o m p a n y B a n k A c c o u n t N o C a p t i o n > C o m p a n y   B a n k   A c c o u n t   N o .   C a p t i o n < / C o m p a n y B a n k A c c o u n t N o C a p t i o n > + 
+             < C o m p a n y B a n k B r a n c h N o > C o m p a n y   B a n k   B r a n c h   N o . < / C o m p a n y B a n k B r a n c h N o > + 
+             < C o m p a n y B a n k B r a n c h N o C a p t i o n > C o m p a n y   B a n k   B r a n c h   N o .   C a p t i o n < / C o m p a n y B a n k B r a n c h N o C a p t i o n > + 
+             < C o m p a n y I B A N > C o m p a n y   I B A N < / C o m p a n y I B A N > + 
+             < C o m p a n y I B A N C a p t i o n > C o m p a n y   I B A N   C a p t i o n < / C o m p a n y I B A N C a p t i o n > + 
+             < C o m p a n y B a n k S W I F T > C o m p a n y   B a n k   S W I F T < / C o m p a n y B a n k S W I F T > + 
+             < C o m p a n y B a n k S W I F T C a p t i o n > C o m p a n y   B a n k   S W I F T   C a p t i o n < / C o m p a n y B a n k S W I F T C a p t i o n > + 
+             < C o m p a n y G i r o N o > C o m p a n y   G i r o   N o . < / C o m p a n y G i r o N o > + 
+             < C o m p a n y G i r o N o C a p t i o n > C o m p a n y   G i r o   N o .   C a p t i o n < / C o m p a n y G i r o N o C a p t i o n > + 
+         < / C o m p a n y M e t a d a t a > + 
+     < / B C R e p o r t I n f o r m a t i o n > + 
+     < T o o l t i p s > + 
+         < T o o l t i p   c o l u m n = " C o m p a n y H o m e P a g e "   E l e m e n t I d = " 1 9 8 9 1 8 8 7 0 " > + 
+             < T o o l t i p T e x t   l a n g = " e n - U S " > S p e c i f i e s   y o u r   c o m p a n y ' s   w e b   s i t e . < / T o o l t i p T e x t > + 
+         < / T o o l t i p > + 
+         < T o o l t i p   c o l u m n = " C o m p a n y E M a i l "   E l e m e n t I d = " 1 6 7 7 0 7 4 0 5 8 " > + 
+             < T o o l t i p T e x t   l a n g = " e n - U S " > S p e c i f i e s   t h e   c o m p a n y ' s   e m a i l   a d d r e s s . < / T o o l t i p T e x t > + 
+         < / T o o l t i p > + 
+         < T o o l t i p   c o l u m n = " C o m p a n y P i c t u r e "   E l e m e n t I d = " 1 3 9 7 4 1 1 0 7 4 " > + 
+             < T o o l t i p T e x t   l a n g = " e n - U S " > S p e c i f i e s   t h e   p i c t u r e   t h a t   h a s   b e e n   s e t   u p   f o r   t h e   c o m p a n y ,   s u c h   a s   a   c o m p a n y   l o g o . < / T o o l t i p T e x t > + 
+         < / T o o l t i p > + 
+         < T o o l t i p   c o l u m n = " C o m p a n y P h o n e N o "   E l e m e n t I d = " 2 5 0 4 4 0 6 5 5 " > + 
+             < T o o l t i p T e x t   l a n g = " e n - U S " > S p e c i f i e s   t h e   c o m p a n y ' s   t e l e p h o n e   n u m b e r . < / T o o l t i p T e x t > + 
+         < / T o o l t i p > + 
+         < T o o l t i p   c o l u m n = " C o m p a n y G i r o N o "   E l e m e n t I d = " 1 3 6 0 1 9 6 3 2 0 " > + 
+             < T o o l t i p T e x t   l a n g = " e n - U S " > S p e c i f i e s   t h e   c o m p a n y ' s   g i r o   n u m b e r . < / T o o l t i p T e x t > + 
+         < / T o o l t i p > + 
+         < T o o l t i p   c o l u m n = " C o m p a n y B a n k N a m e "   E l e m e n t I d = " 1 5 3 4 9 0 5 6 0 5 " > + 
+             < T o o l t i p T e x t   l a n g = " e n - U S " > S p e c i f i e s   t h e   n a m e   o f   t h e   b a n k   w h e r e   y o u   h a v e   t h e   b a n k   a c c o u n t . < / T o o l t i p T e x t > + 
+         < / T o o l t i p > + 
+         < T o o l t i p   c o l u m n = " C o m p a n y B a n k B r a n c h N o "   E l e m e n t I d = " 7 9 3 1 3 3 0 5 7 " > + 
+             < T o o l t i p T e x t   l a n g = " e n - U S " > S p e c i f i e s   a   n u m b e r   o f   t h e   b a n k   b r a n c h . < / T o o l t i p T e x t > + 
+         < / T o o l t i p > + 
+         < T o o l t i p   c o l u m n = " C o m p a n y B a n k A c c o u n t N o "   E l e m e n t I d = " 3 0 1 4 0 2 0 4 " > + 
+             < T o o l t i p T e x t   l a n g = " e n - U S " > S p e c i f i e s   t h e   n u m b e r   u s e d   b y   t h e   b a n k   f o r   t h e   b a n k   a c c o u n t . < / T o o l t i p T e x t > + 
+         < / T o o l t i p > + 
+         < T o o l t i p   c o l u m n = " C o m p a n y I B A N "   E l e m e n t I d = " 9 0 6 5 4 9 1 8 2 " > + 
+             < T o o l t i p T e x t   l a n g = " e n - U S " > S p e c i f i e s   t h e   b a n k   a c c o u n t ' s   i n t e r n a t i o n a l   b a n k   a c c o u n t   n u m b e r . < / T o o l t i p T e x t > + 
+         < / T o o l t i p > + 
+         < T o o l t i p   c o l u m n = " C o m p a n y S W I F T "   E l e m e n t I d = " 6 6 8 2 5 0 2 4 5 " > + 
+             < T o o l t i p T e x t   l a n g = " e n - U S " > S p e c i f i e s   t h e   i n t e r n a t i o n a l   b a n k   i d e n t i f i e r   c o d e   ( S W I F T )   o f   t h e   b a n k   w h e r e   y o u   h a v e   t h e   a c c o u n t . < / T o o l t i p T e x t > + 
+         < / T o o l t i p > + 
+         < T o o l t i p   c o l u m n = " S e l l T o C o n t a c t P h o n e N o "   E l e m e n t I d = " 1 6 1 3 8 2 2 4 8 3 " > + 
+             < T o o l t i p T e x t   l a n g = " e n - U S " > S p e c i f i e s   t h e   c o n t a c t ' s   p h o n e   n u m b e r . < / T o o l t i p T e x t > + 
+         < / T o o l t i p > + 
+         < T o o l t i p   c o l u m n = " S e l l T o C o n t a c t M o b i l e P h o n e N o "   E l e m e n t I d = " 1 8 4 3 5 8 7 4 7 " > + 
+             < T o o l t i p T e x t   l a n g = " e n - U S " > S p e c i f i e s   t h e   c o n t a c t ' s   m o b i l e   t e l e p h o n e   n u m b e r . < / T o o l t i p T e x t > + 
+         < / T o o l t i p > + 
+         < T o o l t i p   c o l u m n = " S e l l T o C o n t a c t E m a i l "   E l e m e n t I d = " 2 6 2 8 2 4 5 6 4 " > + 
+             < T o o l t i p T e x t   l a n g = " e n - U S " > S p e c i f i e s   t h e   e m a i l   a d d r e s s   o f   t h e   c o n t a c t . < / T o o l t i p T e x t > + 
+         < / T o o l t i p > + 
+         < T o o l t i p   c o l u m n = " B i l l T o C o n t a c t P h o n e N o "   E l e m e n t I d = " 3 6 2 4 7 7 4 8 8 " > + 
+             < T o o l t i p T e x t   l a n g = " e n - U S " > S p e c i f i e s   t h e   c o n t a c t ' s   p h o n e   n u m b e r . < / T o o l t i p T e x t > + 
+         < / T o o l t i p > + 
+         < T o o l t i p   c o l u m n = " B i l l T o C o n t a c t M o b i l e P h o n e N o "   E l e m e n t I d = " 2 4 8 4 8 8 6 9 6 " > + 
+             < T o o l t i p T e x t   l a n g = " e n - U S " > S p e c i f i e s   t h e   c o n t a c t ' s   m o b i l e   t e l e p h o n e   n u m b e r . < / T o o l t i p T e x t > + 
+         < / T o o l t i p > + 
+         < T o o l t i p   c o l u m n = " B i l l T o C o n t a c t E m a i l "   E l e m e n t I d = " 3 3 5 8 2 7 8 9 5 " > + 
+             < T o o l t i p T e x t   l a n g = " e n - U S " > S p e c i f i e s   t h e   e m a i l   a d d r e s s   o f   t h e   c o n t a c t . < / T o o l t i p T e x t > + 
+         < / T o o l t i p > + 
+         < T o o l t i p   c o l u m n = " Y o u r R e f e r e n c e "   E l e m e n t I d = " 1 1 0 3 9 9 5 1 " > + 
+             < T o o l t i p T e x t   l a n g = " e n - U S " > S p e c i f i e s   t h e   c u s t o m e r ' s   r e f e r e n c e .   T h e   c o n t e n t   w i l l   b e   p r i n t e d   o n   s a l e s   d o c u m e n t s . < / T o o l t i p T e x t > + 
+         < / T o o l t i p > + 
+         < T o o l t i p   c o l u m n = " S h i p m e n t M e t h o d D e s c r i p t i o n "   E l e m e n t I d = " 2 0 5 9 4 0 3 2 6 0 " > + 
+             < T o o l t i p T e x t   l a n g = " e n - U S " > S p e c i f i e s   a   d e s c r i p t i o n   o f   t h e   s h i p m e n t   m e t h o d . < / T o o l t i p T e x t > + 
+         < / T o o l t i p > + 
+         < T o o l t i p   c o l u m n = " S h i p T o P h o n e N o "   E l e m e n t I d = " 3 6 9 7 0 2 2 5 5 " > + 
+             < T o o l t i p T e x t   l a n g = " e n - U S " > S p e c i f i e s   t h e   t e l e p h o n e   n u m b e r   o f   t h e   c o m p a n y ' s   s h i p p i n g   a d d r e s s . < / T o o l t i p T e x t > + 
+         < / T o o l t i p > + 
+         < T o o l t i p   c o l u m n = " P a y m e n t T e r m s D e s c r i p t i o n "   E l e m e n t I d = " 2 0 3 8 7 4 2 7 0 0 " > + 
+             < T o o l t i p T e x t   l a n g = " e n - U S " > S p e c i f i e s   a n   e x p l a n a t i o n   o f   t h e   p a y m e n t   t e r m s . < / T o o l t i p T e x t > + 
+         < / T o o l t i p > + 
+         < T o o l t i p   c o l u m n = " P a y m e n t M e t h o d D e s c r i p t i o n "   E l e m e n t I d = " 5 8 5 7 5 7 9 7 4 " > + 
+             < T o o l t i p T e x t   l a n g = " e n - U S " > S p e c i f i e s   a   t e x t   t h a t   d e s c r i b e s   t h e   p a y m e n t   m e t h o d . < / T o o l t i p T e x t > + 
+         < / T o o l t i p > + 
+         < T o o l t i p   c o l u m n = " B i l l t o C u s t u m e r N o "   E l e m e n t I d = " 2 8 0 4 7 3 0 5 8 " > + 
+             < T o o l t i p T e x t   l a n g = " e n - U S " > S p e c i f i e s   t h e   n u m b e r   o f   t h e   c u s t o m e r   t h a t   y o u   s e n d   o r   s e n t   t h e   i n v o i c e   o r   c r e d i t   m e m o   t o . < / T o o l t i p T e x t > + 
+         < / T o o l t i p > + 
+         < T o o l t i p   c o l u m n = " D o c u m e n t N o "   E l e m e n t I d = " 9 7 0 3 5 0 5 3 9 " > + 
+             < T o o l t i p T e x t   l a n g = " e n - U S " > S p e c i f i e s   a   u n i q u e   n u m b e r   t h a t   i d e n t i f i e s   t h e   s a l e s   d o c u m e n t .   T h e   n u m b e r   c a n   b e   g e n e r a t e d   a u t o m a t i c a l l y   f r o m   a   n u m b e r   s e r i e s ,   o r   y o u   c a n   n u m b e r   e a c h   o f   t h e m   m a n u a l l y . < / T o o l t i p T e x t > + 
+         < / T o o l t i p > + 
+         < T o o l t i p   c o l u m n = " Q u o t e N o "   E l e m e n t I d = " 1 5 2 1 5 3 3 0 4 6 " > + 
+             < T o o l t i p T e x t   l a n g = " e n - U S " > S p e c i f i e s   t h e   n u m b e r   o f   t h e   s a l e s   q u o t e   t h a t   t h e   s a l e s   o r d e r   w a s   c r e a t e d   f r o m .   Y o u   c a n   t r a c k   t h e   n u m b e r   t o   s a l e s   q u o t e   d o c u m e n t s   t h a t   y o u   h a v e   p r i n t e d ,   s a v e d ,   o r   e m a i l e d . < / T o o l t i p T e x t > + 
+         < / T o o l t i p > + 
+         < T o o l t i p   c o l u m n = " P r i c e s I n c l u d i n g V A T "   E l e m e n t I d = " 5 1 8 8 1 7 1 6 7 " > + 
+             < T o o l t i p T e x t   l a n g = " e n - U S " > S p e c i f i e s   i f   t h e   U n i t   P r i c e   a n d   L i n e   A m o u n t   f i e l d s   o n   d o c u m e n t   l i n e s   s h o u l d   b e   s h o w n   w i t h   o r   w i t h o u t   V A T . < / T o o l t i p T e x t > + 
+         < / T o o l t i p > + 
+         < T o o l t i p   c o l u m n = " S a l e s P e r s o n N a m e "   E l e m e n t I d = " 8 7 1 4 9 2 9 8 3 " > + 
+             < T o o l t i p T e x t   l a n g = " e n - U S " > S p e c i f i e s   t h e   n a m e   o f   t h e   s a l e s p e r s o n   o r   p u r c h a s e r . < / T o o l t i p T e x t > + 
+         < / T o o l t i p > + 
+         < T o o l t i p   c o l u m n = " S e l l t o C u s t o m e r N o "   E l e m e n t I d = " 2 0 5 0 6 4 7 3 4 9 " > + 
+             < T o o l t i p T e x t   l a n g = " e n - U S " > S p e c i f i e s   t h e   n u m b e r   o f   t h e   c u s t o m e r   t h a t   y o u ' r e   s e l l i n g   t o .   B y   d e f a u l t ,   t h e   s a m e   c u s t o m e r   i s   s u g g e s t e d   a s   t h e   s h i p - t o   c u s t o m e r .   I f   n e e d e d ,   y o u   c a n   s p e c i f y   a   d i f f e r e n t   s h i p - t o   c u s t o m e r   o n   t h e   d o c u m e n t . < / T o o l t i p T e x t > + 
+         < / T o o l t i p > + 
+         < T o o l t i p   c o l u m n = " S e l l T o P h o n e N o "   E l e m e n t I d = " 7 5 1 9 3 1 8 4 3 " > + 
+             < T o o l t i p T e x t   l a n g = " e n - U S " > S p e c i f i e s   t h e   t e l e p h o n e   n u m b e r   o f   t h e   c o n t a c t   p e r s o n   t h a t   t h e   s a l e s   d o c u m e n t   w i l l   b e   s e n t   t o . < / T o o l t i p T e x t > + 
+         < / T o o l t i p > + 
+         < T o o l t i p   c o l u m n = " E x t D o c N o _ S a l e s H e a d e r "   E l e m e n t I d = " 8 3 2 4 5 0 5 2 3 " > + 
+             < T o o l t i p T e x t   l a n g = " e n - U S " > S p e c i f i e s   a   d o c u m e n t   n u m b e r   t h a t   r e f e r s   t o   t h e   c u s t o m e r ' s   o r   v e n d o r ' s   n u m b e r i n g   s y s t e m . < / T o o l t i p T e x t > + 
+         < / T o o l t i p > + 
+         < T o o l t i p   c o l u m n = " L i n e N o _ L i n e "   E l e m e n t I d = " 6 9 8 9 8 5 9 7 9 " > + 
+             < T o o l t i p T e x t   l a n g = " e n - U S " > S p e c i f i e s   t h e   l i n e   n u m b e r . < / T o o l t i p T e x t > + 
+         < / T o o l t i p > + 
+         < T o o l t i p   c o l u m n = " A m o u n t E x c l u d i n g V A T _ L i n e "   E l e m e n t I d = " 1 0 6 2 4 6 0 0 4 0 " > + 
+             < T o o l t i p T e x t   l a n g = " e n - U S " > S p e c i f i e s   t h e   s u m   o f   a m o u n t s   i n   t h e   L i n e   A m o u n t   f i e l d   o n   t h e   s a l e s   r e t u r n   o r d e r   l i n e s . < / T o o l t i p T e x t > + 
+         < / T o o l t i p > + 
+         < T o o l t i p   c o l u m n = " D e s c r i p t i o n _ L i n e "   E l e m e n t I d = " 1 4 0 6 8 2 2 3 1 0 " > + 
+             < T o o l t i p T e x t   l a n g = " e n - U S " > S p e c i f i e s   a   d e s c r i p t i o n   o f   t h e   e n t r y   o f   t h e   p r o d u c t   t o   b e   s o l d .   T o   a d d   a   n o n - t r a n s a c t i o n a l   t e x t   l i n e ,   f i l l   i n   t h e   D e s c r i p t i o n   f i e l d   o n l y . < / T o o l t i p T e x t > + 
+         < / T o o l t i p > + 
+         < T o o l t i p   c o l u m n = " L i n e D i s c o u n t P e r c e n t _ L i n e "   E l e m e n t I d = " 9 0 7 8 2 7 4 3 6 " > + 
+             < T o o l t i p T e x t   l a n g = " e n - U S " > S p e c i f i e s   t h e   d i s c o u n t   p e r c e n t a g e   t h a t   i s   g r a n t e d   f o r   t h e   i t e m   o n   t h e   l i n e . < / T o o l t i p T e x t > + 
+         < / T o o l t i p > + 
+         < T o o l t i p   c o l u m n = " I t e m N o _ L i n e "   E l e m e n t I d = " 1 9 1 0 2 9 6 2 8 8 " > + 
+             < T o o l t i p T e x t   l a n g = " e n - U S " > S p e c i f i e s   t h e   n u m b e r   o f   t h e   i n v o l v e d   e n t r y   o r   r e c o r d ,   a c c o r d i n g   t o   t h e   s p e c i f i e d   n u m b e r   s e r i e s . < / T o o l t i p T e x t > + 
+         < / T o o l t i p > + 
+         < T o o l t i p   c o l u m n = " U n i t O f M e a s u r e "   E l e m e n t I d = " 1 8 0 8 2 2 8 0 1 8 " > + 
+             < T o o l t i p T e x t   l a n g = " e n - U S " > S p e c i f i e s   t h e   u n i t   o f   m e a s u r e   f o r   t h e   i t e m   o r   r e s o u r c e   o n   t h e   s a l e s   l i n e . < / T o o l t i p T e x t > + 
+         < / T o o l t i p > + 
+         < T o o l t i p   c o l u m n = " I t e m R e f e r e n c e N o "   E l e m e n t I d = " 4 7 4 0 7 7 5 6 6 " > + 
+             < T o o l t i p T e x t   l a n g = " e n - U S " > S p e c i f i e s   t h e   r e f e r e n c e d   i t e m   n u m b e r . < / T o o l t i p T e x t > + 
+         < / T o o l t i p > + 
+         < T o o l t i p   c o l u m n = " L i n e N o _ A s s e m b l y L i n e "   E l e m e n t I d = " 6 4 0 5 8 3 8 9 1 " > + 
+             < T o o l t i p T e x t   l a n g = " e n - U S " > S p e c i f i e s   t h e   n u m b e r   o f   t h e   i n v o l v e d   e n t r y   o r   r e c o r d ,   a c c o r d i n g   t o   t h e   s p e c i f i e d   n u m b e r   s e r i e s . < / T o o l t i p T e x t > + 
+         < / T o o l t i p > + 
+         < T o o l t i p   c o l u m n = " D e s c r i p t i o n _ A s s e m b l y L i n e "   E l e m e n t I d = " 2 8 0 7 4 3 7 9 6 " > + 
+             < T o o l t i p T e x t   l a n g = " e n - U S " > S p e c i f i e s   t h e   d e s c r i p t i o n   o f   t h e   a s s e m b l y   c o m p o n e n t . < / T o o l t i p T e x t > + 
+         < / T o o l t i p > + 
+         < T o o l t i p   c o l u m n = " Q u a n t i t y _ A s s e m b l y L i n e "   E l e m e n t I d = " 1 9 5 7 6 4 8 2 3 1 " > + 
+             < T o o l t i p T e x t   l a n g = " e n - U S " > S p e c i f i e s   h o w   m a n y   u n i t s   o f   t h e   a s s e m b l y   c o m p o n e n t   a r e   e x p e c t e d   t o   b e   c o n s u m e d . < / T o o l t i p T e x t > + 
+         < / T o o l t i p > + 
+         < T o o l t i p   c o l u m n = " V a r i a n t C o d e _ A s s e m b l y L i n e "   E l e m e n t I d = " 1 8 6 9 4 0 7 6 7 2 " > + 
+             < T o o l t i p T e x t   l a n g = " e n - U S " > S p e c i f i e s   t h e   v a r i a n t   o f   t h e   i t e m   o n   t h e   l i n e . < / T o o l t i p T e x t > + 
+         < / T o o l t i p > + 
+         < T o o l t i p   c o l u m n = " I n v o i c e D i s c o u n t A m o u n t _ V A T A m o u n t L i n e "   E l e m e n t I d = " 8 2 4 7 3 0 1 4 1 " > + 
+             < T o o l t i p T e x t   l a n g = " e n - U S " > S p e c i f i e s   t h e   i n v o i c e   d i s c o u n t   a m o u n t   f o r   a   s p e c i f i c   V A T   i d e n t i f i e r . < / T o o l t i p T e x t > + 
+         < / T o o l t i p > + 
+         < T o o l t i p   c o l u m n = " I n v o i c e D i s c o u n t B a s e A m o u n t _ V A T A m o u n t L i n e "   E l e m e n t I d = " 2 0 4 0 3 3 2 2 6 6 " > + 
+             < T o o l t i p T e x t   l a n g = " e n - U S " > S p e c i f i e s   t h e   i n v o i c e   d i s c o u n t   b a s e   a m o u n t . < / T o o l t i p T e x t > + 
+         < / T o o l t i p > + 
+         < T o o l t i p   c o l u m n = " L i n e A m o u n t _ V a t A m o u n t L i n e "   E l e m e n t I d = " 2 1 4 6 5 4 0 1 " > + 
+             < T o o l t i p T e x t   l a n g = " e n - U S " > S p e c i f i e s   t h e   t o t a l   a m o u n t   f o r   s a l e s   o r   p u r c h a s e   l i n e s   w i t h   a   s p e c i f i c   V A T   i d e n t i f i e r . < / T o o l t i p T e x t > + 
+         < / T o o l t i p > + 
+         < T o o l t i p   c o l u m n = " V A T A m o u n t _ V a t A m o u n t L i n e "   E l e m e n t I d = " 1 8 9 1 8 2 0 6 2 0 " > + 
+             < T o o l t i p T e x t   l a n g = " e n - U S " > S p e c i f i e s   t h e   a m o u n t   o f   V A T   t h a t   i s   i n c l u d e d   i n   t h e   t o t a l   a m o u n t . < / T o o l t i p T e x t > + 
+         < / T o o l t i p > + 
+         < T o o l t i p   c o l u m n = " V A T B a s e _ V a t A m o u n t L i n e "   E l e m e n t I d = " 1 4 5 8 9 3 7 8 1 9 " > + 
+             < T o o l t i p T e x t   l a n g = " e n - U S " > S p e c i f i e s   t h e   t o t a l   n e t   a m o u n t   ( a m o u n t   e x c l u d i n g   V A T )   f o r   s a l e s   o r   p u r c h a s e   l i n e s   w i t h   a   s p e c i f i c   V A T   I d e n t i f i e r . < / T o o l t i p T e x t > + 
+         < / T o o l t i p > + 
+         < T o o l t i p   c o l u m n = " V A T I d e n t i f i e r _ V a t A m o u n t L i n e "   E l e m e n t I d = " 1 1 4 2 0 7 0 0 3 5 " > + 
+             < T o o l t i p T e x t   l a n g = " e n - U S " > S p e c i f i e s   t h e   V A T   I d e n t i f i e r   v a l u e . < / T o o l t i p T e x t > + 
+         < / T o o l t i p > + 
+         < T o o l t i p   c o l u m n = " V A T P c t _ V a t A m o u n t L i n e "   E l e m e n t I d = " 1 4 5 3 5 4 2 7 7 7 " > + 
+             < T o o l t i p T e x t   l a n g = " e n - U S " > S p e c i f i e s   t h e   V A T   %   t h a t   w a s   u s e d   o n   t h e   s a l e s   o r   p u r c h a s e   l i n e s   w i t h   t h i s   V A T   I d e n t i f i e r . < / T o o l t i p T e x t > + 
+         < / T o o l t i p > + 
+         < T o o l t i p   c o l u m n = " V A T I d e n t i f i e r _ V A T C l a u s e L i n e "   E l e m e n t I d = " 1 4 6 4 4 7 2 4 7 8 " > + 
+             < T o o l t i p T e x t   l a n g = " e n - U S " > S p e c i f i e s   t h e   V A T   I d e n t i f i e r   v a l u e . < / T o o l t i p T e x t > + 
+         < / T o o l t i p > + 
+         < T o o l t i p   c o l u m n = " C o d e _ V A T C l a u s e L i n e "   E l e m e n t I d = " 1 8 2 4 5 8 9 8 4 7 " > + 
+             < T o o l t i p T e x t   l a n g = " e n - U S " > S p e c i f i e s   t h e   c o d e   f o r   a   V A T   c l a u s e ,   w h i c h   i s   u s e d   t o   p r o v i d e   a   V A T   d e s c r i p t i o n   a s s o c i a t e d   w i t h   a   s a l e s   l i n e   o n   a   s a l e s   i n v o i c e ,   c r e d i t   m e m o ,   o r   o t h e r   s a l e s   d o c u m e n t . < / T o o l t i p T e x t > + 
+         < / T o o l t i p > + 
+         < T o o l t i p   c o l u m n = " D e s c r i p t i o n 2 _ V A T C l a u s e L i n e "   E l e m e n t I d = " 1 3 7 9 6 6 7 4 7 0 " > + 
+             < T o o l t i p T e x t   l a n g = " e n - U S " > S p e c i f i e s   a n   a d d i t i o n a l   d e s c r i p t i o n   o f   a   V A T   c l a u s e . < / T o o l t i p T e x t > + 
+         < / T o o l t i p > + 
+         < T o o l t i p   c o l u m n = " V A T A m o u n t _ V A T C l a u s e L i n e "   E l e m e n t I d = " 2 2 2 4 6 9 0 5 9 " > + 
+             < T o o l t i p T e x t   l a n g = " e n - U S " > S p e c i f i e s   t h e   a m o u n t   o f   V A T   t h a t   i s   i n c l u d e d   i n   t h e   t o t a l   a m o u n t . < / T o o l t i p T e x t > + 
+         < / T o o l t i p > + 
+     < / T o o l t i p s > + 
+     < H e a d e r   E l e m e n t T y p e = " D a t a I t e m "   E l e m e n t I d = " 1 2 4 0 3 7 3 8 8 6 " > + 
+         < B i l l T o C o n t a c t E m a i l   E l e m e n t T y p e = " C o l u m n "   E l e m e n t I d = " 3 3 5 8 2 7 8 9 5 "   D a t a T y p e = " T e x t " > B i l l T o C o n t a c t E m a i l < / B i l l T o C o n t a c t E m a i l > + 
+         < B i l l T o C o n t a c t E m a i l L b l   E l e m e n t T y p e = " C o l u m n "   E l e m e n t I d = " 2 9 6 4 7 8 3 6 5 "   D a t a T y p e = " L a b e l " > B i l l T o C o n t a c t E m a i l L b l < / B i l l T o C o n t a c t E m a i l L b l > + 
+         < B i l l T o C o n t a c t M o b i l e P h o n e N o   E l e m e n t T y p e = " C o l u m n "   E l e m e n t I d = " 2 4 8 4 8 8 6 9 6 "   D a t a T y p e = " T e x t " > B i l l T o C o n t a c t M o b i l e P h o n e N o < / B i l l T o C o n t a c t M o b i l e P h o n e N o > + 
+         < B i l l T o C o n t a c t M o b i l e P h o n e N o L b l   E l e m e n t T y p e = " C o l u m n "   E l e m e n t I d = " 2 7 6 3 1 1 3 3 8 "   D a t a T y p e = " L a b e l " > B i l l T o C o n t a c t M o b i l e P h o n e N o L b l < / B i l l T o C o n t a c t M o b i l e P h o n e N o L b l > + 
+         < B i l l T o C o n t a c t P h o n e N o   E l e m e n t T y p e = " C o l u m n "   E l e m e n t I d = " 3 6 2 4 7 7 4 8 8 "   D a t a T y p e = " T e x t " > B i l l T o C o n t a c t P h o n e N o < / B i l l T o C o n t a c t P h o n e N o > + 
+         < B i l l T o C o n t a c t P h o n e N o L b l   E l e m e n t T y p e = " C o l u m n "   E l e m e n t I d = " 2 1 2 3 3 4 5 9 6 6 "   D a t a T y p e = " L a b e l " > B i l l T o C o n t a c t P h o n e N o L b l < / B i l l T o C o n t a c t P h o n e N o L b l > + 
+         < B i l l t o C u s t o m e r N o _ L b l   E l e m e n t T y p e = " C o l u m n "   E l e m e n t I d = " 3 6 9 3 0 7 8 1 3 "   D a t a T y p e = " S t r i n g " > B i l l t o C u s t o m e r N o _ L b l < / B i l l t o C u s t o m e r N o _ L b l > + 
+         < B i l l t o C u s t u m e r N o   E l e m e n t T y p e = " C o l u m n "   E l e m e n t I d = " 2 8 0 4 7 3 0 5 8 "   D a t a T y p e = " C o d e " > B i l l t o C u s t u m e r N o < / B i l l t o C u s t u m e r N o > + 
+         < C o m p a n y A d d r e s s 1   E l e m e n t T y p e = " C o l u m n "   E l e m e n t I d = " 1 8 8 4 1 6 4 3 2 3 "   D a t a T y p e = " T e x t " > C o m p a n y A d d r e s s 1 < / C o m p a n y A d d r e s s 1 > + 
+         < C o m p a n y A d d r e s s 2   E l e m e n t T y p e = " C o l u m n "   E l e m e n t I d = " 1 2 4 6 4 6 7 7 0 6 "   D a t a T y p e = " T e x t " > C o m p a n y A d d r e s s 2 < / C o m p a n y A d d r e s s 2 > + 
+         < C o m p a n y A d d r e s s 3   E l e m e n t T y p e = " C o l u m n "   E l e m e n t I d = " 6 0 8 7 7 1 0 8 9 "   D a t a T y p e = " T e x t " > C o m p a n y A d d r e s s 3 < / C o m p a n y A d d r e s s 3 > + 
+         < C o m p a n y A d d r e s s 4   E l e m e n t T y p e = " C o l u m n "   E l e m e n t I d = " 7 7 7 6 8 0 1 1 2 "   D a t a T y p e = " T e x t " > C o m p a n y A d d r e s s 4 < / C o m p a n y A d d r e s s 4 > + 
+         < C o m p a n y A d d r e s s 5   E l e m e n t T y p e = " C o l u m n "   E l e m e n t I d = " 1 3 9 9 8 3 4 9 5 "   D a t a T y p e = " T e x t " > C o m p a n y A d d r e s s 5 < / C o m p a n y A d d r e s s 5 > + 
+         < C o m p a n y A d d r e s s 6   E l e m e n t T y p e = " C o l u m n "   E l e m e n t I d = " 4 9 7 7 1 3 1 2 2 "   D a t a T y p e = " T e x t " > C o m p a n y A d d r e s s 6 < / C o m p a n y A d d r e s s 6 > + 
+         < C o m p a n y A d d r e s s 7   E l e m e n t T y p e = " C o l u m n "   E l e m e n t I d = " 1 1 3 5 4 0 9 7 3 9 "   D a t a T y p e = " T e x t " > C o m p a n y A d d r e s s 7 < / C o m p a n y A d d r e s s 7 > + 
+         < C o m p a n y A d d r e s s 8   E l e m e n t T y p e = " C o l u m n "   E l e m e n t I d = " 1 7 1 5 2 5 5 3 0 0 "   D a t a T y p e = " T e x t " > C o m p a n y A d d r e s s 8 < / C o m p a n y A d d r e s s 8 > + 
+         < C o m p a n y B a n k A c c o u n t N o   E l e m e n t T y p e = " C o l u m n "   E l e m e n t I d = " 3 0 1 4 0 2 0 4 "   D a t a T y p e = " T e x t " > C o m p a n y B a n k A c c o u n t N o < / C o m p a n y B a n k A c c o u n t N o > + 
+         < C o m p a n y B a n k A c c o u n t N o _ L b l   E l e m e n t T y p e = " C o l u m n "   E l e m e n t I d = " 1 0 9 7 7 4 3 3 4 5 "   D a t a T y p e = " L a b e l " > C o m p a n y B a n k A c c o u n t N o _ L b l < / C o m p a n y B a n k A c c o u n t N o _ L b l > + 
+         < C o m p a n y B a n k B r a n c h N o   E l e m e n t T y p e = " C o l u m n "   E l e m e n t I d = " 7 9 3 1 3 3 0 5 7 "   D a t a T y p e = " T e x t " > C o m p a n y B a n k B r a n c h N o < / C o m p a n y B a n k B r a n c h N o > + 
+         < C o m p a n y B a n k B r a n c h N o _ L b l   E l e m e n t T y p e = " C o l u m n "   E l e m e n t I d = " 3 2 7 9 0 6 6 9 2 "   D a t a T y p e = " S t r i n g " > C o m p a n y B a n k B r a n c h N o _ L b l < / C o m p a n y B a n k B r a n c h N o _ L b l > + 
+         < C o m p a n y B a n k N a m e   E l e m e n t T y p e = " C o l u m n "   E l e m e n t I d = " 1 5 3 4 9 0 5 6 0 5 "   D a t a T y p e = " T e x t " > C o m p a n y B a n k N a m e < / C o m p a n y B a n k N a m e > + 
+         < C o m p a n y B a n k N a m e _ L b l   E l e m e n t T y p e = " C o l u m n "   E l e m e n t I d = " 1 2 0 4 3 0 7 0 1 4 "   D a t a T y p e = " L a b e l " > C o m p a n y B a n k N a m e _ L b l < / C o m p a n y B a n k N a m e _ L b l > + 
+         < C o m p a n y C u s t o m G i r o   E l e m e n t T y p e = " C o l u m n "   E l e m e n t I d = " 1 6 7 0 4 7 5 7 9 8 "   D a t a T y p e = " T e x t " > C o m p a n y C u s t o m G i r o < / C o m p a n y C u s t o m G i r o > + 
+         < C o m p a n y C u s t o m G i r o _ L b l   E l e m e n t T y p e = " C o l u m n "   E l e m e n t I d = " 8 9 1 4 3 9 6 2 5 "   D a t a T y p e = " T e x t " > C o m p a n y C u s t o m G i r o _ L b l < / C o m p a n y C u s t o m G i r o _ L b l > + 
+         < C o m p a n y E M a i l   E l e m e n t T y p e = " C o l u m n "   E l e m e n t I d = " 1 6 7 7 0 7 4 0 5 8 "   D a t a T y p e = " T e x t " > C o m p a n y E M a i l < / C o m p a n y E M a i l > + 
+         < C o m p a n y G i r o N o   E l e m e n t T y p e = " C o l u m n "   E l e m e n t I d = " 1 3 6 0 1 9 6 3 2 0 "   D a t a T y p e = " T e x t " > C o m p a n y G i r o N o < / C o m p a n y G i r o N o > + 
+         < C o m p a n y G i r o N o _ L b l   E l e m e n t T y p e = " C o l u m n "   E l e m e n t I d = " 8 6 1 6 0 2 1 1 5 "   D a t a T y p e = " L a b e l " > C o m p a n y G i r o N o _ L b l < / C o m p a n y G i r o N o _ L b l > + 
+         < C o m p a n y H o m e P a g e   E l e m e n t T y p e = " C o l u m n "   E l e m e n t I d = " 1 9 8 9 1 8 8 7 0 "   D a t a T y p e = " T e x t " > C o m p a n y H o m e P a g e < / C o m p a n y H o m e P a g e > + 
+         < C o m p a n y I B A N   E l e m e n t T y p e = " C o l u m n "   E l e m e n t I d = " 9 0 6 5 4 9 1 8 2 "   D a t a T y p e = " C o d e " > C o m p a n y I B A N < / C o m p a n y I B A N > + 
+         < C o m p a n y I B A N _ L b l   E l e m e n t T y p e = " C o l u m n "   E l e m e n t I d = " 1 2 6 7 9 5 2 2 2 7 "   D a t a T y p e = " S t r i n g " > C o m p a n y I B A N _ L b l < / C o m p a n y I B A N _ L b l > + 
+         < C o m p a n y L e g a l O f f i c e   E l e m e n t T y p e = " C o l u m n "   E l e m e n t I d = " 7 1 4 2 5 8 1 1 1 "   D a t a T y p e = " T e x t " > C o m p a n y L e g a l O f f i c e < / C o m p a n y L e g a l O f f i c e > + 
+         < C o m p a n y L e g a l O f f i c e _ L b l   E l e m e n t T y p e = " C o l u m n "   E l e m e n t I d = " 1 5 3 3 1 7 5 1 0 8 "   D a t a T y p e = " T e x t " > C o m p a n y L e g a l O f f i c e _ L b l < / C o m p a n y L e g a l O f f i c e _ L b l > + 
+         < C o m p a n y L e g a l S t a t e m e n t   E l e m e n t T y p e = " C o l u m n "   E l e m e n t I d = " 4 4 8 3 5 8 8 7 6 "   D a t a T y p e = " T e x t " > C o m p a n y L e g a l S t a t e m e n t < / C o m p a n y L e g a l S t a t e m e n t > + 
+         < C o m p a n y L o g o P o s i t i o n   E l e m e n t T y p e = " C o l u m n "   E l e m e n t I d = " 1 4 2 5 2 6 6 6 8 8 "   D a t a T y p e = " I n t e g e r " > C o m p a n y L o g o P o s i t i o n < / C o m p a n y L o g o P o s i t i o n > + 
+         < C o m p a n y P h o n e N o   E l e m e n t T y p e = " C o l u m n "   E l e m e n t I d = " 2 5 0 4 4 0 6 5 5 "   D a t a T y p e = " T e x t " > C o m p a n y P h o n e N o < / C o m p a n y P h o n e N o > + 
+         < C o m p a n y P h o n e N o _ L b l   E l e m e n t T y p e = " C o l u m n "   E l e m e n t I d = " 5 5 8 5 9 3 5 8 6 "   D a t a T y p e = " L a b e l " > C o m p a n y P h o n e N o _ L b l < / C o m p a n y P h o n e N o _ L b l > + 
+         < C o m p a n y P i c t u r e   E l e m e n t T y p e = " C o l u m n "   E l e m e n t I d = " 1 3 9 7 4 1 1 0 7 4 "   D a t a T y p e = " B l o b " / > + 
+         < C o m p a n y R e g i s t r a t i o n N u m b e r   E l e m e n t T y p e = " C o l u m n "   E l e m e n t I d = " 2 0 2 3 6 3 9 4 2 4 "   D a t a T y p e = " T e x t " > C o m p a n y R e g i s t r a t i o n N u m b e r < / C o m p a n y R e g i s t r a t i o n N u m b e r > + 
+         < C o m p a n y R e g i s t r a t i o n N u m b e r _ L b l   E l e m e n t T y p e = " C o l u m n "   E l e m e n t I d = " 1 8 3 3 1 0 6 6 5 3 "   D a t a T y p e = " T e x t " > C o m p a n y R e g i s t r a t i o n N u m b e r _ L b l < / C o m p a n y R e g i s t r a t i o n N u m b e r _ L b l > + 
+         < C o m p a n y S W I F T   E l e m e n t T y p e = " C o l u m n "   E l e m e n t I d = " 6 6 8 2 5 0 2 4 5 "   D a t a T y p e = " C o d e " > C o m p a n y S W I F T < / C o m p a n y S W I F T > + 
+         < C o m p a n y S W I F T _ L b l   E l e m e n t T y p e = " C o l u m n "   E l e m e n t I d = " 2 0 2 9 5 9 7 3 8 4 "   D a t a T y p e = " S t r i n g " > C o m p a n y S W I F T _ L b l < / C o m p a n y S W I F T _ L b l > + 
+         < C o m p a n y V A T R e g i s t r a t i o n N o   E l e m e n t T y p e = " C o l u m n "   E l e m e n t I d = " 1 9 1 4 0 1 3 6 4 9 "   D a t a T y p e = " T e x t " > C o m p a n y V A T R e g i s t r a t i o n N o < / C o m p a n y V A T R e g i s t r a t i o n N o > + 
+         < C o m p a n y V A T R e g i s t r a t i o n N o _ L b l   E l e m e n t T y p e = " C o l u m n "   E l e m e n t I d = " 9 2 4 5 0 3 1 2 4 "   D a t a T y p e = " T e x t " > C o m p a n y V A T R e g i s t r a t i o n N o _ L b l < / C o m p a n y V A T R e g i s t r a t i o n N o _ L b l > + 
+         < C o m p a n y V A T R e g N o   E l e m e n t T y p e = " C o l u m n "   E l e m e n t I d = " 1 7 1 4 3 1 9 3 6 "   D a t a T y p e = " T e x t " > C o m p a n y V A T R e g N o < / C o m p a n y V A T R e g N o > + 
+         < C o m p a n y V A T R e g N o _ L b l   E l e m e n t T y p e = " C o l u m n "   E l e m e n t I d = " 7 7 3 2 0 1 5 0 1 "   D a t a T y p e = " T e x t " > C o m p a n y V A T R e g N o _ L b l < / C o m p a n y V A T R e g N o _ L b l > + 
+         < C o p y _ L b l   E l e m e n t T y p e = " C o l u m n "   E l e m e n t I d = " 6 0 4 7 8 2 7 8 1 "   D a t a T y p e = " L a b e l " > C o p y _ L b l < / C o p y _ L b l > + 
+         < C u s t o m e r A d d r e s s 1   E l e m e n t T y p e = " C o l u m n "   E l e m e n t I d = " 1 8 0 1 9 6 6 4 5 4 "   D a t a T y p e = " T e x t " > C u s t o m e r A d d r e s s 1 < / C u s t o m e r A d d r e s s 1 > + 
+         < C u s t o m e r A d d r e s s 2   E l e m e n t T y p e = " C o l u m n "   E l e m e n t I d = " 1 1 6 4 2 6 9 8 3 7 "   D a t a T y p e = " T e x t " > C u s t o m e r A d d r e s s 2 < / C u s t o m e r A d d r e s s 2 > + 
+         < C u s t o m e r A d d r e s s 3   E l e m e n t T y p e = " C o l u m n "   E l e m e n t I d = " 5 2 6 5 7 3 2 2 0 "   D a t a T y p e = " T e x t " > C u s t o m e r A d d r e s s 3 < / C u s t o m e r A d d r e s s 3 > + 
+         < C u s t o m e r A d d r e s s 4   E l e m e n t T y p e = " C o l u m n "   E l e m e n t I d = " 1 1 1 1 2 3 3 9 7 "   D a t a T y p e = " T e x t " > C u s t o m e r A d d r e s s 4 < / C u s t o m e r A d d r e s s 4 > + 
+         < C u s t o m e r A d d r e s s 5   E l e m e n t T y p e = " C o l u m n "   E l e m e n t I d = " 7 4 8 8 2 0 0 1 4 "   D a t a T y p e = " T e x t " > C u s t o m e r A d d r e s s 5 < / C u s t o m e r A d d r e s s 5 > + 
+         < C u s t o m e r A d d r e s s 6   E l e m e n t T y p e = " C o l u m n "   E l e m e n t I d = " 1 3 8 6 5 1 6 6 3 1 "   D a t a T y p e = " T e x t " > C u s t o m e r A d d r e s s 6 < / C u s t o m e r A d d r e s s 6 > + 
+         < C u s t o m e r A d d r e s s 7   E l e m e n t T y p e = " C o l u m n "   E l e m e n t I d = " 2 0 2 4 2 1 3 2 4 8 "   D a t a T y p e = " T e x t " > C u s t o m e r A d d r e s s 7 < / C u s t o m e r A d d r e s s 7 > + 
+         < C u s t o m e r A d d r e s s 8   E l e m e n t T y p e = " C o l u m n "   E l e m e n t I d = " 1 0 4 8 6 9 8 5 8 5 "   D a t a T y p e = " T e x t " > C u s t o m e r A d d r e s s 8 < / C u s t o m e r A d d r e s s 8 > + 
+         < C u s t o m e r P o s t a l B a r C o d e   E l e m e n t T y p e = " C o l u m n "   E l e m e n t I d = " 3 9 8 5 8 0 6 8 8 "   D a t a T y p e = " T e x t " > C u s t o m e r P o s t a l B a r C o d e < / C u s t o m e r P o s t a l B a r C o d e > + 
+         < D o c u m e n t C o p y T e x t   E l e m e n t T y p e = " C o l u m n "   E l e m e n t I d = " 1 8 2 4 9 4 6 0 4 6 "   D a t a T y p e = " S t r i n g " > D o c u m e n t C o p y T e x t < / D o c u m e n t C o p y T e x t > + 
+         < D o c u m e n t D a t e   E l e m e n t T y p e = " C o l u m n "   E l e m e n t I d = " 5 5 2 8 7 1 9 1 4 "   D a t a T y p e = " S t r i n g " > D o c u m e n t D a t e < / D o c u m e n t D a t e > + 
+         < D o c u m e n t D a t e _ L b l   E l e m e n t T y p e = " C o l u m n "   E l e m e n t I d = " 1 0 2 6 4 9 4 8 3 "   D a t a T y p e = " S t r i n g " > D o c u m e n t D a t e _ L b l < / D o c u m e n t D a t e _ L b l > + 
+         < D o c u m e n t N o   E l e m e n t T y p e = " C o l u m n "   E l e m e n t I d = " 9 7 0 3 5 0 5 3 9 "   D a t a T y p e = " C o d e " > D o c u m e n t N o < / D o c u m e n t N o > + 
+         < D o c u m e n t N o _ L b l   E l e m e n t T y p e = " C o l u m n "   E l e m e n t I d = " 7 8 9 7 9 5 9 7 8 "   D a t a T y p e = " L a b e l " > D o c u m e n t N o _ L b l < / D o c u m e n t N o _ L b l > + 
+         < D u e D a t e   E l e m e n t T y p e = " C o l u m n "   E l e m e n t I d = " 7 4 5 1 7 0 2 0 3 "   D a t a T y p e = " S t r i n g " > D u e D a t e < / D u e D a t e > + 
+         < D u e D a t e _ L b l   E l e m e n t T y p e = " C o l u m n "   E l e m e n t I d = " 1 6 4 8 2 8 4 6 4 8 "   D a t a T y p e = " S t r i n g " > D u e D a t e _ L b l < / D u e D a t e _ L b l > + 
+         < E M a i l _ L b l   E l e m e n t T y p e = " C o l u m n "   E l e m e n t I d = " 1 4 3 8 8 6 8 0 1 2 "   D a t a T y p e = " L a b e l " > E M a i l _ L b l < / E M a i l _ L b l > + 
+         < E x c h a n g e R a t e A s T e x t   E l e m e n t T y p e = " C o l u m n "   E l e m e n t I d = " 5 9 2 9 5 5 8 4 5 "   D a t a T y p e = " T e x t " > E x c h a n g e R a t e A s T e x t < / E x c h a n g e R a t e A s T e x t > + 
+         < E x t D o c N o _ S a l e s H e a d e r   E l e m e n t T y p e = " C o l u m n "   E l e m e n t I d = " 8 3 2 4 5 0 5 2 3 "   D a t a T y p e = " C o d e " > E x t D o c N o _ S a l e s H e a d e r < / E x t D o c N o _ S a l e s H e a d e r > + 
+         < E x t D o c N o _ S a l e s H e a d e r _ L b l   E l e m e n t T y p e = " C o l u m n "   E l e m e n t I d = " 3 9 6 6 6 7 4 8 0 "   D a t a T y p e = " S t r i n g " > E x t D o c N o _ S a l e s H e a d e r _ L b l < / E x t D o c N o _ S a l e s H e a d e r _ L b l > + 
+         < H o m e P a g e _ L b l   E l e m e n t T y p e = " C o l u m n "   E l e m e n t I d = " 1 4 3 3 5 9 2 3 0 0 "   D a t a T y p e = " L a b e l " > H o m e P a g e _ L b l < / H o m e P a g e _ L b l > + 
+         < I n v o i c e D i s c o u n t A m o u n t _ L b l   E l e m e n t T y p e = " C o l u m n "   E l e m e n t I d = " 1 5 9 3 0 1 2 7 3 6 "   D a t a T y p e = " L a b e l " > I n v o i c e D i s c o u n t A m o u n t _ L b l < / I n v o i c e D i s c o u n t A m o u n t _ L b l > + 
+         < I n v o i c e D i s c o u n t B a s e A m o u n t _ L b l   E l e m e n t T y p e = " C o l u m n "   E l e m e n t I d = " 2 0 2 9 2 6 6 8 7 5 "   D a t a T y p e = " L a b e l " > I n v o i c e D i s c o u n t B a s e A m o u n t _ L b l < / I n v o i c e D i s c o u n t B a s e A m o u n t _ L b l > + 
+         < I n v o i c e _ L b l   E l e m e n t T y p e = " C o l u m n "   E l e m e n t I d = " 1 6 2 3 2 0 4 6 6 5 "   D a t a T y p e = " L a b e l " > I n v o i c e _ L b l < / I n v o i c e _ L b l > + 
+         < L e g a l E n t i t y T y p e   E l e m e n t T y p e = " C o l u m n "   E l e m e n t I d = " 2 0 5 1 8 7 3 5 6 3 "   D a t a T y p e = " T e x t " > L e g a l E n t i t y T y p e < / L e g a l E n t i t y T y p e > + 
+         < L e g a l E n t i t y T y p e _ L b l   E l e m e n t T y p e = " C o l u m n "   E l e m e n t I d = " 2 0 8 0 2 2 4 7 9 2 "   D a t a T y p e = " T e x t " > L e g a l E n t i t y T y p e _ L b l < / L e g a l E n t i t y T y p e _ L b l > + 
+         < L i n e A m o u n t A f t e r I n v o i c e D i s c o u n t _ L b l   E l e m e n t T y p e = " C o l u m n "   E l e m e n t I d = " 6 7 3 7 2 1 0 9 4 "   D a t a T y p e = " L a b e l " > L i n e A m o u n t A f t e r I n v o i c e D i s c o u n t _ L b l < / L i n e A m o u n t A f t e r I n v o i c e D i s c o u n t _ L b l > + 
+         < L o c a l C u r r e n c y _ L b l   E l e m e n t T y p e = " C o l u m n "   E l e m e n t I d = " 1 5 5 9 6 9 3 4 2 2 "   D a t a T y p e = " L a b e l " > L o c a l C u r r e n c y _ L b l < / L o c a l C u r r e n c y _ L b l > + 
+         < P a g e _ L b l   E l e m e n t T y p e = " C o l u m n "   E l e m e n t I d = " 6 8 0 6 4 8 0 9 1 "   D a t a T y p e = " L a b e l " > P a g e _ L b l < / P a g e _ L b l > + 
+         < P a y m e n t M e t h o d D e s c r i p t i o n   E l e m e n t T y p e = " C o l u m n "   E l e m e n t I d = " 5 8 5 7 5 7 9 7 4 "   D a t a T y p e = " T e x t " > P a y m e n t M e t h o d D e s c r i p t i o n < / P a y m e n t M e t h o d D e s c r i p t i o n > + 
+         < P a y m e n t M e t h o d D e s c r i p t i o n _ L b l   E l e m e n t T y p e = " C o l u m n "   E l e m e n t I d = " 7 9 7 1 1 7 3 2 3 "   D a t a T y p e = " L a b e l " > P a y m e n t M e t h o d D e s c r i p t i o n _ L b l < / P a y m e n t M e t h o d D e s c r i p t i o n _ L b l > + 
+         < P a y m e n t T e r m s D e s c r i p t i o n   E l e m e n t T y p e = " C o l u m n "   E l e m e n t I d = " 2 0 3 8 7 4 2 7 0 0 "   D a t a T y p e = " T e x t " > P a y m e n t T e r m s D e s c r i p t i o n < / P a y m e n t T e r m s D e s c r i p t i o n > + 
+         < P a y m e n t T e r m s D e s c r i p t i o n _ L b l   E l e m e n t T y p e = " C o l u m n "   E l e m e n t I d = " 1 8 7 4 4 9 4 3 2 1 "   D a t a T y p e = " L a b e l " > P a y m e n t T e r m s D e s c r i p t i o n _ L b l < / P a y m e n t T e r m s D e s c r i p t i o n _ L b l > + 
+         < P r i c e s I n c l u d i n g V A T   E l e m e n t T y p e = " C o l u m n "   E l e m e n t I d = " 5 1 8 8 1 7 1 6 7 "   D a t a T y p e = " B o o l e a n " > P r i c e s I n c l u d i n g V A T < / P r i c e s I n c l u d i n g V A T > + 
+         < P r i c e s I n c l u d i n g V A T Y e s N o   E l e m e n t T y p e = " C o l u m n "   E l e m e n t I d = " 1 4 1 1 1 4 7 5 9 9 "   D a t a T y p e = " S t r i n g " > P r i c e s I n c l u d i n g V A T Y e s N o < / P r i c e s I n c l u d i n g V A T Y e s N o > + 
+         < P r i c e s I n c l u d i n g V A T _ L b l   E l e m e n t T y p e = " C o l u m n "   E l e m e n t I d = " 1 3 7 7 9 7 9 4 4 4 "   D a t a T y p e = " S t r i n g " > P r i c e s I n c l u d i n g V A T _ L b l < / P r i c e s I n c l u d i n g V A T _ L b l > + 
+         < Q u o t e N o   E l e m e n t T y p e = " C o l u m n "   E l e m e n t I d = " 1 5 2 1 5 3 3 0 4 6 "   D a t a T y p e = " C o d e " > Q u o t e N o < / Q u o t e N o > + 
+         < Q u o t e N o _ L b l   E l e m e n t T y p e = " C o l u m n "   E l e m e n t I d = " 1 0 3 1 9 0 2 3 5 7 "   D a t a T y p e = " S t r i n g " > Q u o t e N o _ L b l < / Q u o t e N o _ L b l > + 
+         < S a l e s I n v o i c e L i n e D i s c o u n t _ L b l   E l e m e n t T y p e = " C o l u m n "   E l e m e n t I d = " 6 6 4 6 0 1 5 8 2 "   D a t a T y p e = " L a b e l " > S a l e s I n v o i c e L i n e D i s c o u n t _ L b l < / S a l e s I n v o i c e L i n e D i s c o u n t _ L b l > + 
+         < S a l e s P e r s o n N a m e   E l e m e n t T y p e = " C o l u m n "   E l e m e n t I d = " 8 7 1 4 9 2 9 8 3 "   D a t a T y p e = " T e x t " > S a l e s P e r s o n N a m e < / S a l e s P e r s o n N a m e > + 
+         < S a l e s P e r s o n T e x t _ L b l   E l e m e n t T y p e = " C o l u m n "   E l e m e n t I d = " 7 4 6 2 5 9 5 4 4 "   D a t a T y p e = " T e x t " > S a l e s P e r s o n T e x t _ L b l < / S a l e s P e r s o n T e x t _ L b l > + 
+         < S a l e s P e r s o n _ L b l   E l e m e n t T y p e = " C o l u m n "   E l e m e n t I d = " 1 5 6 4 1 9 6 3 6 5 "   D a t a T y p e = " L a b e l " > S a l e s P e r s o n _ L b l < / S a l e s P e r s o n _ L b l > + 
+         < S e l l T o C o n t a c t E m a i l   E l e m e n t T y p e = " C o l u m n "   E l e m e n t I d = " 2 6 2 8 2 4 5 6 4 "   D a t a T y p e = " T e x t " > S e l l T o C o n t a c t E m a i l < / S e l l T o C o n t a c t E m a i l > + 
+         < S e l l T o C o n t a c t E m a i l L b l   E l e m e n t T y p e = " C o l u m n "   E l e m e n t I d = " 3 7 0 9 2 0 3 7 4 "   D a t a T y p e = " L a b e l " > S e l l T o C o n t a c t E m a i l L b l < / S e l l T o C o n t a c t E m a i l L b l > + 
+         < S e l l T o C o n t a c t M o b i l e P h o n e N o   E l e m e n t T y p e = " C o l u m n "   E l e m e n t I d = " 1 8 4 3 5 8 7 4 7 "   D a t a T y p e = " T e x t " > S e l l T o C o n t a c t M o b i l e P h o n e N o < / S e l l T o C o n t a c t M o b i l e P h o n e N o > + 
+         < S e l l T o C o n t a c t M o b i l e P h o n e N o L b l   E l e m e n t T y p e = " C o l u m n "   E l e m e n t I d = " 1 4 5 7 5 2 8 4 1 7 "   D a t a T y p e = " L a b e l " > S e l l T o C o n t a c t M o b i l e P h o n e N o L b l < / S e l l T o C o n t a c t M o b i l e P h o n e N o L b l > + 
+         < S e l l T o C o n t a c t P h o n e N o   E l e m e n t T y p e = " C o l u m n "   E l e m e n t I d = " 1 6 1 3 8 2 2 4 8 3 "   D a t a T y p e = " T e x t " > S e l l T o C o n t a c t P h o n e N o < / S e l l T o C o n t a c t P h o n e N o > + 
+         < S e l l T o C o n t a c t P h o n e N o L b l   E l e m e n t T y p e = " C o l u m n "   E l e m e n t I d = " 1 0 5 0 6 8 6 8 0 9 "   D a t a T y p e = " L a b e l " > S e l l T o C o n t a c t P h o n e N o L b l < / S e l l T o C o n t a c t P h o n e N o L b l > + 
+         < S e l l t o C u s t o m e r N o   E l e m e n t T y p e = " C o l u m n "   E l e m e n t I d = " 2 0 5 0 6 4 7 3 4 9 "   D a t a T y p e = " C o d e " > S e l l t o C u s t o m e r N o < / S e l l t o C u s t o m e r N o > + 
+         < S e l l t o C u s t o m e r N o _ L b l   E l e m e n t T y p e = " C o l u m n "   E l e m e n t I d = " 2 9 8 3 8 1 5 1 2 "   D a t a T y p e = " S t r i n g " > S e l l t o C u s t o m e r N o _ L b l < / S e l l t o C u s t o m e r N o _ L b l > + 
+         < S e l l T o F a x N o   E l e m e n t T y p e = " C o l u m n "   E l e m e n t I d = " 8 6 0 8 2 8 4 3 4 "   D a t a T y p e = " T e x t " > S e l l T o F a x N o < / S e l l T o F a x N o > + 
+         < S e l l T o P h o n e N o   E l e m e n t T y p e = " C o l u m n "   E l e m e n t I d = " 7 5 1 9 3 1 8 4 3 "   D a t a T y p e = " T e x t " > S e l l T o P h o n e N o < / S e l l T o P h o n e N o > + 
+         < S h i p m e n t D a t e   E l e m e n t T y p e = " C o l u m n "   E l e m e n t I d = " 9 3 1 1 1 1 4 6 5 "   D a t a T y p e = " S t r i n g " > S h i p m e n t D a t e < / S h i p m e n t D a t e > + 
+         < S h i p m e n t D a t e _ L b l   E l e m e n t T y p e = " C o l u m n "   E l e m e n t I d = " 6 1 4 4 0 0 3 6 4 "   D a t a T y p e = " S t r i n g " > S h i p m e n t D a t e _ L b l < / S h i p m e n t D a t e _ L b l > + 
+         < S h i p m e n t M e t h o d D e s c r i p t i o n   E l e m e n t T y p e = " C o l u m n "   E l e m e n t I d = " 2 0 5 9 4 0 3 2 6 0 "   D a t a T y p e = " T e x t " > S h i p m e n t M e t h o d D e s c r i p t i o n < / S h i p m e n t M e t h o d D e s c r i p t i o n > + 
+         < S h i p m e n t M e t h o d D e s c r i p t i o n _ L b l   E l e m e n t T y p e = " C o l u m n "   E l e m e n t I d = " 1 1 7 9 9 7 8 4 6 5 "   D a t a T y p e = " L a b e l " > S h i p m e n t M e t h o d D e s c r i p t i o n _ L b l < / S h i p m e n t M e t h o d D e s c r i p t i o n _ L b l > + 
+         < S h i p m e n t _ L b l   E l e m e n t T y p e = " C o l u m n "   E l e m e n t I d = " 2 0 8 5 7 6 7 1 2 0 "   D a t a T y p e = " L a b e l " > S h i p m e n t _ L b l < / S h i p m e n t _ L b l > + 
+         < S h i p T o A d d r e s s 1   E l e m e n t T y p e = " C o l u m n "   E l e m e n t I d = " 1 3 5 7 6 7 2 8 6 1 "   D a t a T y p e = " T e x t " > S h i p T o A d d r e s s 1 < / S h i p T o A d d r e s s 1 > + 
+         < S h i p T o A d d r e s s 2   E l e m e n t T y p e = " C o l u m n "   E l e m e n t I d = " 1 0 2 4 2 0 4 5 8 4 "   D a t a T y p e = " T e x t " > S h i p T o A d d r e s s 2 < / S h i p T o A d d r e s s 2 > + 
+         < S h i p T o A d d r e s s 3   E l e m e n t T y p e = " C o l u m n "   E l e m e n t I d = " 1 6 6 1 9 0 1 2 0 1 "   D a t a T y p e = " T e x t " > S h i p T o A d d r e s s 3 < / S h i p T o A d d r e s s 3 > + 
+         < S h i p T o A d d r e s s 4   E l e m e n t T y p e = " C o l u m n "   E l e m e n t I d = " 5 5 5 4 1 6 9 9 0 "   D a t a T y p e = " T e x t " > S h i p T o A d d r e s s 4 < / S h i p T o A d d r e s s 4 > + 
+         < S h i p T o A d d r e s s 5   E l e m e n t T y p e = " C o l u m n "   E l e m e n t I d = " 1 1 9 3 1 1 3 6 0 7 "   D a t a T y p e = " T e x t " > S h i p T o A d d r e s s 5 < / S h i p T o A d d r e s s 5 > + 
+         < S h i p T o A d d r e s s 6   E l e m e n t T y p e = " C o l u m n "   E l e m e n t I d = " 7 1 9 9 7 6 2 4 4 "   D a t a T y p e = " T e x t " > S h i p T o A d d r e s s 6 < / S h i p T o A d d r e s s 6 > + 
+         < S h i p T o A d d r e s s 7   E l e m e n t T y p e = " C o l u m n "   E l e m e n t I d = " 8 2 2 7 9 6 2 7 "   D a t a T y p e = " T e x t " > S h i p T o A d d r e s s 7 < / S h i p T o A d d r e s s 7 > + 
+         < S h i p T o A d d r e s s 8   E l e m e n t T y p e = " C o l u m n "   E l e m e n t I d = " 1 4 9 2 9 9 2 1 7 8 "   D a t a T y p e = " T e x t " > S h i p T o A d d r e s s 8 < / S h i p T o A d d r e s s 8 > + 
+         < S h i p T o A d d r e s s _ L b l   E l e m e n t T y p e = " C o l u m n "   E l e m e n t I d = " 1 6 5 0 5 0 5 0 1 7 "   D a t a T y p e = " L a b e l " > S h i p T o A d d r e s s _ L b l < / S h i p T o A d d r e s s _ L b l > + 
+         < S h i p T o P h o n e N o   E l e m e n t T y p e = " C o l u m n "   E l e m e n t I d = " 3 6 9 7 0 2 2 5 5 "   D a t a T y p e = " T e x t " > S h i p T o P h o n e N o < / S h i p T o P h o n e N o > + 
+         < S h o w S h i p p i n g A d d r e s s   E l e m e n t T y p e = " C o l u m n "   E l e m e n t I d = " 1 1 2 0 0 7 1 2 6 6 "   D a t a T y p e = " B o o l e a n " > S h o w S h i p p i n g A d d r e s s < / S h o w S h i p p i n g A d d r e s s > + 
+         < S h o w W o r k D e s c r i p t i o n   E l e m e n t T y p e = " C o l u m n "   E l e m e n t I d = " 7 8 5 4 6 8 8 6 5 "   D a t a T y p e = " B o o l e a n " > S h o w W o r k D e s c r i p t i o n < / S h o w W o r k D e s c r i p t i o n > + 
+         < S u b t o t a l _ L b l   E l e m e n t T y p e = " C o l u m n "   E l e m e n t I d = " 1 9 6 7 7 9 5 1 4 2 "   D a t a T y p e = " L a b e l " > S u b t o t a l _ L b l < / S u b t o t a l _ L b l > + 
+         < T o t a l _ L b l   E l e m e n t T y p e = " C o l u m n "   E l e m e n t I d = " 1 2 1 0 1 0 0 8 7 8 "   D a t a T y p e = " L a b e l " > T o t a l _ L b l < / T o t a l _ L b l > + 
+         < V A T A m o u n t S p e c i f i c a t i o n _ L b l   E l e m e n t T y p e = " C o l u m n "   E l e m e n t I d = " 8 7 8 7 0 6 8 4 6 "   D a t a T y p e = " L a b e l " > V A T A m o u n t S p e c i f i c a t i o n _ L b l < / V A T A m o u n t S p e c i f i c a t i o n _ L b l > + 
+         < V A T A m o u n t _ L b l   E l e m e n t T y p e = " C o l u m n "   E l e m e n t I d = " 1 0 9 4 6 5 7 2 9 "   D a t a T y p e = " L a b e l " > V A T A m o u n t _ L b l < / V A T A m o u n t _ L b l > + 
+         < V A T B a s e _ L b l   E l e m e n t T y p e = " C o l u m n "   E l e m e n t I d = " 1 8 6 6 1 5 8 2 7 8 "   D a t a T y p e = " L a b e l " > V A T B a s e _ L b l < / V A T B a s e _ L b l > + 
+         < V A T C l a u s e s _ L b l   E l e m e n t T y p e = " C o l u m n "   E l e m e n t I d = " 1 3 8 3 9 2 0 0 1 9 "   D a t a T y p e = " L a b e l " > V A T C l a u s e s _ L b l < / V A T C l a u s e s _ L b l > + 
+         < V A T C l a u s e _ L b l   E l e m e n t T y p e = " C o l u m n "   E l e m e n t I d = " 1 5 7 0 4 9 5 4 9 0 "   D a t a T y p e = " S t r i n g " > V A T C l a u s e _ L b l < / V A T C l a u s e _ L b l > + 
+         < V A T I d e n t i f i e r _ L b l   E l e m e n t T y p e = " C o l u m n "   E l e m e n t I d = " 1 6 8 6 6 2 3 9 8 4 "   D a t a T y p e = " L a b e l " > V A T I d e n t i f i e r _ L b l < / V A T I d e n t i f i e r _ L b l > + 
+         < V A T P e r c e n t a g e _ L b l   E l e m e n t T y p e = " C o l u m n "   E l e m e n t I d = " 6 7 6 6 5 4 5 6 5 "   D a t a T y p e = " L a b e l " > V A T P e r c e n t a g e _ L b l < / V A T P e r c e n t a g e _ L b l > + 
+         < V A T R e g i s t r a t i o n N o   E l e m e n t T y p e = " C o l u m n "   E l e m e n t I d = " 1 8 8 9 1 9 5 4 0 2 "   D a t a T y p e = " T e x t " > V A T R e g i s t r a t i o n N o < / V A T R e g i s t r a t i o n N o > + 
+         < V A T R e g i s t r a t i o n N o _ L b l   E l e m e n t T y p e = " C o l u m n "   E l e m e n t I d = " 1 4 2 4 6 1 6 0 8 5 "   D a t a T y p e = " T e x t " > V A T R e g i s t r a t i o n N o _ L b l < / V A T R e g i s t r a t i o n N o _ L b l > + 
+         < Y o u r R e f e r e n c e   E l e m e n t T y p e = " C o l u m n "   E l e m e n t I d = " 1 1 0 3 9 9 5 1 "   D a t a T y p e = " T e x t " > Y o u r R e f e r e n c e < / Y o u r R e f e r e n c e > + 
+         < Y o u r R e f e r e n c e _ L b l   E l e m e n t T y p e = " C o l u m n "   E l e m e n t I d = " 4 6 5 4 7 7 4 2 6 "   D a t a T y p e = " S t r i n g " > Y o u r R e f e r e n c e _ L b l < / Y o u r R e f e r e n c e _ L b l > + 
+         < L i n e   E l e m e n t T y p e = " D a t a I t e m "   E l e m e n t I d = " 4 1 1 9 7 6 1 3 3 " > + 
+             < A m o u n t E x c l u d i n g V A T _ L i n e   E l e m e n t T y p e = " C o l u m n "   E l e m e n t I d = " 1 0 6 2 4 6 0 0 4 0 "   D a t a T y p e = " D e c i m a l " > A m o u n t E x c l u d i n g V A T _ L i n e < / A m o u n t E x c l u d i n g V A T _ L i n e > + 
+             < A m o u n t E x c l u d i n g V A T _ L i n e _ L b l   E l e m e n t T y p e = " C o l u m n "   E l e m e n t I d = " 2 0 0 2 8 7 4 4 7 5 "   D a t a T y p e = " S t r i n g " > A m o u n t E x c l u d i n g V A T _ L i n e _ L b l < / A m o u n t E x c l u d i n g V A T _ L i n e _ L b l > + 
+             < A m o u n t I n c l u d i n g V A T _ L i n e   E l e m e n t T y p e = " C o l u m n "   E l e m e n t I d = " 7 7 0 9 2 8 4 0 2 "   D a t a T y p e = " D e c i m a l " > A m o u n t I n c l u d i n g V A T _ L i n e < / A m o u n t I n c l u d i n g V A T _ L i n e > + 
+             < A m o u n t I n c l u d i n g V A T _ L i n e _ L b l   E l e m e n t T y p e = " C o l u m n "   E l e m e n t I d = " 9 3 0 7 4 7 3 1 3 "   D a t a T y p e = " S t r i n g " > A m o u n t I n c l u d i n g V A T _ L i n e _ L b l < / A m o u n t I n c l u d i n g V A T _ L i n e _ L b l > + 
+             < D e s c r i p t i o n _ L i n e   E l e m e n t T y p e = " C o l u m n "   E l e m e n t I d = " 1 4 0 6 8 2 2 3 1 0 "   D a t a T y p e = " T e x t " > D e s c r i p t i o n _ L i n e < / D e s c r i p t i o n _ L i n e > + 
+             < D e s c r i p t i o n _ L i n e _ L b l   E l e m e n t T y p e = " C o l u m n "   E l e m e n t I d = " 2 1 1 8 9 5 1 4 9 5 "   D a t a T y p e = " S t r i n g " > D e s c r i p t i o n _ L i n e _ L b l < / D e s c r i p t i o n _ L i n e _ L b l > + 
+             < I t e m N o _ L i n e   E l e m e n t T y p e = " C o l u m n "   E l e m e n t I d = " 1 9 1 0 2 9 6 2 8 8 "   D a t a T y p e = " C o d e " > I t e m N o _ L i n e < / I t e m N o _ L i n e > + 
+             < I t e m N o _ L i n e _ L b l   E l e m e n t T y p e = " C o l u m n "   E l e m e n t I d = " 1 3 4 0 0 7 9 6 1 3 "   D a t a T y p e = " S t r i n g " > I t e m N o _ L i n e _ L b l < / I t e m N o _ L i n e _ L b l > + 
+             < I t e m R e f e r e n c e N o   E l e m e n t T y p e = " C o l u m n "   E l e m e n t I d = " 4 7 4 0 7 7 5 6 6 "   D a t a T y p e = " C o d e " > I t e m R e f e r e n c e N o < / I t e m R e f e r e n c e N o > + 
+             < I t e m R e f e r e n c e N o _ L b l   E l e m e n t T y p e = " C o l u m n "   E l e m e n t I d = " 8 2 6 8 4 0 1 6 1 "   D a t a T y p e = " S t r i n g " > I t e m R e f e r e n c e N o _ L b l < / I t e m R e f e r e n c e N o _ L b l > + 
+             < L i n e A m o u n t _ L i n e   E l e m e n t T y p e = " C o l u m n "   E l e m e n t I d = " 2 6 8 9 3 7 1 6 2 "   D a t a T y p e = " T e x t " > L i n e A m o u n t _ L i n e < / L i n e A m o u n t _ L i n e > + 
+             < L i n e A m o u n t _ L i n e _ L b l   E l e m e n t T y p e = " C o l u m n "   E l e m e n t I d = " 9 9 2 9 0 1 8 4 5 "   D a t a T y p e = " S t r i n g " > L i n e A m o u n t _ L i n e _ L b l < / L i n e A m o u n t _ L i n e _ L b l > + 
+             < L i n e D i s c o u n t P e r c e n t T e x t _ L i n e   E l e m e n t T y p e = " C o l u m n "   E l e m e n t I d = " 6 1 3 1 3 5 1 9 "   D a t a T y p e = " T e x t " > L i n e D i s c o u n t P e r c e n t T e x t _ L i n e < / L i n e D i s c o u n t P e r c e n t T e x t _ L i n e > + 
+             < L i n e D i s c o u n t P e r c e n t _ L i n e   E l e m e n t T y p e = " C o l u m n "   E l e m e n t I d = " 9 0 7 8 2 7 4 3 6 "   D a t a T y p e = " D e c i m a l " > L i n e D i s c o u n t P e r c e n t _ L i n e < / L i n e D i s c o u n t P e r c e n t _ L i n e > + 
+             < L i n e N o _ L i n e   E l e m e n t T y p e = " C o l u m n "   E l e m e n t I d = " 6 9 8 9 8 5 9 7 9 "   D a t a T y p e = " I n t e g e r " > L i n e N o _ L i n e < / L i n e N o _ L i n e > + 
+             < P l a n n e d S h i p m e n t D a t e _ L i n e   E l e m e n t T y p e = " C o l u m n "   E l e m e n t I d = " 1 0 4 5 5 7 6 0 9 2 "   D a t a T y p e = " S t r i n g " > P l a n n e d S h i p m e n t D a t e _ L i n e < / P l a n n e d S h i p m e n t D a t e _ L i n e > + 
+             < P l a n n e d S h i p m e n t D a t e _ L i n e _ L b l   E l e m e n t T y p e = " C o l u m n "   E l e m e n t I d = " 1 3 4 2 8 7 0 6 4 9 "   D a t a T y p e = " S t r i n g " > P l a n n e d S h i p m e n t D a t e _ L i n e _ L b l < / P l a n n e d S h i p m e n t D a t e _ L i n e _ L b l > + 
+             < Q u a n t i t y _ L i n e   E l e m e n t T y p e = " C o l u m n "   E l e m e n t I d = " 1 0 6 8 5 4 3 5 3 7 "   D a t a T y p e = " T e x t " > Q u a n t i t y _ L i n e < / Q u a n t i t y _ L i n e > + 
+             < Q u a n t i t y _ L i n e _ L b l   E l e m e n t T y p e = " C o l u m n "   E l e m e n t I d = " 2 0 3 4 5 0 6 8 0 2 "   D a t a T y p e = " S t r i n g " > Q u a n t i t y _ L i n e _ L b l < / Q u a n t i t y _ L i n e _ L b l > + 
+             < S h i p m e n t D a t e _ L i n e   E l e m e n t T y p e = " C o l u m n "   E l e m e n t I d = " 1 6 7 3 3 7 5 4 1 6 "   D a t a T y p e = " S t r i n g " > S h i p m e n t D a t e _ L i n e < / S h i p m e n t D a t e _ L i n e > + 
+             < S h i p m e n t D a t e _ L i n e _ L b l   E l e m e n t T y p e = " C o l u m n "   E l e m e n t I d = " 8 5 3 2 2 4 3 6 3 "   D a t a T y p e = " L a b e l " > S h i p m e n t D a t e _ L i n e _ L b l < / S h i p m e n t D a t e _ L i n e _ L b l > + 
+             < T r a n s H e a d e r A m o u n t   E l e m e n t T y p e = " C o l u m n "   E l e m e n t I d = " 2 0 2 8 3 0 6 2 7 6 "   D a t a T y p e = " D e c i m a l " > T r a n s H e a d e r A m o u n t < / T r a n s H e a d e r A m o u n t > + 
+             < T y p e _ L i n e   E l e m e n t T y p e = " C o l u m n "   E l e m e n t I d = " 2 7 2 8 0 4 9 2 4 "   D a t a T y p e = " S t r i n g " > T y p e _ L i n e < / T y p e _ L i n e > + 
+             < U n i t O f M e a s u r e   E l e m e n t T y p e = " C o l u m n "   E l e m e n t I d = " 1 8 0 8 2 2 8 0 1 8 "   D a t a T y p e = " T e x t " > U n i t O f M e a s u r e < / U n i t O f M e a s u r e > + 
+             < U n i t O f M e a s u r e _ L b l   E l e m e n t T y p e = " C o l u m n "   E l e m e n t I d = " 9 8 1 9 5 1 2 4 9 "   D a t a T y p e = " S t r i n g " > U n i t O f M e a s u r e _ L b l < / U n i t O f M e a s u r e _ L b l > + 
+             < U n i t P r i c e   E l e m e n t T y p e = " C o l u m n "   E l e m e n t I d = " 1 4 7 8 2 2 1 5 2 6 "   D a t a T y p e = " T e x t " > U n i t P r i c e < / U n i t P r i c e > + 
+             < U n i t P r i c e _ L b l   E l e m e n t T y p e = " C o l u m n "   E l e m e n t I d = " 1 1 6 3 9 2 6 6 0 3 "   D a t a T y p e = " S t r i n g " > U n i t P r i c e _ L b l < / U n i t P r i c e _ L b l > + 
+             < V A T I d e n t i f i e r _ L i n e   E l e m e n t T y p e = " C o l u m n "   E l e m e n t I d = " 1 7 7 3 6 2 2 4 1 2 "   D a t a T y p e = " C o d e " > V A T I d e n t i f i e r _ L i n e < / V A T I d e n t i f i e r _ L i n e > + 
+             < V A T I d e n t i f i e r _ L i n e _ L b l   E l e m e n t T y p e = " C o l u m n "   E l e m e n t I d = " 5 3 3 7 8 2 7 0 3 "   D a t a T y p e = " S t r i n g " > V A T I d e n t i f i e r _ L i n e _ L b l < / V A T I d e n t i f i e r _ L i n e _ L b l > + 
+             < V A T P c t _ L i n e   E l e m e n t T y p e = " C o l u m n "   E l e m e n t I d = " 1 9 7 4 0 0 1 9 4 4 "   D a t a T y p e = " T e x t " > V A T P c t _ L i n e < / V A T P c t _ L i n e > + 
+             < V A T P c t _ L i n e _ L b l   E l e m e n t T y p e = " C o l u m n "   E l e m e n t I d = " 1 2 0 7 5 2 9 9 1 5 "   D a t a T y p e = " S t r i n g " > V A T P c t _ L i n e _ L b l < / V A T P c t _ L i n e _ L b l > + 
+             < A s s e m b l y L i n e   E l e m e n t T y p e = " D a t a I t e m "   E l e m e n t I d = " 1 2 0 5 9 4 2 8 5 " > + 
+                 < D e s c r i p t i o n _ A s s e m b l y L i n e   E l e m e n t T y p e = " C o l u m n "   E l e m e n t I d = " 2 8 0 7 4 3 7 9 6 "   D a t a T y p e = " T e x t " > D e s c r i p t i o n _ A s s e m b l y L i n e < / D e s c r i p t i o n _ A s s e m b l y L i n e > + 
+                 < L i n e N o _ A s s e m b l y L i n e   E l e m e n t T y p e = " C o l u m n "   E l e m e n t I d = " 6 4 0 5 8 3 8 9 1 "   D a t a T y p e = " C o d e " > L i n e N o _ A s s e m b l y L i n e < / L i n e N o _ A s s e m b l y L i n e > + 
+                 < Q u a n t i t y _ A s s e m b l y L i n e   E l e m e n t T y p e = " C o l u m n "   E l e m e n t I d = " 1 9 5 7 6 4 8 2 3 1 "   D a t a T y p e = " D e c i m a l " > Q u a n t i t y _ A s s e m b l y L i n e < / Q u a n t i t y _ A s s e m b l y L i n e > + 
+                 < U n i t O f M e a s u r e _ A s s e m b l y L i n e   E l e m e n t T y p e = " C o l u m n "   E l e m e n t I d = " 1 6 4 9 1 2 3 7 7 3 "   D a t a T y p e = " T e x t " > U n i t O f M e a s u r e _ A s s e m b l y L i n e < / U n i t O f M e a s u r e _ A s s e m b l y L i n e > + 
+                 < V a r i a n t C o d e _ A s s e m b l y L i n e   E l e m e n t T y p e = " C o l u m n "   E l e m e n t I d = " 1 8 6 9 4 0 7 6 7 2 "   D a t a T y p e = " C o d e " > V a r i a n t C o d e _ A s s e m b l y L i n e < / V a r i a n t C o d e _ A s s e m b l y L i n e > + 
+             < / A s s e m b l y L i n e > + 
+         < / L i n e > + 
+         < W o r k D e s c r i p t i o n L i n e s   E l e m e n t T y p e = " D a t a I t e m "   E l e m e n t I d = " 2 7 6 8 1 9 4 4 7 " > + 
+             < W o r k D e s c r i p t i o n L i n e   E l e m e n t T y p e = " C o l u m n "   E l e m e n t I d = " 1 9 4 7 6 2 1 6 7 6 "   D a t a T y p e = " T e x t " > W o r k D e s c r i p t i o n L i n e < / W o r k D e s c r i p t i o n L i n e > + 
+             < W o r k D e s c r i p t i o n L i n e N u m b e r   E l e m e n t T y p e = " C o l u m n "   E l e m e n t I d = " 7 9 7 3 0 7 2 2 3 "   D a t a T y p e = " I n t e g e r " > W o r k D e s c r i p t i o n L i n e N u m b e r < / W o r k D e s c r i p t i o n L i n e N u m b e r > + 
+         < / W o r k D e s c r i p t i o n L i n e s > + 
+         < V A T A m o u n t L i n e   E l e m e n t T y p e = " D a t a I t e m "   E l e m e n t I d = " 8 2 7 5 3 4 3 4 8 " > + 
+             < I n v o i c e D i s c o u n t A m o u n t _ V A T A m o u n t L i n e   E l e m e n t T y p e = " C o l u m n "   E l e m e n t I d = " 8 2 4 7 3 0 1 4 1 "   D a t a T y p e = " D e c i m a l " > I n v o i c e D i s c o u n t A m o u n t _ V A T A m o u n t L i n e < / I n v o i c e D i s c o u n t A m o u n t _ V A T A m o u n t L i n e > + 
+             < I n v o i c e D i s c o u n t A m o u n t _ V A T A m o u n t L i n e _ L b l   E l e m e n t T y p e = " C o l u m n "   E l e m e n t I d = " 1 5 6 2 2 0 0 0 3 4 "   D a t a T y p e = " S t r i n g " > I n v o i c e D i s c o u n t A m o u n t _ V A T A m o u n t L i n e _ L b l < / I n v o i c e D i s c o u n t A m o u n t _ V A T A m o u n t L i n e _ L b l > + 
+             < I n v o i c e D i s c o u n t B a s e A m o u n t _ V A T A m o u n t L i n e   E l e m e n t T y p e = " C o l u m n "   E l e m e n t I d = " 2 0 4 0 3 3 2 2 6 6 "   D a t a T y p e = " D e c i m a l " > I n v o i c e D i s c o u n t B a s e A m o u n t _ V A T A m o u n t L i n e < / I n v o i c e D i s c o u n t B a s e A m o u n t _ V A T A m o u n t L i n e > + 
+             < I n v o i c e D i s c o u n t B a s e A m o u n t _ V A T A m o u n t L i n e _ L b l   E l e m e n t T y p e = " C o l u m n "   E l e m e n t I d = " 4 0 5 9 6 0 3 3 1 "   D a t a T y p e = " S t r i n g " > I n v o i c e D i s c o u n t B a s e A m o u n t _ V A T A m o u n t L i n e _ L b l < / I n v o i c e D i s c o u n t B a s e A m o u n t _ V A T A m o u n t L i n e _ L b l > + 
+             < L i n e A m o u n t _ V a t A m o u n t L i n e   E l e m e n t T y p e = " C o l u m n "   E l e m e n t I d = " 2 1 4 6 5 4 0 1 "   D a t a T y p e = " D e c i m a l " > L i n e A m o u n t _ V a t A m o u n t L i n e < / L i n e A m o u n t _ V a t A m o u n t L i n e > + 
+             < L i n e A m o u n t _ V a t A m o u n t L i n e _ L b l   E l e m e n t T y p e = " C o l u m n "   E l e m e n t I d = " 1 1 1 0 9 1 2 1 2 4 "   D a t a T y p e = " S t r i n g " > L i n e A m o u n t _ V a t A m o u n t L i n e _ L b l < / L i n e A m o u n t _ V a t A m o u n t L i n e _ L b l > + 
+             < N o O f V A T I d e n t i f i e r s   E l e m e n t T y p e = " C o l u m n "   E l e m e n t I d = " 1 1 5 3 2 6 3 0 2 6 "   D a t a T y p e = " I n t e g e r " > N o O f V A T I d e n t i f i e r s < / N o O f V A T I d e n t i f i e r s > + 
+             < V A T A m o u n t L C Y _ V A T A m o u n t L i n e   E l e m e n t T y p e = " C o l u m n "   E l e m e n t I d = " 1 5 8 1 9 9 4 3 5 0 "   D a t a T y p e = " D e c i m a l " > V A T A m o u n t L C Y _ V A T A m o u n t L i n e < / V A T A m o u n t L C Y _ V A T A m o u n t L i n e > + 
+             < V A T A m o u n t L C Y _ V A T A m o u n t L i n e _ L b l   E l e m e n t T y p e = " C o l u m n "   E l e m e n t I d = " 9 2 3 0 0 3 3 7 "   D a t a T y p e = " L a b e l " > V A T A m o u n t L C Y _ V A T A m o u n t L i n e _ L b l < / V A T A m o u n t L C Y _ V A T A m o u n t L i n e _ L b l > + 
+             < V A T A m o u n t _ V a t A m o u n t L i n e   E l e m e n t T y p e = " C o l u m n "   E l e m e n t I d = " 1 8 9 1 8 2 0 6 2 0 "   D a t a T y p e = " D e c i m a l " > V A T A m o u n t _ V a t A m o u n t L i n e < / V A T A m o u n t _ V a t A m o u n t L i n e > + 
+             < V A T A m o u n t _ V a t A m o u n t L i n e _ L b l   E l e m e n t T y p e = " C o l u m n "   E l e m e n t I d = " 1 5 1 3 5 5 5 4 7 3 "   D a t a T y p e = " S t r i n g " > V A T A m o u n t _ V a t A m o u n t L i n e _ L b l < / V A T A m o u n t _ V a t A m o u n t L i n e _ L b l > + 
+             < V A T B a s e L C Y _ V A T A m o u n t L i n e   E l e m e n t T y p e = " C o l u m n "   E l e m e n t I d = " 1 8 6 0 9 4 5 6 3 5 "   D a t a T y p e = " D e c i m a l " > V A T B a s e L C Y _ V A T A m o u n t L i n e < / V A T B a s e L C Y _ V A T A m o u n t L i n e > + 
+             < V A T B a s e L C Y _ V A T A m o u n t L i n e _ L b l   E l e m e n t T y p e = " C o l u m n "   E l e m e n t I d = " 1 2 3 6 4 6 7 9 9 8 "   D a t a T y p e = " L a b e l " > V A T B a s e L C Y _ V A T A m o u n t L i n e _ L b l < / V A T B a s e L C Y _ V A T A m o u n t L i n e _ L b l > + 
+             < V A T B a s e _ V a t A m o u n t L i n e   E l e m e n t T y p e = " C o l u m n "   E l e m e n t I d = " 1 4 5 8 9 3 7 8 1 9 "   D a t a T y p e = " D e c i m a l " > V A T B a s e _ V a t A m o u n t L i n e < / V A T B a s e _ V a t A m o u n t L i n e > + 
+             < V A T B a s e _ V a t A m o u n t L i n e _ L b l   E l e m e n t T y p e = " C o l u m n "   E l e m e n t I d = " 1 6 9 1 3 0 2 4 8 8 "   D a t a T y p e = " S t r i n g " > V A T B a s e _ V a t A m o u n t L i n e _ L b l < / V A T B a s e _ V a t A m o u n t L i n e _ L b l > + 
+             < V A T I d e n t i f i e r _ V a t A m o u n t L i n e   E l e m e n t T y p e = " C o l u m n "   E l e m e n t I d = " 1 1 4 2 0 7 0 0 3 5 "   D a t a T y p e = " C o d e " > V A T I d e n t i f i e r _ V a t A m o u n t L i n e < / V A T I d e n t i f i e r _ V a t A m o u n t L i n e > + 
+             < V A T I d e n t i f i e r _ V a t A m o u n t L i n e _ L b l   E l e m e n t T y p e = " C o l u m n "   E l e m e n t I d = " 8 6 4 5 0 4 5 0 "   D a t a T y p e = " S t r i n g " > V A T I d e n t i f i e r _ V a t A m o u n t L i n e _ L b l < / V A T I d e n t i f i e r _ V a t A m o u n t L i n e _ L b l > + 
+             < V A T P c t _ V a t A m o u n t L i n e   E l e m e n t T y p e = " C o l u m n "   E l e m e n t I d = " 1 4 5 3 5 4 2 7 7 7 "   D a t a T y p e = " D e c i m a l " > V A T P c t _ V a t A m o u n t L i n e < / V A T P c t _ V a t A m o u n t L i n e > + 
+             < V A T P c t _ V a t A m o u n t L i n e _ L b l   E l e m e n t T y p e = " C o l u m n "   E l e m e n t I d = " 6 7 6 3 2 3 7 8 "   D a t a T y p e = " S t r i n g " > V A T P c t _ V a t A m o u n t L i n e _ L b l < / V A T P c t _ V a t A m o u n t L i n e _ L b l > + 
+         < / V A T A m o u n t L i n e > + 
+         < V A T C l a u s e L i n e   E l e m e n t T y p e = " D a t a I t e m "   E l e m e n t I d = " 1 6 6 5 5 0 0 1 6 3 " > + 
+             < C o d e _ V A T C l a u s e L i n e   E l e m e n t T y p e = " C o l u m n "   E l e m e n t I d = " 1 8 2 4 5 8 9 8 4 7 "   D a t a T y p e = " C o d e " > C o d e _ V A T C l a u s e L i n e < / C o d e _ V A T C l a u s e L i n e > + 
+             < C o d e _ V A T C l a u s e L i n e _ L b l   E l e m e n t T y p e = " C o l u m n "   E l e m e n t I d = " 4 6 1 5 3 3 0 2 "   D a t a T y p e = " S t r i n g " > C o d e _ V A T C l a u s e L i n e _ L b l < / C o d e _ V A T C l a u s e L i n e _ L b l > + 
+             < D e s c r i p t i o n 2 _ V A T C l a u s e L i n e   E l e m e n t T y p e = " C o l u m n "   E l e m e n t I d = " 1 3 7 9 6 6 7 4 7 0 "   D a t a T y p e = " T e x t " > D e s c r i p t i o n 2 _ V A T C l a u s e L i n e < / D e s c r i p t i o n 2 _ V A T C l a u s e L i n e > + 
+             < D e s c r i p t i o n _ V A T C l a u s e L i n e   E l e m e n t T y p e = " C o l u m n "   E l e m e n t I d = " 1 3 0 5 5 4 5 9 2 4 "   D a t a T y p e = " T e x t " > D e s c r i p t i o n _ V A T C l a u s e L i n e < / D e s c r i p t i o n _ V A T C l a u s e L i n e > + 
+             < N o O f V A T C l a u s e s   E l e m e n t T y p e = " C o l u m n "   E l e m e n t I d = " 7 5 6 4 1 7 3 9 2 "   D a t a T y p e = " I n t e g e r " > N o O f V A T C l a u s e s < / N o O f V A T C l a u s e s > + 
+             < V A T A m o u n t _ V A T C l a u s e L i n e   E l e m e n t T y p e = " C o l u m n "   E l e m e n t I d = " 2 2 2 4 6 9 0 5 9 "   D a t a T y p e = " D e c i m a l " > V A T A m o u n t _ V A T C l a u s e L i n e < / V A T A m o u n t _ V A T C l a u s e L i n e > + 
+             < V A T I d e n t i f i e r _ V A T C l a u s e L i n e   E l e m e n t T y p e = " C o l u m n "   E l e m e n t I d = " 1 4 6 4 4 7 2 4 7 8 "   D a t a T y p e = " C o d e " > V A T I d e n t i f i e r _ V A T C l a u s e L i n e < / V A T I d e n t i f i e r _ V A T C l a u s e L i n e > + 
+         < / V A T C l a u s e L i n e > + 
+         < R e p o r t T o t a l s L i n e   E l e m e n t T y p e = " D a t a I t e m "   E l e m e n t I d = " 2 1 2 2 5 4 9 8 3 6 " > + 
+             < A m o u n t F o r m a t t e d _ R e p o r t T o t a l s L i n e   E l e m e n t T y p e = " C o l u m n "   E l e m e n t I d = " 1 5 0 6 1 3 6 8 2 5 "   D a t a T y p e = " T e x t " > A m o u n t F o r m a t t e d _ R e p o r t T o t a l s L i n e < / A m o u n t F o r m a t t e d _ R e p o r t T o t a l s L i n e > + 
+             < A m o u n t _ R e p o r t T o t a l s L i n e   E l e m e n t T y p e = " C o l u m n "   E l e m e n t I d = " 4 1 9 9 1 8 3 6 9 "   D a t a T y p e = " D e c i m a l " > A m o u n t _ R e p o r t T o t a l s L i n e < / A m o u n t _ R e p o r t T o t a l s L i n e > + 
+             < D e s c r i p t i o n _ R e p o r t T o t a l s L i n e   E l e m e n t T y p e = " C o l u m n "   E l e m e n t I d = " 5 8 1 9 9 6 0 6 7 "   D a t a T y p e = " T e x t " > D e s c r i p t i o n _ R e p o r t T o t a l s L i n e < / D e s c r i p t i o n _ R e p o r t T o t a l s L i n e > + 
+             < F o n t B o l d _ R e p o r t T o t a l s L i n e   E l e m e n t T y p e = " C o l u m n "   E l e m e n t I d = " 9 4 6 5 4 0 5 4 9 "   D a t a T y p e = " B o o l e a n " > F o n t B o l d _ R e p o r t T o t a l s L i n e < / F o n t B o l d _ R e p o r t T o t a l s L i n e > + 
+             < F o n t U n d e r l i n e _ R e p o r t T o t a l s L i n e   E l e m e n t T y p e = " C o l u m n "   E l e m e n t I d = " 2 0 2 1 5 3 3 6 9 4 "   D a t a T y p e = " B o o l e a n " > F o n t U n d e r l i n e _ R e p o r t T o t a l s L i n e < / F o n t U n d e r l i n e _ R e p o r t T o t a l s L i n e > + 
+         < / R e p o r t T o t a l s L i n e > + 
+         < L e t t e r T e x t   E l e m e n t T y p e = " D a t a I t e m "   E l e m e n t I d = " 1 5 1 0 3 5 3 8 3 4 " > + 
+             < B o d y T e x t   E l e m e n t T y p e = " C o l u m n "   E l e m e n t I d = " 1 4 9 7 5 9 8 0 8 "   D a t a T y p e = " L a b e l " > B o d y T e x t < / B o d y T e x t > + 
+             < C l o s i n g T e x t   E l e m e n t T y p e = " C o l u m n "   E l e m e n t I d = " 5 1 2 1 3 5 9 0 9 "   D a t a T y p e = " L a b e l " > C l o s i n g T e x t < / C l o s i n g T e x t > + 
+             < G r e e t i n g T e x t   E l e m e n t T y p e = " C o l u m n "   E l e m e n t I d = " 1 1 7 5 2 7 9 2 8 9 "   D a t a T y p e = " L a b e l " > G r e e t i n g T e x t < / G r e e t i n g T e x t > + 
+             < P m t D i s c T e x t   E l e m e n t T y p e = " C o l u m n "   E l e m e n t I d = " 2 0 1 3 8 4 9 9 4 8 "   D a t a T y p e = " T e x t " > P m t D i s c T e x t < / P m t D i s c T e x t > + 
+         < / L e t t e r T e x t > + 
+         < T o t a l s   E l e m e n t T y p e = " D a t a I t e m "   E l e m e n t I d = " 1 8 2 3 9 5 0 0 4 4 " > + 
+             < C u r r e n c y C o d e   E l e m e n t T y p e = " C o l u m n "   E l e m e n t I d = " 1 5 7 9 5 9 5 9 2 1 "   D a t a T y p e = " T e x t " > C u r r e n c y C o d e < / C u r r e n c y C o d e > + 
+             < C u r r e n c y S y m b o l   E l e m e n t T y p e = " C o l u m n "   E l e m e n t I d = " 1 1 6 2 5 1 0 7 4 8 "   D a t a T y p e = " T e x t " > C u r r e n c y S y m b o l < / C u r r e n c y S y m b o l > + 
+             < T o t a l A m o u n t I n c l u d i n g V A T   E l e m e n t T y p e = " C o l u m n "   E l e m e n t I d = " 9 1 0 5 1 1 5 7 5 "   D a t a T y p e = " S t r i n g " > T o t a l A m o u n t I n c l u d i n g V A T < / T o t a l A m o u n t I n c l u d i n g V A T > + 
+             < T o t a l E x c l u d i n g V A T T e x t   E l e m e n t T y p e = " C o l u m n "   E l e m e n t I d = " 1 9 2 2 9 4 6 3 1 0 "   D a t a T y p e = " T e x t " > T o t a l E x c l u d i n g V A T T e x t < / T o t a l E x c l u d i n g V A T T e x t > + 
+             < T o t a l I n c l u d i n g V A T T e x t   E l e m e n t T y p e = " C o l u m n "   E l e m e n t I d = " 1 2 0 4 0 1 6 3 5 2 "   D a t a T y p e = " T e x t " > T o t a l I n c l u d i n g V A T T e x t < / T o t a l I n c l u d i n g V A T T e x t > + 
+             < T o t a l I n v o i c e D i s c o u n t A m o u n t   E l e m e n t T y p e = " C o l u m n "   E l e m e n t I d = " 4 0 2 1 7 7 5 1 "   D a t a T y p e = " D e c i m a l " > T o t a l I n v o i c e D i s c o u n t A m o u n t < / T o t a l I n v o i c e D i s c o u n t A m o u n t > + 
+             < T o t a l N e t A m o u n t   E l e m e n t T y p e = " C o l u m n "   E l e m e n t I d = " 4 8 3 1 9 3 3 7 2 "   D a t a T y p e = " D e c i m a l " > T o t a l N e t A m o u n t < / T o t a l N e t A m o u n t > + 
+             < T o t a l P a y m e n t D i s c o u n t O n V A T   E l e m e n t T y p e = " C o l u m n "   E l e m e n t I d = " 7 3 6 0 4 1 8 8 6 "   D a t a T y p e = " D e c i m a l " > T o t a l P a y m e n t D i s c o u n t O n V A T < / T o t a l P a y m e n t D i s c o u n t O n V A T > + 
+             < T o t a l S u b T o t a l   E l e m e n t T y p e = " C o l u m n "   E l e m e n t I d = " 2 0 9 7 8 7 6 8 0 1 "   D a t a T y p e = " D e c i m a l " > T o t a l S u b T o t a l < / T o t a l S u b T o t a l > + 
+             < T o t a l S u b T o t a l M i n u s I n v o i c e D i s c o u n t   E l e m e n t T y p e = " C o l u m n "   E l e m e n t I d = " 7 6 9 4 3 1 8 8 7 "   D a t a T y p e = " D e c i m a l " > T o t a l S u b T o t a l M i n u s I n v o i c e D i s c o u n t < / T o t a l S u b T o t a l M i n u s I n v o i c e D i s c o u n t > + 
+             < T o t a l T e x t   E l e m e n t T y p e = " C o l u m n "   E l e m e n t I d = " 2 3 1 9 1 0 5 1 8 "   D a t a T y p e = " T e x t " > T o t a l T e x t < / T o t a l T e x t > + 
+             < T o t a l V A T A m o u n t   E l e m e n t T y p e = " C o l u m n "   E l e m e n t I d = " 1 6 2 7 1 0 2 3 2 8 "   D a t a T y p e = " D e c i m a l " > T o t a l V A T A m o u n t < / T o t a l V A T A m o u n t > + 
+             < T o t a l V A T A m o u n t L C Y   E l e m e n t T y p e = " C o l u m n "   E l e m e n t I d = " 1 5 0 6 5 7 0 2 1 8 "   D a t a T y p e = " D e c i m a l " > T o t a l V A T A m o u n t L C Y < / T o t a l V A T A m o u n t L C Y > + 
+             < T o t a l V A T A m o u n t T e x t   E l e m e n t T y p e = " C o l u m n "   E l e m e n t I d = " 9 7 3 6 6 6 3 3 9 "   D a t a T y p e = " T e x t " > T o t a l V A T A m o u n t T e x t < / T o t a l V A T A m o u n t T e x t > + 
+             < T o t a l V A T B a s e L C Y   E l e m e n t T y p e = " C o l u m n "   E l e m e n t I d = " 8 3 4 4 5 0 5 2 1 "   D a t a T y p e = " D e c i m a l " > T o t a l V A T B a s e L C Y < / T o t a l V A T B a s e L C Y > + 
+         < / T o t a l s > + 
+     < / H e a d e r > + 
+ < / N a v W o r d R e p o r t X m l P a r t > 
 </file>
 
-<file path=customXml/item2.xml>��< ? x m l   v e r s i o n = " 1 . 0 "   e n c o d i n g = " u t f - 1 6 " ? > < N a v W o r d R e p o r t X m l P a r t   x m l n s = " u r n : m i c r o s o f t - d y n a m i c s - b u s i n e s s c e n t r a l / i n t e r n a l / e x t e n d e d / r e p o r t s / S t a n d a r d _ S a l e s _ O r d e r _ C o n f / 1 3 0 5 / " > - 
-     < B C R e p o r t I n f o r m a t i o n > - 
-         < R e p o r t M e t a d a t a > - 
-             < E x t e n s i o n I d > E x t e n s i o n   I D < / E x t e n s i o n I d > - 
-             < E x t e n s i o n N a m e > E x t e n s i o n   N a m e < / E x t e n s i o n N a m e > - 
-             < E x t e n s i o n P u b l i s h e r > E x t e n s i o n   P u b l i s h e r < / E x t e n s i o n P u b l i s h e r > - 
-             < E x t e n s i o n V e r s i o n > E x t e n s i o n   V e r s i o n < / E x t e n s i o n V e r s i o n > - 
-             < R e p o r t I d > R e p o r t   I D < / R e p o r t I d > - 
-             < R e p o r t N a m e > R e p o r t   N a m e < / R e p o r t N a m e > - 
-             < A b o u t T h i s R e p o r t T i t l e > A b o u t   T h i s   R e p o r t   T i t l e < / A b o u t T h i s R e p o r t T i t l e > - 
-             < A b o u t T h i s R e p o r t T e x t > A b o u t   T h i s   R e p o r t   T e x t < / A b o u t T h i s R e p o r t T e x t > - 
-             < R e p o r t H e l p L i n k > R e p o r t   H e l p   L i n k < / R e p o r t H e l p L i n k > - 
-         < / R e p o r t M e t a d a t a > - 
-         < R e p o r t R e q u e s t > - 
-             < T e n a n t E n t r a I d > T e n a n t   E n t r a   I d < / T e n a n t E n t r a I d > - 
-             < E n v i r o n m e n t N a m e > E n v i r o n m e n t   N a m e < / E n v i r o n m e n t N a m e > - 
-             < E n v i r o n m e n t T y p e > E n v i r o n m e n t   T y p e < / E n v i r o n m e n t T y p e > - 
-             < C o m p a n y N a m e > C o m p a n y   N a m e < / C o m p a n y N a m e > - 
-             < C o m p a n y D i s p l a y N a m e > C o m p a n y   D i s p l a y   N a m e < / C o m p a n y D i s p l a y N a m e > - 
-             < C o m p a n y I d > C o m p a n y   I D < / C o m p a n y I d > - 
-             < U s e r N a m e > U s e r   N a m e < / U s e r N a m e > - 
-             < D a t e A n d T i m e > D a t e   a n d   T i m e < / D a t e A n d T i m e > - 
-             < L a n g u a g e > L a n g u a g e < / L a n g u a g e > - 
-             < F o r m a t R e g i o n > F o r m a t   R e g i o n < / F o r m a t R e g i o n > - 
-             < D a t e T i m e V a l u e s > - 
-                 < Y e a r > Y e a r < / Y e a r > - 
-                 < M o n t h N u m b e r > M o n t h   N u m b e r < / M o n t h N u m b e r > - 
-                 < D a y N u m b e r > D a y   N u m b e r < / D a y N u m b e r > - 
-                 < H o u r > H o u r < / H o u r > - 
-                 < M i n u t e > M i n u t e < / M i n u t e > - 
-             < / D a t e T i m e V a l u e s > - 
-         < / R e p o r t R e q u e s t > - 
-         < C o m p a n y M e t a d a t a > - 
-             < C o m p a n y N a m e > C o m p a n y   N a m e < / C o m p a n y N a m e > - 
-             < C o m p a n y D i s p l a y N a m e > C o m p a n y   D i s p l a y   N a m e < / C o m p a n y D i s p l a y N a m e > - 
-             < C o m p a n y A d d r e s s L i n e s > - 
-                 < C o m p a n y A d d r e s s L i n e > C o m p a n y   A d d r e s s   L i n e   1 < / C o m p a n y A d d r e s s L i n e > - 
-                 < C o m p a n y A d d r e s s L i n e > C o m p a n y   A d d r e s s   L i n e   2 < / C o m p a n y A d d r e s s L i n e > - 
-                 < C o m p a n y A d d r e s s L i n e > C o m p a n y   A d d r e s s   L i n e   3 < / C o m p a n y A d d r e s s L i n e > - 
-                 < C o m p a n y A d d r e s s L i n e > C o m p a n y   A d d r e s s   L i n e   4 < / C o m p a n y A d d r e s s L i n e > - 
-                 < C o m p a n y A d d r e s s L i n e > C o m p a n y   A d d r e s s   L i n e   5 < / C o m p a n y A d d r e s s L i n e > - 
-                 < C o m p a n y A d d r e s s L i n e > C o m p a n y   A d d r e s s   L i n e   6 < / C o m p a n y A d d r e s s L i n e > - 
-                 < C o m p a n y A d d r e s s L i n e > C o m p a n y   A d d r e s s   L i n e   7 < / C o m p a n y A d d r e s s L i n e > - 
-                 < C o m p a n y A d d r e s s L i n e > C o m p a n y   A d d r e s s   L i n e   8 < / C o m p a n y A d d r e s s L i n e > - 
-             < / C o m p a n y A d d r e s s L i n e s > - 
-             < C o m p a n y P h o n e > C o m p a n y   P h o n e < / C o m p a n y P h o n e > - 
-             < C o m p a n y P h o n e C a p t i o n > C o m p a n y   P h o n e   C a p t i o n < / C o m p a n y P h o n e C a p t i o n > - 
-             < C o m p a n y F a x N o > C o m p a n y   F a x   N o . < / C o m p a n y F a x N o > - 
-             < C o m p a n y F a x N o C a p t i o n > C o m p a n y   F a x   N o .   C a p t i o n < / C o m p a n y F a x N o C a p t i o n > - 
-             < C o m p a n y E m a i l > C o m p a n y   E m a i l < / C o m p a n y E m a i l > - 
-             < C o m p a n y E m a i l C a p t i o n > C o m p a n y   E m a i l   C a p t i o n < / C o m p a n y E m a i l C a p t i o n > - 
-             < C o m p a n y H o m e P a g e > C o m p a n y   H o m e   P a g e < / C o m p a n y H o m e P a g e > - 
-             < C o m p a n y H o m e P a g e C a p t i o n > C o m p a n y   H o m e   P a g e   C a p t i o n < / C o m p a n y H o m e P a g e C a p t i o n > - 
-             < C o m p a n y L o g o > C o m p a n y   L o g o < / C o m p a n y L o g o > - 
-             < C o m p a n y V A T R e g i s t r a t i o n N o > C o m p a n y   V A T   R e g i s t r a t i o n   N o . < / C o m p a n y V A T R e g i s t r a t i o n N o > - 
-             < C o m p a n y V A T R e g i s t r a t i o n N o C a p t i o n > C o m p a n y   V A T   R e g i s t r a t i o n   N o .   C a p t i o n < / C o m p a n y V A T R e g i s t r a t i o n N o C a p t i o n > - 
-             < C o m p a n y R e g i s t r a t i o n N o > C o m p a n y   R e g i s t r a t i o n   N o . < / C o m p a n y R e g i s t r a t i o n N o > - 
-             < C o m p a n y R e g i s t r a t i o n N o C a p t i o n > C o m p a n y   R e g i s t r a t i o n   N o .   C a p t i o n < / C o m p a n y R e g i s t r a t i o n N o C a p t i o n > - 
-             < C o m p a n y B a n k N a m e > C o m p a n y   B a n k   N a m e < / C o m p a n y B a n k N a m e > - 
-             < C o m p a n y B a n k N a m e C a p t i o n > C o m p a n y   B a n k   N a m e   C a p t i o n < / C o m p a n y B a n k N a m e C a p t i o n > - 
-             < C o m p a n y B a n k A c c o u n t N o > C o m p a n y   B a n k   A c c o u n t   N o . < / C o m p a n y B a n k A c c o u n t N o > - 
-             < C o m p a n y B a n k A c c o u n t N o C a p t i o n > C o m p a n y   B a n k   A c c o u n t   N o .   C a p t i o n < / C o m p a n y B a n k A c c o u n t N o C a p t i o n > - 
-             < C o m p a n y B a n k B r a n c h N o > C o m p a n y   B a n k   B r a n c h   N o . < / C o m p a n y B a n k B r a n c h N o > - 
-             < C o m p a n y B a n k B r a n c h N o C a p t i o n > C o m p a n y   B a n k   B r a n c h   N o .   C a p t i o n < / C o m p a n y B a n k B r a n c h N o C a p t i o n > - 
-             < C o m p a n y I B A N > C o m p a n y   I B A N < / C o m p a n y I B A N > - 
-             < C o m p a n y I B A N C a p t i o n > C o m p a n y   I B A N   C a p t i o n < / C o m p a n y I B A N C a p t i o n > - 
-             < C o m p a n y B a n k S W I F T > C o m p a n y   B a n k   S W I F T < / C o m p a n y B a n k S W I F T > - 
-             < C o m p a n y B a n k S W I F T C a p t i o n > C o m p a n y   B a n k   S W I F T   C a p t i o n < / C o m p a n y B a n k S W I F T C a p t i o n > - 
-             < C o m p a n y G i r o N o > C o m p a n y   G i r o   N o . < / C o m p a n y G i r o N o > - 
-             < C o m p a n y G i r o N o C a p t i o n > C o m p a n y   G i r o   N o .   C a p t i o n < / C o m p a n y G i r o N o C a p t i o n > - 
-         < / C o m p a n y M e t a d a t a > - 
-     < / B C R e p o r t I n f o r m a t i o n > - 
-     < T o o l t i p s > - 
-         < T o o l t i p   c o l u m n = " C o m p a n y H o m e P a g e "   E l e m e n t I d = " 1 9 8 9 1 8 8 7 0 " > - 
-             < T o o l t i p T e x t   l a n g = " e n - U S " > S p e c i f i e s   y o u r   c o m p a n y ' s   w e b   s i t e . < / T o o l t i p T e x t > - 
-         < / T o o l t i p > - 
-         < T o o l t i p   c o l u m n = " C o m p a n y E M a i l "   E l e m e n t I d = " 1 6 7 7 0 7 4 0 5 8 " > - 
-             < T o o l t i p T e x t   l a n g = " e n - U S " > S p e c i f i e s   t h e   c o m p a n y ' s   e m a i l   a d d r e s s . < / T o o l t i p T e x t > - 
-         < / T o o l t i p > - 
-         < T o o l t i p   c o l u m n = " C o m p a n y P i c t u r e "   E l e m e n t I d = " 1 3 9 7 4 1 1 0 7 4 " > - 
-             < T o o l t i p T e x t   l a n g = " e n - U S " > S p e c i f i e s   t h e   p i c t u r e   t h a t   h a s   b e e n   s e t   u p   f o r   t h e   c o m p a n y ,   s u c h   a s   a   c o m p a n y   l o g o . < / T o o l t i p T e x t > - 
-         < / T o o l t i p > - 
-         < T o o l t i p   c o l u m n = " C o m p a n y P h o n e N o "   E l e m e n t I d = " 2 5 0 4 4 0 6 5 5 " > - 
-             < T o o l t i p T e x t   l a n g = " e n - U S " > S p e c i f i e s   t h e   c o m p a n y ' s   t e l e p h o n e   n u m b e r . < / T o o l t i p T e x t > - 
-         < / T o o l t i p > - 
-         < T o o l t i p   c o l u m n = " C o m p a n y G i r o N o "   E l e m e n t I d = " 1 3 6 0 1 9 6 3 2 0 " > - 
-             < T o o l t i p T e x t   l a n g = " e n - U S " > S p e c i f i e s   t h e   c o m p a n y ' s   g i r o   n u m b e r . < / T o o l t i p T e x t > - 
-         < / T o o l t i p > - 
-         < T o o l t i p   c o l u m n = " C o m p a n y B a n k N a m e "   E l e m e n t I d = " 1 5 3 4 9 0 5 6 0 5 " > - 
-             < T o o l t i p T e x t   l a n g = " e n - U S " > S p e c i f i e s   t h e   n a m e   o f   t h e   b a n k   w h e r e   y o u   h a v e   t h e   b a n k   a c c o u n t . < / T o o l t i p T e x t > - 
-         < / T o o l t i p > - 
-         < T o o l t i p   c o l u m n = " C o m p a n y B a n k B r a n c h N o "   E l e m e n t I d = " 7 9 3 1 3 3 0 5 7 " > - 
-             < T o o l t i p T e x t   l a n g = " e n - U S " > S p e c i f i e s   a   n u m b e r   o f   t h e   b a n k   b r a n c h . < / T o o l t i p T e x t > - 
-         < / T o o l t i p > - 
-         < T o o l t i p   c o l u m n = " C o m p a n y B a n k A c c o u n t N o "   E l e m e n t I d = " 3 0 1 4 0 2 0 4 " > - 
-             < T o o l t i p T e x t   l a n g = " e n - U S " > S p e c i f i e s   t h e   n u m b e r   u s e d   b y   t h e   b a n k   f o r   t h e   b a n k   a c c o u n t . < / T o o l t i p T e x t > - 
-         < / T o o l t i p > - 
-         < T o o l t i p   c o l u m n = " C o m p a n y I B A N "   E l e m e n t I d = " 9 0 6 5 4 9 1 8 2 " > - 
-             < T o o l t i p T e x t   l a n g = " e n - U S " > S p e c i f i e s   t h e   b a n k   a c c o u n t ' s   i n t e r n a t i o n a l   b a n k   a c c o u n t   n u m b e r . < / T o o l t i p T e x t > - 
-         < / T o o l t i p > - 
-         < T o o l t i p   c o l u m n = " C o m p a n y S W I F T "   E l e m e n t I d = " 6 6 8 2 5 0 2 4 5 " > - 
-             < T o o l t i p T e x t   l a n g = " e n - U S " > S p e c i f i e s   t h e   i n t e r n a t i o n a l   b a n k   i d e n t i f i e r   c o d e   ( S W I F T )   o f   t h e   b a n k   w h e r e   y o u   h a v e   t h e   a c c o u n t . < / T o o l t i p T e x t > - 
-         < / T o o l t i p > - 
-         < T o o l t i p   c o l u m n = " S e l l T o C o n t a c t P h o n e N o "   E l e m e n t I d = " 1 6 1 3 8 2 2 4 8 3 " > - 
-             < T o o l t i p T e x t   l a n g = " e n - U S " > S p e c i f i e s   t h e   c o n t a c t ' s   p h o n e   n u m b e r . < / T o o l t i p T e x t > - 
-         < / T o o l t i p > - 
-         < T o o l t i p   c o l u m n = " S e l l T o C o n t a c t M o b i l e P h o n e N o "   E l e m e n t I d = " 1 8 4 3 5 8 7 4 7 " > - 
-             < T o o l t i p T e x t   l a n g = " e n - U S " > S p e c i f i e s   t h e   c o n t a c t ' s   m o b i l e   t e l e p h o n e   n u m b e r . < / T o o l t i p T e x t > - 
-         < / T o o l t i p > - 
-         < T o o l t i p   c o l u m n = " S e l l T o C o n t a c t E m a i l "   E l e m e n t I d = " 2 6 2 8 2 4 5 6 4 " > - 
-             < T o o l t i p T e x t   l a n g = " e n - U S " > S p e c i f i e s   t h e   e m a i l   a d d r e s s   o f   t h e   c o n t a c t . < / T o o l t i p T e x t > - 
-         < / T o o l t i p > - 
-         < T o o l t i p   c o l u m n = " B i l l T o C o n t a c t P h o n e N o "   E l e m e n t I d = " 3 6 2 4 7 7 4 8 8 " > - 
-             < T o o l t i p T e x t   l a n g = " e n - U S " > S p e c i f i e s   t h e   c o n t a c t ' s   p h o n e   n u m b e r . < / T o o l t i p T e x t > - 
-         < / T o o l t i p > - 
-         < T o o l t i p   c o l u m n = " B i l l T o C o n t a c t M o b i l e P h o n e N o "   E l e m e n t I d = " 2 4 8 4 8 8 6 9 6 " > - 
-             < T o o l t i p T e x t   l a n g = " e n - U S " > S p e c i f i e s   t h e   c o n t a c t ' s   m o b i l e   t e l e p h o n e   n u m b e r . < / T o o l t i p T e x t > - 
-         < / T o o l t i p > - 
-         < T o o l t i p   c o l u m n = " B i l l T o C o n t a c t E m a i l "   E l e m e n t I d = " 3 3 5 8 2 7 8 9 5 " > - 
-             < T o o l t i p T e x t   l a n g = " e n - U S " > S p e c i f i e s   t h e   e m a i l   a d d r e s s   o f   t h e   c o n t a c t . < / T o o l t i p T e x t > - 
-         < / T o o l t i p > - 
-         < T o o l t i p   c o l u m n = " Y o u r R e f e r e n c e "   E l e m e n t I d = " 1 1 0 3 9 9 5 1 " > - 
-             < T o o l t i p T e x t   l a n g = " e n - U S " > S p e c i f i e s   t h e   c u s t o m e r ' s   r e f e r e n c e .   T h e   c o n t e n t   w i l l   b e   p r i n t e d   o n   s a l e s   d o c u m e n t s . < / T o o l t i p T e x t > - 
-         < / T o o l t i p > - 
-         < T o o l t i p   c o l u m n = " S h i p m e n t M e t h o d D e s c r i p t i o n "   E l e m e n t I d = " 2 0 5 9 4 0 3 2 6 0 " > - 
-             < T o o l t i p T e x t   l a n g = " e n - U S " > S p e c i f i e s   a   d e s c r i p t i o n   o f   t h e   s h i p m e n t   m e t h o d . < / T o o l t i p T e x t > - 
-         < / T o o l t i p > - 
-         < T o o l t i p   c o l u m n = " S h i p T o P h o n e N o "   E l e m e n t I d = " 3 6 9 7 0 2 2 5 5 " > - 
-             < T o o l t i p T e x t   l a n g = " e n - U S " > S p e c i f i e s   t h e   t e l e p h o n e   n u m b e r   o f   t h e   c o m p a n y ' s   s h i p p i n g   a d d r e s s . < / T o o l t i p T e x t > - 
-         < / T o o l t i p > - 
-         < T o o l t i p   c o l u m n = " P a y m e n t T e r m s D e s c r i p t i o n "   E l e m e n t I d = " 2 0 3 8 7 4 2 7 0 0 " > - 
-             < T o o l t i p T e x t   l a n g = " e n - U S " > S p e c i f i e s   a n   e x p l a n a t i o n   o f   t h e   p a y m e n t   t e r m s . < / T o o l t i p T e x t > - 
-         < / T o o l t i p > - 
-         < T o o l t i p   c o l u m n = " P a y m e n t M e t h o d D e s c r i p t i o n "   E l e m e n t I d = " 5 8 5 7 5 7 9 7 4 " > - 
-             < T o o l t i p T e x t   l a n g = " e n - U S " > S p e c i f i e s   a   t e x t   t h a t   d e s c r i b e s   t h e   p a y m e n t   m e t h o d . < / T o o l t i p T e x t > - 
-         < / T o o l t i p > - 
-         < T o o l t i p   c o l u m n = " B i l l t o C u s t u m e r N o "   E l e m e n t I d = " 2 8 0 4 7 3 0 5 8 " > - 
-             < T o o l t i p T e x t   l a n g = " e n - U S " > S p e c i f i e s   t h e   n u m b e r   o f   t h e   c u s t o m e r   t h a t   y o u   s e n d   o r   s e n t   t h e   i n v o i c e   o r   c r e d i t   m e m o   t o . < / T o o l t i p T e x t > - 
-         < / T o o l t i p > - 
-         < T o o l t i p   c o l u m n = " D o c u m e n t N o "   E l e m e n t I d = " 9 7 0 3 5 0 5 3 9 " > - 
-             < T o o l t i p T e x t   l a n g = " e n - U S " > S p e c i f i e s   a   u n i q u e   n u m b e r   t h a t   i d e n t i f i e s   t h e   s a l e s   d o c u m e n t .   T h e   n u m b e r   c a n   b e   g e n e r a t e d   a u t o m a t i c a l l y   f r o m   a   n u m b e r   s e r i e s ,   o r   y o u   c a n   n u m b e r   e a c h   o f   t h e m   m a n u a l l y . < / T o o l t i p T e x t > - 
-         < / T o o l t i p > - 
-         < T o o l t i p   c o l u m n = " Q u o t e N o "   E l e m e n t I d = " 1 5 2 1 5 3 3 0 4 6 " > - 
-             < T o o l t i p T e x t   l a n g = " e n - U S " > S p e c i f i e s   t h e   n u m b e r   o f   t h e   s a l e s   q u o t e   t h a t   t h e   s a l e s   o r d e r   w a s   c r e a t e d   f r o m .   Y o u   c a n   t r a c k   t h e   n u m b e r   t o   s a l e s   q u o t e   d o c u m e n t s   t h a t   y o u   h a v e   p r i n t e d ,   s a v e d ,   o r   e m a i l e d . < / T o o l t i p T e x t > - 
-         < / T o o l t i p > - 
-         < T o o l t i p   c o l u m n = " P r i c e s I n c l u d i n g V A T "   E l e m e n t I d = " 5 1 8 8 1 7 1 6 7 " > - 
-             < T o o l t i p T e x t   l a n g = " e n - U S " > S p e c i f i e s   i f   t h e   U n i t   P r i c e   a n d   L i n e   A m o u n t   f i e l d s   o n   d o c u m e n t   l i n e s   s h o u l d   b e   s h o w n   w i t h   o r   w i t h o u t   V A T . < / T o o l t i p T e x t > - 
-         < / T o o l t i p > - 
-         < T o o l t i p   c o l u m n = " S a l e s P e r s o n N a m e "   E l e m e n t I d = " 8 7 1 4 9 2 9 8 3 " > - 
-             < T o o l t i p T e x t   l a n g = " e n - U S " > S p e c i f i e s   t h e   n a m e   o f   t h e   s a l e s p e r s o n   o r   p u r c h a s e r . < / T o o l t i p T e x t > - 
-         < / T o o l t i p > - 
-         < T o o l t i p   c o l u m n = " S e l l t o C u s t o m e r N o "   E l e m e n t I d = " 2 0 5 0 6 4 7 3 4 9 " > - 
-             < T o o l t i p T e x t   l a n g = " e n - U S " > S p e c i f i e s   t h e   n u m b e r   o f   t h e   c u s t o m e r   t h a t   y o u ' r e   s e l l i n g   t o .   B y   d e f a u l t ,   t h e   s a m e   c u s t o m e r   i s   s u g g e s t e d   a s   t h e   s h i p - t o   c u s t o m e r .   I f   n e e d e d ,   y o u   c a n   s p e c i f y   a   d i f f e r e n t   s h i p - t o   c u s t o m e r   o n   t h e   d o c u m e n t . < / T o o l t i p T e x t > - 
-         < / T o o l t i p > - 
-         < T o o l t i p   c o l u m n = " S e l l T o P h o n e N o "   E l e m e n t I d = " 7 5 1 9 3 1 8 4 3 " > - 
-             < T o o l t i p T e x t   l a n g = " e n - U S " > S p e c i f i e s   t h e   t e l e p h o n e   n u m b e r   o f   t h e   c o n t a c t   p e r s o n   t h a t   t h e   s a l e s   d o c u m e n t   w i l l   b e   s e n t   t o . < / T o o l t i p T e x t > - 
-         < / T o o l t i p > - 
-         < T o o l t i p   c o l u m n = " E x t D o c N o _ S a l e s H e a d e r "   E l e m e n t I d = " 8 3 2 4 5 0 5 2 3 " > - 
-             < T o o l t i p T e x t   l a n g = " e n - U S " > S p e c i f i e s   a   d o c u m e n t   n u m b e r   t h a t   r e f e r s   t o   t h e   c u s t o m e r ' s   o r   v e n d o r ' s   n u m b e r i n g   s y s t e m . < / T o o l t i p T e x t > - 
-         < / T o o l t i p > - 
-         < T o o l t i p   c o l u m n = " L i n e N o _ L i n e "   E l e m e n t I d = " 6 9 8 9 8 5 9 7 9 " > - 
-             < T o o l t i p T e x t   l a n g = " e n - U S " > S p e c i f i e s   t h e   l i n e   n u m b e r . < / T o o l t i p T e x t > - 
-         < / T o o l t i p > - 
-         < T o o l t i p   c o l u m n = " A m o u n t E x c l u d i n g V A T _ L i n e "   E l e m e n t I d = " 1 0 6 2 4 6 0 0 4 0 " > - 
-             < T o o l t i p T e x t   l a n g = " e n - U S " > S p e c i f i e s   t h e   s u m   o f   a m o u n t s   i n   t h e   L i n e   A m o u n t   f i e l d   o n   t h e   s a l e s   r e t u r n   o r d e r   l i n e s . < / T o o l t i p T e x t > - 
-         < / T o o l t i p > - 
-         < T o o l t i p   c o l u m n = " D e s c r i p t i o n _ L i n e "   E l e m e n t I d = " 1 4 0 6 8 2 2 3 1 0 " > - 
-             < T o o l t i p T e x t   l a n g = " e n - U S " > S p e c i f i e s   a   d e s c r i p t i o n   o f   t h e   e n t r y   o f   t h e   p r o d u c t   t o   b e   s o l d .   T o   a d d   a   n o n - t r a n s a c t i o n a l   t e x t   l i n e ,   f i l l   i n   t h e   D e s c r i p t i o n   f i e l d   o n l y . < / T o o l t i p T e x t > - 
-         < / T o o l t i p > - 
-         < T o o l t i p   c o l u m n = " L i n e D i s c o u n t P e r c e n t _ L i n e "   E l e m e n t I d = " 9 0 7 8 2 7 4 3 6 " > - 
-             < T o o l t i p T e x t   l a n g = " e n - U S " > S p e c i f i e s   t h e   d i s c o u n t   p e r c e n t a g e   t h a t   i s   g r a n t e d   f o r   t h e   i t e m   o n   t h e   l i n e . < / T o o l t i p T e x t > - 
-         < / T o o l t i p > - 
-         < T o o l t i p   c o l u m n = " I t e m N o _ L i n e "   E l e m e n t I d = " 1 9 1 0 2 9 6 2 8 8 " > - 
-             < T o o l t i p T e x t   l a n g = " e n - U S " > S p e c i f i e s   t h e   n u m b e r   o f   t h e   i n v o l v e d   e n t r y   o r   r e c o r d ,   a c c o r d i n g   t o   t h e   s p e c i f i e d   n u m b e r   s e r i e s . < / T o o l t i p T e x t > - 
-         < / T o o l t i p > - 
-         < T o o l t i p   c o l u m n = " U n i t O f M e a s u r e "   E l e m e n t I d = " 1 8 0 8 2 2 8 0 1 8 " > - 
-             < T o o l t i p T e x t   l a n g = " e n - U S " > S p e c i f i e s   t h e   u n i t   o f   m e a s u r e   f o r   t h e   i t e m   o r   r e s o u r c e   o n   t h e   s a l e s   l i n e . < / T o o l t i p T e x t > - 
-         < / T o o l t i p > - 
-         < T o o l t i p   c o l u m n = " I t e m R e f e r e n c e N o "   E l e m e n t I d = " 4 7 4 0 7 7 5 6 6 " > - 
-             < T o o l t i p T e x t   l a n g = " e n - U S " > S p e c i f i e s   t h e   r e f e r e n c e d   i t e m   n u m b e r . < / T o o l t i p T e x t > - 
-         < / T o o l t i p > - 
-         < T o o l t i p   c o l u m n = " L i n e N o _ A s s e m b l y L i n e "   E l e m e n t I d = " 6 4 0 5 8 3 8 9 1 " > - 
-             < T o o l t i p T e x t   l a n g = " e n - U S " > S p e c i f i e s   t h e   n u m b e r   o f   t h e   i n v o l v e d   e n t r y   o r   r e c o r d ,   a c c o r d i n g   t o   t h e   s p e c i f i e d   n u m b e r   s e r i e s . < / T o o l t i p T e x t > - 
-         < / T o o l t i p > - 
-         < T o o l t i p   c o l u m n = " D e s c r i p t i o n _ A s s e m b l y L i n e "   E l e m e n t I d = " 2 8 0 7 4 3 7 9 6 " > - 
-             < T o o l t i p T e x t   l a n g = " e n - U S " > S p e c i f i e s   t h e   d e s c r i p t i o n   o f   t h e   a s s e m b l y   c o m p o n e n t . < / T o o l t i p T e x t > - 
-         < / T o o l t i p > - 
-         < T o o l t i p   c o l u m n = " Q u a n t i t y _ A s s e m b l y L i n e "   E l e m e n t I d = " 1 9 5 7 6 4 8 2 3 1 " > - 
-             < T o o l t i p T e x t   l a n g = " e n - U S " > S p e c i f i e s   h o w   m a n y   u n i t s   o f   t h e   a s s e m b l y   c o m p o n e n t   a r e   e x p e c t e d   t o   b e   c o n s u m e d . < / T o o l t i p T e x t > - 
-         < / T o o l t i p > - 
-         < T o o l t i p   c o l u m n = " V a r i a n t C o d e _ A s s e m b l y L i n e "   E l e m e n t I d = " 1 8 6 9 4 0 7 6 7 2 " > - 
-             < T o o l t i p T e x t   l a n g = " e n - U S " > S p e c i f i e s   t h e   v a r i a n t   o f   t h e   i t e m   o n   t h e   l i n e . < / T o o l t i p T e x t > - 
-         < / T o o l t i p > - 
-         < T o o l t i p   c o l u m n = " I n v o i c e D i s c o u n t A m o u n t _ V A T A m o u n t L i n e "   E l e m e n t I d = " 8 2 4 7 3 0 1 4 1 " > - 
-             < T o o l t i p T e x t   l a n g = " e n - U S " > S p e c i f i e s   t h e   i n v o i c e   d i s c o u n t   a m o u n t   f o r   a   s p e c i f i c   V A T   i d e n t i f i e r . < / T o o l t i p T e x t > - 
-         < / T o o l t i p > - 
-         < T o o l t i p   c o l u m n = " I n v o i c e D i s c o u n t B a s e A m o u n t _ V A T A m o u n t L i n e "   E l e m e n t I d = " 2 0 4 0 3 3 2 2 6 6 " > - 
-             < T o o l t i p T e x t   l a n g = " e n - U S " > S p e c i f i e s   t h e   i n v o i c e   d i s c o u n t   b a s e   a m o u n t . < / T o o l t i p T e x t > - 
-         < / T o o l t i p > - 
-         < T o o l t i p   c o l u m n = " L i n e A m o u n t _ V a t A m o u n t L i n e "   E l e m e n t I d = " 2 1 4 6 5 4 0 1 " > - 
-             < T o o l t i p T e x t   l a n g = " e n - U S " > S p e c i f i e s   t h e   t o t a l   a m o u n t   f o r   s a l e s   o r   p u r c h a s e   l i n e s   w i t h   a   s p e c i f i c   V A T   i d e n t i f i e r . < / T o o l t i p T e x t > - 
-         < / T o o l t i p > - 
-         < T o o l t i p   c o l u m n = " V A T A m o u n t _ V a t A m o u n t L i n e "   E l e m e n t I d = " 1 8 9 1 8 2 0 6 2 0 " > - 
-             < T o o l t i p T e x t   l a n g = " e n - U S " > S p e c i f i e s   t h e   a m o u n t   o f   V A T   t h a t   i s   i n c l u d e d   i n   t h e   t o t a l   a m o u n t . < / T o o l t i p T e x t > - 
-         < / T o o l t i p > - 
-         < T o o l t i p   c o l u m n = " V A T B a s e _ V a t A m o u n t L i n e "   E l e m e n t I d = " 1 4 5 8 9 3 7 8 1 9 " > - 
-             < T o o l t i p T e x t   l a n g = " e n - U S " > S p e c i f i e s   t h e   t o t a l   n e t   a m o u n t   ( a m o u n t   e x c l u d i n g   V A T )   f o r   s a l e s   o r   p u r c h a s e   l i n e s   w i t h   a   s p e c i f i c   V A T   I d e n t i f i e r . < / T o o l t i p T e x t > - 
-         < / T o o l t i p > - 
-         < T o o l t i p   c o l u m n = " V A T I d e n t i f i e r _ V a t A m o u n t L i n e "   E l e m e n t I d = " 1 1 4 2 0 7 0 0 3 5 " > - 
-             < T o o l t i p T e x t   l a n g = " e n - U S " > S p e c i f i e s   t h e   V A T   I d e n t i f i e r   v a l u e . < / T o o l t i p T e x t > - 
-         < / T o o l t i p > - 
-         < T o o l t i p   c o l u m n = " V A T P c t _ V a t A m o u n t L i n e "   E l e m e n t I d = " 1 4 5 3 5 4 2 7 7 7 " > - 
-             < T o o l t i p T e x t   l a n g = " e n - U S " > S p e c i f i e s   t h e   V A T   %   t h a t   w a s   u s e d   o n   t h e   s a l e s   o r   p u r c h a s e   l i n e s   w i t h   t h i s   V A T   I d e n t i f i e r . < / T o o l t i p T e x t > - 
-         < / T o o l t i p > - 
-         < T o o l t i p   c o l u m n = " V A T I d e n t i f i e r _ V A T C l a u s e L i n e "   E l e m e n t I d = " 1 4 6 4 4 7 2 4 7 8 " > - 
-             < T o o l t i p T e x t   l a n g = " e n - U S " > S p e c i f i e s   t h e   V A T   I d e n t i f i e r   v a l u e . < / T o o l t i p T e x t > - 
-         < / T o o l t i p > - 
-         < T o o l t i p   c o l u m n = " C o d e _ V A T C l a u s e L i n e "   E l e m e n t I d = " 1 8 2 4 5 8 9 8 4 7 " > - 
-             < T o o l t i p T e x t   l a n g = " e n - U S " > S p e c i f i e s   t h e   c o d e   f o r   a   V A T   c l a u s e ,   w h i c h   i s   u s e d   t o   p r o v i d e   a   V A T   d e s c r i p t i o n   a s s o c i a t e d   w i t h   a   s a l e s   l i n e   o n   a   s a l e s   i n v o i c e ,   c r e d i t   m e m o ,   o r   o t h e r   s a l e s   d o c u m e n t . < / T o o l t i p T e x t > - 
-         < / T o o l t i p > - 
-         < T o o l t i p   c o l u m n = " D e s c r i p t i o n 2 _ V A T C l a u s e L i n e "   E l e m e n t I d = " 1 3 7 9 6 6 7 4 7 0 " > - 
-             < T o o l t i p T e x t   l a n g = " e n - U S " > S p e c i f i e s   a n   a d d i t i o n a l   d e s c r i p t i o n   o f   a   V A T   c l a u s e . < / T o o l t i p T e x t > - 
-         < / T o o l t i p > - 
-         < T o o l t i p   c o l u m n = " V A T A m o u n t _ V A T C l a u s e L i n e "   E l e m e n t I d = " 2 2 2 4 6 9 0 5 9 " > - 
-             < T o o l t i p T e x t   l a n g = " e n - U S " > S p e c i f i e s   t h e   a m o u n t   o f   V A T   t h a t   i s   i n c l u d e d   i n   t h e   t o t a l   a m o u n t . < / T o o l t i p T e x t > - 
-         < / T o o l t i p > - 
-     < / T o o l t i p s > - 
-     < H e a d e r   E l e m e n t T y p e = " D a t a I t e m "   E l e m e n t I d = " 1 2 4 0 3 7 3 8 8 6 " > - 
-         < B i l l T o C o n t a c t E m a i l   E l e m e n t T y p e = " C o l u m n "   E l e m e n t I d = " 3 3 5 8 2 7 8 9 5 "   D a t a T y p e = " T e x t " > B i l l T o C o n t a c t E m a i l < / B i l l T o C o n t a c t E m a i l > - 
-         < B i l l T o C o n t a c t E m a i l L b l   E l e m e n t T y p e = " C o l u m n "   E l e m e n t I d = " 2 9 6 4 7 8 3 6 5 "   D a t a T y p e = " L a b e l " > B i l l T o C o n t a c t E m a i l L b l < / B i l l T o C o n t a c t E m a i l L b l > - 
-         < B i l l T o C o n t a c t M o b i l e P h o n e N o   E l e m e n t T y p e = " C o l u m n "   E l e m e n t I d = " 2 4 8 4 8 8 6 9 6 "   D a t a T y p e = " T e x t " > B i l l T o C o n t a c t M o b i l e P h o n e N o < / B i l l T o C o n t a c t M o b i l e P h o n e N o > - 
-         < B i l l T o C o n t a c t M o b i l e P h o n e N o L b l   E l e m e n t T y p e = " C o l u m n "   E l e m e n t I d = " 2 7 6 3 1 1 3 3 8 "   D a t a T y p e = " L a b e l " > B i l l T o C o n t a c t M o b i l e P h o n e N o L b l < / B i l l T o C o n t a c t M o b i l e P h o n e N o L b l > - 
-         < B i l l T o C o n t a c t P h o n e N o   E l e m e n t T y p e = " C o l u m n "   E l e m e n t I d = " 3 6 2 4 7 7 4 8 8 "   D a t a T y p e = " T e x t " > B i l l T o C o n t a c t P h o n e N o < / B i l l T o C o n t a c t P h o n e N o > - 
-         < B i l l T o C o n t a c t P h o n e N o L b l   E l e m e n t T y p e = " C o l u m n "   E l e m e n t I d = " 2 1 2 3 3 4 5 9 6 6 "   D a t a T y p e = " L a b e l " > B i l l T o C o n t a c t P h o n e N o L b l < / B i l l T o C o n t a c t P h o n e N o L b l > - 
-         < B i l l t o C u s t o m e r N o _ L b l   E l e m e n t T y p e = " C o l u m n "   E l e m e n t I d = " 3 6 9 3 0 7 8 1 3 "   D a t a T y p e = " S t r i n g " > B i l l t o C u s t o m e r N o _ L b l < / B i l l t o C u s t o m e r N o _ L b l > - 
-         < B i l l t o C u s t u m e r N o   E l e m e n t T y p e = " C o l u m n "   E l e m e n t I d = " 2 8 0 4 7 3 0 5 8 "   D a t a T y p e = " C o d e " > B i l l t o C u s t u m e r N o < / B i l l t o C u s t u m e r N o > - 
-         < C o m p a n y A d d r e s s 1   E l e m e n t T y p e = " C o l u m n "   E l e m e n t I d = " 1 8 8 4 1 6 4 3 2 3 "   D a t a T y p e = " T e x t " > C o m p a n y A d d r e s s 1 < / C o m p a n y A d d r e s s 1 > - 
-         < C o m p a n y A d d r e s s 2   E l e m e n t T y p e = " C o l u m n "   E l e m e n t I d = " 1 2 4 6 4 6 7 7 0 6 "   D a t a T y p e = " T e x t " > C o m p a n y A d d r e s s 2 < / C o m p a n y A d d r e s s 2 > - 
-         < C o m p a n y A d d r e s s 3   E l e m e n t T y p e = " C o l u m n "   E l e m e n t I d = " 6 0 8 7 7 1 0 8 9 "   D a t a T y p e = " T e x t " > C o m p a n y A d d r e s s 3 < / C o m p a n y A d d r e s s 3 > - 
-         < C o m p a n y A d d r e s s 4   E l e m e n t T y p e = " C o l u m n "   E l e m e n t I d = " 7 7 7 6 8 0 1 1 2 "   D a t a T y p e = " T e x t " > C o m p a n y A d d r e s s 4 < / C o m p a n y A d d r e s s 4 > - 
-         < C o m p a n y A d d r e s s 5   E l e m e n t T y p e = " C o l u m n "   E l e m e n t I d = " 1 3 9 9 8 3 4 9 5 "   D a t a T y p e = " T e x t " > C o m p a n y A d d r e s s 5 < / C o m p a n y A d d r e s s 5 > - 
-         < C o m p a n y A d d r e s s 6   E l e m e n t T y p e = " C o l u m n "   E l e m e n t I d = " 4 9 7 7 1 3 1 2 2 "   D a t a T y p e = " T e x t " > C o m p a n y A d d r e s s 6 < / C o m p a n y A d d r e s s 6 > - 
-         < C o m p a n y A d d r e s s 7   E l e m e n t T y p e = " C o l u m n "   E l e m e n t I d = " 1 1 3 5 4 0 9 7 3 9 "   D a t a T y p e = " T e x t " > C o m p a n y A d d r e s s 7 < / C o m p a n y A d d r e s s 7 > - 
-         < C o m p a n y A d d r e s s 8   E l e m e n t T y p e = " C o l u m n "   E l e m e n t I d = " 1 7 1 5 2 5 5 3 0 0 "   D a t a T y p e = " T e x t " > C o m p a n y A d d r e s s 8 < / C o m p a n y A d d r e s s 8 > - 
-         < C o m p a n y B a n k A c c o u n t N o   E l e m e n t T y p e = " C o l u m n "   E l e m e n t I d = " 3 0 1 4 0 2 0 4 "   D a t a T y p e = " T e x t " > C o m p a n y B a n k A c c o u n t N o < / C o m p a n y B a n k A c c o u n t N o > - 
-         < C o m p a n y B a n k A c c o u n t N o _ L b l   E l e m e n t T y p e = " C o l u m n "   E l e m e n t I d = " 1 0 9 7 7 4 3 3 4 5 "   D a t a T y p e = " L a b e l " > C o m p a n y B a n k A c c o u n t N o _ L b l < / C o m p a n y B a n k A c c o u n t N o _ L b l > - 
-         < C o m p a n y B a n k B r a n c h N o   E l e m e n t T y p e = " C o l u m n "   E l e m e n t I d = " 7 9 3 1 3 3 0 5 7 "   D a t a T y p e = " T e x t " > C o m p a n y B a n k B r a n c h N o < / C o m p a n y B a n k B r a n c h N o > - 
-         < C o m p a n y B a n k B r a n c h N o _ L b l   E l e m e n t T y p e = " C o l u m n "   E l e m e n t I d = " 3 2 7 9 0 6 6 9 2 "   D a t a T y p e = " S t r i n g " > C o m p a n y B a n k B r a n c h N o _ L b l < / C o m p a n y B a n k B r a n c h N o _ L b l > - 
-         < C o m p a n y B a n k N a m e   E l e m e n t T y p e = " C o l u m n "   E l e m e n t I d = " 1 5 3 4 9 0 5 6 0 5 "   D a t a T y p e = " T e x t " > C o m p a n y B a n k N a m e < / C o m p a n y B a n k N a m e > - 
-         < C o m p a n y B a n k N a m e _ L b l   E l e m e n t T y p e = " C o l u m n "   E l e m e n t I d = " 1 2 0 4 3 0 7 0 1 4 "   D a t a T y p e = " L a b e l " > C o m p a n y B a n k N a m e _ L b l < / C o m p a n y B a n k N a m e _ L b l > - 
-         < C o m p a n y C u s t o m G i r o   E l e m e n t T y p e = " C o l u m n "   E l e m e n t I d = " 1 6 7 0 4 7 5 7 9 8 "   D a t a T y p e = " T e x t " > C o m p a n y C u s t o m G i r o < / C o m p a n y C u s t o m G i r o > - 
-         < C o m p a n y C u s t o m G i r o _ L b l   E l e m e n t T y p e = " C o l u m n "   E l e m e n t I d = " 8 9 1 4 3 9 6 2 5 "   D a t a T y p e = " T e x t " > C o m p a n y C u s t o m G i r o _ L b l < / C o m p a n y C u s t o m G i r o _ L b l > - 
-         < C o m p a n y E M a i l   E l e m e n t T y p e = " C o l u m n "   E l e m e n t I d = " 1 6 7 7 0 7 4 0 5 8 "   D a t a T y p e = " T e x t " > C o m p a n y E M a i l < / C o m p a n y E M a i l > - 
-         < C o m p a n y G i r o N o   E l e m e n t T y p e = " C o l u m n "   E l e m e n t I d = " 1 3 6 0 1 9 6 3 2 0 "   D a t a T y p e = " T e x t " > C o m p a n y G i r o N o < / C o m p a n y G i r o N o > - 
-         < C o m p a n y G i r o N o _ L b l   E l e m e n t T y p e = " C o l u m n "   E l e m e n t I d = " 8 6 1 6 0 2 1 1 5 "   D a t a T y p e = " L a b e l " > C o m p a n y G i r o N o _ L b l < / C o m p a n y G i r o N o _ L b l > - 
-         < C o m p a n y H o m e P a g e   E l e m e n t T y p e = " C o l u m n "   E l e m e n t I d = " 1 9 8 9 1 8 8 7 0 "   D a t a T y p e = " T e x t " > C o m p a n y H o m e P a g e < / C o m p a n y H o m e P a g e > - 
-         < C o m p a n y I B A N   E l e m e n t T y p e = " C o l u m n "   E l e m e n t I d = " 9 0 6 5 4 9 1 8 2 "   D a t a T y p e = " C o d e " > C o m p a n y I B A N < / C o m p a n y I B A N > - 
-         < C o m p a n y I B A N _ L b l   E l e m e n t T y p e = " C o l u m n "   E l e m e n t I d = " 1 2 6 7 9 5 2 2 2 7 "   D a t a T y p e = " S t r i n g " > C o m p a n y I B A N _ L b l < / C o m p a n y I B A N _ L b l > - 
-         < C o m p a n y L e g a l O f f i c e   E l e m e n t T y p e = " C o l u m n "   E l e m e n t I d = " 7 1 4 2 5 8 1 1 1 "   D a t a T y p e = " T e x t " > C o m p a n y L e g a l O f f i c e < / C o m p a n y L e g a l O f f i c e > - 
-         < C o m p a n y L e g a l O f f i c e _ L b l   E l e m e n t T y p e = " C o l u m n "   E l e m e n t I d = " 1 5 3 3 1 7 5 1 0 8 "   D a t a T y p e = " T e x t " > C o m p a n y L e g a l O f f i c e _ L b l < / C o m p a n y L e g a l O f f i c e _ L b l > - 
-         < C o m p a n y L e g a l S t a t e m e n t   E l e m e n t T y p e = " C o l u m n "   E l e m e n t I d = " 4 4 8 3 5 8 8 7 6 "   D a t a T y p e = " T e x t " > C o m p a n y L e g a l S t a t e m e n t < / C o m p a n y L e g a l S t a t e m e n t > - 
-         < C o m p a n y L o g o P o s i t i o n   E l e m e n t T y p e = " C o l u m n "   E l e m e n t I d = " 1 4 2 5 2 6 6 6 8 8 "   D a t a T y p e = " I n t e g e r " > C o m p a n y L o g o P o s i t i o n < / C o m p a n y L o g o P o s i t i o n > - 
-         < C o m p a n y P h o n e N o   E l e m e n t T y p e = " C o l u m n "   E l e m e n t I d = " 2 5 0 4 4 0 6 5 5 "   D a t a T y p e = " T e x t " > C o m p a n y P h o n e N o < / C o m p a n y P h o n e N o > - 
-         < C o m p a n y P h o n e N o _ L b l   E l e m e n t T y p e = " C o l u m n "   E l e m e n t I d = " 5 5 8 5 9 3 5 8 6 "   D a t a T y p e = " L a b e l " > C o m p a n y P h o n e N o _ L b l < / C o m p a n y P h o n e N o _ L b l > - 
-         < C o m p a n y P i c t u r e   E l e m e n t T y p e = " C o l u m n "   E l e m e n t I d = " 1 3 9 7 4 1 1 0 7 4 "   D a t a T y p e = " B l o b " / > - 
-         < C o m p a n y R e g i s t r a t i o n N u m b e r   E l e m e n t T y p e = " C o l u m n "   E l e m e n t I d = " 2 0 2 3 6 3 9 4 2 4 "   D a t a T y p e = " T e x t " > C o m p a n y R e g i s t r a t i o n N u m b e r < / C o m p a n y R e g i s t r a t i o n N u m b e r > - 
-         < C o m p a n y R e g i s t r a t i o n N u m b e r _ L b l   E l e m e n t T y p e = " C o l u m n "   E l e m e n t I d = " 1 8 3 3 1 0 6 6 5 3 "   D a t a T y p e = " T e x t " > C o m p a n y R e g i s t r a t i o n N u m b e r _ L b l < / C o m p a n y R e g i s t r a t i o n N u m b e r _ L b l > - 
-         < C o m p a n y S W I F T   E l e m e n t T y p e = " C o l u m n "   E l e m e n t I d = " 6 6 8 2 5 0 2 4 5 "   D a t a T y p e = " C o d e " > C o m p a n y S W I F T < / C o m p a n y S W I F T > - 
-         < C o m p a n y S W I F T _ L b l   E l e m e n t T y p e = " C o l u m n "   E l e m e n t I d = " 2 0 2 9 5 9 7 3 8 4 "   D a t a T y p e = " S t r i n g " > C o m p a n y S W I F T _ L b l < / C o m p a n y S W I F T _ L b l > - 
-         < C o m p a n y V A T R e g i s t r a t i o n N o   E l e m e n t T y p e = " C o l u m n "   E l e m e n t I d = " 1 9 1 4 0 1 3 6 4 9 "   D a t a T y p e = " T e x t " > C o m p a n y V A T R e g i s t r a t i o n N o < / C o m p a n y V A T R e g i s t r a t i o n N o > - 
-         < C o m p a n y V A T R e g i s t r a t i o n N o _ L b l   E l e m e n t T y p e = " C o l u m n "   E l e m e n t I d = " 9 2 4 5 0 3 1 2 4 "   D a t a T y p e = " T e x t " > C o m p a n y V A T R e g i s t r a t i o n N o _ L b l < / C o m p a n y V A T R e g i s t r a t i o n N o _ L b l > - 
-         < C o m p a n y V A T R e g N o   E l e m e n t T y p e = " C o l u m n "   E l e m e n t I d = " 1 7 1 4 3 1 9 3 6 "   D a t a T y p e = " T e x t " > C o m p a n y V A T R e g N o < / C o m p a n y V A T R e g N o > - 
-         < C o m p a n y V A T R e g N o _ L b l   E l e m e n t T y p e = " C o l u m n "   E l e m e n t I d = " 7 7 3 2 0 1 5 0 1 "   D a t a T y p e = " T e x t " > C o m p a n y V A T R e g N o _ L b l < / C o m p a n y V A T R e g N o _ L b l > - 
-         < C o p y _ L b l   E l e m e n t T y p e = " C o l u m n "   E l e m e n t I d = " 6 0 4 7 8 2 7 8 1 "   D a t a T y p e = " L a b e l " > C o p y _ L b l < / C o p y _ L b l > - 
-         < C u s t o m e r A d d r e s s 1   E l e m e n t T y p e = " C o l u m n "   E l e m e n t I d = " 1 8 0 1 9 6 6 4 5 4 "   D a t a T y p e = " T e x t " > C u s t o m e r A d d r e s s 1 < / C u s t o m e r A d d r e s s 1 > - 
-         < C u s t o m e r A d d r e s s 2   E l e m e n t T y p e = " C o l u m n "   E l e m e n t I d = " 1 1 6 4 2 6 9 8 3 7 "   D a t a T y p e = " T e x t " > C u s t o m e r A d d r e s s 2 < / C u s t o m e r A d d r e s s 2 > - 
-         < C u s t o m e r A d d r e s s 3   E l e m e n t T y p e = " C o l u m n "   E l e m e n t I d = " 5 2 6 5 7 3 2 2 0 "   D a t a T y p e = " T e x t " > C u s t o m e r A d d r e s s 3 < / C u s t o m e r A d d r e s s 3 > - 
-         < C u s t o m e r A d d r e s s 4   E l e m e n t T y p e = " C o l u m n "   E l e m e n t I d = " 1 1 1 1 2 3 3 9 7 "   D a t a T y p e = " T e x t " > C u s t o m e r A d d r e s s 4 < / C u s t o m e r A d d r e s s 4 > - 
-         < C u s t o m e r A d d r e s s 5   E l e m e n t T y p e = " C o l u m n "   E l e m e n t I d = " 7 4 8 8 2 0 0 1 4 "   D a t a T y p e = " T e x t " > C u s t o m e r A d d r e s s 5 < / C u s t o m e r A d d r e s s 5 > - 
-         < C u s t o m e r A d d r e s s 6   E l e m e n t T y p e = " C o l u m n "   E l e m e n t I d = " 1 3 8 6 5 1 6 6 3 1 "   D a t a T y p e = " T e x t " > C u s t o m e r A d d r e s s 6 < / C u s t o m e r A d d r e s s 6 > - 
-         < C u s t o m e r A d d r e s s 7   E l e m e n t T y p e = " C o l u m n "   E l e m e n t I d = " 2 0 2 4 2 1 3 2 4 8 "   D a t a T y p e = " T e x t " > C u s t o m e r A d d r e s s 7 < / C u s t o m e r A d d r e s s 7 > - 
-         < C u s t o m e r A d d r e s s 8   E l e m e n t T y p e = " C o l u m n "   E l e m e n t I d = " 1 0 4 8 6 9 8 5 8 5 "   D a t a T y p e = " T e x t " > C u s t o m e r A d d r e s s 8 < / C u s t o m e r A d d r e s s 8 > - 
-         < C u s t o m e r P o s t a l B a r C o d e   E l e m e n t T y p e = " C o l u m n "   E l e m e n t I d = " 3 9 8 5 8 0 6 8 8 "   D a t a T y p e = " T e x t " > C u s t o m e r P o s t a l B a r C o d e < / C u s t o m e r P o s t a l B a r C o d e > - 
-         < D o c u m e n t C o p y T e x t   E l e m e n t T y p e = " C o l u m n "   E l e m e n t I d = " 1 8 2 4 9 4 6 0 4 6 "   D a t a T y p e = " S t r i n g " > D o c u m e n t C o p y T e x t < / D o c u m e n t C o p y T e x t > - 
-         < D o c u m e n t D a t e   E l e m e n t T y p e = " C o l u m n "   E l e m e n t I d = " 5 5 2 8 7 1 9 1 4 "   D a t a T y p e = " S t r i n g " > D o c u m e n t D a t e < / D o c u m e n t D a t e > - 
-         < D o c u m e n t D a t e _ L b l   E l e m e n t T y p e = " C o l u m n "   E l e m e n t I d = " 1 0 2 6 4 9 4 8 3 "   D a t a T y p e = " S t r i n g " > D o c u m e n t D a t e _ L b l < / D o c u m e n t D a t e _ L b l > - 
-         < D o c u m e n t N o   E l e m e n t T y p e = " C o l u m n "   E l e m e n t I d = " 9 7 0 3 5 0 5 3 9 "   D a t a T y p e = " C o d e " > D o c u m e n t N o < / D o c u m e n t N o > - 
-         < D o c u m e n t N o _ L b l   E l e m e n t T y p e = " C o l u m n "   E l e m e n t I d = " 7 8 9 7 9 5 9 7 8 "   D a t a T y p e = " L a b e l " > D o c u m e n t N o _ L b l < / D o c u m e n t N o _ L b l > - 
-         < D u e D a t e   E l e m e n t T y p e = " C o l u m n "   E l e m e n t I d = " 7 4 5 1 7 0 2 0 3 "   D a t a T y p e = " S t r i n g " > D u e D a t e < / D u e D a t e > - 
-         < D u e D a t e _ L b l   E l e m e n t T y p e = " C o l u m n "   E l e m e n t I d = " 1 6 4 8 2 8 4 6 4 8 "   D a t a T y p e = " S t r i n g " > D u e D a t e _ L b l < / D u e D a t e _ L b l > - 
-         < E M a i l _ L b l   E l e m e n t T y p e = " C o l u m n "   E l e m e n t I d = " 1 4 3 8 8 6 8 0 1 2 "   D a t a T y p e = " L a b e l " > E M a i l _ L b l < / E M a i l _ L b l > - 
-         < E x c h a n g e R a t e A s T e x t   E l e m e n t T y p e = " C o l u m n "   E l e m e n t I d = " 5 9 2 9 5 5 8 4 5 "   D a t a T y p e = " T e x t " > E x c h a n g e R a t e A s T e x t < / E x c h a n g e R a t e A s T e x t > - 
-         < E x t D o c N o _ S a l e s H e a d e r   E l e m e n t T y p e = " C o l u m n "   E l e m e n t I d = " 8 3 2 4 5 0 5 2 3 "   D a t a T y p e = " C o d e " > E x t D o c N o _ S a l e s H e a d e r < / E x t D o c N o _ S a l e s H e a d e r > - 
-         < E x t D o c N o _ S a l e s H e a d e r _ L b l   E l e m e n t T y p e = " C o l u m n "   E l e m e n t I d = " 3 9 6 6 6 7 4 8 0 "   D a t a T y p e = " S t r i n g " > E x t D o c N o _ S a l e s H e a d e r _ L b l < / E x t D o c N o _ S a l e s H e a d e r _ L b l > - 
-         < H o m e P a g e _ L b l   E l e m e n t T y p e = " C o l u m n "   E l e m e n t I d = " 1 4 3 3 5 9 2 3 0 0 "   D a t a T y p e = " L a b e l " > H o m e P a g e _ L b l < / H o m e P a g e _ L b l > - 
-         < I n v o i c e D i s c o u n t A m o u n t _ L b l   E l e m e n t T y p e = " C o l u m n "   E l e m e n t I d = " 1 5 9 3 0 1 2 7 3 6 "   D a t a T y p e = " L a b e l " > I n v o i c e D i s c o u n t A m o u n t _ L b l < / I n v o i c e D i s c o u n t A m o u n t _ L b l > - 
-         < I n v o i c e D i s c o u n t B a s e A m o u n t _ L b l   E l e m e n t T y p e = " C o l u m n "   E l e m e n t I d = " 2 0 2 9 2 6 6 8 7 5 "   D a t a T y p e = " L a b e l " > I n v o i c e D i s c o u n t B a s e A m o u n t _ L b l < / I n v o i c e D i s c o u n t B a s e A m o u n t _ L b l > - 
-         < I n v o i c e _ L b l   E l e m e n t T y p e = " C o l u m n "   E l e m e n t I d = " 1 6 2 3 2 0 4 6 6 5 "   D a t a T y p e = " L a b e l " > I n v o i c e _ L b l < / I n v o i c e _ L b l > - 
-         < L e g a l E n t i t y T y p e   E l e m e n t T y p e = " C o l u m n "   E l e m e n t I d = " 2 0 5 1 8 7 3 5 6 3 "   D a t a T y p e = " T e x t " > L e g a l E n t i t y T y p e < / L e g a l E n t i t y T y p e > - 
-         < L e g a l E n t i t y T y p e _ L b l   E l e m e n t T y p e = " C o l u m n "   E l e m e n t I d = " 2 0 8 0 2 2 4 7 9 2 "   D a t a T y p e = " T e x t " > L e g a l E n t i t y T y p e _ L b l < / L e g a l E n t i t y T y p e _ L b l > - 
-         < L i n e A m o u n t A f t e r I n v o i c e D i s c o u n t _ L b l   E l e m e n t T y p e = " C o l u m n "   E l e m e n t I d = " 6 7 3 7 2 1 0 9 4 "   D a t a T y p e = " L a b e l " > L i n e A m o u n t A f t e r I n v o i c e D i s c o u n t _ L b l < / L i n e A m o u n t A f t e r I n v o i c e D i s c o u n t _ L b l > - 
-         < L o c a l C u r r e n c y _ L b l   E l e m e n t T y p e = " C o l u m n "   E l e m e n t I d = " 1 5 5 9 6 9 3 4 2 2 "   D a t a T y p e = " L a b e l " > L o c a l C u r r e n c y _ L b l < / L o c a l C u r r e n c y _ L b l > - 
-         < P a g e _ L b l   E l e m e n t T y p e = " C o l u m n "   E l e m e n t I d = " 6 8 0 6 4 8 0 9 1 "   D a t a T y p e = " L a b e l " > P a g e _ L b l < / P a g e _ L b l > - 
-         < P a y m e n t M e t h o d D e s c r i p t i o n   E l e m e n t T y p e = " C o l u m n "   E l e m e n t I d = " 5 8 5 7 5 7 9 7 4 "   D a t a T y p e = " T e x t " > P a y m e n t M e t h o d D e s c r i p t i o n < / P a y m e n t M e t h o d D e s c r i p t i o n > - 
-         < P a y m e n t M e t h o d D e s c r i p t i o n _ L b l   E l e m e n t T y p e = " C o l u m n "   E l e m e n t I d = " 7 9 7 1 1 7 3 2 3 "   D a t a T y p e = " L a b e l " > P a y m e n t M e t h o d D e s c r i p t i o n _ L b l < / P a y m e n t M e t h o d D e s c r i p t i o n _ L b l > - 
-         < P a y m e n t T e r m s D e s c r i p t i o n   E l e m e n t T y p e = " C o l u m n "   E l e m e n t I d = " 2 0 3 8 7 4 2 7 0 0 "   D a t a T y p e = " T e x t " > P a y m e n t T e r m s D e s c r i p t i o n < / P a y m e n t T e r m s D e s c r i p t i o n > - 
-         < P a y m e n t T e r m s D e s c r i p t i o n _ L b l   E l e m e n t T y p e = " C o l u m n "   E l e m e n t I d = " 1 8 7 4 4 9 4 3 2 1 "   D a t a T y p e = " L a b e l " > P a y m e n t T e r m s D e s c r i p t i o n _ L b l < / P a y m e n t T e r m s D e s c r i p t i o n _ L b l > - 
-         < P r i c e s I n c l u d i n g V A T   E l e m e n t T y p e = " C o l u m n "   E l e m e n t I d = " 5 1 8 8 1 7 1 6 7 "   D a t a T y p e = " B o o l e a n " > P r i c e s I n c l u d i n g V A T < / P r i c e s I n c l u d i n g V A T > - 
-         < P r i c e s I n c l u d i n g V A T Y e s N o   E l e m e n t T y p e = " C o l u m n "   E l e m e n t I d = " 1 4 1 1 1 4 7 5 9 9 "   D a t a T y p e = " S t r i n g " > P r i c e s I n c l u d i n g V A T Y e s N o < / P r i c e s I n c l u d i n g V A T Y e s N o > - 
-         < P r i c e s I n c l u d i n g V A T _ L b l   E l e m e n t T y p e = " C o l u m n "   E l e m e n t I d = " 1 3 7 7 9 7 9 4 4 4 "   D a t a T y p e = " S t r i n g " > P r i c e s I n c l u d i n g V A T _ L b l < / P r i c e s I n c l u d i n g V A T _ L b l > - 
-         < Q u o t e N o   E l e m e n t T y p e = " C o l u m n "   E l e m e n t I d = " 1 5 2 1 5 3 3 0 4 6 "   D a t a T y p e = " C o d e " > Q u o t e N o < / Q u o t e N o > - 
-         < Q u o t e N o _ L b l   E l e m e n t T y p e = " C o l u m n "   E l e m e n t I d = " 1 0 3 1 9 0 2 3 5 7 "   D a t a T y p e = " S t r i n g " > Q u o t e N o _ L b l < / Q u o t e N o _ L b l > - 
-         < S a l e s I n v o i c e L i n e D i s c o u n t _ L b l   E l e m e n t T y p e = " C o l u m n "   E l e m e n t I d = " 6 6 4 6 0 1 5 8 2 "   D a t a T y p e = " L a b e l " > S a l e s I n v o i c e L i n e D i s c o u n t _ L b l < / S a l e s I n v o i c e L i n e D i s c o u n t _ L b l > - 
-         < S a l e s P e r s o n N a m e   E l e m e n t T y p e = " C o l u m n "   E l e m e n t I d = " 8 7 1 4 9 2 9 8 3 "   D a t a T y p e = " T e x t " > S a l e s P e r s o n N a m e < / S a l e s P e r s o n N a m e > - 
-         < S a l e s P e r s o n T e x t _ L b l   E l e m e n t T y p e = " C o l u m n "   E l e m e n t I d = " 7 4 6 2 5 9 5 4 4 "   D a t a T y p e = " T e x t " > S a l e s P e r s o n T e x t _ L b l < / S a l e s P e r s o n T e x t _ L b l > - 
-         < S a l e s P e r s o n _ L b l   E l e m e n t T y p e = " C o l u m n "   E l e m e n t I d = " 1 5 6 4 1 9 6 3 6 5 "   D a t a T y p e = " L a b e l " > S a l e s P e r s o n _ L b l < / S a l e s P e r s o n _ L b l > - 
-         < S e l l T o C o n t a c t E m a i l   E l e m e n t T y p e = " C o l u m n "   E l e m e n t I d = " 2 6 2 8 2 4 5 6 4 "   D a t a T y p e = " T e x t " > S e l l T o C o n t a c t E m a i l < / S e l l T o C o n t a c t E m a i l > - 
-         < S e l l T o C o n t a c t E m a i l L b l   E l e m e n t T y p e = " C o l u m n "   E l e m e n t I d = " 3 7 0 9 2 0 3 7 4 "   D a t a T y p e = " L a b e l " > S e l l T o C o n t a c t E m a i l L b l < / S e l l T o C o n t a c t E m a i l L b l > - 
-         < S e l l T o C o n t a c t M o b i l e P h o n e N o   E l e m e n t T y p e = " C o l u m n "   E l e m e n t I d = " 1 8 4 3 5 8 7 4 7 "   D a t a T y p e = " T e x t " > S e l l T o C o n t a c t M o b i l e P h o n e N o < / S e l l T o C o n t a c t M o b i l e P h o n e N o > - 
-         < S e l l T o C o n t a c t M o b i l e P h o n e N o L b l   E l e m e n t T y p e = " C o l u m n "   E l e m e n t I d = " 1 4 5 7 5 2 8 4 1 7 "   D a t a T y p e = " L a b e l " > S e l l T o C o n t a c t M o b i l e P h o n e N o L b l < / S e l l T o C o n t a c t M o b i l e P h o n e N o L b l > - 
-         < S e l l T o C o n t a c t P h o n e N o   E l e m e n t T y p e = " C o l u m n "   E l e m e n t I d = " 1 6 1 3 8 2 2 4 8 3 "   D a t a T y p e = " T e x t " > S e l l T o C o n t a c t P h o n e N o < / S e l l T o C o n t a c t P h o n e N o > - 
-         < S e l l T o C o n t a c t P h o n e N o L b l   E l e m e n t T y p e = " C o l u m n "   E l e m e n t I d = " 1 0 5 0 6 8 6 8 0 9 "   D a t a T y p e = " L a b e l " > S e l l T o C o n t a c t P h o n e N o L b l < / S e l l T o C o n t a c t P h o n e N o L b l > - 
-         < S e l l t o C u s t o m e r N o   E l e m e n t T y p e = " C o l u m n "   E l e m e n t I d = " 2 0 5 0 6 4 7 3 4 9 "   D a t a T y p e = " C o d e " > S e l l t o C u s t o m e r N o < / S e l l t o C u s t o m e r N o > - 
-         < S e l l t o C u s t o m e r N o _ L b l   E l e m e n t T y p e = " C o l u m n "   E l e m e n t I d = " 2 9 8 3 8 1 5 1 2 "   D a t a T y p e = " S t r i n g " > S e l l t o C u s t o m e r N o _ L b l < / S e l l t o C u s t o m e r N o _ L b l > - 
-         < S e l l T o F a x N o   E l e m e n t T y p e = " C o l u m n "   E l e m e n t I d = " 8 6 0 8 2 8 4 3 4 "   D a t a T y p e = " T e x t " > S e l l T o F a x N o < / S e l l T o F a x N o > - 
-         < S e l l T o P h o n e N o   E l e m e n t T y p e = " C o l u m n "   E l e m e n t I d = " 7 5 1 9 3 1 8 4 3 "   D a t a T y p e = " T e x t " > S e l l T o P h o n e N o < / S e l l T o P h o n e N o > - 
-         < S h i p m e n t D a t e   E l e m e n t T y p e = " C o l u m n "   E l e m e n t I d = " 9 3 1 1 1 1 4 6 5 "   D a t a T y p e = " S t r i n g " > S h i p m e n t D a t e < / S h i p m e n t D a t e > - 
-         < S h i p m e n t D a t e _ L b l   E l e m e n t T y p e = " C o l u m n "   E l e m e n t I d = " 6 1 4 4 0 0 3 6 4 "   D a t a T y p e = " S t r i n g " > S h i p m e n t D a t e _ L b l < / S h i p m e n t D a t e _ L b l > - 
-         < S h i p m e n t M e t h o d D e s c r i p t i o n   E l e m e n t T y p e = " C o l u m n "   E l e m e n t I d = " 2 0 5 9 4 0 3 2 6 0 "   D a t a T y p e = " T e x t " > S h i p m e n t M e t h o d D e s c r i p t i o n < / S h i p m e n t M e t h o d D e s c r i p t i o n > - 
-         < S h i p m e n t M e t h o d D e s c r i p t i o n _ L b l   E l e m e n t T y p e = " C o l u m n "   E l e m e n t I d = " 1 1 7 9 9 7 8 4 6 5 "   D a t a T y p e = " L a b e l " > S h i p m e n t M e t h o d D e s c r i p t i o n _ L b l < / S h i p m e n t M e t h o d D e s c r i p t i o n _ L b l > - 
-         < S h i p m e n t _ L b l   E l e m e n t T y p e = " C o l u m n "   E l e m e n t I d = " 2 0 8 5 7 6 7 1 2 0 "   D a t a T y p e = " L a b e l " > S h i p m e n t _ L b l < / S h i p m e n t _ L b l > - 
-         < S h i p T o A d d r e s s 1   E l e m e n t T y p e = " C o l u m n "   E l e m e n t I d = " 1 3 5 7 6 7 2 8 6 1 "   D a t a T y p e = " T e x t " > S h i p T o A d d r e s s 1 < / S h i p T o A d d r e s s 1 > - 
-         < S h i p T o A d d r e s s 2   E l e m e n t T y p e = " C o l u m n "   E l e m e n t I d = " 1 0 2 4 2 0 4 5 8 4 "   D a t a T y p e = " T e x t " > S h i p T o A d d r e s s 2 < / S h i p T o A d d r e s s 2 > - 
-         < S h i p T o A d d r e s s 3   E l e m e n t T y p e = " C o l u m n "   E l e m e n t I d = " 1 6 6 1 9 0 1 2 0 1 "   D a t a T y p e = " T e x t " > S h i p T o A d d r e s s 3 < / S h i p T o A d d r e s s 3 > - 
-         < S h i p T o A d d r e s s 4   E l e m e n t T y p e = " C o l u m n "   E l e m e n t I d = " 5 5 5 4 1 6 9 9 0 "   D a t a T y p e = " T e x t " > S h i p T o A d d r e s s 4 < / S h i p T o A d d r e s s 4 > - 
-         < S h i p T o A d d r e s s 5   E l e m e n t T y p e = " C o l u m n "   E l e m e n t I d = " 1 1 9 3 1 1 3 6 0 7 "   D a t a T y p e = " T e x t " > S h i p T o A d d r e s s 5 < / S h i p T o A d d r e s s 5 > - 
-         < S h i p T o A d d r e s s 6   E l e m e n t T y p e = " C o l u m n "   E l e m e n t I d = " 7 1 9 9 7 6 2 4 4 "   D a t a T y p e = " T e x t " > S h i p T o A d d r e s s 6 < / S h i p T o A d d r e s s 6 > - 
-         < S h i p T o A d d r e s s 7   E l e m e n t T y p e = " C o l u m n "   E l e m e n t I d = " 8 2 2 7 9 6 2 7 "   D a t a T y p e = " T e x t " > S h i p T o A d d r e s s 7 < / S h i p T o A d d r e s s 7 > - 
-         < S h i p T o A d d r e s s 8   E l e m e n t T y p e = " C o l u m n "   E l e m e n t I d = " 1 4 9 2 9 9 2 1 7 8 "   D a t a T y p e = " T e x t " > S h i p T o A d d r e s s 8 < / S h i p T o A d d r e s s 8 > - 
-         < S h i p T o A d d r e s s _ L b l   E l e m e n t T y p e = " C o l u m n "   E l e m e n t I d = " 1 6 5 0 5 0 5 0 1 7 "   D a t a T y p e = " L a b e l " > S h i p T o A d d r e s s _ L b l < / S h i p T o A d d r e s s _ L b l > - 
-         < S h i p T o P h o n e N o   E l e m e n t T y p e = " C o l u m n "   E l e m e n t I d = " 3 6 9 7 0 2 2 5 5 "   D a t a T y p e = " T e x t " > S h i p T o P h o n e N o < / S h i p T o P h o n e N o > - 
-         < S h o w S h i p p i n g A d d r e s s   E l e m e n t T y p e = " C o l u m n "   E l e m e n t I d = " 1 1 2 0 0 7 1 2 6 6 "   D a t a T y p e = " B o o l e a n " > S h o w S h i p p i n g A d d r e s s < / S h o w S h i p p i n g A d d r e s s > - 
-         < S h o w W o r k D e s c r i p t i o n   E l e m e n t T y p e = " C o l u m n "   E l e m e n t I d = " 7 8 5 4 6 8 8 6 5 "   D a t a T y p e = " B o o l e a n " > S h o w W o r k D e s c r i p t i o n < / S h o w W o r k D e s c r i p t i o n > - 
-         < S u b t o t a l _ L b l   E l e m e n t T y p e = " C o l u m n "   E l e m e n t I d = " 1 9 6 7 7 9 5 1 4 2 "   D a t a T y p e = " L a b e l " > S u b t o t a l _ L b l < / S u b t o t a l _ L b l > - 
-         < T o t a l _ L b l   E l e m e n t T y p e = " C o l u m n "   E l e m e n t I d = " 1 2 1 0 1 0 0 8 7 8 "   D a t a T y p e = " L a b e l " > T o t a l _ L b l < / T o t a l _ L b l > - 
-         < V A T A m o u n t S p e c i f i c a t i o n _ L b l   E l e m e n t T y p e = " C o l u m n "   E l e m e n t I d = " 8 7 8 7 0 6 8 4 6 "   D a t a T y p e = " L a b e l " > V A T A m o u n t S p e c i f i c a t i o n _ L b l < / V A T A m o u n t S p e c i f i c a t i o n _ L b l > - 
-         < V A T A m o u n t _ L b l   E l e m e n t T y p e = " C o l u m n "   E l e m e n t I d = " 1 0 9 4 6 5 7 2 9 "   D a t a T y p e = " L a b e l " > V A T A m o u n t _ L b l < / V A T A m o u n t _ L b l > - 
-         < V A T B a s e _ L b l   E l e m e n t T y p e = " C o l u m n "   E l e m e n t I d = " 1 8 6 6 1 5 8 2 7 8 "   D a t a T y p e = " L a b e l " > V A T B a s e _ L b l < / V A T B a s e _ L b l > - 
-         < V A T C l a u s e s _ L b l   E l e m e n t T y p e = " C o l u m n "   E l e m e n t I d = " 1 3 8 3 9 2 0 0 1 9 "   D a t a T y p e = " L a b e l " > V A T C l a u s e s _ L b l < / V A T C l a u s e s _ L b l > - 
-         < V A T C l a u s e _ L b l   E l e m e n t T y p e = " C o l u m n "   E l e m e n t I d = " 1 5 7 0 4 9 5 4 9 0 "   D a t a T y p e = " S t r i n g " > V A T C l a u s e _ L b l < / V A T C l a u s e _ L b l > - 
-         < V A T I d e n t i f i e r _ L b l   E l e m e n t T y p e = " C o l u m n "   E l e m e n t I d = " 1 6 8 6 6 2 3 9 8 4 "   D a t a T y p e = " L a b e l " > V A T I d e n t i f i e r _ L b l < / V A T I d e n t i f i e r _ L b l > - 
-         < V A T P e r c e n t a g e _ L b l   E l e m e n t T y p e = " C o l u m n "   E l e m e n t I d = " 6 7 6 6 5 4 5 6 5 "   D a t a T y p e = " L a b e l " > V A T P e r c e n t a g e _ L b l < / V A T P e r c e n t a g e _ L b l > - 
-         < V A T R e g i s t r a t i o n N o   E l e m e n t T y p e = " C o l u m n "   E l e m e n t I d = " 1 8 8 9 1 9 5 4 0 2 "   D a t a T y p e = " T e x t " > V A T R e g i s t r a t i o n N o < / V A T R e g i s t r a t i o n N o > - 
-         < V A T R e g i s t r a t i o n N o _ L b l   E l e m e n t T y p e = " C o l u m n "   E l e m e n t I d = " 1 4 2 4 6 1 6 0 8 5 "   D a t a T y p e = " T e x t " > V A T R e g i s t r a t i o n N o _ L b l < / V A T R e g i s t r a t i o n N o _ L b l > - 
-         < Y o u r R e f e r e n c e   E l e m e n t T y p e = " C o l u m n "   E l e m e n t I d = " 1 1 0 3 9 9 5 1 "   D a t a T y p e = " T e x t " > Y o u r R e f e r e n c e < / Y o u r R e f e r e n c e > - 
-         < Y o u r R e f e r e n c e _ L b l   E l e m e n t T y p e = " C o l u m n "   E l e m e n t I d = " 4 6 5 4 7 7 4 2 6 "   D a t a T y p e = " S t r i n g " > Y o u r R e f e r e n c e _ L b l < / Y o u r R e f e r e n c e _ L b l > - 
-         < L i n e   E l e m e n t T y p e = " D a t a I t e m "   E l e m e n t I d = " 4 1 1 9 7 6 1 3 3 " > - 
-             < A m o u n t E x c l u d i n g V A T _ L i n e   E l e m e n t T y p e = " C o l u m n "   E l e m e n t I d = " 1 0 6 2 4 6 0 0 4 0 "   D a t a T y p e = " D e c i m a l " > A m o u n t E x c l u d i n g V A T _ L i n e < / A m o u n t E x c l u d i n g V A T _ L i n e > - 
-             < A m o u n t E x c l u d i n g V A T _ L i n e _ L b l   E l e m e n t T y p e = " C o l u m n "   E l e m e n t I d = " 2 0 0 2 8 7 4 4 7 5 "   D a t a T y p e = " S t r i n g " > A m o u n t E x c l u d i n g V A T _ L i n e _ L b l < / A m o u n t E x c l u d i n g V A T _ L i n e _ L b l > - 
-             < A m o u n t I n c l u d i n g V A T _ L i n e   E l e m e n t T y p e = " C o l u m n "   E l e m e n t I d = " 7 7 0 9 2 8 4 0 2 "   D a t a T y p e = " D e c i m a l " > A m o u n t I n c l u d i n g V A T _ L i n e < / A m o u n t I n c l u d i n g V A T _ L i n e > - 
-             < A m o u n t I n c l u d i n g V A T _ L i n e _ L b l   E l e m e n t T y p e = " C o l u m n "   E l e m e n t I d = " 9 3 0 7 4 7 3 1 3 "   D a t a T y p e = " S t r i n g " > A m o u n t I n c l u d i n g V A T _ L i n e _ L b l < / A m o u n t I n c l u d i n g V A T _ L i n e _ L b l > - 
-             < D e s c r i p t i o n _ L i n e   E l e m e n t T y p e = " C o l u m n "   E l e m e n t I d = " 1 4 0 6 8 2 2 3 1 0 "   D a t a T y p e = " T e x t " > D e s c r i p t i o n _ L i n e < / D e s c r i p t i o n _ L i n e > - 
-             < D e s c r i p t i o n _ L i n e _ L b l   E l e m e n t T y p e = " C o l u m n "   E l e m e n t I d = " 2 1 1 8 9 5 1 4 9 5 "   D a t a T y p e = " S t r i n g " > D e s c r i p t i o n _ L i n e _ L b l < / D e s c r i p t i o n _ L i n e _ L b l > - 
-             < I t e m N o _ L i n e   E l e m e n t T y p e = " C o l u m n "   E l e m e n t I d = " 1 9 1 0 2 9 6 2 8 8 "   D a t a T y p e = " C o d e " > I t e m N o _ L i n e < / I t e m N o _ L i n e > - 
-             < I t e m N o _ L i n e _ L b l   E l e m e n t T y p e = " C o l u m n "   E l e m e n t I d = " 1 3 4 0 0 7 9 6 1 3 "   D a t a T y p e = " S t r i n g " > I t e m N o _ L i n e _ L b l < / I t e m N o _ L i n e _ L b l > - 
-             < I t e m R e f e r e n c e N o   E l e m e n t T y p e = " C o l u m n "   E l e m e n t I d = " 4 7 4 0 7 7 5 6 6 "   D a t a T y p e = " C o d e " > I t e m R e f e r e n c e N o < / I t e m R e f e r e n c e N o > - 
-             < I t e m R e f e r e n c e N o _ L b l   E l e m e n t T y p e = " C o l u m n "   E l e m e n t I d = " 8 2 6 8 4 0 1 6 1 "   D a t a T y p e = " S t r i n g " > I t e m R e f e r e n c e N o _ L b l < / I t e m R e f e r e n c e N o _ L b l > - 
-             < L i n e A m o u n t _ L i n e   E l e m e n t T y p e = " C o l u m n "   E l e m e n t I d = " 2 6 8 9 3 7 1 6 2 "   D a t a T y p e = " T e x t " > L i n e A m o u n t _ L i n e < / L i n e A m o u n t _ L i n e > - 
-             < L i n e A m o u n t _ L i n e _ L b l   E l e m e n t T y p e = " C o l u m n "   E l e m e n t I d = " 9 9 2 9 0 1 8 4 5 "   D a t a T y p e = " S t r i n g " > L i n e A m o u n t _ L i n e _ L b l < / L i n e A m o u n t _ L i n e _ L b l > - 
-             < L i n e D i s c o u n t P e r c e n t T e x t _ L i n e   E l e m e n t T y p e = " C o l u m n "   E l e m e n t I d = " 6 1 3 1 3 5 1 9 "   D a t a T y p e = " T e x t " > L i n e D i s c o u n t P e r c e n t T e x t _ L i n e < / L i n e D i s c o u n t P e r c e n t T e x t _ L i n e > - 
-             < L i n e D i s c o u n t P e r c e n t _ L i n e   E l e m e n t T y p e = " C o l u m n "   E l e m e n t I d = " 9 0 7 8 2 7 4 3 6 "   D a t a T y p e = " D e c i m a l " > L i n e D i s c o u n t P e r c e n t _ L i n e < / L i n e D i s c o u n t P e r c e n t _ L i n e > - 
-             < L i n e N o _ L i n e   E l e m e n t T y p e = " C o l u m n "   E l e m e n t I d = " 6 9 8 9 8 5 9 7 9 "   D a t a T y p e = " I n t e g e r " > L i n e N o _ L i n e < / L i n e N o _ L i n e > - 
-             < P l a n n e d S h i p m e n t D a t e _ L i n e   E l e m e n t T y p e = " C o l u m n "   E l e m e n t I d = " 1 0 4 5 5 7 6 0 9 2 "   D a t a T y p e = " S t r i n g " > P l a n n e d S h i p m e n t D a t e _ L i n e < / P l a n n e d S h i p m e n t D a t e _ L i n e > - 
-             < P l a n n e d S h i p m e n t D a t e _ L i n e _ L b l   E l e m e n t T y p e = " C o l u m n "   E l e m e n t I d = " 1 3 4 2 8 7 0 6 4 9 "   D a t a T y p e = " S t r i n g " > P l a n n e d S h i p m e n t D a t e _ L i n e _ L b l < / P l a n n e d S h i p m e n t D a t e _ L i n e _ L b l > - 
-             < Q u a n t i t y _ L i n e   E l e m e n t T y p e = " C o l u m n "   E l e m e n t I d = " 1 0 6 8 5 4 3 5 3 7 "   D a t a T y p e = " T e x t " > Q u a n t i t y _ L i n e < / Q u a n t i t y _ L i n e > - 
-             < Q u a n t i t y _ L i n e _ L b l   E l e m e n t T y p e = " C o l u m n "   E l e m e n t I d = " 2 0 3 4 5 0 6 8 0 2 "   D a t a T y p e = " S t r i n g " > Q u a n t i t y _ L i n e _ L b l < / Q u a n t i t y _ L i n e _ L b l > - 
-             < S h i p m e n t D a t e _ L i n e   E l e m e n t T y p e = " C o l u m n "   E l e m e n t I d = " 1 6 7 3 3 7 5 4 1 6 "   D a t a T y p e = " S t r i n g " > S h i p m e n t D a t e _ L i n e < / S h i p m e n t D a t e _ L i n e > - 
-             < S h i p m e n t D a t e _ L i n e _ L b l   E l e m e n t T y p e = " C o l u m n "   E l e m e n t I d = " 8 5 3 2 2 4 3 6 3 "   D a t a T y p e = " L a b e l " > S h i p m e n t D a t e _ L i n e _ L b l < / S h i p m e n t D a t e _ L i n e _ L b l > - 
-             < T r a n s H e a d e r A m o u n t   E l e m e n t T y p e = " C o l u m n "   E l e m e n t I d = " 2 0 2 8 3 0 6 2 7 6 "   D a t a T y p e = " D e c i m a l " > T r a n s H e a d e r A m o u n t < / T r a n s H e a d e r A m o u n t > - 
-             < T y p e _ L i n e   E l e m e n t T y p e = " C o l u m n "   E l e m e n t I d = " 2 7 2 8 0 4 9 2 4 "   D a t a T y p e = " S t r i n g " > T y p e _ L i n e < / T y p e _ L i n e > - 
-             < U n i t O f M e a s u r e   E l e m e n t T y p e = " C o l u m n "   E l e m e n t I d = " 1 8 0 8 2 2 8 0 1 8 "   D a t a T y p e = " T e x t " > U n i t O f M e a s u r e < / U n i t O f M e a s u r e > - 
-             < U n i t O f M e a s u r e _ L b l   E l e m e n t T y p e = " C o l u m n "   E l e m e n t I d = " 9 8 1 9 5 1 2 4 9 "   D a t a T y p e = " S t r i n g " > U n i t O f M e a s u r e _ L b l < / U n i t O f M e a s u r e _ L b l > - 
-             < U n i t P r i c e   E l e m e n t T y p e = " C o l u m n "   E l e m e n t I d = " 1 4 7 8 2 2 1 5 2 6 "   D a t a T y p e = " T e x t " > U n i t P r i c e < / U n i t P r i c e > - 
-             < U n i t P r i c e _ L b l   E l e m e n t T y p e = " C o l u m n "   E l e m e n t I d = " 1 1 6 3 9 2 6 6 0 3 "   D a t a T y p e = " S t r i n g " > U n i t P r i c e _ L b l < / U n i t P r i c e _ L b l > - 
-             < V A T I d e n t i f i e r _ L i n e   E l e m e n t T y p e = " C o l u m n "   E l e m e n t I d = " 1 7 7 3 6 2 2 4 1 2 "   D a t a T y p e = " C o d e " > V A T I d e n t i f i e r _ L i n e < / V A T I d e n t i f i e r _ L i n e > - 
-             < V A T I d e n t i f i e r _ L i n e _ L b l   E l e m e n t T y p e = " C o l u m n "   E l e m e n t I d = " 5 3 3 7 8 2 7 0 3 "   D a t a T y p e = " S t r i n g " > V A T I d e n t i f i e r _ L i n e _ L b l < / V A T I d e n t i f i e r _ L i n e _ L b l > - 
-             < V A T P c t _ L i n e   E l e m e n t T y p e = " C o l u m n "   E l e m e n t I d = " 1 9 7 4 0 0 1 9 4 4 "   D a t a T y p e = " T e x t " > V A T P c t _ L i n e < / V A T P c t _ L i n e > - 
-             < V A T P c t _ L i n e _ L b l   E l e m e n t T y p e = " C o l u m n "   E l e m e n t I d = " 1 2 0 7 5 2 9 9 1 5 "   D a t a T y p e = " S t r i n g " > V A T P c t _ L i n e _ L b l < / V A T P c t _ L i n e _ L b l > - 
-             < A s s e m b l y L i n e   E l e m e n t T y p e = " D a t a I t e m "   E l e m e n t I d = " 1 2 0 5 9 4 2 8 5 " > - 
-                 < D e s c r i p t i o n _ A s s e m b l y L i n e   E l e m e n t T y p e = " C o l u m n "   E l e m e n t I d = " 2 8 0 7 4 3 7 9 6 "   D a t a T y p e = " T e x t " > D e s c r i p t i o n _ A s s e m b l y L i n e < / D e s c r i p t i o n _ A s s e m b l y L i n e > - 
-                 < L i n e N o _ A s s e m b l y L i n e   E l e m e n t T y p e = " C o l u m n "   E l e m e n t I d = " 6 4 0 5 8 3 8 9 1 "   D a t a T y p e = " C o d e " > L i n e N o _ A s s e m b l y L i n e < / L i n e N o _ A s s e m b l y L i n e > - 
-                 < Q u a n t i t y _ A s s e m b l y L i n e   E l e m e n t T y p e = " C o l u m n "   E l e m e n t I d = " 1 9 5 7 6 4 8 2 3 1 "   D a t a T y p e = " D e c i m a l " > Q u a n t i t y _ A s s e m b l y L i n e < / Q u a n t i t y _ A s s e m b l y L i n e > - 
-                 < U n i t O f M e a s u r e _ A s s e m b l y L i n e   E l e m e n t T y p e = " C o l u m n "   E l e m e n t I d = " 1 6 4 9 1 2 3 7 7 3 "   D a t a T y p e = " T e x t " > U n i t O f M e a s u r e _ A s s e m b l y L i n e < / U n i t O f M e a s u r e _ A s s e m b l y L i n e > - 
-                 < V a r i a n t C o d e _ A s s e m b l y L i n e   E l e m e n t T y p e = " C o l u m n "   E l e m e n t I d = " 1 8 6 9 4 0 7 6 7 2 "   D a t a T y p e = " C o d e " > V a r i a n t C o d e _ A s s e m b l y L i n e < / V a r i a n t C o d e _ A s s e m b l y L i n e > - 
-             < / A s s e m b l y L i n e > - 
-         < / L i n e > - 
-         < W o r k D e s c r i p t i o n L i n e s   E l e m e n t T y p e = " D a t a I t e m "   E l e m e n t I d = " 2 7 6 8 1 9 4 4 7 " > - 
-             < W o r k D e s c r i p t i o n L i n e   E l e m e n t T y p e = " C o l u m n "   E l e m e n t I d = " 1 9 4 7 6 2 1 6 7 6 "   D a t a T y p e = " T e x t " > W o r k D e s c r i p t i o n L i n e < / W o r k D e s c r i p t i o n L i n e > - 
-             < W o r k D e s c r i p t i o n L i n e N u m b e r   E l e m e n t T y p e = " C o l u m n "   E l e m e n t I d = " 7 9 7 3 0 7 2 2 3 "   D a t a T y p e = " I n t e g e r " > W o r k D e s c r i p t i o n L i n e N u m b e r < / W o r k D e s c r i p t i o n L i n e N u m b e r > - 
-         < / W o r k D e s c r i p t i o n L i n e s > - 
-         < V A T A m o u n t L i n e   E l e m e n t T y p e = " D a t a I t e m "   E l e m e n t I d = " 8 2 7 5 3 4 3 4 8 " > - 
-             < I n v o i c e D i s c o u n t A m o u n t _ V A T A m o u n t L i n e   E l e m e n t T y p e = " C o l u m n "   E l e m e n t I d = " 8 2 4 7 3 0 1 4 1 "   D a t a T y p e = " D e c i m a l " > I n v o i c e D i s c o u n t A m o u n t _ V A T A m o u n t L i n e < / I n v o i c e D i s c o u n t A m o u n t _ V A T A m o u n t L i n e > - 
-             < I n v o i c e D i s c o u n t A m o u n t _ V A T A m o u n t L i n e _ L b l   E l e m e n t T y p e = " C o l u m n "   E l e m e n t I d = " 1 5 6 2 2 0 0 0 3 4 "   D a t a T y p e = " S t r i n g " > I n v o i c e D i s c o u n t A m o u n t _ V A T A m o u n t L i n e _ L b l < / I n v o i c e D i s c o u n t A m o u n t _ V A T A m o u n t L i n e _ L b l > - 
-             < I n v o i c e D i s c o u n t B a s e A m o u n t _ V A T A m o u n t L i n e   E l e m e n t T y p e = " C o l u m n "   E l e m e n t I d = " 2 0 4 0 3 3 2 2 6 6 "   D a t a T y p e = " D e c i m a l " > I n v o i c e D i s c o u n t B a s e A m o u n t _ V A T A m o u n t L i n e < / I n v o i c e D i s c o u n t B a s e A m o u n t _ V A T A m o u n t L i n e > - 
-             < I n v o i c e D i s c o u n t B a s e A m o u n t _ V A T A m o u n t L i n e _ L b l   E l e m e n t T y p e = " C o l u m n "   E l e m e n t I d = " 4 0 5 9 6 0 3 3 1 "   D a t a T y p e = " S t r i n g " > I n v o i c e D i s c o u n t B a s e A m o u n t _ V A T A m o u n t L i n e _ L b l < / I n v o i c e D i s c o u n t B a s e A m o u n t _ V A T A m o u n t L i n e _ L b l > - 
-             < L i n e A m o u n t _ V a t A m o u n t L i n e   E l e m e n t T y p e = " C o l u m n "   E l e m e n t I d = " 2 1 4 6 5 4 0 1 "   D a t a T y p e = " D e c i m a l " > L i n e A m o u n t _ V a t A m o u n t L i n e < / L i n e A m o u n t _ V a t A m o u n t L i n e > - 
-             < L i n e A m o u n t _ V a t A m o u n t L i n e _ L b l   E l e m e n t T y p e = " C o l u m n "   E l e m e n t I d = " 1 1 1 0 9 1 2 1 2 4 "   D a t a T y p e = " S t r i n g " > L i n e A m o u n t _ V a t A m o u n t L i n e _ L b l < / L i n e A m o u n t _ V a t A m o u n t L i n e _ L b l > - 
-             < N o O f V A T I d e n t i f i e r s   E l e m e n t T y p e = " C o l u m n "   E l e m e n t I d = " 1 1 5 3 2 6 3 0 2 6 "   D a t a T y p e = " I n t e g e r " > N o O f V A T I d e n t i f i e r s < / N o O f V A T I d e n t i f i e r s > - 
-             < V A T A m o u n t L C Y _ V A T A m o u n t L i n e   E l e m e n t T y p e = " C o l u m n "   E l e m e n t I d = " 1 5 8 1 9 9 4 3 5 0 "   D a t a T y p e = " D e c i m a l " > V A T A m o u n t L C Y _ V A T A m o u n t L i n e < / V A T A m o u n t L C Y _ V A T A m o u n t L i n e > - 
-             < V A T A m o u n t L C Y _ V A T A m o u n t L i n e _ L b l   E l e m e n t T y p e = " C o l u m n "   E l e m e n t I d = " 9 2 3 0 0 3 3 7 "   D a t a T y p e = " L a b e l " > V A T A m o u n t L C Y _ V A T A m o u n t L i n e _ L b l < / V A T A m o u n t L C Y _ V A T A m o u n t L i n e _ L b l > - 
-             < V A T A m o u n t _ V a t A m o u n t L i n e   E l e m e n t T y p e = " C o l u m n "   E l e m e n t I d = " 1 8 9 1 8 2 0 6 2 0 "   D a t a T y p e = " D e c i m a l " > V A T A m o u n t _ V a t A m o u n t L i n e < / V A T A m o u n t _ V a t A m o u n t L i n e > - 
-             < V A T A m o u n t _ V a t A m o u n t L i n e _ L b l   E l e m e n t T y p e = " C o l u m n "   E l e m e n t I d = " 1 5 1 3 5 5 5 4 7 3 "   D a t a T y p e = " S t r i n g " > V A T A m o u n t _ V a t A m o u n t L i n e _ L b l < / V A T A m o u n t _ V a t A m o u n t L i n e _ L b l > - 
-             < V A T B a s e L C Y _ V A T A m o u n t L i n e   E l e m e n t T y p e = " C o l u m n "   E l e m e n t I d = " 1 8 6 0 9 4 5 6 3 5 "   D a t a T y p e = " D e c i m a l " > V A T B a s e L C Y _ V A T A m o u n t L i n e < / V A T B a s e L C Y _ V A T A m o u n t L i n e > - 
-             < V A T B a s e L C Y _ V A T A m o u n t L i n e _ L b l   E l e m e n t T y p e = " C o l u m n "   E l e m e n t I d = " 1 2 3 6 4 6 7 9 9 8 "   D a t a T y p e = " L a b e l " > V A T B a s e L C Y _ V A T A m o u n t L i n e _ L b l < / V A T B a s e L C Y _ V A T A m o u n t L i n e _ L b l > - 
-             < V A T B a s e _ V a t A m o u n t L i n e   E l e m e n t T y p e = " C o l u m n "   E l e m e n t I d = " 1 4 5 8 9 3 7 8 1 9 "   D a t a T y p e = " D e c i m a l " > V A T B a s e _ V a t A m o u n t L i n e < / V A T B a s e _ V a t A m o u n t L i n e > - 
-             < V A T B a s e _ V a t A m o u n t L i n e _ L b l   E l e m e n t T y p e = " C o l u m n "   E l e m e n t I d = " 1 6 9 1 3 0 2 4 8 8 "   D a t a T y p e = " S t r i n g " > V A T B a s e _ V a t A m o u n t L i n e _ L b l < / V A T B a s e _ V a t A m o u n t L i n e _ L b l > - 
-             < V A T I d e n t i f i e r _ V a t A m o u n t L i n e   E l e m e n t T y p e = " C o l u m n "   E l e m e n t I d = " 1 1 4 2 0 7 0 0 3 5 "   D a t a T y p e = " C o d e " > V A T I d e n t i f i e r _ V a t A m o u n t L i n e < / V A T I d e n t i f i e r _ V a t A m o u n t L i n e > - 
-             < V A T I d e n t i f i e r _ V a t A m o u n t L i n e _ L b l   E l e m e n t T y p e = " C o l u m n "   E l e m e n t I d = " 8 6 4 5 0 4 5 0 "   D a t a T y p e = " S t r i n g " > V A T I d e n t i f i e r _ V a t A m o u n t L i n e _ L b l < / V A T I d e n t i f i e r _ V a t A m o u n t L i n e _ L b l > - 
-             < V A T P c t _ V a t A m o u n t L i n e   E l e m e n t T y p e = " C o l u m n "   E l e m e n t I d = " 1 4 5 3 5 4 2 7 7 7 "   D a t a T y p e = " D e c i m a l " > V A T P c t _ V a t A m o u n t L i n e < / V A T P c t _ V a t A m o u n t L i n e > - 
-             < V A T P c t _ V a t A m o u n t L i n e _ L b l   E l e m e n t T y p e = " C o l u m n "   E l e m e n t I d = " 6 7 6 3 2 3 7 8 "   D a t a T y p e = " S t r i n g " > V A T P c t _ V a t A m o u n t L i n e _ L b l < / V A T P c t _ V a t A m o u n t L i n e _ L b l > - 
-         < / V A T A m o u n t L i n e > - 
-         < V A T C l a u s e L i n e   E l e m e n t T y p e = " D a t a I t e m "   E l e m e n t I d = " 1 6 6 5 5 0 0 1 6 3 " > - 
-             < C o d e _ V A T C l a u s e L i n e   E l e m e n t T y p e = " C o l u m n "   E l e m e n t I d = " 1 8 2 4 5 8 9 8 4 7 "   D a t a T y p e = " C o d e " > C o d e _ V A T C l a u s e L i n e < / C o d e _ V A T C l a u s e L i n e > - 
-             < C o d e _ V A T C l a u s e L i n e _ L b l   E l e m e n t T y p e = " C o l u m n "   E l e m e n t I d = " 4 6 1 5 3 3 0 2 "   D a t a T y p e = " S t r i n g " > C o d e _ V A T C l a u s e L i n e _ L b l < / C o d e _ V A T C l a u s e L i n e _ L b l > - 
-             < D e s c r i p t i o n 2 _ V A T C l a u s e L i n e   E l e m e n t T y p e = " C o l u m n "   E l e m e n t I d = " 1 3 7 9 6 6 7 4 7 0 "   D a t a T y p e = " T e x t " > D e s c r i p t i o n 2 _ V A T C l a u s e L i n e < / D e s c r i p t i o n 2 _ V A T C l a u s e L i n e > - 
-             < D e s c r i p t i o n _ V A T C l a u s e L i n e   E l e m e n t T y p e = " C o l u m n "   E l e m e n t I d = " 1 3 0 5 5 4 5 9 2 4 "   D a t a T y p e = " T e x t " > D e s c r i p t i o n _ V A T C l a u s e L i n e < / D e s c r i p t i o n _ V A T C l a u s e L i n e > - 
-             < N o O f V A T C l a u s e s   E l e m e n t T y p e = " C o l u m n "   E l e m e n t I d = " 7 5 6 4 1 7 3 9 2 "   D a t a T y p e = " I n t e g e r " > N o O f V A T C l a u s e s < / N o O f V A T C l a u s e s > - 
-             < V A T A m o u n t _ V A T C l a u s e L i n e   E l e m e n t T y p e = " C o l u m n "   E l e m e n t I d = " 2 2 2 4 6 9 0 5 9 "   D a t a T y p e = " D e c i m a l " > V A T A m o u n t _ V A T C l a u s e L i n e < / V A T A m o u n t _ V A T C l a u s e L i n e > - 
-             < V A T I d e n t i f i e r _ V A T C l a u s e L i n e   E l e m e n t T y p e = " C o l u m n "   E l e m e n t I d = " 1 4 6 4 4 7 2 4 7 8 "   D a t a T y p e = " C o d e " > V A T I d e n t i f i e r _ V A T C l a u s e L i n e < / V A T I d e n t i f i e r _ V A T C l a u s e L i n e > - 
-         < / V A T C l a u s e L i n e > - 
-         < R e p o r t T o t a l s L i n e   E l e m e n t T y p e = " D a t a I t e m "   E l e m e n t I d = " 2 1 2 2 5 4 9 8 3 6 " > - 
-             < A m o u n t F o r m a t t e d _ R e p o r t T o t a l s L i n e   E l e m e n t T y p e = " C o l u m n "   E l e m e n t I d = " 1 5 0 6 1 3 6 8 2 5 "   D a t a T y p e = " T e x t " > A m o u n t F o r m a t t e d _ R e p o r t T o t a l s L i n e < / A m o u n t F o r m a t t e d _ R e p o r t T o t a l s L i n e > - 
-             < A m o u n t _ R e p o r t T o t a l s L i n e   E l e m e n t T y p e = " C o l u m n "   E l e m e n t I d = " 4 1 9 9 1 8 3 6 9 "   D a t a T y p e = " D e c i m a l " > A m o u n t _ R e p o r t T o t a l s L i n e < / A m o u n t _ R e p o r t T o t a l s L i n e > - 
-             < D e s c r i p t i o n _ R e p o r t T o t a l s L i n e   E l e m e n t T y p e = " C o l u m n "   E l e m e n t I d = " 5 8 1 9 9 6 0 6 7 "   D a t a T y p e = " T e x t " > D e s c r i p t i o n _ R e p o r t T o t a l s L i n e < / D e s c r i p t i o n _ R e p o r t T o t a l s L i n e > - 
-             < F o n t B o l d _ R e p o r t T o t a l s L i n e   E l e m e n t T y p e = " C o l u m n "   E l e m e n t I d = " 9 4 6 5 4 0 5 4 9 "   D a t a T y p e = " B o o l e a n " > F o n t B o l d _ R e p o r t T o t a l s L i n e < / F o n t B o l d _ R e p o r t T o t a l s L i n e > - 
-             < F o n t U n d e r l i n e _ R e p o r t T o t a l s L i n e   E l e m e n t T y p e = " C o l u m n "   E l e m e n t I d = " 2 0 2 1 5 3 3 6 9 4 "   D a t a T y p e = " B o o l e a n " > F o n t U n d e r l i n e _ R e p o r t T o t a l s L i n e < / F o n t U n d e r l i n e _ R e p o r t T o t a l s L i n e > - 
-         < / R e p o r t T o t a l s L i n e > - 
-         < L e t t e r T e x t   E l e m e n t T y p e = " D a t a I t e m "   E l e m e n t I d = " 1 5 1 0 3 5 3 8 3 4 " > - 
-             < B o d y T e x t   E l e m e n t T y p e = " C o l u m n "   E l e m e n t I d = " 1 4 9 7 5 9 8 0 8 "   D a t a T y p e = " L a b e l " > B o d y T e x t < / B o d y T e x t > - 
-             < C l o s i n g T e x t   E l e m e n t T y p e = " C o l u m n "   E l e m e n t I d = " 5 1 2 1 3 5 9 0 9 "   D a t a T y p e = " L a b e l " > C l o s i n g T e x t < / C l o s i n g T e x t > - 
-             < G r e e t i n g T e x t   E l e m e n t T y p e = " C o l u m n "   E l e m e n t I d = " 1 1 7 5 2 7 9 2 8 9 "   D a t a T y p e = " L a b e l " > G r e e t i n g T e x t < / G r e e t i n g T e x t > - 
-             < P m t D i s c T e x t   E l e m e n t T y p e = " C o l u m n "   E l e m e n t I d = " 2 0 1 3 8 4 9 9 4 8 "   D a t a T y p e = " T e x t " > P m t D i s c T e x t < / P m t D i s c T e x t > - 
-         < / L e t t e r T e x t > - 
-         < T o t a l s   E l e m e n t T y p e = " D a t a I t e m "   E l e m e n t I d = " 1 8 2 3 9 5 0 0 4 4 " > - 
-             < C u r r e n c y C o d e   E l e m e n t T y p e = " C o l u m n "   E l e m e n t I d = " 1 5 7 9 5 9 5 9 2 1 "   D a t a T y p e = " T e x t " > C u r r e n c y C o d e < / C u r r e n c y C o d e > - 
-             < C u r r e n c y S y m b o l   E l e m e n t T y p e = " C o l u m n "   E l e m e n t I d = " 1 1 6 2 5 1 0 7 4 8 "   D a t a T y p e = " T e x t " > C u r r e n c y S y m b o l < / C u r r e n c y S y m b o l > - 
-             < T o t a l A m o u n t I n c l u d i n g V A T   E l e m e n t T y p e = " C o l u m n "   E l e m e n t I d = " 9 1 0 5 1 1 5 7 5 "   D a t a T y p e = " S t r i n g " > T o t a l A m o u n t I n c l u d i n g V A T < / T o t a l A m o u n t I n c l u d i n g V A T > - 
-             < T o t a l E x c l u d i n g V A T T e x t   E l e m e n t T y p e = " C o l u m n "   E l e m e n t I d = " 1 9 2 2 9 4 6 3 1 0 "   D a t a T y p e = " T e x t " > T o t a l E x c l u d i n g V A T T e x t < / T o t a l E x c l u d i n g V A T T e x t > - 
-             < T o t a l I n c l u d i n g V A T T e x t   E l e m e n t T y p e = " C o l u m n "   E l e m e n t I d = " 1 2 0 4 0 1 6 3 5 2 "   D a t a T y p e = " T e x t " > T o t a l I n c l u d i n g V A T T e x t < / T o t a l I n c l u d i n g V A T T e x t > - 
-             < T o t a l I n v o i c e D i s c o u n t A m o u n t   E l e m e n t T y p e = " C o l u m n "   E l e m e n t I d = " 4 0 2 1 7 7 5 1 "   D a t a T y p e = " D e c i m a l " > T o t a l I n v o i c e D i s c o u n t A m o u n t < / T o t a l I n v o i c e D i s c o u n t A m o u n t > - 
-             < T o t a l N e t A m o u n t   E l e m e n t T y p e = " C o l u m n "   E l e m e n t I d = " 4 8 3 1 9 3 3 7 2 "   D a t a T y p e = " D e c i m a l " > T o t a l N e t A m o u n t < / T o t a l N e t A m o u n t > - 
-             < T o t a l P a y m e n t D i s c o u n t O n V A T   E l e m e n t T y p e = " C o l u m n "   E l e m e n t I d = " 7 3 6 0 4 1 8 8 6 "   D a t a T y p e = " D e c i m a l " > T o t a l P a y m e n t D i s c o u n t O n V A T < / T o t a l P a y m e n t D i s c o u n t O n V A T > - 
-             < T o t a l S u b T o t a l   E l e m e n t T y p e = " C o l u m n "   E l e m e n t I d = " 2 0 9 7 8 7 6 8 0 1 "   D a t a T y p e = " D e c i m a l " > T o t a l S u b T o t a l < / T o t a l S u b T o t a l > - 
-             < T o t a l S u b T o t a l M i n u s I n v o i c e D i s c o u n t   E l e m e n t T y p e = " C o l u m n "   E l e m e n t I d = " 7 6 9 4 3 1 8 8 7 "   D a t a T y p e = " D e c i m a l " > T o t a l S u b T o t a l M i n u s I n v o i c e D i s c o u n t < / T o t a l S u b T o t a l M i n u s I n v o i c e D i s c o u n t > - 
-             < T o t a l T e x t   E l e m e n t T y p e = " C o l u m n "   E l e m e n t I d = " 2 3 1 9 1 0 5 1 8 "   D a t a T y p e = " T e x t " > T o t a l T e x t < / T o t a l T e x t > - 
-             < T o t a l V A T A m o u n t   E l e m e n t T y p e = " C o l u m n "   E l e m e n t I d = " 1 6 2 7 1 0 2 3 2 8 "   D a t a T y p e = " D e c i m a l " > T o t a l V A T A m o u n t < / T o t a l V A T A m o u n t > - 
-             < T o t a l V A T A m o u n t L C Y   E l e m e n t T y p e = " C o l u m n "   E l e m e n t I d = " 1 5 0 6 5 7 0 2 1 8 "   D a t a T y p e = " D e c i m a l " > T o t a l V A T A m o u n t L C Y < / T o t a l V A T A m o u n t L C Y > - 
-             < T o t a l V A T A m o u n t T e x t   E l e m e n t T y p e = " C o l u m n "   E l e m e n t I d = " 9 7 3 6 6 6 3 3 9 "   D a t a T y p e = " T e x t " > T o t a l V A T A m o u n t T e x t < / T o t a l V A T A m o u n t T e x t > - 
-             < T o t a l V A T B a s e L C Y   E l e m e n t T y p e = " C o l u m n "   E l e m e n t I d = " 8 3 4 4 5 0 5 2 1 "   D a t a T y p e = " D e c i m a l " > T o t a l V A T B a s e L C Y < / T o t a l V A T B a s e L C Y > - 
-         < / T o t a l s > - 
-     < / H e a d e r > - 
- < / N a v W o r d R e p o r t X m l P a r t > 
+<file path=customXml/item2.xml><?xml version="1.0" encoding="utf-8"?>
+<b:Sources xmlns:b="http://schemas.openxmlformats.org/officeDocument/2006/bibliography" xmlns="http://schemas.openxmlformats.org/officeDocument/2006/bibliography" SelectedStyle="\APASixthEditionOfficeOnline.xsl" StyleName="APA" Version="6"/>
 </file>
 
 <file path=customXml/item3.xml>��< ? x m l   v e r s i o n = " 1 . 0 "   e n c o d i n g = " u t f - 1 6 " ? > < N a v W o r d R e p o r t X m l P a r t   x m l n s = " u r n : m i c r o s o f t - d y n a m i c s - n a v / r e p o r t s / S t a n d a r d _ S a l e s _ O r d e r _ C o n f / 1 3 0 5 / " > @@ -4823,17 +4720,17 @@
 </file>
 
 <file path=customXml/itemProps1.xml><?xml version="1.0" encoding="utf-8"?>
-<ds:datastoreItem xmlns:ds="http://schemas.openxmlformats.org/officeDocument/2006/customXml" ds:itemID="{08611492-0086-43A3-89EC-638E5AA84388}">
+<ds:datastoreItem xmlns:ds="http://schemas.openxmlformats.org/officeDocument/2006/customXml" ds:itemID="{8DC053D4-FD02-418A-BD20-53FFD13CF390}">
   <ds:schemaRefs>
-    <ds:schemaRef ds:uri="http://schemas.openxmlformats.org/officeDocument/2006/bibliography"/>
+    <ds:schemaRef ds:uri="urn:microsoft-dynamics-businesscentral/internal/extended/reports/Standard_Sales_Order_Conf/1305/"/>
   </ds:schemaRefs>
 </ds:datastoreItem>
 </file>
 
 <file path=customXml/itemProps2.xml><?xml version="1.0" encoding="utf-8"?>
-<ds:datastoreItem xmlns:ds="http://schemas.openxmlformats.org/officeDocument/2006/customXml" ds:itemID="{8DC053D4-FD02-418A-BD20-53FFD13CF390}">
+<ds:datastoreItem xmlns:ds="http://schemas.openxmlformats.org/officeDocument/2006/customXml" ds:itemID="{08611492-0086-43A3-89EC-638E5AA84388}">
   <ds:schemaRefs>
-    <ds:schemaRef ds:uri="urn:microsoft-dynamics-businesscentral/internal/extended/reports/Standard_Sales_Order_Conf/1305/"/>
+    <ds:schemaRef ds:uri="http://schemas.openxmlformats.org/officeDocument/2006/bibliography"/>
   </ds:schemaRefs>
 </ds:datastoreItem>
 </file>

--- a/src/Layers/W1/BaseApp/Sales/Document/StandardOrderConfirmationEmailBody.docx
+++ b/src/Layers/W1/BaseApp/Sales/Document/StandardOrderConfirmationEmailBody.docx
@@ -727,7 +727,7 @@
               <w:tcPr>
                 <w:tcW w:w="1210" w:type="pct"/>
                 <w:tcBorders>
-                  <w:bottom w:val="single" w:sz="4" w:space="0" w:color="000000"/>
+                  <w:bottom w:val="single" w:color="000000" w:sz="4" w:space="0"/>
                 </w:tcBorders>
               </w:tcPr>
               <w:p>
@@ -770,7 +770,7 @@
               <w:tcPr>
                 <w:tcW w:w="2092" w:type="pct"/>
                 <w:tcBorders>
-                  <w:bottom w:val="single" w:sz="4" w:space="0" w:color="000000"/>
+                  <w:bottom w:val="single" w:color="000000" w:sz="4" w:space="0"/>
                 </w:tcBorders>
               </w:tcPr>
               <w:p>
@@ -813,7 +813,7 @@
               <w:tcPr>
                 <w:tcW w:w="1698" w:type="pct"/>
                 <w:tcBorders>
-                  <w:bottom w:val="single" w:sz="4" w:space="0" w:color="000000"/>
+                  <w:bottom w:val="single" w:color="000000" w:sz="4" w:space="0"/>
                 </w:tcBorders>
               </w:tcPr>
               <w:p>
@@ -847,7 +847,7 @@
           <w:tcPr>
             <w:tcW w:w="1210" w:type="pct"/>
             <w:tcBorders>
-              <w:top w:val="single" w:sz="4" w:space="0" w:color="000000"/>
+              <w:top w:val="single" w:color="000000" w:sz="4" w:space="0"/>
             </w:tcBorders>
             <w:vAlign w:val="center"/>
           </w:tcPr>
@@ -864,7 +864,7 @@
           <w:tcPr>
             <w:tcW w:w="2092" w:type="pct"/>
             <w:tcBorders>
-              <w:top w:val="single" w:sz="4" w:space="0" w:color="000000"/>
+              <w:top w:val="single" w:color="000000" w:sz="4" w:space="0"/>
             </w:tcBorders>
             <w:vAlign w:val="center"/>
           </w:tcPr>
@@ -881,7 +881,7 @@
           <w:tcPr>
             <w:tcW w:w="1698" w:type="pct"/>
             <w:tcBorders>
-              <w:top w:val="single" w:sz="4" w:space="0" w:color="000000"/>
+              <w:top w:val="single" w:color="000000" w:sz="4" w:space="0"/>
             </w:tcBorders>
             <w:vAlign w:val="center"/>
           </w:tcPr>
@@ -921,7 +921,7 @@
               <w:tcPr>
                 <w:tcW w:w="1210" w:type="pct"/>
                 <w:tcBorders>
-                  <w:bottom w:val="single" w:sz="4" w:space="0" w:color="EEF0F1"/>
+                  <w:bottom w:val="single" w:color="EEF0F1" w:sz="4" w:space="0"/>
                 </w:tcBorders>
                 <w:vAlign w:val="center"/>
               </w:tcPr>
@@ -964,7 +964,7 @@
               <w:tcPr>
                 <w:tcW w:w="2092" w:type="pct"/>
                 <w:tcBorders>
-                  <w:bottom w:val="single" w:sz="4" w:space="0" w:color="EEF0F1"/>
+                  <w:bottom w:val="single" w:color="EEF0F1" w:sz="4" w:space="0"/>
                 </w:tcBorders>
                 <w:vAlign w:val="center"/>
               </w:tcPr>
@@ -1009,7 +1009,7 @@
               <w:tcPr>
                 <w:tcW w:w="1698" w:type="pct"/>
                 <w:tcBorders>
-                  <w:bottom w:val="single" w:sz="4" w:space="0" w:color="EEF0F1"/>
+                  <w:bottom w:val="single" w:color="EEF0F1" w:sz="4" w:space="0"/>
                 </w:tcBorders>
                 <w:vAlign w:val="center"/>
               </w:tcPr>
@@ -4104,7 +4104,9 @@
 <b:Sources xmlns:b="http://schemas.openxmlformats.org/officeDocument/2006/bibliography" xmlns="http://schemas.openxmlformats.org/officeDocument/2006/bibliography" SelectedStyle="\APASixthEditionOfficeOnline.xsl" StyleName="APA" Version="6"/>
 </file>
 
-<file path=customXml/item3.xml>��< ? x m l   v e r s i o n = " 1 . 0 "   e n c o d i n g = " u t f - 1 6 " ? > < N a v W o r d R e p o r t X m l P a r t   x m l n s = " u r n : m i c r o s o f t - d y n a m i c s - n a v / r e p o r t s / S t a n d a r d _ S a l e s _ O r d e r _ C o n f / 1 3 0 5 / " > +<file path=customXml/item3.xml>��< ? x m l   v e r s i o n = " 1 . 0 "   e n c o d i n g = " u t f - 1 6 " ? > + 
+ < N a v W o r d R e p o r t X m l P a r t   x m l n s = " u r n : m i c r o s o f t - d y n a m i c s - n a v / r e p o r t s / S t a n d a r d _ S a l e s _ O r d e r _ C o n f / 1 3 0 5 / " >   
      < B C R e p o r t I n f o r m a t i o n >   
@@ -4322,7 +4324,7 @@
  
          < C o m p a n y P h o n e N o _ L b l > C o m p a n y P h o n e N o _ L b l < / C o m p a n y P h o n e N o _ L b l >   
-         < C o m p a n y P i c t u r e / > +         < C o m p a n y P i c t u r e   / >   
          < C o m p a n y R e g i s t r a t i o n N u m b e r > C o m p a n y R e g i s t r a t i o n N u m b e r < / C o m p a n y R e g i s t r a t i o n N u m b e r >   

--- a/src/Layers/W1/BaseApp/Sales/Document/StandardOrderConfirmationEmailBody.docx
+++ b/src/Layers/W1/BaseApp/Sales/Document/StandardOrderConfirmationEmailBody.docx
@@ -3175,7 +3175,9 @@
 </we:webextension>
 </file>
 
-<file path=customXml/item1.xml>��< ? x m l   v e r s i o n = " 1 . 0 "   e n c o d i n g = " u t f - 1 6 " ? > < N a v W o r d R e p o r t X m l P a r t   x m l n s = " u r n : m i c r o s o f t - d y n a m i c s - b u s i n e s s c e n t r a l / i n t e r n a l / e x t e n d e d / r e p o r t s / S t a n d a r d _ S a l e s _ O r d e r _ C o n f / 1 3 0 5 / " > +<file path=customXml/item1.xml>��< ? x m l   v e r s i o n = " 1 . 0 "   e n c o d i n g = " u t f - 1 6 " ? > + 
+ < N a v W o r d R e p o r t X m l P a r t   x m l n s = " u r n : m i c r o s o f t - d y n a m i c s - b u s i n e s s c e n t r a l / i n t e r n a l / e x t e n d e d / r e p o r t s / S t a n d a r d _ S a l e s _ O r d e r _ C o n f / 1 3 0 5 / " >   
      < B C R e p o r t I n f o r m a t i o n >   
@@ -3193,6 +3195,8 @@
  
              < R e p o r t N a m e > R e p o r t   N a m e < / R e p o r t N a m e >   
+             < R e p o r t C a p t i o n > R e p o r t   C a p t i o n < / R e p o r t C a p t i o n > + 
              < A b o u t T h i s R e p o r t T i t l e > A b o u t   T h i s   R e p o r t   T i t l e < / A b o u t T h i s R e p o r t T i t l e >   
              < A b o u t T h i s R e p o r t T e x t > A b o u t   T h i s   R e p o r t   T e x t < / A b o u t T h i s R e p o r t T e x t > @@ -3247,21 +3251,21 @@
  
              < C o m p a n y A d d r e s s L i n e s >   
-                 < C o m p a n y A d d r e s s L i n e > C o m p a n y   A d d r e s s   L i n e   1 < / C o m p a n y A d d r e s s L i n e > - 
-                 < C o m p a n y A d d r e s s L i n e > C o m p a n y   A d d r e s s   L i n e   2 < / C o m p a n y A d d r e s s L i n e > - 
-                 < C o m p a n y A d d r e s s L i n e > C o m p a n y   A d d r e s s   L i n e   3 < / C o m p a n y A d d r e s s L i n e > - 
-                 < C o m p a n y A d d r e s s L i n e > C o m p a n y   A d d r e s s   L i n e   4 < / C o m p a n y A d d r e s s L i n e > - 
-                 < C o m p a n y A d d r e s s L i n e > C o m p a n y   A d d r e s s   L i n e   5 < / C o m p a n y A d d r e s s L i n e > - 
-                 < C o m p a n y A d d r e s s L i n e > C o m p a n y   A d d r e s s   L i n e   6 < / C o m p a n y A d d r e s s L i n e > - 
-                 < C o m p a n y A d d r e s s L i n e > C o m p a n y   A d d r e s s   L i n e   7 < / C o m p a n y A d d r e s s L i n e > - 
-                 < C o m p a n y A d d r e s s L i n e > C o m p a n y   A d d r e s s   L i n e   8 < / C o m p a n y A d d r e s s L i n e > +                 < C o m p a n y A d d r e s s L i n e 1 > C o m p a n y   A d d r e s s   L i n e   1 < / C o m p a n y A d d r e s s L i n e 1 > + 
+                 < C o m p a n y A d d r e s s L i n e 2 > C o m p a n y   A d d r e s s   L i n e   2 < / C o m p a n y A d d r e s s L i n e 2 > + 
+                 < C o m p a n y A d d r e s s L i n e 3 > C o m p a n y   A d d r e s s   L i n e   3 < / C o m p a n y A d d r e s s L i n e 3 > + 
+                 < C o m p a n y A d d r e s s L i n e 4 > C o m p a n y   A d d r e s s   L i n e   4 < / C o m p a n y A d d r e s s L i n e 4 > + 
+                 < C o m p a n y A d d r e s s L i n e 5 > C o m p a n y   A d d r e s s   L i n e   5 < / C o m p a n y A d d r e s s L i n e 5 > + 
+                 < C o m p a n y A d d r e s s L i n e 6 > C o m p a n y   A d d r e s s   L i n e   6 < / C o m p a n y A d d r e s s L i n e 6 > + 
+                 < C o m p a n y A d d r e s s L i n e 7 > C o m p a n y   A d d r e s s   L i n e   7 < / C o m p a n y A d d r e s s L i n e 7 > + 
+                 < C o m p a n y A d d r e s s L i n e 8 > C o m p a n y   A d d r e s s   L i n e   8 < / C o m p a n y A d d r e s s L i n e 8 >   
              < / C o m p a n y A d d r e s s L i n e s >   
@@ -3703,7 +3707,7 @@
  
          < C o m p a n y P h o n e N o _ L b l   E l e m e n t T y p e = " C o l u m n "   E l e m e n t I d = " 5 5 8 5 9 3 5 8 6 "   D a t a T y p e = " L a b e l " > C o m p a n y P h o n e N o _ L b l < / C o m p a n y P h o n e N o _ L b l >   
-         < C o m p a n y P i c t u r e   E l e m e n t T y p e = " C o l u m n "   E l e m e n t I d = " 1 3 9 7 4 1 1 0 7 4 "   D a t a T y p e = " B l o b " / > +         < C o m p a n y P i c t u r e   E l e m e n t T y p e = " C o l u m n "   E l e m e n t I d = " 1 3 9 7 4 1 1 0 7 4 "   D a t a T y p e = " B l o b "   / >   
          < C o m p a n y R e g i s t r a t i o n N u m b e r   E l e m e n t T y p e = " C o l u m n "   E l e m e n t I d = " 2 0 2 3 6 3 9 4 2 4 "   D a t a T y p e = " T e x t " > C o m p a n y R e g i s t r a t i o n N u m b e r < / C o m p a n y R e g i s t r a t i o n N u m b e r >   
@@ -4124,6 +4128,8 @@
  
              < R e p o r t N a m e > R e p o r t   N a m e < / R e p o r t N a m e >   
+             < R e p o r t C a p t i o n > R e p o r t   C a p t i o n < / R e p o r t C a p t i o n > + 
              < A b o u t T h i s R e p o r t T i t l e > A b o u t   T h i s   R e p o r t   T i t l e < / A b o u t T h i s R e p o r t T i t l e >   
              < A b o u t T h i s R e p o r t T e x t > A b o u t   T h i s   R e p o r t   T e x t < / A b o u t T h i s R e p o r t T e x t > @@ -4178,21 +4184,21 @@
  
              < C o m p a n y A d d r e s s L i n e s >   
-                 < C o m p a n y A d d r e s s L i n e > C o m p a n y   A d d r e s s   L i n e   1 < / C o m p a n y A d d r e s s L i n e > - 
-                 < C o m p a n y A d d r e s s L i n e > C o m p a n y   A d d r e s s   L i n e   2 < / C o m p a n y A d d r e s s L i n e > - 
-                 < C o m p a n y A d d r e s s L i n e > C o m p a n y   A d d r e s s   L i n e   3 < / C o m p a n y A d d r e s s L i n e > - 
-                 < C o m p a n y A d d r e s s L i n e > C o m p a n y   A d d r e s s   L i n e   4 < / C o m p a n y A d d r e s s L i n e > - 
-                 < C o m p a n y A d d r e s s L i n e > C o m p a n y   A d d r e s s   L i n e   5 < / C o m p a n y A d d r e s s L i n e > - 
-                 < C o m p a n y A d d r e s s L i n e > C o m p a n y   A d d r e s s   L i n e   6 < / C o m p a n y A d d r e s s L i n e > - 
-                 < C o m p a n y A d d r e s s L i n e > C o m p a n y   A d d r e s s   L i n e   7 < / C o m p a n y A d d r e s s L i n e > - 
-                 < C o m p a n y A d d r e s s L i n e > C o m p a n y   A d d r e s s   L i n e   8 < / C o m p a n y A d d r e s s L i n e > +                 < C o m p a n y A d d r e s s L i n e 1 > C o m p a n y   A d d r e s s   L i n e   1 < / C o m p a n y A d d r e s s L i n e 1 > + 
+                 < C o m p a n y A d d r e s s L i n e 2 > C o m p a n y   A d d r e s s   L i n e   2 < / C o m p a n y A d d r e s s L i n e 2 > + 
+                 < C o m p a n y A d d r e s s L i n e 3 > C o m p a n y   A d d r e s s   L i n e   3 < / C o m p a n y A d d r e s s L i n e 3 > + 
+                 < C o m p a n y A d d r e s s L i n e 4 > C o m p a n y   A d d r e s s   L i n e   4 < / C o m p a n y A d d r e s s L i n e 4 > + 
+                 < C o m p a n y A d d r e s s L i n e 5 > C o m p a n y   A d d r e s s   L i n e   5 < / C o m p a n y A d d r e s s L i n e 5 > + 
+                 < C o m p a n y A d d r e s s L i n e 6 > C o m p a n y   A d d r e s s   L i n e   6 < / C o m p a n y A d d r e s s L i n e 6 > + 
+                 < C o m p a n y A d d r e s s L i n e 7 > C o m p a n y   A d d r e s s   L i n e   7 < / C o m p a n y A d d r e s s L i n e 7 > + 
+                 < C o m p a n y A d d r e s s L i n e 8 > C o m p a n y   A d d r e s s   L i n e   8 < / C o m p a n y A d d r e s s L i n e 8 >   
              < / C o m p a n y A d d r e s s L i n e s >   

--- a/src/Layers/W1/BaseApp/Sales/Document/StandardOrderConfirmationEmailBody.docx
+++ b/src/Layers/W1/BaseApp/Sales/Document/StandardOrderConfirmationEmailBody.docx
@@ -2,6 +2,45 @@
 <file path=word/document.xml><?xml version="1.0" encoding="utf-8"?>
 <w:document xmlns:wpc="http://schemas.microsoft.com/office/word/2010/wordprocessingCanvas" xmlns:cx="http://schemas.microsoft.com/office/drawing/2014/chartex" xmlns:cx1="http://schemas.microsoft.com/office/drawing/2015/9/8/chartex" xmlns:cx2="http://schemas.microsoft.com/office/drawing/2015/10/21/chartex" xmlns:cx3="http://schemas.microsoft.com/office/drawing/2016/5/9/chartex" xmlns:cx4="http://schemas.microsoft.com/office/drawing/2016/5/10/chartex" xmlns:cx5="http://schemas.microsoft.com/office/drawing/2016/5/11/chartex" xmlns:cx6="http://schemas.microsoft.com/office/drawing/2016/5/12/chartex" xmlns:cx7="http://schemas.microsoft.com/office/drawing/2016/5/13/chartex" xmlns:cx8="http://schemas.microsoft.com/office/drawing/2016/5/14/chartex" xmlns:mc="http://schemas.openxmlformats.org/markup-compatibility/2006" xmlns:aink="http://schemas.microsoft.com/office/drawing/2016/ink" xmlns:am3d="http://schemas.microsoft.com/office/drawing/2017/model3d" xmlns:o="urn:schemas-microsoft-com:office:office" xmlns:oel="http://schemas.microsoft.com/office/2019/extlst" xmlns:r="http://schemas.openxmlformats.org/officeDocument/2006/relationships" xmlns:m="http://schemas.openxmlformats.org/officeDocument/2006/math" xmlns:v="urn:schemas-microsoft-com:vml" xmlns:wp14="http://schemas.microsoft.com/office/word/2010/wordprocessingDrawing" xmlns:wp="http://schemas.openxmlformats.org/drawingml/2006/wordprocessingDrawing" xmlns:w10="urn:schemas-microsoft-com:office:word" xmlns:w="http://schemas.openxmlformats.org/wordprocessingml/2006/main" xmlns:w14="http://schemas.microsoft.com/office/word/2010/wordml" xmlns:w15="http://schemas.microsoft.com/office/word/2012/wordml" xmlns:w16cei="http://schemas.microsoft.com/office/word/2026/wordml/cei" xmlns:w16cex="http://schemas.microsoft.com/office/word/2018/wordml/cex" xmlns:w16cid="http://schemas.microsoft.com/office/word/2016/wordml/cid" xmlns:w16="http://schemas.microsoft.com/office/word/2018/wordml" xmlns:w16du="http://schemas.microsoft.com/office/word/2023/wordml/word16du" xmlns:w16sdtdh="http://schemas.microsoft.com/office/word/2020/wordml/sdtdatahash" xmlns:w16sdtfl="http://schemas.microsoft.com/office/word/2024/wordml/sdtformatlock" xmlns:w16se="http://schemas.microsoft.com/office/word/2015/wordml/symex" xmlns:wpg="http://schemas.microsoft.com/office/word/2010/wordprocessingGroup" xmlns:wpi="http://schemas.microsoft.com/office/word/2010/wordprocessingInk" xmlns:wne="http://schemas.microsoft.com/office/word/2006/wordml" xmlns:wps="http://schemas.microsoft.com/office/word/2010/wordprocessingShape" mc:Ignorable="w14 w15 w16se w16cid w16 w16cex w16sdtdh w16sdtfl w16du wp14">
   <w:body>
+    <w:sdt>
+      <w:sdtPr>
+        <w:rPr>
+          <w:sz w:val="36"/>
+          <w:szCs w:val="36"/>
+        </w:rPr>
+        <w:alias w:val="ReportName"/>
+        <w:tag w:val="#BC:InsertDataItem,BCReportInformation/ReportMetadata/ReportName"/>
+        <w:id w:val="930704761"/>
+        <w:placeholder>
+          <w:docPart w:val="DefaultPlaceholder_-1854013440"/>
+        </w:placeholder>
+        <w15:color w:val="808080"/>
+        <w:text/>
+      </w:sdtPr>
+      <w:sdtContent>
+        <w:p>
+          <w:pPr>
+            <w:pStyle w:val="Title"/>
+          </w:pPr>
+          <w:r>
+            <w:rPr>
+              <w:sz w:val="36"/>
+              <w:szCs w:val="36"/>
+            </w:rPr>
+            <w:t xml:space="preserve">Report </w:t>
+          </w:r>
+          <w:proofErr w:type="spellStart"/>
+          <w:r>
+            <w:rPr>
+              <w:sz w:val="36"/>
+              <w:szCs w:val="36"/>
+            </w:rPr>
+            <w:t>Name</w:t>
+          </w:r>
+          <w:proofErr w:type="spellEnd"/>
+        </w:p>
+      </w:sdtContent>
+    </w:sdt>
     <w:tbl>
       <w:tblPr>
         <w:tblStyle w:val="BCBlockTable"/>
@@ -51,7 +90,7 @@
             <w:placeholder>
               <w:docPart w:val="BB55ECDC32FD4BEC9E1531B769818769"/>
             </w:placeholder>
-            <w:dataBinding w:prefixMappings="xmlns:ns0='urn:microsoft-dynamics-nav/reports/Standard_Sales_Order_Conf/1305/'" w:xpath="/ns0:NavWordReportXmlPart[1]/ns0:Header[1]/ns0:CompanyAddress1[1]" w:storeItemID="{6394E857-3815-461F-B20B-AC7EF436F0B3}"/>
+            <w:dataBinding w:prefixMappings="&lt;xmlns:ns0='urn:microsoft-dynamics-nav/reports/Standard_Sales_Order_Conf/1305/' " w:xpath="/ns0:NavWordReportXmlPart[1]/ns0:Header[1]/ns0:CompanyAddress1[1]" w:storeItemID="{6394E857-3815-461F-B20B-AC7EF436F0B3}"/>
             <w15:color w:val="808080"/>
             <w:text/>
           </w:sdtPr>
@@ -107,7 +146,7 @@
             <w:placeholder>
               <w:docPart w:val="BB55ECDC32FD4BEC9E1531B769818769"/>
             </w:placeholder>
-            <w:dataBinding w:prefixMappings="xmlns:ns0='urn:microsoft-dynamics-nav/reports/Standard_Sales_Order_Conf/1305/'" w:xpath="/ns0:NavWordReportXmlPart[1]/ns0:Header[1]/ns0:CompanyAddress2[1]" w:storeItemID="{6394E857-3815-461F-B20B-AC7EF436F0B3}"/>
+            <w:dataBinding w:prefixMappings="&lt;xmlns:ns0='urn:microsoft-dynamics-nav/reports/Standard_Sales_Order_Conf/1305/' " w:xpath="/ns0:NavWordReportXmlPart[1]/ns0:Header[1]/ns0:CompanyAddress2[1]" w:storeItemID="{6394E857-3815-461F-B20B-AC7EF436F0B3}"/>
             <w15:color w:val="808080"/>
             <w:text/>
           </w:sdtPr>
@@ -162,7 +201,7 @@
             <w:placeholder>
               <w:docPart w:val="BB55ECDC32FD4BEC9E1531B769818769"/>
             </w:placeholder>
-            <w:dataBinding w:prefixMappings="xmlns:ns0='urn:microsoft-dynamics-nav/reports/Standard_Sales_Order_Conf/1305/'" w:xpath="/ns0:NavWordReportXmlPart[1]/ns0:Header[1]/ns0:CompanyAddress3[1]" w:storeItemID="{6394E857-3815-461F-B20B-AC7EF436F0B3}"/>
+            <w:dataBinding w:prefixMappings="&lt;xmlns:ns0='urn:microsoft-dynamics-nav/reports/Standard_Sales_Order_Conf/1305/' " w:xpath="/ns0:NavWordReportXmlPart[1]/ns0:Header[1]/ns0:CompanyAddress3[1]" w:storeItemID="{6394E857-3815-461F-B20B-AC7EF436F0B3}"/>
             <w15:color w:val="808080"/>
             <w:text/>
           </w:sdtPr>
@@ -217,7 +256,7 @@
             <w:placeholder>
               <w:docPart w:val="BB55ECDC32FD4BEC9E1531B769818769"/>
             </w:placeholder>
-            <w:dataBinding w:prefixMappings="xmlns:ns0='urn:microsoft-dynamics-nav/reports/Standard_Sales_Order_Conf/1305/'" w:xpath="/ns0:NavWordReportXmlPart[1]/ns0:Header[1]/ns0:CompanyAddress4[1]" w:storeItemID="{6394E857-3815-461F-B20B-AC7EF436F0B3}"/>
+            <w:dataBinding w:prefixMappings="&lt;xmlns:ns0='urn:microsoft-dynamics-nav/reports/Standard_Sales_Order_Conf/1305/' " w:xpath="/ns0:NavWordReportXmlPart[1]/ns0:Header[1]/ns0:CompanyAddress4[1]" w:storeItemID="{6394E857-3815-461F-B20B-AC7EF436F0B3}"/>
             <w15:color w:val="808080"/>
             <w:text/>
           </w:sdtPr>
@@ -276,7 +315,7 @@
               <w:placeholder>
                 <w:docPart w:val="BB55ECDC32FD4BEC9E1531B769818769"/>
               </w:placeholder>
-              <w:dataBinding w:prefixMappings="xmlns:ns0='urn:microsoft-dynamics-nav/reports/Standard_Sales_Order_Conf/1305/'" w:xpath="/ns0:NavWordReportXmlPart[1]/ns0:Header[1]/ns0:CompanyAddress5[1]" w:storeItemID="{6394E857-3815-461F-B20B-AC7EF436F0B3}"/>
+              <w:dataBinding w:prefixMappings="&lt;xmlns:ns0='urn:microsoft-dynamics-nav/reports/Standard_Sales_Order_Conf/1305/' " w:xpath="/ns0:NavWordReportXmlPart[1]/ns0:Header[1]/ns0:CompanyAddress5[1]" w:storeItemID="{6394E857-3815-461F-B20B-AC7EF436F0B3}"/>
               <w15:color w:val="808080"/>
               <w:text/>
             </w:sdtPr>
@@ -331,7 +370,7 @@
             <w:placeholder>
               <w:docPart w:val="BB55ECDC32FD4BEC9E1531B769818769"/>
             </w:placeholder>
-            <w:dataBinding w:prefixMappings="xmlns:ns0='urn:microsoft-dynamics-nav/reports/Standard_Sales_Order_Conf/1305/'" w:xpath="/ns0:NavWordReportXmlPart[1]/ns0:Header[1]/ns0:CompanyAddress6[1]" w:storeItemID="{6394E857-3815-461F-B20B-AC7EF436F0B3}"/>
+            <w:dataBinding w:prefixMappings="&lt;xmlns:ns0='urn:microsoft-dynamics-nav/reports/Standard_Sales_Order_Conf/1305/' " w:xpath="/ns0:NavWordReportXmlPart[1]/ns0:Header[1]/ns0:CompanyAddress6[1]" w:storeItemID="{6394E857-3815-461F-B20B-AC7EF436F0B3}"/>
             <w15:color w:val="808080"/>
             <w:text/>
           </w:sdtPr>
@@ -390,7 +429,7 @@
             <w:placeholder>
               <w:docPart w:val="BB55ECDC32FD4BEC9E1531B769818769"/>
             </w:placeholder>
-            <w:dataBinding w:prefixMappings="xmlns:ns0='urn:microsoft-dynamics-nav/reports/Standard_Sales_Order_Conf/1305/'" w:xpath="/ns0:NavWordReportXmlPart[1]/ns0:Header[1]/ns0:CompanyLegalOffice[1]" w:storeItemID="{6394E857-3815-461F-B20B-AC7EF436F0B3}"/>
+            <w:dataBinding w:prefixMappings="&lt;xmlns:ns0='urn:microsoft-dynamics-nav/reports/Standard_Sales_Order_Conf/1305/' " w:xpath="/ns0:NavWordReportXmlPart[1]/ns0:Header[1]/ns0:CompanyLegalOffice[1]" w:storeItemID="{6394E857-3815-461F-B20B-AC7EF436F0B3}"/>
             <w15:color w:val="808080"/>
             <w:text/>
           </w:sdtPr>
@@ -444,7 +483,7 @@
             <w:placeholder>
               <w:docPart w:val="DefaultPlaceholder_-1854013440"/>
             </w:placeholder>
-            <w:dataBinding w:prefixMappings="xmlns:ns0='urn:microsoft-dynamics-nav/reports/Standard_Sales_Order_Conf/1305/'" w:xpath="/ns0:NavWordReportXmlPart[1]/ns0:Header[1]/ns0:BilltoCustomerNo_Lbl[1]" w:storeItemID="{6394E857-3815-461F-B20B-AC7EF436F0B3}"/>
+            <w:dataBinding w:prefixMappings="&lt;xmlns:ns0='urn:microsoft-dynamics-nav/reports/Standard_Sales_Order_Conf/1305/' " w:xpath="/ns0:NavWordReportXmlPart[1]/ns0:Header[1]/ns0:BilltoCustomerNo_Lbl[1]" w:storeItemID="{6394E857-3815-461F-B20B-AC7EF436F0B3}"/>
             <w15:color w:val="808080"/>
             <w:text/>
           </w:sdtPr>
@@ -514,7 +553,7 @@
             <w:placeholder>
               <w:docPart w:val="DefaultPlaceholder_-1854013440"/>
             </w:placeholder>
-            <w:dataBinding w:prefixMappings="xmlns:ns0='urn:microsoft-dynamics-nav/reports/Standard_Sales_Order_Conf/1305/'" w:xpath="/ns0:NavWordReportXmlPart[1]/ns0:Header[1]/ns0:BilltoCustumerNo[1]" w:storeItemID="{6394E857-3815-461F-B20B-AC7EF436F0B3}"/>
+            <w:dataBinding w:prefixMappings="&lt;xmlns:ns0='urn:microsoft-dynamics-nav/reports/Standard_Sales_Order_Conf/1305/' " w:xpath="/ns0:NavWordReportXmlPart[1]/ns0:Header[1]/ns0:BilltoCustumerNo[1]" w:storeItemID="{6394E857-3815-461F-B20B-AC7EF436F0B3}"/>
             <w15:color w:val="808080"/>
             <w:text/>
           </w:sdtPr>
@@ -606,7 +645,7 @@
                 <w:placeholder>
                   <w:docPart w:val="46733934D5534C8AA6E5220812017E58"/>
                 </w:placeholder>
-                <w:dataBinding w:prefixMappings="xmlns:ns0='urn:microsoft-dynamics-nav/reports/Standard_Sales_Order_Conf/1305/'" w:xpath="/ns0:NavWordReportXmlPart[1]/ns0:Header[1]/ns0:LetterText[1]/ns0:GreetingText[1]" w:storeItemID="{6394E857-3815-461F-B20B-AC7EF436F0B3}"/>
+                <w:dataBinding w:prefixMappings="&lt;xmlns:ns0='urn:microsoft-dynamics-nav/reports/Standard_Sales_Order_Conf/1305/' " w:xpath="/ns0:NavWordReportXmlPart[1]/ns0:Header[1]/ns0:LetterText[1]/ns0:GreetingText[1]" w:storeItemID="{6394E857-3815-461F-B20B-AC7EF436F0B3}"/>
                 <w15:color w:val="808080"/>
                 <w:text/>
               </w:sdtPr>
@@ -627,7 +666,7 @@
                 <w:placeholder>
                   <w:docPart w:val="46733934D5534C8AA6E5220812017E58"/>
                 </w:placeholder>
-                <w:dataBinding w:prefixMappings="xmlns:ns0='urn:microsoft-dynamics-nav/reports/Standard_Sales_Order_Conf/1305/'" w:xpath="/ns0:NavWordReportXmlPart[1]/ns0:Header[1]/ns0:CustomerAddress1[1]" w:storeItemID="{6394E857-3815-461F-B20B-AC7EF436F0B3}"/>
+                <w:dataBinding w:prefixMappings="&lt;xmlns:ns0='urn:microsoft-dynamics-nav/reports/Standard_Sales_Order_Conf/1305/' " w:xpath="/ns0:NavWordReportXmlPart[1]/ns0:Header[1]/ns0:CustomerAddress1[1]" w:storeItemID="{6394E857-3815-461F-B20B-AC7EF436F0B3}"/>
                 <w15:color w:val="808080"/>
                 <w:text/>
               </w:sdtPr>
@@ -655,7 +694,7 @@
             <w:placeholder>
               <w:docPart w:val="DefaultPlaceholder_-1854013440"/>
             </w:placeholder>
-            <w:dataBinding w:prefixMappings="xmlns:ns0='urn:microsoft-dynamics-nav/reports/Standard_Sales_Order_Conf/1305/'" w:xpath="/ns0:NavWordReportXmlPart[1]/ns0:Header[1]/ns0:LetterText[1]/ns0:BodyText[1]" w:storeItemID="{6394E857-3815-461F-B20B-AC7EF436F0B3}"/>
+            <w:dataBinding w:prefixMappings="&lt;xmlns:ns0='urn:microsoft-dynamics-nav/reports/Standard_Sales_Order_Conf/1305/' " w:xpath="/ns0:NavWordReportXmlPart[1]/ns0:Header[1]/ns0:LetterText[1]/ns0:BodyText[1]" w:storeItemID="{6394E857-3815-461F-B20B-AC7EF436F0B3}"/>
             <w15:color w:val="808080"/>
             <w:text/>
           </w:sdtPr>
@@ -718,7 +757,7 @@
             <w:placeholder>
               <w:docPart w:val="8C4073C450B44A8D9B5664E44F483FEF"/>
             </w:placeholder>
-            <w:dataBinding w:prefixMappings="xmlns:ns0='urn:microsoft-dynamics-nav/reports/Standard_Sales_Order_Conf/1305/'" w:xpath="/ns0:NavWordReportXmlPart[1]/ns0:Header[1]/ns0:DocumentNo_Lbl[1]" w:storeItemID="{6394E857-3815-461F-B20B-AC7EF436F0B3}"/>
+            <w:dataBinding w:prefixMappings="&lt;xmlns:ns0='urn:microsoft-dynamics-nav/reports/Standard_Sales_Order_Conf/1305/' " w:xpath="/ns0:NavWordReportXmlPart[1]/ns0:Header[1]/ns0:DocumentNo_Lbl[1]" w:storeItemID="{6394E857-3815-461F-B20B-AC7EF436F0B3}"/>
             <w15:color w:val="808080"/>
             <w:text/>
           </w:sdtPr>
@@ -727,7 +766,7 @@
               <w:tcPr>
                 <w:tcW w:w="1210" w:type="pct"/>
                 <w:tcBorders>
-                  <w:bottom w:val="single" w:color="000000" w:sz="4" w:space="0"/>
+                  <w:bottom w:val="single" w:sz="4" w:space="0" w:color="000000"/>
                 </w:tcBorders>
               </w:tcPr>
               <w:p>
@@ -761,7 +800,7 @@
             <w:placeholder>
               <w:docPart w:val="8C4073C450B44A8D9B5664E44F483FEF"/>
             </w:placeholder>
-            <w:dataBinding w:prefixMappings="xmlns:ns0='urn:microsoft-dynamics-nav/reports/Standard_Sales_Order_Conf/1305/'" w:xpath="/ns0:NavWordReportXmlPart[1]/ns0:Header[1]/ns0:DueDate_Lbl[1]" w:storeItemID="{6394E857-3815-461F-B20B-AC7EF436F0B3}"/>
+            <w:dataBinding w:prefixMappings="&lt;xmlns:ns0='urn:microsoft-dynamics-nav/reports/Standard_Sales_Order_Conf/1305/' " w:xpath="/ns0:NavWordReportXmlPart[1]/ns0:Header[1]/ns0:DueDate_Lbl[1]" w:storeItemID="{6394E857-3815-461F-B20B-AC7EF436F0B3}"/>
             <w15:color w:val="808080"/>
             <w:text/>
           </w:sdtPr>
@@ -770,7 +809,7 @@
               <w:tcPr>
                 <w:tcW w:w="2092" w:type="pct"/>
                 <w:tcBorders>
-                  <w:bottom w:val="single" w:color="000000" w:sz="4" w:space="0"/>
+                  <w:bottom w:val="single" w:sz="4" w:space="0" w:color="000000"/>
                 </w:tcBorders>
               </w:tcPr>
               <w:p>
@@ -804,7 +843,7 @@
             <w:placeholder>
               <w:docPart w:val="DefaultPlaceholder_-1854013440"/>
             </w:placeholder>
-            <w:dataBinding w:prefixMappings="xmlns:ns0='urn:microsoft-dynamics-nav/reports/Standard_Sales_Order_Conf/1305/'" w:xpath="/ns0:NavWordReportXmlPart[1]/ns0:Header[1]/ns0:Totals[1]/ns0:TotalText[1]" w:storeItemID="{6394E857-3815-461F-B20B-AC7EF436F0B3}"/>
+            <w:dataBinding w:prefixMappings="&lt;xmlns:ns0='urn:microsoft-dynamics-nav/reports/Standard_Sales_Order_Conf/1305/' " w:xpath="/ns0:NavWordReportXmlPart[1]/ns0:Header[1]/ns0:Totals[1]/ns0:TotalText[1]" w:storeItemID="{6394E857-3815-461F-B20B-AC7EF436F0B3}"/>
             <w15:color w:val="808080"/>
             <w:text/>
           </w:sdtPr>
@@ -813,7 +852,7 @@
               <w:tcPr>
                 <w:tcW w:w="1698" w:type="pct"/>
                 <w:tcBorders>
-                  <w:bottom w:val="single" w:color="000000" w:sz="4" w:space="0"/>
+                  <w:bottom w:val="single" w:sz="4" w:space="0" w:color="000000"/>
                 </w:tcBorders>
               </w:tcPr>
               <w:p>
@@ -847,7 +886,7 @@
           <w:tcPr>
             <w:tcW w:w="1210" w:type="pct"/>
             <w:tcBorders>
-              <w:top w:val="single" w:color="000000" w:sz="4" w:space="0"/>
+              <w:top w:val="single" w:sz="4" w:space="0" w:color="000000"/>
             </w:tcBorders>
             <w:vAlign w:val="center"/>
           </w:tcPr>
@@ -864,7 +903,7 @@
           <w:tcPr>
             <w:tcW w:w="2092" w:type="pct"/>
             <w:tcBorders>
-              <w:top w:val="single" w:color="000000" w:sz="4" w:space="0"/>
+              <w:top w:val="single" w:sz="4" w:space="0" w:color="000000"/>
             </w:tcBorders>
             <w:vAlign w:val="center"/>
           </w:tcPr>
@@ -881,7 +920,7 @@
           <w:tcPr>
             <w:tcW w:w="1698" w:type="pct"/>
             <w:tcBorders>
-              <w:top w:val="single" w:color="000000" w:sz="4" w:space="0"/>
+              <w:top w:val="single" w:sz="4" w:space="0" w:color="000000"/>
             </w:tcBorders>
             <w:vAlign w:val="center"/>
           </w:tcPr>
@@ -912,7 +951,7 @@
             <w:placeholder>
               <w:docPart w:val="DefaultPlaceholder_-1854013440"/>
             </w:placeholder>
-            <w:dataBinding w:prefixMappings="xmlns:ns0='urn:microsoft-dynamics-nav/reports/Standard_Sales_Order_Conf/1305/'" w:xpath="/ns0:NavWordReportXmlPart[1]/ns0:Header[1]/ns0:DocumentNo[1]" w:storeItemID="{6394E857-3815-461F-B20B-AC7EF436F0B3}"/>
+            <w:dataBinding w:prefixMappings="&lt;xmlns:ns0='urn:microsoft-dynamics-nav/reports/Standard_Sales_Order_Conf/1305/' " w:xpath="/ns0:NavWordReportXmlPart[1]/ns0:Header[1]/ns0:DocumentNo[1]" w:storeItemID="{6394E857-3815-461F-B20B-AC7EF436F0B3}"/>
             <w15:color w:val="808080"/>
             <w:text/>
           </w:sdtPr>
@@ -921,7 +960,7 @@
               <w:tcPr>
                 <w:tcW w:w="1210" w:type="pct"/>
                 <w:tcBorders>
-                  <w:bottom w:val="single" w:color="EEF0F1" w:sz="4" w:space="0"/>
+                  <w:bottom w:val="single" w:sz="4" w:space="0" w:color="EEF0F1"/>
                 </w:tcBorders>
                 <w:vAlign w:val="center"/>
               </w:tcPr>
@@ -955,7 +994,7 @@
             <w:placeholder>
               <w:docPart w:val="DefaultPlaceholder_-1854013440"/>
             </w:placeholder>
-            <w:dataBinding w:prefixMappings="xmlns:ns0='urn:microsoft-dynamics-nav/reports/Standard_Sales_Order_Conf/1305/'" w:xpath="/ns0:NavWordReportXmlPart[1]/ns0:Header[1]/ns0:DueDate[1]" w:storeItemID="{6394E857-3815-461F-B20B-AC7EF436F0B3}"/>
+            <w:dataBinding w:prefixMappings="&lt;xmlns:ns0='urn:microsoft-dynamics-nav/reports/Standard_Sales_Order_Conf/1305/' " w:xpath="/ns0:NavWordReportXmlPart[1]/ns0:Header[1]/ns0:DueDate[1]" w:storeItemID="{6394E857-3815-461F-B20B-AC7EF436F0B3}"/>
             <w15:color w:val="808080"/>
             <w:text/>
           </w:sdtPr>
@@ -964,7 +1003,7 @@
               <w:tcPr>
                 <w:tcW w:w="2092" w:type="pct"/>
                 <w:tcBorders>
-                  <w:bottom w:val="single" w:color="EEF0F1" w:sz="4" w:space="0"/>
+                  <w:bottom w:val="single" w:sz="4" w:space="0" w:color="EEF0F1"/>
                 </w:tcBorders>
                 <w:vAlign w:val="center"/>
               </w:tcPr>
@@ -1000,7 +1039,7 @@
             <w:placeholder>
               <w:docPart w:val="DefaultPlaceholder_-1854013440"/>
             </w:placeholder>
-            <w:dataBinding w:prefixMappings="xmlns:ns0='urn:microsoft-dynamics-nav/reports/Standard_Sales_Order_Conf/1305/'" w:xpath="/ns0:NavWordReportXmlPart[1]/ns0:Header[1]/ns0:Totals[1]/ns0:TotalAmountIncludingVAT[1]" w:storeItemID="{6394E857-3815-461F-B20B-AC7EF436F0B3}"/>
+            <w:dataBinding w:prefixMappings="&lt;xmlns:ns0='urn:microsoft-dynamics-nav/reports/Standard_Sales_Order_Conf/1305/' " w:xpath="/ns0:NavWordReportXmlPart[1]/ns0:Header[1]/ns0:Totals[1]/ns0:TotalAmountIncludingVAT[1]" w:storeItemID="{6394E857-3815-461F-B20B-AC7EF436F0B3}"/>
             <w15:color w:val="808080"/>
             <w:text/>
           </w:sdtPr>
@@ -1009,7 +1048,7 @@
               <w:tcPr>
                 <w:tcW w:w="1698" w:type="pct"/>
                 <w:tcBorders>
-                  <w:bottom w:val="single" w:color="EEF0F1" w:sz="4" w:space="0"/>
+                  <w:bottom w:val="single" w:sz="4" w:space="0" w:color="EEF0F1"/>
                 </w:tcBorders>
                 <w:vAlign w:val="center"/>
               </w:tcPr>
@@ -1055,7 +1094,7 @@
         <w:placeholder>
           <w:docPart w:val="DefaultPlaceholder_-1854013440"/>
         </w:placeholder>
-        <w:dataBinding w:prefixMappings="xmlns:ns0='urn:microsoft-dynamics-nav/reports/Standard_Sales_Order_Conf/1305/'" w:xpath="/ns0:NavWordReportXmlPart[1]/ns0:Header[1]/ns0:LetterText[1]/ns0:PmtDiscText[1]" w:storeItemID="{6394E857-3815-461F-B20B-AC7EF436F0B3}"/>
+        <w:dataBinding w:prefixMappings="&lt;xmlns:ns0='urn:microsoft-dynamics-nav/reports/Standard_Sales_Order_Conf/1305/' " w:xpath="/ns0:NavWordReportXmlPart[1]/ns0:Header[1]/ns0:LetterText[1]/ns0:PmtDiscText[1]" w:storeItemID="{6394E857-3815-461F-B20B-AC7EF436F0B3}"/>
         <w15:color w:val="808080"/>
         <w:text/>
       </w:sdtPr>
@@ -1108,7 +1147,7 @@
                 <w:placeholder>
                   <w:docPart w:val="DefaultPlaceholder_-1854013440"/>
                 </w:placeholder>
-                <w:dataBinding w:prefixMappings="xmlns:ns0='urn:microsoft-dynamics-nav/reports/Standard_Sales_Order_Conf/1305/'" w:xpath="/ns0:NavWordReportXmlPart[1]/ns0:Header[1]/ns0:LetterText[1]/ns0:ClosingText[1]" w:storeItemID="{6394E857-3815-461F-B20B-AC7EF436F0B3}"/>
+                <w:dataBinding w:prefixMappings="&lt;xmlns:ns0='urn:microsoft-dynamics-nav/reports/Standard_Sales_Order_Conf/1305/' " w:xpath="/ns0:NavWordReportXmlPart[1]/ns0:Header[1]/ns0:LetterText[1]/ns0:ClosingText[1]" w:storeItemID="{6394E857-3815-461F-B20B-AC7EF436F0B3}"/>
                 <w15:color w:val="808080"/>
                 <w:text/>
               </w:sdtPr>
@@ -1137,7 +1176,7 @@
             <w:placeholder>
               <w:docPart w:val="DefaultPlaceholder_-1854013440"/>
             </w:placeholder>
-            <w:dataBinding w:prefixMappings="xmlns:ns0='urn:microsoft-dynamics-nav/reports/Standard_Sales_Order_Conf/1305/'" w:xpath="/ns0:NavWordReportXmlPart[1]/ns0:Header[1]/ns0:SalesPersonName[1]" w:storeItemID="{6394E857-3815-461F-B20B-AC7EF436F0B3}"/>
+            <w:dataBinding w:prefixMappings="&lt;xmlns:ns0='urn:microsoft-dynamics-nav/reports/Standard_Sales_Order_Conf/1305/' " w:xpath="/ns0:NavWordReportXmlPart[1]/ns0:Header[1]/ns0:SalesPersonName[1]" w:storeItemID="{6394E857-3815-461F-B20B-AC7EF436F0B3}"/>
             <w15:color w:val="808080"/>
             <w:text/>
           </w:sdtPr>
@@ -2156,6 +2195,40 @@
       </w:tcPr>
     </w:tblStylePr>
   </w:style>
+  <w:style w:type="paragraph" w:styleId="Title">
+    <w:name w:val="Title"/>
+    <w:basedOn w:val="Normal"/>
+    <w:next w:val="Normal"/>
+    <w:link w:val="TitleChar"/>
+    <w:uiPriority w:val="10"/>
+    <w:qFormat/>
+    <w:rsid w:val="00BF68A2"/>
+    <w:pPr>
+      <w:spacing w:after="0" w:line="240" w:lineRule="auto"/>
+      <w:contextualSpacing/>
+    </w:pPr>
+    <w:rPr>
+      <w:rFonts w:asciiTheme="majorHAnsi" w:eastAsiaTheme="majorEastAsia" w:hAnsiTheme="majorHAnsi" w:cstheme="majorBidi"/>
+      <w:spacing w:val="-10"/>
+      <w:kern w:val="28"/>
+      <w:sz w:val="56"/>
+      <w:szCs w:val="56"/>
+    </w:rPr>
+  </w:style>
+  <w:style w:type="character" w:customStyle="1" w:styleId="TitleChar">
+    <w:name w:val="Title Char"/>
+    <w:basedOn w:val="DefaultParagraphFont"/>
+    <w:link w:val="Title"/>
+    <w:uiPriority w:val="10"/>
+    <w:rsid w:val="00BF68A2"/>
+    <w:rPr>
+      <w:rFonts w:asciiTheme="majorHAnsi" w:eastAsiaTheme="majorEastAsia" w:hAnsiTheme="majorHAnsi" w:cstheme="majorBidi"/>
+      <w:spacing w:val="-10"/>
+      <w:kern w:val="28"/>
+      <w:sz w:val="56"/>
+      <w:szCs w:val="56"/>
+    </w:rPr>
+  </w:style>
 </w:styles>
 </file>
 
@@ -2351,12 +2424,14 @@
     <w:rsid w:val="00076B2B"/>
     <w:rsid w:val="000B71E0"/>
     <w:rsid w:val="005B152B"/>
+    <w:rsid w:val="005C565E"/>
     <w:rsid w:val="005F6C3F"/>
     <w:rsid w:val="008858E8"/>
     <w:rsid w:val="008F5C5D"/>
     <w:rsid w:val="009F479D"/>
     <w:rsid w:val="00AD56A0"/>
     <w:rsid w:val="00AF549D"/>
+    <w:rsid w:val="00DA1B27"/>
     <w:rsid w:val="00EC12F1"/>
   </w:rsids>
   <m:mathPr>
@@ -3160,6 +3235,9 @@
   <wetp:taskpane dockstate="right" visibility="0" width="350" row="7">
     <wetp:webextensionref xmlns:r="http://schemas.openxmlformats.org/officeDocument/2006/relationships" r:id="rId1"/>
   </wetp:taskpane>
+  <wetp:taskpane dockstate="right" visibility="0" width="350" row="2">
+    <wetp:webextensionref xmlns:r="http://schemas.openxmlformats.org/officeDocument/2006/relationships" r:id="rId2"/>
+  </wetp:taskpane>
 </wetp:taskpanes>
 </file>
 
@@ -3175,9 +3253,19 @@
 </we:webextension>
 </file>
 
-<file path=customXml/item1.xml>��< ? x m l   v e r s i o n = " 1 . 0 "   e n c o d i n g = " u t f - 1 6 " ? > - 
- < N a v W o r d R e p o r t X m l P a r t   x m l n s = " u r n : m i c r o s o f t - d y n a m i c s - b u s i n e s s c e n t r a l / i n t e r n a l / e x t e n d e d / r e p o r t s / S t a n d a r d _ S a l e s _ O r d e r _ C o n f / 1 3 0 5 / " > +<file path=word/webextensions/webextension2.xml><?xml version="1.0" encoding="utf-8"?>
+<we:webextension xmlns:we="http://schemas.microsoft.com/office/webextensions/webextension/2010/11" id="{0D852CD6-AD3E-4E02-ADE1-6C90DEF591BC}">
+  <we:reference id="WA200007356" version="2.0.0.1" store="Omex" storeType="OMEX"/>
+  <we:alternateReferences>
+    <we:reference id="WA200007356" version="2.0.0.1" store="WA200007356" storeType="OMEX"/>
+  </we:alternateReferences>
+  <we:properties/>
+  <we:bindings/>
+  <we:snapshot xmlns:r="http://schemas.openxmlformats.org/officeDocument/2006/relationships"/>
+</we:webextension>
+</file>
+
+<file path=customXml/item1.xml>��< ? x m l   v e r s i o n = " 1 . 0 "   e n c o d i n g = " u t f - 1 6 " ? > < N a v W o r d R e p o r t X m l P a r t   x m l n s = " u r n : m i c r o s o f t - d y n a m i c s - n a v / r e p o r t s / S t a n d a r d _ S a l e s _ O r d e r _ C o n f / 1 3 0 5 / " >   
      < B C R e p o r t I n f o r m a t i o n >   
@@ -3195,8 +3283,6 @@
  
              < R e p o r t N a m e > R e p o r t   N a m e < / R e p o r t N a m e >   
-             < R e p o r t C a p t i o n > R e p o r t   C a p t i o n < / R e p o r t C a p t i o n > - 
              < A b o u t T h i s R e p o r t T i t l e > A b o u t   T h i s   R e p o r t   T i t l e < / A b o u t T h i s R e p o r t T i t l e >   
              < A b o u t T h i s R e p o r t T e x t > A b o u t   T h i s   R e p o r t   T e x t < / A b o u t T h i s R e p o r t T e x t > @@ -3251,21 +3337,21 @@
  
              < C o m p a n y A d d r e s s L i n e s >   
-                 < C o m p a n y A d d r e s s L i n e 1 > C o m p a n y   A d d r e s s   L i n e   1 < / C o m p a n y A d d r e s s L i n e 1 > - 
-                 < C o m p a n y A d d r e s s L i n e 2 > C o m p a n y   A d d r e s s   L i n e   2 < / C o m p a n y A d d r e s s L i n e 2 > - 
-                 < C o m p a n y A d d r e s s L i n e 3 > C o m p a n y   A d d r e s s   L i n e   3 < / C o m p a n y A d d r e s s L i n e 3 > - 
-                 < C o m p a n y A d d r e s s L i n e 4 > C o m p a n y   A d d r e s s   L i n e   4 < / C o m p a n y A d d r e s s L i n e 4 > - 
-                 < C o m p a n y A d d r e s s L i n e 5 > C o m p a n y   A d d r e s s   L i n e   5 < / C o m p a n y A d d r e s s L i n e 5 > - 
-                 < C o m p a n y A d d r e s s L i n e 6 > C o m p a n y   A d d r e s s   L i n e   6 < / C o m p a n y A d d r e s s L i n e 6 > - 
-                 < C o m p a n y A d d r e s s L i n e 7 > C o m p a n y   A d d r e s s   L i n e   7 < / C o m p a n y A d d r e s s L i n e 7 > - 
-                 < C o m p a n y A d d r e s s L i n e 8 > C o m p a n y   A d d r e s s   L i n e   8 < / C o m p a n y A d d r e s s L i n e 8 > +                 < C o m p a n y A d d r e s s L i n e > C o m p a n y   A d d r e s s   L i n e   1 < / C o m p a n y A d d r e s s L i n e > + 
+                 < C o m p a n y A d d r e s s L i n e > C o m p a n y   A d d r e s s   L i n e   2 < / C o m p a n y A d d r e s s L i n e > + 
+                 < C o m p a n y A d d r e s s L i n e > C o m p a n y   A d d r e s s   L i n e   3 < / C o m p a n y A d d r e s s L i n e > + 
+                 < C o m p a n y A d d r e s s L i n e > C o m p a n y   A d d r e s s   L i n e   4 < / C o m p a n y A d d r e s s L i n e > + 
+                 < C o m p a n y A d d r e s s L i n e > C o m p a n y   A d d r e s s   L i n e   5 < / C o m p a n y A d d r e s s L i n e > + 
+                 < C o m p a n y A d d r e s s L i n e > C o m p a n y   A d d r e s s   L i n e   6 < / C o m p a n y A d d r e s s L i n e > + 
+                 < C o m p a n y A d d r e s s L i n e > C o m p a n y   A d d r e s s   L i n e   7 < / C o m p a n y A d d r e s s L i n e > + 
+                 < C o m p a n y A d d r e s s L i n e > C o m p a n y   A d d r e s s   L i n e   8 < / C o m p a n y A d d r e s s L i n e >   
              < / C o m p a n y A d d r e s s L i n e s >   
@@ -3323,779 +3409,469 @@
  
      < / B C R e p o r t I n f o r m a t i o n >   
-     < T o o l t i p s > - 
-         < T o o l t i p   c o l u m n = " C o m p a n y H o m e P a g e "   E l e m e n t I d = " 1 9 8 9 1 8 8 7 0 " > - 
-             < T o o l t i p T e x t   l a n g = " e n - U S " > S p e c i f i e s   y o u r   c o m p a n y ' s   w e b   s i t e . < / T o o l t i p T e x t > - 
-         < / T o o l t i p > - 
-         < T o o l t i p   c o l u m n = " C o m p a n y E M a i l "   E l e m e n t I d = " 1 6 7 7 0 7 4 0 5 8 " > - 
-             < T o o l t i p T e x t   l a n g = " e n - U S " > S p e c i f i e s   t h e   c o m p a n y ' s   e m a i l   a d d r e s s . < / T o o l t i p T e x t > - 
-         < / T o o l t i p > - 
-         < T o o l t i p   c o l u m n = " C o m p a n y P i c t u r e "   E l e m e n t I d = " 1 3 9 7 4 1 1 0 7 4 " > - 
-             < T o o l t i p T e x t   l a n g = " e n - U S " > S p e c i f i e s   t h e   p i c t u r e   t h a t   h a s   b e e n   s e t   u p   f o r   t h e   c o m p a n y ,   s u c h   a s   a   c o m p a n y   l o g o . < / T o o l t i p T e x t > - 
-         < / T o o l t i p > - 
-         < T o o l t i p   c o l u m n = " C o m p a n y P h o n e N o "   E l e m e n t I d = " 2 5 0 4 4 0 6 5 5 " > - 
-             < T o o l t i p T e x t   l a n g = " e n - U S " > S p e c i f i e s   t h e   c o m p a n y ' s   t e l e p h o n e   n u m b e r . < / T o o l t i p T e x t > - 
-         < / T o o l t i p > - 
-         < T o o l t i p   c o l u m n = " C o m p a n y G i r o N o "   E l e m e n t I d = " 1 3 6 0 1 9 6 3 2 0 " > - 
-             < T o o l t i p T e x t   l a n g = " e n - U S " > S p e c i f i e s   t h e   c o m p a n y ' s   g i r o   n u m b e r . < / T o o l t i p T e x t > - 
-         < / T o o l t i p > - 
-         < T o o l t i p   c o l u m n = " C o m p a n y B a n k N a m e "   E l e m e n t I d = " 1 5 3 4 9 0 5 6 0 5 " > - 
-             < T o o l t i p T e x t   l a n g = " e n - U S " > S p e c i f i e s   t h e   n a m e   o f   t h e   b a n k   w h e r e   y o u   h a v e   t h e   b a n k   a c c o u n t . < / T o o l t i p T e x t > - 
-         < / T o o l t i p > - 
-         < T o o l t i p   c o l u m n = " C o m p a n y B a n k B r a n c h N o "   E l e m e n t I d = " 7 9 3 1 3 3 0 5 7 " > - 
-             < T o o l t i p T e x t   l a n g = " e n - U S " > S p e c i f i e s   a   n u m b e r   o f   t h e   b a n k   b r a n c h . < / T o o l t i p T e x t > - 
-         < / T o o l t i p > - 
-         < T o o l t i p   c o l u m n = " C o m p a n y B a n k A c c o u n t N o "   E l e m e n t I d = " 3 0 1 4 0 2 0 4 " > - 
-             < T o o l t i p T e x t   l a n g = " e n - U S " > S p e c i f i e s   t h e   n u m b e r   u s e d   b y   t h e   b a n k   f o r   t h e   b a n k   a c c o u n t . < / T o o l t i p T e x t > - 
-         < / T o o l t i p > - 
-         < T o o l t i p   c o l u m n = " C o m p a n y I B A N "   E l e m e n t I d = " 9 0 6 5 4 9 1 8 2 " > - 
-             < T o o l t i p T e x t   l a n g = " e n - U S " > S p e c i f i e s   t h e   b a n k   a c c o u n t ' s   i n t e r n a t i o n a l   b a n k   a c c o u n t   n u m b e r . < / T o o l t i p T e x t > - 
-         < / T o o l t i p > - 
-         < T o o l t i p   c o l u m n = " C o m p a n y S W I F T "   E l e m e n t I d = " 6 6 8 2 5 0 2 4 5 " > - 
-             < T o o l t i p T e x t   l a n g = " e n - U S " > S p e c i f i e s   t h e   i n t e r n a t i o n a l   b a n k   i d e n t i f i e r   c o d e   ( S W I F T )   o f   t h e   b a n k   w h e r e   y o u   h a v e   t h e   a c c o u n t . < / T o o l t i p T e x t > - 
-         < / T o o l t i p > - 
-         < T o o l t i p   c o l u m n = " S e l l T o C o n t a c t P h o n e N o "   E l e m e n t I d = " 1 6 1 3 8 2 2 4 8 3 " > - 
-             < T o o l t i p T e x t   l a n g = " e n - U S " > S p e c i f i e s   t h e   c o n t a c t ' s   p h o n e   n u m b e r . < / T o o l t i p T e x t > - 
-         < / T o o l t i p > - 
-         < T o o l t i p   c o l u m n = " S e l l T o C o n t a c t M o b i l e P h o n e N o "   E l e m e n t I d = " 1 8 4 3 5 8 7 4 7 " > - 
-             < T o o l t i p T e x t   l a n g = " e n - U S " > S p e c i f i e s   t h e   c o n t a c t ' s   m o b i l e   t e l e p h o n e   n u m b e r . < / T o o l t i p T e x t > - 
-         < / T o o l t i p > - 
-         < T o o l t i p   c o l u m n = " S e l l T o C o n t a c t E m a i l "   E l e m e n t I d = " 2 6 2 8 2 4 5 6 4 " > - 
-             < T o o l t i p T e x t   l a n g = " e n - U S " > S p e c i f i e s   t h e   e m a i l   a d d r e s s   o f   t h e   c o n t a c t . < / T o o l t i p T e x t > - 
-         < / T o o l t i p > - 
-         < T o o l t i p   c o l u m n = " B i l l T o C o n t a c t P h o n e N o "   E l e m e n t I d = " 3 6 2 4 7 7 4 8 8 " > - 
-             < T o o l t i p T e x t   l a n g = " e n - U S " > S p e c i f i e s   t h e   c o n t a c t ' s   p h o n e   n u m b e r . < / T o o l t i p T e x t > - 
-         < / T o o l t i p > - 
-         < T o o l t i p   c o l u m n = " B i l l T o C o n t a c t M o b i l e P h o n e N o "   E l e m e n t I d = " 2 4 8 4 8 8 6 9 6 " > - 
-             < T o o l t i p T e x t   l a n g = " e n - U S " > S p e c i f i e s   t h e   c o n t a c t ' s   m o b i l e   t e l e p h o n e   n u m b e r . < / T o o l t i p T e x t > - 
-         < / T o o l t i p > - 
-         < T o o l t i p   c o l u m n = " B i l l T o C o n t a c t E m a i l "   E l e m e n t I d = " 3 3 5 8 2 7 8 9 5 " > - 
-             < T o o l t i p T e x t   l a n g = " e n - U S " > S p e c i f i e s   t h e   e m a i l   a d d r e s s   o f   t h e   c o n t a c t . < / T o o l t i p T e x t > - 
-         < / T o o l t i p > - 
-         < T o o l t i p   c o l u m n = " Y o u r R e f e r e n c e "   E l e m e n t I d = " 1 1 0 3 9 9 5 1 " > - 
-             < T o o l t i p T e x t   l a n g = " e n - U S " > S p e c i f i e s   t h e   c u s t o m e r ' s   r e f e r e n c e .   T h e   c o n t e n t   w i l l   b e   p r i n t e d   o n   s a l e s   d o c u m e n t s . < / T o o l t i p T e x t > - 
-         < / T o o l t i p > - 
-         < T o o l t i p   c o l u m n = " S h i p m e n t M e t h o d D e s c r i p t i o n "   E l e m e n t I d = " 2 0 5 9 4 0 3 2 6 0 " > - 
-             < T o o l t i p T e x t   l a n g = " e n - U S " > S p e c i f i e s   a   d e s c r i p t i o n   o f   t h e   s h i p m e n t   m e t h o d . < / T o o l t i p T e x t > - 
-         < / T o o l t i p > - 
-         < T o o l t i p   c o l u m n = " S h i p T o P h o n e N o "   E l e m e n t I d = " 3 6 9 7 0 2 2 5 5 " > - 
-             < T o o l t i p T e x t   l a n g = " e n - U S " > S p e c i f i e s   t h e   t e l e p h o n e   n u m b e r   o f   t h e   c o m p a n y ' s   s h i p p i n g   a d d r e s s . < / T o o l t i p T e x t > - 
-         < / T o o l t i p > - 
-         < T o o l t i p   c o l u m n = " P a y m e n t T e r m s D e s c r i p t i o n "   E l e m e n t I d = " 2 0 3 8 7 4 2 7 0 0 " > - 
-             < T o o l t i p T e x t   l a n g = " e n - U S " > S p e c i f i e s   a n   e x p l a n a t i o n   o f   t h e   p a y m e n t   t e r m s . < / T o o l t i p T e x t > - 
-         < / T o o l t i p > - 
-         < T o o l t i p   c o l u m n = " P a y m e n t M e t h o d D e s c r i p t i o n "   E l e m e n t I d = " 5 8 5 7 5 7 9 7 4 " > - 
-             < T o o l t i p T e x t   l a n g = " e n - U S " > S p e c i f i e s   a   t e x t   t h a t   d e s c r i b e s   t h e   p a y m e n t   m e t h o d . < / T o o l t i p T e x t > - 
-         < / T o o l t i p > - 
-         < T o o l t i p   c o l u m n = " B i l l t o C u s t u m e r N o "   E l e m e n t I d = " 2 8 0 4 7 3 0 5 8 " > - 
-             < T o o l t i p T e x t   l a n g = " e n - U S " > S p e c i f i e s   t h e   n u m b e r   o f   t h e   c u s t o m e r   t h a t   y o u   s e n d   o r   s e n t   t h e   i n v o i c e   o r   c r e d i t   m e m o   t o . < / T o o l t i p T e x t > - 
-         < / T o o l t i p > - 
-         < T o o l t i p   c o l u m n = " D o c u m e n t N o "   E l e m e n t I d = " 9 7 0 3 5 0 5 3 9 " > - 
-             < T o o l t i p T e x t   l a n g = " e n - U S " > S p e c i f i e s   a   u n i q u e   n u m b e r   t h a t   i d e n t i f i e s   t h e   s a l e s   d o c u m e n t .   T h e   n u m b e r   c a n   b e   g e n e r a t e d   a u t o m a t i c a l l y   f r o m   a   n u m b e r   s e r i e s ,   o r   y o u   c a n   n u m b e r   e a c h   o f   t h e m   m a n u a l l y . < / T o o l t i p T e x t > - 
-         < / T o o l t i p > - 
-         < T o o l t i p   c o l u m n = " Q u o t e N o "   E l e m e n t I d = " 1 5 2 1 5 3 3 0 4 6 " > - 
-             < T o o l t i p T e x t   l a n g = " e n - U S " > S p e c i f i e s   t h e   n u m b e r   o f   t h e   s a l e s   q u o t e   t h a t   t h e   s a l e s   o r d e r   w a s   c r e a t e d   f r o m .   Y o u   c a n   t r a c k   t h e   n u m b e r   t o   s a l e s   q u o t e   d o c u m e n t s   t h a t   y o u   h a v e   p r i n t e d ,   s a v e d ,   o r   e m a i l e d . < / T o o l t i p T e x t > - 
-         < / T o o l t i p > - 
-         < T o o l t i p   c o l u m n = " P r i c e s I n c l u d i n g V A T "   E l e m e n t I d = " 5 1 8 8 1 7 1 6 7 " > - 
-             < T o o l t i p T e x t   l a n g = " e n - U S " > S p e c i f i e s   i f   t h e   U n i t   P r i c e   a n d   L i n e   A m o u n t   f i e l d s   o n   d o c u m e n t   l i n e s   s h o u l d   b e   s h o w n   w i t h   o r   w i t h o u t   V A T . < / T o o l t i p T e x t > - 
-         < / T o o l t i p > - 
-         < T o o l t i p   c o l u m n = " S a l e s P e r s o n N a m e "   E l e m e n t I d = " 8 7 1 4 9 2 9 8 3 " > - 
-             < T o o l t i p T e x t   l a n g = " e n - U S " > S p e c i f i e s   t h e   n a m e   o f   t h e   s a l e s p e r s o n   o r   p u r c h a s e r . < / T o o l t i p T e x t > - 
-         < / T o o l t i p > - 
-         < T o o l t i p   c o l u m n = " S e l l t o C u s t o m e r N o "   E l e m e n t I d = " 2 0 5 0 6 4 7 3 4 9 " > - 
-             < T o o l t i p T e x t   l a n g = " e n - U S " > S p e c i f i e s   t h e   n u m b e r   o f   t h e   c u s t o m e r   t h a t   y o u ' r e   s e l l i n g   t o .   B y   d e f a u l t ,   t h e   s a m e   c u s t o m e r   i s   s u g g e s t e d   a s   t h e   s h i p - t o   c u s t o m e r .   I f   n e e d e d ,   y o u   c a n   s p e c i f y   a   d i f f e r e n t   s h i p - t o   c u s t o m e r   o n   t h e   d o c u m e n t . < / T o o l t i p T e x t > - 
-         < / T o o l t i p > - 
-         < T o o l t i p   c o l u m n = " S e l l T o P h o n e N o "   E l e m e n t I d = " 7 5 1 9 3 1 8 4 3 " > - 
-             < T o o l t i p T e x t   l a n g = " e n - U S " > S p e c i f i e s   t h e   t e l e p h o n e   n u m b e r   o f   t h e   c o n t a c t   p e r s o n   t h a t   t h e   s a l e s   d o c u m e n t   w i l l   b e   s e n t   t o . < / T o o l t i p T e x t > - 
-         < / T o o l t i p > - 
-         < T o o l t i p   c o l u m n = " E x t D o c N o _ S a l e s H e a d e r "   E l e m e n t I d = " 8 3 2 4 5 0 5 2 3 " > - 
-             < T o o l t i p T e x t   l a n g = " e n - U S " > S p e c i f i e s   a   d o c u m e n t   n u m b e r   t h a t   r e f e r s   t o   t h e   c u s t o m e r ' s   o r   v e n d o r ' s   n u m b e r i n g   s y s t e m . < / T o o l t i p T e x t > - 
-         < / T o o l t i p > - 
-         < T o o l t i p   c o l u m n = " L i n e N o _ L i n e "   E l e m e n t I d = " 6 9 8 9 8 5 9 7 9 " > - 
-             < T o o l t i p T e x t   l a n g = " e n - U S " > S p e c i f i e s   t h e   l i n e   n u m b e r . < / T o o l t i p T e x t > - 
-         < / T o o l t i p > - 
-         < T o o l t i p   c o l u m n = " A m o u n t E x c l u d i n g V A T _ L i n e "   E l e m e n t I d = " 1 0 6 2 4 6 0 0 4 0 " > - 
-             < T o o l t i p T e x t   l a n g = " e n - U S " > S p e c i f i e s   t h e   s u m   o f   a m o u n t s   i n   t h e   L i n e   A m o u n t   f i e l d   o n   t h e   s a l e s   r e t u r n   o r d e r   l i n e s . < / T o o l t i p T e x t > - 
-         < / T o o l t i p > - 
-         < T o o l t i p   c o l u m n = " D e s c r i p t i o n _ L i n e "   E l e m e n t I d = " 1 4 0 6 8 2 2 3 1 0 " > - 
-             < T o o l t i p T e x t   l a n g = " e n - U S " > S p e c i f i e s   a   d e s c r i p t i o n   o f   t h e   e n t r y   o f   t h e   p r o d u c t   t o   b e   s o l d .   T o   a d d   a   n o n - t r a n s a c t i o n a l   t e x t   l i n e ,   f i l l   i n   t h e   D e s c r i p t i o n   f i e l d   o n l y . < / T o o l t i p T e x t > - 
-         < / T o o l t i p > - 
-         < T o o l t i p   c o l u m n = " L i n e D i s c o u n t P e r c e n t _ L i n e "   E l e m e n t I d = " 9 0 7 8 2 7 4 3 6 " > - 
-             < T o o l t i p T e x t   l a n g = " e n - U S " > S p e c i f i e s   t h e   d i s c o u n t   p e r c e n t a g e   t h a t   i s   g r a n t e d   f o r   t h e   i t e m   o n   t h e   l i n e . < / T o o l t i p T e x t > - 
-         < / T o o l t i p > - 
-         < T o o l t i p   c o l u m n = " I t e m N o _ L i n e "   E l e m e n t I d = " 1 9 1 0 2 9 6 2 8 8 " > - 
-             < T o o l t i p T e x t   l a n g = " e n - U S " > S p e c i f i e s   t h e   n u m b e r   o f   t h e   i n v o l v e d   e n t r y   o r   r e c o r d ,   a c c o r d i n g   t o   t h e   s p e c i f i e d   n u m b e r   s e r i e s . < / T o o l t i p T e x t > - 
-         < / T o o l t i p > - 
-         < T o o l t i p   c o l u m n = " U n i t O f M e a s u r e "   E l e m e n t I d = " 1 8 0 8 2 2 8 0 1 8 " > - 
-             < T o o l t i p T e x t   l a n g = " e n - U S " > S p e c i f i e s   t h e   u n i t   o f   m e a s u r e   f o r   t h e   i t e m   o r   r e s o u r c e   o n   t h e   s a l e s   l i n e . < / T o o l t i p T e x t > - 
-         < / T o o l t i p > - 
-         < T o o l t i p   c o l u m n = " I t e m R e f e r e n c e N o "   E l e m e n t I d = " 4 7 4 0 7 7 5 6 6 " > - 
-             < T o o l t i p T e x t   l a n g = " e n - U S " > S p e c i f i e s   t h e   r e f e r e n c e d   i t e m   n u m b e r . < / T o o l t i p T e x t > - 
-         < / T o o l t i p > - 
-         < T o o l t i p   c o l u m n = " L i n e N o _ A s s e m b l y L i n e "   E l e m e n t I d = " 6 4 0 5 8 3 8 9 1 " > - 
-             < T o o l t i p T e x t   l a n g = " e n - U S " > S p e c i f i e s   t h e   n u m b e r   o f   t h e   i n v o l v e d   e n t r y   o r   r e c o r d ,   a c c o r d i n g   t o   t h e   s p e c i f i e d   n u m b e r   s e r i e s . < / T o o l t i p T e x t > - 
-         < / T o o l t i p > - 
-         < T o o l t i p   c o l u m n = " D e s c r i p t i o n _ A s s e m b l y L i n e "   E l e m e n t I d = " 2 8 0 7 4 3 7 9 6 " > - 
-             < T o o l t i p T e x t   l a n g = " e n - U S " > S p e c i f i e s   t h e   d e s c r i p t i o n   o f   t h e   a s s e m b l y   c o m p o n e n t . < / T o o l t i p T e x t > - 
-         < / T o o l t i p > - 
-         < T o o l t i p   c o l u m n = " Q u a n t i t y _ A s s e m b l y L i n e "   E l e m e n t I d = " 1 9 5 7 6 4 8 2 3 1 " > - 
-             < T o o l t i p T e x t   l a n g = " e n - U S " > S p e c i f i e s   h o w   m a n y   u n i t s   o f   t h e   a s s e m b l y   c o m p o n e n t   a r e   e x p e c t e d   t o   b e   c o n s u m e d . < / T o o l t i p T e x t > - 
-         < / T o o l t i p > - 
-         < T o o l t i p   c o l u m n = " V a r i a n t C o d e _ A s s e m b l y L i n e "   E l e m e n t I d = " 1 8 6 9 4 0 7 6 7 2 " > - 
-             < T o o l t i p T e x t   l a n g = " e n - U S " > S p e c i f i e s   t h e   v a r i a n t   o f   t h e   i t e m   o n   t h e   l i n e . < / T o o l t i p T e x t > - 
-         < / T o o l t i p > - 
-         < T o o l t i p   c o l u m n = " I n v o i c e D i s c o u n t A m o u n t _ V A T A m o u n t L i n e "   E l e m e n t I d = " 8 2 4 7 3 0 1 4 1 " > - 
-             < T o o l t i p T e x t   l a n g = " e n - U S " > S p e c i f i e s   t h e   i n v o i c e   d i s c o u n t   a m o u n t   f o r   a   s p e c i f i c   V A T   i d e n t i f i e r . < / T o o l t i p T e x t > - 
-         < / T o o l t i p > - 
-         < T o o l t i p   c o l u m n = " I n v o i c e D i s c o u n t B a s e A m o u n t _ V A T A m o u n t L i n e "   E l e m e n t I d = " 2 0 4 0 3 3 2 2 6 6 " > - 
-             < T o o l t i p T e x t   l a n g = " e n - U S " > S p e c i f i e s   t h e   i n v o i c e   d i s c o u n t   b a s e   a m o u n t . < / T o o l t i p T e x t > - 
-         < / T o o l t i p > - 
-         < T o o l t i p   c o l u m n = " L i n e A m o u n t _ V a t A m o u n t L i n e "   E l e m e n t I d = " 2 1 4 6 5 4 0 1 " > - 
-             < T o o l t i p T e x t   l a n g = " e n - U S " > S p e c i f i e s   t h e   t o t a l   a m o u n t   f o r   s a l e s   o r   p u r c h a s e   l i n e s   w i t h   a   s p e c i f i c   V A T   i d e n t i f i e r . < / T o o l t i p T e x t > - 
-         < / T o o l t i p > - 
-         < T o o l t i p   c o l u m n = " V A T A m o u n t _ V a t A m o u n t L i n e "   E l e m e n t I d = " 1 8 9 1 8 2 0 6 2 0 " > - 
-             < T o o l t i p T e x t   l a n g = " e n - U S " > S p e c i f i e s   t h e   a m o u n t   o f   V A T   t h a t   i s   i n c l u d e d   i n   t h e   t o t a l   a m o u n t . < / T o o l t i p T e x t > - 
-         < / T o o l t i p > - 
-         < T o o l t i p   c o l u m n = " V A T B a s e _ V a t A m o u n t L i n e "   E l e m e n t I d = " 1 4 5 8 9 3 7 8 1 9 " > - 
-             < T o o l t i p T e x t   l a n g = " e n - U S " > S p e c i f i e s   t h e   t o t a l   n e t   a m o u n t   ( a m o u n t   e x c l u d i n g   V A T )   f o r   s a l e s   o r   p u r c h a s e   l i n e s   w i t h   a   s p e c i f i c   V A T   I d e n t i f i e r . < / T o o l t i p T e x t > - 
-         < / T o o l t i p > - 
-         < T o o l t i p   c o l u m n = " V A T I d e n t i f i e r _ V a t A m o u n t L i n e "   E l e m e n t I d = " 1 1 4 2 0 7 0 0 3 5 " > - 
-             < T o o l t i p T e x t   l a n g = " e n - U S " > S p e c i f i e s   t h e   V A T   I d e n t i f i e r   v a l u e . < / T o o l t i p T e x t > - 
-         < / T o o l t i p > - 
-         < T o o l t i p   c o l u m n = " V A T P c t _ V a t A m o u n t L i n e "   E l e m e n t I d = " 1 4 5 3 5 4 2 7 7 7 " > - 
-             < T o o l t i p T e x t   l a n g = " e n - U S " > S p e c i f i e s   t h e   V A T   %   t h a t   w a s   u s e d   o n   t h e   s a l e s   o r   p u r c h a s e   l i n e s   w i t h   t h i s   V A T   I d e n t i f i e r . < / T o o l t i p T e x t > - 
-         < / T o o l t i p > - 
-         < T o o l t i p   c o l u m n = " V A T I d e n t i f i e r _ V A T C l a u s e L i n e "   E l e m e n t I d = " 1 4 6 4 4 7 2 4 7 8 " > - 
-             < T o o l t i p T e x t   l a n g = " e n - U S " > S p e c i f i e s   t h e   V A T   I d e n t i f i e r   v a l u e . < / T o o l t i p T e x t > - 
-         < / T o o l t i p > - 
-         < T o o l t i p   c o l u m n = " C o d e _ V A T C l a u s e L i n e "   E l e m e n t I d = " 1 8 2 4 5 8 9 8 4 7 " > - 
-             < T o o l t i p T e x t   l a n g = " e n - U S " > S p e c i f i e s   t h e   c o d e   f o r   a   V A T   c l a u s e ,   w h i c h   i s   u s e d   t o   p r o v i d e   a   V A T   d e s c r i p t i o n   a s s o c i a t e d   w i t h   a   s a l e s   l i n e   o n   a   s a l e s   i n v o i c e ,   c r e d i t   m e m o ,   o r   o t h e r   s a l e s   d o c u m e n t . < / T o o l t i p T e x t > - 
-         < / T o o l t i p > - 
-         < T o o l t i p   c o l u m n = " D e s c r i p t i o n 2 _ V A T C l a u s e L i n e "   E l e m e n t I d = " 1 3 7 9 6 6 7 4 7 0 " > - 
-             < T o o l t i p T e x t   l a n g = " e n - U S " > S p e c i f i e s   a n   a d d i t i o n a l   d e s c r i p t i o n   o f   a   V A T   c l a u s e . < / T o o l t i p T e x t > - 
-         < / T o o l t i p > - 
-         < T o o l t i p   c o l u m n = " V A T A m o u n t _ V A T C l a u s e L i n e "   E l e m e n t I d = " 2 2 2 4 6 9 0 5 9 " > - 
-             < T o o l t i p T e x t   l a n g = " e n - U S " > S p e c i f i e s   t h e   a m o u n t   o f   V A T   t h a t   i s   i n c l u d e d   i n   t h e   t o t a l   a m o u n t . < / T o o l t i p T e x t > - 
-         < / T o o l t i p > - 
-     < / T o o l t i p s > - 
-     < H e a d e r   E l e m e n t T y p e = " D a t a I t e m "   E l e m e n t I d = " 1 2 4 0 3 7 3 8 8 6 " > - 
-         < B i l l T o C o n t a c t E m a i l   E l e m e n t T y p e = " C o l u m n "   E l e m e n t I d = " 3 3 5 8 2 7 8 9 5 "   D a t a T y p e = " T e x t " > B i l l T o C o n t a c t E m a i l < / B i l l T o C o n t a c t E m a i l > - 
-         < B i l l T o C o n t a c t E m a i l L b l   E l e m e n t T y p e = " C o l u m n "   E l e m e n t I d = " 2 9 6 4 7 8 3 6 5 "   D a t a T y p e = " L a b e l " > B i l l T o C o n t a c t E m a i l L b l < / B i l l T o C o n t a c t E m a i l L b l > - 
-         < B i l l T o C o n t a c t M o b i l e P h o n e N o   E l e m e n t T y p e = " C o l u m n "   E l e m e n t I d = " 2 4 8 4 8 8 6 9 6 "   D a t a T y p e = " T e x t " > B i l l T o C o n t a c t M o b i l e P h o n e N o < / B i l l T o C o n t a c t M o b i l e P h o n e N o > - 
-         < B i l l T o C o n t a c t M o b i l e P h o n e N o L b l   E l e m e n t T y p e = " C o l u m n "   E l e m e n t I d = " 2 7 6 3 1 1 3 3 8 "   D a t a T y p e = " L a b e l " > B i l l T o C o n t a c t M o b i l e P h o n e N o L b l < / B i l l T o C o n t a c t M o b i l e P h o n e N o L b l > - 
-         < B i l l T o C o n t a c t P h o n e N o   E l e m e n t T y p e = " C o l u m n "   E l e m e n t I d = " 3 6 2 4 7 7 4 8 8 "   D a t a T y p e = " T e x t " > B i l l T o C o n t a c t P h o n e N o < / B i l l T o C o n t a c t P h o n e N o > - 
-         < B i l l T o C o n t a c t P h o n e N o L b l   E l e m e n t T y p e = " C o l u m n "   E l e m e n t I d = " 2 1 2 3 3 4 5 9 6 6 "   D a t a T y p e = " L a b e l " > B i l l T o C o n t a c t P h o n e N o L b l < / B i l l T o C o n t a c t P h o n e N o L b l > - 
-         < B i l l t o C u s t o m e r N o _ L b l   E l e m e n t T y p e = " C o l u m n "   E l e m e n t I d = " 3 6 9 3 0 7 8 1 3 "   D a t a T y p e = " S t r i n g " > B i l l t o C u s t o m e r N o _ L b l < / B i l l t o C u s t o m e r N o _ L b l > - 
-         < B i l l t o C u s t u m e r N o   E l e m e n t T y p e = " C o l u m n "   E l e m e n t I d = " 2 8 0 4 7 3 0 5 8 "   D a t a T y p e = " C o d e " > B i l l t o C u s t u m e r N o < / B i l l t o C u s t u m e r N o > - 
-         < C o m p a n y A d d r e s s 1   E l e m e n t T y p e = " C o l u m n "   E l e m e n t I d = " 1 8 8 4 1 6 4 3 2 3 "   D a t a T y p e = " T e x t " > C o m p a n y A d d r e s s 1 < / C o m p a n y A d d r e s s 1 > - 
-         < C o m p a n y A d d r e s s 2   E l e m e n t T y p e = " C o l u m n "   E l e m e n t I d = " 1 2 4 6 4 6 7 7 0 6 "   D a t a T y p e = " T e x t " > C o m p a n y A d d r e s s 2 < / C o m p a n y A d d r e s s 2 > - 
-         < C o m p a n y A d d r e s s 3   E l e m e n t T y p e = " C o l u m n "   E l e m e n t I d = " 6 0 8 7 7 1 0 8 9 "   D a t a T y p e = " T e x t " > C o m p a n y A d d r e s s 3 < / C o m p a n y A d d r e s s 3 > - 
-         < C o m p a n y A d d r e s s 4   E l e m e n t T y p e = " C o l u m n "   E l e m e n t I d = " 7 7 7 6 8 0 1 1 2 "   D a t a T y p e = " T e x t " > C o m p a n y A d d r e s s 4 < / C o m p a n y A d d r e s s 4 > - 
-         < C o m p a n y A d d r e s s 5   E l e m e n t T y p e = " C o l u m n "   E l e m e n t I d = " 1 3 9 9 8 3 4 9 5 "   D a t a T y p e = " T e x t " > C o m p a n y A d d r e s s 5 < / C o m p a n y A d d r e s s 5 > - 
-         < C o m p a n y A d d r e s s 6   E l e m e n t T y p e = " C o l u m n "   E l e m e n t I d = " 4 9 7 7 1 3 1 2 2 "   D a t a T y p e = " T e x t " > C o m p a n y A d d r e s s 6 < / C o m p a n y A d d r e s s 6 > - 
-         < C o m p a n y A d d r e s s 7   E l e m e n t T y p e = " C o l u m n "   E l e m e n t I d = " 1 1 3 5 4 0 9 7 3 9 "   D a t a T y p e = " T e x t " > C o m p a n y A d d r e s s 7 < / C o m p a n y A d d r e s s 7 > - 
-         < C o m p a n y A d d r e s s 8   E l e m e n t T y p e = " C o l u m n "   E l e m e n t I d = " 1 7 1 5 2 5 5 3 0 0 "   D a t a T y p e = " T e x t " > C o m p a n y A d d r e s s 8 < / C o m p a n y A d d r e s s 8 > - 
-         < C o m p a n y B a n k A c c o u n t N o   E l e m e n t T y p e = " C o l u m n "   E l e m e n t I d = " 3 0 1 4 0 2 0 4 "   D a t a T y p e = " T e x t " > C o m p a n y B a n k A c c o u n t N o < / C o m p a n y B a n k A c c o u n t N o > - 
-         < C o m p a n y B a n k A c c o u n t N o _ L b l   E l e m e n t T y p e = " C o l u m n "   E l e m e n t I d = " 1 0 9 7 7 4 3 3 4 5 "   D a t a T y p e = " L a b e l " > C o m p a n y B a n k A c c o u n t N o _ L b l < / C o m p a n y B a n k A c c o u n t N o _ L b l > - 
-         < C o m p a n y B a n k B r a n c h N o   E l e m e n t T y p e = " C o l u m n "   E l e m e n t I d = " 7 9 3 1 3 3 0 5 7 "   D a t a T y p e = " T e x t " > C o m p a n y B a n k B r a n c h N o < / C o m p a n y B a n k B r a n c h N o > - 
-         < C o m p a n y B a n k B r a n c h N o _ L b l   E l e m e n t T y p e = " C o l u m n "   E l e m e n t I d = " 3 2 7 9 0 6 6 9 2 "   D a t a T y p e = " S t r i n g " > C o m p a n y B a n k B r a n c h N o _ L b l < / C o m p a n y B a n k B r a n c h N o _ L b l > - 
-         < C o m p a n y B a n k N a m e   E l e m e n t T y p e = " C o l u m n "   E l e m e n t I d = " 1 5 3 4 9 0 5 6 0 5 "   D a t a T y p e = " T e x t " > C o m p a n y B a n k N a m e < / C o m p a n y B a n k N a m e > - 
-         < C o m p a n y B a n k N a m e _ L b l   E l e m e n t T y p e = " C o l u m n "   E l e m e n t I d = " 1 2 0 4 3 0 7 0 1 4 "   D a t a T y p e = " L a b e l " > C o m p a n y B a n k N a m e _ L b l < / C o m p a n y B a n k N a m e _ L b l > - 
-         < C o m p a n y C u s t o m G i r o   E l e m e n t T y p e = " C o l u m n "   E l e m e n t I d = " 1 6 7 0 4 7 5 7 9 8 "   D a t a T y p e = " T e x t " > C o m p a n y C u s t o m G i r o < / C o m p a n y C u s t o m G i r o > - 
-         < C o m p a n y C u s t o m G i r o _ L b l   E l e m e n t T y p e = " C o l u m n "   E l e m e n t I d = " 8 9 1 4 3 9 6 2 5 "   D a t a T y p e = " T e x t " > C o m p a n y C u s t o m G i r o _ L b l < / C o m p a n y C u s t o m G i r o _ L b l > - 
-         < C o m p a n y E M a i l   E l e m e n t T y p e = " C o l u m n "   E l e m e n t I d = " 1 6 7 7 0 7 4 0 5 8 "   D a t a T y p e = " T e x t " > C o m p a n y E M a i l < / C o m p a n y E M a i l > - 
-         < C o m p a n y G i r o N o   E l e m e n t T y p e = " C o l u m n "   E l e m e n t I d = " 1 3 6 0 1 9 6 3 2 0 "   D a t a T y p e = " T e x t " > C o m p a n y G i r o N o < / C o m p a n y G i r o N o > - 
-         < C o m p a n y G i r o N o _ L b l   E l e m e n t T y p e = " C o l u m n "   E l e m e n t I d = " 8 6 1 6 0 2 1 1 5 "   D a t a T y p e = " L a b e l " > C o m p a n y G i r o N o _ L b l < / C o m p a n y G i r o N o _ L b l > - 
-         < C o m p a n y H o m e P a g e   E l e m e n t T y p e = " C o l u m n "   E l e m e n t I d = " 1 9 8 9 1 8 8 7 0 "   D a t a T y p e = " T e x t " > C o m p a n y H o m e P a g e < / C o m p a n y H o m e P a g e > - 
-         < C o m p a n y I B A N   E l e m e n t T y p e = " C o l u m n "   E l e m e n t I d = " 9 0 6 5 4 9 1 8 2 "   D a t a T y p e = " C o d e " > C o m p a n y I B A N < / C o m p a n y I B A N > - 
-         < C o m p a n y I B A N _ L b l   E l e m e n t T y p e = " C o l u m n "   E l e m e n t I d = " 1 2 6 7 9 5 2 2 2 7 "   D a t a T y p e = " S t r i n g " > C o m p a n y I B A N _ L b l < / C o m p a n y I B A N _ L b l > - 
-         < C o m p a n y L e g a l O f f i c e   E l e m e n t T y p e = " C o l u m n "   E l e m e n t I d = " 7 1 4 2 5 8 1 1 1 "   D a t a T y p e = " T e x t " > C o m p a n y L e g a l O f f i c e < / C o m p a n y L e g a l O f f i c e > - 
-         < C o m p a n y L e g a l O f f i c e _ L b l   E l e m e n t T y p e = " C o l u m n "   E l e m e n t I d = " 1 5 3 3 1 7 5 1 0 8 "   D a t a T y p e = " T e x t " > C o m p a n y L e g a l O f f i c e _ L b l < / C o m p a n y L e g a l O f f i c e _ L b l > - 
-         < C o m p a n y L e g a l S t a t e m e n t   E l e m e n t T y p e = " C o l u m n "   E l e m e n t I d = " 4 4 8 3 5 8 8 7 6 "   D a t a T y p e = " T e x t " > C o m p a n y L e g a l S t a t e m e n t < / C o m p a n y L e g a l S t a t e m e n t > - 
-         < C o m p a n y L o g o P o s i t i o n   E l e m e n t T y p e = " C o l u m n "   E l e m e n t I d = " 1 4 2 5 2 6 6 6 8 8 "   D a t a T y p e = " I n t e g e r " > C o m p a n y L o g o P o s i t i o n < / C o m p a n y L o g o P o s i t i o n > - 
-         < C o m p a n y P h o n e N o   E l e m e n t T y p e = " C o l u m n "   E l e m e n t I d = " 2 5 0 4 4 0 6 5 5 "   D a t a T y p e = " T e x t " > C o m p a n y P h o n e N o < / C o m p a n y P h o n e N o > - 
-         < C o m p a n y P h o n e N o _ L b l   E l e m e n t T y p e = " C o l u m n "   E l e m e n t I d = " 5 5 8 5 9 3 5 8 6 "   D a t a T y p e = " L a b e l " > C o m p a n y P h o n e N o _ L b l < / C o m p a n y P h o n e N o _ L b l > - 
-         < C o m p a n y P i c t u r e   E l e m e n t T y p e = " C o l u m n "   E l e m e n t I d = " 1 3 9 7 4 1 1 0 7 4 "   D a t a T y p e = " B l o b "   / > - 
-         < C o m p a n y R e g i s t r a t i o n N u m b e r   E l e m e n t T y p e = " C o l u m n "   E l e m e n t I d = " 2 0 2 3 6 3 9 4 2 4 "   D a t a T y p e = " T e x t " > C o m p a n y R e g i s t r a t i o n N u m b e r < / C o m p a n y R e g i s t r a t i o n N u m b e r > - 
-         < C o m p a n y R e g i s t r a t i o n N u m b e r _ L b l   E l e m e n t T y p e = " C o l u m n "   E l e m e n t I d = " 1 8 3 3 1 0 6 6 5 3 "   D a t a T y p e = " T e x t " > C o m p a n y R e g i s t r a t i o n N u m b e r _ L b l < / C o m p a n y R e g i s t r a t i o n N u m b e r _ L b l > - 
-         < C o m p a n y S W I F T   E l e m e n t T y p e = " C o l u m n "   E l e m e n t I d = " 6 6 8 2 5 0 2 4 5 "   D a t a T y p e = " C o d e " > C o m p a n y S W I F T < / C o m p a n y S W I F T > - 
-         < C o m p a n y S W I F T _ L b l   E l e m e n t T y p e = " C o l u m n "   E l e m e n t I d = " 2 0 2 9 5 9 7 3 8 4 "   D a t a T y p e = " S t r i n g " > C o m p a n y S W I F T _ L b l < / C o m p a n y S W I F T _ L b l > - 
-         < C o m p a n y V A T R e g i s t r a t i o n N o   E l e m e n t T y p e = " C o l u m n "   E l e m e n t I d = " 1 9 1 4 0 1 3 6 4 9 "   D a t a T y p e = " T e x t " > C o m p a n y V A T R e g i s t r a t i o n N o < / C o m p a n y V A T R e g i s t r a t i o n N o > - 
-         < C o m p a n y V A T R e g i s t r a t i o n N o _ L b l   E l e m e n t T y p e = " C o l u m n "   E l e m e n t I d = " 9 2 4 5 0 3 1 2 4 "   D a t a T y p e = " T e x t " > C o m p a n y V A T R e g i s t r a t i o n N o _ L b l < / C o m p a n y V A T R e g i s t r a t i o n N o _ L b l > - 
-         < C o m p a n y V A T R e g N o   E l e m e n t T y p e = " C o l u m n "   E l e m e n t I d = " 1 7 1 4 3 1 9 3 6 "   D a t a T y p e = " T e x t " > C o m p a n y V A T R e g N o < / C o m p a n y V A T R e g N o > - 
-         < C o m p a n y V A T R e g N o _ L b l   E l e m e n t T y p e = " C o l u m n "   E l e m e n t I d = " 7 7 3 2 0 1 5 0 1 "   D a t a T y p e = " T e x t " > C o m p a n y V A T R e g N o _ L b l < / C o m p a n y V A T R e g N o _ L b l > - 
-         < C o p y _ L b l   E l e m e n t T y p e = " C o l u m n "   E l e m e n t I d = " 6 0 4 7 8 2 7 8 1 "   D a t a T y p e = " L a b e l " > C o p y _ L b l < / C o p y _ L b l > - 
-         < C u s t o m e r A d d r e s s 1   E l e m e n t T y p e = " C o l u m n "   E l e m e n t I d = " 1 8 0 1 9 6 6 4 5 4 "   D a t a T y p e = " T e x t " > C u s t o m e r A d d r e s s 1 < / C u s t o m e r A d d r e s s 1 > - 
-         < C u s t o m e r A d d r e s s 2   E l e m e n t T y p e = " C o l u m n "   E l e m e n t I d = " 1 1 6 4 2 6 9 8 3 7 "   D a t a T y p e = " T e x t " > C u s t o m e r A d d r e s s 2 < / C u s t o m e r A d d r e s s 2 > - 
-         < C u s t o m e r A d d r e s s 3   E l e m e n t T y p e = " C o l u m n "   E l e m e n t I d = " 5 2 6 5 7 3 2 2 0 "   D a t a T y p e = " T e x t " > C u s t o m e r A d d r e s s 3 < / C u s t o m e r A d d r e s s 3 > - 
-         < C u s t o m e r A d d r e s s 4   E l e m e n t T y p e = " C o l u m n "   E l e m e n t I d = " 1 1 1 1 2 3 3 9 7 "   D a t a T y p e = " T e x t " > C u s t o m e r A d d r e s s 4 < / C u s t o m e r A d d r e s s 4 > - 
-         < C u s t o m e r A d d r e s s 5   E l e m e n t T y p e = " C o l u m n "   E l e m e n t I d = " 7 4 8 8 2 0 0 1 4 "   D a t a T y p e = " T e x t " > C u s t o m e r A d d r e s s 5 < / C u s t o m e r A d d r e s s 5 > - 
-         < C u s t o m e r A d d r e s s 6   E l e m e n t T y p e = " C o l u m n "   E l e m e n t I d = " 1 3 8 6 5 1 6 6 3 1 "   D a t a T y p e = " T e x t " > C u s t o m e r A d d r e s s 6 < / C u s t o m e r A d d r e s s 6 > - 
-         < C u s t o m e r A d d r e s s 7   E l e m e n t T y p e = " C o l u m n "   E l e m e n t I d = " 2 0 2 4 2 1 3 2 4 8 "   D a t a T y p e = " T e x t " > C u s t o m e r A d d r e s s 7 < / C u s t o m e r A d d r e s s 7 > - 
-         < C u s t o m e r A d d r e s s 8   E l e m e n t T y p e = " C o l u m n "   E l e m e n t I d = " 1 0 4 8 6 9 8 5 8 5 "   D a t a T y p e = " T e x t " > C u s t o m e r A d d r e s s 8 < / C u s t o m e r A d d r e s s 8 > - 
-         < C u s t o m e r P o s t a l B a r C o d e   E l e m e n t T y p e = " C o l u m n "   E l e m e n t I d = " 3 9 8 5 8 0 6 8 8 "   D a t a T y p e = " T e x t " > C u s t o m e r P o s t a l B a r C o d e < / C u s t o m e r P o s t a l B a r C o d e > - 
-         < D o c u m e n t C o p y T e x t   E l e m e n t T y p e = " C o l u m n "   E l e m e n t I d = " 1 8 2 4 9 4 6 0 4 6 "   D a t a T y p e = " S t r i n g " > D o c u m e n t C o p y T e x t < / D o c u m e n t C o p y T e x t > - 
-         < D o c u m e n t D a t e   E l e m e n t T y p e = " C o l u m n "   E l e m e n t I d = " 5 5 2 8 7 1 9 1 4 "   D a t a T y p e = " S t r i n g " > D o c u m e n t D a t e < / D o c u m e n t D a t e > - 
-         < D o c u m e n t D a t e _ L b l   E l e m e n t T y p e = " C o l u m n "   E l e m e n t I d = " 1 0 2 6 4 9 4 8 3 "   D a t a T y p e = " S t r i n g " > D o c u m e n t D a t e _ L b l < / D o c u m e n t D a t e _ L b l > - 
-         < D o c u m e n t N o   E l e m e n t T y p e = " C o l u m n "   E l e m e n t I d = " 9 7 0 3 5 0 5 3 9 "   D a t a T y p e = " C o d e " > D o c u m e n t N o < / D o c u m e n t N o > - 
-         < D o c u m e n t N o _ L b l   E l e m e n t T y p e = " C o l u m n "   E l e m e n t I d = " 7 8 9 7 9 5 9 7 8 "   D a t a T y p e = " L a b e l " > D o c u m e n t N o _ L b l < / D o c u m e n t N o _ L b l > - 
-         < D u e D a t e   E l e m e n t T y p e = " C o l u m n "   E l e m e n t I d = " 7 4 5 1 7 0 2 0 3 "   D a t a T y p e = " S t r i n g " > D u e D a t e < / D u e D a t e > - 
-         < D u e D a t e _ L b l   E l e m e n t T y p e = " C o l u m n "   E l e m e n t I d = " 1 6 4 8 2 8 4 6 4 8 "   D a t a T y p e = " S t r i n g " > D u e D a t e _ L b l < / D u e D a t e _ L b l > - 
-         < E M a i l _ L b l   E l e m e n t T y p e = " C o l u m n "   E l e m e n t I d = " 1 4 3 8 8 6 8 0 1 2 "   D a t a T y p e = " L a b e l " > E M a i l _ L b l < / E M a i l _ L b l > - 
-         < E x c h a n g e R a t e A s T e x t   E l e m e n t T y p e = " C o l u m n "   E l e m e n t I d = " 5 9 2 9 5 5 8 4 5 "   D a t a T y p e = " T e x t " > E x c h a n g e R a t e A s T e x t < / E x c h a n g e R a t e A s T e x t > - 
-         < E x t D o c N o _ S a l e s H e a d e r   E l e m e n t T y p e = " C o l u m n "   E l e m e n t I d = " 8 3 2 4 5 0 5 2 3 "   D a t a T y p e = " C o d e " > E x t D o c N o _ S a l e s H e a d e r < / E x t D o c N o _ S a l e s H e a d e r > - 
-         < E x t D o c N o _ S a l e s H e a d e r _ L b l   E l e m e n t T y p e = " C o l u m n "   E l e m e n t I d = " 3 9 6 6 6 7 4 8 0 "   D a t a T y p e = " S t r i n g " > E x t D o c N o _ S a l e s H e a d e r _ L b l < / E x t D o c N o _ S a l e s H e a d e r _ L b l > - 
-         < H o m e P a g e _ L b l   E l e m e n t T y p e = " C o l u m n "   E l e m e n t I d = " 1 4 3 3 5 9 2 3 0 0 "   D a t a T y p e = " L a b e l " > H o m e P a g e _ L b l < / H o m e P a g e _ L b l > - 
-         < I n v o i c e D i s c o u n t A m o u n t _ L b l   E l e m e n t T y p e = " C o l u m n "   E l e m e n t I d = " 1 5 9 3 0 1 2 7 3 6 "   D a t a T y p e = " L a b e l " > I n v o i c e D i s c o u n t A m o u n t _ L b l < / I n v o i c e D i s c o u n t A m o u n t _ L b l > - 
-         < I n v o i c e D i s c o u n t B a s e A m o u n t _ L b l   E l e m e n t T y p e = " C o l u m n "   E l e m e n t I d = " 2 0 2 9 2 6 6 8 7 5 "   D a t a T y p e = " L a b e l " > I n v o i c e D i s c o u n t B a s e A m o u n t _ L b l < / I n v o i c e D i s c o u n t B a s e A m o u n t _ L b l > - 
-         < I n v o i c e _ L b l   E l e m e n t T y p e = " C o l u m n "   E l e m e n t I d = " 1 6 2 3 2 0 4 6 6 5 "   D a t a T y p e = " L a b e l " > I n v o i c e _ L b l < / I n v o i c e _ L b l > - 
-         < L e g a l E n t i t y T y p e   E l e m e n t T y p e = " C o l u m n "   E l e m e n t I d = " 2 0 5 1 8 7 3 5 6 3 "   D a t a T y p e = " T e x t " > L e g a l E n t i t y T y p e < / L e g a l E n t i t y T y p e > - 
-         < L e g a l E n t i t y T y p e _ L b l   E l e m e n t T y p e = " C o l u m n "   E l e m e n t I d = " 2 0 8 0 2 2 4 7 9 2 "   D a t a T y p e = " T e x t " > L e g a l E n t i t y T y p e _ L b l < / L e g a l E n t i t y T y p e _ L b l > - 
-         < L i n e A m o u n t A f t e r I n v o i c e D i s c o u n t _ L b l   E l e m e n t T y p e = " C o l u m n "   E l e m e n t I d = " 6 7 3 7 2 1 0 9 4 "   D a t a T y p e = " L a b e l " > L i n e A m o u n t A f t e r I n v o i c e D i s c o u n t _ L b l < / L i n e A m o u n t A f t e r I n v o i c e D i s c o u n t _ L b l > - 
-         < L o c a l C u r r e n c y _ L b l   E l e m e n t T y p e = " C o l u m n "   E l e m e n t I d = " 1 5 5 9 6 9 3 4 2 2 "   D a t a T y p e = " L a b e l " > L o c a l C u r r e n c y _ L b l < / L o c a l C u r r e n c y _ L b l > - 
-         < P a g e _ L b l   E l e m e n t T y p e = " C o l u m n "   E l e m e n t I d = " 6 8 0 6 4 8 0 9 1 "   D a t a T y p e = " L a b e l " > P a g e _ L b l < / P a g e _ L b l > - 
-         < P a y m e n t M e t h o d D e s c r i p t i o n   E l e m e n t T y p e = " C o l u m n "   E l e m e n t I d = " 5 8 5 7 5 7 9 7 4 "   D a t a T y p e = " T e x t " > P a y m e n t M e t h o d D e s c r i p t i o n < / P a y m e n t M e t h o d D e s c r i p t i o n > - 
-         < P a y m e n t M e t h o d D e s c r i p t i o n _ L b l   E l e m e n t T y p e = " C o l u m n "   E l e m e n t I d = " 7 9 7 1 1 7 3 2 3 "   D a t a T y p e = " L a b e l " > P a y m e n t M e t h o d D e s c r i p t i o n _ L b l < / P a y m e n t M e t h o d D e s c r i p t i o n _ L b l > - 
-         < P a y m e n t T e r m s D e s c r i p t i o n   E l e m e n t T y p e = " C o l u m n "   E l e m e n t I d = " 2 0 3 8 7 4 2 7 0 0 "   D a t a T y p e = " T e x t " > P a y m e n t T e r m s D e s c r i p t i o n < / P a y m e n t T e r m s D e s c r i p t i o n > - 
-         < P a y m e n t T e r m s D e s c r i p t i o n _ L b l   E l e m e n t T y p e = " C o l u m n "   E l e m e n t I d = " 1 8 7 4 4 9 4 3 2 1 "   D a t a T y p e = " L a b e l " > P a y m e n t T e r m s D e s c r i p t i o n _ L b l < / P a y m e n t T e r m s D e s c r i p t i o n _ L b l > - 
-         < P r i c e s I n c l u d i n g V A T   E l e m e n t T y p e = " C o l u m n "   E l e m e n t I d = " 5 1 8 8 1 7 1 6 7 "   D a t a T y p e = " B o o l e a n " > P r i c e s I n c l u d i n g V A T < / P r i c e s I n c l u d i n g V A T > - 
-         < P r i c e s I n c l u d i n g V A T Y e s N o   E l e m e n t T y p e = " C o l u m n "   E l e m e n t I d = " 1 4 1 1 1 4 7 5 9 9 "   D a t a T y p e = " S t r i n g " > P r i c e s I n c l u d i n g V A T Y e s N o < / P r i c e s I n c l u d i n g V A T Y e s N o > - 
-         < P r i c e s I n c l u d i n g V A T _ L b l   E l e m e n t T y p e = " C o l u m n "   E l e m e n t I d = " 1 3 7 7 9 7 9 4 4 4 "   D a t a T y p e = " S t r i n g " > P r i c e s I n c l u d i n g V A T _ L b l < / P r i c e s I n c l u d i n g V A T _ L b l > - 
-         < Q u o t e N o   E l e m e n t T y p e = " C o l u m n "   E l e m e n t I d = " 1 5 2 1 5 3 3 0 4 6 "   D a t a T y p e = " C o d e " > Q u o t e N o < / Q u o t e N o > - 
-         < Q u o t e N o _ L b l   E l e m e n t T y p e = " C o l u m n "   E l e m e n t I d = " 1 0 3 1 9 0 2 3 5 7 "   D a t a T y p e = " S t r i n g " > Q u o t e N o _ L b l < / Q u o t e N o _ L b l > - 
-         < S a l e s I n v o i c e L i n e D i s c o u n t _ L b l   E l e m e n t T y p e = " C o l u m n "   E l e m e n t I d = " 6 6 4 6 0 1 5 8 2 "   D a t a T y p e = " L a b e l " > S a l e s I n v o i c e L i n e D i s c o u n t _ L b l < / S a l e s I n v o i c e L i n e D i s c o u n t _ L b l > - 
-         < S a l e s P e r s o n N a m e   E l e m e n t T y p e = " C o l u m n "   E l e m e n t I d = " 8 7 1 4 9 2 9 8 3 "   D a t a T y p e = " T e x t " > S a l e s P e r s o n N a m e < / S a l e s P e r s o n N a m e > - 
-         < S a l e s P e r s o n T e x t _ L b l   E l e m e n t T y p e = " C o l u m n "   E l e m e n t I d = " 7 4 6 2 5 9 5 4 4 "   D a t a T y p e = " T e x t " > S a l e s P e r s o n T e x t _ L b l < / S a l e s P e r s o n T e x t _ L b l > - 
-         < S a l e s P e r s o n _ L b l   E l e m e n t T y p e = " C o l u m n "   E l e m e n t I d = " 1 5 6 4 1 9 6 3 6 5 "   D a t a T y p e = " L a b e l " > S a l e s P e r s o n _ L b l < / S a l e s P e r s o n _ L b l > - 
-         < S e l l T o C o n t a c t E m a i l   E l e m e n t T y p e = " C o l u m n "   E l e m e n t I d = " 2 6 2 8 2 4 5 6 4 "   D a t a T y p e = " T e x t " > S e l l T o C o n t a c t E m a i l < / S e l l T o C o n t a c t E m a i l > - 
-         < S e l l T o C o n t a c t E m a i l L b l   E l e m e n t T y p e = " C o l u m n "   E l e m e n t I d = " 3 7 0 9 2 0 3 7 4 "   D a t a T y p e = " L a b e l " > S e l l T o C o n t a c t E m a i l L b l < / S e l l T o C o n t a c t E m a i l L b l > - 
-         < S e l l T o C o n t a c t M o b i l e P h o n e N o   E l e m e n t T y p e = " C o l u m n "   E l e m e n t I d = " 1 8 4 3 5 8 7 4 7 "   D a t a T y p e = " T e x t " > S e l l T o C o n t a c t M o b i l e P h o n e N o < / S e l l T o C o n t a c t M o b i l e P h o n e N o > - 
-         < S e l l T o C o n t a c t M o b i l e P h o n e N o L b l   E l e m e n t T y p e = " C o l u m n "   E l e m e n t I d = " 1 4 5 7 5 2 8 4 1 7 "   D a t a T y p e = " L a b e l " > S e l l T o C o n t a c t M o b i l e P h o n e N o L b l < / S e l l T o C o n t a c t M o b i l e P h o n e N o L b l > - 
-         < S e l l T o C o n t a c t P h o n e N o   E l e m e n t T y p e = " C o l u m n "   E l e m e n t I d = " 1 6 1 3 8 2 2 4 8 3 "   D a t a T y p e = " T e x t " > S e l l T o C o n t a c t P h o n e N o < / S e l l T o C o n t a c t P h o n e N o > - 
-         < S e l l T o C o n t a c t P h o n e N o L b l   E l e m e n t T y p e = " C o l u m n "   E l e m e n t I d = " 1 0 5 0 6 8 6 8 0 9 "   D a t a T y p e = " L a b e l " > S e l l T o C o n t a c t P h o n e N o L b l < / S e l l T o C o n t a c t P h o n e N o L b l > - 
-         < S e l l t o C u s t o m e r N o   E l e m e n t T y p e = " C o l u m n "   E l e m e n t I d = " 2 0 5 0 6 4 7 3 4 9 "   D a t a T y p e = " C o d e " > S e l l t o C u s t o m e r N o < / S e l l t o C u s t o m e r N o > - 
-         < S e l l t o C u s t o m e r N o _ L b l   E l e m e n t T y p e = " C o l u m n "   E l e m e n t I d = " 2 9 8 3 8 1 5 1 2 "   D a t a T y p e = " S t r i n g " > S e l l t o C u s t o m e r N o _ L b l < / S e l l t o C u s t o m e r N o _ L b l > - 
-         < S e l l T o F a x N o   E l e m e n t T y p e = " C o l u m n "   E l e m e n t I d = " 8 6 0 8 2 8 4 3 4 "   D a t a T y p e = " T e x t " > S e l l T o F a x N o < / S e l l T o F a x N o > - 
-         < S e l l T o P h o n e N o   E l e m e n t T y p e = " C o l u m n "   E l e m e n t I d = " 7 5 1 9 3 1 8 4 3 "   D a t a T y p e = " T e x t " > S e l l T o P h o n e N o < / S e l l T o P h o n e N o > - 
-         < S h i p m e n t D a t e   E l e m e n t T y p e = " C o l u m n "   E l e m e n t I d = " 9 3 1 1 1 1 4 6 5 "   D a t a T y p e = " S t r i n g " > S h i p m e n t D a t e < / S h i p m e n t D a t e > - 
-         < S h i p m e n t D a t e _ L b l   E l e m e n t T y p e = " C o l u m n "   E l e m e n t I d = " 6 1 4 4 0 0 3 6 4 "   D a t a T y p e = " S t r i n g " > S h i p m e n t D a t e _ L b l < / S h i p m e n t D a t e _ L b l > - 
-         < S h i p m e n t M e t h o d D e s c r i p t i o n   E l e m e n t T y p e = " C o l u m n "   E l e m e n t I d = " 2 0 5 9 4 0 3 2 6 0 "   D a t a T y p e = " T e x t " > S h i p m e n t M e t h o d D e s c r i p t i o n < / S h i p m e n t M e t h o d D e s c r i p t i o n > - 
-         < S h i p m e n t M e t h o d D e s c r i p t i o n _ L b l   E l e m e n t T y p e = " C o l u m n "   E l e m e n t I d = " 1 1 7 9 9 7 8 4 6 5 "   D a t a T y p e = " L a b e l " > S h i p m e n t M e t h o d D e s c r i p t i o n _ L b l < / S h i p m e n t M e t h o d D e s c r i p t i o n _ L b l > - 
-         < S h i p m e n t _ L b l   E l e m e n t T y p e = " C o l u m n "   E l e m e n t I d = " 2 0 8 5 7 6 7 1 2 0 "   D a t a T y p e = " L a b e l " > S h i p m e n t _ L b l < / S h i p m e n t _ L b l > - 
-         < S h i p T o A d d r e s s 1   E l e m e n t T y p e = " C o l u m n "   E l e m e n t I d = " 1 3 5 7 6 7 2 8 6 1 "   D a t a T y p e = " T e x t " > S h i p T o A d d r e s s 1 < / S h i p T o A d d r e s s 1 > - 
-         < S h i p T o A d d r e s s 2   E l e m e n t T y p e = " C o l u m n "   E l e m e n t I d = " 1 0 2 4 2 0 4 5 8 4 "   D a t a T y p e = " T e x t " > S h i p T o A d d r e s s 2 < / S h i p T o A d d r e s s 2 > - 
-         < S h i p T o A d d r e s s 3   E l e m e n t T y p e = " C o l u m n "   E l e m e n t I d = " 1 6 6 1 9 0 1 2 0 1 "   D a t a T y p e = " T e x t " > S h i p T o A d d r e s s 3 < / S h i p T o A d d r e s s 3 > - 
-         < S h i p T o A d d r e s s 4   E l e m e n t T y p e = " C o l u m n "   E l e m e n t I d = " 5 5 5 4 1 6 9 9 0 "   D a t a T y p e = " T e x t " > S h i p T o A d d r e s s 4 < / S h i p T o A d d r e s s 4 > - 
-         < S h i p T o A d d r e s s 5   E l e m e n t T y p e = " C o l u m n "   E l e m e n t I d = " 1 1 9 3 1 1 3 6 0 7 "   D a t a T y p e = " T e x t " > S h i p T o A d d r e s s 5 < / S h i p T o A d d r e s s 5 > - 
-         < S h i p T o A d d r e s s 6   E l e m e n t T y p e = " C o l u m n "   E l e m e n t I d = " 7 1 9 9 7 6 2 4 4 "   D a t a T y p e = " T e x t " > S h i p T o A d d r e s s 6 < / S h i p T o A d d r e s s 6 > - 
-         < S h i p T o A d d r e s s 7   E l e m e n t T y p e = " C o l u m n "   E l e m e n t I d = " 8 2 2 7 9 6 2 7 "   D a t a T y p e = " T e x t " > S h i p T o A d d r e s s 7 < / S h i p T o A d d r e s s 7 > - 
-         < S h i p T o A d d r e s s 8   E l e m e n t T y p e = " C o l u m n "   E l e m e n t I d = " 1 4 9 2 9 9 2 1 7 8 "   D a t a T y p e = " T e x t " > S h i p T o A d d r e s s 8 < / S h i p T o A d d r e s s 8 > - 
-         < S h i p T o A d d r e s s _ L b l   E l e m e n t T y p e = " C o l u m n "   E l e m e n t I d = " 1 6 5 0 5 0 5 0 1 7 "   D a t a T y p e = " L a b e l " > S h i p T o A d d r e s s _ L b l < / S h i p T o A d d r e s s _ L b l > - 
-         < S h i p T o P h o n e N o   E l e m e n t T y p e = " C o l u m n "   E l e m e n t I d = " 3 6 9 7 0 2 2 5 5 "   D a t a T y p e = " T e x t " > S h i p T o P h o n e N o < / S h i p T o P h o n e N o > - 
-         < S h o w S h i p p i n g A d d r e s s   E l e m e n t T y p e = " C o l u m n "   E l e m e n t I d = " 1 1 2 0 0 7 1 2 6 6 "   D a t a T y p e = " B o o l e a n " > S h o w S h i p p i n g A d d r e s s < / S h o w S h i p p i n g A d d r e s s > - 
-         < S h o w W o r k D e s c r i p t i o n   E l e m e n t T y p e = " C o l u m n "   E l e m e n t I d = " 7 8 5 4 6 8 8 6 5 "   D a t a T y p e = " B o o l e a n " > S h o w W o r k D e s c r i p t i o n < / S h o w W o r k D e s c r i p t i o n > - 
-         < S u b t o t a l _ L b l   E l e m e n t T y p e = " C o l u m n "   E l e m e n t I d = " 1 9 6 7 7 9 5 1 4 2 "   D a t a T y p e = " L a b e l " > S u b t o t a l _ L b l < / S u b t o t a l _ L b l > - 
-         < T o t a l _ L b l   E l e m e n t T y p e = " C o l u m n "   E l e m e n t I d = " 1 2 1 0 1 0 0 8 7 8 "   D a t a T y p e = " L a b e l " > T o t a l _ L b l < / T o t a l _ L b l > - 
-         < V A T A m o u n t S p e c i f i c a t i o n _ L b l   E l e m e n t T y p e = " C o l u m n "   E l e m e n t I d = " 8 7 8 7 0 6 8 4 6 "   D a t a T y p e = " L a b e l " > V A T A m o u n t S p e c i f i c a t i o n _ L b l < / V A T A m o u n t S p e c i f i c a t i o n _ L b l > - 
-         < V A T A m o u n t _ L b l   E l e m e n t T y p e = " C o l u m n "   E l e m e n t I d = " 1 0 9 4 6 5 7 2 9 "   D a t a T y p e = " L a b e l " > V A T A m o u n t _ L b l < / V A T A m o u n t _ L b l > - 
-         < V A T B a s e _ L b l   E l e m e n t T y p e = " C o l u m n "   E l e m e n t I d = " 1 8 6 6 1 5 8 2 7 8 "   D a t a T y p e = " L a b e l " > V A T B a s e _ L b l < / V A T B a s e _ L b l > - 
-         < V A T C l a u s e s _ L b l   E l e m e n t T y p e = " C o l u m n "   E l e m e n t I d = " 1 3 8 3 9 2 0 0 1 9 "   D a t a T y p e = " L a b e l " > V A T C l a u s e s _ L b l < / V A T C l a u s e s _ L b l > - 
-         < V A T C l a u s e _ L b l   E l e m e n t T y p e = " C o l u m n "   E l e m e n t I d = " 1 5 7 0 4 9 5 4 9 0 "   D a t a T y p e = " S t r i n g " > V A T C l a u s e _ L b l < / V A T C l a u s e _ L b l > - 
-         < V A T I d e n t i f i e r _ L b l   E l e m e n t T y p e = " C o l u m n "   E l e m e n t I d = " 1 6 8 6 6 2 3 9 8 4 "   D a t a T y p e = " L a b e l " > V A T I d e n t i f i e r _ L b l < / V A T I d e n t i f i e r _ L b l > - 
-         < V A T P e r c e n t a g e _ L b l   E l e m e n t T y p e = " C o l u m n "   E l e m e n t I d = " 6 7 6 6 5 4 5 6 5 "   D a t a T y p e = " L a b e l " > V A T P e r c e n t a g e _ L b l < / V A T P e r c e n t a g e _ L b l > - 
-         < V A T R e g i s t r a t i o n N o   E l e m e n t T y p e = " C o l u m n "   E l e m e n t I d = " 1 8 8 9 1 9 5 4 0 2 "   D a t a T y p e = " T e x t " > V A T R e g i s t r a t i o n N o < / V A T R e g i s t r a t i o n N o > - 
-         < V A T R e g i s t r a t i o n N o _ L b l   E l e m e n t T y p e = " C o l u m n "   E l e m e n t I d = " 1 4 2 4 6 1 6 0 8 5 "   D a t a T y p e = " T e x t " > V A T R e g i s t r a t i o n N o _ L b l < / V A T R e g i s t r a t i o n N o _ L b l > - 
-         < Y o u r R e f e r e n c e   E l e m e n t T y p e = " C o l u m n "   E l e m e n t I d = " 1 1 0 3 9 9 5 1 "   D a t a T y p e = " T e x t " > Y o u r R e f e r e n c e < / Y o u r R e f e r e n c e > - 
-         < Y o u r R e f e r e n c e _ L b l   E l e m e n t T y p e = " C o l u m n "   E l e m e n t I d = " 4 6 5 4 7 7 4 2 6 "   D a t a T y p e = " S t r i n g " > Y o u r R e f e r e n c e _ L b l < / Y o u r R e f e r e n c e _ L b l > - 
-         < L i n e   E l e m e n t T y p e = " D a t a I t e m "   E l e m e n t I d = " 4 1 1 9 7 6 1 3 3 " > - 
-             < A m o u n t E x c l u d i n g V A T _ L i n e   E l e m e n t T y p e = " C o l u m n "   E l e m e n t I d = " 1 0 6 2 4 6 0 0 4 0 "   D a t a T y p e = " D e c i m a l " > A m o u n t E x c l u d i n g V A T _ L i n e < / A m o u n t E x c l u d i n g V A T _ L i n e > - 
-             < A m o u n t E x c l u d i n g V A T _ L i n e _ L b l   E l e m e n t T y p e = " C o l u m n "   E l e m e n t I d = " 2 0 0 2 8 7 4 4 7 5 "   D a t a T y p e = " S t r i n g " > A m o u n t E x c l u d i n g V A T _ L i n e _ L b l < / A m o u n t E x c l u d i n g V A T _ L i n e _ L b l > - 
-             < A m o u n t I n c l u d i n g V A T _ L i n e   E l e m e n t T y p e = " C o l u m n "   E l e m e n t I d = " 7 7 0 9 2 8 4 0 2 "   D a t a T y p e = " D e c i m a l " > A m o u n t I n c l u d i n g V A T _ L i n e < / A m o u n t I n c l u d i n g V A T _ L i n e > - 
-             < A m o u n t I n c l u d i n g V A T _ L i n e _ L b l   E l e m e n t T y p e = " C o l u m n "   E l e m e n t I d = " 9 3 0 7 4 7 3 1 3 "   D a t a T y p e = " S t r i n g " > A m o u n t I n c l u d i n g V A T _ L i n e _ L b l < / A m o u n t I n c l u d i n g V A T _ L i n e _ L b l > - 
-             < D e s c r i p t i o n _ L i n e   E l e m e n t T y p e = " C o l u m n "   E l e m e n t I d = " 1 4 0 6 8 2 2 3 1 0 "   D a t a T y p e = " T e x t " > D e s c r i p t i o n _ L i n e < / D e s c r i p t i o n _ L i n e > - 
-             < D e s c r i p t i o n _ L i n e _ L b l   E l e m e n t T y p e = " C o l u m n "   E l e m e n t I d = " 2 1 1 8 9 5 1 4 9 5 "   D a t a T y p e = " S t r i n g " > D e s c r i p t i o n _ L i n e _ L b l < / D e s c r i p t i o n _ L i n e _ L b l > - 
-             < I t e m N o _ L i n e   E l e m e n t T y p e = " C o l u m n "   E l e m e n t I d = " 1 9 1 0 2 9 6 2 8 8 "   D a t a T y p e = " C o d e " > I t e m N o _ L i n e < / I t e m N o _ L i n e > - 
-             < I t e m N o _ L i n e _ L b l   E l e m e n t T y p e = " C o l u m n "   E l e m e n t I d = " 1 3 4 0 0 7 9 6 1 3 "   D a t a T y p e = " S t r i n g " > I t e m N o _ L i n e _ L b l < / I t e m N o _ L i n e _ L b l > - 
-             < I t e m R e f e r e n c e N o   E l e m e n t T y p e = " C o l u m n "   E l e m e n t I d = " 4 7 4 0 7 7 5 6 6 "   D a t a T y p e = " C o d e " > I t e m R e f e r e n c e N o < / I t e m R e f e r e n c e N o > - 
-             < I t e m R e f e r e n c e N o _ L b l   E l e m e n t T y p e = " C o l u m n "   E l e m e n t I d = " 8 2 6 8 4 0 1 6 1 "   D a t a T y p e = " S t r i n g " > I t e m R e f e r e n c e N o _ L b l < / I t e m R e f e r e n c e N o _ L b l > - 
-             < L i n e A m o u n t _ L i n e   E l e m e n t T y p e = " C o l u m n "   E l e m e n t I d = " 2 6 8 9 3 7 1 6 2 "   D a t a T y p e = " T e x t " > L i n e A m o u n t _ L i n e < / L i n e A m o u n t _ L i n e > - 
-             < L i n e A m o u n t _ L i n e _ L b l   E l e m e n t T y p e = " C o l u m n "   E l e m e n t I d = " 9 9 2 9 0 1 8 4 5 "   D a t a T y p e = " S t r i n g " > L i n e A m o u n t _ L i n e _ L b l < / L i n e A m o u n t _ L i n e _ L b l > - 
-             < L i n e D i s c o u n t P e r c e n t T e x t _ L i n e   E l e m e n t T y p e = " C o l u m n "   E l e m e n t I d = " 6 1 3 1 3 5 1 9 "   D a t a T y p e = " T e x t " > L i n e D i s c o u n t P e r c e n t T e x t _ L i n e < / L i n e D i s c o u n t P e r c e n t T e x t _ L i n e > - 
-             < L i n e D i s c o u n t P e r c e n t _ L i n e   E l e m e n t T y p e = " C o l u m n "   E l e m e n t I d = " 9 0 7 8 2 7 4 3 6 "   D a t a T y p e = " D e c i m a l " > L i n e D i s c o u n t P e r c e n t _ L i n e < / L i n e D i s c o u n t P e r c e n t _ L i n e > - 
-             < L i n e N o _ L i n e   E l e m e n t T y p e = " C o l u m n "   E l e m e n t I d = " 6 9 8 9 8 5 9 7 9 "   D a t a T y p e = " I n t e g e r " > L i n e N o _ L i n e < / L i n e N o _ L i n e > - 
-             < P l a n n e d S h i p m e n t D a t e _ L i n e   E l e m e n t T y p e = " C o l u m n "   E l e m e n t I d = " 1 0 4 5 5 7 6 0 9 2 "   D a t a T y p e = " S t r i n g " > P l a n n e d S h i p m e n t D a t e _ L i n e < / P l a n n e d S h i p m e n t D a t e _ L i n e > - 
-             < P l a n n e d S h i p m e n t D a t e _ L i n e _ L b l   E l e m e n t T y p e = " C o l u m n "   E l e m e n t I d = " 1 3 4 2 8 7 0 6 4 9 "   D a t a T y p e = " S t r i n g " > P l a n n e d S h i p m e n t D a t e _ L i n e _ L b l < / P l a n n e d S h i p m e n t D a t e _ L i n e _ L b l > - 
-             < Q u a n t i t y _ L i n e   E l e m e n t T y p e = " C o l u m n "   E l e m e n t I d = " 1 0 6 8 5 4 3 5 3 7 "   D a t a T y p e = " T e x t " > Q u a n t i t y _ L i n e < / Q u a n t i t y _ L i n e > - 
-             < Q u a n t i t y _ L i n e _ L b l   E l e m e n t T y p e = " C o l u m n "   E l e m e n t I d = " 2 0 3 4 5 0 6 8 0 2 "   D a t a T y p e = " S t r i n g " > Q u a n t i t y _ L i n e _ L b l < / Q u a n t i t y _ L i n e _ L b l > - 
-             < S h i p m e n t D a t e _ L i n e   E l e m e n t T y p e = " C o l u m n "   E l e m e n t I d = " 1 6 7 3 3 7 5 4 1 6 "   D a t a T y p e = " S t r i n g " > S h i p m e n t D a t e _ L i n e < / S h i p m e n t D a t e _ L i n e > - 
-             < S h i p m e n t D a t e _ L i n e _ L b l   E l e m e n t T y p e = " C o l u m n "   E l e m e n t I d = " 8 5 3 2 2 4 3 6 3 "   D a t a T y p e = " L a b e l " > S h i p m e n t D a t e _ L i n e _ L b l < / S h i p m e n t D a t e _ L i n e _ L b l > - 
-             < T r a n s H e a d e r A m o u n t   E l e m e n t T y p e = " C o l u m n "   E l e m e n t I d = " 2 0 2 8 3 0 6 2 7 6 "   D a t a T y p e = " D e c i m a l " > T r a n s H e a d e r A m o u n t < / T r a n s H e a d e r A m o u n t > - 
-             < T y p e _ L i n e   E l e m e n t T y p e = " C o l u m n "   E l e m e n t I d = " 2 7 2 8 0 4 9 2 4 "   D a t a T y p e = " S t r i n g " > T y p e _ L i n e < / T y p e _ L i n e > - 
-             < U n i t O f M e a s u r e   E l e m e n t T y p e = " C o l u m n "   E l e m e n t I d = " 1 8 0 8 2 2 8 0 1 8 "   D a t a T y p e = " T e x t " > U n i t O f M e a s u r e < / U n i t O f M e a s u r e > - 
-             < U n i t O f M e a s u r e _ L b l   E l e m e n t T y p e = " C o l u m n "   E l e m e n t I d = " 9 8 1 9 5 1 2 4 9 "   D a t a T y p e = " S t r i n g " > U n i t O f M e a s u r e _ L b l < / U n i t O f M e a s u r e _ L b l > - 
-             < U n i t P r i c e   E l e m e n t T y p e = " C o l u m n "   E l e m e n t I d = " 1 4 7 8 2 2 1 5 2 6 "   D a t a T y p e = " T e x t " > U n i t P r i c e < / U n i t P r i c e > - 
-             < U n i t P r i c e _ L b l   E l e m e n t T y p e = " C o l u m n "   E l e m e n t I d = " 1 1 6 3 9 2 6 6 0 3 "   D a t a T y p e = " S t r i n g " > U n i t P r i c e _ L b l < / U n i t P r i c e _ L b l > - 
-             < V A T I d e n t i f i e r _ L i n e   E l e m e n t T y p e = " C o l u m n "   E l e m e n t I d = " 1 7 7 3 6 2 2 4 1 2 "   D a t a T y p e = " C o d e " > V A T I d e n t i f i e r _ L i n e < / V A T I d e n t i f i e r _ L i n e > - 
-             < V A T I d e n t i f i e r _ L i n e _ L b l   E l e m e n t T y p e = " C o l u m n "   E l e m e n t I d = " 5 3 3 7 8 2 7 0 3 "   D a t a T y p e = " S t r i n g " > V A T I d e n t i f i e r _ L i n e _ L b l < / V A T I d e n t i f i e r _ L i n e _ L b l > - 
-             < V A T P c t _ L i n e   E l e m e n t T y p e = " C o l u m n "   E l e m e n t I d = " 1 9 7 4 0 0 1 9 4 4 "   D a t a T y p e = " T e x t " > V A T P c t _ L i n e < / V A T P c t _ L i n e > - 
-             < V A T P c t _ L i n e _ L b l   E l e m e n t T y p e = " C o l u m n "   E l e m e n t I d = " 1 2 0 7 5 2 9 9 1 5 "   D a t a T y p e = " S t r i n g " > V A T P c t _ L i n e _ L b l < / V A T P c t _ L i n e _ L b l > - 
-             < A s s e m b l y L i n e   E l e m e n t T y p e = " D a t a I t e m "   E l e m e n t I d = " 1 2 0 5 9 4 2 8 5 " > - 
-                 < D e s c r i p t i o n _ A s s e m b l y L i n e   E l e m e n t T y p e = " C o l u m n "   E l e m e n t I d = " 2 8 0 7 4 3 7 9 6 "   D a t a T y p e = " T e x t " > D e s c r i p t i o n _ A s s e m b l y L i n e < / D e s c r i p t i o n _ A s s e m b l y L i n e > - 
-                 < L i n e N o _ A s s e m b l y L i n e   E l e m e n t T y p e = " C o l u m n "   E l e m e n t I d = " 6 4 0 5 8 3 8 9 1 "   D a t a T y p e = " C o d e " > L i n e N o _ A s s e m b l y L i n e < / L i n e N o _ A s s e m b l y L i n e > - 
-                 < Q u a n t i t y _ A s s e m b l y L i n e   E l e m e n t T y p e = " C o l u m n "   E l e m e n t I d = " 1 9 5 7 6 4 8 2 3 1 "   D a t a T y p e = " D e c i m a l " > Q u a n t i t y _ A s s e m b l y L i n e < / Q u a n t i t y _ A s s e m b l y L i n e > - 
-                 < U n i t O f M e a s u r e _ A s s e m b l y L i n e   E l e m e n t T y p e = " C o l u m n "   E l e m e n t I d = " 1 6 4 9 1 2 3 7 7 3 "   D a t a T y p e = " T e x t " > U n i t O f M e a s u r e _ A s s e m b l y L i n e < / U n i t O f M e a s u r e _ A s s e m b l y L i n e > - 
-                 < V a r i a n t C o d e _ A s s e m b l y L i n e   E l e m e n t T y p e = " C o l u m n "   E l e m e n t I d = " 1 8 6 9 4 0 7 6 7 2 "   D a t a T y p e = " C o d e " > V a r i a n t C o d e _ A s s e m b l y L i n e < / V a r i a n t C o d e _ A s s e m b l y L i n e > +     < H e a d e r > + 
+         < B i l l T o C o n t a c t E m a i l > B i l l T o C o n t a c t E m a i l < / B i l l T o C o n t a c t E m a i l > + 
+         < B i l l T o C o n t a c t E m a i l L b l > B i l l T o C o n t a c t E m a i l L b l < / B i l l T o C o n t a c t E m a i l L b l > + 
+         < B i l l T o C o n t a c t M o b i l e P h o n e N o > B i l l T o C o n t a c t M o b i l e P h o n e N o < / B i l l T o C o n t a c t M o b i l e P h o n e N o > + 
+         < B i l l T o C o n t a c t M o b i l e P h o n e N o L b l > B i l l T o C o n t a c t M o b i l e P h o n e N o L b l < / B i l l T o C o n t a c t M o b i l e P h o n e N o L b l > + 
+         < B i l l T o C o n t a c t P h o n e N o > B i l l T o C o n t a c t P h o n e N o < / B i l l T o C o n t a c t P h o n e N o > + 
+         < B i l l T o C o n t a c t P h o n e N o L b l > B i l l T o C o n t a c t P h o n e N o L b l < / B i l l T o C o n t a c t P h o n e N o L b l > + 
+         < B i l l t o C u s t o m e r N o _ L b l > B i l l t o C u s t o m e r N o _ L b l < / B i l l t o C u s t o m e r N o _ L b l > + 
+         < B i l l t o C u s t u m e r N o > B i l l t o C u s t u m e r N o < / B i l l t o C u s t u m e r N o > + 
+         < C o m p a n y A d d r e s s 1 > C o m p a n y A d d r e s s 1 < / C o m p a n y A d d r e s s 1 > + 
+         < C o m p a n y A d d r e s s 2 > C o m p a n y A d d r e s s 2 < / C o m p a n y A d d r e s s 2 > + 
+         < C o m p a n y A d d r e s s 3 > C o m p a n y A d d r e s s 3 < / C o m p a n y A d d r e s s 3 > + 
+         < C o m p a n y A d d r e s s 4 > C o m p a n y A d d r e s s 4 < / C o m p a n y A d d r e s s 4 > + 
+         < C o m p a n y A d d r e s s 5 > C o m p a n y A d d r e s s 5 < / C o m p a n y A d d r e s s 5 > + 
+         < C o m p a n y A d d r e s s 6 > C o m p a n y A d d r e s s 6 < / C o m p a n y A d d r e s s 6 > + 
+         < C o m p a n y A d d r e s s 7 > C o m p a n y A d d r e s s 7 < / C o m p a n y A d d r e s s 7 > + 
+         < C o m p a n y A d d r e s s 8 > C o m p a n y A d d r e s s 8 < / C o m p a n y A d d r e s s 8 > + 
+         < C o m p a n y B a n k A c c o u n t N o > C o m p a n y B a n k A c c o u n t N o < / C o m p a n y B a n k A c c o u n t N o > + 
+         < C o m p a n y B a n k A c c o u n t N o _ L b l > C o m p a n y B a n k A c c o u n t N o _ L b l < / C o m p a n y B a n k A c c o u n t N o _ L b l > + 
+         < C o m p a n y B a n k B r a n c h N o > C o m p a n y B a n k B r a n c h N o < / C o m p a n y B a n k B r a n c h N o > + 
+         < C o m p a n y B a n k B r a n c h N o _ L b l > C o m p a n y B a n k B r a n c h N o _ L b l < / C o m p a n y B a n k B r a n c h N o _ L b l > + 
+         < C o m p a n y B a n k N a m e > C o m p a n y B a n k N a m e < / C o m p a n y B a n k N a m e > + 
+         < C o m p a n y B a n k N a m e _ L b l > C o m p a n y B a n k N a m e _ L b l < / C o m p a n y B a n k N a m e _ L b l > + 
+         < C o m p a n y C u s t o m G i r o > C o m p a n y C u s t o m G i r o < / C o m p a n y C u s t o m G i r o > + 
+         < C o m p a n y C u s t o m G i r o _ L b l > C o m p a n y C u s t o m G i r o _ L b l < / C o m p a n y C u s t o m G i r o _ L b l > + 
+         < C o m p a n y E M a i l > C o m p a n y E M a i l < / C o m p a n y E M a i l > + 
+         < C o m p a n y G i r o N o > C o m p a n y G i r o N o < / C o m p a n y G i r o N o > + 
+         < C o m p a n y G i r o N o _ L b l > C o m p a n y G i r o N o _ L b l < / C o m p a n y G i r o N o _ L b l > + 
+         < C o m p a n y H o m e P a g e > C o m p a n y H o m e P a g e < / C o m p a n y H o m e P a g e > + 
+         < C o m p a n y I B A N > C o m p a n y I B A N < / C o m p a n y I B A N > + 
+         < C o m p a n y I B A N _ L b l > C o m p a n y I B A N _ L b l < / C o m p a n y I B A N _ L b l > + 
+         < C o m p a n y L e g a l O f f i c e > C o m p a n y L e g a l O f f i c e < / C o m p a n y L e g a l O f f i c e > + 
+         < C o m p a n y L e g a l O f f i c e _ L b l > C o m p a n y L e g a l O f f i c e _ L b l < / C o m p a n y L e g a l O f f i c e _ L b l > + 
+         < C o m p a n y L e g a l S t a t e m e n t > C o m p a n y L e g a l S t a t e m e n t < / C o m p a n y L e g a l S t a t e m e n t > + 
+         < C o m p a n y L o g o P o s i t i o n > C o m p a n y L o g o P o s i t i o n < / C o m p a n y L o g o P o s i t i o n > + 
+         < C o m p a n y P h o n e N o > C o m p a n y P h o n e N o < / C o m p a n y P h o n e N o > + 
+         < C o m p a n y P h o n e N o _ L b l > C o m p a n y P h o n e N o _ L b l < / C o m p a n y P h o n e N o _ L b l > + 
+         < C o m p a n y P i c t u r e / > + 
+         < C o m p a n y R e g i s t r a t i o n N u m b e r > C o m p a n y R e g i s t r a t i o n N u m b e r < / C o m p a n y R e g i s t r a t i o n N u m b e r > + 
+         < C o m p a n y R e g i s t r a t i o n N u m b e r _ L b l > C o m p a n y R e g i s t r a t i o n N u m b e r _ L b l < / C o m p a n y R e g i s t r a t i o n N u m b e r _ L b l > + 
+         < C o m p a n y S W I F T > C o m p a n y S W I F T < / C o m p a n y S W I F T > + 
+         < C o m p a n y S W I F T _ L b l > C o m p a n y S W I F T _ L b l < / C o m p a n y S W I F T _ L b l > + 
+         < C o m p a n y V A T R e g i s t r a t i o n N o > C o m p a n y V A T R e g i s t r a t i o n N o < / C o m p a n y V A T R e g i s t r a t i o n N o > + 
+         < C o m p a n y V A T R e g i s t r a t i o n N o _ L b l > C o m p a n y V A T R e g i s t r a t i o n N o _ L b l < / C o m p a n y V A T R e g i s t r a t i o n N o _ L b l > + 
+         < C o m p a n y V A T R e g N o > C o m p a n y V A T R e g N o < / C o m p a n y V A T R e g N o > + 
+         < C o m p a n y V A T R e g N o _ L b l > C o m p a n y V A T R e g N o _ L b l < / C o m p a n y V A T R e g N o _ L b l > + 
+         < C o p y _ L b l > C o p y _ L b l < / C o p y _ L b l > + 
+         < C u s t o m e r A d d r e s s 1 > C u s t o m e r A d d r e s s 1 < / C u s t o m e r A d d r e s s 1 > + 
+         < C u s t o m e r A d d r e s s 2 > C u s t o m e r A d d r e s s 2 < / C u s t o m e r A d d r e s s 2 > + 
+         < C u s t o m e r A d d r e s s 3 > C u s t o m e r A d d r e s s 3 < / C u s t o m e r A d d r e s s 3 > + 
+         < C u s t o m e r A d d r e s s 4 > C u s t o m e r A d d r e s s 4 < / C u s t o m e r A d d r e s s 4 > + 
+         < C u s t o m e r A d d r e s s 5 > C u s t o m e r A d d r e s s 5 < / C u s t o m e r A d d r e s s 5 > + 
+         < C u s t o m e r A d d r e s s 6 > C u s t o m e r A d d r e s s 6 < / C u s t o m e r A d d r e s s 6 > + 
+         < C u s t o m e r A d d r e s s 7 > C u s t o m e r A d d r e s s 7 < / C u s t o m e r A d d r e s s 7 > + 
+         < C u s t o m e r A d d r e s s 8 > C u s t o m e r A d d r e s s 8 < / C u s t o m e r A d d r e s s 8 > + 
+         < C u s t o m e r P o s t a l B a r C o d e > C u s t o m e r P o s t a l B a r C o d e < / C u s t o m e r P o s t a l B a r C o d e > + 
+         < D o c u m e n t C o p y T e x t > D o c u m e n t C o p y T e x t < / D o c u m e n t C o p y T e x t > + 
+         < D o c u m e n t D a t e > D o c u m e n t D a t e < / D o c u m e n t D a t e > + 
+         < D o c u m e n t D a t e _ L b l > D o c u m e n t D a t e _ L b l < / D o c u m e n t D a t e _ L b l > + 
+         < D o c u m e n t N o > D o c u m e n t N o < / D o c u m e n t N o > + 
+         < D o c u m e n t N o _ L b l > D o c u m e n t N o _ L b l < / D o c u m e n t N o _ L b l > + 
+         < D u e D a t e > D u e D a t e < / D u e D a t e > + 
+         < D u e D a t e _ L b l > D u e D a t e _ L b l < / D u e D a t e _ L b l > + 
+         < E M a i l _ L b l > E M a i l _ L b l < / E M a i l _ L b l > + 
+         < E x c h a n g e R a t e A s T e x t > E x c h a n g e R a t e A s T e x t < / E x c h a n g e R a t e A s T e x t > + 
+         < E x t D o c N o _ S a l e s H e a d e r > E x t D o c N o _ S a l e s H e a d e r < / E x t D o c N o _ S a l e s H e a d e r > + 
+         < E x t D o c N o _ S a l e s H e a d e r _ L b l > E x t D o c N o _ S a l e s H e a d e r _ L b l < / E x t D o c N o _ S a l e s H e a d e r _ L b l > + 
+         < H o m e P a g e _ L b l > H o m e P a g e _ L b l < / H o m e P a g e _ L b l > + 
+         < I n v o i c e _ L b l > I n v o i c e _ L b l < / I n v o i c e _ L b l > + 
+         < I n v o i c e D i s c o u n t A m o u n t _ L b l > I n v o i c e D i s c o u n t A m o u n t _ L b l < / I n v o i c e D i s c o u n t A m o u n t _ L b l > + 
+         < I n v o i c e D i s c o u n t B a s e A m o u n t _ L b l > I n v o i c e D i s c o u n t B a s e A m o u n t _ L b l < / I n v o i c e D i s c o u n t B a s e A m o u n t _ L b l > + 
+         < L e g a l E n t i t y T y p e > L e g a l E n t i t y T y p e < / L e g a l E n t i t y T y p e > + 
+         < L e g a l E n t i t y T y p e _ L b l > L e g a l E n t i t y T y p e _ L b l < / L e g a l E n t i t y T y p e _ L b l > + 
+         < L i n e A m o u n t A f t e r I n v o i c e D i s c o u n t _ L b l > L i n e A m o u n t A f t e r I n v o i c e D i s c o u n t _ L b l < / L i n e A m o u n t A f t e r I n v o i c e D i s c o u n t _ L b l > + 
+         < L o c a l C u r r e n c y _ L b l > L o c a l C u r r e n c y _ L b l < / L o c a l C u r r e n c y _ L b l > + 
+         < P a g e _ L b l > P a g e _ L b l < / P a g e _ L b l > + 
+         < P a y m e n t M e t h o d D e s c r i p t i o n > P a y m e n t M e t h o d D e s c r i p t i o n < / P a y m e n t M e t h o d D e s c r i p t i o n > + 
+         < P a y m e n t M e t h o d D e s c r i p t i o n _ L b l > P a y m e n t M e t h o d D e s c r i p t i o n _ L b l < / P a y m e n t M e t h o d D e s c r i p t i o n _ L b l > + 
+         < P a y m e n t T e r m s D e s c r i p t i o n > P a y m e n t T e r m s D e s c r i p t i o n < / P a y m e n t T e r m s D e s c r i p t i o n > + 
+         < P a y m e n t T e r m s D e s c r i p t i o n _ L b l > P a y m e n t T e r m s D e s c r i p t i o n _ L b l < / P a y m e n t T e r m s D e s c r i p t i o n _ L b l > + 
+         < P r i c e s I n c l u d i n g V A T > P r i c e s I n c l u d i n g V A T < / P r i c e s I n c l u d i n g V A T > + 
+         < P r i c e s I n c l u d i n g V A T _ L b l > P r i c e s I n c l u d i n g V A T _ L b l < / P r i c e s I n c l u d i n g V A T _ L b l > + 
+         < P r i c e s I n c l u d i n g V A T Y e s N o > P r i c e s I n c l u d i n g V A T Y e s N o < / P r i c e s I n c l u d i n g V A T Y e s N o > + 
+         < Q u o t e N o > Q u o t e N o < / Q u o t e N o > + 
+         < Q u o t e N o _ L b l > Q u o t e N o _ L b l < / Q u o t e N o _ L b l > + 
+         < S a l e s I n v o i c e L i n e D i s c o u n t _ L b l > S a l e s I n v o i c e L i n e D i s c o u n t _ L b l < / S a l e s I n v o i c e L i n e D i s c o u n t _ L b l > + 
+         < S a l e s P e r s o n _ L b l > S a l e s P e r s o n _ L b l < / S a l e s P e r s o n _ L b l > + 
+         < S a l e s P e r s o n N a m e > S a l e s P e r s o n N a m e < / S a l e s P e r s o n N a m e > + 
+         < S a l e s P e r s o n T e x t _ L b l > S a l e s P e r s o n T e x t _ L b l < / S a l e s P e r s o n T e x t _ L b l > + 
+         < S e l l T o C o n t a c t E m a i l > S e l l T o C o n t a c t E m a i l < / S e l l T o C o n t a c t E m a i l > + 
+         < S e l l T o C o n t a c t E m a i l L b l > S e l l T o C o n t a c t E m a i l L b l < / S e l l T o C o n t a c t E m a i l L b l > + 
+         < S e l l T o C o n t a c t M o b i l e P h o n e N o > S e l l T o C o n t a c t M o b i l e P h o n e N o < / S e l l T o C o n t a c t M o b i l e P h o n e N o > + 
+         < S e l l T o C o n t a c t M o b i l e P h o n e N o L b l > S e l l T o C o n t a c t M o b i l e P h o n e N o L b l < / S e l l T o C o n t a c t M o b i l e P h o n e N o L b l > + 
+         < S e l l T o C o n t a c t P h o n e N o > S e l l T o C o n t a c t P h o n e N o < / S e l l T o C o n t a c t P h o n e N o > + 
+         < S e l l T o C o n t a c t P h o n e N o L b l > S e l l T o C o n t a c t P h o n e N o L b l < / S e l l T o C o n t a c t P h o n e N o L b l > + 
+         < S e l l t o C u s t o m e r N o > S e l l t o C u s t o m e r N o < / S e l l t o C u s t o m e r N o > + 
+         < S e l l t o C u s t o m e r N o _ L b l > S e l l t o C u s t o m e r N o _ L b l < / S e l l t o C u s t o m e r N o _ L b l > + 
+         < S e l l T o F a x N o > S e l l T o F a x N o < / S e l l T o F a x N o > + 
+         < S e l l T o P h o n e N o > S e l l T o P h o n e N o < / S e l l T o P h o n e N o > + 
+         < S h i p m e n t _ L b l > S h i p m e n t _ L b l < / S h i p m e n t _ L b l > + 
+         < S h i p m e n t D a t e > S h i p m e n t D a t e < / S h i p m e n t D a t e > + 
+         < S h i p m e n t D a t e _ L b l > S h i p m e n t D a t e _ L b l < / S h i p m e n t D a t e _ L b l > + 
+         < S h i p m e n t M e t h o d D e s c r i p t i o n > S h i p m e n t M e t h o d D e s c r i p t i o n < / S h i p m e n t M e t h o d D e s c r i p t i o n > + 
+         < S h i p m e n t M e t h o d D e s c r i p t i o n _ L b l > S h i p m e n t M e t h o d D e s c r i p t i o n _ L b l < / S h i p m e n t M e t h o d D e s c r i p t i o n _ L b l > + 
+         < S h i p T o A d d r e s s _ L b l > S h i p T o A d d r e s s _ L b l < / S h i p T o A d d r e s s _ L b l > + 
+         < S h i p T o A d d r e s s 1 > S h i p T o A d d r e s s 1 < / S h i p T o A d d r e s s 1 > + 
+         < S h i p T o A d d r e s s 2 > S h i p T o A d d r e s s 2 < / S h i p T o A d d r e s s 2 > + 
+         < S h i p T o A d d r e s s 3 > S h i p T o A d d r e s s 3 < / S h i p T o A d d r e s s 3 > + 
+         < S h i p T o A d d r e s s 4 > S h i p T o A d d r e s s 4 < / S h i p T o A d d r e s s 4 > + 
+         < S h i p T o A d d r e s s 5 > S h i p T o A d d r e s s 5 < / S h i p T o A d d r e s s 5 > + 
+         < S h i p T o A d d r e s s 6 > S h i p T o A d d r e s s 6 < / S h i p T o A d d r e s s 6 > + 
+         < S h i p T o A d d r e s s 7 > S h i p T o A d d r e s s 7 < / S h i p T o A d d r e s s 7 > + 
+         < S h i p T o A d d r e s s 8 > S h i p T o A d d r e s s 8 < / S h i p T o A d d r e s s 8 > + 
+         < S h i p T o P h o n e N o > S h i p T o P h o n e N o < / S h i p T o P h o n e N o > + 
+         < S h o w S h i p p i n g A d d r e s s > S h o w S h i p p i n g A d d r e s s < / S h o w S h i p p i n g A d d r e s s > + 
+         < S h o w W o r k D e s c r i p t i o n > S h o w W o r k D e s c r i p t i o n < / S h o w W o r k D e s c r i p t i o n > + 
+         < S u b t o t a l _ L b l > S u b t o t a l _ L b l < / S u b t o t a l _ L b l > + 
+         < T o t a l _ L b l > T o t a l _ L b l < / T o t a l _ L b l > + 
+         < V A T A m o u n t _ L b l > V A T A m o u n t _ L b l < / V A T A m o u n t _ L b l > + 
+         < V A T A m o u n t S p e c i f i c a t i o n _ L b l > V A T A m o u n t S p e c i f i c a t i o n _ L b l < / V A T A m o u n t S p e c i f i c a t i o n _ L b l > + 
+         < V A T B a s e _ L b l > V A T B a s e _ L b l < / V A T B a s e _ L b l > + 
+         < V A T C l a u s e _ L b l > V A T C l a u s e _ L b l < / V A T C l a u s e _ L b l > + 
+         < V A T C l a u s e s _ L b l > V A T C l a u s e s _ L b l < / V A T C l a u s e s _ L b l > + 
+         < V A T I d e n t i f i e r _ L b l > V A T I d e n t i f i e r _ L b l < / V A T I d e n t i f i e r _ L b l > + 
+         < V A T P e r c e n t a g e _ L b l > V A T P e r c e n t a g e _ L b l < / V A T P e r c e n t a g e _ L b l > + 
+         < V A T R e g i s t r a t i o n N o > V A T R e g i s t r a t i o n N o < / V A T R e g i s t r a t i o n N o > + 
+         < V A T R e g i s t r a t i o n N o _ L b l > V A T R e g i s t r a t i o n N o _ L b l < / V A T R e g i s t r a t i o n N o _ L b l > + 
+         < Y o u r R e f e r e n c e > Y o u r R e f e r e n c e < / Y o u r R e f e r e n c e > + 
+         < Y o u r R e f e r e n c e _ L b l > Y o u r R e f e r e n c e _ L b l < / Y o u r R e f e r e n c e _ L b l > + 
+         < L i n e > + 
+             < A m o u n t E x c l u d i n g V A T _ L i n e > A m o u n t E x c l u d i n g V A T _ L i n e < / A m o u n t E x c l u d i n g V A T _ L i n e > + 
+             < A m o u n t E x c l u d i n g V A T _ L i n e _ L b l > A m o u n t E x c l u d i n g V A T _ L i n e _ L b l < / A m o u n t E x c l u d i n g V A T _ L i n e _ L b l > + 
+             < A m o u n t I n c l u d i n g V A T _ L i n e > A m o u n t I n c l u d i n g V A T _ L i n e < / A m o u n t I n c l u d i n g V A T _ L i n e > + 
+             < A m o u n t I n c l u d i n g V A T _ L i n e _ L b l > A m o u n t I n c l u d i n g V A T _ L i n e _ L b l < / A m o u n t I n c l u d i n g V A T _ L i n e _ L b l > + 
+             < D e s c r i p t i o n _ L i n e > D e s c r i p t i o n _ L i n e < / D e s c r i p t i o n _ L i n e > + 
+             < D e s c r i p t i o n _ L i n e _ L b l > D e s c r i p t i o n _ L i n e _ L b l < / D e s c r i p t i o n _ L i n e _ L b l > + 
+             < I t e m N o _ L i n e > I t e m N o _ L i n e < / I t e m N o _ L i n e > + 
+             < I t e m N o _ L i n e _ L b l > I t e m N o _ L i n e _ L b l < / I t e m N o _ L i n e _ L b l > + 
+             < I t e m R e f e r e n c e N o > I t e m R e f e r e n c e N o < / I t e m R e f e r e n c e N o > + 
+             < I t e m R e f e r e n c e N o _ L b l > I t e m R e f e r e n c e N o _ L b l < / I t e m R e f e r e n c e N o _ L b l > + 
+             < L i n e A m o u n t _ L i n e > L i n e A m o u n t _ L i n e < / L i n e A m o u n t _ L i n e > + 
+             < L i n e A m o u n t _ L i n e _ L b l > L i n e A m o u n t _ L i n e _ L b l < / L i n e A m o u n t _ L i n e _ L b l > + 
+             < L i n e D i s c o u n t P e r c e n t _ L i n e > L i n e D i s c o u n t P e r c e n t _ L i n e < / L i n e D i s c o u n t P e r c e n t _ L i n e > + 
+             < L i n e D i s c o u n t P e r c e n t T e x t _ L i n e > L i n e D i s c o u n t P e r c e n t T e x t _ L i n e < / L i n e D i s c o u n t P e r c e n t T e x t _ L i n e > + 
+             < L i n e N o _ L i n e > L i n e N o _ L i n e < / L i n e N o _ L i n e > + 
+             < P l a n n e d S h i p m e n t D a t e _ L i n e > P l a n n e d S h i p m e n t D a t e _ L i n e < / P l a n n e d S h i p m e n t D a t e _ L i n e > + 
+             < P l a n n e d S h i p m e n t D a t e _ L i n e _ L b l > P l a n n e d S h i p m e n t D a t e _ L i n e _ L b l < / P l a n n e d S h i p m e n t D a t e _ L i n e _ L b l > + 
+             < Q u a n t i t y _ L i n e > Q u a n t i t y _ L i n e < / Q u a n t i t y _ L i n e > + 
+             < Q u a n t i t y _ L i n e _ L b l > Q u a n t i t y _ L i n e _ L b l < / Q u a n t i t y _ L i n e _ L b l > + 
+             < S h i p m e n t D a t e _ L i n e > S h i p m e n t D a t e _ L i n e < / S h i p m e n t D a t e _ L i n e > + 
+             < S h i p m e n t D a t e _ L i n e _ L b l > S h i p m e n t D a t e _ L i n e _ L b l < / S h i p m e n t D a t e _ L i n e _ L b l > + 
+             < T r a n s H e a d e r A m o u n t > T r a n s H e a d e r A m o u n t < / T r a n s H e a d e r A m o u n t > + 
+             < T y p e _ L i n e > T y p e _ L i n e < / T y p e _ L i n e > + 
+             < U n i t O f M e a s u r e > U n i t O f M e a s u r e < / U n i t O f M e a s u r e > + 
+             < U n i t O f M e a s u r e _ L b l > U n i t O f M e a s u r e _ L b l < / U n i t O f M e a s u r e _ L b l > + 
+             < U n i t P r i c e > U n i t P r i c e < / U n i t P r i c e > + 
+             < U n i t P r i c e _ L b l > U n i t P r i c e _ L b l < / U n i t P r i c e _ L b l > + 
+             < V A T I d e n t i f i e r _ L i n e > V A T I d e n t i f i e r _ L i n e < / V A T I d e n t i f i e r _ L i n e > + 
+             < V A T I d e n t i f i e r _ L i n e _ L b l > V A T I d e n t i f i e r _ L i n e _ L b l < / V A T I d e n t i f i e r _ L i n e _ L b l > + 
+             < V A T P c t _ L i n e > V A T P c t _ L i n e < / V A T P c t _ L i n e > + 
+             < V A T P c t _ L i n e _ L b l > V A T P c t _ L i n e _ L b l < / V A T P c t _ L i n e _ L b l > + 
+             < A s s e m b l y L i n e > + 
+                 < D e s c r i p t i o n _ A s s e m b l y L i n e > D e s c r i p t i o n _ A s s e m b l y L i n e < / D e s c r i p t i o n _ A s s e m b l y L i n e > + 
+                 < L i n e N o _ A s s e m b l y L i n e > L i n e N o _ A s s e m b l y L i n e < / L i n e N o _ A s s e m b l y L i n e > + 
+                 < Q u a n t i t y _ A s s e m b l y L i n e > Q u a n t i t y _ A s s e m b l y L i n e < / Q u a n t i t y _ A s s e m b l y L i n e > + 
+                 < U n i t O f M e a s u r e _ A s s e m b l y L i n e > U n i t O f M e a s u r e _ A s s e m b l y L i n e < / U n i t O f M e a s u r e _ A s s e m b l y L i n e > + 
+                 < V a r i a n t C o d e _ A s s e m b l y L i n e > V a r i a n t C o d e _ A s s e m b l y L i n e < / V a r i a n t C o d e _ A s s e m b l y L i n e >   
              < / A s s e m b l y L i n e >   
          < / L i n e >   
-         < W o r k D e s c r i p t i o n L i n e s   E l e m e n t T y p e = " D a t a I t e m "   E l e m e n t I d = " 2 7 6 8 1 9 4 4 7 " > - 
-             < W o r k D e s c r i p t i o n L i n e   E l e m e n t T y p e = " C o l u m n "   E l e m e n t I d = " 1 9 4 7 6 2 1 6 7 6 "   D a t a T y p e = " T e x t " > W o r k D e s c r i p t i o n L i n e < / W o r k D e s c r i p t i o n L i n e > - 
-             < W o r k D e s c r i p t i o n L i n e N u m b e r   E l e m e n t T y p e = " C o l u m n "   E l e m e n t I d = " 7 9 7 3 0 7 2 2 3 "   D a t a T y p e = " I n t e g e r " > W o r k D e s c r i p t i o n L i n e N u m b e r < / W o r k D e s c r i p t i o n L i n e N u m b e r > +         < W o r k D e s c r i p t i o n L i n e s > + 
+             < W o r k D e s c r i p t i o n L i n e > W o r k D e s c r i p t i o n L i n e < / W o r k D e s c r i p t i o n L i n e > + 
+             < W o r k D e s c r i p t i o n L i n e N u m b e r > W o r k D e s c r i p t i o n L i n e N u m b e r < / W o r k D e s c r i p t i o n L i n e N u m b e r >   
          < / W o r k D e s c r i p t i o n L i n e s >   
-         < V A T A m o u n t L i n e   E l e m e n t T y p e = " D a t a I t e m "   E l e m e n t I d = " 8 2 7 5 3 4 3 4 8 " > - 
-             < I n v o i c e D i s c o u n t A m o u n t _ V A T A m o u n t L i n e   E l e m e n t T y p e = " C o l u m n "   E l e m e n t I d = " 8 2 4 7 3 0 1 4 1 "   D a t a T y p e = " D e c i m a l " > I n v o i c e D i s c o u n t A m o u n t _ V A T A m o u n t L i n e < / I n v o i c e D i s c o u n t A m o u n t _ V A T A m o u n t L i n e > - 
-             < I n v o i c e D i s c o u n t A m o u n t _ V A T A m o u n t L i n e _ L b l   E l e m e n t T y p e = " C o l u m n "   E l e m e n t I d = " 1 5 6 2 2 0 0 0 3 4 "   D a t a T y p e = " S t r i n g " > I n v o i c e D i s c o u n t A m o u n t _ V A T A m o u n t L i n e _ L b l < / I n v o i c e D i s c o u n t A m o u n t _ V A T A m o u n t L i n e _ L b l > - 
-             < I n v o i c e D i s c o u n t B a s e A m o u n t _ V A T A m o u n t L i n e   E l e m e n t T y p e = " C o l u m n "   E l e m e n t I d = " 2 0 4 0 3 3 2 2 6 6 "   D a t a T y p e = " D e c i m a l " > I n v o i c e D i s c o u n t B a s e A m o u n t _ V A T A m o u n t L i n e < / I n v o i c e D i s c o u n t B a s e A m o u n t _ V A T A m o u n t L i n e > - 
-             < I n v o i c e D i s c o u n t B a s e A m o u n t _ V A T A m o u n t L i n e _ L b l   E l e m e n t T y p e = " C o l u m n "   E l e m e n t I d = " 4 0 5 9 6 0 3 3 1 "   D a t a T y p e = " S t r i n g " > I n v o i c e D i s c o u n t B a s e A m o u n t _ V A T A m o u n t L i n e _ L b l < / I n v o i c e D i s c o u n t B a s e A m o u n t _ V A T A m o u n t L i n e _ L b l > - 
-             < L i n e A m o u n t _ V a t A m o u n t L i n e   E l e m e n t T y p e = " C o l u m n "   E l e m e n t I d = " 2 1 4 6 5 4 0 1 "   D a t a T y p e = " D e c i m a l " > L i n e A m o u n t _ V a t A m o u n t L i n e < / L i n e A m o u n t _ V a t A m o u n t L i n e > - 
-             < L i n e A m o u n t _ V a t A m o u n t L i n e _ L b l   E l e m e n t T y p e = " C o l u m n "   E l e m e n t I d = " 1 1 1 0 9 1 2 1 2 4 "   D a t a T y p e = " S t r i n g " > L i n e A m o u n t _ V a t A m o u n t L i n e _ L b l < / L i n e A m o u n t _ V a t A m o u n t L i n e _ L b l > - 
-             < N o O f V A T I d e n t i f i e r s   E l e m e n t T y p e = " C o l u m n "   E l e m e n t I d = " 1 1 5 3 2 6 3 0 2 6 "   D a t a T y p e = " I n t e g e r " > N o O f V A T I d e n t i f i e r s < / N o O f V A T I d e n t i f i e r s > - 
-             < V A T A m o u n t L C Y _ V A T A m o u n t L i n e   E l e m e n t T y p e = " C o l u m n "   E l e m e n t I d = " 1 5 8 1 9 9 4 3 5 0 "   D a t a T y p e = " D e c i m a l " > V A T A m o u n t L C Y _ V A T A m o u n t L i n e < / V A T A m o u n t L C Y _ V A T A m o u n t L i n e > - 
-             < V A T A m o u n t L C Y _ V A T A m o u n t L i n e _ L b l   E l e m e n t T y p e = " C o l u m n "   E l e m e n t I d = " 9 2 3 0 0 3 3 7 "   D a t a T y p e = " L a b e l " > V A T A m o u n t L C Y _ V A T A m o u n t L i n e _ L b l < / V A T A m o u n t L C Y _ V A T A m o u n t L i n e _ L b l > - 
-             < V A T A m o u n t _ V a t A m o u n t L i n e   E l e m e n t T y p e = " C o l u m n "   E l e m e n t I d = " 1 8 9 1 8 2 0 6 2 0 "   D a t a T y p e = " D e c i m a l " > V A T A m o u n t _ V a t A m o u n t L i n e < / V A T A m o u n t _ V a t A m o u n t L i n e > - 
-             < V A T A m o u n t _ V a t A m o u n t L i n e _ L b l   E l e m e n t T y p e = " C o l u m n "   E l e m e n t I d = " 1 5 1 3 5 5 5 4 7 3 "   D a t a T y p e = " S t r i n g " > V A T A m o u n t _ V a t A m o u n t L i n e _ L b l < / V A T A m o u n t _ V a t A m o u n t L i n e _ L b l > - 
-             < V A T B a s e L C Y _ V A T A m o u n t L i n e   E l e m e n t T y p e = " C o l u m n "   E l e m e n t I d = " 1 8 6 0 9 4 5 6 3 5 "   D a t a T y p e = " D e c i m a l " > V A T B a s e L C Y _ V A T A m o u n t L i n e < / V A T B a s e L C Y _ V A T A m o u n t L i n e > - 
-             < V A T B a s e L C Y _ V A T A m o u n t L i n e _ L b l   E l e m e n t T y p e = " C o l u m n "   E l e m e n t I d = " 1 2 3 6 4 6 7 9 9 8 "   D a t a T y p e = " L a b e l " > V A T B a s e L C Y _ V A T A m o u n t L i n e _ L b l < / V A T B a s e L C Y _ V A T A m o u n t L i n e _ L b l > - 
-             < V A T B a s e _ V a t A m o u n t L i n e   E l e m e n t T y p e = " C o l u m n "   E l e m e n t I d = " 1 4 5 8 9 3 7 8 1 9 "   D a t a T y p e = " D e c i m a l " > V A T B a s e _ V a t A m o u n t L i n e < / V A T B a s e _ V a t A m o u n t L i n e > - 
-             < V A T B a s e _ V a t A m o u n t L i n e _ L b l   E l e m e n t T y p e = " C o l u m n "   E l e m e n t I d = " 1 6 9 1 3 0 2 4 8 8 "   D a t a T y p e = " S t r i n g " > V A T B a s e _ V a t A m o u n t L i n e _ L b l < / V A T B a s e _ V a t A m o u n t L i n e _ L b l > - 
-             < V A T I d e n t i f i e r _ V a t A m o u n t L i n e   E l e m e n t T y p e = " C o l u m n "   E l e m e n t I d = " 1 1 4 2 0 7 0 0 3 5 "   D a t a T y p e = " C o d e " > V A T I d e n t i f i e r _ V a t A m o u n t L i n e < / V A T I d e n t i f i e r _ V a t A m o u n t L i n e > - 
-             < V A T I d e n t i f i e r _ V a t A m o u n t L i n e _ L b l   E l e m e n t T y p e = " C o l u m n "   E l e m e n t I d = " 8 6 4 5 0 4 5 0 "   D a t a T y p e = " S t r i n g " > V A T I d e n t i f i e r _ V a t A m o u n t L i n e _ L b l < / V A T I d e n t i f i e r _ V a t A m o u n t L i n e _ L b l > - 
-             < V A T P c t _ V a t A m o u n t L i n e   E l e m e n t T y p e = " C o l u m n "   E l e m e n t I d = " 1 4 5 3 5 4 2 7 7 7 "   D a t a T y p e = " D e c i m a l " > V A T P c t _ V a t A m o u n t L i n e < / V A T P c t _ V a t A m o u n t L i n e > - 
-             < V A T P c t _ V a t A m o u n t L i n e _ L b l   E l e m e n t T y p e = " C o l u m n "   E l e m e n t I d = " 6 7 6 3 2 3 7 8 "   D a t a T y p e = " S t r i n g " > V A T P c t _ V a t A m o u n t L i n e _ L b l < / V A T P c t _ V a t A m o u n t L i n e _ L b l > +         < V A T A m o u n t L i n e > + 
+             < I n v o i c e D i s c o u n t A m o u n t _ V A T A m o u n t L i n e > I n v o i c e D i s c o u n t A m o u n t _ V A T A m o u n t L i n e < / I n v o i c e D i s c o u n t A m o u n t _ V A T A m o u n t L i n e > + 
+             < I n v o i c e D i s c o u n t A m o u n t _ V A T A m o u n t L i n e _ L b l > I n v o i c e D i s c o u n t A m o u n t _ V A T A m o u n t L i n e _ L b l < / I n v o i c e D i s c o u n t A m o u n t _ V A T A m o u n t L i n e _ L b l > + 
+             < I n v o i c e D i s c o u n t B a s e A m o u n t _ V A T A m o u n t L i n e > I n v o i c e D i s c o u n t B a s e A m o u n t _ V A T A m o u n t L i n e < / I n v o i c e D i s c o u n t B a s e A m o u n t _ V A T A m o u n t L i n e > + 
+             < I n v o i c e D i s c o u n t B a s e A m o u n t _ V A T A m o u n t L i n e _ L b l > I n v o i c e D i s c o u n t B a s e A m o u n t _ V A T A m o u n t L i n e _ L b l < / I n v o i c e D i s c o u n t B a s e A m o u n t _ V A T A m o u n t L i n e _ L b l > + 
+             < L i n e A m o u n t _ V a t A m o u n t L i n e > L i n e A m o u n t _ V a t A m o u n t L i n e < / L i n e A m o u n t _ V a t A m o u n t L i n e > + 
+             < L i n e A m o u n t _ V a t A m o u n t L i n e _ L b l > L i n e A m o u n t _ V a t A m o u n t L i n e _ L b l < / L i n e A m o u n t _ V a t A m o u n t L i n e _ L b l > + 
+             < N o O f V A T I d e n t i f i e r s > N o O f V A T I d e n t i f i e r s < / N o O f V A T I d e n t i f i e r s > + 
+             < V A T A m o u n t _ V a t A m o u n t L i n e > V A T A m o u n t _ V a t A m o u n t L i n e < / V A T A m o u n t _ V a t A m o u n t L i n e > + 
+             < V A T A m o u n t _ V a t A m o u n t L i n e _ L b l > V A T A m o u n t _ V a t A m o u n t L i n e _ L b l < / V A T A m o u n t _ V a t A m o u n t L i n e _ L b l > + 
+             < V A T A m o u n t L C Y _ V A T A m o u n t L i n e > V A T A m o u n t L C Y _ V A T A m o u n t L i n e < / V A T A m o u n t L C Y _ V A T A m o u n t L i n e > + 
+             < V A T A m o u n t L C Y _ V A T A m o u n t L i n e _ L b l > V A T A m o u n t L C Y _ V A T A m o u n t L i n e _ L b l < / V A T A m o u n t L C Y _ V A T A m o u n t L i n e _ L b l > + 
+             < V A T B a s e _ V a t A m o u n t L i n e > V A T B a s e _ V a t A m o u n t L i n e < / V A T B a s e _ V a t A m o u n t L i n e > + 
+             < V A T B a s e _ V a t A m o u n t L i n e _ L b l > V A T B a s e _ V a t A m o u n t L i n e _ L b l < / V A T B a s e _ V a t A m o u n t L i n e _ L b l > + 
+             < V A T B a s e L C Y _ V A T A m o u n t L i n e > V A T B a s e L C Y _ V A T A m o u n t L i n e < / V A T B a s e L C Y _ V A T A m o u n t L i n e > + 
+             < V A T B a s e L C Y _ V A T A m o u n t L i n e _ L b l > V A T B a s e L C Y _ V A T A m o u n t L i n e _ L b l < / V A T B a s e L C Y _ V A T A m o u n t L i n e _ L b l > + 
+             < V A T I d e n t i f i e r _ V a t A m o u n t L i n e > V A T I d e n t i f i e r _ V a t A m o u n t L i n e < / V A T I d e n t i f i e r _ V a t A m o u n t L i n e > + 
+             < V A T I d e n t i f i e r _ V a t A m o u n t L i n e _ L b l > V A T I d e n t i f i e r _ V a t A m o u n t L i n e _ L b l < / V A T I d e n t i f i e r _ V a t A m o u n t L i n e _ L b l > + 
+             < V A T P c t _ V a t A m o u n t L i n e > V A T P c t _ V a t A m o u n t L i n e < / V A T P c t _ V a t A m o u n t L i n e > + 
+             < V A T P c t _ V a t A m o u n t L i n e _ L b l > V A T P c t _ V a t A m o u n t L i n e _ L b l < / V A T P c t _ V a t A m o u n t L i n e _ L b l >   
          < / V A T A m o u n t L i n e >   
-         < V A T C l a u s e L i n e   E l e m e n t T y p e = " D a t a I t e m "   E l e m e n t I d = " 1 6 6 5 5 0 0 1 6 3 " > - 
-             < C o d e _ V A T C l a u s e L i n e   E l e m e n t T y p e = " C o l u m n "   E l e m e n t I d = " 1 8 2 4 5 8 9 8 4 7 "   D a t a T y p e = " C o d e " > C o d e _ V A T C l a u s e L i n e < / C o d e _ V A T C l a u s e L i n e > - 
-             < C o d e _ V A T C l a u s e L i n e _ L b l   E l e m e n t T y p e = " C o l u m n "   E l e m e n t I d = " 4 6 1 5 3 3 0 2 "   D a t a T y p e = " S t r i n g " > C o d e _ V A T C l a u s e L i n e _ L b l < / C o d e _ V A T C l a u s e L i n e _ L b l > - 
-             < D e s c r i p t i o n 2 _ V A T C l a u s e L i n e   E l e m e n t T y p e = " C o l u m n "   E l e m e n t I d = " 1 3 7 9 6 6 7 4 7 0 "   D a t a T y p e = " T e x t " > D e s c r i p t i o n 2 _ V A T C l a u s e L i n e < / D e s c r i p t i o n 2 _ V A T C l a u s e L i n e > - 
-             < D e s c r i p t i o n _ V A T C l a u s e L i n e   E l e m e n t T y p e = " C o l u m n "   E l e m e n t I d = " 1 3 0 5 5 4 5 9 2 4 "   D a t a T y p e = " T e x t " > D e s c r i p t i o n _ V A T C l a u s e L i n e < / D e s c r i p t i o n _ V A T C l a u s e L i n e > - 
-             < N o O f V A T C l a u s e s   E l e m e n t T y p e = " C o l u m n "   E l e m e n t I d = " 7 5 6 4 1 7 3 9 2 "   D a t a T y p e = " I n t e g e r " > N o O f V A T C l a u s e s < / N o O f V A T C l a u s e s > - 
-             < V A T A m o u n t _ V A T C l a u s e L i n e   E l e m e n t T y p e = " C o l u m n "   E l e m e n t I d = " 2 2 2 4 6 9 0 5 9 "   D a t a T y p e = " D e c i m a l " > V A T A m o u n t _ V A T C l a u s e L i n e < / V A T A m o u n t _ V A T C l a u s e L i n e > - 
-             < V A T I d e n t i f i e r _ V A T C l a u s e L i n e   E l e m e n t T y p e = " C o l u m n "   E l e m e n t I d = " 1 4 6 4 4 7 2 4 7 8 "   D a t a T y p e = " C o d e " > V A T I d e n t i f i e r _ V A T C l a u s e L i n e < / V A T I d e n t i f i e r _ V A T C l a u s e L i n e > +         < V A T C l a u s e L i n e > + 
+             < C o d e _ V A T C l a u s e L i n e > C o d e _ V A T C l a u s e L i n e < / C o d e _ V A T C l a u s e L i n e > + 
+             < C o d e _ V A T C l a u s e L i n e _ L b l > C o d e _ V A T C l a u s e L i n e _ L b l < / C o d e _ V A T C l a u s e L i n e _ L b l > + 
+             < D e s c r i p t i o n _ V A T C l a u s e L i n e > D e s c r i p t i o n _ V A T C l a u s e L i n e < / D e s c r i p t i o n _ V A T C l a u s e L i n e > + 
+             < D e s c r i p t i o n 2 _ V A T C l a u s e L i n e > D e s c r i p t i o n 2 _ V A T C l a u s e L i n e < / D e s c r i p t i o n 2 _ V A T C l a u s e L i n e > + 
+             < N o O f V A T C l a u s e s > N o O f V A T C l a u s e s < / N o O f V A T C l a u s e s > + 
+             < V A T A m o u n t _ V A T C l a u s e L i n e > V A T A m o u n t _ V A T C l a u s e L i n e < / V A T A m o u n t _ V A T C l a u s e L i n e > + 
+             < V A T I d e n t i f i e r _ V A T C l a u s e L i n e > V A T I d e n t i f i e r _ V A T C l a u s e L i n e < / V A T I d e n t i f i e r _ V A T C l a u s e L i n e >   
          < / V A T C l a u s e L i n e >   
-         < R e p o r t T o t a l s L i n e   E l e m e n t T y p e = " D a t a I t e m "   E l e m e n t I d = " 2 1 2 2 5 4 9 8 3 6 " > - 
-             < A m o u n t F o r m a t t e d _ R e p o r t T o t a l s L i n e   E l e m e n t T y p e = " C o l u m n "   E l e m e n t I d = " 1 5 0 6 1 3 6 8 2 5 "   D a t a T y p e = " T e x t " > A m o u n t F o r m a t t e d _ R e p o r t T o t a l s L i n e < / A m o u n t F o r m a t t e d _ R e p o r t T o t a l s L i n e > - 
-             < A m o u n t _ R e p o r t T o t a l s L i n e   E l e m e n t T y p e = " C o l u m n "   E l e m e n t I d = " 4 1 9 9 1 8 3 6 9 "   D a t a T y p e = " D e c i m a l " > A m o u n t _ R e p o r t T o t a l s L i n e < / A m o u n t _ R e p o r t T o t a l s L i n e > - 
-             < D e s c r i p t i o n _ R e p o r t T o t a l s L i n e   E l e m e n t T y p e = " C o l u m n "   E l e m e n t I d = " 5 8 1 9 9 6 0 6 7 "   D a t a T y p e = " T e x t " > D e s c r i p t i o n _ R e p o r t T o t a l s L i n e < / D e s c r i p t i o n _ R e p o r t T o t a l s L i n e > - 
-             < F o n t B o l d _ R e p o r t T o t a l s L i n e   E l e m e n t T y p e = " C o l u m n "   E l e m e n t I d = " 9 4 6 5 4 0 5 4 9 "   D a t a T y p e = " B o o l e a n " > F o n t B o l d _ R e p o r t T o t a l s L i n e < / F o n t B o l d _ R e p o r t T o t a l s L i n e > - 
-             < F o n t U n d e r l i n e _ R e p o r t T o t a l s L i n e   E l e m e n t T y p e = " C o l u m n "   E l e m e n t I d = " 2 0 2 1 5 3 3 6 9 4 "   D a t a T y p e = " B o o l e a n " > F o n t U n d e r l i n e _ R e p o r t T o t a l s L i n e < / F o n t U n d e r l i n e _ R e p o r t T o t a l s L i n e > +         < R e p o r t T o t a l s L i n e > + 
+             < A m o u n t _ R e p o r t T o t a l s L i n e > A m o u n t _ R e p o r t T o t a l s L i n e < / A m o u n t _ R e p o r t T o t a l s L i n e > + 
+             < A m o u n t F o r m a t t e d _ R e p o r t T o t a l s L i n e > A m o u n t F o r m a t t e d _ R e p o r t T o t a l s L i n e < / A m o u n t F o r m a t t e d _ R e p o r t T o t a l s L i n e > + 
+             < D e s c r i p t i o n _ R e p o r t T o t a l s L i n e > D e s c r i p t i o n _ R e p o r t T o t a l s L i n e < / D e s c r i p t i o n _ R e p o r t T o t a l s L i n e > + 
+             < F o n t B o l d _ R e p o r t T o t a l s L i n e > F o n t B o l d _ R e p o r t T o t a l s L i n e < / F o n t B o l d _ R e p o r t T o t a l s L i n e > + 
+             < F o n t U n d e r l i n e _ R e p o r t T o t a l s L i n e > F o n t U n d e r l i n e _ R e p o r t T o t a l s L i n e < / F o n t U n d e r l i n e _ R e p o r t T o t a l s L i n e >   
          < / R e p o r t T o t a l s L i n e >   
-         < L e t t e r T e x t   E l e m e n t T y p e = " D a t a I t e m "   E l e m e n t I d = " 1 5 1 0 3 5 3 8 3 4 " > - 
-             < B o d y T e x t   E l e m e n t T y p e = " C o l u m n "   E l e m e n t I d = " 1 4 9 7 5 9 8 0 8 "   D a t a T y p e = " L a b e l " > B o d y T e x t < / B o d y T e x t > - 
-             < C l o s i n g T e x t   E l e m e n t T y p e = " C o l u m n "   E l e m e n t I d = " 5 1 2 1 3 5 9 0 9 "   D a t a T y p e = " L a b e l " > C l o s i n g T e x t < / C l o s i n g T e x t > - 
-             < G r e e t i n g T e x t   E l e m e n t T y p e = " C o l u m n "   E l e m e n t I d = " 1 1 7 5 2 7 9 2 8 9 "   D a t a T y p e = " L a b e l " > G r e e t i n g T e x t < / G r e e t i n g T e x t > - 
-             < P m t D i s c T e x t   E l e m e n t T y p e = " C o l u m n "   E l e m e n t I d = " 2 0 1 3 8 4 9 9 4 8 "   D a t a T y p e = " T e x t " > P m t D i s c T e x t < / P m t D i s c T e x t > +         < L e t t e r T e x t > + 
+             < B o d y T e x t > B o d y T e x t < / B o d y T e x t > + 
+             < C l o s i n g T e x t > C l o s i n g T e x t < / C l o s i n g T e x t > + 
+             < G r e e t i n g T e x t > G r e e t i n g T e x t < / G r e e t i n g T e x t > + 
+             < P m t D i s c T e x t > P m t D i s c T e x t < / P m t D i s c T e x t >   
          < / L e t t e r T e x t >   
-         < T o t a l s   E l e m e n t T y p e = " D a t a I t e m "   E l e m e n t I d = " 1 8 2 3 9 5 0 0 4 4 " > - 
-             < C u r r e n c y C o d e   E l e m e n t T y p e = " C o l u m n "   E l e m e n t I d = " 1 5 7 9 5 9 5 9 2 1 "   D a t a T y p e = " T e x t " > C u r r e n c y C o d e < / C u r r e n c y C o d e > - 
-             < C u r r e n c y S y m b o l   E l e m e n t T y p e = " C o l u m n "   E l e m e n t I d = " 1 1 6 2 5 1 0 7 4 8 "   D a t a T y p e = " T e x t " > C u r r e n c y S y m b o l < / C u r r e n c y S y m b o l > - 
-             < T o t a l A m o u n t I n c l u d i n g V A T   E l e m e n t T y p e = " C o l u m n "   E l e m e n t I d = " 9 1 0 5 1 1 5 7 5 "   D a t a T y p e = " S t r i n g " > T o t a l A m o u n t I n c l u d i n g V A T < / T o t a l A m o u n t I n c l u d i n g V A T > - 
-             < T o t a l E x c l u d i n g V A T T e x t   E l e m e n t T y p e = " C o l u m n "   E l e m e n t I d = " 1 9 2 2 9 4 6 3 1 0 "   D a t a T y p e = " T e x t " > T o t a l E x c l u d i n g V A T T e x t < / T o t a l E x c l u d i n g V A T T e x t > - 
-             < T o t a l I n c l u d i n g V A T T e x t   E l e m e n t T y p e = " C o l u m n "   E l e m e n t I d = " 1 2 0 4 0 1 6 3 5 2 "   D a t a T y p e = " T e x t " > T o t a l I n c l u d i n g V A T T e x t < / T o t a l I n c l u d i n g V A T T e x t > - 
-             < T o t a l I n v o i c e D i s c o u n t A m o u n t   E l e m e n t T y p e = " C o l u m n "   E l e m e n t I d = " 4 0 2 1 7 7 5 1 "   D a t a T y p e = " D e c i m a l " > T o t a l I n v o i c e D i s c o u n t A m o u n t < / T o t a l I n v o i c e D i s c o u n t A m o u n t > - 
-             < T o t a l N e t A m o u n t   E l e m e n t T y p e = " C o l u m n "   E l e m e n t I d = " 4 8 3 1 9 3 3 7 2 "   D a t a T y p e = " D e c i m a l " > T o t a l N e t A m o u n t < / T o t a l N e t A m o u n t > - 
-             < T o t a l P a y m e n t D i s c o u n t O n V A T   E l e m e n t T y p e = " C o l u m n "   E l e m e n t I d = " 7 3 6 0 4 1 8 8 6 "   D a t a T y p e = " D e c i m a l " > T o t a l P a y m e n t D i s c o u n t O n V A T < / T o t a l P a y m e n t D i s c o u n t O n V A T > - 
-             < T o t a l S u b T o t a l   E l e m e n t T y p e = " C o l u m n "   E l e m e n t I d = " 2 0 9 7 8 7 6 8 0 1 "   D a t a T y p e = " D e c i m a l " > T o t a l S u b T o t a l < / T o t a l S u b T o t a l > - 
-             < T o t a l S u b T o t a l M i n u s I n v o i c e D i s c o u n t   E l e m e n t T y p e = " C o l u m n "   E l e m e n t I d = " 7 6 9 4 3 1 8 8 7 "   D a t a T y p e = " D e c i m a l " > T o t a l S u b T o t a l M i n u s I n v o i c e D i s c o u n t < / T o t a l S u b T o t a l M i n u s I n v o i c e D i s c o u n t > - 
-             < T o t a l T e x t   E l e m e n t T y p e = " C o l u m n "   E l e m e n t I d = " 2 3 1 9 1 0 5 1 8 "   D a t a T y p e = " T e x t " > T o t a l T e x t < / T o t a l T e x t > - 
-             < T o t a l V A T A m o u n t   E l e m e n t T y p e = " C o l u m n "   E l e m e n t I d = " 1 6 2 7 1 0 2 3 2 8 "   D a t a T y p e = " D e c i m a l " > T o t a l V A T A m o u n t < / T o t a l V A T A m o u n t > - 
-             < T o t a l V A T A m o u n t L C Y   E l e m e n t T y p e = " C o l u m n "   E l e m e n t I d = " 1 5 0 6 5 7 0 2 1 8 "   D a t a T y p e = " D e c i m a l " > T o t a l V A T A m o u n t L C Y < / T o t a l V A T A m o u n t L C Y > - 
-             < T o t a l V A T A m o u n t T e x t   E l e m e n t T y p e = " C o l u m n "   E l e m e n t I d = " 9 7 3 6 6 6 3 3 9 "   D a t a T y p e = " T e x t " > T o t a l V A T A m o u n t T e x t < / T o t a l V A T A m o u n t T e x t > - 
-             < T o t a l V A T B a s e L C Y   E l e m e n t T y p e = " C o l u m n "   E l e m e n t I d = " 8 3 4 4 5 0 5 2 1 "   D a t a T y p e = " D e c i m a l " > T o t a l V A T B a s e L C Y < / T o t a l V A T B a s e L C Y > +         < T o t a l s > + 
+             < C u r r e n c y C o d e > C u r r e n c y C o d e < / C u r r e n c y C o d e > + 
+             < C u r r e n c y S y m b o l > C u r r e n c y S y m b o l < / C u r r e n c y S y m b o l > + 
+             < T o t a l A m o u n t I n c l u d i n g V A T > T o t a l A m o u n t I n c l u d i n g V A T < / T o t a l A m o u n t I n c l u d i n g V A T > + 
+             < T o t a l E x c l u d i n g V A T T e x t > T o t a l E x c l u d i n g V A T T e x t < / T o t a l E x c l u d i n g V A T T e x t > + 
+             < T o t a l I n c l u d i n g V A T T e x t > T o t a l I n c l u d i n g V A T T e x t < / T o t a l I n c l u d i n g V A T T e x t > + 
+             < T o t a l I n v o i c e D i s c o u n t A m o u n t > T o t a l I n v o i c e D i s c o u n t A m o u n t < / T o t a l I n v o i c e D i s c o u n t A m o u n t > + 
+             < T o t a l N e t A m o u n t > T o t a l N e t A m o u n t < / T o t a l N e t A m o u n t > + 
+             < T o t a l P a y m e n t D i s c o u n t O n V A T > T o t a l P a y m e n t D i s c o u n t O n V A T < / T o t a l P a y m e n t D i s c o u n t O n V A T > + 
+             < T o t a l S u b T o t a l > T o t a l S u b T o t a l < / T o t a l S u b T o t a l > + 
+             < T o t a l S u b T o t a l M i n u s I n v o i c e D i s c o u n t > T o t a l S u b T o t a l M i n u s I n v o i c e D i s c o u n t < / T o t a l S u b T o t a l M i n u s I n v o i c e D i s c o u n t > + 
+             < T o t a l T e x t > T o t a l T e x t < / T o t a l T e x t > + 
+             < T o t a l V A T A m o u n t > T o t a l V A T A m o u n t < / T o t a l V A T A m o u n t > + 
+             < T o t a l V A T A m o u n t L C Y > T o t a l V A T A m o u n t L C Y < / T o t a l V A T A m o u n t L C Y > + 
+             < T o t a l V A T A m o u n t T e x t > T o t a l V A T A m o u n t T e x t < / T o t a l V A T A m o u n t T e x t > + 
+             < T o t a l V A T B a s e L C Y > T o t a l V A T B a s e L C Y < / T o t a l V A T B a s e L C Y >   
          < / T o t a l s >   
@@ -4108,9 +3884,7 @@
 <b:Sources xmlns:b="http://schemas.openxmlformats.org/officeDocument/2006/bibliography" xmlns="http://schemas.openxmlformats.org/officeDocument/2006/bibliography" SelectedStyle="\APASixthEditionOfficeOnline.xsl" StyleName="APA" Version="6"/>
 </file>
 
-<file path=customXml/item3.xml>��< ? x m l   v e r s i o n = " 1 . 0 "   e n c o d i n g = " u t f - 1 6 " ? > - 
- < N a v W o r d R e p o r t X m l P a r t   x m l n s = " u r n : m i c r o s o f t - d y n a m i c s - n a v / r e p o r t s / S t a n d a r d _ S a l e s _ O r d e r _ C o n f / 1 3 0 5 / " > +<file path=customXml/item3.xml>��< ? x m l   v e r s i o n = " 1 . 0 "   e n c o d i n g = " u t f - 1 6 " ? > < N a v W o r d R e p o r t X m l P a r t   x m l n s = " u r n : m i c r o s o f t - d y n a m i c s - b u s i n e s s c e n t r a l / i n t e r n a l / e x t e n d e d / r e p o r t s / S t a n d a r d _ S a l e s _ O r d e r _ C o n f / 1 3 0 5 / " >   
      < B C R e p o r t I n f o r m a t i o n >   
@@ -4128,8 +3902,6 @@
  
              < R e p o r t N a m e > R e p o r t   N a m e < / R e p o r t N a m e >   
-             < R e p o r t C a p t i o n > R e p o r t   C a p t i o n < / R e p o r t C a p t i o n > - 
              < A b o u t T h i s R e p o r t T i t l e > A b o u t   T h i s   R e p o r t   T i t l e < / A b o u t T h i s R e p o r t T i t l e >   
              < A b o u t T h i s R e p o r t T e x t > A b o u t   T h i s   R e p o r t   T e x t < / A b o u t T h i s R e p o r t T e x t > @@ -4184,21 +3956,21 @@
  
              < C o m p a n y A d d r e s s L i n e s >   
-                 < C o m p a n y A d d r e s s L i n e 1 > C o m p a n y   A d d r e s s   L i n e   1 < / C o m p a n y A d d r e s s L i n e 1 > - 
-                 < C o m p a n y A d d r e s s L i n e 2 > C o m p a n y   A d d r e s s   L i n e   2 < / C o m p a n y A d d r e s s L i n e 2 > - 
-                 < C o m p a n y A d d r e s s L i n e 3 > C o m p a n y   A d d r e s s   L i n e   3 < / C o m p a n y A d d r e s s L i n e 3 > - 
-                 < C o m p a n y A d d r e s s L i n e 4 > C o m p a n y   A d d r e s s   L i n e   4 < / C o m p a n y A d d r e s s L i n e 4 > - 
-                 < C o m p a n y A d d r e s s L i n e 5 > C o m p a n y   A d d r e s s   L i n e   5 < / C o m p a n y A d d r e s s L i n e 5 > - 
-                 < C o m p a n y A d d r e s s L i n e 6 > C o m p a n y   A d d r e s s   L i n e   6 < / C o m p a n y A d d r e s s L i n e 6 > - 
-                 < C o m p a n y A d d r e s s L i n e 7 > C o m p a n y   A d d r e s s   L i n e   7 < / C o m p a n y A d d r e s s L i n e 7 > - 
-                 < C o m p a n y A d d r e s s L i n e 8 > C o m p a n y   A d d r e s s   L i n e   8 < / C o m p a n y A d d r e s s L i n e 8 > +                 < C o m p a n y A d d r e s s L i n e > C o m p a n y   A d d r e s s   L i n e   1 < / C o m p a n y A d d r e s s L i n e > + 
+                 < C o m p a n y A d d r e s s L i n e > C o m p a n y   A d d r e s s   L i n e   2 < / C o m p a n y A d d r e s s L i n e > + 
+                 < C o m p a n y A d d r e s s L i n e > C o m p a n y   A d d r e s s   L i n e   3 < / C o m p a n y A d d r e s s L i n e > + 
+                 < C o m p a n y A d d r e s s L i n e > C o m p a n y   A d d r e s s   L i n e   4 < / C o m p a n y A d d r e s s L i n e > + 
+                 < C o m p a n y A d d r e s s L i n e > C o m p a n y   A d d r e s s   L i n e   5 < / C o m p a n y A d d r e s s L i n e > + 
+                 < C o m p a n y A d d r e s s L i n e > C o m p a n y   A d d r e s s   L i n e   6 < / C o m p a n y A d d r e s s L i n e > + 
+                 < C o m p a n y A d d r e s s L i n e > C o m p a n y   A d d r e s s   L i n e   7 < / C o m p a n y A d d r e s s L i n e > + 
+                 < C o m p a n y A d d r e s s L i n e > C o m p a n y   A d d r e s s   L i n e   8 < / C o m p a n y A d d r e s s L i n e >   
              < / C o m p a n y A d d r e s s L i n e s >   
@@ -4256,469 +4028,471 @@
  
      < / B C R e p o r t I n f o r m a t i o n >   
-     < H e a d e r > - 
-         < B i l l T o C o n t a c t E m a i l > B i l l T o C o n t a c t E m a i l < / B i l l T o C o n t a c t E m a i l > - 
-         < B i l l T o C o n t a c t E m a i l L b l > B i l l T o C o n t a c t E m a i l L b l < / B i l l T o C o n t a c t E m a i l L b l > - 
-         < B i l l T o C o n t a c t M o b i l e P h o n e N o > B i l l T o C o n t a c t M o b i l e P h o n e N o < / B i l l T o C o n t a c t M o b i l e P h o n e N o > - 
-         < B i l l T o C o n t a c t M o b i l e P h o n e N o L b l > B i l l T o C o n t a c t M o b i l e P h o n e N o L b l < / B i l l T o C o n t a c t M o b i l e P h o n e N o L b l > - 
-         < B i l l T o C o n t a c t P h o n e N o > B i l l T o C o n t a c t P h o n e N o < / B i l l T o C o n t a c t P h o n e N o > - 
-         < B i l l T o C o n t a c t P h o n e N o L b l > B i l l T o C o n t a c t P h o n e N o L b l < / B i l l T o C o n t a c t P h o n e N o L b l > - 
-         < B i l l t o C u s t o m e r N o _ L b l > B i l l t o C u s t o m e r N o _ L b l < / B i l l t o C u s t o m e r N o _ L b l > - 
-         < B i l l t o C u s t u m e r N o > B i l l t o C u s t u m e r N o < / B i l l t o C u s t u m e r N o > - 
-         < C o m p a n y A d d r e s s 1 > C o m p a n y A d d r e s s 1 < / C o m p a n y A d d r e s s 1 > - 
-         < C o m p a n y A d d r e s s 2 > C o m p a n y A d d r e s s 2 < / C o m p a n y A d d r e s s 2 > - 
-         < C o m p a n y A d d r e s s 3 > C o m p a n y A d d r e s s 3 < / C o m p a n y A d d r e s s 3 > - 
-         < C o m p a n y A d d r e s s 4 > C o m p a n y A d d r e s s 4 < / C o m p a n y A d d r e s s 4 > - 
-         < C o m p a n y A d d r e s s 5 > C o m p a n y A d d r e s s 5 < / C o m p a n y A d d r e s s 5 > - 
-         < C o m p a n y A d d r e s s 6 > C o m p a n y A d d r e s s 6 < / C o m p a n y A d d r e s s 6 > - 
-         < C o m p a n y A d d r e s s 7 > C o m p a n y A d d r e s s 7 < / C o m p a n y A d d r e s s 7 > - 
-         < C o m p a n y A d d r e s s 8 > C o m p a n y A d d r e s s 8 < / C o m p a n y A d d r e s s 8 > - 
-         < C o m p a n y B a n k A c c o u n t N o > C o m p a n y B a n k A c c o u n t N o < / C o m p a n y B a n k A c c o u n t N o > - 
-         < C o m p a n y B a n k A c c o u n t N o _ L b l > C o m p a n y B a n k A c c o u n t N o _ L b l < / C o m p a n y B a n k A c c o u n t N o _ L b l > - 
-         < C o m p a n y B a n k B r a n c h N o > C o m p a n y B a n k B r a n c h N o < / C o m p a n y B a n k B r a n c h N o > - 
-         < C o m p a n y B a n k B r a n c h N o _ L b l > C o m p a n y B a n k B r a n c h N o _ L b l < / C o m p a n y B a n k B r a n c h N o _ L b l > - 
-         < C o m p a n y B a n k N a m e > C o m p a n y B a n k N a m e < / C o m p a n y B a n k N a m e > - 
-         < C o m p a n y B a n k N a m e _ L b l > C o m p a n y B a n k N a m e _ L b l < / C o m p a n y B a n k N a m e _ L b l > - 
-         < C o m p a n y C u s t o m G i r o > C o m p a n y C u s t o m G i r o < / C o m p a n y C u s t o m G i r o > - 
-         < C o m p a n y C u s t o m G i r o _ L b l > C o m p a n y C u s t o m G i r o _ L b l < / C o m p a n y C u s t o m G i r o _ L b l > - 
-         < C o m p a n y E M a i l > C o m p a n y E M a i l < / C o m p a n y E M a i l > - 
-         < C o m p a n y G i r o N o > C o m p a n y G i r o N o < / C o m p a n y G i r o N o > - 
-         < C o m p a n y G i r o N o _ L b l > C o m p a n y G i r o N o _ L b l < / C o m p a n y G i r o N o _ L b l > - 
-         < C o m p a n y H o m e P a g e > C o m p a n y H o m e P a g e < / C o m p a n y H o m e P a g e > - 
-         < C o m p a n y I B A N > C o m p a n y I B A N < / C o m p a n y I B A N > - 
-         < C o m p a n y I B A N _ L b l > C o m p a n y I B A N _ L b l < / C o m p a n y I B A N _ L b l > - 
-         < C o m p a n y L e g a l O f f i c e > C o m p a n y L e g a l O f f i c e < / C o m p a n y L e g a l O f f i c e > - 
-         < C o m p a n y L e g a l O f f i c e _ L b l > C o m p a n y L e g a l O f f i c e _ L b l < / C o m p a n y L e g a l O f f i c e _ L b l > - 
-         < C o m p a n y L e g a l S t a t e m e n t > C o m p a n y L e g a l S t a t e m e n t < / C o m p a n y L e g a l S t a t e m e n t > - 
-         < C o m p a n y L o g o P o s i t i o n > C o m p a n y L o g o P o s i t i o n < / C o m p a n y L o g o P o s i t i o n > - 
-         < C o m p a n y P h o n e N o > C o m p a n y P h o n e N o < / C o m p a n y P h o n e N o > - 
-         < C o m p a n y P h o n e N o _ L b l > C o m p a n y P h o n e N o _ L b l < / C o m p a n y P h o n e N o _ L b l > - 
-         < C o m p a n y P i c t u r e   / > - 
-         < C o m p a n y R e g i s t r a t i o n N u m b e r > C o m p a n y R e g i s t r a t i o n N u m b e r < / C o m p a n y R e g i s t r a t i o n N u m b e r > - 
-         < C o m p a n y R e g i s t r a t i o n N u m b e r _ L b l > C o m p a n y R e g i s t r a t i o n N u m b e r _ L b l < / C o m p a n y R e g i s t r a t i o n N u m b e r _ L b l > - 
-         < C o m p a n y S W I F T > C o m p a n y S W I F T < / C o m p a n y S W I F T > - 
-         < C o m p a n y S W I F T _ L b l > C o m p a n y S W I F T _ L b l < / C o m p a n y S W I F T _ L b l > - 
-         < C o m p a n y V A T R e g i s t r a t i o n N o > C o m p a n y V A T R e g i s t r a t i o n N o < / C o m p a n y V A T R e g i s t r a t i o n N o > - 
-         < C o m p a n y V A T R e g i s t r a t i o n N o _ L b l > C o m p a n y V A T R e g i s t r a t i o n N o _ L b l < / C o m p a n y V A T R e g i s t r a t i o n N o _ L b l > - 
-         < C o m p a n y V A T R e g N o > C o m p a n y V A T R e g N o < / C o m p a n y V A T R e g N o > - 
-         < C o m p a n y V A T R e g N o _ L b l > C o m p a n y V A T R e g N o _ L b l < / C o m p a n y V A T R e g N o _ L b l > - 
-         < C o p y _ L b l > C o p y _ L b l < / C o p y _ L b l > - 
-         < C u s t o m e r A d d r e s s 1 > C u s t o m e r A d d r e s s 1 < / C u s t o m e r A d d r e s s 1 > - 
-         < C u s t o m e r A d d r e s s 2 > C u s t o m e r A d d r e s s 2 < / C u s t o m e r A d d r e s s 2 > - 
-         < C u s t o m e r A d d r e s s 3 > C u s t o m e r A d d r e s s 3 < / C u s t o m e r A d d r e s s 3 > - 
-         < C u s t o m e r A d d r e s s 4 > C u s t o m e r A d d r e s s 4 < / C u s t o m e r A d d r e s s 4 > - 
-         < C u s t o m e r A d d r e s s 5 > C u s t o m e r A d d r e s s 5 < / C u s t o m e r A d d r e s s 5 > - 
-         < C u s t o m e r A d d r e s s 6 > C u s t o m e r A d d r e s s 6 < / C u s t o m e r A d d r e s s 6 > - 
-         < C u s t o m e r A d d r e s s 7 > C u s t o m e r A d d r e s s 7 < / C u s t o m e r A d d r e s s 7 > - 
-         < C u s t o m e r A d d r e s s 8 > C u s t o m e r A d d r e s s 8 < / C u s t o m e r A d d r e s s 8 > - 
-         < C u s t o m e r P o s t a l B a r C o d e > C u s t o m e r P o s t a l B a r C o d e < / C u s t o m e r P o s t a l B a r C o d e > - 
-         < D o c u m e n t C o p y T e x t > D o c u m e n t C o p y T e x t < / D o c u m e n t C o p y T e x t > - 
-         < D o c u m e n t D a t e > D o c u m e n t D a t e < / D o c u m e n t D a t e > - 
-         < D o c u m e n t D a t e _ L b l > D o c u m e n t D a t e _ L b l < / D o c u m e n t D a t e _ L b l > - 
-         < D o c u m e n t N o > D o c u m e n t N o < / D o c u m e n t N o > - 
-         < D o c u m e n t N o _ L b l > D o c u m e n t N o _ L b l < / D o c u m e n t N o _ L b l > - 
-         < D u e D a t e > D u e D a t e < / D u e D a t e > - 
-         < D u e D a t e _ L b l > D u e D a t e _ L b l < / D u e D a t e _ L b l > - 
-         < E M a i l _ L b l > E M a i l _ L b l < / E M a i l _ L b l > - 
-         < E x c h a n g e R a t e A s T e x t > E x c h a n g e R a t e A s T e x t < / E x c h a n g e R a t e A s T e x t > - 
-         < E x t D o c N o _ S a l e s H e a d e r > E x t D o c N o _ S a l e s H e a d e r < / E x t D o c N o _ S a l e s H e a d e r > - 
-         < E x t D o c N o _ S a l e s H e a d e r _ L b l > E x t D o c N o _ S a l e s H e a d e r _ L b l < / E x t D o c N o _ S a l e s H e a d e r _ L b l > - 
-         < H o m e P a g e _ L b l > H o m e P a g e _ L b l < / H o m e P a g e _ L b l > - 
-         < I n v o i c e D i s c o u n t A m o u n t _ L b l > I n v o i c e D i s c o u n t A m o u n t _ L b l < / I n v o i c e D i s c o u n t A m o u n t _ L b l > - 
-         < I n v o i c e D i s c o u n t B a s e A m o u n t _ L b l > I n v o i c e D i s c o u n t B a s e A m o u n t _ L b l < / I n v o i c e D i s c o u n t B a s e A m o u n t _ L b l > - 
-         < I n v o i c e _ L b l > I n v o i c e _ L b l < / I n v o i c e _ L b l > - 
-         < L e g a l E n t i t y T y p e > L e g a l E n t i t y T y p e < / L e g a l E n t i t y T y p e > - 
-         < L e g a l E n t i t y T y p e _ L b l > L e g a l E n t i t y T y p e _ L b l < / L e g a l E n t i t y T y p e _ L b l > - 
-         < L i n e A m o u n t A f t e r I n v o i c e D i s c o u n t _ L b l > L i n e A m o u n t A f t e r I n v o i c e D i s c o u n t _ L b l < / L i n e A m o u n t A f t e r I n v o i c e D i s c o u n t _ L b l > - 
-         < L o c a l C u r r e n c y _ L b l > L o c a l C u r r e n c y _ L b l < / L o c a l C u r r e n c y _ L b l > - 
-         < P a g e _ L b l > P a g e _ L b l < / P a g e _ L b l > - 
-         < P a y m e n t M e t h o d D e s c r i p t i o n > P a y m e n t M e t h o d D e s c r i p t i o n < / P a y m e n t M e t h o d D e s c r i p t i o n > - 
-         < P a y m e n t M e t h o d D e s c r i p t i o n _ L b l > P a y m e n t M e t h o d D e s c r i p t i o n _ L b l < / P a y m e n t M e t h o d D e s c r i p t i o n _ L b l > - 
-         < P a y m e n t T e r m s D e s c r i p t i o n > P a y m e n t T e r m s D e s c r i p t i o n < / P a y m e n t T e r m s D e s c r i p t i o n > - 
-         < P a y m e n t T e r m s D e s c r i p t i o n _ L b l > P a y m e n t T e r m s D e s c r i p t i o n _ L b l < / P a y m e n t T e r m s D e s c r i p t i o n _ L b l > - 
-         < P r i c e s I n c l u d i n g V A T > P r i c e s I n c l u d i n g V A T < / P r i c e s I n c l u d i n g V A T > - 
-         < P r i c e s I n c l u d i n g V A T Y e s N o > P r i c e s I n c l u d i n g V A T Y e s N o < / P r i c e s I n c l u d i n g V A T Y e s N o > - 
-         < P r i c e s I n c l u d i n g V A T _ L b l > P r i c e s I n c l u d i n g V A T _ L b l < / P r i c e s I n c l u d i n g V A T _ L b l > - 
-         < Q u o t e N o > Q u o t e N o < / Q u o t e N o > - 
-         < Q u o t e N o _ L b l > Q u o t e N o _ L b l < / Q u o t e N o _ L b l > - 
-         < S a l e s I n v o i c e L i n e D i s c o u n t _ L b l > S a l e s I n v o i c e L i n e D i s c o u n t _ L b l < / S a l e s I n v o i c e L i n e D i s c o u n t _ L b l > - 
-         < S a l e s P e r s o n N a m e > S a l e s P e r s o n N a m e < / S a l e s P e r s o n N a m e > - 
-         < S a l e s P e r s o n T e x t _ L b l > S a l e s P e r s o n T e x t _ L b l < / S a l e s P e r s o n T e x t _ L b l > - 
-         < S a l e s P e r s o n _ L b l > S a l e s P e r s o n _ L b l < / S a l e s P e r s o n _ L b l > - 
-         < S e l l T o C o n t a c t E m a i l > S e l l T o C o n t a c t E m a i l < / S e l l T o C o n t a c t E m a i l > - 
-         < S e l l T o C o n t a c t E m a i l L b l > S e l l T o C o n t a c t E m a i l L b l < / S e l l T o C o n t a c t E m a i l L b l > - 
-         < S e l l T o C o n t a c t M o b i l e P h o n e N o > S e l l T o C o n t a c t M o b i l e P h o n e N o < / S e l l T o C o n t a c t M o b i l e P h o n e N o > - 
-         < S e l l T o C o n t a c t M o b i l e P h o n e N o L b l > S e l l T o C o n t a c t M o b i l e P h o n e N o L b l < / S e l l T o C o n t a c t M o b i l e P h o n e N o L b l > - 
-         < S e l l T o C o n t a c t P h o n e N o > S e l l T o C o n t a c t P h o n e N o < / S e l l T o C o n t a c t P h o n e N o > - 
-         < S e l l T o C o n t a c t P h o n e N o L b l > S e l l T o C o n t a c t P h o n e N o L b l < / S e l l T o C o n t a c t P h o n e N o L b l > - 
-         < S e l l t o C u s t o m e r N o > S e l l t o C u s t o m e r N o < / S e l l t o C u s t o m e r N o > - 
-         < S e l l t o C u s t o m e r N o _ L b l > S e l l t o C u s t o m e r N o _ L b l < / S e l l t o C u s t o m e r N o _ L b l > - 
-         < S e l l T o F a x N o > S e l l T o F a x N o < / S e l l T o F a x N o > - 
-         < S e l l T o P h o n e N o > S e l l T o P h o n e N o < / S e l l T o P h o n e N o > - 
-         < S h i p m e n t D a t e > S h i p m e n t D a t e < / S h i p m e n t D a t e > - 
-         < S h i p m e n t D a t e _ L b l > S h i p m e n t D a t e _ L b l < / S h i p m e n t D a t e _ L b l > - 
-         < S h i p m e n t M e t h o d D e s c r i p t i o n > S h i p m e n t M e t h o d D e s c r i p t i o n < / S h i p m e n t M e t h o d D e s c r i p t i o n > - 
-         < S h i p m e n t M e t h o d D e s c r i p t i o n _ L b l > S h i p m e n t M e t h o d D e s c r i p t i o n _ L b l < / S h i p m e n t M e t h o d D e s c r i p t i o n _ L b l > - 
-         < S h i p m e n t _ L b l > S h i p m e n t _ L b l < / S h i p m e n t _ L b l > - 
-         < S h i p T o A d d r e s s 1 > S h i p T o A d d r e s s 1 < / S h i p T o A d d r e s s 1 > - 
-         < S h i p T o A d d r e s s 2 > S h i p T o A d d r e s s 2 < / S h i p T o A d d r e s s 2 > - 
-         < S h i p T o A d d r e s s 3 > S h i p T o A d d r e s s 3 < / S h i p T o A d d r e s s 3 > - 
-         < S h i p T o A d d r e s s 4 > S h i p T o A d d r e s s 4 < / S h i p T o A d d r e s s 4 > - 
-         < S h i p T o A d d r e s s 5 > S h i p T o A d d r e s s 5 < / S h i p T o A d d r e s s 5 > - 
-         < S h i p T o A d d r e s s 6 > S h i p T o A d d r e s s 6 < / S h i p T o A d d r e s s 6 > - 
-         < S h i p T o A d d r e s s 7 > S h i p T o A d d r e s s 7 < / S h i p T o A d d r e s s 7 > - 
-         < S h i p T o A d d r e s s 8 > S h i p T o A d d r e s s 8 < / S h i p T o A d d r e s s 8 > - 
-         < S h i p T o A d d r e s s _ L b l > S h i p T o A d d r e s s _ L b l < / S h i p T o A d d r e s s _ L b l > - 
-         < S h i p T o P h o n e N o > S h i p T o P h o n e N o < / S h i p T o P h o n e N o > - 
-         < S h o w S h i p p i n g A d d r e s s > S h o w S h i p p i n g A d d r e s s < / S h o w S h i p p i n g A d d r e s s > - 
-         < S h o w W o r k D e s c r i p t i o n > S h o w W o r k D e s c r i p t i o n < / S h o w W o r k D e s c r i p t i o n > - 
-         < S u b t o t a l _ L b l > S u b t o t a l _ L b l < / S u b t o t a l _ L b l > - 
-         < T o t a l _ L b l > T o t a l _ L b l < / T o t a l _ L b l > - 
-         < V A T A m o u n t S p e c i f i c a t i o n _ L b l > V A T A m o u n t S p e c i f i c a t i o n _ L b l < / V A T A m o u n t S p e c i f i c a t i o n _ L b l > - 
-         < V A T A m o u n t _ L b l > V A T A m o u n t _ L b l < / V A T A m o u n t _ L b l > - 
-         < V A T B a s e _ L b l > V A T B a s e _ L b l < / V A T B a s e _ L b l > - 
-         < V A T C l a u s e s _ L b l > V A T C l a u s e s _ L b l < / V A T C l a u s e s _ L b l > - 
-         < V A T C l a u s e _ L b l > V A T C l a u s e _ L b l < / V A T C l a u s e _ L b l > - 
-         < V A T I d e n t i f i e r _ L b l > V A T I d e n t i f i e r _ L b l < / V A T I d e n t i f i e r _ L b l > - 
-         < V A T P e r c e n t a g e _ L b l > V A T P e r c e n t a g e _ L b l < / V A T P e r c e n t a g e _ L b l > - 
-         < V A T R e g i s t r a t i o n N o > V A T R e g i s t r a t i o n N o < / V A T R e g i s t r a t i o n N o > - 
-         < V A T R e g i s t r a t i o n N o _ L b l > V A T R e g i s t r a t i o n N o _ L b l < / V A T R e g i s t r a t i o n N o _ L b l > - 
-         < Y o u r R e f e r e n c e > Y o u r R e f e r e n c e < / Y o u r R e f e r e n c e > - 
-         < Y o u r R e f e r e n c e _ L b l > Y o u r R e f e r e n c e _ L b l < / Y o u r R e f e r e n c e _ L b l > - 
-         < L i n e > - 
-             < A m o u n t E x c l u d i n g V A T _ L i n e > A m o u n t E x c l u d i n g V A T _ L i n e < / A m o u n t E x c l u d i n g V A T _ L i n e > - 
-             < A m o u n t E x c l u d i n g V A T _ L i n e _ L b l > A m o u n t E x c l u d i n g V A T _ L i n e _ L b l < / A m o u n t E x c l u d i n g V A T _ L i n e _ L b l > - 
-             < A m o u n t I n c l u d i n g V A T _ L i n e > A m o u n t I n c l u d i n g V A T _ L i n e < / A m o u n t I n c l u d i n g V A T _ L i n e > - 
-             < A m o u n t I n c l u d i n g V A T _ L i n e _ L b l > A m o u n t I n c l u d i n g V A T _ L i n e _ L b l < / A m o u n t I n c l u d i n g V A T _ L i n e _ L b l > - 
-             < D e s c r i p t i o n _ L i n e > D e s c r i p t i o n _ L i n e < / D e s c r i p t i o n _ L i n e > - 
-             < D e s c r i p t i o n _ L i n e _ L b l > D e s c r i p t i o n _ L i n e _ L b l < / D e s c r i p t i o n _ L i n e _ L b l > - 
-             < I t e m N o _ L i n e > I t e m N o _ L i n e < / I t e m N o _ L i n e > - 
-             < I t e m N o _ L i n e _ L b l > I t e m N o _ L i n e _ L b l < / I t e m N o _ L i n e _ L b l > - 
-             < I t e m R e f e r e n c e N o > I t e m R e f e r e n c e N o < / I t e m R e f e r e n c e N o > - 
-             < I t e m R e f e r e n c e N o _ L b l > I t e m R e f e r e n c e N o _ L b l < / I t e m R e f e r e n c e N o _ L b l > - 
-             < L i n e A m o u n t _ L i n e > L i n e A m o u n t _ L i n e < / L i n e A m o u n t _ L i n e > - 
-             < L i n e A m o u n t _ L i n e _ L b l > L i n e A m o u n t _ L i n e _ L b l < / L i n e A m o u n t _ L i n e _ L b l > - 
-             < L i n e D i s c o u n t P e r c e n t T e x t _ L i n e > L i n e D i s c o u n t P e r c e n t T e x t _ L i n e < / L i n e D i s c o u n t P e r c e n t T e x t _ L i n e > - 
-             < L i n e D i s c o u n t P e r c e n t _ L i n e > L i n e D i s c o u n t P e r c e n t _ L i n e < / L i n e D i s c o u n t P e r c e n t _ L i n e > - 
-             < L i n e N o _ L i n e > L i n e N o _ L i n e < / L i n e N o _ L i n e > - 
-             < P l a n n e d S h i p m e n t D a t e _ L i n e > P l a n n e d S h i p m e n t D a t e _ L i n e < / P l a n n e d S h i p m e n t D a t e _ L i n e > - 
-             < P l a n n e d S h i p m e n t D a t e _ L i n e _ L b l > P l a n n e d S h i p m e n t D a t e _ L i n e _ L b l < / P l a n n e d S h i p m e n t D a t e _ L i n e _ L b l > - 
-             < Q u a n t i t y _ L i n e > Q u a n t i t y _ L i n e < / Q u a n t i t y _ L i n e > - 
-             < Q u a n t i t y _ L i n e _ L b l > Q u a n t i t y _ L i n e _ L b l < / Q u a n t i t y _ L i n e _ L b l > - 
-             < S h i p m e n t D a t e _ L i n e > S h i p m e n t D a t e _ L i n e < / S h i p m e n t D a t e _ L i n e > - 
-             < S h i p m e n t D a t e _ L i n e _ L b l > S h i p m e n t D a t e _ L i n e _ L b l < / S h i p m e n t D a t e _ L i n e _ L b l > - 
-             < T r a n s H e a d e r A m o u n t > T r a n s H e a d e r A m o u n t < / T r a n s H e a d e r A m o u n t > - 
-             < T y p e _ L i n e > T y p e _ L i n e < / T y p e _ L i n e > - 
-             < U n i t O f M e a s u r e > U n i t O f M e a s u r e < / U n i t O f M e a s u r e > - 
-             < U n i t O f M e a s u r e _ L b l > U n i t O f M e a s u r e _ L b l < / U n i t O f M e a s u r e _ L b l > - 
-             < U n i t P r i c e > U n i t P r i c e < / U n i t P r i c e > - 
-             < U n i t P r i c e _ L b l > U n i t P r i c e _ L b l < / U n i t P r i c e _ L b l > - 
-             < V A T I d e n t i f i e r _ L i n e > V A T I d e n t i f i e r _ L i n e < / V A T I d e n t i f i e r _ L i n e > - 
-             < V A T I d e n t i f i e r _ L i n e _ L b l > V A T I d e n t i f i e r _ L i n e _ L b l < / V A T I d e n t i f i e r _ L i n e _ L b l > - 
-             < V A T P c t _ L i n e > V A T P c t _ L i n e < / V A T P c t _ L i n e > - 
-             < V A T P c t _ L i n e _ L b l > V A T P c t _ L i n e _ L b l < / V A T P c t _ L i n e _ L b l > - 
-             < A s s e m b l y L i n e > - 
-                 < D e s c r i p t i o n _ A s s e m b l y L i n e > D e s c r i p t i o n _ A s s e m b l y L i n e < / D e s c r i p t i o n _ A s s e m b l y L i n e > - 
-                 < L i n e N o _ A s s e m b l y L i n e > L i n e N o _ A s s e m b l y L i n e < / L i n e N o _ A s s e m b l y L i n e > - 
-                 < Q u a n t i t y _ A s s e m b l y L i n e > Q u a n t i t y _ A s s e m b l y L i n e < / Q u a n t i t y _ A s s e m b l y L i n e > - 
-                 < U n i t O f M e a s u r e _ A s s e m b l y L i n e > U n i t O f M e a s u r e _ A s s e m b l y L i n e < / U n i t O f M e a s u r e _ A s s e m b l y L i n e > - 
-                 < V a r i a n t C o d e _ A s s e m b l y L i n e > V a r i a n t C o d e _ A s s e m b l y L i n e < / V a r i a n t C o d e _ A s s e m b l y L i n e > +     < T o o l t i p s / > + 
+     < H e a d e r   E l e m e n t T y p e = " D a t a I t e m "   E l e m e n t I d = " 1 2 4 0 3 7 3 8 8 6 " > + 
+         < B i l l T o C o n t a c t E m a i l   E l e m e n t T y p e = " C o l u m n "   E l e m e n t I d = " 3 3 5 8 2 7 8 9 5 "   D a t a T y p e = " T e x t " > B i l l T o C o n t a c t E m a i l < / B i l l T o C o n t a c t E m a i l > + 
+         < B i l l T o C o n t a c t E m a i l L b l   E l e m e n t T y p e = " C o l u m n "   E l e m e n t I d = " 2 9 6 4 7 8 3 6 5 "   D a t a T y p e = " T e x t C o n s t " > B i l l T o C o n t a c t E m a i l L b l < / B i l l T o C o n t a c t E m a i l L b l > + 
+         < B i l l T o C o n t a c t M o b i l e P h o n e N o   E l e m e n t T y p e = " C o l u m n "   E l e m e n t I d = " 2 4 8 4 8 8 6 9 6 "   D a t a T y p e = " T e x t " > B i l l T o C o n t a c t M o b i l e P h o n e N o < / B i l l T o C o n t a c t M o b i l e P h o n e N o > + 
+         < B i l l T o C o n t a c t M o b i l e P h o n e N o L b l   E l e m e n t T y p e = " C o l u m n "   E l e m e n t I d = " 2 7 6 3 1 1 3 3 8 "   D a t a T y p e = " T e x t C o n s t " > B i l l T o C o n t a c t M o b i l e P h o n e N o L b l < / B i l l T o C o n t a c t M o b i l e P h o n e N o L b l > + 
+         < B i l l T o C o n t a c t P h o n e N o   E l e m e n t T y p e = " C o l u m n "   E l e m e n t I d = " 3 6 2 4 7 7 4 8 8 "   D a t a T y p e = " T e x t " > B i l l T o C o n t a c t P h o n e N o < / B i l l T o C o n t a c t P h o n e N o > + 
+         < B i l l T o C o n t a c t P h o n e N o L b l   E l e m e n t T y p e = " C o l u m n "   E l e m e n t I d = " 2 1 2 3 3 4 5 9 6 6 "   D a t a T y p e = " T e x t C o n s t " > B i l l T o C o n t a c t P h o n e N o L b l < / B i l l T o C o n t a c t P h o n e N o L b l > + 
+         < B i l l t o C u s t o m e r N o _ L b l   E l e m e n t T y p e = " C o l u m n "   E l e m e n t I d = " 3 6 9 3 0 7 8 1 3 "   D a t a T y p e = " S t r i n g " > B i l l t o C u s t o m e r N o _ L b l < / B i l l t o C u s t o m e r N o _ L b l > + 
+         < B i l l t o C u s t u m e r N o   E l e m e n t T y p e = " C o l u m n "   E l e m e n t I d = " 2 8 0 4 7 3 0 5 8 "   D a t a T y p e = " C o d e " > B i l l t o C u s t u m e r N o < / B i l l t o C u s t u m e r N o > + 
+         < C o m p a n y A d d r e s s 1   E l e m e n t T y p e = " C o l u m n "   E l e m e n t I d = " 1 8 8 4 1 6 4 3 2 3 "   D a t a T y p e = " T e x t " > C o m p a n y A d d r e s s 1 < / C o m p a n y A d d r e s s 1 > + 
+         < C o m p a n y A d d r e s s 2   E l e m e n t T y p e = " C o l u m n "   E l e m e n t I d = " 1 2 4 6 4 6 7 7 0 6 "   D a t a T y p e = " T e x t " > C o m p a n y A d d r e s s 2 < / C o m p a n y A d d r e s s 2 > + 
+         < C o m p a n y A d d r e s s 3   E l e m e n t T y p e = " C o l u m n "   E l e m e n t I d = " 6 0 8 7 7 1 0 8 9 "   D a t a T y p e = " T e x t " > C o m p a n y A d d r e s s 3 < / C o m p a n y A d d r e s s 3 > + 
+         < C o m p a n y A d d r e s s 4   E l e m e n t T y p e = " C o l u m n "   E l e m e n t I d = " 7 7 7 6 8 0 1 1 2 "   D a t a T y p e = " T e x t " > C o m p a n y A d d r e s s 4 < / C o m p a n y A d d r e s s 4 > + 
+         < C o m p a n y A d d r e s s 5   E l e m e n t T y p e = " C o l u m n "   E l e m e n t I d = " 1 3 9 9 8 3 4 9 5 "   D a t a T y p e = " T e x t " > C o m p a n y A d d r e s s 5 < / C o m p a n y A d d r e s s 5 > + 
+         < C o m p a n y A d d r e s s 6   E l e m e n t T y p e = " C o l u m n "   E l e m e n t I d = " 4 9 7 7 1 3 1 2 2 "   D a t a T y p e = " T e x t " > C o m p a n y A d d r e s s 6 < / C o m p a n y A d d r e s s 6 > + 
+         < C o m p a n y A d d r e s s 7   E l e m e n t T y p e = " C o l u m n "   E l e m e n t I d = " 1 1 3 5 4 0 9 7 3 9 "   D a t a T y p e = " T e x t " > C o m p a n y A d d r e s s 7 < / C o m p a n y A d d r e s s 7 > + 
+         < C o m p a n y A d d r e s s 8   E l e m e n t T y p e = " C o l u m n "   E l e m e n t I d = " 1 7 1 5 2 5 5 3 0 0 "   D a t a T y p e = " T e x t " > C o m p a n y A d d r e s s 8 < / C o m p a n y A d d r e s s 8 > + 
+         < C o m p a n y B a n k A c c o u n t N o   E l e m e n t T y p e = " C o l u m n "   E l e m e n t I d = " 3 0 1 4 0 2 0 4 "   D a t a T y p e = " T e x t " > C o m p a n y B a n k A c c o u n t N o < / C o m p a n y B a n k A c c o u n t N o > + 
+         < C o m p a n y B a n k A c c o u n t N o _ L b l   E l e m e n t T y p e = " C o l u m n "   E l e m e n t I d = " 1 0 9 7 7 4 3 3 4 5 "   D a t a T y p e = " T e x t C o n s t " > C o m p a n y B a n k A c c o u n t N o _ L b l < / C o m p a n y B a n k A c c o u n t N o _ L b l > + 
+         < C o m p a n y B a n k B r a n c h N o   E l e m e n t T y p e = " C o l u m n "   E l e m e n t I d = " 7 9 3 1 3 3 0 5 7 "   D a t a T y p e = " T e x t " > C o m p a n y B a n k B r a n c h N o < / C o m p a n y B a n k B r a n c h N o > + 
+         < C o m p a n y B a n k B r a n c h N o _ L b l   E l e m e n t T y p e = " C o l u m n "   E l e m e n t I d = " 3 2 7 9 0 6 6 9 2 "   D a t a T y p e = " S t r i n g " > C o m p a n y B a n k B r a n c h N o _ L b l < / C o m p a n y B a n k B r a n c h N o _ L b l > + 
+         < C o m p a n y B a n k N a m e   E l e m e n t T y p e = " C o l u m n "   E l e m e n t I d = " 1 5 3 4 9 0 5 6 0 5 "   D a t a T y p e = " T e x t " > C o m p a n y B a n k N a m e < / C o m p a n y B a n k N a m e > + 
+         < C o m p a n y B a n k N a m e _ L b l   E l e m e n t T y p e = " C o l u m n "   E l e m e n t I d = " 1 2 0 4 3 0 7 0 1 4 "   D a t a T y p e = " T e x t C o n s t " > C o m p a n y B a n k N a m e _ L b l < / C o m p a n y B a n k N a m e _ L b l > + 
+         < C o m p a n y C u s t o m G i r o   E l e m e n t T y p e = " C o l u m n "   E l e m e n t I d = " 1 6 7 0 4 7 5 7 9 8 "   D a t a T y p e = " T e x t " > C o m p a n y C u s t o m G i r o < / C o m p a n y C u s t o m G i r o > + 
+         < C o m p a n y C u s t o m G i r o _ L b l   E l e m e n t T y p e = " C o l u m n "   E l e m e n t I d = " 8 9 1 4 3 9 6 2 5 "   D a t a T y p e = " T e x t " > C o m p a n y C u s t o m G i r o _ L b l < / C o m p a n y C u s t o m G i r o _ L b l > + 
+         < C o m p a n y E M a i l   E l e m e n t T y p e = " C o l u m n "   E l e m e n t I d = " 1 6 7 7 0 7 4 0 5 8 "   D a t a T y p e = " T e x t " > C o m p a n y E M a i l < / C o m p a n y E M a i l > + 
+         < C o m p a n y G i r o N o   E l e m e n t T y p e = " C o l u m n "   E l e m e n t I d = " 1 3 6 0 1 9 6 3 2 0 "   D a t a T y p e = " T e x t " > C o m p a n y G i r o N o < / C o m p a n y G i r o N o > + 
+         < C o m p a n y G i r o N o _ L b l   E l e m e n t T y p e = " C o l u m n "   E l e m e n t I d = " 8 6 1 6 0 2 1 1 5 "   D a t a T y p e = " T e x t C o n s t " > C o m p a n y G i r o N o _ L b l < / C o m p a n y G i r o N o _ L b l > + 
+         < C o m p a n y H o m e P a g e   E l e m e n t T y p e = " C o l u m n "   E l e m e n t I d = " 1 9 8 9 1 8 8 7 0 "   D a t a T y p e = " T e x t " > C o m p a n y H o m e P a g e < / C o m p a n y H o m e P a g e > + 
+         < C o m p a n y I B A N   E l e m e n t T y p e = " C o l u m n "   E l e m e n t I d = " 9 0 6 5 4 9 1 8 2 "   D a t a T y p e = " C o d e " > C o m p a n y I B A N < / C o m p a n y I B A N > + 
+         < C o m p a n y I B A N _ L b l   E l e m e n t T y p e = " C o l u m n "   E l e m e n t I d = " 1 2 6 7 9 5 2 2 2 7 "   D a t a T y p e = " S t r i n g " > C o m p a n y I B A N _ L b l < / C o m p a n y I B A N _ L b l > + 
+         < C o m p a n y L e g a l O f f i c e   E l e m e n t T y p e = " C o l u m n "   E l e m e n t I d = " 7 1 4 2 5 8 1 1 1 "   D a t a T y p e = " T e x t " > C o m p a n y L e g a l O f f i c e < / C o m p a n y L e g a l O f f i c e > + 
+         < C o m p a n y L e g a l O f f i c e _ L b l   E l e m e n t T y p e = " C o l u m n "   E l e m e n t I d = " 1 5 3 3 1 7 5 1 0 8 "   D a t a T y p e = " T e x t " > C o m p a n y L e g a l O f f i c e _ L b l < / C o m p a n y L e g a l O f f i c e _ L b l > + 
+         < C o m p a n y L e g a l S t a t e m e n t   E l e m e n t T y p e = " C o l u m n "   E l e m e n t I d = " 4 4 8 3 5 8 8 7 6 "   D a t a T y p e = " T e x t " > C o m p a n y L e g a l S t a t e m e n t < / C o m p a n y L e g a l S t a t e m e n t > + 
+         < C o m p a n y L o g o P o s i t i o n   E l e m e n t T y p e = " C o l u m n "   E l e m e n t I d = " 1 4 2 5 2 6 6 6 8 8 "   D a t a T y p e = " I n t e g e r " > C o m p a n y L o g o P o s i t i o n < / C o m p a n y L o g o P o s i t i o n > + 
+         < C o m p a n y P h o n e N o   E l e m e n t T y p e = " C o l u m n "   E l e m e n t I d = " 2 5 0 4 4 0 6 5 5 "   D a t a T y p e = " T e x t " > C o m p a n y P h o n e N o < / C o m p a n y P h o n e N o > + 
+         < C o m p a n y P h o n e N o _ L b l   E l e m e n t T y p e = " C o l u m n "   E l e m e n t I d = " 5 5 8 5 9 3 5 8 6 "   D a t a T y p e = " T e x t C o n s t " > C o m p a n y P h o n e N o _ L b l < / C o m p a n y P h o n e N o _ L b l > + 
+         < C o m p a n y P i c t u r e   E l e m e n t T y p e = " C o l u m n "   E l e m e n t I d = " 1 3 9 7 4 1 1 0 7 4 "   D a t a T y p e = " B L O B " / > + 
+         < C o m p a n y R e g i s t r a t i o n N u m b e r   E l e m e n t T y p e = " C o l u m n "   E l e m e n t I d = " 2 0 2 3 6 3 9 4 2 4 "   D a t a T y p e = " T e x t " > C o m p a n y R e g i s t r a t i o n N u m b e r < / C o m p a n y R e g i s t r a t i o n N u m b e r > + 
+         < C o m p a n y R e g i s t r a t i o n N u m b e r _ L b l   E l e m e n t T y p e = " C o l u m n "   E l e m e n t I d = " 1 8 3 3 1 0 6 6 5 3 "   D a t a T y p e = " T e x t " > C o m p a n y R e g i s t r a t i o n N u m b e r _ L b l < / C o m p a n y R e g i s t r a t i o n N u m b e r _ L b l > + 
+         < C o m p a n y S W I F T   E l e m e n t T y p e = " C o l u m n "   E l e m e n t I d = " 6 6 8 2 5 0 2 4 5 "   D a t a T y p e = " C o d e " > C o m p a n y S W I F T < / C o m p a n y S W I F T > + 
+         < C o m p a n y S W I F T _ L b l   E l e m e n t T y p e = " C o l u m n "   E l e m e n t I d = " 2 0 2 9 5 9 7 3 8 4 "   D a t a T y p e = " S t r i n g " > C o m p a n y S W I F T _ L b l < / C o m p a n y S W I F T _ L b l > + 
+         < C o m p a n y V A T R e g i s t r a t i o n N o   E l e m e n t T y p e = " C o l u m n "   E l e m e n t I d = " 1 9 1 4 0 1 3 6 4 9 "   D a t a T y p e = " T e x t " > C o m p a n y V A T R e g i s t r a t i o n N o < / C o m p a n y V A T R e g i s t r a t i o n N o > + 
+         < C o m p a n y V A T R e g i s t r a t i o n N o _ L b l   E l e m e n t T y p e = " C o l u m n "   E l e m e n t I d = " 9 2 4 5 0 3 1 2 4 "   D a t a T y p e = " T e x t " > C o m p a n y V A T R e g i s t r a t i o n N o _ L b l < / C o m p a n y V A T R e g i s t r a t i o n N o _ L b l > + 
+         < C o m p a n y V A T R e g N o   E l e m e n t T y p e = " C o l u m n "   E l e m e n t I d = " 1 7 1 4 3 1 9 3 6 "   D a t a T y p e = " T e x t " > C o m p a n y V A T R e g N o < / C o m p a n y V A T R e g N o > + 
+         < C o m p a n y V A T R e g N o _ L b l   E l e m e n t T y p e = " C o l u m n "   E l e m e n t I d = " 7 7 3 2 0 1 5 0 1 "   D a t a T y p e = " T e x t " > C o m p a n y V A T R e g N o _ L b l < / C o m p a n y V A T R e g N o _ L b l > + 
+         < C o p y _ L b l   E l e m e n t T y p e = " C o l u m n "   E l e m e n t I d = " 6 0 4 7 8 2 7 8 1 "   D a t a T y p e = " T e x t C o n s t " > C o p y _ L b l < / C o p y _ L b l > + 
+         < C u s t o m e r A d d r e s s 1   E l e m e n t T y p e = " C o l u m n "   E l e m e n t I d = " 1 8 0 1 9 6 6 4 5 4 "   D a t a T y p e = " T e x t " > C u s t o m e r A d d r e s s 1 < / C u s t o m e r A d d r e s s 1 > + 
+         < C u s t o m e r A d d r e s s 2   E l e m e n t T y p e = " C o l u m n "   E l e m e n t I d = " 1 1 6 4 2 6 9 8 3 7 "   D a t a T y p e = " T e x t " > C u s t o m e r A d d r e s s 2 < / C u s t o m e r A d d r e s s 2 > + 
+         < C u s t o m e r A d d r e s s 3   E l e m e n t T y p e = " C o l u m n "   E l e m e n t I d = " 5 2 6 5 7 3 2 2 0 "   D a t a T y p e = " T e x t " > C u s t o m e r A d d r e s s 3 < / C u s t o m e r A d d r e s s 3 > + 
+         < C u s t o m e r A d d r e s s 4   E l e m e n t T y p e = " C o l u m n "   E l e m e n t I d = " 1 1 1 1 2 3 3 9 7 "   D a t a T y p e = " T e x t " > C u s t o m e r A d d r e s s 4 < / C u s t o m e r A d d r e s s 4 > + 
+         < C u s t o m e r A d d r e s s 5   E l e m e n t T y p e = " C o l u m n "   E l e m e n t I d = " 7 4 8 8 2 0 0 1 4 "   D a t a T y p e = " T e x t " > C u s t o m e r A d d r e s s 5 < / C u s t o m e r A d d r e s s 5 > + 
+         < C u s t o m e r A d d r e s s 6   E l e m e n t T y p e = " C o l u m n "   E l e m e n t I d = " 1 3 8 6 5 1 6 6 3 1 "   D a t a T y p e = " T e x t " > C u s t o m e r A d d r e s s 6 < / C u s t o m e r A d d r e s s 6 > + 
+         < C u s t o m e r A d d r e s s 7   E l e m e n t T y p e = " C o l u m n "   E l e m e n t I d = " 2 0 2 4 2 1 3 2 4 8 "   D a t a T y p e = " T e x t " > C u s t o m e r A d d r e s s 7 < / C u s t o m e r A d d r e s s 7 > + 
+         < C u s t o m e r A d d r e s s 8   E l e m e n t T y p e = " C o l u m n "   E l e m e n t I d = " 1 0 4 8 6 9 8 5 8 5 "   D a t a T y p e = " T e x t " > C u s t o m e r A d d r e s s 8 < / C u s t o m e r A d d r e s s 8 > + 
+         < C u s t o m e r P o s t a l B a r C o d e   E l e m e n t T y p e = " C o l u m n "   E l e m e n t I d = " 3 9 8 5 8 0 6 8 8 "   D a t a T y p e = " T e x t " > C u s t o m e r P o s t a l B a r C o d e < / C u s t o m e r P o s t a l B a r C o d e > + 
+         < D o c u m e n t C o p y T e x t   E l e m e n t T y p e = " C o l u m n "   E l e m e n t I d = " 1 8 2 4 9 4 6 0 4 6 "   D a t a T y p e = " S t r i n g " > D o c u m e n t C o p y T e x t < / D o c u m e n t C o p y T e x t > + 
+         < D o c u m e n t D a t e   E l e m e n t T y p e = " C o l u m n "   E l e m e n t I d = " 5 5 2 8 7 1 9 1 4 "   D a t a T y p e = " S t r i n g " > D o c u m e n t D a t e < / D o c u m e n t D a t e > + 
+         < D o c u m e n t D a t e _ L b l   E l e m e n t T y p e = " C o l u m n "   E l e m e n t I d = " 1 0 2 6 4 9 4 8 3 "   D a t a T y p e = " S t r i n g " > D o c u m e n t D a t e _ L b l < / D o c u m e n t D a t e _ L b l > + 
+         < D o c u m e n t N o   E l e m e n t T y p e = " C o l u m n "   E l e m e n t I d = " 9 7 0 3 5 0 5 3 9 "   D a t a T y p e = " C o d e " > D o c u m e n t N o < / D o c u m e n t N o > + 
+         < D o c u m e n t N o _ L b l   E l e m e n t T y p e = " C o l u m n "   E l e m e n t I d = " 7 8 9 7 9 5 9 7 8 "   D a t a T y p e = " T e x t C o n s t " > D o c u m e n t N o _ L b l < / D o c u m e n t N o _ L b l > + 
+         < D u e D a t e   E l e m e n t T y p e = " C o l u m n "   E l e m e n t I d = " 7 4 5 1 7 0 2 0 3 "   D a t a T y p e = " S t r i n g " > D u e D a t e < / D u e D a t e > + 
+         < D u e D a t e _ L b l   E l e m e n t T y p e = " C o l u m n "   E l e m e n t I d = " 1 6 4 8 2 8 4 6 4 8 "   D a t a T y p e = " S t r i n g " > D u e D a t e _ L b l < / D u e D a t e _ L b l > + 
+         < E M a i l _ L b l   E l e m e n t T y p e = " C o l u m n "   E l e m e n t I d = " 1 4 3 8 8 6 8 0 1 2 "   D a t a T y p e = " T e x t C o n s t " > E M a i l _ L b l < / E M a i l _ L b l > + 
+         < E x c h a n g e R a t e A s T e x t   E l e m e n t T y p e = " C o l u m n "   E l e m e n t I d = " 5 9 2 9 5 5 8 4 5 "   D a t a T y p e = " T e x t " > E x c h a n g e R a t e A s T e x t < / E x c h a n g e R a t e A s T e x t > + 
+         < E x t D o c N o _ S a l e s H e a d e r   E l e m e n t T y p e = " C o l u m n "   E l e m e n t I d = " 8 3 2 4 5 0 5 2 3 "   D a t a T y p e = " C o d e " > E x t D o c N o _ S a l e s H e a d e r < / E x t D o c N o _ S a l e s H e a d e r > + 
+         < E x t D o c N o _ S a l e s H e a d e r _ L b l   E l e m e n t T y p e = " C o l u m n "   E l e m e n t I d = " 3 9 6 6 6 7 4 8 0 "   D a t a T y p e = " S t r i n g " > E x t D o c N o _ S a l e s H e a d e r _ L b l < / E x t D o c N o _ S a l e s H e a d e r _ L b l > + 
+         < H o m e P a g e _ L b l   E l e m e n t T y p e = " C o l u m n "   E l e m e n t I d = " 1 4 3 3 5 9 2 3 0 0 "   D a t a T y p e = " T e x t C o n s t " > H o m e P a g e _ L b l < / H o m e P a g e _ L b l > + 
+         < I n v o i c e _ L b l   E l e m e n t T y p e = " C o l u m n "   E l e m e n t I d = " 1 6 2 3 2 0 4 6 6 5 "   D a t a T y p e = " T e x t C o n s t " > I n v o i c e _ L b l < / I n v o i c e _ L b l > + 
+         < I n v o i c e D i s c o u n t A m o u n t _ L b l   E l e m e n t T y p e = " C o l u m n "   E l e m e n t I d = " 1 5 9 3 0 1 2 7 3 6 "   D a t a T y p e = " T e x t C o n s t " > I n v o i c e D i s c o u n t A m o u n t _ L b l < / I n v o i c e D i s c o u n t A m o u n t _ L b l > + 
+         < I n v o i c e D i s c o u n t B a s e A m o u n t _ L b l   E l e m e n t T y p e = " C o l u m n "   E l e m e n t I d = " 2 0 2 9 2 6 6 8 7 5 "   D a t a T y p e = " T e x t C o n s t " > I n v o i c e D i s c o u n t B a s e A m o u n t _ L b l < / I n v o i c e D i s c o u n t B a s e A m o u n t _ L b l > + 
+         < L e g a l E n t i t y T y p e   E l e m e n t T y p e = " C o l u m n "   E l e m e n t I d = " 2 0 5 1 8 7 3 5 6 3 "   D a t a T y p e = " T e x t " > L e g a l E n t i t y T y p e < / L e g a l E n t i t y T y p e > + 
+         < L e g a l E n t i t y T y p e _ L b l   E l e m e n t T y p e = " C o l u m n "   E l e m e n t I d = " 2 0 8 0 2 2 4 7 9 2 "   D a t a T y p e = " T e x t " > L e g a l E n t i t y T y p e _ L b l < / L e g a l E n t i t y T y p e _ L b l > + 
+         < L i n e A m o u n t A f t e r I n v o i c e D i s c o u n t _ L b l   E l e m e n t T y p e = " C o l u m n "   E l e m e n t I d = " 6 7 3 7 2 1 0 9 4 "   D a t a T y p e = " T e x t C o n s t " > L i n e A m o u n t A f t e r I n v o i c e D i s c o u n t _ L b l < / L i n e A m o u n t A f t e r I n v o i c e D i s c o u n t _ L b l > + 
+         < L o c a l C u r r e n c y _ L b l   E l e m e n t T y p e = " C o l u m n "   E l e m e n t I d = " 1 5 5 9 6 9 3 4 2 2 "   D a t a T y p e = " T e x t C o n s t " > L o c a l C u r r e n c y _ L b l < / L o c a l C u r r e n c y _ L b l > + 
+         < P a g e _ L b l   E l e m e n t T y p e = " C o l u m n "   E l e m e n t I d = " 6 8 0 6 4 8 0 9 1 "   D a t a T y p e = " T e x t C o n s t " > P a g e _ L b l < / P a g e _ L b l > + 
+         < P a y m e n t M e t h o d D e s c r i p t i o n   E l e m e n t T y p e = " C o l u m n "   E l e m e n t I d = " 5 8 5 7 5 7 9 7 4 "   D a t a T y p e = " T e x t " > P a y m e n t M e t h o d D e s c r i p t i o n < / P a y m e n t M e t h o d D e s c r i p t i o n > + 
+         < P a y m e n t M e t h o d D e s c r i p t i o n _ L b l   E l e m e n t T y p e = " C o l u m n "   E l e m e n t I d = " 7 9 7 1 1 7 3 2 3 "   D a t a T y p e = " T e x t C o n s t " > P a y m e n t M e t h o d D e s c r i p t i o n _ L b l < / P a y m e n t M e t h o d D e s c r i p t i o n _ L b l > + 
+         < P a y m e n t T e r m s D e s c r i p t i o n   E l e m e n t T y p e = " C o l u m n "   E l e m e n t I d = " 2 0 3 8 7 4 2 7 0 0 "   D a t a T y p e = " T e x t " > P a y m e n t T e r m s D e s c r i p t i o n < / P a y m e n t T e r m s D e s c r i p t i o n > + 
+         < P a y m e n t T e r m s D e s c r i p t i o n _ L b l   E l e m e n t T y p e = " C o l u m n "   E l e m e n t I d = " 1 8 7 4 4 9 4 3 2 1 "   D a t a T y p e = " T e x t C o n s t " > P a y m e n t T e r m s D e s c r i p t i o n _ L b l < / P a y m e n t T e r m s D e s c r i p t i o n _ L b l > + 
+         < P r i c e s I n c l u d i n g V A T   E l e m e n t T y p e = " C o l u m n "   E l e m e n t I d = " 5 1 8 8 1 7 1 6 7 "   D a t a T y p e = " B o o l e a n " > P r i c e s I n c l u d i n g V A T < / P r i c e s I n c l u d i n g V A T > + 
+         < P r i c e s I n c l u d i n g V A T _ L b l   E l e m e n t T y p e = " C o l u m n "   E l e m e n t I d = " 1 3 7 7 9 7 9 4 4 4 "   D a t a T y p e = " S t r i n g " > P r i c e s I n c l u d i n g V A T _ L b l < / P r i c e s I n c l u d i n g V A T _ L b l > + 
+         < P r i c e s I n c l u d i n g V A T Y e s N o   E l e m e n t T y p e = " C o l u m n "   E l e m e n t I d = " 1 4 1 1 1 4 7 5 9 9 "   D a t a T y p e = " S t r i n g " > P r i c e s I n c l u d i n g V A T Y e s N o < / P r i c e s I n c l u d i n g V A T Y e s N o > + 
+         < Q u o t e N o   E l e m e n t T y p e = " C o l u m n "   E l e m e n t I d = " 1 5 2 1 5 3 3 0 4 6 "   D a t a T y p e = " C o d e " > Q u o t e N o < / Q u o t e N o > + 
+         < Q u o t e N o _ L b l   E l e m e n t T y p e = " C o l u m n "   E l e m e n t I d = " 1 0 3 1 9 0 2 3 5 7 "   D a t a T y p e = " S t r i n g " > Q u o t e N o _ L b l < / Q u o t e N o _ L b l > + 
+         < S a l e s I n v o i c e L i n e D i s c o u n t _ L b l   E l e m e n t T y p e = " C o l u m n "   E l e m e n t I d = " 6 6 4 6 0 1 5 8 2 "   D a t a T y p e = " T e x t C o n s t " > S a l e s I n v o i c e L i n e D i s c o u n t _ L b l < / S a l e s I n v o i c e L i n e D i s c o u n t _ L b l > + 
+         < S a l e s P e r s o n _ L b l   E l e m e n t T y p e = " C o l u m n "   E l e m e n t I d = " 1 5 6 4 1 9 6 3 6 5 "   D a t a T y p e = " T e x t C o n s t " > S a l e s P e r s o n _ L b l < / S a l e s P e r s o n _ L b l > + 
+         < S a l e s P e r s o n N a m e   E l e m e n t T y p e = " C o l u m n "   E l e m e n t I d = " 8 7 1 4 9 2 9 8 3 "   D a t a T y p e = " T e x t " > S a l e s P e r s o n N a m e < / S a l e s P e r s o n N a m e > + 
+         < S a l e s P e r s o n T e x t _ L b l   E l e m e n t T y p e = " C o l u m n "   E l e m e n t I d = " 7 4 6 2 5 9 5 4 4 "   D a t a T y p e = " T e x t " > S a l e s P e r s o n T e x t _ L b l < / S a l e s P e r s o n T e x t _ L b l > + 
+         < S e l l T o C o n t a c t E m a i l   E l e m e n t T y p e = " C o l u m n "   E l e m e n t I d = " 2 6 2 8 2 4 5 6 4 "   D a t a T y p e = " T e x t " > S e l l T o C o n t a c t E m a i l < / S e l l T o C o n t a c t E m a i l > + 
+         < S e l l T o C o n t a c t E m a i l L b l   E l e m e n t T y p e = " C o l u m n "   E l e m e n t I d = " 3 7 0 9 2 0 3 7 4 "   D a t a T y p e = " T e x t C o n s t " > S e l l T o C o n t a c t E m a i l L b l < / S e l l T o C o n t a c t E m a i l L b l > + 
+         < S e l l T o C o n t a c t M o b i l e P h o n e N o   E l e m e n t T y p e = " C o l u m n "   E l e m e n t I d = " 1 8 4 3 5 8 7 4 7 "   D a t a T y p e = " T e x t " > S e l l T o C o n t a c t M o b i l e P h o n e N o < / S e l l T o C o n t a c t M o b i l e P h o n e N o > + 
+         < S e l l T o C o n t a c t M o b i l e P h o n e N o L b l   E l e m e n t T y p e = " C o l u m n "   E l e m e n t I d = " 1 4 5 7 5 2 8 4 1 7 "   D a t a T y p e = " T e x t C o n s t " > S e l l T o C o n t a c t M o b i l e P h o n e N o L b l < / S e l l T o C o n t a c t M o b i l e P h o n e N o L b l > + 
+         < S e l l T o C o n t a c t P h o n e N o   E l e m e n t T y p e = " C o l u m n "   E l e m e n t I d = " 1 6 1 3 8 2 2 4 8 3 "   D a t a T y p e = " T e x t " > S e l l T o C o n t a c t P h o n e N o < / S e l l T o C o n t a c t P h o n e N o > + 
+         < S e l l T o C o n t a c t P h o n e N o L b l   E l e m e n t T y p e = " C o l u m n "   E l e m e n t I d = " 1 0 5 0 6 8 6 8 0 9 "   D a t a T y p e = " T e x t C o n s t " > S e l l T o C o n t a c t P h o n e N o L b l < / S e l l T o C o n t a c t P h o n e N o L b l > + 
+         < S e l l t o C u s t o m e r N o   E l e m e n t T y p e = " C o l u m n "   E l e m e n t I d = " 2 0 5 0 6 4 7 3 4 9 "   D a t a T y p e = " C o d e " > S e l l t o C u s t o m e r N o < / S e l l t o C u s t o m e r N o > + 
+         < S e l l t o C u s t o m e r N o _ L b l   E l e m e n t T y p e = " C o l u m n "   E l e m e n t I d = " 2 9 8 3 8 1 5 1 2 "   D a t a T y p e = " S t r i n g " > S e l l t o C u s t o m e r N o _ L b l < / S e l l t o C u s t o m e r N o _ L b l > + 
+         < S e l l T o F a x N o   E l e m e n t T y p e = " C o l u m n "   E l e m e n t I d = " 8 6 0 8 2 8 4 3 4 "   D a t a T y p e = " T e x t " > S e l l T o F a x N o < / S e l l T o F a x N o > + 
+         < S e l l T o P h o n e N o   E l e m e n t T y p e = " C o l u m n "   E l e m e n t I d = " 7 5 1 9 3 1 8 4 3 "   D a t a T y p e = " T e x t " > S e l l T o P h o n e N o < / S e l l T o P h o n e N o > + 
+         < S h i p m e n t _ L b l   E l e m e n t T y p e = " C o l u m n "   E l e m e n t I d = " 2 0 8 5 7 6 7 1 2 0 "   D a t a T y p e = " T e x t C o n s t " > S h i p m e n t _ L b l < / S h i p m e n t _ L b l > + 
+         < S h i p m e n t D a t e   E l e m e n t T y p e = " C o l u m n "   E l e m e n t I d = " 9 3 1 1 1 1 4 6 5 "   D a t a T y p e = " S t r i n g " > S h i p m e n t D a t e < / S h i p m e n t D a t e > + 
+         < S h i p m e n t D a t e _ L b l   E l e m e n t T y p e = " C o l u m n "   E l e m e n t I d = " 6 1 4 4 0 0 3 6 4 "   D a t a T y p e = " S t r i n g " > S h i p m e n t D a t e _ L b l < / S h i p m e n t D a t e _ L b l > + 
+         < S h i p m e n t M e t h o d D e s c r i p t i o n   E l e m e n t T y p e = " C o l u m n "   E l e m e n t I d = " 2 0 5 9 4 0 3 2 6 0 "   D a t a T y p e = " T e x t " > S h i p m e n t M e t h o d D e s c r i p t i o n < / S h i p m e n t M e t h o d D e s c r i p t i o n > + 
+         < S h i p m e n t M e t h o d D e s c r i p t i o n _ L b l   E l e m e n t T y p e = " C o l u m n "   E l e m e n t I d = " 1 1 7 9 9 7 8 4 6 5 "   D a t a T y p e = " T e x t C o n s t " > S h i p m e n t M e t h o d D e s c r i p t i o n _ L b l < / S h i p m e n t M e t h o d D e s c r i p t i o n _ L b l > + 
+         < S h i p T o A d d r e s s _ L b l   E l e m e n t T y p e = " C o l u m n "   E l e m e n t I d = " 1 6 5 0 5 0 5 0 1 7 "   D a t a T y p e = " T e x t C o n s t " > S h i p T o A d d r e s s _ L b l < / S h i p T o A d d r e s s _ L b l > + 
+         < S h i p T o A d d r e s s 1   E l e m e n t T y p e = " C o l u m n "   E l e m e n t I d = " 1 3 5 7 6 7 2 8 6 1 "   D a t a T y p e = " T e x t " > S h i p T o A d d r e s s 1 < / S h i p T o A d d r e s s 1 > + 
+         < S h i p T o A d d r e s s 2   E l e m e n t T y p e = " C o l u m n "   E l e m e n t I d = " 1 0 2 4 2 0 4 5 8 4 "   D a t a T y p e = " T e x t " > S h i p T o A d d r e s s 2 < / S h i p T o A d d r e s s 2 > + 
+         < S h i p T o A d d r e s s 3   E l e m e n t T y p e = " C o l u m n "   E l e m e n t I d = " 1 6 6 1 9 0 1 2 0 1 "   D a t a T y p e = " T e x t " > S h i p T o A d d r e s s 3 < / S h i p T o A d d r e s s 3 > + 
+         < S h i p T o A d d r e s s 4   E l e m e n t T y p e = " C o l u m n "   E l e m e n t I d = " 5 5 5 4 1 6 9 9 0 "   D a t a T y p e = " T e x t " > S h i p T o A d d r e s s 4 < / S h i p T o A d d r e s s 4 > + 
+         < S h i p T o A d d r e s s 5   E l e m e n t T y p e = " C o l u m n "   E l e m e n t I d = " 1 1 9 3 1 1 3 6 0 7 "   D a t a T y p e = " T e x t " > S h i p T o A d d r e s s 5 < / S h i p T o A d d r e s s 5 > + 
+         < S h i p T o A d d r e s s 6   E l e m e n t T y p e = " C o l u m n "   E l e m e n t I d = " 7 1 9 9 7 6 2 4 4 "   D a t a T y p e = " T e x t " > S h i p T o A d d r e s s 6 < / S h i p T o A d d r e s s 6 > + 
+         < S h i p T o A d d r e s s 7   E l e m e n t T y p e = " C o l u m n "   E l e m e n t I d = " 8 2 2 7 9 6 2 7 "   D a t a T y p e = " T e x t " > S h i p T o A d d r e s s 7 < / S h i p T o A d d r e s s 7 > + 
+         < S h i p T o A d d r e s s 8   E l e m e n t T y p e = " C o l u m n "   E l e m e n t I d = " 1 4 9 2 9 9 2 1 7 8 "   D a t a T y p e = " T e x t " > S h i p T o A d d r e s s 8 < / S h i p T o A d d r e s s 8 > + 
+         < S h i p T o P h o n e N o   E l e m e n t T y p e = " C o l u m n "   E l e m e n t I d = " 3 6 9 7 0 2 2 5 5 "   D a t a T y p e = " T e x t " > S h i p T o P h o n e N o < / S h i p T o P h o n e N o > + 
+         < S h o w S h i p p i n g A d d r e s s   E l e m e n t T y p e = " C o l u m n "   E l e m e n t I d = " 1 1 2 0 0 7 1 2 6 6 "   D a t a T y p e = " B o o l e a n " > S h o w S h i p p i n g A d d r e s s < / S h o w S h i p p i n g A d d r e s s > + 
+         < S h o w W o r k D e s c r i p t i o n   E l e m e n t T y p e = " C o l u m n "   E l e m e n t I d = " 7 8 5 4 6 8 8 6 5 "   D a t a T y p e = " B o o l e a n " > S h o w W o r k D e s c r i p t i o n < / S h o w W o r k D e s c r i p t i o n > + 
+         < S u b t o t a l _ L b l   E l e m e n t T y p e = " C o l u m n "   E l e m e n t I d = " 1 9 6 7 7 9 5 1 4 2 "   D a t a T y p e = " T e x t C o n s t " > S u b t o t a l _ L b l < / S u b t o t a l _ L b l > + 
+         < T o t a l _ L b l   E l e m e n t T y p e = " C o l u m n "   E l e m e n t I d = " 1 2 1 0 1 0 0 8 7 8 "   D a t a T y p e = " T e x t C o n s t " > T o t a l _ L b l < / T o t a l _ L b l > + 
+         < V A T A m o u n t _ L b l   E l e m e n t T y p e = " C o l u m n "   E l e m e n t I d = " 1 0 9 4 6 5 7 2 9 "   D a t a T y p e = " T e x t C o n s t " > V A T A m o u n t _ L b l < / V A T A m o u n t _ L b l > + 
+         < V A T A m o u n t S p e c i f i c a t i o n _ L b l   E l e m e n t T y p e = " C o l u m n "   E l e m e n t I d = " 8 7 8 7 0 6 8 4 6 "   D a t a T y p e = " T e x t C o n s t " > V A T A m o u n t S p e c i f i c a t i o n _ L b l < / V A T A m o u n t S p e c i f i c a t i o n _ L b l > + 
+         < V A T B a s e _ L b l   E l e m e n t T y p e = " C o l u m n "   E l e m e n t I d = " 1 8 6 6 1 5 8 2 7 8 "   D a t a T y p e = " T e x t C o n s t " > V A T B a s e _ L b l < / V A T B a s e _ L b l > + 
+         < V A T C l a u s e _ L b l   E l e m e n t T y p e = " C o l u m n "   E l e m e n t I d = " 1 5 7 0 4 9 5 4 9 0 "   D a t a T y p e = " S t r i n g " > V A T C l a u s e _ L b l < / V A T C l a u s e _ L b l > + 
+         < V A T C l a u s e s _ L b l   E l e m e n t T y p e = " C o l u m n "   E l e m e n t I d = " 1 3 8 3 9 2 0 0 1 9 "   D a t a T y p e = " T e x t C o n s t " > V A T C l a u s e s _ L b l < / V A T C l a u s e s _ L b l > + 
+         < V A T I d e n t i f i e r _ L b l   E l e m e n t T y p e = " C o l u m n "   E l e m e n t I d = " 1 6 8 6 6 2 3 9 8 4 "   D a t a T y p e = " T e x t C o n s t " > V A T I d e n t i f i e r _ L b l < / V A T I d e n t i f i e r _ L b l > + 
+         < V A T P e r c e n t a g e _ L b l   E l e m e n t T y p e = " C o l u m n "   E l e m e n t I d = " 6 7 6 6 5 4 5 6 5 "   D a t a T y p e = " T e x t C o n s t " > V A T P e r c e n t a g e _ L b l < / V A T P e r c e n t a g e _ L b l > + 
+         < V A T R e g i s t r a t i o n N o   E l e m e n t T y p e = " C o l u m n "   E l e m e n t I d = " 1 8 8 9 1 9 5 4 0 2 "   D a t a T y p e = " T e x t " > V A T R e g i s t r a t i o n N o < / V A T R e g i s t r a t i o n N o > + 
+         < V A T R e g i s t r a t i o n N o _ L b l   E l e m e n t T y p e = " C o l u m n "   E l e m e n t I d = " 1 4 2 4 6 1 6 0 8 5 "   D a t a T y p e = " T e x t " > V A T R e g i s t r a t i o n N o _ L b l < / V A T R e g i s t r a t i o n N o _ L b l > + 
+         < Y o u r R e f e r e n c e   E l e m e n t T y p e = " C o l u m n "   E l e m e n t I d = " 1 1 0 3 9 9 5 1 "   D a t a T y p e = " T e x t " > Y o u r R e f e r e n c e < / Y o u r R e f e r e n c e > + 
+         < Y o u r R e f e r e n c e _ L b l   E l e m e n t T y p e = " C o l u m n "   E l e m e n t I d = " 4 6 5 4 7 7 4 2 6 "   D a t a T y p e = " S t r i n g " > Y o u r R e f e r e n c e _ L b l < / Y o u r R e f e r e n c e _ L b l > + 
+         < L i n e   E l e m e n t T y p e = " D a t a I t e m "   E l e m e n t I d = " 4 1 1 9 7 6 1 3 3 " > + 
+             < A m o u n t E x c l u d i n g V A T _ L i n e   E l e m e n t T y p e = " C o l u m n "   E l e m e n t I d = " 1 0 6 2 4 6 0 0 4 0 "   D a t a T y p e = " D e c i m a l " > A m o u n t E x c l u d i n g V A T _ L i n e < / A m o u n t E x c l u d i n g V A T _ L i n e > + 
+             < A m o u n t E x c l u d i n g V A T _ L i n e _ L b l   E l e m e n t T y p e = " C o l u m n "   E l e m e n t I d = " 2 0 0 2 8 7 4 4 7 5 "   D a t a T y p e = " S t r i n g " > A m o u n t E x c l u d i n g V A T _ L i n e _ L b l < / A m o u n t E x c l u d i n g V A T _ L i n e _ L b l > + 
+             < A m o u n t I n c l u d i n g V A T _ L i n e   E l e m e n t T y p e = " C o l u m n "   E l e m e n t I d = " 7 7 0 9 2 8 4 0 2 "   D a t a T y p e = " D e c i m a l " > A m o u n t I n c l u d i n g V A T _ L i n e < / A m o u n t I n c l u d i n g V A T _ L i n e > + 
+             < A m o u n t I n c l u d i n g V A T _ L i n e _ L b l   E l e m e n t T y p e = " C o l u m n "   E l e m e n t I d = " 9 3 0 7 4 7 3 1 3 "   D a t a T y p e = " S t r i n g " > A m o u n t I n c l u d i n g V A T _ L i n e _ L b l < / A m o u n t I n c l u d i n g V A T _ L i n e _ L b l > + 
+             < D e s c r i p t i o n _ L i n e   E l e m e n t T y p e = " C o l u m n "   E l e m e n t I d = " 1 4 0 6 8 2 2 3 1 0 "   D a t a T y p e = " T e x t " > D e s c r i p t i o n _ L i n e < / D e s c r i p t i o n _ L i n e > + 
+             < D e s c r i p t i o n _ L i n e _ L b l   E l e m e n t T y p e = " C o l u m n "   E l e m e n t I d = " 2 1 1 8 9 5 1 4 9 5 "   D a t a T y p e = " S t r i n g " > D e s c r i p t i o n _ L i n e _ L b l < / D e s c r i p t i o n _ L i n e _ L b l > + 
+             < I t e m N o _ L i n e   E l e m e n t T y p e = " C o l u m n "   E l e m e n t I d = " 1 9 1 0 2 9 6 2 8 8 "   D a t a T y p e = " C o d e " > I t e m N o _ L i n e < / I t e m N o _ L i n e > + 
+             < I t e m N o _ L i n e _ L b l   E l e m e n t T y p e = " C o l u m n "   E l e m e n t I d = " 1 3 4 0 0 7 9 6 1 3 "   D a t a T y p e = " S t r i n g " > I t e m N o _ L i n e _ L b l < / I t e m N o _ L i n e _ L b l > + 
+             < I t e m R e f e r e n c e N o   E l e m e n t T y p e = " C o l u m n "   E l e m e n t I d = " 4 7 4 0 7 7 5 6 6 "   D a t a T y p e = " C o d e " > I t e m R e f e r e n c e N o < / I t e m R e f e r e n c e N o > + 
+             < I t e m R e f e r e n c e N o _ L b l   E l e m e n t T y p e = " C o l u m n "   E l e m e n t I d = " 8 2 6 8 4 0 1 6 1 "   D a t a T y p e = " S t r i n g " > I t e m R e f e r e n c e N o _ L b l < / I t e m R e f e r e n c e N o _ L b l > + 
+             < L i n e A m o u n t _ L i n e   E l e m e n t T y p e = " C o l u m n "   E l e m e n t I d = " 2 6 8 9 3 7 1 6 2 "   D a t a T y p e = " T e x t " > L i n e A m o u n t _ L i n e < / L i n e A m o u n t _ L i n e > + 
+             < L i n e A m o u n t _ L i n e _ L b l   E l e m e n t T y p e = " C o l u m n "   E l e m e n t I d = " 9 9 2 9 0 1 8 4 5 "   D a t a T y p e = " S t r i n g " > L i n e A m o u n t _ L i n e _ L b l < / L i n e A m o u n t _ L i n e _ L b l > + 
+             < L i n e D i s c o u n t P e r c e n t _ L i n e   E l e m e n t T y p e = " C o l u m n "   E l e m e n t I d = " 9 0 7 8 2 7 4 3 6 "   D a t a T y p e = " D e c i m a l " > L i n e D i s c o u n t P e r c e n t _ L i n e < / L i n e D i s c o u n t P e r c e n t _ L i n e > + 
+             < L i n e D i s c o u n t P e r c e n t T e x t _ L i n e   E l e m e n t T y p e = " C o l u m n "   E l e m e n t I d = " 6 1 3 1 3 5 1 9 "   D a t a T y p e = " T e x t " > L i n e D i s c o u n t P e r c e n t T e x t _ L i n e < / L i n e D i s c o u n t P e r c e n t T e x t _ L i n e > + 
+             < L i n e N o _ L i n e   E l e m e n t T y p e = " C o l u m n "   E l e m e n t I d = " 6 9 8 9 8 5 9 7 9 "   D a t a T y p e = " I n t e g e r " > L i n e N o _ L i n e < / L i n e N o _ L i n e > + 
+             < P l a n n e d S h i p m e n t D a t e _ L i n e   E l e m e n t T y p e = " C o l u m n "   E l e m e n t I d = " 1 0 4 5 5 7 6 0 9 2 "   D a t a T y p e = " S t r i n g " > P l a n n e d S h i p m e n t D a t e _ L i n e < / P l a n n e d S h i p m e n t D a t e _ L i n e > + 
+             < P l a n n e d S h i p m e n t D a t e _ L i n e _ L b l   E l e m e n t T y p e = " C o l u m n "   E l e m e n t I d = " 1 3 4 2 8 7 0 6 4 9 "   D a t a T y p e = " S t r i n g " > P l a n n e d S h i p m e n t D a t e _ L i n e _ L b l < / P l a n n e d S h i p m e n t D a t e _ L i n e _ L b l > + 
+             < Q u a n t i t y _ L i n e   E l e m e n t T y p e = " C o l u m n "   E l e m e n t I d = " 1 0 6 8 5 4 3 5 3 7 "   D a t a T y p e = " T e x t " > Q u a n t i t y _ L i n e < / Q u a n t i t y _ L i n e > + 
+             < Q u a n t i t y _ L i n e _ L b l   E l e m e n t T y p e = " C o l u m n "   E l e m e n t I d = " 2 0 3 4 5 0 6 8 0 2 "   D a t a T y p e = " S t r i n g " > Q u a n t i t y _ L i n e _ L b l < / Q u a n t i t y _ L i n e _ L b l > + 
+             < S h i p m e n t D a t e _ L i n e   E l e m e n t T y p e = " C o l u m n "   E l e m e n t I d = " 1 6 7 3 3 7 5 4 1 6 "   D a t a T y p e = " S t r i n g " > S h i p m e n t D a t e _ L i n e < / S h i p m e n t D a t e _ L i n e > + 
+             < S h i p m e n t D a t e _ L i n e _ L b l   E l e m e n t T y p e = " C o l u m n "   E l e m e n t I d = " 8 5 3 2 2 4 3 6 3 "   D a t a T y p e = " T e x t C o n s t " > S h i p m e n t D a t e _ L i n e _ L b l < / S h i p m e n t D a t e _ L i n e _ L b l > + 
+             < T r a n s H e a d e r A m o u n t   E l e m e n t T y p e = " C o l u m n "   E l e m e n t I d = " 2 0 2 8 3 0 6 2 7 6 "   D a t a T y p e = " D e c i m a l " > T r a n s H e a d e r A m o u n t < / T r a n s H e a d e r A m o u n t > + 
+             < T y p e _ L i n e   E l e m e n t T y p e = " C o l u m n "   E l e m e n t I d = " 2 7 2 8 0 4 9 2 4 "   D a t a T y p e = " S t r i n g " > T y p e _ L i n e < / T y p e _ L i n e > + 
+             < U n i t O f M e a s u r e   E l e m e n t T y p e = " C o l u m n "   E l e m e n t I d = " 1 8 0 8 2 2 8 0 1 8 "   D a t a T y p e = " T e x t " > U n i t O f M e a s u r e < / U n i t O f M e a s u r e > + 
+             < U n i t O f M e a s u r e _ L b l   E l e m e n t T y p e = " C o l u m n "   E l e m e n t I d = " 9 8 1 9 5 1 2 4 9 "   D a t a T y p e = " S t r i n g " > U n i t O f M e a s u r e _ L b l < / U n i t O f M e a s u r e _ L b l > + 
+             < U n i t P r i c e   E l e m e n t T y p e = " C o l u m n "   E l e m e n t I d = " 1 4 7 8 2 2 1 5 2 6 "   D a t a T y p e = " T e x t " > U n i t P r i c e < / U n i t P r i c e > + 
+             < U n i t P r i c e _ L b l   E l e m e n t T y p e = " C o l u m n "   E l e m e n t I d = " 1 1 6 3 9 2 6 6 0 3 "   D a t a T y p e = " S t r i n g " > U n i t P r i c e _ L b l < / U n i t P r i c e _ L b l > + 
+             < V A T I d e n t i f i e r _ L i n e   E l e m e n t T y p e = " C o l u m n "   E l e m e n t I d = " 1 7 7 3 6 2 2 4 1 2 "   D a t a T y p e = " C o d e " > V A T I d e n t i f i e r _ L i n e < / V A T I d e n t i f i e r _ L i n e > + 
+             < V A T I d e n t i f i e r _ L i n e _ L b l   E l e m e n t T y p e = " C o l u m n "   E l e m e n t I d = " 5 3 3 7 8 2 7 0 3 "   D a t a T y p e = " S t r i n g " > V A T I d e n t i f i e r _ L i n e _ L b l < / V A T I d e n t i f i e r _ L i n e _ L b l > + 
+             < V A T P c t _ L i n e   E l e m e n t T y p e = " C o l u m n "   E l e m e n t I d = " 1 9 7 4 0 0 1 9 4 4 "   D a t a T y p e = " T e x t " > V A T P c t _ L i n e < / V A T P c t _ L i n e > + 
+             < V A T P c t _ L i n e _ L b l   E l e m e n t T y p e = " C o l u m n "   E l e m e n t I d = " 1 2 0 7 5 2 9 9 1 5 "   D a t a T y p e = " S t r i n g " > V A T P c t _ L i n e _ L b l < / V A T P c t _ L i n e _ L b l > + 
+             < A s s e m b l y L i n e   E l e m e n t T y p e = " D a t a I t e m "   E l e m e n t I d = " 1 2 0 5 9 4 2 8 5 " > + 
+                 < D e s c r i p t i o n _ A s s e m b l y L i n e   E l e m e n t T y p e = " C o l u m n "   E l e m e n t I d = " 2 8 0 7 4 3 7 9 6 "   D a t a T y p e = " T e x t " > D e s c r i p t i o n _ A s s e m b l y L i n e < / D e s c r i p t i o n _ A s s e m b l y L i n e > + 
+                 < L i n e N o _ A s s e m b l y L i n e   E l e m e n t T y p e = " C o l u m n "   E l e m e n t I d = " 6 4 0 5 8 3 8 9 1 "   D a t a T y p e = " C o d e " > L i n e N o _ A s s e m b l y L i n e < / L i n e N o _ A s s e m b l y L i n e > + 
+                 < Q u a n t i t y _ A s s e m b l y L i n e   E l e m e n t T y p e = " C o l u m n "   E l e m e n t I d = " 1 9 5 7 6 4 8 2 3 1 "   D a t a T y p e = " D e c i m a l " > Q u a n t i t y _ A s s e m b l y L i n e < / Q u a n t i t y _ A s s e m b l y L i n e > + 
+                 < U n i t O f M e a s u r e _ A s s e m b l y L i n e   E l e m e n t T y p e = " C o l u m n "   E l e m e n t I d = " 1 6 4 9 1 2 3 7 7 3 "   D a t a T y p e = " T e x t " > U n i t O f M e a s u r e _ A s s e m b l y L i n e < / U n i t O f M e a s u r e _ A s s e m b l y L i n e > + 
+                 < V a r i a n t C o d e _ A s s e m b l y L i n e   E l e m e n t T y p e = " C o l u m n "   E l e m e n t I d = " 1 8 6 9 4 0 7 6 7 2 "   D a t a T y p e = " C o d e " > V a r i a n t C o d e _ A s s e m b l y L i n e < / V a r i a n t C o d e _ A s s e m b l y L i n e >   
              < / A s s e m b l y L i n e >   
          < / L i n e >   
-         < W o r k D e s c r i p t i o n L i n e s > - 
-             < W o r k D e s c r i p t i o n L i n e > W o r k D e s c r i p t i o n L i n e < / W o r k D e s c r i p t i o n L i n e > - 
-             < W o r k D e s c r i p t i o n L i n e N u m b e r > W o r k D e s c r i p t i o n L i n e N u m b e r < / W o r k D e s c r i p t i o n L i n e N u m b e r > +         < W o r k D e s c r i p t i o n L i n e s   E l e m e n t T y p e = " D a t a I t e m "   E l e m e n t I d = " 2 7 6 8 1 9 4 4 7 " > + 
+             < W o r k D e s c r i p t i o n L i n e   E l e m e n t T y p e = " C o l u m n "   E l e m e n t I d = " 1 9 4 7 6 2 1 6 7 6 "   D a t a T y p e = " T e x t " > W o r k D e s c r i p t i o n L i n e < / W o r k D e s c r i p t i o n L i n e > + 
+             < W o r k D e s c r i p t i o n L i n e N u m b e r   E l e m e n t T y p e = " C o l u m n "   E l e m e n t I d = " 7 9 7 3 0 7 2 2 3 "   D a t a T y p e = " I n t e g e r " > W o r k D e s c r i p t i o n L i n e N u m b e r < / W o r k D e s c r i p t i o n L i n e N u m b e r >   
          < / W o r k D e s c r i p t i o n L i n e s >   
-         < V A T A m o u n t L i n e > - 
-             < I n v o i c e D i s c o u n t A m o u n t _ V A T A m o u n t L i n e > I n v o i c e D i s c o u n t A m o u n t _ V A T A m o u n t L i n e < / I n v o i c e D i s c o u n t A m o u n t _ V A T A m o u n t L i n e > - 
-             < I n v o i c e D i s c o u n t A m o u n t _ V A T A m o u n t L i n e _ L b l > I n v o i c e D i s c o u n t A m o u n t _ V A T A m o u n t L i n e _ L b l < / I n v o i c e D i s c o u n t A m o u n t _ V A T A m o u n t L i n e _ L b l > - 
-             < I n v o i c e D i s c o u n t B a s e A m o u n t _ V A T A m o u n t L i n e > I n v o i c e D i s c o u n t B a s e A m o u n t _ V A T A m o u n t L i n e < / I n v o i c e D i s c o u n t B a s e A m o u n t _ V A T A m o u n t L i n e > - 
-             < I n v o i c e D i s c o u n t B a s e A m o u n t _ V A T A m o u n t L i n e _ L b l > I n v o i c e D i s c o u n t B a s e A m o u n t _ V A T A m o u n t L i n e _ L b l < / I n v o i c e D i s c o u n t B a s e A m o u n t _ V A T A m o u n t L i n e _ L b l > - 
-             < L i n e A m o u n t _ V a t A m o u n t L i n e > L i n e A m o u n t _ V a t A m o u n t L i n e < / L i n e A m o u n t _ V a t A m o u n t L i n e > - 
-             < L i n e A m o u n t _ V a t A m o u n t L i n e _ L b l > L i n e A m o u n t _ V a t A m o u n t L i n e _ L b l < / L i n e A m o u n t _ V a t A m o u n t L i n e _ L b l > - 
-             < N o O f V A T I d e n t i f i e r s > N o O f V A T I d e n t i f i e r s < / N o O f V A T I d e n t i f i e r s > - 
-             < V A T A m o u n t L C Y _ V A T A m o u n t L i n e > V A T A m o u n t L C Y _ V A T A m o u n t L i n e < / V A T A m o u n t L C Y _ V A T A m o u n t L i n e > - 
-             < V A T A m o u n t L C Y _ V A T A m o u n t L i n e _ L b l > V A T A m o u n t L C Y _ V A T A m o u n t L i n e _ L b l < / V A T A m o u n t L C Y _ V A T A m o u n t L i n e _ L b l > - 
-             < V A T A m o u n t _ V a t A m o u n t L i n e > V A T A m o u n t _ V a t A m o u n t L i n e < / V A T A m o u n t _ V a t A m o u n t L i n e > - 
-             < V A T A m o u n t _ V a t A m o u n t L i n e _ L b l > V A T A m o u n t _ V a t A m o u n t L i n e _ L b l < / V A T A m o u n t _ V a t A m o u n t L i n e _ L b l > - 
-             < V A T B a s e L C Y _ V A T A m o u n t L i n e > V A T B a s e L C Y _ V A T A m o u n t L i n e < / V A T B a s e L C Y _ V A T A m o u n t L i n e > - 
-             < V A T B a s e L C Y _ V A T A m o u n t L i n e _ L b l > V A T B a s e L C Y _ V A T A m o u n t L i n e _ L b l < / V A T B a s e L C Y _ V A T A m o u n t L i n e _ L b l > - 
-             < V A T B a s e _ V a t A m o u n t L i n e > V A T B a s e _ V a t A m o u n t L i n e < / V A T B a s e _ V a t A m o u n t L i n e > - 
-             < V A T B a s e _ V a t A m o u n t L i n e _ L b l > V A T B a s e _ V a t A m o u n t L i n e _ L b l < / V A T B a s e _ V a t A m o u n t L i n e _ L b l > - 
-             < V A T I d e n t i f i e r _ V a t A m o u n t L i n e > V A T I d e n t i f i e r _ V a t A m o u n t L i n e < / V A T I d e n t i f i e r _ V a t A m o u n t L i n e > - 
-             < V A T I d e n t i f i e r _ V a t A m o u n t L i n e _ L b l > V A T I d e n t i f i e r _ V a t A m o u n t L i n e _ L b l < / V A T I d e n t i f i e r _ V a t A m o u n t L i n e _ L b l > - 
-             < V A T P c t _ V a t A m o u n t L i n e > V A T P c t _ V a t A m o u n t L i n e < / V A T P c t _ V a t A m o u n t L i n e > - 
-             < V A T P c t _ V a t A m o u n t L i n e _ L b l > V A T P c t _ V a t A m o u n t L i n e _ L b l < / V A T P c t _ V a t A m o u n t L i n e _ L b l > +         < V A T A m o u n t L i n e   E l e m e n t T y p e = " D a t a I t e m "   E l e m e n t I d = " 8 2 7 5 3 4 3 4 8 " > + 
+             < I n v o i c e D i s c o u n t A m o u n t _ V A T A m o u n t L i n e   E l e m e n t T y p e = " C o l u m n "   E l e m e n t I d = " 8 2 4 7 3 0 1 4 1 "   D a t a T y p e = " D e c i m a l " > I n v o i c e D i s c o u n t A m o u n t _ V A T A m o u n t L i n e < / I n v o i c e D i s c o u n t A m o u n t _ V A T A m o u n t L i n e > + 
+             < I n v o i c e D i s c o u n t A m o u n t _ V A T A m o u n t L i n e _ L b l   E l e m e n t T y p e = " C o l u m n "   E l e m e n t I d = " 1 5 6 2 2 0 0 0 3 4 "   D a t a T y p e = " S t r i n g " > I n v o i c e D i s c o u n t A m o u n t _ V A T A m o u n t L i n e _ L b l < / I n v o i c e D i s c o u n t A m o u n t _ V A T A m o u n t L i n e _ L b l > + 
+             < I n v o i c e D i s c o u n t B a s e A m o u n t _ V A T A m o u n t L i n e   E l e m e n t T y p e = " C o l u m n "   E l e m e n t I d = " 2 0 4 0 3 3 2 2 6 6 "   D a t a T y p e = " D e c i m a l " > I n v o i c e D i s c o u n t B a s e A m o u n t _ V A T A m o u n t L i n e < / I n v o i c e D i s c o u n t B a s e A m o u n t _ V A T A m o u n t L i n e > + 
+             < I n v o i c e D i s c o u n t B a s e A m o u n t _ V A T A m o u n t L i n e _ L b l   E l e m e n t T y p e = " C o l u m n "   E l e m e n t I d = " 4 0 5 9 6 0 3 3 1 "   D a t a T y p e = " S t r i n g " > I n v o i c e D i s c o u n t B a s e A m o u n t _ V A T A m o u n t L i n e _ L b l < / I n v o i c e D i s c o u n t B a s e A m o u n t _ V A T A m o u n t L i n e _ L b l > + 
+             < L i n e A m o u n t _ V a t A m o u n t L i n e   E l e m e n t T y p e = " C o l u m n "   E l e m e n t I d = " 2 1 4 6 5 4 0 1 "   D a t a T y p e = " D e c i m a l " > L i n e A m o u n t _ V a t A m o u n t L i n e < / L i n e A m o u n t _ V a t A m o u n t L i n e > + 
+             < L i n e A m o u n t _ V a t A m o u n t L i n e _ L b l   E l e m e n t T y p e = " C o l u m n "   E l e m e n t I d = " 1 1 1 0 9 1 2 1 2 4 "   D a t a T y p e = " S t r i n g " > L i n e A m o u n t _ V a t A m o u n t L i n e _ L b l < / L i n e A m o u n t _ V a t A m o u n t L i n e _ L b l > + 
+             < N o O f V A T I d e n t i f i e r s   E l e m e n t T y p e = " C o l u m n "   E l e m e n t I d = " 1 1 5 3 2 6 3 0 2 6 "   D a t a T y p e = " I n t e g e r " > N o O f V A T I d e n t i f i e r s < / N o O f V A T I d e n t i f i e r s > + 
+             < V A T A m o u n t _ V a t A m o u n t L i n e   E l e m e n t T y p e = " C o l u m n "   E l e m e n t I d = " 1 8 9 1 8 2 0 6 2 0 "   D a t a T y p e = " D e c i m a l " > V A T A m o u n t _ V a t A m o u n t L i n e < / V A T A m o u n t _ V a t A m o u n t L i n e > + 
+             < V A T A m o u n t _ V a t A m o u n t L i n e _ L b l   E l e m e n t T y p e = " C o l u m n "   E l e m e n t I d = " 1 5 1 3 5 5 5 4 7 3 "   D a t a T y p e = " S t r i n g " > V A T A m o u n t _ V a t A m o u n t L i n e _ L b l < / V A T A m o u n t _ V a t A m o u n t L i n e _ L b l > + 
+             < V A T A m o u n t L C Y _ V A T A m o u n t L i n e   E l e m e n t T y p e = " C o l u m n "   E l e m e n t I d = " 1 5 8 1 9 9 4 3 5 0 "   D a t a T y p e = " D e c i m a l " > V A T A m o u n t L C Y _ V A T A m o u n t L i n e < / V A T A m o u n t L C Y _ V A T A m o u n t L i n e > + 
+             < V A T A m o u n t L C Y _ V A T A m o u n t L i n e _ L b l   E l e m e n t T y p e = " C o l u m n "   E l e m e n t I d = " 9 2 3 0 0 3 3 7 "   D a t a T y p e = " T e x t C o n s t " > V A T A m o u n t L C Y _ V A T A m o u n t L i n e _ L b l < / V A T A m o u n t L C Y _ V A T A m o u n t L i n e _ L b l > + 
+             < V A T B a s e _ V a t A m o u n t L i n e   E l e m e n t T y p e = " C o l u m n "   E l e m e n t I d = " 1 4 5 8 9 3 7 8 1 9 "   D a t a T y p e = " D e c i m a l " > V A T B a s e _ V a t A m o u n t L i n e < / V A T B a s e _ V a t A m o u n t L i n e > + 
+             < V A T B a s e _ V a t A m o u n t L i n e _ L b l   E l e m e n t T y p e = " C o l u m n "   E l e m e n t I d = " 1 6 9 1 3 0 2 4 8 8 "   D a t a T y p e = " S t r i n g " > V A T B a s e _ V a t A m o u n t L i n e _ L b l < / V A T B a s e _ V a t A m o u n t L i n e _ L b l > + 
+             < V A T B a s e L C Y _ V A T A m o u n t L i n e   E l e m e n t T y p e = " C o l u m n "   E l e m e n t I d = " 1 8 6 0 9 4 5 6 3 5 "   D a t a T y p e = " D e c i m a l " > V A T B a s e L C Y _ V A T A m o u n t L i n e < / V A T B a s e L C Y _ V A T A m o u n t L i n e > + 
+             < V A T B a s e L C Y _ V A T A m o u n t L i n e _ L b l   E l e m e n t T y p e = " C o l u m n "   E l e m e n t I d = " 1 2 3 6 4 6 7 9 9 8 "   D a t a T y p e = " T e x t C o n s t " > V A T B a s e L C Y _ V A T A m o u n t L i n e _ L b l < / V A T B a s e L C Y _ V A T A m o u n t L i n e _ L b l > + 
+             < V A T I d e n t i f i e r _ V a t A m o u n t L i n e   E l e m e n t T y p e = " C o l u m n "   E l e m e n t I d = " 1 1 4 2 0 7 0 0 3 5 "   D a t a T y p e = " C o d e " > V A T I d e n t i f i e r _ V a t A m o u n t L i n e < / V A T I d e n t i f i e r _ V a t A m o u n t L i n e > + 
+             < V A T I d e n t i f i e r _ V a t A m o u n t L i n e _ L b l   E l e m e n t T y p e = " C o l u m n "   E l e m e n t I d = " 8 6 4 5 0 4 5 0 "   D a t a T y p e = " S t r i n g " > V A T I d e n t i f i e r _ V a t A m o u n t L i n e _ L b l < / V A T I d e n t i f i e r _ V a t A m o u n t L i n e _ L b l > + 
+             < V A T P c t _ V a t A m o u n t L i n e   E l e m e n t T y p e = " C o l u m n "   E l e m e n t I d = " 1 4 5 3 5 4 2 7 7 7 "   D a t a T y p e = " D e c i m a l " > V A T P c t _ V a t A m o u n t L i n e < / V A T P c t _ V a t A m o u n t L i n e > + 
+             < V A T P c t _ V a t A m o u n t L i n e _ L b l   E l e m e n t T y p e = " C o l u m n "   E l e m e n t I d = " 6 7 6 3 2 3 7 8 "   D a t a T y p e = " S t r i n g " > V A T P c t _ V a t A m o u n t L i n e _ L b l < / V A T P c t _ V a t A m o u n t L i n e _ L b l >   
          < / V A T A m o u n t L i n e >   
-         < V A T C l a u s e L i n e > - 
-             < C o d e _ V A T C l a u s e L i n e > C o d e _ V A T C l a u s e L i n e < / C o d e _ V A T C l a u s e L i n e > - 
-             < C o d e _ V A T C l a u s e L i n e _ L b l > C o d e _ V A T C l a u s e L i n e _ L b l < / C o d e _ V A T C l a u s e L i n e _ L b l > - 
-             < D e s c r i p t i o n 2 _ V A T C l a u s e L i n e > D e s c r i p t i o n 2 _ V A T C l a u s e L i n e < / D e s c r i p t i o n 2 _ V A T C l a u s e L i n e > - 
-             < D e s c r i p t i o n _ V A T C l a u s e L i n e > D e s c r i p t i o n _ V A T C l a u s e L i n e < / D e s c r i p t i o n _ V A T C l a u s e L i n e > - 
-             < N o O f V A T C l a u s e s > N o O f V A T C l a u s e s < / N o O f V A T C l a u s e s > - 
-             < V A T A m o u n t _ V A T C l a u s e L i n e > V A T A m o u n t _ V A T C l a u s e L i n e < / V A T A m o u n t _ V A T C l a u s e L i n e > - 
-             < V A T I d e n t i f i e r _ V A T C l a u s e L i n e > V A T I d e n t i f i e r _ V A T C l a u s e L i n e < / V A T I d e n t i f i e r _ V A T C l a u s e L i n e > +         < V A T C l a u s e L i n e   E l e m e n t T y p e = " D a t a I t e m "   E l e m e n t I d = " 1 6 6 5 5 0 0 1 6 3 " > + 
+             < C o d e _ V A T C l a u s e L i n e   E l e m e n t T y p e = " C o l u m n "   E l e m e n t I d = " 1 8 2 4 5 8 9 8 4 7 "   D a t a T y p e = " C o d e " > C o d e _ V A T C l a u s e L i n e < / C o d e _ V A T C l a u s e L i n e > + 
+             < C o d e _ V A T C l a u s e L i n e _ L b l   E l e m e n t T y p e = " C o l u m n "   E l e m e n t I d = " 4 6 1 5 3 3 0 2 "   D a t a T y p e = " S t r i n g " > C o d e _ V A T C l a u s e L i n e _ L b l < / C o d e _ V A T C l a u s e L i n e _ L b l > + 
+             < D e s c r i p t i o n _ V A T C l a u s e L i n e   E l e m e n t T y p e = " C o l u m n "   E l e m e n t I d = " 1 3 0 5 5 4 5 9 2 4 "   D a t a T y p e = " T e x t " > D e s c r i p t i o n _ V A T C l a u s e L i n e < / D e s c r i p t i o n _ V A T C l a u s e L i n e > + 
+             < D e s c r i p t i o n 2 _ V A T C l a u s e L i n e   E l e m e n t T y p e = " C o l u m n "   E l e m e n t I d = " 1 3 7 9 6 6 7 4 7 0 "   D a t a T y p e = " T e x t " > D e s c r i p t i o n 2 _ V A T C l a u s e L i n e < / D e s c r i p t i o n 2 _ V A T C l a u s e L i n e > + 
+             < N o O f V A T C l a u s e s   E l e m e n t T y p e = " C o l u m n "   E l e m e n t I d = " 7 5 6 4 1 7 3 9 2 "   D a t a T y p e = " I n t e g e r " > N o O f V A T C l a u s e s < / N o O f V A T C l a u s e s > + 
+             < V A T A m o u n t _ V A T C l a u s e L i n e   E l e m e n t T y p e = " C o l u m n "   E l e m e n t I d = " 2 2 2 4 6 9 0 5 9 "   D a t a T y p e = " D e c i m a l " > V A T A m o u n t _ V A T C l a u s e L i n e < / V A T A m o u n t _ V A T C l a u s e L i n e > + 
+             < V A T I d e n t i f i e r _ V A T C l a u s e L i n e   E l e m e n t T y p e = " C o l u m n "   E l e m e n t I d = " 1 4 6 4 4 7 2 4 7 8 "   D a t a T y p e = " C o d e " > V A T I d e n t i f i e r _ V A T C l a u s e L i n e < / V A T I d e n t i f i e r _ V A T C l a u s e L i n e >   
          < / V A T C l a u s e L i n e >   
-         < R e p o r t T o t a l s L i n e > - 
-             < A m o u n t F o r m a t t e d _ R e p o r t T o t a l s L i n e > A m o u n t F o r m a t t e d _ R e p o r t T o t a l s L i n e < / A m o u n t F o r m a t t e d _ R e p o r t T o t a l s L i n e > - 
-             < A m o u n t _ R e p o r t T o t a l s L i n e > A m o u n t _ R e p o r t T o t a l s L i n e < / A m o u n t _ R e p o r t T o t a l s L i n e > - 
-             < D e s c r i p t i o n _ R e p o r t T o t a l s L i n e > D e s c r i p t i o n _ R e p o r t T o t a l s L i n e < / D e s c r i p t i o n _ R e p o r t T o t a l s L i n e > - 
-             < F o n t B o l d _ R e p o r t T o t a l s L i n e > F o n t B o l d _ R e p o r t T o t a l s L i n e < / F o n t B o l d _ R e p o r t T o t a l s L i n e > - 
-             < F o n t U n d e r l i n e _ R e p o r t T o t a l s L i n e > F o n t U n d e r l i n e _ R e p o r t T o t a l s L i n e < / F o n t U n d e r l i n e _ R e p o r t T o t a l s L i n e > +         < R e p o r t T o t a l s L i n e   E l e m e n t T y p e = " D a t a I t e m "   E l e m e n t I d = " 2 1 2 2 5 4 9 8 3 6 " > + 
+             < A m o u n t _ R e p o r t T o t a l s L i n e   E l e m e n t T y p e = " C o l u m n "   E l e m e n t I d = " 4 1 9 9 1 8 3 6 9 "   D a t a T y p e = " D e c i m a l " > A m o u n t _ R e p o r t T o t a l s L i n e < / A m o u n t _ R e p o r t T o t a l s L i n e > + 
+             < A m o u n t F o r m a t t e d _ R e p o r t T o t a l s L i n e   E l e m e n t T y p e = " C o l u m n "   E l e m e n t I d = " 1 5 0 6 1 3 6 8 2 5 "   D a t a T y p e = " T e x t " > A m o u n t F o r m a t t e d _ R e p o r t T o t a l s L i n e < / A m o u n t F o r m a t t e d _ R e p o r t T o t a l s L i n e > + 
+             < D e s c r i p t i o n _ R e p o r t T o t a l s L i n e   E l e m e n t T y p e = " C o l u m n "   E l e m e n t I d = " 5 8 1 9 9 6 0 6 7 "   D a t a T y p e = " T e x t " > D e s c r i p t i o n _ R e p o r t T o t a l s L i n e < / D e s c r i p t i o n _ R e p o r t T o t a l s L i n e > + 
+             < F o n t B o l d _ R e p o r t T o t a l s L i n e   E l e m e n t T y p e = " C o l u m n "   E l e m e n t I d = " 9 4 6 5 4 0 5 4 9 "   D a t a T y p e = " B o o l e a n " > F o n t B o l d _ R e p o r t T o t a l s L i n e < / F o n t B o l d _ R e p o r t T o t a l s L i n e > + 
+             < F o n t U n d e r l i n e _ R e p o r t T o t a l s L i n e   E l e m e n t T y p e = " C o l u m n "   E l e m e n t I d = " 2 0 2 1 5 3 3 6 9 4 "   D a t a T y p e = " B o o l e a n " > F o n t U n d e r l i n e _ R e p o r t T o t a l s L i n e < / F o n t U n d e r l i n e _ R e p o r t T o t a l s L i n e >   
          < / R e p o r t T o t a l s L i n e >   
-         < L e t t e r T e x t > - 
-             < B o d y T e x t > B o d y T e x t < / B o d y T e x t > - 
-             < C l o s i n g T e x t > C l o s i n g T e x t < / C l o s i n g T e x t > - 
-             < G r e e t i n g T e x t > G r e e t i n g T e x t < / G r e e t i n g T e x t > - 
-             < P m t D i s c T e x t > P m t D i s c T e x t < / P m t D i s c T e x t > +         < L e t t e r T e x t   E l e m e n t T y p e = " D a t a I t e m "   E l e m e n t I d = " 1 5 1 0 3 5 3 8 3 4 " > + 
+             < B o d y T e x t   E l e m e n t T y p e = " C o l u m n "   E l e m e n t I d = " 1 4 9 7 5 9 8 0 8 "   D a t a T y p e = " T e x t C o n s t " > B o d y T e x t < / B o d y T e x t > + 
+             < C l o s i n g T e x t   E l e m e n t T y p e = " C o l u m n "   E l e m e n t I d = " 5 1 2 1 3 5 9 0 9 "   D a t a T y p e = " T e x t C o n s t " > C l o s i n g T e x t < / C l o s i n g T e x t > + 
+             < G r e e t i n g T e x t   E l e m e n t T y p e = " C o l u m n "   E l e m e n t I d = " 1 1 7 5 2 7 9 2 8 9 "   D a t a T y p e = " T e x t C o n s t " > G r e e t i n g T e x t < / G r e e t i n g T e x t > + 
+             < P m t D i s c T e x t   E l e m e n t T y p e = " C o l u m n "   E l e m e n t I d = " 2 0 1 3 8 4 9 9 4 8 "   D a t a T y p e = " T e x t " > P m t D i s c T e x t < / P m t D i s c T e x t >   
          < / L e t t e r T e x t >   
-         < T o t a l s > - 
-             < C u r r e n c y C o d e > C u r r e n c y C o d e < / C u r r e n c y C o d e > - 
-             < C u r r e n c y S y m b o l > C u r r e n c y S y m b o l < / C u r r e n c y S y m b o l > - 
-             < T o t a l A m o u n t I n c l u d i n g V A T > T o t a l A m o u n t I n c l u d i n g V A T < / T o t a l A m o u n t I n c l u d i n g V A T > - 
-             < T o t a l E x c l u d i n g V A T T e x t > T o t a l E x c l u d i n g V A T T e x t < / T o t a l E x c l u d i n g V A T T e x t > - 
-             < T o t a l I n c l u d i n g V A T T e x t > T o t a l I n c l u d i n g V A T T e x t < / T o t a l I n c l u d i n g V A T T e x t > - 
-             < T o t a l I n v o i c e D i s c o u n t A m o u n t > T o t a l I n v o i c e D i s c o u n t A m o u n t < / T o t a l I n v o i c e D i s c o u n t A m o u n t > - 
-             < T o t a l N e t A m o u n t > T o t a l N e t A m o u n t < / T o t a l N e t A m o u n t > - 
-             < T o t a l P a y m e n t D i s c o u n t O n V A T > T o t a l P a y m e n t D i s c o u n t O n V A T < / T o t a l P a y m e n t D i s c o u n t O n V A T > - 
-             < T o t a l S u b T o t a l > T o t a l S u b T o t a l < / T o t a l S u b T o t a l > - 
-             < T o t a l S u b T o t a l M i n u s I n v o i c e D i s c o u n t > T o t a l S u b T o t a l M i n u s I n v o i c e D i s c o u n t < / T o t a l S u b T o t a l M i n u s I n v o i c e D i s c o u n t > - 
-             < T o t a l T e x t > T o t a l T e x t < / T o t a l T e x t > - 
-             < T o t a l V A T A m o u n t > T o t a l V A T A m o u n t < / T o t a l V A T A m o u n t > - 
-             < T o t a l V A T A m o u n t L C Y > T o t a l V A T A m o u n t L C Y < / T o t a l V A T A m o u n t L C Y > - 
-             < T o t a l V A T A m o u n t T e x t > T o t a l V A T A m o u n t T e x t < / T o t a l V A T A m o u n t T e x t > - 
-             < T o t a l V A T B a s e L C Y > T o t a l V A T B a s e L C Y < / T o t a l V A T B a s e L C Y > +         < T o t a l s   E l e m e n t T y p e = " D a t a I t e m "   E l e m e n t I d = " 1 8 2 3 9 5 0 0 4 4 " > + 
+             < C u r r e n c y C o d e   E l e m e n t T y p e = " C o l u m n "   E l e m e n t I d = " 1 5 7 9 5 9 5 9 2 1 "   D a t a T y p e = " T e x t " > C u r r e n c y C o d e < / C u r r e n c y C o d e > + 
+             < C u r r e n c y S y m b o l   E l e m e n t T y p e = " C o l u m n "   E l e m e n t I d = " 1 1 6 2 5 1 0 7 4 8 "   D a t a T y p e = " T e x t " > C u r r e n c y S y m b o l < / C u r r e n c y S y m b o l > + 
+             < T o t a l A m o u n t I n c l u d i n g V A T   E l e m e n t T y p e = " C o l u m n "   E l e m e n t I d = " 9 1 0 5 1 1 5 7 5 "   D a t a T y p e = " S t r i n g " > T o t a l A m o u n t I n c l u d i n g V A T < / T o t a l A m o u n t I n c l u d i n g V A T > + 
+             < T o t a l E x c l u d i n g V A T T e x t   E l e m e n t T y p e = " C o l u m n "   E l e m e n t I d = " 1 9 2 2 9 4 6 3 1 0 "   D a t a T y p e = " T e x t " > T o t a l E x c l u d i n g V A T T e x t < / T o t a l E x c l u d i n g V A T T e x t > + 
+             < T o t a l I n c l u d i n g V A T T e x t   E l e m e n t T y p e = " C o l u m n "   E l e m e n t I d = " 1 2 0 4 0 1 6 3 5 2 "   D a t a T y p e = " T e x t " > T o t a l I n c l u d i n g V A T T e x t < / T o t a l I n c l u d i n g V A T T e x t > + 
+             < T o t a l I n v o i c e D i s c o u n t A m o u n t   E l e m e n t T y p e = " C o l u m n "   E l e m e n t I d = " 4 0 2 1 7 7 5 1 "   D a t a T y p e = " D e c i m a l " > T o t a l I n v o i c e D i s c o u n t A m o u n t < / T o t a l I n v o i c e D i s c o u n t A m o u n t > + 
+             < T o t a l N e t A m o u n t   E l e m e n t T y p e = " C o l u m n "   E l e m e n t I d = " 4 8 3 1 9 3 3 7 2 "   D a t a T y p e = " D e c i m a l " > T o t a l N e t A m o u n t < / T o t a l N e t A m o u n t > + 
+             < T o t a l P a y m e n t D i s c o u n t O n V A T   E l e m e n t T y p e = " C o l u m n "   E l e m e n t I d = " 7 3 6 0 4 1 8 8 6 "   D a t a T y p e = " D e c i m a l " > T o t a l P a y m e n t D i s c o u n t O n V A T < / T o t a l P a y m e n t D i s c o u n t O n V A T > + 
+             < T o t a l S u b T o t a l   E l e m e n t T y p e = " C o l u m n "   E l e m e n t I d = " 2 0 9 7 8 7 6 8 0 1 "   D a t a T y p e = " D e c i m a l " > T o t a l S u b T o t a l < / T o t a l S u b T o t a l > + 
+             < T o t a l S u b T o t a l M i n u s I n v o i c e D i s c o u n t   E l e m e n t T y p e = " C o l u m n "   E l e m e n t I d = " 7 6 9 4 3 1 8 8 7 "   D a t a T y p e = " D e c i m a l " > T o t a l S u b T o t a l M i n u s I n v o i c e D i s c o u n t < / T o t a l S u b T o t a l M i n u s I n v o i c e D i s c o u n t > + 
+             < T o t a l T e x t   E l e m e n t T y p e = " C o l u m n "   E l e m e n t I d = " 2 3 1 9 1 0 5 1 8 "   D a t a T y p e = " T e x t " > T o t a l T e x t < / T o t a l T e x t > + 
+             < T o t a l V A T A m o u n t   E l e m e n t T y p e = " C o l u m n "   E l e m e n t I d = " 1 6 2 7 1 0 2 3 2 8 "   D a t a T y p e = " D e c i m a l " > T o t a l V A T A m o u n t < / T o t a l V A T A m o u n t > + 
+             < T o t a l V A T A m o u n t L C Y   E l e m e n t T y p e = " C o l u m n "   E l e m e n t I d = " 1 5 0 6 5 7 0 2 1 8 "   D a t a T y p e = " D e c i m a l " > T o t a l V A T A m o u n t L C Y < / T o t a l V A T A m o u n t L C Y > + 
+             < T o t a l V A T A m o u n t T e x t   E l e m e n t T y p e = " C o l u m n "   E l e m e n t I d = " 9 7 3 6 6 6 3 3 9 "   D a t a T y p e = " T e x t " > T o t a l V A T A m o u n t T e x t < / T o t a l V A T A m o u n t T e x t > + 
+             < T o t a l V A T B a s e L C Y   E l e m e n t T y p e = " C o l u m n "   E l e m e n t I d = " 8 3 4 4 5 0 5 2 1 "   D a t a T y p e = " D e c i m a l " > T o t a l V A T B a s e L C Y < / T o t a l V A T B a s e L C Y >   
          < / T o t a l s >   
@@ -4728,9 +4502,9 @@
 </file>
 
 <file path=customXml/itemProps1.xml><?xml version="1.0" encoding="utf-8"?>
-<ds:datastoreItem xmlns:ds="http://schemas.openxmlformats.org/officeDocument/2006/customXml" ds:itemID="{8DC053D4-FD02-418A-BD20-53FFD13CF390}">
+<ds:datastoreItem xmlns:ds="http://schemas.openxmlformats.org/officeDocument/2006/customXml" ds:itemID="{6394E857-3815-461F-B20B-AC7EF436F0B3}">
   <ds:schemaRefs>
-    <ds:schemaRef ds:uri="urn:microsoft-dynamics-businesscentral/internal/extended/reports/Standard_Sales_Order_Conf/1305/"/>
+    <ds:schemaRef ds:uri="urn:microsoft-dynamics-nav/reports/Standard_Sales_Order_Conf/1305/"/>
   </ds:schemaRefs>
 </ds:datastoreItem>
 </file>
@@ -4744,9 +4518,9 @@
 </file>
 
 <file path=customXml/itemProps3.xml><?xml version="1.0" encoding="utf-8"?>
-<ds:datastoreItem xmlns:ds="http://schemas.openxmlformats.org/officeDocument/2006/customXml" ds:itemID="{6394E857-3815-461F-B20B-AC7EF436F0B3}">
+<ds:datastoreItem xmlns:ds="http://schemas.openxmlformats.org/officeDocument/2006/customXml" ds:itemID="{8DC053D4-FD02-418A-BD20-53FFD13CF390}">
   <ds:schemaRefs>
-    <ds:schemaRef ds:uri="urn:microsoft-dynamics-nav/reports/Standard_Sales_Order_Conf/1305/"/>
+    <ds:schemaRef ds:uri="urn:microsoft-dynamics-businesscentral/internal/extended/reports/Standard_Sales_Order_Conf/1305/"/>
   </ds:schemaRefs>
 </ds:datastoreItem>
 </file>

--- a/src/Layers/W1/BaseApp/Sales/Document/StandardOrderConfirmationEmailBody.docx
+++ b/src/Layers/W1/BaseApp/Sales/Document/StandardOrderConfirmationEmailBody.docx
@@ -90,7 +90,7 @@
             <w:placeholder>
               <w:docPart w:val="BB55ECDC32FD4BEC9E1531B769818769"/>
             </w:placeholder>
-            <w:dataBinding w:prefixMappings="&lt;xmlns:ns0='urn:microsoft-dynamics-nav/reports/Standard_Sales_Order_Conf/1305/' " w:xpath="/ns0:NavWordReportXmlPart[1]/ns0:Header[1]/ns0:CompanyAddress1[1]" w:storeItemID="{6394E857-3815-461F-B20B-AC7EF436F0B3}"/>
+            <w:dataBinding w:prefixMappings="xmlns:ns0='urn:microsoft-dynamics-nav/reports/Standard_Sales_Order_Conf/1305/'" w:xpath="/ns0:NavWordReportXmlPart[1]/ns0:Header[1]/ns0:CompanyAddress1[1]" w:storeItemID="{6394E857-3815-461F-B20B-AC7EF436F0B3}"/>
             <w15:color w:val="808080"/>
             <w:text/>
           </w:sdtPr>
@@ -146,7 +146,7 @@
             <w:placeholder>
               <w:docPart w:val="BB55ECDC32FD4BEC9E1531B769818769"/>
             </w:placeholder>
-            <w:dataBinding w:prefixMappings="&lt;xmlns:ns0='urn:microsoft-dynamics-nav/reports/Standard_Sales_Order_Conf/1305/' " w:xpath="/ns0:NavWordReportXmlPart[1]/ns0:Header[1]/ns0:CompanyAddress2[1]" w:storeItemID="{6394E857-3815-461F-B20B-AC7EF436F0B3}"/>
+            <w:dataBinding w:prefixMappings="xmlns:ns0='urn:microsoft-dynamics-nav/reports/Standard_Sales_Order_Conf/1305/'" w:xpath="/ns0:NavWordReportXmlPart[1]/ns0:Header[1]/ns0:CompanyAddress2[1]" w:storeItemID="{6394E857-3815-461F-B20B-AC7EF436F0B3}"/>
             <w15:color w:val="808080"/>
             <w:text/>
           </w:sdtPr>
@@ -201,7 +201,7 @@
             <w:placeholder>
               <w:docPart w:val="BB55ECDC32FD4BEC9E1531B769818769"/>
             </w:placeholder>
-            <w:dataBinding w:prefixMappings="&lt;xmlns:ns0='urn:microsoft-dynamics-nav/reports/Standard_Sales_Order_Conf/1305/' " w:xpath="/ns0:NavWordReportXmlPart[1]/ns0:Header[1]/ns0:CompanyAddress3[1]" w:storeItemID="{6394E857-3815-461F-B20B-AC7EF436F0B3}"/>
+            <w:dataBinding w:prefixMappings="xmlns:ns0='urn:microsoft-dynamics-nav/reports/Standard_Sales_Order_Conf/1305/'" w:xpath="/ns0:NavWordReportXmlPart[1]/ns0:Header[1]/ns0:CompanyAddress3[1]" w:storeItemID="{6394E857-3815-461F-B20B-AC7EF436F0B3}"/>
             <w15:color w:val="808080"/>
             <w:text/>
           </w:sdtPr>
@@ -256,7 +256,7 @@
             <w:placeholder>
               <w:docPart w:val="BB55ECDC32FD4BEC9E1531B769818769"/>
             </w:placeholder>
-            <w:dataBinding w:prefixMappings="&lt;xmlns:ns0='urn:microsoft-dynamics-nav/reports/Standard_Sales_Order_Conf/1305/' " w:xpath="/ns0:NavWordReportXmlPart[1]/ns0:Header[1]/ns0:CompanyAddress4[1]" w:storeItemID="{6394E857-3815-461F-B20B-AC7EF436F0B3}"/>
+            <w:dataBinding w:prefixMappings="xmlns:ns0='urn:microsoft-dynamics-nav/reports/Standard_Sales_Order_Conf/1305/'" w:xpath="/ns0:NavWordReportXmlPart[1]/ns0:Header[1]/ns0:CompanyAddress4[1]" w:storeItemID="{6394E857-3815-461F-B20B-AC7EF436F0B3}"/>
             <w15:color w:val="808080"/>
             <w:text/>
           </w:sdtPr>
@@ -315,7 +315,7 @@
               <w:placeholder>
                 <w:docPart w:val="BB55ECDC32FD4BEC9E1531B769818769"/>
               </w:placeholder>
-              <w:dataBinding w:prefixMappings="&lt;xmlns:ns0='urn:microsoft-dynamics-nav/reports/Standard_Sales_Order_Conf/1305/' " w:xpath="/ns0:NavWordReportXmlPart[1]/ns0:Header[1]/ns0:CompanyAddress5[1]" w:storeItemID="{6394E857-3815-461F-B20B-AC7EF436F0B3}"/>
+              <w:dataBinding w:prefixMappings="xmlns:ns0='urn:microsoft-dynamics-nav/reports/Standard_Sales_Order_Conf/1305/'" w:xpath="/ns0:NavWordReportXmlPart[1]/ns0:Header[1]/ns0:CompanyAddress5[1]" w:storeItemID="{6394E857-3815-461F-B20B-AC7EF436F0B3}"/>
               <w15:color w:val="808080"/>
               <w:text/>
             </w:sdtPr>
@@ -370,7 +370,7 @@
             <w:placeholder>
               <w:docPart w:val="BB55ECDC32FD4BEC9E1531B769818769"/>
             </w:placeholder>
-            <w:dataBinding w:prefixMappings="&lt;xmlns:ns0='urn:microsoft-dynamics-nav/reports/Standard_Sales_Order_Conf/1305/' " w:xpath="/ns0:NavWordReportXmlPart[1]/ns0:Header[1]/ns0:CompanyAddress6[1]" w:storeItemID="{6394E857-3815-461F-B20B-AC7EF436F0B3}"/>
+            <w:dataBinding w:prefixMappings="xmlns:ns0='urn:microsoft-dynamics-nav/reports/Standard_Sales_Order_Conf/1305/'" w:xpath="/ns0:NavWordReportXmlPart[1]/ns0:Header[1]/ns0:CompanyAddress6[1]" w:storeItemID="{6394E857-3815-461F-B20B-AC7EF436F0B3}"/>
             <w15:color w:val="808080"/>
             <w:text/>
           </w:sdtPr>
@@ -429,7 +429,7 @@
             <w:placeholder>
               <w:docPart w:val="BB55ECDC32FD4BEC9E1531B769818769"/>
             </w:placeholder>
-            <w:dataBinding w:prefixMappings="&lt;xmlns:ns0='urn:microsoft-dynamics-nav/reports/Standard_Sales_Order_Conf/1305/' " w:xpath="/ns0:NavWordReportXmlPart[1]/ns0:Header[1]/ns0:CompanyLegalOffice[1]" w:storeItemID="{6394E857-3815-461F-B20B-AC7EF436F0B3}"/>
+            <w:dataBinding w:prefixMappings="xmlns:ns0='urn:microsoft-dynamics-nav/reports/Standard_Sales_Order_Conf/1305/'" w:xpath="/ns0:NavWordReportXmlPart[1]/ns0:Header[1]/ns0:CompanyLegalOffice[1]" w:storeItemID="{6394E857-3815-461F-B20B-AC7EF436F0B3}"/>
             <w15:color w:val="808080"/>
             <w:text/>
           </w:sdtPr>
@@ -483,7 +483,7 @@
             <w:placeholder>
               <w:docPart w:val="DefaultPlaceholder_-1854013440"/>
             </w:placeholder>
-            <w:dataBinding w:prefixMappings="&lt;xmlns:ns0='urn:microsoft-dynamics-nav/reports/Standard_Sales_Order_Conf/1305/' " w:xpath="/ns0:NavWordReportXmlPart[1]/ns0:Header[1]/ns0:BilltoCustomerNo_Lbl[1]" w:storeItemID="{6394E857-3815-461F-B20B-AC7EF436F0B3}"/>
+            <w:dataBinding w:prefixMappings="xmlns:ns0='urn:microsoft-dynamics-nav/reports/Standard_Sales_Order_Conf/1305/'" w:xpath="/ns0:NavWordReportXmlPart[1]/ns0:Header[1]/ns0:BilltoCustomerNo_Lbl[1]" w:storeItemID="{6394E857-3815-461F-B20B-AC7EF436F0B3}"/>
             <w15:color w:val="808080"/>
             <w:text/>
           </w:sdtPr>
@@ -553,7 +553,7 @@
             <w:placeholder>
               <w:docPart w:val="DefaultPlaceholder_-1854013440"/>
             </w:placeholder>
-            <w:dataBinding w:prefixMappings="&lt;xmlns:ns0='urn:microsoft-dynamics-nav/reports/Standard_Sales_Order_Conf/1305/' " w:xpath="/ns0:NavWordReportXmlPart[1]/ns0:Header[1]/ns0:BilltoCustumerNo[1]" w:storeItemID="{6394E857-3815-461F-B20B-AC7EF436F0B3}"/>
+            <w:dataBinding w:prefixMappings="xmlns:ns0='urn:microsoft-dynamics-nav/reports/Standard_Sales_Order_Conf/1305/'" w:xpath="/ns0:NavWordReportXmlPart[1]/ns0:Header[1]/ns0:BilltoCustumerNo[1]" w:storeItemID="{6394E857-3815-461F-B20B-AC7EF436F0B3}"/>
             <w15:color w:val="808080"/>
             <w:text/>
           </w:sdtPr>
@@ -645,7 +645,7 @@
                 <w:placeholder>
                   <w:docPart w:val="46733934D5534C8AA6E5220812017E58"/>
                 </w:placeholder>
-                <w:dataBinding w:prefixMappings="&lt;xmlns:ns0='urn:microsoft-dynamics-nav/reports/Standard_Sales_Order_Conf/1305/' " w:xpath="/ns0:NavWordReportXmlPart[1]/ns0:Header[1]/ns0:LetterText[1]/ns0:GreetingText[1]" w:storeItemID="{6394E857-3815-461F-B20B-AC7EF436F0B3}"/>
+                <w:dataBinding w:prefixMappings="xmlns:ns0='urn:microsoft-dynamics-nav/reports/Standard_Sales_Order_Conf/1305/'" w:xpath="/ns0:NavWordReportXmlPart[1]/ns0:Header[1]/ns0:LetterText[1]/ns0:GreetingText[1]" w:storeItemID="{6394E857-3815-461F-B20B-AC7EF436F0B3}"/>
                 <w15:color w:val="808080"/>
                 <w:text/>
               </w:sdtPr>
@@ -666,7 +666,7 @@
                 <w:placeholder>
                   <w:docPart w:val="46733934D5534C8AA6E5220812017E58"/>
                 </w:placeholder>
-                <w:dataBinding w:prefixMappings="&lt;xmlns:ns0='urn:microsoft-dynamics-nav/reports/Standard_Sales_Order_Conf/1305/' " w:xpath="/ns0:NavWordReportXmlPart[1]/ns0:Header[1]/ns0:CustomerAddress1[1]" w:storeItemID="{6394E857-3815-461F-B20B-AC7EF436F0B3}"/>
+                <w:dataBinding w:prefixMappings="xmlns:ns0='urn:microsoft-dynamics-nav/reports/Standard_Sales_Order_Conf/1305/'" w:xpath="/ns0:NavWordReportXmlPart[1]/ns0:Header[1]/ns0:CustomerAddress1[1]" w:storeItemID="{6394E857-3815-461F-B20B-AC7EF436F0B3}"/>
                 <w15:color w:val="808080"/>
                 <w:text/>
               </w:sdtPr>
@@ -694,7 +694,7 @@
             <w:placeholder>
               <w:docPart w:val="DefaultPlaceholder_-1854013440"/>
             </w:placeholder>
-            <w:dataBinding w:prefixMappings="&lt;xmlns:ns0='urn:microsoft-dynamics-nav/reports/Standard_Sales_Order_Conf/1305/' " w:xpath="/ns0:NavWordReportXmlPart[1]/ns0:Header[1]/ns0:LetterText[1]/ns0:BodyText[1]" w:storeItemID="{6394E857-3815-461F-B20B-AC7EF436F0B3}"/>
+            <w:dataBinding w:prefixMappings="xmlns:ns0='urn:microsoft-dynamics-nav/reports/Standard_Sales_Order_Conf/1305/'" w:xpath="/ns0:NavWordReportXmlPart[1]/ns0:Header[1]/ns0:LetterText[1]/ns0:BodyText[1]" w:storeItemID="{6394E857-3815-461F-B20B-AC7EF436F0B3}"/>
             <w15:color w:val="808080"/>
             <w:text/>
           </w:sdtPr>
@@ -757,7 +757,7 @@
             <w:placeholder>
               <w:docPart w:val="8C4073C450B44A8D9B5664E44F483FEF"/>
             </w:placeholder>
-            <w:dataBinding w:prefixMappings="&lt;xmlns:ns0='urn:microsoft-dynamics-nav/reports/Standard_Sales_Order_Conf/1305/' " w:xpath="/ns0:NavWordReportXmlPart[1]/ns0:Header[1]/ns0:DocumentNo_Lbl[1]" w:storeItemID="{6394E857-3815-461F-B20B-AC7EF436F0B3}"/>
+            <w:dataBinding w:prefixMappings="xmlns:ns0='urn:microsoft-dynamics-nav/reports/Standard_Sales_Order_Conf/1305/'" w:xpath="/ns0:NavWordReportXmlPart[1]/ns0:Header[1]/ns0:DocumentNo_Lbl[1]" w:storeItemID="{6394E857-3815-461F-B20B-AC7EF436F0B3}"/>
             <w15:color w:val="808080"/>
             <w:text/>
           </w:sdtPr>
@@ -766,7 +766,7 @@
               <w:tcPr>
                 <w:tcW w:w="1210" w:type="pct"/>
                 <w:tcBorders>
-                  <w:bottom w:val="single" w:sz="4" w:space="0" w:color="000000"/>
+                  <w:bottom w:val="single" w:color="000000" w:sz="4" w:space="0"/>
                 </w:tcBorders>
               </w:tcPr>
               <w:p>
@@ -800,7 +800,7 @@
             <w:placeholder>
               <w:docPart w:val="8C4073C450B44A8D9B5664E44F483FEF"/>
             </w:placeholder>
-            <w:dataBinding w:prefixMappings="&lt;xmlns:ns0='urn:microsoft-dynamics-nav/reports/Standard_Sales_Order_Conf/1305/' " w:xpath="/ns0:NavWordReportXmlPart[1]/ns0:Header[1]/ns0:DueDate_Lbl[1]" w:storeItemID="{6394E857-3815-461F-B20B-AC7EF436F0B3}"/>
+            <w:dataBinding w:prefixMappings="xmlns:ns0='urn:microsoft-dynamics-nav/reports/Standard_Sales_Order_Conf/1305/'" w:xpath="/ns0:NavWordReportXmlPart[1]/ns0:Header[1]/ns0:DueDate_Lbl[1]" w:storeItemID="{6394E857-3815-461F-B20B-AC7EF436F0B3}"/>
             <w15:color w:val="808080"/>
             <w:text/>
           </w:sdtPr>
@@ -809,7 +809,7 @@
               <w:tcPr>
                 <w:tcW w:w="2092" w:type="pct"/>
                 <w:tcBorders>
-                  <w:bottom w:val="single" w:sz="4" w:space="0" w:color="000000"/>
+                  <w:bottom w:val="single" w:color="000000" w:sz="4" w:space="0"/>
                 </w:tcBorders>
               </w:tcPr>
               <w:p>
@@ -843,7 +843,7 @@
             <w:placeholder>
               <w:docPart w:val="DefaultPlaceholder_-1854013440"/>
             </w:placeholder>
-            <w:dataBinding w:prefixMappings="&lt;xmlns:ns0='urn:microsoft-dynamics-nav/reports/Standard_Sales_Order_Conf/1305/' " w:xpath="/ns0:NavWordReportXmlPart[1]/ns0:Header[1]/ns0:Totals[1]/ns0:TotalText[1]" w:storeItemID="{6394E857-3815-461F-B20B-AC7EF436F0B3}"/>
+            <w:dataBinding w:prefixMappings="xmlns:ns0='urn:microsoft-dynamics-nav/reports/Standard_Sales_Order_Conf/1305/'" w:xpath="/ns0:NavWordReportXmlPart[1]/ns0:Header[1]/ns0:Totals[1]/ns0:TotalText[1]" w:storeItemID="{6394E857-3815-461F-B20B-AC7EF436F0B3}"/>
             <w15:color w:val="808080"/>
             <w:text/>
           </w:sdtPr>
@@ -852,7 +852,7 @@
               <w:tcPr>
                 <w:tcW w:w="1698" w:type="pct"/>
                 <w:tcBorders>
-                  <w:bottom w:val="single" w:sz="4" w:space="0" w:color="000000"/>
+                  <w:bottom w:val="single" w:color="000000" w:sz="4" w:space="0"/>
                 </w:tcBorders>
               </w:tcPr>
               <w:p>
@@ -886,7 +886,7 @@
           <w:tcPr>
             <w:tcW w:w="1210" w:type="pct"/>
             <w:tcBorders>
-              <w:top w:val="single" w:sz="4" w:space="0" w:color="000000"/>
+              <w:top w:val="single" w:color="000000" w:sz="4" w:space="0"/>
             </w:tcBorders>
             <w:vAlign w:val="center"/>
           </w:tcPr>
@@ -903,7 +903,7 @@
           <w:tcPr>
             <w:tcW w:w="2092" w:type="pct"/>
             <w:tcBorders>
-              <w:top w:val="single" w:sz="4" w:space="0" w:color="000000"/>
+              <w:top w:val="single" w:color="000000" w:sz="4" w:space="0"/>
             </w:tcBorders>
             <w:vAlign w:val="center"/>
           </w:tcPr>
@@ -920,7 +920,7 @@
           <w:tcPr>
             <w:tcW w:w="1698" w:type="pct"/>
             <w:tcBorders>
-              <w:top w:val="single" w:sz="4" w:space="0" w:color="000000"/>
+              <w:top w:val="single" w:color="000000" w:sz="4" w:space="0"/>
             </w:tcBorders>
             <w:vAlign w:val="center"/>
           </w:tcPr>
@@ -951,7 +951,7 @@
             <w:placeholder>
               <w:docPart w:val="DefaultPlaceholder_-1854013440"/>
             </w:placeholder>
-            <w:dataBinding w:prefixMappings="&lt;xmlns:ns0='urn:microsoft-dynamics-nav/reports/Standard_Sales_Order_Conf/1305/' " w:xpath="/ns0:NavWordReportXmlPart[1]/ns0:Header[1]/ns0:DocumentNo[1]" w:storeItemID="{6394E857-3815-461F-B20B-AC7EF436F0B3}"/>
+            <w:dataBinding w:prefixMappings="xmlns:ns0='urn:microsoft-dynamics-nav/reports/Standard_Sales_Order_Conf/1305/'" w:xpath="/ns0:NavWordReportXmlPart[1]/ns0:Header[1]/ns0:DocumentNo[1]" w:storeItemID="{6394E857-3815-461F-B20B-AC7EF436F0B3}"/>
             <w15:color w:val="808080"/>
             <w:text/>
           </w:sdtPr>
@@ -960,7 +960,7 @@
               <w:tcPr>
                 <w:tcW w:w="1210" w:type="pct"/>
                 <w:tcBorders>
-                  <w:bottom w:val="single" w:sz="4" w:space="0" w:color="EEF0F1"/>
+                  <w:bottom w:val="single" w:color="EEF0F1" w:sz="4" w:space="0"/>
                 </w:tcBorders>
                 <w:vAlign w:val="center"/>
               </w:tcPr>
@@ -994,7 +994,7 @@
             <w:placeholder>
               <w:docPart w:val="DefaultPlaceholder_-1854013440"/>
             </w:placeholder>
-            <w:dataBinding w:prefixMappings="&lt;xmlns:ns0='urn:microsoft-dynamics-nav/reports/Standard_Sales_Order_Conf/1305/' " w:xpath="/ns0:NavWordReportXmlPart[1]/ns0:Header[1]/ns0:DueDate[1]" w:storeItemID="{6394E857-3815-461F-B20B-AC7EF436F0B3}"/>
+            <w:dataBinding w:prefixMappings="xmlns:ns0='urn:microsoft-dynamics-nav/reports/Standard_Sales_Order_Conf/1305/'" w:xpath="/ns0:NavWordReportXmlPart[1]/ns0:Header[1]/ns0:DueDate[1]" w:storeItemID="{6394E857-3815-461F-B20B-AC7EF436F0B3}"/>
             <w15:color w:val="808080"/>
             <w:text/>
           </w:sdtPr>
@@ -1003,7 +1003,7 @@
               <w:tcPr>
                 <w:tcW w:w="2092" w:type="pct"/>
                 <w:tcBorders>
-                  <w:bottom w:val="single" w:sz="4" w:space="0" w:color="EEF0F1"/>
+                  <w:bottom w:val="single" w:color="EEF0F1" w:sz="4" w:space="0"/>
                 </w:tcBorders>
                 <w:vAlign w:val="center"/>
               </w:tcPr>
@@ -1039,7 +1039,7 @@
             <w:placeholder>
               <w:docPart w:val="DefaultPlaceholder_-1854013440"/>
             </w:placeholder>
-            <w:dataBinding w:prefixMappings="&lt;xmlns:ns0='urn:microsoft-dynamics-nav/reports/Standard_Sales_Order_Conf/1305/' " w:xpath="/ns0:NavWordReportXmlPart[1]/ns0:Header[1]/ns0:Totals[1]/ns0:TotalAmountIncludingVAT[1]" w:storeItemID="{6394E857-3815-461F-B20B-AC7EF436F0B3}"/>
+            <w:dataBinding w:prefixMappings="xmlns:ns0='urn:microsoft-dynamics-nav/reports/Standard_Sales_Order_Conf/1305/'" w:xpath="/ns0:NavWordReportXmlPart[1]/ns0:Header[1]/ns0:Totals[1]/ns0:TotalAmountIncludingVAT[1]" w:storeItemID="{6394E857-3815-461F-B20B-AC7EF436F0B3}"/>
             <w15:color w:val="808080"/>
             <w:text/>
           </w:sdtPr>
@@ -1048,7 +1048,7 @@
               <w:tcPr>
                 <w:tcW w:w="1698" w:type="pct"/>
                 <w:tcBorders>
-                  <w:bottom w:val="single" w:sz="4" w:space="0" w:color="EEF0F1"/>
+                  <w:bottom w:val="single" w:color="EEF0F1" w:sz="4" w:space="0"/>
                 </w:tcBorders>
                 <w:vAlign w:val="center"/>
               </w:tcPr>
@@ -1094,7 +1094,7 @@
         <w:placeholder>
           <w:docPart w:val="DefaultPlaceholder_-1854013440"/>
         </w:placeholder>
-        <w:dataBinding w:prefixMappings="&lt;xmlns:ns0='urn:microsoft-dynamics-nav/reports/Standard_Sales_Order_Conf/1305/' " w:xpath="/ns0:NavWordReportXmlPart[1]/ns0:Header[1]/ns0:LetterText[1]/ns0:PmtDiscText[1]" w:storeItemID="{6394E857-3815-461F-B20B-AC7EF436F0B3}"/>
+        <w:dataBinding w:prefixMappings="xmlns:ns0='urn:microsoft-dynamics-nav/reports/Standard_Sales_Order_Conf/1305/'" w:xpath="/ns0:NavWordReportXmlPart[1]/ns0:Header[1]/ns0:LetterText[1]/ns0:PmtDiscText[1]" w:storeItemID="{6394E857-3815-461F-B20B-AC7EF436F0B3}"/>
         <w15:color w:val="808080"/>
         <w:text/>
       </w:sdtPr>
@@ -1147,7 +1147,7 @@
                 <w:placeholder>
                   <w:docPart w:val="DefaultPlaceholder_-1854013440"/>
                 </w:placeholder>
-                <w:dataBinding w:prefixMappings="&lt;xmlns:ns0='urn:microsoft-dynamics-nav/reports/Standard_Sales_Order_Conf/1305/' " w:xpath="/ns0:NavWordReportXmlPart[1]/ns0:Header[1]/ns0:LetterText[1]/ns0:ClosingText[1]" w:storeItemID="{6394E857-3815-461F-B20B-AC7EF436F0B3}"/>
+                <w:dataBinding w:prefixMappings="xmlns:ns0='urn:microsoft-dynamics-nav/reports/Standard_Sales_Order_Conf/1305/'" w:xpath="/ns0:NavWordReportXmlPart[1]/ns0:Header[1]/ns0:LetterText[1]/ns0:ClosingText[1]" w:storeItemID="{6394E857-3815-461F-B20B-AC7EF436F0B3}"/>
                 <w15:color w:val="808080"/>
                 <w:text/>
               </w:sdtPr>
@@ -1176,7 +1176,7 @@
             <w:placeholder>
               <w:docPart w:val="DefaultPlaceholder_-1854013440"/>
             </w:placeholder>
-            <w:dataBinding w:prefixMappings="&lt;xmlns:ns0='urn:microsoft-dynamics-nav/reports/Standard_Sales_Order_Conf/1305/' " w:xpath="/ns0:NavWordReportXmlPart[1]/ns0:Header[1]/ns0:SalesPersonName[1]" w:storeItemID="{6394E857-3815-461F-B20B-AC7EF436F0B3}"/>
+            <w:dataBinding w:prefixMappings="xmlns:ns0='urn:microsoft-dynamics-nav/reports/Standard_Sales_Order_Conf/1305/'" w:xpath="/ns0:NavWordReportXmlPart[1]/ns0:Header[1]/ns0:SalesPersonName[1]" w:storeItemID="{6394E857-3815-461F-B20B-AC7EF436F0B3}"/>
             <w15:color w:val="808080"/>
             <w:text/>
           </w:sdtPr>
@@ -3265,7 +3265,9 @@
 </we:webextension>
 </file>
 
-<file path=customXml/item1.xml>��< ? x m l   v e r s i o n = " 1 . 0 "   e n c o d i n g = " u t f - 1 6 " ? > < N a v W o r d R e p o r t X m l P a r t   x m l n s = " u r n : m i c r o s o f t - d y n a m i c s - n a v / r e p o r t s / S t a n d a r d _ S a l e s _ O r d e r _ C o n f / 1 3 0 5 / " > +<file path=customXml/item1.xml>��< ? x m l   v e r s i o n = " 1 . 0 "   e n c o d i n g = " u t f - 1 6 " ? > + 
+ < N a v W o r d R e p o r t X m l P a r t   x m l n s = " u r n : m i c r o s o f t - d y n a m i c s - n a v / r e p o r t s / S t a n d a r d _ S a l e s _ O r d e r _ C o n f / 1 3 0 5 / " >   
      < B C R e p o r t I n f o r m a t i o n >   
@@ -3283,6 +3285,8 @@
  
              < R e p o r t N a m e > R e p o r t   N a m e < / R e p o r t N a m e >   
+             < R e p o r t C a p t i o n > R e p o r t   C a p t i o n < / R e p o r t C a p t i o n > + 
              < A b o u t T h i s R e p o r t T i t l e > A b o u t   T h i s   R e p o r t   T i t l e < / A b o u t T h i s R e p o r t T i t l e >   
              < A b o u t T h i s R e p o r t T e x t > A b o u t   T h i s   R e p o r t   T e x t < / A b o u t T h i s R e p o r t T e x t > @@ -3337,21 +3341,21 @@
  
              < C o m p a n y A d d r e s s L i n e s >   
-                 < C o m p a n y A d d r e s s L i n e > C o m p a n y   A d d r e s s   L i n e   1 < / C o m p a n y A d d r e s s L i n e > - 
-                 < C o m p a n y A d d r e s s L i n e > C o m p a n y   A d d r e s s   L i n e   2 < / C o m p a n y A d d r e s s L i n e > - 
-                 < C o m p a n y A d d r e s s L i n e > C o m p a n y   A d d r e s s   L i n e   3 < / C o m p a n y A d d r e s s L i n e > - 
-                 < C o m p a n y A d d r e s s L i n e > C o m p a n y   A d d r e s s   L i n e   4 < / C o m p a n y A d d r e s s L i n e > - 
-                 < C o m p a n y A d d r e s s L i n e > C o m p a n y   A d d r e s s   L i n e   5 < / C o m p a n y A d d r e s s L i n e > - 
-                 < C o m p a n y A d d r e s s L i n e > C o m p a n y   A d d r e s s   L i n e   6 < / C o m p a n y A d d r e s s L i n e > - 
-                 < C o m p a n y A d d r e s s L i n e > C o m p a n y   A d d r e s s   L i n e   7 < / C o m p a n y A d d r e s s L i n e > - 
-                 < C o m p a n y A d d r e s s L i n e > C o m p a n y   A d d r e s s   L i n e   8 < / C o m p a n y A d d r e s s L i n e > +                 < C o m p a n y A d d r e s s L i n e 1 > C o m p a n y   A d d r e s s   L i n e   1 < / C o m p a n y A d d r e s s L i n e 1 > + 
+                 < C o m p a n y A d d r e s s L i n e 2 > C o m p a n y   A d d r e s s   L i n e   2 < / C o m p a n y A d d r e s s L i n e 2 > + 
+                 < C o m p a n y A d d r e s s L i n e 3 > C o m p a n y   A d d r e s s   L i n e   3 < / C o m p a n y A d d r e s s L i n e 3 > + 
+                 < C o m p a n y A d d r e s s L i n e 4 > C o m p a n y   A d d r e s s   L i n e   4 < / C o m p a n y A d d r e s s L i n e 4 > + 
+                 < C o m p a n y A d d r e s s L i n e 5 > C o m p a n y   A d d r e s s   L i n e   5 < / C o m p a n y A d d r e s s L i n e 5 > + 
+                 < C o m p a n y A d d r e s s L i n e 6 > C o m p a n y   A d d r e s s   L i n e   6 < / C o m p a n y A d d r e s s L i n e 6 > + 
+                 < C o m p a n y A d d r e s s L i n e 7 > C o m p a n y   A d d r e s s   L i n e   7 < / C o m p a n y A d d r e s s L i n e 7 > + 
+                 < C o m p a n y A d d r e s s L i n e 8 > C o m p a n y   A d d r e s s   L i n e   8 < / C o m p a n y A d d r e s s L i n e 8 >   
              < / C o m p a n y A d d r e s s L i n e s >   
@@ -3483,7 +3487,7 @@
  
          < C o m p a n y P h o n e N o _ L b l > C o m p a n y P h o n e N o _ L b l < / C o m p a n y P h o n e N o _ L b l >   
-         < C o m p a n y P i c t u r e / > +         < C o m p a n y P i c t u r e   / >   
          < C o m p a n y R e g i s t r a t i o n N u m b e r > C o m p a n y R e g i s t r a t i o n N u m b e r < / C o m p a n y R e g i s t r a t i o n N u m b e r >   
@@ -3545,12 +3549,12 @@
  
          < H o m e P a g e _ L b l > H o m e P a g e _ L b l < / H o m e P a g e _ L b l >   
+         < I n v o i c e D i s c o u n t A m o u n t _ L b l > I n v o i c e D i s c o u n t A m o u n t _ L b l < / I n v o i c e D i s c o u n t A m o u n t _ L b l > + 
+         < I n v o i c e D i s c o u n t B a s e A m o u n t _ L b l > I n v o i c e D i s c o u n t B a s e A m o u n t _ L b l < / I n v o i c e D i s c o u n t B a s e A m o u n t _ L b l > + 
          < I n v o i c e _ L b l > I n v o i c e _ L b l < / I n v o i c e _ L b l >   
-         < I n v o i c e D i s c o u n t A m o u n t _ L b l > I n v o i c e D i s c o u n t A m o u n t _ L b l < / I n v o i c e D i s c o u n t A m o u n t _ L b l > - 
-         < I n v o i c e D i s c o u n t B a s e A m o u n t _ L b l > I n v o i c e D i s c o u n t B a s e A m o u n t _ L b l < / I n v o i c e D i s c o u n t B a s e A m o u n t _ L b l > - 
          < L e g a l E n t i t y T y p e > L e g a l E n t i t y T y p e < / L e g a l E n t i t y T y p e >   
          < L e g a l E n t i t y T y p e _ L b l > L e g a l E n t i t y T y p e _ L b l < / L e g a l E n t i t y T y p e _ L b l > @@ -3571,22 +3575,22 @@
  
          < P r i c e s I n c l u d i n g V A T > P r i c e s I n c l u d i n g V A T < / P r i c e s I n c l u d i n g V A T >   
+         < P r i c e s I n c l u d i n g V A T Y e s N o > P r i c e s I n c l u d i n g V A T Y e s N o < / P r i c e s I n c l u d i n g V A T Y e s N o > + 
          < P r i c e s I n c l u d i n g V A T _ L b l > P r i c e s I n c l u d i n g V A T _ L b l < / P r i c e s I n c l u d i n g V A T _ L b l >   
-         < P r i c e s I n c l u d i n g V A T Y e s N o > P r i c e s I n c l u d i n g V A T Y e s N o < / P r i c e s I n c l u d i n g V A T Y e s N o > - 
          < Q u o t e N o > Q u o t e N o < / Q u o t e N o >   
          < Q u o t e N o _ L b l > Q u o t e N o _ L b l < / Q u o t e N o _ L b l >   
          < S a l e s I n v o i c e L i n e D i s c o u n t _ L b l > S a l e s I n v o i c e L i n e D i s c o u n t _ L b l < / S a l e s I n v o i c e L i n e D i s c o u n t _ L b l >   
+         < S a l e s P e r s o n N a m e > S a l e s P e r s o n N a m e < / S a l e s P e r s o n N a m e > + 
+         < S a l e s P e r s o n T e x t _ L b l > S a l e s P e r s o n T e x t _ L b l < / S a l e s P e r s o n T e x t _ L b l > + 
          < S a l e s P e r s o n _ L b l > S a l e s P e r s o n _ L b l < / S a l e s P e r s o n _ L b l >   
-         < S a l e s P e r s o n N a m e > S a l e s P e r s o n N a m e < / S a l e s P e r s o n N a m e > - 
-         < S a l e s P e r s o n T e x t _ L b l > S a l e s P e r s o n T e x t _ L b l < / S a l e s P e r s o n T e x t _ L b l > - 
          < S e l l T o C o n t a c t E m a i l > S e l l T o C o n t a c t E m a i l < / S e l l T o C o n t a c t E m a i l >   
          < S e l l T o C o n t a c t E m a i l L b l > S e l l T o C o n t a c t E m a i l L b l < / S e l l T o C o n t a c t E m a i l L b l > @@ -3607,34 +3611,34 @@
  
          < S e l l T o P h o n e N o > S e l l T o P h o n e N o < / S e l l T o P h o n e N o >   
+         < S h i p m e n t D a t e > S h i p m e n t D a t e < / S h i p m e n t D a t e > + 
+         < S h i p m e n t D a t e _ L b l > S h i p m e n t D a t e _ L b l < / S h i p m e n t D a t e _ L b l > + 
+         < S h i p m e n t M e t h o d D e s c r i p t i o n > S h i p m e n t M e t h o d D e s c r i p t i o n < / S h i p m e n t M e t h o d D e s c r i p t i o n > + 
+         < S h i p m e n t M e t h o d D e s c r i p t i o n _ L b l > S h i p m e n t M e t h o d D e s c r i p t i o n _ L b l < / S h i p m e n t M e t h o d D e s c r i p t i o n _ L b l > + 
          < S h i p m e n t _ L b l > S h i p m e n t _ L b l < / S h i p m e n t _ L b l >   
-         < S h i p m e n t D a t e > S h i p m e n t D a t e < / S h i p m e n t D a t e > - 
-         < S h i p m e n t D a t e _ L b l > S h i p m e n t D a t e _ L b l < / S h i p m e n t D a t e _ L b l > - 
-         < S h i p m e n t M e t h o d D e s c r i p t i o n > S h i p m e n t M e t h o d D e s c r i p t i o n < / S h i p m e n t M e t h o d D e s c r i p t i o n > - 
-         < S h i p m e n t M e t h o d D e s c r i p t i o n _ L b l > S h i p m e n t M e t h o d D e s c r i p t i o n _ L b l < / S h i p m e n t M e t h o d D e s c r i p t i o n _ L b l > +         < S h i p T o A d d r e s s 1 > S h i p T o A d d r e s s 1 < / S h i p T o A d d r e s s 1 > + 
+         < S h i p T o A d d r e s s 2 > S h i p T o A d d r e s s 2 < / S h i p T o A d d r e s s 2 > + 
+         < S h i p T o A d d r e s s 3 > S h i p T o A d d r e s s 3 < / S h i p T o A d d r e s s 3 > + 
+         < S h i p T o A d d r e s s 4 > S h i p T o A d d r e s s 4 < / S h i p T o A d d r e s s 4 > + 
+         < S h i p T o A d d r e s s 5 > S h i p T o A d d r e s s 5 < / S h i p T o A d d r e s s 5 > + 
+         < S h i p T o A d d r e s s 6 > S h i p T o A d d r e s s 6 < / S h i p T o A d d r e s s 6 > + 
+         < S h i p T o A d d r e s s 7 > S h i p T o A d d r e s s 7 < / S h i p T o A d d r e s s 7 > + 
+         < S h i p T o A d d r e s s 8 > S h i p T o A d d r e s s 8 < / S h i p T o A d d r e s s 8 >   
          < S h i p T o A d d r e s s _ L b l > S h i p T o A d d r e s s _ L b l < / S h i p T o A d d r e s s _ L b l >   
-         < S h i p T o A d d r e s s 1 > S h i p T o A d d r e s s 1 < / S h i p T o A d d r e s s 1 > - 
-         < S h i p T o A d d r e s s 2 > S h i p T o A d d r e s s 2 < / S h i p T o A d d r e s s 2 > - 
-         < S h i p T o A d d r e s s 3 > S h i p T o A d d r e s s 3 < / S h i p T o A d d r e s s 3 > - 
-         < S h i p T o A d d r e s s 4 > S h i p T o A d d r e s s 4 < / S h i p T o A d d r e s s 4 > - 
-         < S h i p T o A d d r e s s 5 > S h i p T o A d d r e s s 5 < / S h i p T o A d d r e s s 5 > - 
-         < S h i p T o A d d r e s s 6 > S h i p T o A d d r e s s 6 < / S h i p T o A d d r e s s 6 > - 
-         < S h i p T o A d d r e s s 7 > S h i p T o A d d r e s s 7 < / S h i p T o A d d r e s s 7 > - 
-         < S h i p T o A d d r e s s 8 > S h i p T o A d d r e s s 8 < / S h i p T o A d d r e s s 8 > - 
          < S h i p T o P h o n e N o > S h i p T o P h o n e N o < / S h i p T o P h o n e N o >   
          < S h o w S h i p p i n g A d d r e s s > S h o w S h i p p i n g A d d r e s s < / S h o w S h i p p i n g A d d r e s s > @@ -3645,16 +3649,16 @@
  
          < T o t a l _ L b l > T o t a l _ L b l < / T o t a l _ L b l >   
+         < V A T A m o u n t S p e c i f i c a t i o n _ L b l > V A T A m o u n t S p e c i f i c a t i o n _ L b l < / V A T A m o u n t S p e c i f i c a t i o n _ L b l > + 
          < V A T A m o u n t _ L b l > V A T A m o u n t _ L b l < / V A T A m o u n t _ L b l >   
-         < V A T A m o u n t S p e c i f i c a t i o n _ L b l > V A T A m o u n t S p e c i f i c a t i o n _ L b l < / V A T A m o u n t S p e c i f i c a t i o n _ L b l > - 
          < V A T B a s e _ L b l > V A T B a s e _ L b l < / V A T B a s e _ L b l >   
+         < V A T C l a u s e s _ L b l > V A T C l a u s e s _ L b l < / V A T C l a u s e s _ L b l > + 
          < V A T C l a u s e _ L b l > V A T C l a u s e _ L b l < / V A T C l a u s e _ L b l >   
-         < V A T C l a u s e s _ L b l > V A T C l a u s e s _ L b l < / V A T C l a u s e s _ L b l > - 
          < V A T I d e n t i f i e r _ L b l > V A T I d e n t i f i e r _ L b l < / V A T I d e n t i f i e r _ L b l >   
          < V A T P e r c e n t a g e _ L b l > V A T P e r c e n t a g e _ L b l < / V A T P e r c e n t a g e _ L b l > @@ -3693,10 +3697,10 @@
  
              < L i n e A m o u n t _ L i n e _ L b l > L i n e A m o u n t _ L i n e _ L b l < / L i n e A m o u n t _ L i n e _ L b l >   
+             < L i n e D i s c o u n t P e r c e n t T e x t _ L i n e > L i n e D i s c o u n t P e r c e n t T e x t _ L i n e < / L i n e D i s c o u n t P e r c e n t T e x t _ L i n e > + 
              < L i n e D i s c o u n t P e r c e n t _ L i n e > L i n e D i s c o u n t P e r c e n t _ L i n e < / L i n e D i s c o u n t P e r c e n t _ L i n e >   
-             < L i n e D i s c o u n t P e r c e n t T e x t _ L i n e > L i n e D i s c o u n t P e r c e n t T e x t _ L i n e < / L i n e D i s c o u n t P e r c e n t T e x t _ L i n e > - 
              < L i n e N o _ L i n e > L i n e N o _ L i n e < / L i n e N o _ L i n e >   
              < P l a n n e d S h i p m e n t D a t e _ L i n e > P l a n n e d S h i p m e n t D a t e _ L i n e < / P l a n n e d S h i p m e n t D a t e _ L i n e > @@ -3771,22 +3775,22 @@
  
              < N o O f V A T I d e n t i f i e r s > N o O f V A T I d e n t i f i e r s < / N o O f V A T I d e n t i f i e r s >   
+             < V A T A m o u n t L C Y _ V A T A m o u n t L i n e > V A T A m o u n t L C Y _ V A T A m o u n t L i n e < / V A T A m o u n t L C Y _ V A T A m o u n t L i n e > + 
+             < V A T A m o u n t L C Y _ V A T A m o u n t L i n e _ L b l > V A T A m o u n t L C Y _ V A T A m o u n t L i n e _ L b l < / V A T A m o u n t L C Y _ V A T A m o u n t L i n e _ L b l > + 
              < V A T A m o u n t _ V a t A m o u n t L i n e > V A T A m o u n t _ V a t A m o u n t L i n e < / V A T A m o u n t _ V a t A m o u n t L i n e >   
              < V A T A m o u n t _ V a t A m o u n t L i n e _ L b l > V A T A m o u n t _ V a t A m o u n t L i n e _ L b l < / V A T A m o u n t _ V a t A m o u n t L i n e _ L b l >   
-             < V A T A m o u n t L C Y _ V A T A m o u n t L i n e > V A T A m o u n t L C Y _ V A T A m o u n t L i n e < / V A T A m o u n t L C Y _ V A T A m o u n t L i n e > - 
-             < V A T A m o u n t L C Y _ V A T A m o u n t L i n e _ L b l > V A T A m o u n t L C Y _ V A T A m o u n t L i n e _ L b l < / V A T A m o u n t L C Y _ V A T A m o u n t L i n e _ L b l > +             < V A T B a s e L C Y _ V A T A m o u n t L i n e > V A T B a s e L C Y _ V A T A m o u n t L i n e < / V A T B a s e L C Y _ V A T A m o u n t L i n e > + 
+             < V A T B a s e L C Y _ V A T A m o u n t L i n e _ L b l > V A T B a s e L C Y _ V A T A m o u n t L i n e _ L b l < / V A T B a s e L C Y _ V A T A m o u n t L i n e _ L b l >   
              < V A T B a s e _ V a t A m o u n t L i n e > V A T B a s e _ V a t A m o u n t L i n e < / V A T B a s e _ V a t A m o u n t L i n e >   
              < V A T B a s e _ V a t A m o u n t L i n e _ L b l > V A T B a s e _ V a t A m o u n t L i n e _ L b l < / V A T B a s e _ V a t A m o u n t L i n e _ L b l >   
-             < V A T B a s e L C Y _ V A T A m o u n t L i n e > V A T B a s e L C Y _ V A T A m o u n t L i n e < / V A T B a s e L C Y _ V A T A m o u n t L i n e > - 
-             < V A T B a s e L C Y _ V A T A m o u n t L i n e _ L b l > V A T B a s e L C Y _ V A T A m o u n t L i n e _ L b l < / V A T B a s e L C Y _ V A T A m o u n t L i n e _ L b l > - 
              < V A T I d e n t i f i e r _ V a t A m o u n t L i n e > V A T I d e n t i f i e r _ V a t A m o u n t L i n e < / V A T I d e n t i f i e r _ V a t A m o u n t L i n e >   
              < V A T I d e n t i f i e r _ V a t A m o u n t L i n e _ L b l > V A T I d e n t i f i e r _ V a t A m o u n t L i n e _ L b l < / V A T I d e n t i f i e r _ V a t A m o u n t L i n e _ L b l > @@ -3803,10 +3807,10 @@
  
              < C o d e _ V A T C l a u s e L i n e _ L b l > C o d e _ V A T C l a u s e L i n e _ L b l < / C o d e _ V A T C l a u s e L i n e _ L b l >   
+             < D e s c r i p t i o n 2 _ V A T C l a u s e L i n e > D e s c r i p t i o n 2 _ V A T C l a u s e L i n e < / D e s c r i p t i o n 2 _ V A T C l a u s e L i n e > + 
              < D e s c r i p t i o n _ V A T C l a u s e L i n e > D e s c r i p t i o n _ V A T C l a u s e L i n e < / D e s c r i p t i o n _ V A T C l a u s e L i n e >   
-             < D e s c r i p t i o n 2 _ V A T C l a u s e L i n e > D e s c r i p t i o n 2 _ V A T C l a u s e L i n e < / D e s c r i p t i o n 2 _ V A T C l a u s e L i n e > - 
              < N o O f V A T C l a u s e s > N o O f V A T C l a u s e s < / N o O f V A T C l a u s e s >   
              < V A T A m o u n t _ V A T C l a u s e L i n e > V A T A m o u n t _ V A T C l a u s e L i n e < / V A T A m o u n t _ V A T C l a u s e L i n e > @@ -3817,9 +3821,9 @@
  
          < R e p o r t T o t a l s L i n e >   
+             < A m o u n t F o r m a t t e d _ R e p o r t T o t a l s L i n e > A m o u n t F o r m a t t e d _ R e p o r t T o t a l s L i n e < / A m o u n t F o r m a t t e d _ R e p o r t T o t a l s L i n e > + 
              < A m o u n t _ R e p o r t T o t a l s L i n e > A m o u n t _ R e p o r t T o t a l s L i n e < / A m o u n t _ R e p o r t T o t a l s L i n e > - 
-             < A m o u n t F o r m a t t e d _ R e p o r t T o t a l s L i n e > A m o u n t F o r m a t t e d _ R e p o r t T o t a l s L i n e < / A m o u n t F o r m a t t e d _ R e p o r t T o t a l s L i n e >   
              < D e s c r i p t i o n _ R e p o r t T o t a l s L i n e > D e s c r i p t i o n _ R e p o r t T o t a l s L i n e < / D e s c r i p t i o n _ R e p o r t T o t a l s L i n e >   
@@ -3884,7 +3888,9 @@
 <b:Sources xmlns:b="http://schemas.openxmlformats.org/officeDocument/2006/bibliography" xmlns="http://schemas.openxmlformats.org/officeDocument/2006/bibliography" SelectedStyle="\APASixthEditionOfficeOnline.xsl" StyleName="APA" Version="6"/>
 </file>
 
-<file path=customXml/item3.xml>��< ? x m l   v e r s i o n = " 1 . 0 "   e n c o d i n g = " u t f - 1 6 " ? > < N a v W o r d R e p o r t X m l P a r t   x m l n s = " u r n : m i c r o s o f t - d y n a m i c s - b u s i n e s s c e n t r a l / i n t e r n a l / e x t e n d e d / r e p o r t s / S t a n d a r d _ S a l e s _ O r d e r _ C o n f / 1 3 0 5 / " > +<file path=customXml/item3.xml>��< ? x m l   v e r s i o n = " 1 . 0 "   e n c o d i n g = " u t f - 1 6 " ? > + 
+ < N a v W o r d R e p o r t X m l P a r t   x m l n s = " u r n : m i c r o s o f t - d y n a m i c s - b u s i n e s s c e n t r a l / i n t e r n a l / e x t e n d e d / r e p o r t s / S t a n d a r d _ S a l e s _ O r d e r _ C o n f / 1 3 0 5 / " >   
      < B C R e p o r t I n f o r m a t i o n >   
@@ -3902,6 +3908,8 @@
  
              < R e p o r t N a m e > R e p o r t   N a m e < / R e p o r t N a m e >   
+             < R e p o r t C a p t i o n > R e p o r t   C a p t i o n < / R e p o r t C a p t i o n > + 
              < A b o u t T h i s R e p o r t T i t l e > A b o u t   T h i s   R e p o r t   T i t l e < / A b o u t T h i s R e p o r t T i t l e >   
              < A b o u t T h i s R e p o r t T e x t > A b o u t   T h i s   R e p o r t   T e x t < / A b o u t T h i s R e p o r t T e x t > @@ -3956,21 +3964,21 @@
  
              < C o m p a n y A d d r e s s L i n e s >   
-                 < C o m p a n y A d d r e s s L i n e > C o m p a n y   A d d r e s s   L i n e   1 < / C o m p a n y A d d r e s s L i n e > - 
-                 < C o m p a n y A d d r e s s L i n e > C o m p a n y   A d d r e s s   L i n e   2 < / C o m p a n y A d d r e s s L i n e > - 
-                 < C o m p a n y A d d r e s s L i n e > C o m p a n y   A d d r e s s   L i n e   3 < / C o m p a n y A d d r e s s L i n e > - 
-                 < C o m p a n y A d d r e s s L i n e > C o m p a n y   A d d r e s s   L i n e   4 < / C o m p a n y A d d r e s s L i n e > - 
-                 < C o m p a n y A d d r e s s L i n e > C o m p a n y   A d d r e s s   L i n e   5 < / C o m p a n y A d d r e s s L i n e > - 
-                 < C o m p a n y A d d r e s s L i n e > C o m p a n y   A d d r e s s   L i n e   6 < / C o m p a n y A d d r e s s L i n e > - 
-                 < C o m p a n y A d d r e s s L i n e > C o m p a n y   A d d r e s s   L i n e   7 < / C o m p a n y A d d r e s s L i n e > - 
-                 < C o m p a n y A d d r e s s L i n e > C o m p a n y   A d d r e s s   L i n e   8 < / C o m p a n y A d d r e s s L i n e > +                 < C o m p a n y A d d r e s s L i n e 1 > C o m p a n y   A d d r e s s   L i n e   1 < / C o m p a n y A d d r e s s L i n e 1 > + 
+                 < C o m p a n y A d d r e s s L i n e 2 > C o m p a n y   A d d r e s s   L i n e   2 < / C o m p a n y A d d r e s s L i n e 2 > + 
+                 < C o m p a n y A d d r e s s L i n e 3 > C o m p a n y   A d d r e s s   L i n e   3 < / C o m p a n y A d d r e s s L i n e 3 > + 
+                 < C o m p a n y A d d r e s s L i n e 4 > C o m p a n y   A d d r e s s   L i n e   4 < / C o m p a n y A d d r e s s L i n e 4 > + 
+                 < C o m p a n y A d d r e s s L i n e 5 > C o m p a n y   A d d r e s s   L i n e   5 < / C o m p a n y A d d r e s s L i n e 5 > + 
+                 < C o m p a n y A d d r e s s L i n e 6 > C o m p a n y   A d d r e s s   L i n e   6 < / C o m p a n y A d d r e s s L i n e 6 > + 
+                 < C o m p a n y A d d r e s s L i n e 7 > C o m p a n y   A d d r e s s   L i n e   7 < / C o m p a n y A d d r e s s L i n e 7 > + 
+                 < C o m p a n y A d d r e s s L i n e 8 > C o m p a n y   A d d r e s s   L i n e   8 < / C o m p a n y A d d r e s s L i n e 8 >   
              < / C o m p a n y A d d r e s s L i n e s >   
@@ -4028,21 +4036,329 @@
  
      < / B C R e p o r t I n f o r m a t i o n >   
-     < T o o l t i p s / > +     < T o o l t i p s > + 
+         < T o o l t i p   c o l u m n = " C o m p a n y H o m e P a g e "   E l e m e n t I d = " 1 9 8 9 1 8 8 7 0 " > + 
+             < T o o l t i p T e x t   l a n g = " e n - U S " > S p e c i f i e s   y o u r   c o m p a n y ' s   w e b   s i t e . < / T o o l t i p T e x t > + 
+         < / T o o l t i p > + 
+         < T o o l t i p   c o l u m n = " C o m p a n y E M a i l "   E l e m e n t I d = " 1 6 7 7 0 7 4 0 5 8 " > + 
+             < T o o l t i p T e x t   l a n g = " e n - U S " > S p e c i f i e s   t h e   c o m p a n y ' s   e m a i l   a d d r e s s . < / T o o l t i p T e x t > + 
+         < / T o o l t i p > + 
+         < T o o l t i p   c o l u m n = " C o m p a n y P i c t u r e "   E l e m e n t I d = " 1 3 9 7 4 1 1 0 7 4 " > + 
+             < T o o l t i p T e x t   l a n g = " e n - U S " > S p e c i f i e s   t h e   p i c t u r e   t h a t   h a s   b e e n   s e t   u p   f o r   t h e   c o m p a n y ,   s u c h   a s   a   c o m p a n y   l o g o . < / T o o l t i p T e x t > + 
+         < / T o o l t i p > + 
+         < T o o l t i p   c o l u m n = " C o m p a n y P h o n e N o "   E l e m e n t I d = " 2 5 0 4 4 0 6 5 5 " > + 
+             < T o o l t i p T e x t   l a n g = " e n - U S " > S p e c i f i e s   t h e   c o m p a n y ' s   t e l e p h o n e   n u m b e r . < / T o o l t i p T e x t > + 
+         < / T o o l t i p > + 
+         < T o o l t i p   c o l u m n = " C o m p a n y G i r o N o "   E l e m e n t I d = " 1 3 6 0 1 9 6 3 2 0 " > + 
+             < T o o l t i p T e x t   l a n g = " e n - U S " > S p e c i f i e s   t h e   c o m p a n y ' s   g i r o   n u m b e r . < / T o o l t i p T e x t > + 
+         < / T o o l t i p > + 
+         < T o o l t i p   c o l u m n = " C o m p a n y B a n k N a m e "   E l e m e n t I d = " 1 5 3 4 9 0 5 6 0 5 " > + 
+             < T o o l t i p T e x t   l a n g = " e n - U S " > S p e c i f i e s   t h e   n a m e   o f   t h e   b a n k   w h e r e   y o u   h a v e   t h e   b a n k   a c c o u n t . < / T o o l t i p T e x t > + 
+         < / T o o l t i p > + 
+         < T o o l t i p   c o l u m n = " C o m p a n y B a n k B r a n c h N o "   E l e m e n t I d = " 7 9 3 1 3 3 0 5 7 " > + 
+             < T o o l t i p T e x t   l a n g = " e n - U S " > S p e c i f i e s   a   n u m b e r   o f   t h e   b a n k   b r a n c h . < / T o o l t i p T e x t > + 
+         < / T o o l t i p > + 
+         < T o o l t i p   c o l u m n = " C o m p a n y B a n k A c c o u n t N o "   E l e m e n t I d = " 3 0 1 4 0 2 0 4 " > + 
+             < T o o l t i p T e x t   l a n g = " e n - U S " > S p e c i f i e s   t h e   n u m b e r   u s e d   b y   t h e   b a n k   f o r   t h e   b a n k   a c c o u n t . < / T o o l t i p T e x t > + 
+         < / T o o l t i p > + 
+         < T o o l t i p   c o l u m n = " C o m p a n y I B A N "   E l e m e n t I d = " 9 0 6 5 4 9 1 8 2 " > + 
+             < T o o l t i p T e x t   l a n g = " e n - U S " > S p e c i f i e s   t h e   b a n k   a c c o u n t ' s   i n t e r n a t i o n a l   b a n k   a c c o u n t   n u m b e r . < / T o o l t i p T e x t > + 
+         < / T o o l t i p > + 
+         < T o o l t i p   c o l u m n = " C o m p a n y S W I F T "   E l e m e n t I d = " 6 6 8 2 5 0 2 4 5 " > + 
+             < T o o l t i p T e x t   l a n g = " e n - U S " > S p e c i f i e s   t h e   i n t e r n a t i o n a l   b a n k   i d e n t i f i e r   c o d e   ( S W I F T )   o f   t h e   b a n k   w h e r e   y o u   h a v e   t h e   a c c o u n t . < / T o o l t i p T e x t > + 
+         < / T o o l t i p > + 
+         < T o o l t i p   c o l u m n = " S e l l T o C o n t a c t P h o n e N o "   E l e m e n t I d = " 1 6 1 3 8 2 2 4 8 3 " > + 
+             < T o o l t i p T e x t   l a n g = " e n - U S " > S p e c i f i e s   t h e   c o n t a c t ' s   p h o n e   n u m b e r . < / T o o l t i p T e x t > + 
+         < / T o o l t i p > + 
+         < T o o l t i p   c o l u m n = " S e l l T o C o n t a c t M o b i l e P h o n e N o "   E l e m e n t I d = " 1 8 4 3 5 8 7 4 7 " > + 
+             < T o o l t i p T e x t   l a n g = " e n - U S " > S p e c i f i e s   t h e   c o n t a c t ' s   m o b i l e   t e l e p h o n e   n u m b e r . < / T o o l t i p T e x t > + 
+         < / T o o l t i p > + 
+         < T o o l t i p   c o l u m n = " S e l l T o C o n t a c t E m a i l "   E l e m e n t I d = " 2 6 2 8 2 4 5 6 4 " > + 
+             < T o o l t i p T e x t   l a n g = " e n - U S " > S p e c i f i e s   t h e   e m a i l   a d d r e s s   o f   t h e   c o n t a c t . < / T o o l t i p T e x t > + 
+         < / T o o l t i p > + 
+         < T o o l t i p   c o l u m n = " B i l l T o C o n t a c t P h o n e N o "   E l e m e n t I d = " 3 6 2 4 7 7 4 8 8 " > + 
+             < T o o l t i p T e x t   l a n g = " e n - U S " > S p e c i f i e s   t h e   c o n t a c t ' s   p h o n e   n u m b e r . < / T o o l t i p T e x t > + 
+         < / T o o l t i p > + 
+         < T o o l t i p   c o l u m n = " B i l l T o C o n t a c t M o b i l e P h o n e N o "   E l e m e n t I d = " 2 4 8 4 8 8 6 9 6 " > + 
+             < T o o l t i p T e x t   l a n g = " e n - U S " > S p e c i f i e s   t h e   c o n t a c t ' s   m o b i l e   t e l e p h o n e   n u m b e r . < / T o o l t i p T e x t > + 
+         < / T o o l t i p > + 
+         < T o o l t i p   c o l u m n = " B i l l T o C o n t a c t E m a i l "   E l e m e n t I d = " 3 3 5 8 2 7 8 9 5 " > + 
+             < T o o l t i p T e x t   l a n g = " e n - U S " > S p e c i f i e s   t h e   e m a i l   a d d r e s s   o f   t h e   c o n t a c t . < / T o o l t i p T e x t > + 
+         < / T o o l t i p > + 
+         < T o o l t i p   c o l u m n = " Y o u r R e f e r e n c e "   E l e m e n t I d = " 1 1 0 3 9 9 5 1 " > + 
+             < T o o l t i p T e x t   l a n g = " e n - U S " > S p e c i f i e s   t h e   c u s t o m e r ' s   r e f e r e n c e .   T h e   c o n t e n t   w i l l   b e   p r i n t e d   o n   s a l e s   d o c u m e n t s . < / T o o l t i p T e x t > + 
+         < / T o o l t i p > + 
+         < T o o l t i p   c o l u m n = " S h i p m e n t M e t h o d D e s c r i p t i o n "   E l e m e n t I d = " 2 0 5 9 4 0 3 2 6 0 " > + 
+             < T o o l t i p T e x t   l a n g = " e n - U S " > S p e c i f i e s   a   d e s c r i p t i o n   o f   t h e   s h i p m e n t   m e t h o d . < / T o o l t i p T e x t > + 
+         < / T o o l t i p > + 
+         < T o o l t i p   c o l u m n = " S h i p T o P h o n e N o "   E l e m e n t I d = " 3 6 9 7 0 2 2 5 5 " > + 
+             < T o o l t i p T e x t   l a n g = " e n - U S " > S p e c i f i e s   t h e   t e l e p h o n e   n u m b e r   o f   t h e   c o m p a n y ' s   s h i p p i n g   a d d r e s s . < / T o o l t i p T e x t > + 
+         < / T o o l t i p > + 
+         < T o o l t i p   c o l u m n = " P a y m e n t T e r m s D e s c r i p t i o n "   E l e m e n t I d = " 2 0 3 8 7 4 2 7 0 0 " > + 
+             < T o o l t i p T e x t   l a n g = " e n - U S " > S p e c i f i e s   a n   e x p l a n a t i o n   o f   t h e   p a y m e n t   t e r m s . < / T o o l t i p T e x t > + 
+         < / T o o l t i p > + 
+         < T o o l t i p   c o l u m n = " P a y m e n t M e t h o d D e s c r i p t i o n "   E l e m e n t I d = " 5 8 5 7 5 7 9 7 4 " > + 
+             < T o o l t i p T e x t   l a n g = " e n - U S " > S p e c i f i e s   a   t e x t   t h a t   d e s c r i b e s   t h e   p a y m e n t   m e t h o d . < / T o o l t i p T e x t > + 
+         < / T o o l t i p > + 
+         < T o o l t i p   c o l u m n = " B i l l t o C u s t u m e r N o "   E l e m e n t I d = " 2 8 0 4 7 3 0 5 8 " > + 
+             < T o o l t i p T e x t   l a n g = " e n - U S " > S p e c i f i e s   t h e   n u m b e r   o f   t h e   c u s t o m e r   t h a t   y o u   s e n d   o r   s e n t   t h e   i n v o i c e   o r   c r e d i t   m e m o   t o . < / T o o l t i p T e x t > + 
+         < / T o o l t i p > + 
+         < T o o l t i p   c o l u m n = " D o c u m e n t N o "   E l e m e n t I d = " 9 7 0 3 5 0 5 3 9 " > + 
+             < T o o l t i p T e x t   l a n g = " e n - U S " > S p e c i f i e s   a   u n i q u e   n u m b e r   t h a t   i d e n t i f i e s   t h e   s a l e s   d o c u m e n t .   T h e   n u m b e r   c a n   b e   g e n e r a t e d   a u t o m a t i c a l l y   f r o m   a   n u m b e r   s e r i e s ,   o r   y o u   c a n   n u m b e r   e a c h   o f   t h e m   m a n u a l l y . < / T o o l t i p T e x t > + 
+         < / T o o l t i p > + 
+         < T o o l t i p   c o l u m n = " Q u o t e N o "   E l e m e n t I d = " 1 5 2 1 5 3 3 0 4 6 " > + 
+             < T o o l t i p T e x t   l a n g = " e n - U S " > S p e c i f i e s   t h e   n u m b e r   o f   t h e   s a l e s   q u o t e   t h a t   t h e   s a l e s   o r d e r   w a s   c r e a t e d   f r o m .   Y o u   c a n   t r a c k   t h e   n u m b e r   t o   s a l e s   q u o t e   d o c u m e n t s   t h a t   y o u   h a v e   p r i n t e d ,   s a v e d ,   o r   e m a i l e d . < / T o o l t i p T e x t > + 
+         < / T o o l t i p > + 
+         < T o o l t i p   c o l u m n = " P r i c e s I n c l u d i n g V A T "   E l e m e n t I d = " 5 1 8 8 1 7 1 6 7 " > + 
+             < T o o l t i p T e x t   l a n g = " e n - U S " > S p e c i f i e s   i f   t h e   U n i t   P r i c e   a n d   L i n e   A m o u n t   f i e l d s   o n   d o c u m e n t   l i n e s   s h o u l d   b e   s h o w n   w i t h   o r   w i t h o u t   V A T . < / T o o l t i p T e x t > + 
+         < / T o o l t i p > + 
+         < T o o l t i p   c o l u m n = " S a l e s P e r s o n N a m e "   E l e m e n t I d = " 8 7 1 4 9 2 9 8 3 " > + 
+             < T o o l t i p T e x t   l a n g = " e n - U S " > S p e c i f i e s   t h e   n a m e   o f   t h e   s a l e s p e r s o n   o r   p u r c h a s e r . < / T o o l t i p T e x t > + 
+         < / T o o l t i p > + 
+         < T o o l t i p   c o l u m n = " S e l l t o C u s t o m e r N o "   E l e m e n t I d = " 2 0 5 0 6 4 7 3 4 9 " > + 
+             < T o o l t i p T e x t   l a n g = " e n - U S " > S p e c i f i e s   t h e   n u m b e r   o f   t h e   c u s t o m e r   t h a t   y o u ' r e   s e l l i n g   t o .   B y   d e f a u l t ,   t h e   s a m e   c u s t o m e r   i s   s u g g e s t e d   a s   t h e   s h i p - t o   c u s t o m e r .   I f   n e e d e d ,   y o u   c a n   s p e c i f y   a   d i f f e r e n t   s h i p - t o   c u s t o m e r   o n   t h e   d o c u m e n t . < / T o o l t i p T e x t > + 
+         < / T o o l t i p > + 
+         < T o o l t i p   c o l u m n = " S e l l T o P h o n e N o "   E l e m e n t I d = " 7 5 1 9 3 1 8 4 3 " > + 
+             < T o o l t i p T e x t   l a n g = " e n - U S " > S p e c i f i e s   t h e   t e l e p h o n e   n u m b e r   o f   t h e   c o n t a c t   p e r s o n   t h a t   t h e   s a l e s   d o c u m e n t   w i l l   b e   s e n t   t o . < / T o o l t i p T e x t > + 
+         < / T o o l t i p > + 
+         < T o o l t i p   c o l u m n = " E x t D o c N o _ S a l e s H e a d e r "   E l e m e n t I d = " 8 3 2 4 5 0 5 2 3 " > + 
+             < T o o l t i p T e x t   l a n g = " e n - U S " > S p e c i f i e s   a   d o c u m e n t   n u m b e r   t h a t   r e f e r s   t o   t h e   c u s t o m e r ' s   o r   v e n d o r ' s   n u m b e r i n g   s y s t e m . < / T o o l t i p T e x t > + 
+         < / T o o l t i p > + 
+         < T o o l t i p   c o l u m n = " L i n e N o _ L i n e "   E l e m e n t I d = " 6 9 8 9 8 5 9 7 9 " > + 
+             < T o o l t i p T e x t   l a n g = " e n - U S " > S p e c i f i e s   t h e   l i n e   n u m b e r . < / T o o l t i p T e x t > + 
+         < / T o o l t i p > + 
+         < T o o l t i p   c o l u m n = " A m o u n t E x c l u d i n g V A T _ L i n e "   E l e m e n t I d = " 1 0 6 2 4 6 0 0 4 0 " > + 
+             < T o o l t i p T e x t   l a n g = " e n - U S " > S p e c i f i e s   t h e   s u m   o f   a m o u n t s   i n   t h e   L i n e   A m o u n t   f i e l d   o n   t h e   s a l e s   r e t u r n   o r d e r   l i n e s . < / T o o l t i p T e x t > + 
+         < / T o o l t i p > + 
+         < T o o l t i p   c o l u m n = " D e s c r i p t i o n _ L i n e "   E l e m e n t I d = " 1 4 0 6 8 2 2 3 1 0 " > + 
+             < T o o l t i p T e x t   l a n g = " e n - U S " > S p e c i f i e s   a   d e s c r i p t i o n   o f   t h e   e n t r y   o f   t h e   p r o d u c t   t o   b e   s o l d .   T o   a d d   a   n o n - t r a n s a c t i o n a l   t e x t   l i n e ,   f i l l   i n   t h e   D e s c r i p t i o n   f i e l d   o n l y . < / T o o l t i p T e x t > + 
+         < / T o o l t i p > + 
+         < T o o l t i p   c o l u m n = " L i n e D i s c o u n t P e r c e n t _ L i n e "   E l e m e n t I d = " 9 0 7 8 2 7 4 3 6 " > + 
+             < T o o l t i p T e x t   l a n g = " e n - U S " > S p e c i f i e s   t h e   d i s c o u n t   p e r c e n t a g e   t h a t   i s   g r a n t e d   f o r   t h e   i t e m   o n   t h e   l i n e . < / T o o l t i p T e x t > + 
+         < / T o o l t i p > + 
+         < T o o l t i p   c o l u m n = " I t e m N o _ L i n e "   E l e m e n t I d = " 1 9 1 0 2 9 6 2 8 8 " > + 
+             < T o o l t i p T e x t   l a n g = " e n - U S " > S p e c i f i e s   t h e   n u m b e r   o f   t h e   i n v o l v e d   e n t r y   o r   r e c o r d ,   a c c o r d i n g   t o   t h e   s p e c i f i e d   n u m b e r   s e r i e s . < / T o o l t i p T e x t > + 
+         < / T o o l t i p > + 
+         < T o o l t i p   c o l u m n = " U n i t O f M e a s u r e "   E l e m e n t I d = " 1 8 0 8 2 2 8 0 1 8 " > + 
+             < T o o l t i p T e x t   l a n g = " e n - U S " > S p e c i f i e s   t h e   u n i t   o f   m e a s u r e   f o r   t h e   i t e m   o r   r e s o u r c e   o n   t h e   s a l e s   l i n e . < / T o o l t i p T e x t > + 
+         < / T o o l t i p > + 
+         < T o o l t i p   c o l u m n = " I t e m R e f e r e n c e N o "   E l e m e n t I d = " 4 7 4 0 7 7 5 6 6 " > + 
+             < T o o l t i p T e x t   l a n g = " e n - U S " > S p e c i f i e s   t h e   r e f e r e n c e d   i t e m   n u m b e r . < / T o o l t i p T e x t > + 
+         < / T o o l t i p > + 
+         < T o o l t i p   c o l u m n = " L i n e N o _ A s s e m b l y L i n e "   E l e m e n t I d = " 6 4 0 5 8 3 8 9 1 " > + 
+             < T o o l t i p T e x t   l a n g = " e n - U S " > S p e c i f i e s   t h e   n u m b e r   o f   t h e   i n v o l v e d   e n t r y   o r   r e c o r d ,   a c c o r d i n g   t o   t h e   s p e c i f i e d   n u m b e r   s e r i e s . < / T o o l t i p T e x t > + 
+         < / T o o l t i p > + 
+         < T o o l t i p   c o l u m n = " D e s c r i p t i o n _ A s s e m b l y L i n e "   E l e m e n t I d = " 2 8 0 7 4 3 7 9 6 " > + 
+             < T o o l t i p T e x t   l a n g = " e n - U S " > S p e c i f i e s   t h e   d e s c r i p t i o n   o f   t h e   a s s e m b l y   c o m p o n e n t . < / T o o l t i p T e x t > + 
+         < / T o o l t i p > + 
+         < T o o l t i p   c o l u m n = " Q u a n t i t y _ A s s e m b l y L i n e "   E l e m e n t I d = " 1 9 5 7 6 4 8 2 3 1 " > + 
+             < T o o l t i p T e x t   l a n g = " e n - U S " > S p e c i f i e s   h o w   m a n y   u n i t s   o f   t h e   a s s e m b l y   c o m p o n e n t   a r e   e x p e c t e d   t o   b e   c o n s u m e d . < / T o o l t i p T e x t > + 
+         < / T o o l t i p > + 
+         < T o o l t i p   c o l u m n = " V a r i a n t C o d e _ A s s e m b l y L i n e "   E l e m e n t I d = " 1 8 6 9 4 0 7 6 7 2 " > + 
+             < T o o l t i p T e x t   l a n g = " e n - U S " > S p e c i f i e s   t h e   v a r i a n t   o f   t h e   i t e m   o n   t h e   l i n e . < / T o o l t i p T e x t > + 
+         < / T o o l t i p > + 
+         < T o o l t i p   c o l u m n = " I n v o i c e D i s c o u n t A m o u n t _ V A T A m o u n t L i n e "   E l e m e n t I d = " 8 2 4 7 3 0 1 4 1 " > + 
+             < T o o l t i p T e x t   l a n g = " e n - U S " > S p e c i f i e s   t h e   i n v o i c e   d i s c o u n t   a m o u n t   f o r   a   s p e c i f i c   V A T   i d e n t i f i e r . < / T o o l t i p T e x t > + 
+         < / T o o l t i p > + 
+         < T o o l t i p   c o l u m n = " I n v o i c e D i s c o u n t B a s e A m o u n t _ V A T A m o u n t L i n e "   E l e m e n t I d = " 2 0 4 0 3 3 2 2 6 6 " > + 
+             < T o o l t i p T e x t   l a n g = " e n - U S " > S p e c i f i e s   t h e   i n v o i c e   d i s c o u n t   b a s e   a m o u n t . < / T o o l t i p T e x t > + 
+         < / T o o l t i p > + 
+         < T o o l t i p   c o l u m n = " L i n e A m o u n t _ V a t A m o u n t L i n e "   E l e m e n t I d = " 2 1 4 6 5 4 0 1 " > + 
+             < T o o l t i p T e x t   l a n g = " e n - U S " > S p e c i f i e s   t h e   t o t a l   a m o u n t   f o r   s a l e s   o r   p u r c h a s e   l i n e s   w i t h   a   s p e c i f i c   V A T   i d e n t i f i e r . < / T o o l t i p T e x t > + 
+         < / T o o l t i p > + 
+         < T o o l t i p   c o l u m n = " V A T A m o u n t _ V a t A m o u n t L i n e "   E l e m e n t I d = " 1 8 9 1 8 2 0 6 2 0 " > + 
+             < T o o l t i p T e x t   l a n g = " e n - U S " > S p e c i f i e s   t h e   a m o u n t   o f   V A T   t h a t   i s   i n c l u d e d   i n   t h e   t o t a l   a m o u n t . < / T o o l t i p T e x t > + 
+         < / T o o l t i p > + 
+         < T o o l t i p   c o l u m n = " V A T B a s e _ V a t A m o u n t L i n e "   E l e m e n t I d = " 1 4 5 8 9 3 7 8 1 9 " > + 
+             < T o o l t i p T e x t   l a n g = " e n - U S " > S p e c i f i e s   t h e   t o t a l   n e t   a m o u n t   ( a m o u n t   e x c l u d i n g   V A T )   f o r   s a l e s   o r   p u r c h a s e   l i n e s   w i t h   a   s p e c i f i c   V A T   I d e n t i f i e r . < / T o o l t i p T e x t > + 
+         < / T o o l t i p > + 
+         < T o o l t i p   c o l u m n = " V A T I d e n t i f i e r _ V a t A m o u n t L i n e "   E l e m e n t I d = " 1 1 4 2 0 7 0 0 3 5 " > + 
+             < T o o l t i p T e x t   l a n g = " e n - U S " > S p e c i f i e s   t h e   V A T   I d e n t i f i e r   v a l u e . < / T o o l t i p T e x t > + 
+         < / T o o l t i p > + 
+         < T o o l t i p   c o l u m n = " V A T P c t _ V a t A m o u n t L i n e "   E l e m e n t I d = " 1 4 5 3 5 4 2 7 7 7 " > + 
+             < T o o l t i p T e x t   l a n g = " e n - U S " > S p e c i f i e s   t h e   V A T   %   t h a t   w a s   u s e d   o n   t h e   s a l e s   o r   p u r c h a s e   l i n e s   w i t h   t h i s   V A T   I d e n t i f i e r . < / T o o l t i p T e x t > + 
+         < / T o o l t i p > + 
+         < T o o l t i p   c o l u m n = " V A T I d e n t i f i e r _ V A T C l a u s e L i n e "   E l e m e n t I d = " 1 4 6 4 4 7 2 4 7 8 " > + 
+             < T o o l t i p T e x t   l a n g = " e n - U S " > S p e c i f i e s   t h e   V A T   I d e n t i f i e r   v a l u e . < / T o o l t i p T e x t > + 
+         < / T o o l t i p > + 
+         < T o o l t i p   c o l u m n = " C o d e _ V A T C l a u s e L i n e "   E l e m e n t I d = " 1 8 2 4 5 8 9 8 4 7 " > + 
+             < T o o l t i p T e x t   l a n g = " e n - U S " > S p e c i f i e s   t h e   c o d e   f o r   a   V A T   c l a u s e ,   w h i c h   i s   u s e d   t o   p r o v i d e   a   V A T   d e s c r i p t i o n   a s s o c i a t e d   w i t h   a   s a l e s   l i n e   o n   a   s a l e s   i n v o i c e ,   c r e d i t   m e m o ,   o r   o t h e r   s a l e s   d o c u m e n t . < / T o o l t i p T e x t > + 
+         < / T o o l t i p > + 
+         < T o o l t i p   c o l u m n = " D e s c r i p t i o n 2 _ V A T C l a u s e L i n e "   E l e m e n t I d = " 1 3 7 9 6 6 7 4 7 0 " > + 
+             < T o o l t i p T e x t   l a n g = " e n - U S " > S p e c i f i e s   a n   a d d i t i o n a l   d e s c r i p t i o n   o f   a   V A T   c l a u s e . < / T o o l t i p T e x t > + 
+         < / T o o l t i p > + 
+         < T o o l t i p   c o l u m n = " V A T A m o u n t _ V A T C l a u s e L i n e "   E l e m e n t I d = " 2 2 2 4 6 9 0 5 9 " > + 
+             < T o o l t i p T e x t   l a n g = " e n - U S " > S p e c i f i e s   t h e   a m o u n t   o f   V A T   t h a t   i s   i n c l u d e d   i n   t h e   t o t a l   a m o u n t . < / T o o l t i p T e x t > + 
+         < / T o o l t i p > + 
+     < / T o o l t i p s >   
      < H e a d e r   E l e m e n t T y p e = " D a t a I t e m "   E l e m e n t I d = " 1 2 4 0 3 7 3 8 8 6 " >   
          < B i l l T o C o n t a c t E m a i l   E l e m e n t T y p e = " C o l u m n "   E l e m e n t I d = " 3 3 5 8 2 7 8 9 5 "   D a t a T y p e = " T e x t " > B i l l T o C o n t a c t E m a i l < / B i l l T o C o n t a c t E m a i l >   
-         < B i l l T o C o n t a c t E m a i l L b l   E l e m e n t T y p e = " C o l u m n "   E l e m e n t I d = " 2 9 6 4 7 8 3 6 5 "   D a t a T y p e = " T e x t C o n s t " > B i l l T o C o n t a c t E m a i l L b l < / B i l l T o C o n t a c t E m a i l L b l > +         < B i l l T o C o n t a c t E m a i l L b l   E l e m e n t T y p e = " C o l u m n "   E l e m e n t I d = " 2 9 6 4 7 8 3 6 5 "   D a t a T y p e = " L a b e l " > B i l l T o C o n t a c t E m a i l L b l < / B i l l T o C o n t a c t E m a i l L b l >   
          < B i l l T o C o n t a c t M o b i l e P h o n e N o   E l e m e n t T y p e = " C o l u m n "   E l e m e n t I d = " 2 4 8 4 8 8 6 9 6 "   D a t a T y p e = " T e x t " > B i l l T o C o n t a c t M o b i l e P h o n e N o < / B i l l T o C o n t a c t M o b i l e P h o n e N o >   
-         < B i l l T o C o n t a c t M o b i l e P h o n e N o L b l   E l e m e n t T y p e = " C o l u m n "   E l e m e n t I d = " 2 7 6 3 1 1 3 3 8 "   D a t a T y p e = " T e x t C o n s t " > B i l l T o C o n t a c t M o b i l e P h o n e N o L b l < / B i l l T o C o n t a c t M o b i l e P h o n e N o L b l > +         < B i l l T o C o n t a c t M o b i l e P h o n e N o L b l   E l e m e n t T y p e = " C o l u m n "   E l e m e n t I d = " 2 7 6 3 1 1 3 3 8 "   D a t a T y p e = " L a b e l " > B i l l T o C o n t a c t M o b i l e P h o n e N o L b l < / B i l l T o C o n t a c t M o b i l e P h o n e N o L b l >   
          < B i l l T o C o n t a c t P h o n e N o   E l e m e n t T y p e = " C o l u m n "   E l e m e n t I d = " 3 6 2 4 7 7 4 8 8 "   D a t a T y p e = " T e x t " > B i l l T o C o n t a c t P h o n e N o < / B i l l T o C o n t a c t P h o n e N o >   
-         < B i l l T o C o n t a c t P h o n e N o L b l   E l e m e n t T y p e = " C o l u m n "   E l e m e n t I d = " 2 1 2 3 3 4 5 9 6 6 "   D a t a T y p e = " T e x t C o n s t " > B i l l T o C o n t a c t P h o n e N o L b l < / B i l l T o C o n t a c t P h o n e N o L b l > +         < B i l l T o C o n t a c t P h o n e N o L b l   E l e m e n t T y p e = " C o l u m n "   E l e m e n t I d = " 2 1 2 3 3 4 5 9 6 6 "   D a t a T y p e = " L a b e l " > B i l l T o C o n t a c t P h o n e N o L b l < / B i l l T o C o n t a c t P h o n e N o L b l >   
          < B i l l t o C u s t o m e r N o _ L b l   E l e m e n t T y p e = " C o l u m n "   E l e m e n t I d = " 3 6 9 3 0 7 8 1 3 "   D a t a T y p e = " S t r i n g " > B i l l t o C u s t o m e r N o _ L b l < / B i l l t o C u s t o m e r N o _ L b l >   
@@ -4066,7 +4382,7 @@
  
          < C o m p a n y B a n k A c c o u n t N o   E l e m e n t T y p e = " C o l u m n "   E l e m e n t I d = " 3 0 1 4 0 2 0 4 "   D a t a T y p e = " T e x t " > C o m p a n y B a n k A c c o u n t N o < / C o m p a n y B a n k A c c o u n t N o >   
-         < C o m p a n y B a n k A c c o u n t N o _ L b l   E l e m e n t T y p e = " C o l u m n "   E l e m e n t I d = " 1 0 9 7 7 4 3 3 4 5 "   D a t a T y p e = " T e x t C o n s t " > C o m p a n y B a n k A c c o u n t N o _ L b l < / C o m p a n y B a n k A c c o u n t N o _ L b l > +         < C o m p a n y B a n k A c c o u n t N o _ L b l   E l e m e n t T y p e = " C o l u m n "   E l e m e n t I d = " 1 0 9 7 7 4 3 3 4 5 "   D a t a T y p e = " L a b e l " > C o m p a n y B a n k A c c o u n t N o _ L b l < / C o m p a n y B a n k A c c o u n t N o _ L b l >   
          < C o m p a n y B a n k B r a n c h N o   E l e m e n t T y p e = " C o l u m n "   E l e m e n t I d = " 7 9 3 1 3 3 0 5 7 "   D a t a T y p e = " T e x t " > C o m p a n y B a n k B r a n c h N o < / C o m p a n y B a n k B r a n c h N o >   
@@ -4074,7 +4390,7 @@
  
          < C o m p a n y B a n k N a m e   E l e m e n t T y p e = " C o l u m n "   E l e m e n t I d = " 1 5 3 4 9 0 5 6 0 5 "   D a t a T y p e = " T e x t " > C o m p a n y B a n k N a m e < / C o m p a n y B a n k N a m e >   
-         < C o m p a n y B a n k N a m e _ L b l   E l e m e n t T y p e = " C o l u m n "   E l e m e n t I d = " 1 2 0 4 3 0 7 0 1 4 "   D a t a T y p e = " T e x t C o n s t " > C o m p a n y B a n k N a m e _ L b l < / C o m p a n y B a n k N a m e _ L b l > +         < C o m p a n y B a n k N a m e _ L b l   E l e m e n t T y p e = " C o l u m n "   E l e m e n t I d = " 1 2 0 4 3 0 7 0 1 4 "   D a t a T y p e = " L a b e l " > C o m p a n y B a n k N a m e _ L b l < / C o m p a n y B a n k N a m e _ L b l >   
          < C o m p a n y C u s t o m G i r o   E l e m e n t T y p e = " C o l u m n "   E l e m e n t I d = " 1 6 7 0 4 7 5 7 9 8 "   D a t a T y p e = " T e x t " > C o m p a n y C u s t o m G i r o < / C o m p a n y C u s t o m G i r o >   
@@ -4084,7 +4400,7 @@
  
          < C o m p a n y G i r o N o   E l e m e n t T y p e = " C o l u m n "   E l e m e n t I d = " 1 3 6 0 1 9 6 3 2 0 "   D a t a T y p e = " T e x t " > C o m p a n y G i r o N o < / C o m p a n y G i r o N o >   
-         < C o m p a n y G i r o N o _ L b l   E l e m e n t T y p e = " C o l u m n "   E l e m e n t I d = " 8 6 1 6 0 2 1 1 5 "   D a t a T y p e = " T e x t C o n s t " > C o m p a n y G i r o N o _ L b l < / C o m p a n y G i r o N o _ L b l > +         < C o m p a n y G i r o N o _ L b l   E l e m e n t T y p e = " C o l u m n "   E l e m e n t I d = " 8 6 1 6 0 2 1 1 5 "   D a t a T y p e = " L a b e l " > C o m p a n y G i r o N o _ L b l < / C o m p a n y G i r o N o _ L b l >   
          < C o m p a n y H o m e P a g e   E l e m e n t T y p e = " C o l u m n "   E l e m e n t I d = " 1 9 8 9 1 8 8 7 0 "   D a t a T y p e = " T e x t " > C o m p a n y H o m e P a g e < / C o m p a n y H o m e P a g e >   
@@ -4102,9 +4418,9 @@
  
          < C o m p a n y P h o n e N o   E l e m e n t T y p e = " C o l u m n "   E l e m e n t I d = " 2 5 0 4 4 0 6 5 5 "   D a t a T y p e = " T e x t " > C o m p a n y P h o n e N o < / C o m p a n y P h o n e N o >   
-         < C o m p a n y P h o n e N o _ L b l   E l e m e n t T y p e = " C o l u m n "   E l e m e n t I d = " 5 5 8 5 9 3 5 8 6 "   D a t a T y p e = " T e x t C o n s t " > C o m p a n y P h o n e N o _ L b l < / C o m p a n y P h o n e N o _ L b l > - 
-         < C o m p a n y P i c t u r e   E l e m e n t T y p e = " C o l u m n "   E l e m e n t I d = " 1 3 9 7 4 1 1 0 7 4 "   D a t a T y p e = " B L O B " / > +         < C o m p a n y P h o n e N o _ L b l   E l e m e n t T y p e = " C o l u m n "   E l e m e n t I d = " 5 5 8 5 9 3 5 8 6 "   D a t a T y p e = " L a b e l " > C o m p a n y P h o n e N o _ L b l < / C o m p a n y P h o n e N o _ L b l > + 
+         < C o m p a n y P i c t u r e   E l e m e n t T y p e = " C o l u m n "   E l e m e n t I d = " 1 3 9 7 4 1 1 0 7 4 "   D a t a T y p e = " B l o b "   / >   
          < C o m p a n y R e g i s t r a t i o n N u m b e r   E l e m e n t T y p e = " C o l u m n "   E l e m e n t I d = " 2 0 2 3 6 3 9 4 2 4 "   D a t a T y p e = " T e x t " > C o m p a n y R e g i s t r a t i o n N u m b e r < / C o m p a n y R e g i s t r a t i o n N u m b e r >   
@@ -4122,7 +4438,7 @@
  
          < C o m p a n y V A T R e g N o _ L b l   E l e m e n t T y p e = " C o l u m n "   E l e m e n t I d = " 7 7 3 2 0 1 5 0 1 "   D a t a T y p e = " T e x t " > C o m p a n y V A T R e g N o _ L b l < / C o m p a n y V A T R e g N o _ L b l >   
-         < C o p y _ L b l   E l e m e n t T y p e = " C o l u m n "   E l e m e n t I d = " 6 0 4 7 8 2 7 8 1 "   D a t a T y p e = " T e x t C o n s t " > C o p y _ L b l < / C o p y _ L b l > +         < C o p y _ L b l   E l e m e n t T y p e = " C o l u m n "   E l e m e n t I d = " 6 0 4 7 8 2 7 8 1 "   D a t a T y p e = " L a b e l " > C o p y _ L b l < / C o p y _ L b l >   
          < C u s t o m e r A d d r e s s 1   E l e m e n t T y p e = " C o l u m n "   E l e m e n t I d = " 1 8 0 1 9 6 6 4 5 4 "   D a t a T y p e = " T e x t " > C u s t o m e r A d d r e s s 1 < / C u s t o m e r A d d r e s s 1 >   
@@ -4150,13 +4466,13 @@
  
          < D o c u m e n t N o   E l e m e n t T y p e = " C o l u m n "   E l e m e n t I d = " 9 7 0 3 5 0 5 3 9 "   D a t a T y p e = " C o d e " > D o c u m e n t N o < / D o c u m e n t N o >   
-         < D o c u m e n t N o _ L b l   E l e m e n t T y p e = " C o l u m n "   E l e m e n t I d = " 7 8 9 7 9 5 9 7 8 "   D a t a T y p e = " T e x t C o n s t " > D o c u m e n t N o _ L b l < / D o c u m e n t N o _ L b l > +         < D o c u m e n t N o _ L b l   E l e m e n t T y p e = " C o l u m n "   E l e m e n t I d = " 7 8 9 7 9 5 9 7 8 "   D a t a T y p e = " L a b e l " > D o c u m e n t N o _ L b l < / D o c u m e n t N o _ L b l >   
          < D u e D a t e   E l e m e n t T y p e = " C o l u m n "   E l e m e n t I d = " 7 4 5 1 7 0 2 0 3 "   D a t a T y p e = " S t r i n g " > D u e D a t e < / D u e D a t e >   
          < D u e D a t e _ L b l   E l e m e n t T y p e = " C o l u m n "   E l e m e n t I d = " 1 6 4 8 2 8 4 6 4 8 "   D a t a T y p e = " S t r i n g " > D u e D a t e _ L b l < / D u e D a t e _ L b l >   
-         < E M a i l _ L b l   E l e m e n t T y p e = " C o l u m n "   E l e m e n t I d = " 1 4 3 8 8 6 8 0 1 2 "   D a t a T y p e = " T e x t C o n s t " > E M a i l _ L b l < / E M a i l _ L b l > +         < E M a i l _ L b l   E l e m e n t T y p e = " C o l u m n "   E l e m e n t I d = " 1 4 3 8 8 6 8 0 1 2 "   D a t a T y p e = " L a b e l " > E M a i l _ L b l < / E M a i l _ L b l >   
          < E x c h a n g e R a t e A s T e x t   E l e m e n t T y p e = " C o l u m n "   E l e m e n t I d = " 5 9 2 9 5 5 8 4 5 "   D a t a T y p e = " T e x t " > E x c h a n g e R a t e A s T e x t < / E x c h a n g e R a t e A s T e x t >   
@@ -4164,61 +4480,61 @@
  
          < E x t D o c N o _ S a l e s H e a d e r _ L b l   E l e m e n t T y p e = " C o l u m n "   E l e m e n t I d = " 3 9 6 6 6 7 4 8 0 "   D a t a T y p e = " S t r i n g " > E x t D o c N o _ S a l e s H e a d e r _ L b l < / E x t D o c N o _ S a l e s H e a d e r _ L b l >   
-         < H o m e P a g e _ L b l   E l e m e n t T y p e = " C o l u m n "   E l e m e n t I d = " 1 4 3 3 5 9 2 3 0 0 "   D a t a T y p e = " T e x t C o n s t " > H o m e P a g e _ L b l < / H o m e P a g e _ L b l > - 
-         < I n v o i c e _ L b l   E l e m e n t T y p e = " C o l u m n "   E l e m e n t I d = " 1 6 2 3 2 0 4 6 6 5 "   D a t a T y p e = " T e x t C o n s t " > I n v o i c e _ L b l < / I n v o i c e _ L b l > - 
-         < I n v o i c e D i s c o u n t A m o u n t _ L b l   E l e m e n t T y p e = " C o l u m n "   E l e m e n t I d = " 1 5 9 3 0 1 2 7 3 6 "   D a t a T y p e = " T e x t C o n s t " > I n v o i c e D i s c o u n t A m o u n t _ L b l < / I n v o i c e D i s c o u n t A m o u n t _ L b l > - 
-         < I n v o i c e D i s c o u n t B a s e A m o u n t _ L b l   E l e m e n t T y p e = " C o l u m n "   E l e m e n t I d = " 2 0 2 9 2 6 6 8 7 5 "   D a t a T y p e = " T e x t C o n s t " > I n v o i c e D i s c o u n t B a s e A m o u n t _ L b l < / I n v o i c e D i s c o u n t B a s e A m o u n t _ L b l > +         < H o m e P a g e _ L b l   E l e m e n t T y p e = " C o l u m n "   E l e m e n t I d = " 1 4 3 3 5 9 2 3 0 0 "   D a t a T y p e = " L a b e l " > H o m e P a g e _ L b l < / H o m e P a g e _ L b l > + 
+         < I n v o i c e D i s c o u n t A m o u n t _ L b l   E l e m e n t T y p e = " C o l u m n "   E l e m e n t I d = " 1 5 9 3 0 1 2 7 3 6 "   D a t a T y p e = " L a b e l " > I n v o i c e D i s c o u n t A m o u n t _ L b l < / I n v o i c e D i s c o u n t A m o u n t _ L b l > + 
+         < I n v o i c e D i s c o u n t B a s e A m o u n t _ L b l   E l e m e n t T y p e = " C o l u m n "   E l e m e n t I d = " 2 0 2 9 2 6 6 8 7 5 "   D a t a T y p e = " L a b e l " > I n v o i c e D i s c o u n t B a s e A m o u n t _ L b l < / I n v o i c e D i s c o u n t B a s e A m o u n t _ L b l > + 
+         < I n v o i c e _ L b l   E l e m e n t T y p e = " C o l u m n "   E l e m e n t I d = " 1 6 2 3 2 0 4 6 6 5 "   D a t a T y p e = " L a b e l " > I n v o i c e _ L b l < / I n v o i c e _ L b l >   
          < L e g a l E n t i t y T y p e   E l e m e n t T y p e = " C o l u m n "   E l e m e n t I d = " 2 0 5 1 8 7 3 5 6 3 "   D a t a T y p e = " T e x t " > L e g a l E n t i t y T y p e < / L e g a l E n t i t y T y p e >   
          < L e g a l E n t i t y T y p e _ L b l   E l e m e n t T y p e = " C o l u m n "   E l e m e n t I d = " 2 0 8 0 2 2 4 7 9 2 "   D a t a T y p e = " T e x t " > L e g a l E n t i t y T y p e _ L b l < / L e g a l E n t i t y T y p e _ L b l >   
-         < L i n e A m o u n t A f t e r I n v o i c e D i s c o u n t _ L b l   E l e m e n t T y p e = " C o l u m n "   E l e m e n t I d = " 6 7 3 7 2 1 0 9 4 "   D a t a T y p e = " T e x t C o n s t " > L i n e A m o u n t A f t e r I n v o i c e D i s c o u n t _ L b l < / L i n e A m o u n t A f t e r I n v o i c e D i s c o u n t _ L b l > - 
-         < L o c a l C u r r e n c y _ L b l   E l e m e n t T y p e = " C o l u m n "   E l e m e n t I d = " 1 5 5 9 6 9 3 4 2 2 "   D a t a T y p e = " T e x t C o n s t " > L o c a l C u r r e n c y _ L b l < / L o c a l C u r r e n c y _ L b l > - 
-         < P a g e _ L b l   E l e m e n t T y p e = " C o l u m n "   E l e m e n t I d = " 6 8 0 6 4 8 0 9 1 "   D a t a T y p e = " T e x t C o n s t " > P a g e _ L b l < / P a g e _ L b l > +         < L i n e A m o u n t A f t e r I n v o i c e D i s c o u n t _ L b l   E l e m e n t T y p e = " C o l u m n "   E l e m e n t I d = " 6 7 3 7 2 1 0 9 4 "   D a t a T y p e = " L a b e l " > L i n e A m o u n t A f t e r I n v o i c e D i s c o u n t _ L b l < / L i n e A m o u n t A f t e r I n v o i c e D i s c o u n t _ L b l > + 
+         < L o c a l C u r r e n c y _ L b l   E l e m e n t T y p e = " C o l u m n "   E l e m e n t I d = " 1 5 5 9 6 9 3 4 2 2 "   D a t a T y p e = " L a b e l " > L o c a l C u r r e n c y _ L b l < / L o c a l C u r r e n c y _ L b l > + 
+         < P a g e _ L b l   E l e m e n t T y p e = " C o l u m n "   E l e m e n t I d = " 6 8 0 6 4 8 0 9 1 "   D a t a T y p e = " L a b e l " > P a g e _ L b l < / P a g e _ L b l >   
          < P a y m e n t M e t h o d D e s c r i p t i o n   E l e m e n t T y p e = " C o l u m n "   E l e m e n t I d = " 5 8 5 7 5 7 9 7 4 "   D a t a T y p e = " T e x t " > P a y m e n t M e t h o d D e s c r i p t i o n < / P a y m e n t M e t h o d D e s c r i p t i o n >   
-         < P a y m e n t M e t h o d D e s c r i p t i o n _ L b l   E l e m e n t T y p e = " C o l u m n "   E l e m e n t I d = " 7 9 7 1 1 7 3 2 3 "   D a t a T y p e = " T e x t C o n s t " > P a y m e n t M e t h o d D e s c r i p t i o n _ L b l < / P a y m e n t M e t h o d D e s c r i p t i o n _ L b l > +         < P a y m e n t M e t h o d D e s c r i p t i o n _ L b l   E l e m e n t T y p e = " C o l u m n "   E l e m e n t I d = " 7 9 7 1 1 7 3 2 3 "   D a t a T y p e = " L a b e l " > P a y m e n t M e t h o d D e s c r i p t i o n _ L b l < / P a y m e n t M e t h o d D e s c r i p t i o n _ L b l >   
          < P a y m e n t T e r m s D e s c r i p t i o n   E l e m e n t T y p e = " C o l u m n "   E l e m e n t I d = " 2 0 3 8 7 4 2 7 0 0 "   D a t a T y p e = " T e x t " > P a y m e n t T e r m s D e s c r i p t i o n < / P a y m e n t T e r m s D e s c r i p t i o n >   
-         < P a y m e n t T e r m s D e s c r i p t i o n _ L b l   E l e m e n t T y p e = " C o l u m n "   E l e m e n t I d = " 1 8 7 4 4 9 4 3 2 1 "   D a t a T y p e = " T e x t C o n s t " > P a y m e n t T e r m s D e s c r i p t i o n _ L b l < / P a y m e n t T e r m s D e s c r i p t i o n _ L b l > +         < P a y m e n t T e r m s D e s c r i p t i o n _ L b l   E l e m e n t T y p e = " C o l u m n "   E l e m e n t I d = " 1 8 7 4 4 9 4 3 2 1 "   D a t a T y p e = " L a b e l " > P a y m e n t T e r m s D e s c r i p t i o n _ L b l < / P a y m e n t T e r m s D e s c r i p t i o n _ L b l >   
          < P r i c e s I n c l u d i n g V A T   E l e m e n t T y p e = " C o l u m n "   E l e m e n t I d = " 5 1 8 8 1 7 1 6 7 "   D a t a T y p e = " B o o l e a n " > P r i c e s I n c l u d i n g V A T < / P r i c e s I n c l u d i n g V A T >   
+         < P r i c e s I n c l u d i n g V A T Y e s N o   E l e m e n t T y p e = " C o l u m n "   E l e m e n t I d = " 1 4 1 1 1 4 7 5 9 9 "   D a t a T y p e = " S t r i n g " > P r i c e s I n c l u d i n g V A T Y e s N o < / P r i c e s I n c l u d i n g V A T Y e s N o > + 
          < P r i c e s I n c l u d i n g V A T _ L b l   E l e m e n t T y p e = " C o l u m n "   E l e m e n t I d = " 1 3 7 7 9 7 9 4 4 4 "   D a t a T y p e = " S t r i n g " > P r i c e s I n c l u d i n g V A T _ L b l < / P r i c e s I n c l u d i n g V A T _ L b l >   
-         < P r i c e s I n c l u d i n g V A T Y e s N o   E l e m e n t T y p e = " C o l u m n "   E l e m e n t I d = " 1 4 1 1 1 4 7 5 9 9 "   D a t a T y p e = " S t r i n g " > P r i c e s I n c l u d i n g V A T Y e s N o < / P r i c e s I n c l u d i n g V A T Y e s N o > - 
          < Q u o t e N o   E l e m e n t T y p e = " C o l u m n "   E l e m e n t I d = " 1 5 2 1 5 3 3 0 4 6 "   D a t a T y p e = " C o d e " > Q u o t e N o < / Q u o t e N o >   
          < Q u o t e N o _ L b l   E l e m e n t T y p e = " C o l u m n "   E l e m e n t I d = " 1 0 3 1 9 0 2 3 5 7 "   D a t a T y p e = " S t r i n g " > Q u o t e N o _ L b l < / Q u o t e N o _ L b l >   
-         < S a l e s I n v o i c e L i n e D i s c o u n t _ L b l   E l e m e n t T y p e = " C o l u m n "   E l e m e n t I d = " 6 6 4 6 0 1 5 8 2 "   D a t a T y p e = " T e x t C o n s t " > S a l e s I n v o i c e L i n e D i s c o u n t _ L b l < / S a l e s I n v o i c e L i n e D i s c o u n t _ L b l > - 
-         < S a l e s P e r s o n _ L b l   E l e m e n t T y p e = " C o l u m n "   E l e m e n t I d = " 1 5 6 4 1 9 6 3 6 5 "   D a t a T y p e = " T e x t C o n s t " > S a l e s P e r s o n _ L b l < / S a l e s P e r s o n _ L b l > +         < S a l e s I n v o i c e L i n e D i s c o u n t _ L b l   E l e m e n t T y p e = " C o l u m n "   E l e m e n t I d = " 6 6 4 6 0 1 5 8 2 "   D a t a T y p e = " L a b e l " > S a l e s I n v o i c e L i n e D i s c o u n t _ L b l < / S a l e s I n v o i c e L i n e D i s c o u n t _ L b l >   
          < S a l e s P e r s o n N a m e   E l e m e n t T y p e = " C o l u m n "   E l e m e n t I d = " 8 7 1 4 9 2 9 8 3 "   D a t a T y p e = " T e x t " > S a l e s P e r s o n N a m e < / S a l e s P e r s o n N a m e >   
          < S a l e s P e r s o n T e x t _ L b l   E l e m e n t T y p e = " C o l u m n "   E l e m e n t I d = " 7 4 6 2 5 9 5 4 4 "   D a t a T y p e = " T e x t " > S a l e s P e r s o n T e x t _ L b l < / S a l e s P e r s o n T e x t _ L b l >   
+         < S a l e s P e r s o n _ L b l   E l e m e n t T y p e = " C o l u m n "   E l e m e n t I d = " 1 5 6 4 1 9 6 3 6 5 "   D a t a T y p e = " L a b e l " > S a l e s P e r s o n _ L b l < / S a l e s P e r s o n _ L b l > + 
          < S e l l T o C o n t a c t E m a i l   E l e m e n t T y p e = " C o l u m n "   E l e m e n t I d = " 2 6 2 8 2 4 5 6 4 "   D a t a T y p e = " T e x t " > S e l l T o C o n t a c t E m a i l < / S e l l T o C o n t a c t E m a i l >   
-         < S e l l T o C o n t a c t E m a i l L b l   E l e m e n t T y p e = " C o l u m n "   E l e m e n t I d = " 3 7 0 9 2 0 3 7 4 "   D a t a T y p e = " T e x t C o n s t " > S e l l T o C o n t a c t E m a i l L b l < / S e l l T o C o n t a c t E m a i l L b l > +         < S e l l T o C o n t a c t E m a i l L b l   E l e m e n t T y p e = " C o l u m n "   E l e m e n t I d = " 3 7 0 9 2 0 3 7 4 "   D a t a T y p e = " L a b e l " > S e l l T o C o n t a c t E m a i l L b l < / S e l l T o C o n t a c t E m a i l L b l >   
          < S e l l T o C o n t a c t M o b i l e P h o n e N o   E l e m e n t T y p e = " C o l u m n "   E l e m e n t I d = " 1 8 4 3 5 8 7 4 7 "   D a t a T y p e = " T e x t " > S e l l T o C o n t a c t M o b i l e P h o n e N o < / S e l l T o C o n t a c t M o b i l e P h o n e N o >   
-         < S e l l T o C o n t a c t M o b i l e P h o n e N o L b l   E l e m e n t T y p e = " C o l u m n "   E l e m e n t I d = " 1 4 5 7 5 2 8 4 1 7 "   D a t a T y p e = " T e x t C o n s t " > S e l l T o C o n t a c t M o b i l e P h o n e N o L b l < / S e l l T o C o n t a c t M o b i l e P h o n e N o L b l > +         < S e l l T o C o n t a c t M o b i l e P h o n e N o L b l   E l e m e n t T y p e = " C o l u m n "   E l e m e n t I d = " 1 4 5 7 5 2 8 4 1 7 "   D a t a T y p e = " L a b e l " > S e l l T o C o n t a c t M o b i l e P h o n e N o L b l < / S e l l T o C o n t a c t M o b i l e P h o n e N o L b l >   
          < S e l l T o C o n t a c t P h o n e N o   E l e m e n t T y p e = " C o l u m n "   E l e m e n t I d = " 1 6 1 3 8 2 2 4 8 3 "   D a t a T y p e = " T e x t " > S e l l T o C o n t a c t P h o n e N o < / S e l l T o C o n t a c t P h o n e N o >   
-         < S e l l T o C o n t a c t P h o n e N o L b l   E l e m e n t T y p e = " C o l u m n "   E l e m e n t I d = " 1 0 5 0 6 8 6 8 0 9 "   D a t a T y p e = " T e x t C o n s t " > S e l l T o C o n t a c t P h o n e N o L b l < / S e l l T o C o n t a c t P h o n e N o L b l > +         < S e l l T o C o n t a c t P h o n e N o L b l   E l e m e n t T y p e = " C o l u m n "   E l e m e n t I d = " 1 0 5 0 6 8 6 8 0 9 "   D a t a T y p e = " L a b e l " > S e l l T o C o n t a c t P h o n e N o L b l < / S e l l T o C o n t a c t P h o n e N o L b l >   
          < S e l l t o C u s t o m e r N o   E l e m e n t T y p e = " C o l u m n "   E l e m e n t I d = " 2 0 5 0 6 4 7 3 4 9 "   D a t a T y p e = " C o d e " > S e l l t o C u s t o m e r N o < / S e l l t o C u s t o m e r N o >   
@@ -4228,17 +4544,15 @@
  
          < S e l l T o P h o n e N o   E l e m e n t T y p e = " C o l u m n "   E l e m e n t I d = " 7 5 1 9 3 1 8 4 3 "   D a t a T y p e = " T e x t " > S e l l T o P h o n e N o < / S e l l T o P h o n e N o >   
-         < S h i p m e n t _ L b l   E l e m e n t T y p e = " C o l u m n "   E l e m e n t I d = " 2 0 8 5 7 6 7 1 2 0 "   D a t a T y p e = " T e x t C o n s t " > S h i p m e n t _ L b l < / S h i p m e n t _ L b l > - 
          < S h i p m e n t D a t e   E l e m e n t T y p e = " C o l u m n "   E l e m e n t I d = " 9 3 1 1 1 1 4 6 5 "   D a t a T y p e = " S t r i n g " > S h i p m e n t D a t e < / S h i p m e n t D a t e >   
          < S h i p m e n t D a t e _ L b l   E l e m e n t T y p e = " C o l u m n "   E l e m e n t I d = " 6 1 4 4 0 0 3 6 4 "   D a t a T y p e = " S t r i n g " > S h i p m e n t D a t e _ L b l < / S h i p m e n t D a t e _ L b l >   
          < S h i p m e n t M e t h o d D e s c r i p t i o n   E l e m e n t T y p e = " C o l u m n "   E l e m e n t I d = " 2 0 5 9 4 0 3 2 6 0 "   D a t a T y p e = " T e x t " > S h i p m e n t M e t h o d D e s c r i p t i o n < / S h i p m e n t M e t h o d D e s c r i p t i o n >   
-         < S h i p m e n t M e t h o d D e s c r i p t i o n _ L b l   E l e m e n t T y p e = " C o l u m n "   E l e m e n t I d = " 1 1 7 9 9 7 8 4 6 5 "   D a t a T y p e = " T e x t C o n s t " > S h i p m e n t M e t h o d D e s c r i p t i o n _ L b l < / S h i p m e n t M e t h o d D e s c r i p t i o n _ L b l > - 
-         < S h i p T o A d d r e s s _ L b l   E l e m e n t T y p e = " C o l u m n "   E l e m e n t I d = " 1 6 5 0 5 0 5 0 1 7 "   D a t a T y p e = " T e x t C o n s t " > S h i p T o A d d r e s s _ L b l < / S h i p T o A d d r e s s _ L b l > +         < S h i p m e n t M e t h o d D e s c r i p t i o n _ L b l   E l e m e n t T y p e = " C o l u m n "   E l e m e n t I d = " 1 1 7 9 9 7 8 4 6 5 "   D a t a T y p e = " L a b e l " > S h i p m e n t M e t h o d D e s c r i p t i o n _ L b l < / S h i p m e n t M e t h o d D e s c r i p t i o n _ L b l > + 
+         < S h i p m e n t _ L b l   E l e m e n t T y p e = " C o l u m n "   E l e m e n t I d = " 2 0 8 5 7 6 7 1 2 0 "   D a t a T y p e = " L a b e l " > S h i p m e n t _ L b l < / S h i p m e n t _ L b l >   
          < S h i p T o A d d r e s s 1   E l e m e n t T y p e = " C o l u m n "   E l e m e n t I d = " 1 3 5 7 6 7 2 8 6 1 "   D a t a T y p e = " T e x t " > S h i p T o A d d r e s s 1 < / S h i p T o A d d r e s s 1 >   
@@ -4256,29 +4570,31 @@
  
          < S h i p T o A d d r e s s 8   E l e m e n t T y p e = " C o l u m n "   E l e m e n t I d = " 1 4 9 2 9 9 2 1 7 8 "   D a t a T y p e = " T e x t " > S h i p T o A d d r e s s 8 < / S h i p T o A d d r e s s 8 >   
+         < S h i p T o A d d r e s s _ L b l   E l e m e n t T y p e = " C o l u m n "   E l e m e n t I d = " 1 6 5 0 5 0 5 0 1 7 "   D a t a T y p e = " L a b e l " > S h i p T o A d d r e s s _ L b l < / S h i p T o A d d r e s s _ L b l > + 
          < S h i p T o P h o n e N o   E l e m e n t T y p e = " C o l u m n "   E l e m e n t I d = " 3 6 9 7 0 2 2 5 5 "   D a t a T y p e = " T e x t " > S h i p T o P h o n e N o < / S h i p T o P h o n e N o >   
          < S h o w S h i p p i n g A d d r e s s   E l e m e n t T y p e = " C o l u m n "   E l e m e n t I d = " 1 1 2 0 0 7 1 2 6 6 "   D a t a T y p e = " B o o l e a n " > S h o w S h i p p i n g A d d r e s s < / S h o w S h i p p i n g A d d r e s s >   
          < S h o w W o r k D e s c r i p t i o n   E l e m e n t T y p e = " C o l u m n "   E l e m e n t I d = " 7 8 5 4 6 8 8 6 5 "   D a t a T y p e = " B o o l e a n " > S h o w W o r k D e s c r i p t i o n < / S h o w W o r k D e s c r i p t i o n >   
-         < S u b t o t a l _ L b l   E l e m e n t T y p e = " C o l u m n "   E l e m e n t I d = " 1 9 6 7 7 9 5 1 4 2 "   D a t a T y p e = " T e x t C o n s t " > S u b t o t a l _ L b l < / S u b t o t a l _ L b l > - 
-         < T o t a l _ L b l   E l e m e n t T y p e = " C o l u m n "   E l e m e n t I d = " 1 2 1 0 1 0 0 8 7 8 "   D a t a T y p e = " T e x t C o n s t " > T o t a l _ L b l < / T o t a l _ L b l > - 
-         < V A T A m o u n t _ L b l   E l e m e n t T y p e = " C o l u m n "   E l e m e n t I d = " 1 0 9 4 6 5 7 2 9 "   D a t a T y p e = " T e x t C o n s t " > V A T A m o u n t _ L b l < / V A T A m o u n t _ L b l > - 
-         < V A T A m o u n t S p e c i f i c a t i o n _ L b l   E l e m e n t T y p e = " C o l u m n "   E l e m e n t I d = " 8 7 8 7 0 6 8 4 6 "   D a t a T y p e = " T e x t C o n s t " > V A T A m o u n t S p e c i f i c a t i o n _ L b l < / V A T A m o u n t S p e c i f i c a t i o n _ L b l > - 
-         < V A T B a s e _ L b l   E l e m e n t T y p e = " C o l u m n "   E l e m e n t I d = " 1 8 6 6 1 5 8 2 7 8 "   D a t a T y p e = " T e x t C o n s t " > V A T B a s e _ L b l < / V A T B a s e _ L b l > +         < S u b t o t a l _ L b l   E l e m e n t T y p e = " C o l u m n "   E l e m e n t I d = " 1 9 6 7 7 9 5 1 4 2 "   D a t a T y p e = " L a b e l " > S u b t o t a l _ L b l < / S u b t o t a l _ L b l > + 
+         < T o t a l _ L b l   E l e m e n t T y p e = " C o l u m n "   E l e m e n t I d = " 1 2 1 0 1 0 0 8 7 8 "   D a t a T y p e = " L a b e l " > T o t a l _ L b l < / T o t a l _ L b l > + 
+         < V A T A m o u n t S p e c i f i c a t i o n _ L b l   E l e m e n t T y p e = " C o l u m n "   E l e m e n t I d = " 8 7 8 7 0 6 8 4 6 "   D a t a T y p e = " L a b e l " > V A T A m o u n t S p e c i f i c a t i o n _ L b l < / V A T A m o u n t S p e c i f i c a t i o n _ L b l > + 
+         < V A T A m o u n t _ L b l   E l e m e n t T y p e = " C o l u m n "   E l e m e n t I d = " 1 0 9 4 6 5 7 2 9 "   D a t a T y p e = " L a b e l " > V A T A m o u n t _ L b l < / V A T A m o u n t _ L b l > + 
+         < V A T B a s e _ L b l   E l e m e n t T y p e = " C o l u m n "   E l e m e n t I d = " 1 8 6 6 1 5 8 2 7 8 "   D a t a T y p e = " L a b e l " > V A T B a s e _ L b l < / V A T B a s e _ L b l > + 
+         < V A T C l a u s e s _ L b l   E l e m e n t T y p e = " C o l u m n "   E l e m e n t I d = " 1 3 8 3 9 2 0 0 1 9 "   D a t a T y p e = " L a b e l " > V A T C l a u s e s _ L b l < / V A T C l a u s e s _ L b l >   
          < V A T C l a u s e _ L b l   E l e m e n t T y p e = " C o l u m n "   E l e m e n t I d = " 1 5 7 0 4 9 5 4 9 0 "   D a t a T y p e = " S t r i n g " > V A T C l a u s e _ L b l < / V A T C l a u s e _ L b l >   
-         < V A T C l a u s e s _ L b l   E l e m e n t T y p e = " C o l u m n "   E l e m e n t I d = " 1 3 8 3 9 2 0 0 1 9 "   D a t a T y p e = " T e x t C o n s t " > V A T C l a u s e s _ L b l < / V A T C l a u s e s _ L b l > - 
-         < V A T I d e n t i f i e r _ L b l   E l e m e n t T y p e = " C o l u m n "   E l e m e n t I d = " 1 6 8 6 6 2 3 9 8 4 "   D a t a T y p e = " T e x t C o n s t " > V A T I d e n t i f i e r _ L b l < / V A T I d e n t i f i e r _ L b l > - 
-         < V A T P e r c e n t a g e _ L b l   E l e m e n t T y p e = " C o l u m n "   E l e m e n t I d = " 6 7 6 6 5 4 5 6 5 "   D a t a T y p e = " T e x t C o n s t " > V A T P e r c e n t a g e _ L b l < / V A T P e r c e n t a g e _ L b l > +         < V A T I d e n t i f i e r _ L b l   E l e m e n t T y p e = " C o l u m n "   E l e m e n t I d = " 1 6 8 6 6 2 3 9 8 4 "   D a t a T y p e = " L a b e l " > V A T I d e n t i f i e r _ L b l < / V A T I d e n t i f i e r _ L b l > + 
+         < V A T P e r c e n t a g e _ L b l   E l e m e n t T y p e = " C o l u m n "   E l e m e n t I d = " 6 7 6 6 5 4 5 6 5 "   D a t a T y p e = " L a b e l " > V A T P e r c e n t a g e _ L b l < / V A T P e r c e n t a g e _ L b l >   
          < V A T R e g i s t r a t i o n N o   E l e m e n t T y p e = " C o l u m n "   E l e m e n t I d = " 1 8 8 9 1 9 5 4 0 2 "   D a t a T y p e = " T e x t " > V A T R e g i s t r a t i o n N o < / V A T R e g i s t r a t i o n N o >   
@@ -4314,10 +4630,10 @@
  
              < L i n e A m o u n t _ L i n e _ L b l   E l e m e n t T y p e = " C o l u m n "   E l e m e n t I d = " 9 9 2 9 0 1 8 4 5 "   D a t a T y p e = " S t r i n g " > L i n e A m o u n t _ L i n e _ L b l < / L i n e A m o u n t _ L i n e _ L b l >   
+             < L i n e D i s c o u n t P e r c e n t T e x t _ L i n e   E l e m e n t T y p e = " C o l u m n "   E l e m e n t I d = " 6 1 3 1 3 5 1 9 "   D a t a T y p e = " T e x t " > L i n e D i s c o u n t P e r c e n t T e x t _ L i n e < / L i n e D i s c o u n t P e r c e n t T e x t _ L i n e > + 
              < L i n e D i s c o u n t P e r c e n t _ L i n e   E l e m e n t T y p e = " C o l u m n "   E l e m e n t I d = " 9 0 7 8 2 7 4 3 6 "   D a t a T y p e = " D e c i m a l " > L i n e D i s c o u n t P e r c e n t _ L i n e < / L i n e D i s c o u n t P e r c e n t _ L i n e >   
-             < L i n e D i s c o u n t P e r c e n t T e x t _ L i n e   E l e m e n t T y p e = " C o l u m n "   E l e m e n t I d = " 6 1 3 1 3 5 1 9 "   D a t a T y p e = " T e x t " > L i n e D i s c o u n t P e r c e n t T e x t _ L i n e < / L i n e D i s c o u n t P e r c e n t T e x t _ L i n e > - 
              < L i n e N o _ L i n e   E l e m e n t T y p e = " C o l u m n "   E l e m e n t I d = " 6 9 8 9 8 5 9 7 9 "   D a t a T y p e = " I n t e g e r " > L i n e N o _ L i n e < / L i n e N o _ L i n e >   
              < P l a n n e d S h i p m e n t D a t e _ L i n e   E l e m e n t T y p e = " C o l u m n "   E l e m e n t I d = " 1 0 4 5 5 7 6 0 9 2 "   D a t a T y p e = " S t r i n g " > P l a n n e d S h i p m e n t D a t e _ L i n e < / P l a n n e d S h i p m e n t D a t e _ L i n e > @@ -4330,7 +4646,7 @@
  
              < S h i p m e n t D a t e _ L i n e   E l e m e n t T y p e = " C o l u m n "   E l e m e n t I d = " 1 6 7 3 3 7 5 4 1 6 "   D a t a T y p e = " S t r i n g " > S h i p m e n t D a t e _ L i n e < / S h i p m e n t D a t e _ L i n e >   
-             < S h i p m e n t D a t e _ L i n e _ L b l   E l e m e n t T y p e = " C o l u m n "   E l e m e n t I d = " 8 5 3 2 2 4 3 6 3 "   D a t a T y p e = " T e x t C o n s t " > S h i p m e n t D a t e _ L i n e _ L b l < / S h i p m e n t D a t e _ L i n e _ L b l > +             < S h i p m e n t D a t e _ L i n e _ L b l   E l e m e n t T y p e = " C o l u m n "   E l e m e n t I d = " 8 5 3 2 2 4 3 6 3 "   D a t a T y p e = " L a b e l " > S h i p m e n t D a t e _ L i n e _ L b l < / S h i p m e n t D a t e _ L i n e _ L b l >   
              < T r a n s H e a d e r A m o u n t   E l e m e n t T y p e = " C o l u m n "   E l e m e n t I d = " 2 0 2 8 3 0 6 2 7 6 "   D a t a T y p e = " D e c i m a l " > T r a n s H e a d e r A m o u n t < / T r a n s H e a d e r A m o u n t >   
@@ -4392,22 +4708,22 @@
  
              < N o O f V A T I d e n t i f i e r s   E l e m e n t T y p e = " C o l u m n "   E l e m e n t I d = " 1 1 5 3 2 6 3 0 2 6 "   D a t a T y p e = " I n t e g e r " > N o O f V A T I d e n t i f i e r s < / N o O f V A T I d e n t i f i e r s >   
+             < V A T A m o u n t L C Y _ V A T A m o u n t L i n e   E l e m e n t T y p e = " C o l u m n "   E l e m e n t I d = " 1 5 8 1 9 9 4 3 5 0 "   D a t a T y p e = " D e c i m a l " > V A T A m o u n t L C Y _ V A T A m o u n t L i n e < / V A T A m o u n t L C Y _ V A T A m o u n t L i n e > + 
+             < V A T A m o u n t L C Y _ V A T A m o u n t L i n e _ L b l   E l e m e n t T y p e = " C o l u m n "   E l e m e n t I d = " 9 2 3 0 0 3 3 7 "   D a t a T y p e = " L a b e l " > V A T A m o u n t L C Y _ V A T A m o u n t L i n e _ L b l < / V A T A m o u n t L C Y _ V A T A m o u n t L i n e _ L b l > + 
              < V A T A m o u n t _ V a t A m o u n t L i n e   E l e m e n t T y p e = " C o l u m n "   E l e m e n t I d = " 1 8 9 1 8 2 0 6 2 0 "   D a t a T y p e = " D e c i m a l " > V A T A m o u n t _ V a t A m o u n t L i n e < / V A T A m o u n t _ V a t A m o u n t L i n e >   
              < V A T A m o u n t _ V a t A m o u n t L i n e _ L b l   E l e m e n t T y p e = " C o l u m n "   E l e m e n t I d = " 1 5 1 3 5 5 5 4 7 3 "   D a t a T y p e = " S t r i n g " > V A T A m o u n t _ V a t A m o u n t L i n e _ L b l < / V A T A m o u n t _ V a t A m o u n t L i n e _ L b l >   
-             < V A T A m o u n t L C Y _ V A T A m o u n t L i n e   E l e m e n t T y p e = " C o l u m n "   E l e m e n t I d = " 1 5 8 1 9 9 4 3 5 0 "   D a t a T y p e = " D e c i m a l " > V A T A m o u n t L C Y _ V A T A m o u n t L i n e < / V A T A m o u n t L C Y _ V A T A m o u n t L i n e > - 
-             < V A T A m o u n t L C Y _ V A T A m o u n t L i n e _ L b l   E l e m e n t T y p e = " C o l u m n "   E l e m e n t I d = " 9 2 3 0 0 3 3 7 "   D a t a T y p e = " T e x t C o n s t " > V A T A m o u n t L C Y _ V A T A m o u n t L i n e _ L b l < / V A T A m o u n t L C Y _ V A T A m o u n t L i n e _ L b l > +             < V A T B a s e L C Y _ V A T A m o u n t L i n e   E l e m e n t T y p e = " C o l u m n "   E l e m e n t I d = " 1 8 6 0 9 4 5 6 3 5 "   D a t a T y p e = " D e c i m a l " > V A T B a s e L C Y _ V A T A m o u n t L i n e < / V A T B a s e L C Y _ V A T A m o u n t L i n e > + 
+             < V A T B a s e L C Y _ V A T A m o u n t L i n e _ L b l   E l e m e n t T y p e = " C o l u m n "   E l e m e n t I d = " 1 2 3 6 4 6 7 9 9 8 "   D a t a T y p e = " L a b e l " > V A T B a s e L C Y _ V A T A m o u n t L i n e _ L b l < / V A T B a s e L C Y _ V A T A m o u n t L i n e _ L b l >   
              < V A T B a s e _ V a t A m o u n t L i n e   E l e m e n t T y p e = " C o l u m n "   E l e m e n t I d = " 1 4 5 8 9 3 7 8 1 9 "   D a t a T y p e = " D e c i m a l " > V A T B a s e _ V a t A m o u n t L i n e < / V A T B a s e _ V a t A m o u n t L i n e >   
              < V A T B a s e _ V a t A m o u n t L i n e _ L b l   E l e m e n t T y p e = " C o l u m n "   E l e m e n t I d = " 1 6 9 1 3 0 2 4 8 8 "   D a t a T y p e = " S t r i n g " > V A T B a s e _ V a t A m o u n t L i n e _ L b l < / V A T B a s e _ V a t A m o u n t L i n e _ L b l >   
-             < V A T B a s e L C Y _ V A T A m o u n t L i n e   E l e m e n t T y p e = " C o l u m n "   E l e m e n t I d = " 1 8 6 0 9 4 5 6 3 5 "   D a t a T y p e = " D e c i m a l " > V A T B a s e L C Y _ V A T A m o u n t L i n e < / V A T B a s e L C Y _ V A T A m o u n t L i n e > - 
-             < V A T B a s e L C Y _ V A T A m o u n t L i n e _ L b l   E l e m e n t T y p e = " C o l u m n "   E l e m e n t I d = " 1 2 3 6 4 6 7 9 9 8 "   D a t a T y p e = " T e x t C o n s t " > V A T B a s e L C Y _ V A T A m o u n t L i n e _ L b l < / V A T B a s e L C Y _ V A T A m o u n t L i n e _ L b l > - 
              < V A T I d e n t i f i e r _ V a t A m o u n t L i n e   E l e m e n t T y p e = " C o l u m n "   E l e m e n t I d = " 1 1 4 2 0 7 0 0 3 5 "   D a t a T y p e = " C o d e " > V A T I d e n t i f i e r _ V a t A m o u n t L i n e < / V A T I d e n t i f i e r _ V a t A m o u n t L i n e >   
              < V A T I d e n t i f i e r _ V a t A m o u n t L i n e _ L b l   E l e m e n t T y p e = " C o l u m n "   E l e m e n t I d = " 8 6 4 5 0 4 5 0 "   D a t a T y p e = " S t r i n g " > V A T I d e n t i f i e r _ V a t A m o u n t L i n e _ L b l < / V A T I d e n t i f i e r _ V a t A m o u n t L i n e _ L b l > @@ -4424,10 +4740,10 @@
  
              < C o d e _ V A T C l a u s e L i n e _ L b l   E l e m e n t T y p e = " C o l u m n "   E l e m e n t I d = " 4 6 1 5 3 3 0 2 "   D a t a T y p e = " S t r i n g " > C o d e _ V A T C l a u s e L i n e _ L b l < / C o d e _ V A T C l a u s e L i n e _ L b l >   
+             < D e s c r i p t i o n 2 _ V A T C l a u s e L i n e   E l e m e n t T y p e = " C o l u m n "   E l e m e n t I d = " 1 3 7 9 6 6 7 4 7 0 "   D a t a T y p e = " T e x t " > D e s c r i p t i o n 2 _ V A T C l a u s e L i n e < / D e s c r i p t i o n 2 _ V A T C l a u s e L i n e > + 
              < D e s c r i p t i o n _ V A T C l a u s e L i n e   E l e m e n t T y p e = " C o l u m n "   E l e m e n t I d = " 1 3 0 5 5 4 5 9 2 4 "   D a t a T y p e = " T e x t " > D e s c r i p t i o n _ V A T C l a u s e L i n e < / D e s c r i p t i o n _ V A T C l a u s e L i n e >   
-             < D e s c r i p t i o n 2 _ V A T C l a u s e L i n e   E l e m e n t T y p e = " C o l u m n "   E l e m e n t I d = " 1 3 7 9 6 6 7 4 7 0 "   D a t a T y p e = " T e x t " > D e s c r i p t i o n 2 _ V A T C l a u s e L i n e < / D e s c r i p t i o n 2 _ V A T C l a u s e L i n e > - 
              < N o O f V A T C l a u s e s   E l e m e n t T y p e = " C o l u m n "   E l e m e n t I d = " 7 5 6 4 1 7 3 9 2 "   D a t a T y p e = " I n t e g e r " > N o O f V A T C l a u s e s < / N o O f V A T C l a u s e s >   
              < V A T A m o u n t _ V A T C l a u s e L i n e   E l e m e n t T y p e = " C o l u m n "   E l e m e n t I d = " 2 2 2 4 6 9 0 5 9 "   D a t a T y p e = " D e c i m a l " > V A T A m o u n t _ V A T C l a u s e L i n e < / V A T A m o u n t _ V A T C l a u s e L i n e > @@ -4438,10 +4754,10 @@
  
          < R e p o r t T o t a l s L i n e   E l e m e n t T y p e = " D a t a I t e m "   E l e m e n t I d = " 2 1 2 2 5 4 9 8 3 6 " >   
+             < A m o u n t F o r m a t t e d _ R e p o r t T o t a l s L i n e   E l e m e n t T y p e = " C o l u m n "   E l e m e n t I d = " 1 5 0 6 1 3 6 8 2 5 "   D a t a T y p e = " T e x t " > A m o u n t F o r m a t t e d _ R e p o r t T o t a l s L i n e < / A m o u n t F o r m a t t e d _ R e p o r t T o t a l s L i n e > + 
              < A m o u n t _ R e p o r t T o t a l s L i n e   E l e m e n t T y p e = " C o l u m n "   E l e m e n t I d = " 4 1 9 9 1 8 3 6 9 "   D a t a T y p e = " D e c i m a l " > A m o u n t _ R e p o r t T o t a l s L i n e < / A m o u n t _ R e p o r t T o t a l s L i n e >   
-             < A m o u n t F o r m a t t e d _ R e p o r t T o t a l s L i n e   E l e m e n t T y p e = " C o l u m n "   E l e m e n t I d = " 1 5 0 6 1 3 6 8 2 5 "   D a t a T y p e = " T e x t " > A m o u n t F o r m a t t e d _ R e p o r t T o t a l s L i n e < / A m o u n t F o r m a t t e d _ R e p o r t T o t a l s L i n e > - 
              < D e s c r i p t i o n _ R e p o r t T o t a l s L i n e   E l e m e n t T y p e = " C o l u m n "   E l e m e n t I d = " 5 8 1 9 9 6 0 6 7 "   D a t a T y p e = " T e x t " > D e s c r i p t i o n _ R e p o r t T o t a l s L i n e < / D e s c r i p t i o n _ R e p o r t T o t a l s L i n e >   
              < F o n t B o l d _ R e p o r t T o t a l s L i n e   E l e m e n t T y p e = " C o l u m n "   E l e m e n t I d = " 9 4 6 5 4 0 5 4 9 "   D a t a T y p e = " B o o l e a n " > F o n t B o l d _ R e p o r t T o t a l s L i n e < / F o n t B o l d _ R e p o r t T o t a l s L i n e > @@ -4452,11 +4768,11 @@
  
          < L e t t e r T e x t   E l e m e n t T y p e = " D a t a I t e m "   E l e m e n t I d = " 1 5 1 0 3 5 3 8 3 4 " >   
-             < B o d y T e x t   E l e m e n t T y p e = " C o l u m n "   E l e m e n t I d = " 1 4 9 7 5 9 8 0 8 "   D a t a T y p e = " T e x t C o n s t " > B o d y T e x t < / B o d y T e x t > - 
-             < C l o s i n g T e x t   E l e m e n t T y p e = " C o l u m n "   E l e m e n t I d = " 5 1 2 1 3 5 9 0 9 "   D a t a T y p e = " T e x t C o n s t " > C l o s i n g T e x t < / C l o s i n g T e x t > - 
-             < G r e e t i n g T e x t   E l e m e n t T y p e = " C o l u m n "   E l e m e n t I d = " 1 1 7 5 2 7 9 2 8 9 "   D a t a T y p e = " T e x t C o n s t " > G r e e t i n g T e x t < / G r e e t i n g T e x t > +             < B o d y T e x t   E l e m e n t T y p e = " C o l u m n "   E l e m e n t I d = " 1 4 9 7 5 9 8 0 8 "   D a t a T y p e = " L a b e l " > B o d y T e x t < / B o d y T e x t > + 
+             < C l o s i n g T e x t   E l e m e n t T y p e = " C o l u m n "   E l e m e n t I d = " 5 1 2 1 3 5 9 0 9 "   D a t a T y p e = " L a b e l " > C l o s i n g T e x t < / C l o s i n g T e x t > + 
+             < G r e e t i n g T e x t   E l e m e n t T y p e = " C o l u m n "   E l e m e n t I d = " 1 1 7 5 2 7 9 2 8 9 "   D a t a T y p e = " L a b e l " > G r e e t i n g T e x t < / G r e e t i n g T e x t >   
              < P m t D i s c T e x t   E l e m e n t T y p e = " C o l u m n "   E l e m e n t I d = " 2 0 1 3 8 4 9 9 4 8 "   D a t a T y p e = " T e x t " > P m t D i s c T e x t < / P m t D i s c T e x t >   

--- a/src/Layers/W1/BaseApp/Sales/Document/StandardOrderConfirmationEmailBody.docx
+++ b/src/Layers/W1/BaseApp/Sales/Document/StandardOrderConfirmationEmailBody.docx
@@ -1,6 +1,6 @@
 
 <file path=word/document.xml><?xml version="1.0" encoding="utf-8"?>
-<w:document xmlns:wpc="http://schemas.microsoft.com/office/word/2010/wordprocessingCanvas" xmlns:cx="http://schemas.microsoft.com/office/drawing/2014/chartex" xmlns:cx1="http://schemas.microsoft.com/office/drawing/2015/9/8/chartex" xmlns:cx2="http://schemas.microsoft.com/office/drawing/2015/10/21/chartex" xmlns:cx3="http://schemas.microsoft.com/office/drawing/2016/5/9/chartex" xmlns:cx4="http://schemas.microsoft.com/office/drawing/2016/5/10/chartex" xmlns:cx5="http://schemas.microsoft.com/office/drawing/2016/5/11/chartex" xmlns:cx6="http://schemas.microsoft.com/office/drawing/2016/5/12/chartex" xmlns:cx7="http://schemas.microsoft.com/office/drawing/2016/5/13/chartex" xmlns:cx8="http://schemas.microsoft.com/office/drawing/2016/5/14/chartex" xmlns:mc="http://schemas.openxmlformats.org/markup-compatibility/2006" xmlns:aink="http://schemas.microsoft.com/office/drawing/2016/ink" xmlns:am3d="http://schemas.microsoft.com/office/drawing/2017/model3d" xmlns:o="urn:schemas-microsoft-com:office:office" xmlns:oel="http://schemas.microsoft.com/office/2019/extlst" xmlns:r="http://schemas.openxmlformats.org/officeDocument/2006/relationships" xmlns:m="http://schemas.openxmlformats.org/officeDocument/2006/math" xmlns:v="urn:schemas-microsoft-com:vml" xmlns:wp14="http://schemas.microsoft.com/office/word/2010/wordprocessingDrawing" xmlns:wp="http://schemas.openxmlformats.org/drawingml/2006/wordprocessingDrawing" xmlns:w10="urn:schemas-microsoft-com:office:word" xmlns:w="http://schemas.openxmlformats.org/wordprocessingml/2006/main" xmlns:w14="http://schemas.microsoft.com/office/word/2010/wordml" xmlns:w15="http://schemas.microsoft.com/office/word/2012/wordml" xmlns:w16cei="http://schemas.microsoft.com/office/word/2026/wordml/cei" xmlns:w16cex="http://schemas.microsoft.com/office/word/2018/wordml/cex" xmlns:w16cid="http://schemas.microsoft.com/office/word/2016/wordml/cid" xmlns:w16="http://schemas.microsoft.com/office/word/2018/wordml" xmlns:w16du="http://schemas.microsoft.com/office/word/2023/wordml/word16du" xmlns:w16sdtdh="http://schemas.microsoft.com/office/word/2020/wordml/sdtdatahash" xmlns:w16sdtfl="http://schemas.microsoft.com/office/word/2024/wordml/sdtformatlock" xmlns:w16se="http://schemas.microsoft.com/office/word/2015/wordml/symex" xmlns:wpg="http://schemas.microsoft.com/office/word/2010/wordprocessingGroup" xmlns:wpi="http://schemas.microsoft.com/office/word/2010/wordprocessingInk" xmlns:wne="http://schemas.microsoft.com/office/word/2006/wordml" xmlns:wps="http://schemas.microsoft.com/office/word/2010/wordprocessingShape" mc:Ignorable="w14 w15 w16se w16cid w16 w16cex w16sdtdh w16sdtfl w16du wp14">
+<w:document xmlns:wpc="http://schemas.microsoft.com/office/word/2010/wordprocessingCanvas" xmlns:cx="http://schemas.microsoft.com/office/drawing/2014/chartex" xmlns:cx1="http://schemas.microsoft.com/office/drawing/2015/9/8/chartex" xmlns:cx2="http://schemas.microsoft.com/office/drawing/2015/10/21/chartex" xmlns:cx3="http://schemas.microsoft.com/office/drawing/2016/5/9/chartex" xmlns:cx4="http://schemas.microsoft.com/office/drawing/2016/5/10/chartex" xmlns:cx5="http://schemas.microsoft.com/office/drawing/2016/5/11/chartex" xmlns:cx6="http://schemas.microsoft.com/office/drawing/2016/5/12/chartex" xmlns:cx7="http://schemas.microsoft.com/office/drawing/2016/5/13/chartex" xmlns:cx8="http://schemas.microsoft.com/office/drawing/2016/5/14/chartex" xmlns:mc="http://schemas.openxmlformats.org/markup-compatibility/2006" xmlns:aink="http://schemas.microsoft.com/office/drawing/2016/ink" xmlns:am3d="http://schemas.microsoft.com/office/drawing/2017/model3d" xmlns:o="urn:schemas-microsoft-com:office:office" xmlns:oel="http://schemas.microsoft.com/office/2019/extlst" xmlns:r="http://schemas.openxmlformats.org/officeDocument/2006/relationships" xmlns:m="http://schemas.openxmlformats.org/officeDocument/2006/math" xmlns:v="urn:schemas-microsoft-com:vml" xmlns:wp14="http://schemas.microsoft.com/office/word/2010/wordprocessingDrawing" xmlns:wp="http://schemas.openxmlformats.org/drawingml/2006/wordprocessingDrawing" xmlns:w10="urn:schemas-microsoft-com:office:word" xmlns:w="http://schemas.openxmlformats.org/wordprocessingml/2006/main" xmlns:w14="http://schemas.microsoft.com/office/word/2010/wordml" xmlns:w15="http://schemas.microsoft.com/office/word/2012/wordml" xmlns:w16cex="http://schemas.microsoft.com/office/word/2018/wordml/cex" xmlns:w16cid="http://schemas.microsoft.com/office/word/2016/wordml/cid" xmlns:w16="http://schemas.microsoft.com/office/word/2018/wordml" xmlns:w16du="http://schemas.microsoft.com/office/word/2023/wordml/word16du" xmlns:w16sdtdh="http://schemas.microsoft.com/office/word/2020/wordml/sdtdatahash" xmlns:w16sdtfl="http://schemas.microsoft.com/office/word/2024/wordml/sdtformatlock" xmlns:w16se="http://schemas.microsoft.com/office/word/2015/wordml/symex" xmlns:wpg="http://schemas.microsoft.com/office/word/2010/wordprocessingGroup" xmlns:wpi="http://schemas.microsoft.com/office/word/2010/wordprocessingInk" xmlns:wne="http://schemas.microsoft.com/office/word/2006/wordml" xmlns:wps="http://schemas.microsoft.com/office/word/2010/wordprocessingShape" mc:Ignorable="w14 w15 w16se w16cid w16 w16cex w16sdtdh w16sdtfl w16du wp14">
   <w:body>
     <w:sdt>
       <w:sdtPr>
@@ -16,6 +16,7 @@
         </w:placeholder>
         <w15:color w:val="808080"/>
         <w:text/>
+        <w:dataBinding w:prefixMappings="&lt;xmlns:ns0='urn:microsoft-dynamics-nav/reports/Standard_Sales_Order_Conf/1305/' " w:xpath="/ns0:NavWordReportXmlPart[1]/ns0:BCReportInformation[1]/ns0:ReportMetadata[1]/ns0:ReportName[1]"/>
       </w:sdtPr>
       <w:sdtContent>
         <w:p>
@@ -27,17 +28,8 @@
               <w:sz w:val="36"/>
               <w:szCs w:val="36"/>
             </w:rPr>
-            <w:t xml:space="preserve">Report </w:t>
+            <w:t>Report Name</w:t>
           </w:r>
-          <w:proofErr w:type="spellStart"/>
-          <w:r>
-            <w:rPr>
-              <w:sz w:val="36"/>
-              <w:szCs w:val="36"/>
-            </w:rPr>
-            <w:t>Name</w:t>
-          </w:r>
-          <w:proofErr w:type="spellEnd"/>
         </w:p>
       </w:sdtContent>
     </w:sdt>
@@ -90,7 +82,7 @@
             <w:placeholder>
               <w:docPart w:val="BB55ECDC32FD4BEC9E1531B769818769"/>
             </w:placeholder>
-            <w:dataBinding w:prefixMappings="xmlns:ns0='urn:microsoft-dynamics-nav/reports/Standard_Sales_Order_Conf/1305/'" w:xpath="/ns0:NavWordReportXmlPart[1]/ns0:Header[1]/ns0:CompanyAddress1[1]" w:storeItemID="{6394E857-3815-461F-B20B-AC7EF436F0B3}"/>
+            <w:dataBinding w:prefixMappings="&lt;xmlns:ns0='urn:microsoft-dynamics-nav/reports/Standard_Sales_Order_Conf/1305/' " w:xpath="/ns0:NavWordReportXmlPart[1]/ns0:Header[1]/ns0:CompanyAddress1[1]" w:storeItemID="{6394E857-3815-461F-B20B-AC7EF436F0B3}"/>
             <w15:color w:val="808080"/>
             <w:text/>
           </w:sdtPr>
@@ -146,7 +138,7 @@
             <w:placeholder>
               <w:docPart w:val="BB55ECDC32FD4BEC9E1531B769818769"/>
             </w:placeholder>
-            <w:dataBinding w:prefixMappings="xmlns:ns0='urn:microsoft-dynamics-nav/reports/Standard_Sales_Order_Conf/1305/'" w:xpath="/ns0:NavWordReportXmlPart[1]/ns0:Header[1]/ns0:CompanyAddress2[1]" w:storeItemID="{6394E857-3815-461F-B20B-AC7EF436F0B3}"/>
+            <w:dataBinding w:prefixMappings="&lt;xmlns:ns0='urn:microsoft-dynamics-nav/reports/Standard_Sales_Order_Conf/1305/' " w:xpath="/ns0:NavWordReportXmlPart[1]/ns0:Header[1]/ns0:CompanyAddress2[1]" w:storeItemID="{6394E857-3815-461F-B20B-AC7EF436F0B3}"/>
             <w15:color w:val="808080"/>
             <w:text/>
           </w:sdtPr>
@@ -201,7 +193,7 @@
             <w:placeholder>
               <w:docPart w:val="BB55ECDC32FD4BEC9E1531B769818769"/>
             </w:placeholder>
-            <w:dataBinding w:prefixMappings="xmlns:ns0='urn:microsoft-dynamics-nav/reports/Standard_Sales_Order_Conf/1305/'" w:xpath="/ns0:NavWordReportXmlPart[1]/ns0:Header[1]/ns0:CompanyAddress3[1]" w:storeItemID="{6394E857-3815-461F-B20B-AC7EF436F0B3}"/>
+            <w:dataBinding w:prefixMappings="&lt;xmlns:ns0='urn:microsoft-dynamics-nav/reports/Standard_Sales_Order_Conf/1305/' " w:xpath="/ns0:NavWordReportXmlPart[1]/ns0:Header[1]/ns0:CompanyAddress3[1]" w:storeItemID="{6394E857-3815-461F-B20B-AC7EF436F0B3}"/>
             <w15:color w:val="808080"/>
             <w:text/>
           </w:sdtPr>
@@ -256,7 +248,7 @@
             <w:placeholder>
               <w:docPart w:val="BB55ECDC32FD4BEC9E1531B769818769"/>
             </w:placeholder>
-            <w:dataBinding w:prefixMappings="xmlns:ns0='urn:microsoft-dynamics-nav/reports/Standard_Sales_Order_Conf/1305/'" w:xpath="/ns0:NavWordReportXmlPart[1]/ns0:Header[1]/ns0:CompanyAddress4[1]" w:storeItemID="{6394E857-3815-461F-B20B-AC7EF436F0B3}"/>
+            <w:dataBinding w:prefixMappings="&lt;xmlns:ns0='urn:microsoft-dynamics-nav/reports/Standard_Sales_Order_Conf/1305/' " w:xpath="/ns0:NavWordReportXmlPart[1]/ns0:Header[1]/ns0:CompanyAddress4[1]" w:storeItemID="{6394E857-3815-461F-B20B-AC7EF436F0B3}"/>
             <w15:color w:val="808080"/>
             <w:text/>
           </w:sdtPr>
@@ -315,7 +307,7 @@
               <w:placeholder>
                 <w:docPart w:val="BB55ECDC32FD4BEC9E1531B769818769"/>
               </w:placeholder>
-              <w:dataBinding w:prefixMappings="xmlns:ns0='urn:microsoft-dynamics-nav/reports/Standard_Sales_Order_Conf/1305/'" w:xpath="/ns0:NavWordReportXmlPart[1]/ns0:Header[1]/ns0:CompanyAddress5[1]" w:storeItemID="{6394E857-3815-461F-B20B-AC7EF436F0B3}"/>
+              <w:dataBinding w:prefixMappings="&lt;xmlns:ns0='urn:microsoft-dynamics-nav/reports/Standard_Sales_Order_Conf/1305/' " w:xpath="/ns0:NavWordReportXmlPart[1]/ns0:Header[1]/ns0:CompanyAddress5[1]" w:storeItemID="{6394E857-3815-461F-B20B-AC7EF436F0B3}"/>
               <w15:color w:val="808080"/>
               <w:text/>
             </w:sdtPr>
@@ -370,7 +362,7 @@
             <w:placeholder>
               <w:docPart w:val="BB55ECDC32FD4BEC9E1531B769818769"/>
             </w:placeholder>
-            <w:dataBinding w:prefixMappings="xmlns:ns0='urn:microsoft-dynamics-nav/reports/Standard_Sales_Order_Conf/1305/'" w:xpath="/ns0:NavWordReportXmlPart[1]/ns0:Header[1]/ns0:CompanyAddress6[1]" w:storeItemID="{6394E857-3815-461F-B20B-AC7EF436F0B3}"/>
+            <w:dataBinding w:prefixMappings="&lt;xmlns:ns0='urn:microsoft-dynamics-nav/reports/Standard_Sales_Order_Conf/1305/' " w:xpath="/ns0:NavWordReportXmlPart[1]/ns0:Header[1]/ns0:CompanyAddress6[1]" w:storeItemID="{6394E857-3815-461F-B20B-AC7EF436F0B3}"/>
             <w15:color w:val="808080"/>
             <w:text/>
           </w:sdtPr>
@@ -429,7 +421,7 @@
             <w:placeholder>
               <w:docPart w:val="BB55ECDC32FD4BEC9E1531B769818769"/>
             </w:placeholder>
-            <w:dataBinding w:prefixMappings="xmlns:ns0='urn:microsoft-dynamics-nav/reports/Standard_Sales_Order_Conf/1305/'" w:xpath="/ns0:NavWordReportXmlPart[1]/ns0:Header[1]/ns0:CompanyLegalOffice[1]" w:storeItemID="{6394E857-3815-461F-B20B-AC7EF436F0B3}"/>
+            <w:dataBinding w:prefixMappings="&lt;xmlns:ns0='urn:microsoft-dynamics-nav/reports/Standard_Sales_Order_Conf/1305/' " w:xpath="/ns0:NavWordReportXmlPart[1]/ns0:Header[1]/ns0:CompanyLegalOffice[1]" w:storeItemID="{6394E857-3815-461F-B20B-AC7EF436F0B3}"/>
             <w15:color w:val="808080"/>
             <w:text/>
           </w:sdtPr>
@@ -443,11 +435,9 @@
                   <w:pStyle w:val="BCNumber"/>
                   <w:jc w:val="right"/>
                 </w:pPr>
-                <w:proofErr w:type="spellStart"/>
                 <w:r>
                   <w:t>CompanyLegalOffice</w:t>
                 </w:r>
-                <w:proofErr w:type="spellEnd"/>
               </w:p>
             </w:tc>
           </w:sdtContent>
@@ -483,7 +473,7 @@
             <w:placeholder>
               <w:docPart w:val="DefaultPlaceholder_-1854013440"/>
             </w:placeholder>
-            <w:dataBinding w:prefixMappings="xmlns:ns0='urn:microsoft-dynamics-nav/reports/Standard_Sales_Order_Conf/1305/'" w:xpath="/ns0:NavWordReportXmlPart[1]/ns0:Header[1]/ns0:BilltoCustomerNo_Lbl[1]" w:storeItemID="{6394E857-3815-461F-B20B-AC7EF436F0B3}"/>
+            <w:dataBinding w:prefixMappings="&lt;xmlns:ns0='urn:microsoft-dynamics-nav/reports/Standard_Sales_Order_Conf/1305/' " w:xpath="/ns0:NavWordReportXmlPart[1]/ns0:Header[1]/ns0:BilltoCustomerNo_Lbl[1]" w:storeItemID="{6394E857-3815-461F-B20B-AC7EF436F0B3}"/>
             <w15:color w:val="808080"/>
             <w:text/>
           </w:sdtPr>
@@ -497,11 +487,9 @@
                   <w:pStyle w:val="BCLabel"/>
                   <w:spacing w:line="276" w:lineRule="auto"/>
                 </w:pPr>
-                <w:proofErr w:type="spellStart"/>
                 <w:r>
                   <w:t>BilltoCustomerNo_Lbl</w:t>
                 </w:r>
-                <w:proofErr w:type="spellEnd"/>
               </w:p>
             </w:tc>
           </w:sdtContent>
@@ -553,7 +541,7 @@
             <w:placeholder>
               <w:docPart w:val="DefaultPlaceholder_-1854013440"/>
             </w:placeholder>
-            <w:dataBinding w:prefixMappings="xmlns:ns0='urn:microsoft-dynamics-nav/reports/Standard_Sales_Order_Conf/1305/'" w:xpath="/ns0:NavWordReportXmlPart[1]/ns0:Header[1]/ns0:BilltoCustumerNo[1]" w:storeItemID="{6394E857-3815-461F-B20B-AC7EF436F0B3}"/>
+            <w:dataBinding w:prefixMappings="&lt;xmlns:ns0='urn:microsoft-dynamics-nav/reports/Standard_Sales_Order_Conf/1305/' " w:xpath="/ns0:NavWordReportXmlPart[1]/ns0:Header[1]/ns0:BilltoCustumerNo[1]" w:storeItemID="{6394E857-3815-461F-B20B-AC7EF436F0B3}"/>
             <w15:color w:val="808080"/>
             <w:text/>
           </w:sdtPr>
@@ -566,11 +554,9 @@
                 <w:pPr>
                   <w:pStyle w:val="NoSpacing"/>
                 </w:pPr>
-                <w:proofErr w:type="spellStart"/>
                 <w:r>
                   <w:t>BilltoCustumerNo</w:t>
                 </w:r>
-                <w:proofErr w:type="spellEnd"/>
               </w:p>
             </w:tc>
           </w:sdtContent>
@@ -645,7 +631,7 @@
                 <w:placeholder>
                   <w:docPart w:val="46733934D5534C8AA6E5220812017E58"/>
                 </w:placeholder>
-                <w:dataBinding w:prefixMappings="xmlns:ns0='urn:microsoft-dynamics-nav/reports/Standard_Sales_Order_Conf/1305/'" w:xpath="/ns0:NavWordReportXmlPart[1]/ns0:Header[1]/ns0:LetterText[1]/ns0:GreetingText[1]" w:storeItemID="{6394E857-3815-461F-B20B-AC7EF436F0B3}"/>
+                <w:dataBinding w:prefixMappings="&lt;xmlns:ns0='urn:microsoft-dynamics-nav/reports/Standard_Sales_Order_Conf/1305/' " w:xpath="/ns0:NavWordReportXmlPart[1]/ns0:Header[1]/ns0:LetterText[1]/ns0:GreetingText[1]" w:storeItemID="{6394E857-3815-461F-B20B-AC7EF436F0B3}"/>
                 <w15:color w:val="808080"/>
                 <w:text/>
               </w:sdtPr>
@@ -666,7 +652,7 @@
                 <w:placeholder>
                   <w:docPart w:val="46733934D5534C8AA6E5220812017E58"/>
                 </w:placeholder>
-                <w:dataBinding w:prefixMappings="xmlns:ns0='urn:microsoft-dynamics-nav/reports/Standard_Sales_Order_Conf/1305/'" w:xpath="/ns0:NavWordReportXmlPart[1]/ns0:Header[1]/ns0:CustomerAddress1[1]" w:storeItemID="{6394E857-3815-461F-B20B-AC7EF436F0B3}"/>
+                <w:dataBinding w:prefixMappings="&lt;xmlns:ns0='urn:microsoft-dynamics-nav/reports/Standard_Sales_Order_Conf/1305/' " w:xpath="/ns0:NavWordReportXmlPart[1]/ns0:Header[1]/ns0:CustomerAddress1[1]" w:storeItemID="{6394E857-3815-461F-B20B-AC7EF436F0B3}"/>
                 <w15:color w:val="808080"/>
                 <w:text/>
               </w:sdtPr>
@@ -694,7 +680,7 @@
             <w:placeholder>
               <w:docPart w:val="DefaultPlaceholder_-1854013440"/>
             </w:placeholder>
-            <w:dataBinding w:prefixMappings="xmlns:ns0='urn:microsoft-dynamics-nav/reports/Standard_Sales_Order_Conf/1305/'" w:xpath="/ns0:NavWordReportXmlPart[1]/ns0:Header[1]/ns0:LetterText[1]/ns0:BodyText[1]" w:storeItemID="{6394E857-3815-461F-B20B-AC7EF436F0B3}"/>
+            <w:dataBinding w:prefixMappings="&lt;xmlns:ns0='urn:microsoft-dynamics-nav/reports/Standard_Sales_Order_Conf/1305/' " w:xpath="/ns0:NavWordReportXmlPart[1]/ns0:Header[1]/ns0:LetterText[1]/ns0:BodyText[1]" w:storeItemID="{6394E857-3815-461F-B20B-AC7EF436F0B3}"/>
             <w15:color w:val="808080"/>
             <w:text/>
           </w:sdtPr>
@@ -757,7 +743,7 @@
             <w:placeholder>
               <w:docPart w:val="8C4073C450B44A8D9B5664E44F483FEF"/>
             </w:placeholder>
-            <w:dataBinding w:prefixMappings="xmlns:ns0='urn:microsoft-dynamics-nav/reports/Standard_Sales_Order_Conf/1305/'" w:xpath="/ns0:NavWordReportXmlPart[1]/ns0:Header[1]/ns0:DocumentNo_Lbl[1]" w:storeItemID="{6394E857-3815-461F-B20B-AC7EF436F0B3}"/>
+            <w:dataBinding w:prefixMappings="&lt;xmlns:ns0='urn:microsoft-dynamics-nav/reports/Standard_Sales_Order_Conf/1305/' " w:xpath="/ns0:NavWordReportXmlPart[1]/ns0:Header[1]/ns0:DocumentNo_Lbl[1]" w:storeItemID="{6394E857-3815-461F-B20B-AC7EF436F0B3}"/>
             <w15:color w:val="808080"/>
             <w:text/>
           </w:sdtPr>
@@ -777,14 +763,12 @@
                     <w:lang w:eastAsia="en-US"/>
                   </w:rPr>
                 </w:pPr>
-                <w:proofErr w:type="spellStart"/>
                 <w:r>
                   <w:rPr>
                     <w:lang w:eastAsia="en-US"/>
                   </w:rPr>
                   <w:t>DocumentNo_Lbl</w:t>
                 </w:r>
-                <w:proofErr w:type="spellEnd"/>
               </w:p>
             </w:tc>
           </w:sdtContent>
@@ -800,7 +784,7 @@
             <w:placeholder>
               <w:docPart w:val="8C4073C450B44A8D9B5664E44F483FEF"/>
             </w:placeholder>
-            <w:dataBinding w:prefixMappings="xmlns:ns0='urn:microsoft-dynamics-nav/reports/Standard_Sales_Order_Conf/1305/'" w:xpath="/ns0:NavWordReportXmlPart[1]/ns0:Header[1]/ns0:DueDate_Lbl[1]" w:storeItemID="{6394E857-3815-461F-B20B-AC7EF436F0B3}"/>
+            <w:dataBinding w:prefixMappings="&lt;xmlns:ns0='urn:microsoft-dynamics-nav/reports/Standard_Sales_Order_Conf/1305/' " w:xpath="/ns0:NavWordReportXmlPart[1]/ns0:Header[1]/ns0:DueDate_Lbl[1]" w:storeItemID="{6394E857-3815-461F-B20B-AC7EF436F0B3}"/>
             <w15:color w:val="808080"/>
             <w:text/>
           </w:sdtPr>
@@ -820,14 +804,12 @@
                     <w:lang w:eastAsia="en-US"/>
                   </w:rPr>
                 </w:pPr>
-                <w:proofErr w:type="spellStart"/>
                 <w:r>
                   <w:rPr>
                     <w:lang w:eastAsia="en-US"/>
                   </w:rPr>
                   <w:t>DueDate_Lbl</w:t>
                 </w:r>
-                <w:proofErr w:type="spellEnd"/>
               </w:p>
             </w:tc>
           </w:sdtContent>
@@ -843,7 +825,7 @@
             <w:placeholder>
               <w:docPart w:val="DefaultPlaceholder_-1854013440"/>
             </w:placeholder>
-            <w:dataBinding w:prefixMappings="xmlns:ns0='urn:microsoft-dynamics-nav/reports/Standard_Sales_Order_Conf/1305/'" w:xpath="/ns0:NavWordReportXmlPart[1]/ns0:Header[1]/ns0:Totals[1]/ns0:TotalText[1]" w:storeItemID="{6394E857-3815-461F-B20B-AC7EF436F0B3}"/>
+            <w:dataBinding w:prefixMappings="&lt;xmlns:ns0='urn:microsoft-dynamics-nav/reports/Standard_Sales_Order_Conf/1305/' " w:xpath="/ns0:NavWordReportXmlPart[1]/ns0:Header[1]/ns0:Totals[1]/ns0:TotalText[1]" w:storeItemID="{6394E857-3815-461F-B20B-AC7EF436F0B3}"/>
             <w15:color w:val="808080"/>
             <w:text/>
           </w:sdtPr>
@@ -864,14 +846,12 @@
                     <w:lang w:eastAsia="en-US"/>
                   </w:rPr>
                 </w:pPr>
-                <w:proofErr w:type="spellStart"/>
                 <w:r>
                   <w:rPr>
                     <w:lang w:eastAsia="en-US"/>
                   </w:rPr>
                   <w:t>TotalText</w:t>
                 </w:r>
-                <w:proofErr w:type="spellEnd"/>
               </w:p>
             </w:tc>
           </w:sdtContent>
@@ -951,7 +931,7 @@
             <w:placeholder>
               <w:docPart w:val="DefaultPlaceholder_-1854013440"/>
             </w:placeholder>
-            <w:dataBinding w:prefixMappings="xmlns:ns0='urn:microsoft-dynamics-nav/reports/Standard_Sales_Order_Conf/1305/'" w:xpath="/ns0:NavWordReportXmlPart[1]/ns0:Header[1]/ns0:DocumentNo[1]" w:storeItemID="{6394E857-3815-461F-B20B-AC7EF436F0B3}"/>
+            <w:dataBinding w:prefixMappings="&lt;xmlns:ns0='urn:microsoft-dynamics-nav/reports/Standard_Sales_Order_Conf/1305/' " w:xpath="/ns0:NavWordReportXmlPart[1]/ns0:Header[1]/ns0:DocumentNo[1]" w:storeItemID="{6394E857-3815-461F-B20B-AC7EF436F0B3}"/>
             <w15:color w:val="808080"/>
             <w:text/>
           </w:sdtPr>
@@ -971,14 +951,12 @@
                     <w:lang w:eastAsia="en-US"/>
                   </w:rPr>
                 </w:pPr>
-                <w:proofErr w:type="spellStart"/>
                 <w:r>
                   <w:rPr>
                     <w:lang w:eastAsia="en-US"/>
                   </w:rPr>
                   <w:t>DocumentNo</w:t>
                 </w:r>
-                <w:proofErr w:type="spellEnd"/>
               </w:p>
             </w:tc>
           </w:sdtContent>
@@ -994,7 +972,7 @@
             <w:placeholder>
               <w:docPart w:val="DefaultPlaceholder_-1854013440"/>
             </w:placeholder>
-            <w:dataBinding w:prefixMappings="xmlns:ns0='urn:microsoft-dynamics-nav/reports/Standard_Sales_Order_Conf/1305/'" w:xpath="/ns0:NavWordReportXmlPart[1]/ns0:Header[1]/ns0:DueDate[1]" w:storeItemID="{6394E857-3815-461F-B20B-AC7EF436F0B3}"/>
+            <w:dataBinding w:prefixMappings="&lt;xmlns:ns0='urn:microsoft-dynamics-nav/reports/Standard_Sales_Order_Conf/1305/' " w:xpath="/ns0:NavWordReportXmlPart[1]/ns0:Header[1]/ns0:DueDate[1]" w:storeItemID="{6394E857-3815-461F-B20B-AC7EF436F0B3}"/>
             <w15:color w:val="808080"/>
             <w:text/>
           </w:sdtPr>
@@ -1014,14 +992,12 @@
                     <w:lang w:eastAsia="en-US"/>
                   </w:rPr>
                 </w:pPr>
-                <w:proofErr w:type="spellStart"/>
                 <w:r>
                   <w:rPr>
                     <w:lang w:eastAsia="en-US"/>
                   </w:rPr>
                   <w:t>DueDate</w:t>
                 </w:r>
-                <w:proofErr w:type="spellEnd"/>
               </w:p>
             </w:tc>
           </w:sdtContent>
@@ -1029,8 +1005,6 @@
         <w:sdt>
           <w:sdtPr>
             <w:rPr>
-              <w:rStyle w:val="Heading2Char"/>
-              <w:color w:val="000000" w:themeColor="text1"/>
               <w:lang w:eastAsia="en-US"/>
             </w:rPr>
             <w:alias w:val="TotalAmountIncludingVAT"/>
@@ -1039,7 +1013,7 @@
             <w:placeholder>
               <w:docPart w:val="DefaultPlaceholder_-1854013440"/>
             </w:placeholder>
-            <w:dataBinding w:prefixMappings="xmlns:ns0='urn:microsoft-dynamics-nav/reports/Standard_Sales_Order_Conf/1305/'" w:xpath="/ns0:NavWordReportXmlPart[1]/ns0:Header[1]/ns0:Totals[1]/ns0:TotalAmountIncludingVAT[1]" w:storeItemID="{6394E857-3815-461F-B20B-AC7EF436F0B3}"/>
+            <w:dataBinding w:prefixMappings="&lt;xmlns:ns0='urn:microsoft-dynamics-nav/reports/Standard_Sales_Order_Conf/1305/' " w:xpath="/ns0:NavWordReportXmlPart[1]/ns0:Header[1]/ns0:Totals[1]/ns0:TotalAmountIncludingVAT[1]" w:storeItemID="{6394E857-3815-461F-B20B-AC7EF436F0B3}"/>
             <w15:color w:val="808080"/>
             <w:text/>
           </w:sdtPr>
@@ -1054,22 +1028,18 @@
               </w:tcPr>
               <w:p>
                 <w:pPr>
-                  <w:pStyle w:val="BCNumber"/>
+                  <w:pStyle w:val="NoSpacing"/>
                   <w:jc w:val="right"/>
                   <w:rPr>
                     <w:lang w:eastAsia="en-US"/>
                   </w:rPr>
                 </w:pPr>
-                <w:proofErr w:type="spellStart"/>
                 <w:r>
                   <w:rPr>
-                    <w:rStyle w:val="Heading2Char"/>
-                    <w:color w:val="000000" w:themeColor="text1"/>
                     <w:lang w:eastAsia="en-US"/>
                   </w:rPr>
                   <w:t>TotalAmountIncludingVAT</w:t>
                 </w:r>
-                <w:proofErr w:type="spellEnd"/>
               </w:p>
             </w:tc>
           </w:sdtContent>
@@ -1094,7 +1064,7 @@
         <w:placeholder>
           <w:docPart w:val="DefaultPlaceholder_-1854013440"/>
         </w:placeholder>
-        <w:dataBinding w:prefixMappings="xmlns:ns0='urn:microsoft-dynamics-nav/reports/Standard_Sales_Order_Conf/1305/'" w:xpath="/ns0:NavWordReportXmlPart[1]/ns0:Header[1]/ns0:LetterText[1]/ns0:PmtDiscText[1]" w:storeItemID="{6394E857-3815-461F-B20B-AC7EF436F0B3}"/>
+        <w:dataBinding w:prefixMappings="&lt;xmlns:ns0='urn:microsoft-dynamics-nav/reports/Standard_Sales_Order_Conf/1305/' " w:xpath="/ns0:NavWordReportXmlPart[1]/ns0:Header[1]/ns0:LetterText[1]/ns0:PmtDiscText[1]" w:storeItemID="{6394E857-3815-461F-B20B-AC7EF436F0B3}"/>
         <w15:color w:val="808080"/>
         <w:text/>
       </w:sdtPr>
@@ -1147,7 +1117,7 @@
                 <w:placeholder>
                   <w:docPart w:val="DefaultPlaceholder_-1854013440"/>
                 </w:placeholder>
-                <w:dataBinding w:prefixMappings="xmlns:ns0='urn:microsoft-dynamics-nav/reports/Standard_Sales_Order_Conf/1305/'" w:xpath="/ns0:NavWordReportXmlPart[1]/ns0:Header[1]/ns0:LetterText[1]/ns0:ClosingText[1]" w:storeItemID="{6394E857-3815-461F-B20B-AC7EF436F0B3}"/>
+                <w:dataBinding w:prefixMappings="&lt;xmlns:ns0='urn:microsoft-dynamics-nav/reports/Standard_Sales_Order_Conf/1305/' " w:xpath="/ns0:NavWordReportXmlPart[1]/ns0:Header[1]/ns0:LetterText[1]/ns0:ClosingText[1]" w:storeItemID="{6394E857-3815-461F-B20B-AC7EF436F0B3}"/>
                 <w15:color w:val="808080"/>
                 <w:text/>
               </w:sdtPr>
@@ -1176,7 +1146,7 @@
             <w:placeholder>
               <w:docPart w:val="DefaultPlaceholder_-1854013440"/>
             </w:placeholder>
-            <w:dataBinding w:prefixMappings="xmlns:ns0='urn:microsoft-dynamics-nav/reports/Standard_Sales_Order_Conf/1305/'" w:xpath="/ns0:NavWordReportXmlPart[1]/ns0:Header[1]/ns0:SalesPersonName[1]" w:storeItemID="{6394E857-3815-461F-B20B-AC7EF436F0B3}"/>
+            <w:dataBinding w:prefixMappings="&lt;xmlns:ns0='urn:microsoft-dynamics-nav/reports/Standard_Sales_Order_Conf/1305/' " w:xpath="/ns0:NavWordReportXmlPart[1]/ns0:Header[1]/ns0:SalesPersonName[1]" w:storeItemID="{6394E857-3815-461F-B20B-AC7EF436F0B3}"/>
             <w15:color w:val="808080"/>
             <w:text/>
           </w:sdtPr>
@@ -2233,7 +2203,7 @@
 </file>
 
 <file path=word/glossary/document.xml><?xml version="1.0" encoding="utf-8"?>
-<w:glossaryDocument xmlns:wpc="http://schemas.microsoft.com/office/word/2010/wordprocessingCanvas" xmlns:cx="http://schemas.microsoft.com/office/drawing/2014/chartex" xmlns:cx1="http://schemas.microsoft.com/office/drawing/2015/9/8/chartex" xmlns:cx2="http://schemas.microsoft.com/office/drawing/2015/10/21/chartex" xmlns:cx3="http://schemas.microsoft.com/office/drawing/2016/5/9/chartex" xmlns:cx4="http://schemas.microsoft.com/office/drawing/2016/5/10/chartex" xmlns:cx5="http://schemas.microsoft.com/office/drawing/2016/5/11/chartex" xmlns:cx6="http://schemas.microsoft.com/office/drawing/2016/5/12/chartex" xmlns:cx7="http://schemas.microsoft.com/office/drawing/2016/5/13/chartex" xmlns:cx8="http://schemas.microsoft.com/office/drawing/2016/5/14/chartex" xmlns:mc="http://schemas.openxmlformats.org/markup-compatibility/2006" xmlns:aink="http://schemas.microsoft.com/office/drawing/2016/ink" xmlns:am3d="http://schemas.microsoft.com/office/drawing/2017/model3d" xmlns:o="urn:schemas-microsoft-com:office:office" xmlns:oel="http://schemas.microsoft.com/office/2019/extlst" xmlns:r="http://schemas.openxmlformats.org/officeDocument/2006/relationships" xmlns:m="http://schemas.openxmlformats.org/officeDocument/2006/math" xmlns:v="urn:schemas-microsoft-com:vml" xmlns:wp14="http://schemas.microsoft.com/office/word/2010/wordprocessingDrawing" xmlns:wp="http://schemas.openxmlformats.org/drawingml/2006/wordprocessingDrawing" xmlns:w10="urn:schemas-microsoft-com:office:word" xmlns:w="http://schemas.openxmlformats.org/wordprocessingml/2006/main" xmlns:w14="http://schemas.microsoft.com/office/word/2010/wordml" xmlns:w15="http://schemas.microsoft.com/office/word/2012/wordml" xmlns:w16cei="http://schemas.microsoft.com/office/word/2026/wordml/cei" xmlns:w16cex="http://schemas.microsoft.com/office/word/2018/wordml/cex" xmlns:w16cid="http://schemas.microsoft.com/office/word/2016/wordml/cid" xmlns:w16="http://schemas.microsoft.com/office/word/2018/wordml" xmlns:w16du="http://schemas.microsoft.com/office/word/2023/wordml/word16du" xmlns:w16sdtdh="http://schemas.microsoft.com/office/word/2020/wordml/sdtdatahash" xmlns:w16sdtfl="http://schemas.microsoft.com/office/word/2024/wordml/sdtformatlock" xmlns:w16se="http://schemas.microsoft.com/office/word/2015/wordml/symex" xmlns:wpg="http://schemas.microsoft.com/office/word/2010/wordprocessingGroup" xmlns:wpi="http://schemas.microsoft.com/office/word/2010/wordprocessingInk" xmlns:wne="http://schemas.microsoft.com/office/word/2006/wordml" xmlns:wps="http://schemas.microsoft.com/office/word/2010/wordprocessingShape" mc:Ignorable="w14 w15 w16se w16cid w16 w16cex w16sdtdh w16sdtfl w16du wp14">
+<w:glossaryDocument xmlns:wpc="http://schemas.microsoft.com/office/word/2010/wordprocessingCanvas" xmlns:cx="http://schemas.microsoft.com/office/drawing/2014/chartex" xmlns:cx1="http://schemas.microsoft.com/office/drawing/2015/9/8/chartex" xmlns:cx2="http://schemas.microsoft.com/office/drawing/2015/10/21/chartex" xmlns:cx3="http://schemas.microsoft.com/office/drawing/2016/5/9/chartex" xmlns:cx4="http://schemas.microsoft.com/office/drawing/2016/5/10/chartex" xmlns:cx5="http://schemas.microsoft.com/office/drawing/2016/5/11/chartex" xmlns:cx6="http://schemas.microsoft.com/office/drawing/2016/5/12/chartex" xmlns:cx7="http://schemas.microsoft.com/office/drawing/2016/5/13/chartex" xmlns:cx8="http://schemas.microsoft.com/office/drawing/2016/5/14/chartex" xmlns:mc="http://schemas.openxmlformats.org/markup-compatibility/2006" xmlns:aink="http://schemas.microsoft.com/office/drawing/2016/ink" xmlns:am3d="http://schemas.microsoft.com/office/drawing/2017/model3d" xmlns:o="urn:schemas-microsoft-com:office:office" xmlns:oel="http://schemas.microsoft.com/office/2019/extlst" xmlns:r="http://schemas.openxmlformats.org/officeDocument/2006/relationships" xmlns:m="http://schemas.openxmlformats.org/officeDocument/2006/math" xmlns:v="urn:schemas-microsoft-com:vml" xmlns:wp14="http://schemas.microsoft.com/office/word/2010/wordprocessingDrawing" xmlns:wp="http://schemas.openxmlformats.org/drawingml/2006/wordprocessingDrawing" xmlns:w10="urn:schemas-microsoft-com:office:word" xmlns:w="http://schemas.openxmlformats.org/wordprocessingml/2006/main" xmlns:w14="http://schemas.microsoft.com/office/word/2010/wordml" xmlns:w15="http://schemas.microsoft.com/office/word/2012/wordml" xmlns:w16cex="http://schemas.microsoft.com/office/word/2018/wordml/cex" xmlns:w16cid="http://schemas.microsoft.com/office/word/2016/wordml/cid" xmlns:w16="http://schemas.microsoft.com/office/word/2018/wordml" xmlns:w16du="http://schemas.microsoft.com/office/word/2023/wordml/word16du" xmlns:w16sdtdh="http://schemas.microsoft.com/office/word/2020/wordml/sdtdatahash" xmlns:w16sdtfl="http://schemas.microsoft.com/office/word/2024/wordml/sdtformatlock" xmlns:w16se="http://schemas.microsoft.com/office/word/2015/wordml/symex" xmlns:wpg="http://schemas.microsoft.com/office/word/2010/wordprocessingGroup" xmlns:wpi="http://schemas.microsoft.com/office/word/2010/wordprocessingInk" xmlns:wne="http://schemas.microsoft.com/office/word/2006/wordml" xmlns:wps="http://schemas.microsoft.com/office/word/2010/wordprocessingShape" mc:Ignorable="w14 w15 w16se w16cid w16 w16cex w16sdtdh w16sdtfl w16du wp14">
   <w:docParts>
     <w:docPart>
       <w:docPartPr>
@@ -2423,9 +2393,11 @@
     <w:rsidRoot w:val="00AF549D"/>
     <w:rsid w:val="00076B2B"/>
     <w:rsid w:val="000B71E0"/>
+    <w:rsid w:val="00535ACF"/>
     <w:rsid w:val="005B152B"/>
     <w:rsid w:val="005C565E"/>
     <w:rsid w:val="005F6C3F"/>
+    <w:rsid w:val="00703E7E"/>
     <w:rsid w:val="008858E8"/>
     <w:rsid w:val="008F5C5D"/>
     <w:rsid w:val="009F479D"/>
@@ -2449,7 +2421,7 @@
   </m:mathPr>
   <w:themeFontLang w:val="da-DK"/>
   <w:clrSchemeMapping w:bg1="light1" w:t1="dark1" w:bg2="light2" w:t2="dark2" w:accent1="accent1" w:accent2="accent2" w:accent3="accent3" w:accent4="accent4" w:accent5="accent5" w:accent6="accent6" w:hyperlink="hyperlink" w:followedHyperlink="followedHyperlink"/>
-  <w:decimalSymbol w:val=","/>
+  <w:decimalSymbol w:val="."/>
   <w:listSeparator w:val=","/>
   <w15:chartTrackingRefBased/>
 </w:settings>
@@ -3267,7 +3239,7 @@
 
 <file path=customXml/item1.xml>��< ? x m l   v e r s i o n = " 1 . 0 "   e n c o d i n g = " u t f - 1 6 " ? >   
- < N a v W o r d R e p o r t X m l P a r t   x m l n s = " u r n : m i c r o s o f t - d y n a m i c s - n a v / r e p o r t s / S t a n d a r d _ S a l e s _ O r d e r _ C o n f / 1 3 0 5 / " > + < N a v W o r d R e p o r t X m l P a r t   x m l n s = " u r n : m i c r o s o f t - d y n a m i c s - b u s i n e s s c e n t r a l / i n t e r n a l / e x t e n d e d / r e p o r t s / S t a n d a r d _ S a l e s _ O r d e r _ C o n f / 1 3 0 5 / " >   
      < B C R e p o r t I n f o r m a t i o n >   
@@ -3285,8 +3257,6 @@
  
              < R e p o r t N a m e > R e p o r t   N a m e < / R e p o r t N a m e >   
-             < R e p o r t C a p t i o n > R e p o r t   C a p t i o n < / R e p o r t C a p t i o n > - 
              < A b o u t T h i s R e p o r t T i t l e > A b o u t   T h i s   R e p o r t   T i t l e < / A b o u t T h i s R e p o r t T i t l e >   
              < A b o u t T h i s R e p o r t T e x t > A b o u t   T h i s   R e p o r t   T e x t < / A b o u t T h i s R e p o r t T e x t > @@ -3341,21 +3311,21 @@
  
              < C o m p a n y A d d r e s s L i n e s >   
-                 < C o m p a n y A d d r e s s L i n e 1 > C o m p a n y   A d d r e s s   L i n e   1 < / C o m p a n y A d d r e s s L i n e 1 > - 
-                 < C o m p a n y A d d r e s s L i n e 2 > C o m p a n y   A d d r e s s   L i n e   2 < / C o m p a n y A d d r e s s L i n e 2 > - 
-                 < C o m p a n y A d d r e s s L i n e 3 > C o m p a n y   A d d r e s s   L i n e   3 < / C o m p a n y A d d r e s s L i n e 3 > - 
-                 < C o m p a n y A d d r e s s L i n e 4 > C o m p a n y   A d d r e s s   L i n e   4 < / C o m p a n y A d d r e s s L i n e 4 > - 
-                 < C o m p a n y A d d r e s s L i n e 5 > C o m p a n y   A d d r e s s   L i n e   5 < / C o m p a n y A d d r e s s L i n e 5 > - 
-                 < C o m p a n y A d d r e s s L i n e 6 > C o m p a n y   A d d r e s s   L i n e   6 < / C o m p a n y A d d r e s s L i n e 6 > - 
-                 < C o m p a n y A d d r e s s L i n e 7 > C o m p a n y   A d d r e s s   L i n e   7 < / C o m p a n y A d d r e s s L i n e 7 > - 
-                 < C o m p a n y A d d r e s s L i n e 8 > C o m p a n y   A d d r e s s   L i n e   8 < / C o m p a n y A d d r e s s L i n e 8 > +                 < C o m p a n y A d d r e s s L i n e > C o m p a n y   A d d r e s s   L i n e   1 < / C o m p a n y A d d r e s s L i n e > + 
+                 < C o m p a n y A d d r e s s L i n e > C o m p a n y   A d d r e s s   L i n e   2 < / C o m p a n y A d d r e s s L i n e > + 
+                 < C o m p a n y A d d r e s s L i n e > C o m p a n y   A d d r e s s   L i n e   3 < / C o m p a n y A d d r e s s L i n e > + 
+                 < C o m p a n y A d d r e s s L i n e > C o m p a n y   A d d r e s s   L i n e   4 < / C o m p a n y A d d r e s s L i n e > + 
+                 < C o m p a n y A d d r e s s L i n e > C o m p a n y   A d d r e s s   L i n e   5 < / C o m p a n y A d d r e s s L i n e > + 
+                 < C o m p a n y A d d r e s s L i n e > C o m p a n y   A d d r e s s   L i n e   6 < / C o m p a n y A d d r e s s L i n e > + 
+                 < C o m p a n y A d d r e s s L i n e > C o m p a n y   A d d r e s s   L i n e   7 < / C o m p a n y A d d r e s s L i n e > + 
+                 < C o m p a n y A d d r e s s L i n e > C o m p a n y   A d d r e s s   L i n e   8 < / C o m p a n y A d d r e s s L i n e >   
              < / C o m p a n y A d d r e s s L i n e s >   
@@ -3413,469 +3383,471 @@
  
      < / B C R e p o r t I n f o r m a t i o n >   
-     < H e a d e r > - 
-         < B i l l T o C o n t a c t E m a i l > B i l l T o C o n t a c t E m a i l < / B i l l T o C o n t a c t E m a i l > - 
-         < B i l l T o C o n t a c t E m a i l L b l > B i l l T o C o n t a c t E m a i l L b l < / B i l l T o C o n t a c t E m a i l L b l > - 
-         < B i l l T o C o n t a c t M o b i l e P h o n e N o > B i l l T o C o n t a c t M o b i l e P h o n e N o < / B i l l T o C o n t a c t M o b i l e P h o n e N o > - 
-         < B i l l T o C o n t a c t M o b i l e P h o n e N o L b l > B i l l T o C o n t a c t M o b i l e P h o n e N o L b l < / B i l l T o C o n t a c t M o b i l e P h o n e N o L b l > - 
-         < B i l l T o C o n t a c t P h o n e N o > B i l l T o C o n t a c t P h o n e N o < / B i l l T o C o n t a c t P h o n e N o > - 
-         < B i l l T o C o n t a c t P h o n e N o L b l > B i l l T o C o n t a c t P h o n e N o L b l < / B i l l T o C o n t a c t P h o n e N o L b l > - 
-         < B i l l t o C u s t o m e r N o _ L b l > B i l l t o C u s t o m e r N o _ L b l < / B i l l t o C u s t o m e r N o _ L b l > - 
-         < B i l l t o C u s t u m e r N o > B i l l t o C u s t u m e r N o < / B i l l t o C u s t u m e r N o > - 
-         < C o m p a n y A d d r e s s 1 > C o m p a n y A d d r e s s 1 < / C o m p a n y A d d r e s s 1 > - 
-         < C o m p a n y A d d r e s s 2 > C o m p a n y A d d r e s s 2 < / C o m p a n y A d d r e s s 2 > - 
-         < C o m p a n y A d d r e s s 3 > C o m p a n y A d d r e s s 3 < / C o m p a n y A d d r e s s 3 > - 
-         < C o m p a n y A d d r e s s 4 > C o m p a n y A d d r e s s 4 < / C o m p a n y A d d r e s s 4 > - 
-         < C o m p a n y A d d r e s s 5 > C o m p a n y A d d r e s s 5 < / C o m p a n y A d d r e s s 5 > - 
-         < C o m p a n y A d d r e s s 6 > C o m p a n y A d d r e s s 6 < / C o m p a n y A d d r e s s 6 > - 
-         < C o m p a n y A d d r e s s 7 > C o m p a n y A d d r e s s 7 < / C o m p a n y A d d r e s s 7 > - 
-         < C o m p a n y A d d r e s s 8 > C o m p a n y A d d r e s s 8 < / C o m p a n y A d d r e s s 8 > - 
-         < C o m p a n y B a n k A c c o u n t N o > C o m p a n y B a n k A c c o u n t N o < / C o m p a n y B a n k A c c o u n t N o > - 
-         < C o m p a n y B a n k A c c o u n t N o _ L b l > C o m p a n y B a n k A c c o u n t N o _ L b l < / C o m p a n y B a n k A c c o u n t N o _ L b l > - 
-         < C o m p a n y B a n k B r a n c h N o > C o m p a n y B a n k B r a n c h N o < / C o m p a n y B a n k B r a n c h N o > - 
-         < C o m p a n y B a n k B r a n c h N o _ L b l > C o m p a n y B a n k B r a n c h N o _ L b l < / C o m p a n y B a n k B r a n c h N o _ L b l > - 
-         < C o m p a n y B a n k N a m e > C o m p a n y B a n k N a m e < / C o m p a n y B a n k N a m e > - 
-         < C o m p a n y B a n k N a m e _ L b l > C o m p a n y B a n k N a m e _ L b l < / C o m p a n y B a n k N a m e _ L b l > - 
-         < C o m p a n y C u s t o m G i r o > C o m p a n y C u s t o m G i r o < / C o m p a n y C u s t o m G i r o > - 
-         < C o m p a n y C u s t o m G i r o _ L b l > C o m p a n y C u s t o m G i r o _ L b l < / C o m p a n y C u s t o m G i r o _ L b l > - 
-         < C o m p a n y E M a i l > C o m p a n y E M a i l < / C o m p a n y E M a i l > - 
-         < C o m p a n y G i r o N o > C o m p a n y G i r o N o < / C o m p a n y G i r o N o > - 
-         < C o m p a n y G i r o N o _ L b l > C o m p a n y G i r o N o _ L b l < / C o m p a n y G i r o N o _ L b l > - 
-         < C o m p a n y H o m e P a g e > C o m p a n y H o m e P a g e < / C o m p a n y H o m e P a g e > - 
-         < C o m p a n y I B A N > C o m p a n y I B A N < / C o m p a n y I B A N > - 
-         < C o m p a n y I B A N _ L b l > C o m p a n y I B A N _ L b l < / C o m p a n y I B A N _ L b l > - 
-         < C o m p a n y L e g a l O f f i c e > C o m p a n y L e g a l O f f i c e < / C o m p a n y L e g a l O f f i c e > - 
-         < C o m p a n y L e g a l O f f i c e _ L b l > C o m p a n y L e g a l O f f i c e _ L b l < / C o m p a n y L e g a l O f f i c e _ L b l > - 
-         < C o m p a n y L e g a l S t a t e m e n t > C o m p a n y L e g a l S t a t e m e n t < / C o m p a n y L e g a l S t a t e m e n t > - 
-         < C o m p a n y L o g o P o s i t i o n > C o m p a n y L o g o P o s i t i o n < / C o m p a n y L o g o P o s i t i o n > - 
-         < C o m p a n y P h o n e N o > C o m p a n y P h o n e N o < / C o m p a n y P h o n e N o > - 
-         < C o m p a n y P h o n e N o _ L b l > C o m p a n y P h o n e N o _ L b l < / C o m p a n y P h o n e N o _ L b l > - 
-         < C o m p a n y P i c t u r e   / > - 
-         < C o m p a n y R e g i s t r a t i o n N u m b e r > C o m p a n y R e g i s t r a t i o n N u m b e r < / C o m p a n y R e g i s t r a t i o n N u m b e r > - 
-         < C o m p a n y R e g i s t r a t i o n N u m b e r _ L b l > C o m p a n y R e g i s t r a t i o n N u m b e r _ L b l < / C o m p a n y R e g i s t r a t i o n N u m b e r _ L b l > - 
-         < C o m p a n y S W I F T > C o m p a n y S W I F T < / C o m p a n y S W I F T > - 
-         < C o m p a n y S W I F T _ L b l > C o m p a n y S W I F T _ L b l < / C o m p a n y S W I F T _ L b l > - 
-         < C o m p a n y V A T R e g i s t r a t i o n N o > C o m p a n y V A T R e g i s t r a t i o n N o < / C o m p a n y V A T R e g i s t r a t i o n N o > - 
-         < C o m p a n y V A T R e g i s t r a t i o n N o _ L b l > C o m p a n y V A T R e g i s t r a t i o n N o _ L b l < / C o m p a n y V A T R e g i s t r a t i o n N o _ L b l > - 
-         < C o m p a n y V A T R e g N o > C o m p a n y V A T R e g N o < / C o m p a n y V A T R e g N o > - 
-         < C o m p a n y V A T R e g N o _ L b l > C o m p a n y V A T R e g N o _ L b l < / C o m p a n y V A T R e g N o _ L b l > - 
-         < C o p y _ L b l > C o p y _ L b l < / C o p y _ L b l > - 
-         < C u s t o m e r A d d r e s s 1 > C u s t o m e r A d d r e s s 1 < / C u s t o m e r A d d r e s s 1 > - 
-         < C u s t o m e r A d d r e s s 2 > C u s t o m e r A d d r e s s 2 < / C u s t o m e r A d d r e s s 2 > - 
-         < C u s t o m e r A d d r e s s 3 > C u s t o m e r A d d r e s s 3 < / C u s t o m e r A d d r e s s 3 > - 
-         < C u s t o m e r A d d r e s s 4 > C u s t o m e r A d d r e s s 4 < / C u s t o m e r A d d r e s s 4 > - 
-         < C u s t o m e r A d d r e s s 5 > C u s t o m e r A d d r e s s 5 < / C u s t o m e r A d d r e s s 5 > - 
-         < C u s t o m e r A d d r e s s 6 > C u s t o m e r A d d r e s s 6 < / C u s t o m e r A d d r e s s 6 > - 
-         < C u s t o m e r A d d r e s s 7 > C u s t o m e r A d d r e s s 7 < / C u s t o m e r A d d r e s s 7 > - 
-         < C u s t o m e r A d d r e s s 8 > C u s t o m e r A d d r e s s 8 < / C u s t o m e r A d d r e s s 8 > - 
-         < C u s t o m e r P o s t a l B a r C o d e > C u s t o m e r P o s t a l B a r C o d e < / C u s t o m e r P o s t a l B a r C o d e > - 
-         < D o c u m e n t C o p y T e x t > D o c u m e n t C o p y T e x t < / D o c u m e n t C o p y T e x t > - 
-         < D o c u m e n t D a t e > D o c u m e n t D a t e < / D o c u m e n t D a t e > - 
-         < D o c u m e n t D a t e _ L b l > D o c u m e n t D a t e _ L b l < / D o c u m e n t D a t e _ L b l > - 
-         < D o c u m e n t N o > D o c u m e n t N o < / D o c u m e n t N o > - 
-         < D o c u m e n t N o _ L b l > D o c u m e n t N o _ L b l < / D o c u m e n t N o _ L b l > - 
-         < D u e D a t e > D u e D a t e < / D u e D a t e > - 
-         < D u e D a t e _ L b l > D u e D a t e _ L b l < / D u e D a t e _ L b l > - 
-         < E M a i l _ L b l > E M a i l _ L b l < / E M a i l _ L b l > - 
-         < E x c h a n g e R a t e A s T e x t > E x c h a n g e R a t e A s T e x t < / E x c h a n g e R a t e A s T e x t > - 
-         < E x t D o c N o _ S a l e s H e a d e r > E x t D o c N o _ S a l e s H e a d e r < / E x t D o c N o _ S a l e s H e a d e r > - 
-         < E x t D o c N o _ S a l e s H e a d e r _ L b l > E x t D o c N o _ S a l e s H e a d e r _ L b l < / E x t D o c N o _ S a l e s H e a d e r _ L b l > - 
-         < H o m e P a g e _ L b l > H o m e P a g e _ L b l < / H o m e P a g e _ L b l > - 
-         < I n v o i c e D i s c o u n t A m o u n t _ L b l > I n v o i c e D i s c o u n t A m o u n t _ L b l < / I n v o i c e D i s c o u n t A m o u n t _ L b l > - 
-         < I n v o i c e D i s c o u n t B a s e A m o u n t _ L b l > I n v o i c e D i s c o u n t B a s e A m o u n t _ L b l < / I n v o i c e D i s c o u n t B a s e A m o u n t _ L b l > - 
-         < I n v o i c e _ L b l > I n v o i c e _ L b l < / I n v o i c e _ L b l > - 
-         < L e g a l E n t i t y T y p e > L e g a l E n t i t y T y p e < / L e g a l E n t i t y T y p e > - 
-         < L e g a l E n t i t y T y p e _ L b l > L e g a l E n t i t y T y p e _ L b l < / L e g a l E n t i t y T y p e _ L b l > - 
-         < L i n e A m o u n t A f t e r I n v o i c e D i s c o u n t _ L b l > L i n e A m o u n t A f t e r I n v o i c e D i s c o u n t _ L b l < / L i n e A m o u n t A f t e r I n v o i c e D i s c o u n t _ L b l > - 
-         < L o c a l C u r r e n c y _ L b l > L o c a l C u r r e n c y _ L b l < / L o c a l C u r r e n c y _ L b l > - 
-         < P a g e _ L b l > P a g e _ L b l < / P a g e _ L b l > - 
-         < P a y m e n t M e t h o d D e s c r i p t i o n > P a y m e n t M e t h o d D e s c r i p t i o n < / P a y m e n t M e t h o d D e s c r i p t i o n > - 
-         < P a y m e n t M e t h o d D e s c r i p t i o n _ L b l > P a y m e n t M e t h o d D e s c r i p t i o n _ L b l < / P a y m e n t M e t h o d D e s c r i p t i o n _ L b l > - 
-         < P a y m e n t T e r m s D e s c r i p t i o n > P a y m e n t T e r m s D e s c r i p t i o n < / P a y m e n t T e r m s D e s c r i p t i o n > - 
-         < P a y m e n t T e r m s D e s c r i p t i o n _ L b l > P a y m e n t T e r m s D e s c r i p t i o n _ L b l < / P a y m e n t T e r m s D e s c r i p t i o n _ L b l > - 
-         < P r i c e s I n c l u d i n g V A T > P r i c e s I n c l u d i n g V A T < / P r i c e s I n c l u d i n g V A T > - 
-         < P r i c e s I n c l u d i n g V A T Y e s N o > P r i c e s I n c l u d i n g V A T Y e s N o < / P r i c e s I n c l u d i n g V A T Y e s N o > - 
-         < P r i c e s I n c l u d i n g V A T _ L b l > P r i c e s I n c l u d i n g V A T _ L b l < / P r i c e s I n c l u d i n g V A T _ L b l > - 
-         < Q u o t e N o > Q u o t e N o < / Q u o t e N o > - 
-         < Q u o t e N o _ L b l > Q u o t e N o _ L b l < / Q u o t e N o _ L b l > - 
-         < S a l e s I n v o i c e L i n e D i s c o u n t _ L b l > S a l e s I n v o i c e L i n e D i s c o u n t _ L b l < / S a l e s I n v o i c e L i n e D i s c o u n t _ L b l > - 
-         < S a l e s P e r s o n N a m e > S a l e s P e r s o n N a m e < / S a l e s P e r s o n N a m e > - 
-         < S a l e s P e r s o n T e x t _ L b l > S a l e s P e r s o n T e x t _ L b l < / S a l e s P e r s o n T e x t _ L b l > - 
-         < S a l e s P e r s o n _ L b l > S a l e s P e r s o n _ L b l < / S a l e s P e r s o n _ L b l > - 
-         < S e l l T o C o n t a c t E m a i l > S e l l T o C o n t a c t E m a i l < / S e l l T o C o n t a c t E m a i l > - 
-         < S e l l T o C o n t a c t E m a i l L b l > S e l l T o C o n t a c t E m a i l L b l < / S e l l T o C o n t a c t E m a i l L b l > - 
-         < S e l l T o C o n t a c t M o b i l e P h o n e N o > S e l l T o C o n t a c t M o b i l e P h o n e N o < / S e l l T o C o n t a c t M o b i l e P h o n e N o > - 
-         < S e l l T o C o n t a c t M o b i l e P h o n e N o L b l > S e l l T o C o n t a c t M o b i l e P h o n e N o L b l < / S e l l T o C o n t a c t M o b i l e P h o n e N o L b l > - 
-         < S e l l T o C o n t a c t P h o n e N o > S e l l T o C o n t a c t P h o n e N o < / S e l l T o C o n t a c t P h o n e N o > - 
-         < S e l l T o C o n t a c t P h o n e N o L b l > S e l l T o C o n t a c t P h o n e N o L b l < / S e l l T o C o n t a c t P h o n e N o L b l > - 
-         < S e l l t o C u s t o m e r N o > S e l l t o C u s t o m e r N o < / S e l l t o C u s t o m e r N o > - 
-         < S e l l t o C u s t o m e r N o _ L b l > S e l l t o C u s t o m e r N o _ L b l < / S e l l t o C u s t o m e r N o _ L b l > - 
-         < S e l l T o F a x N o > S e l l T o F a x N o < / S e l l T o F a x N o > - 
-         < S e l l T o P h o n e N o > S e l l T o P h o n e N o < / S e l l T o P h o n e N o > - 
-         < S h i p m e n t D a t e > S h i p m e n t D a t e < / S h i p m e n t D a t e > - 
-         < S h i p m e n t D a t e _ L b l > S h i p m e n t D a t e _ L b l < / S h i p m e n t D a t e _ L b l > - 
-         < S h i p m e n t M e t h o d D e s c r i p t i o n > S h i p m e n t M e t h o d D e s c r i p t i o n < / S h i p m e n t M e t h o d D e s c r i p t i o n > - 
-         < S h i p m e n t M e t h o d D e s c r i p t i o n _ L b l > S h i p m e n t M e t h o d D e s c r i p t i o n _ L b l < / S h i p m e n t M e t h o d D e s c r i p t i o n _ L b l > - 
-         < S h i p m e n t _ L b l > S h i p m e n t _ L b l < / S h i p m e n t _ L b l > - 
-         < S h i p T o A d d r e s s 1 > S h i p T o A d d r e s s 1 < / S h i p T o A d d r e s s 1 > - 
-         < S h i p T o A d d r e s s 2 > S h i p T o A d d r e s s 2 < / S h i p T o A d d r e s s 2 > - 
-         < S h i p T o A d d r e s s 3 > S h i p T o A d d r e s s 3 < / S h i p T o A d d r e s s 3 > - 
-         < S h i p T o A d d r e s s 4 > S h i p T o A d d r e s s 4 < / S h i p T o A d d r e s s 4 > - 
-         < S h i p T o A d d r e s s 5 > S h i p T o A d d r e s s 5 < / S h i p T o A d d r e s s 5 > - 
-         < S h i p T o A d d r e s s 6 > S h i p T o A d d r e s s 6 < / S h i p T o A d d r e s s 6 > - 
-         < S h i p T o A d d r e s s 7 > S h i p T o A d d r e s s 7 < / S h i p T o A d d r e s s 7 > - 
-         < S h i p T o A d d r e s s 8 > S h i p T o A d d r e s s 8 < / S h i p T o A d d r e s s 8 > - 
-         < S h i p T o A d d r e s s _ L b l > S h i p T o A d d r e s s _ L b l < / S h i p T o A d d r e s s _ L b l > - 
-         < S h i p T o P h o n e N o > S h i p T o P h o n e N o < / S h i p T o P h o n e N o > - 
-         < S h o w S h i p p i n g A d d r e s s > S h o w S h i p p i n g A d d r e s s < / S h o w S h i p p i n g A d d r e s s > - 
-         < S h o w W o r k D e s c r i p t i o n > S h o w W o r k D e s c r i p t i o n < / S h o w W o r k D e s c r i p t i o n > - 
-         < S u b t o t a l _ L b l > S u b t o t a l _ L b l < / S u b t o t a l _ L b l > - 
-         < T o t a l _ L b l > T o t a l _ L b l < / T o t a l _ L b l > - 
-         < V A T A m o u n t S p e c i f i c a t i o n _ L b l > V A T A m o u n t S p e c i f i c a t i o n _ L b l < / V A T A m o u n t S p e c i f i c a t i o n _ L b l > - 
-         < V A T A m o u n t _ L b l > V A T A m o u n t _ L b l < / V A T A m o u n t _ L b l > - 
-         < V A T B a s e _ L b l > V A T B a s e _ L b l < / V A T B a s e _ L b l > - 
-         < V A T C l a u s e s _ L b l > V A T C l a u s e s _ L b l < / V A T C l a u s e s _ L b l > - 
-         < V A T C l a u s e _ L b l > V A T C l a u s e _ L b l < / V A T C l a u s e _ L b l > - 
-         < V A T I d e n t i f i e r _ L b l > V A T I d e n t i f i e r _ L b l < / V A T I d e n t i f i e r _ L b l > - 
-         < V A T P e r c e n t a g e _ L b l > V A T P e r c e n t a g e _ L b l < / V A T P e r c e n t a g e _ L b l > - 
-         < V A T R e g i s t r a t i o n N o > V A T R e g i s t r a t i o n N o < / V A T R e g i s t r a t i o n N o > - 
-         < V A T R e g i s t r a t i o n N o _ L b l > V A T R e g i s t r a t i o n N o _ L b l < / V A T R e g i s t r a t i o n N o _ L b l > - 
-         < Y o u r R e f e r e n c e > Y o u r R e f e r e n c e < / Y o u r R e f e r e n c e > - 
-         < Y o u r R e f e r e n c e _ L b l > Y o u r R e f e r e n c e _ L b l < / Y o u r R e f e r e n c e _ L b l > - 
-         < L i n e > - 
-             < A m o u n t E x c l u d i n g V A T _ L i n e > A m o u n t E x c l u d i n g V A T _ L i n e < / A m o u n t E x c l u d i n g V A T _ L i n e > - 
-             < A m o u n t E x c l u d i n g V A T _ L i n e _ L b l > A m o u n t E x c l u d i n g V A T _ L i n e _ L b l < / A m o u n t E x c l u d i n g V A T _ L i n e _ L b l > - 
-             < A m o u n t I n c l u d i n g V A T _ L i n e > A m o u n t I n c l u d i n g V A T _ L i n e < / A m o u n t I n c l u d i n g V A T _ L i n e > - 
-             < A m o u n t I n c l u d i n g V A T _ L i n e _ L b l > A m o u n t I n c l u d i n g V A T _ L i n e _ L b l < / A m o u n t I n c l u d i n g V A T _ L i n e _ L b l > - 
-             < D e s c r i p t i o n _ L i n e > D e s c r i p t i o n _ L i n e < / D e s c r i p t i o n _ L i n e > - 
-             < D e s c r i p t i o n _ L i n e _ L b l > D e s c r i p t i o n _ L i n e _ L b l < / D e s c r i p t i o n _ L i n e _ L b l > - 
-             < I t e m N o _ L i n e > I t e m N o _ L i n e < / I t e m N o _ L i n e > - 
-             < I t e m N o _ L i n e _ L b l > I t e m N o _ L i n e _ L b l < / I t e m N o _ L i n e _ L b l > - 
-             < I t e m R e f e r e n c e N o > I t e m R e f e r e n c e N o < / I t e m R e f e r e n c e N o > - 
-             < I t e m R e f e r e n c e N o _ L b l > I t e m R e f e r e n c e N o _ L b l < / I t e m R e f e r e n c e N o _ L b l > - 
-             < L i n e A m o u n t _ L i n e > L i n e A m o u n t _ L i n e < / L i n e A m o u n t _ L i n e > - 
-             < L i n e A m o u n t _ L i n e _ L b l > L i n e A m o u n t _ L i n e _ L b l < / L i n e A m o u n t _ L i n e _ L b l > - 
-             < L i n e D i s c o u n t P e r c e n t T e x t _ L i n e > L i n e D i s c o u n t P e r c e n t T e x t _ L i n e < / L i n e D i s c o u n t P e r c e n t T e x t _ L i n e > - 
-             < L i n e D i s c o u n t P e r c e n t _ L i n e > L i n e D i s c o u n t P e r c e n t _ L i n e < / L i n e D i s c o u n t P e r c e n t _ L i n e > - 
-             < L i n e N o _ L i n e > L i n e N o _ L i n e < / L i n e N o _ L i n e > - 
-             < P l a n n e d S h i p m e n t D a t e _ L i n e > P l a n n e d S h i p m e n t D a t e _ L i n e < / P l a n n e d S h i p m e n t D a t e _ L i n e > - 
-             < P l a n n e d S h i p m e n t D a t e _ L i n e _ L b l > P l a n n e d S h i p m e n t D a t e _ L i n e _ L b l < / P l a n n e d S h i p m e n t D a t e _ L i n e _ L b l > - 
-             < Q u a n t i t y _ L i n e > Q u a n t i t y _ L i n e < / Q u a n t i t y _ L i n e > - 
-             < Q u a n t i t y _ L i n e _ L b l > Q u a n t i t y _ L i n e _ L b l < / Q u a n t i t y _ L i n e _ L b l > - 
-             < S h i p m e n t D a t e _ L i n e > S h i p m e n t D a t e _ L i n e < / S h i p m e n t D a t e _ L i n e > - 
-             < S h i p m e n t D a t e _ L i n e _ L b l > S h i p m e n t D a t e _ L i n e _ L b l < / S h i p m e n t D a t e _ L i n e _ L b l > - 
-             < T r a n s H e a d e r A m o u n t > T r a n s H e a d e r A m o u n t < / T r a n s H e a d e r A m o u n t > - 
-             < T y p e _ L i n e > T y p e _ L i n e < / T y p e _ L i n e > - 
-             < U n i t O f M e a s u r e > U n i t O f M e a s u r e < / U n i t O f M e a s u r e > - 
-             < U n i t O f M e a s u r e _ L b l > U n i t O f M e a s u r e _ L b l < / U n i t O f M e a s u r e _ L b l > - 
-             < U n i t P r i c e > U n i t P r i c e < / U n i t P r i c e > - 
-             < U n i t P r i c e _ L b l > U n i t P r i c e _ L b l < / U n i t P r i c e _ L b l > - 
-             < V A T I d e n t i f i e r _ L i n e > V A T I d e n t i f i e r _ L i n e < / V A T I d e n t i f i e r _ L i n e > - 
-             < V A T I d e n t i f i e r _ L i n e _ L b l > V A T I d e n t i f i e r _ L i n e _ L b l < / V A T I d e n t i f i e r _ L i n e _ L b l > - 
-             < V A T P c t _ L i n e > V A T P c t _ L i n e < / V A T P c t _ L i n e > - 
-             < V A T P c t _ L i n e _ L b l > V A T P c t _ L i n e _ L b l < / V A T P c t _ L i n e _ L b l > - 
-             < A s s e m b l y L i n e > - 
-                 < D e s c r i p t i o n _ A s s e m b l y L i n e > D e s c r i p t i o n _ A s s e m b l y L i n e < / D e s c r i p t i o n _ A s s e m b l y L i n e > - 
-                 < L i n e N o _ A s s e m b l y L i n e > L i n e N o _ A s s e m b l y L i n e < / L i n e N o _ A s s e m b l y L i n e > - 
-                 < Q u a n t i t y _ A s s e m b l y L i n e > Q u a n t i t y _ A s s e m b l y L i n e < / Q u a n t i t y _ A s s e m b l y L i n e > - 
-                 < U n i t O f M e a s u r e _ A s s e m b l y L i n e > U n i t O f M e a s u r e _ A s s e m b l y L i n e < / U n i t O f M e a s u r e _ A s s e m b l y L i n e > - 
-                 < V a r i a n t C o d e _ A s s e m b l y L i n e > V a r i a n t C o d e _ A s s e m b l y L i n e < / V a r i a n t C o d e _ A s s e m b l y L i n e > +     < T o o l t i p s   / > + 
+     < H e a d e r   E l e m e n t T y p e = " D a t a I t e m "   E l e m e n t I d = " 1 2 4 0 3 7 3 8 8 6 " > + 
+         < B i l l T o C o n t a c t E m a i l   E l e m e n t T y p e = " C o l u m n "   E l e m e n t I d = " 3 3 5 8 2 7 8 9 5 "   D a t a T y p e = " T e x t " > B i l l T o C o n t a c t E m a i l < / B i l l T o C o n t a c t E m a i l > + 
+         < B i l l T o C o n t a c t E m a i l L b l   E l e m e n t T y p e = " C o l u m n "   E l e m e n t I d = " 2 9 6 4 7 8 3 6 5 "   D a t a T y p e = " T e x t C o n s t " > B i l l T o C o n t a c t E m a i l L b l < / B i l l T o C o n t a c t E m a i l L b l > + 
+         < B i l l T o C o n t a c t M o b i l e P h o n e N o   E l e m e n t T y p e = " C o l u m n "   E l e m e n t I d = " 2 4 8 4 8 8 6 9 6 "   D a t a T y p e = " T e x t " > B i l l T o C o n t a c t M o b i l e P h o n e N o < / B i l l T o C o n t a c t M o b i l e P h o n e N o > + 
+         < B i l l T o C o n t a c t M o b i l e P h o n e N o L b l   E l e m e n t T y p e = " C o l u m n "   E l e m e n t I d = " 2 7 6 3 1 1 3 3 8 "   D a t a T y p e = " T e x t C o n s t " > B i l l T o C o n t a c t M o b i l e P h o n e N o L b l < / B i l l T o C o n t a c t M o b i l e P h o n e N o L b l > + 
+         < B i l l T o C o n t a c t P h o n e N o   E l e m e n t T y p e = " C o l u m n "   E l e m e n t I d = " 3 6 2 4 7 7 4 8 8 "   D a t a T y p e = " T e x t " > B i l l T o C o n t a c t P h o n e N o < / B i l l T o C o n t a c t P h o n e N o > + 
+         < B i l l T o C o n t a c t P h o n e N o L b l   E l e m e n t T y p e = " C o l u m n "   E l e m e n t I d = " 2 1 2 3 3 4 5 9 6 6 "   D a t a T y p e = " T e x t C o n s t " > B i l l T o C o n t a c t P h o n e N o L b l < / B i l l T o C o n t a c t P h o n e N o L b l > + 
+         < B i l l t o C u s t o m e r N o _ L b l   E l e m e n t T y p e = " C o l u m n "   E l e m e n t I d = " 3 6 9 3 0 7 8 1 3 "   D a t a T y p e = " S t r i n g " > B i l l t o C u s t o m e r N o _ L b l < / B i l l t o C u s t o m e r N o _ L b l > + 
+         < B i l l t o C u s t u m e r N o   E l e m e n t T y p e = " C o l u m n "   E l e m e n t I d = " 2 8 0 4 7 3 0 5 8 "   D a t a T y p e = " C o d e " > B i l l t o C u s t u m e r N o < / B i l l t o C u s t u m e r N o > + 
+         < C o m p a n y A d d r e s s 1   E l e m e n t T y p e = " C o l u m n "   E l e m e n t I d = " 1 8 8 4 1 6 4 3 2 3 "   D a t a T y p e = " T e x t " > C o m p a n y A d d r e s s 1 < / C o m p a n y A d d r e s s 1 > + 
+         < C o m p a n y A d d r e s s 2   E l e m e n t T y p e = " C o l u m n "   E l e m e n t I d = " 1 2 4 6 4 6 7 7 0 6 "   D a t a T y p e = " T e x t " > C o m p a n y A d d r e s s 2 < / C o m p a n y A d d r e s s 2 > + 
+         < C o m p a n y A d d r e s s 3   E l e m e n t T y p e = " C o l u m n "   E l e m e n t I d = " 6 0 8 7 7 1 0 8 9 "   D a t a T y p e = " T e x t " > C o m p a n y A d d r e s s 3 < / C o m p a n y A d d r e s s 3 > + 
+         < C o m p a n y A d d r e s s 4   E l e m e n t T y p e = " C o l u m n "   E l e m e n t I d = " 7 7 7 6 8 0 1 1 2 "   D a t a T y p e = " T e x t " > C o m p a n y A d d r e s s 4 < / C o m p a n y A d d r e s s 4 > + 
+         < C o m p a n y A d d r e s s 5   E l e m e n t T y p e = " C o l u m n "   E l e m e n t I d = " 1 3 9 9 8 3 4 9 5 "   D a t a T y p e = " T e x t " > C o m p a n y A d d r e s s 5 < / C o m p a n y A d d r e s s 5 > + 
+         < C o m p a n y A d d r e s s 6   E l e m e n t T y p e = " C o l u m n "   E l e m e n t I d = " 4 9 7 7 1 3 1 2 2 "   D a t a T y p e = " T e x t " > C o m p a n y A d d r e s s 6 < / C o m p a n y A d d r e s s 6 > + 
+         < C o m p a n y A d d r e s s 7   E l e m e n t T y p e = " C o l u m n "   E l e m e n t I d = " 1 1 3 5 4 0 9 7 3 9 "   D a t a T y p e = " T e x t " > C o m p a n y A d d r e s s 7 < / C o m p a n y A d d r e s s 7 > + 
+         < C o m p a n y A d d r e s s 8   E l e m e n t T y p e = " C o l u m n "   E l e m e n t I d = " 1 7 1 5 2 5 5 3 0 0 "   D a t a T y p e = " T e x t " > C o m p a n y A d d r e s s 8 < / C o m p a n y A d d r e s s 8 > + 
+         < C o m p a n y B a n k A c c o u n t N o   E l e m e n t T y p e = " C o l u m n "   E l e m e n t I d = " 3 0 1 4 0 2 0 4 "   D a t a T y p e = " T e x t " > C o m p a n y B a n k A c c o u n t N o < / C o m p a n y B a n k A c c o u n t N o > + 
+         < C o m p a n y B a n k A c c o u n t N o _ L b l   E l e m e n t T y p e = " C o l u m n "   E l e m e n t I d = " 1 0 9 7 7 4 3 3 4 5 "   D a t a T y p e = " T e x t C o n s t " > C o m p a n y B a n k A c c o u n t N o _ L b l < / C o m p a n y B a n k A c c o u n t N o _ L b l > + 
+         < C o m p a n y B a n k B r a n c h N o   E l e m e n t T y p e = " C o l u m n "   E l e m e n t I d = " 7 9 3 1 3 3 0 5 7 "   D a t a T y p e = " T e x t " > C o m p a n y B a n k B r a n c h N o < / C o m p a n y B a n k B r a n c h N o > + 
+         < C o m p a n y B a n k B r a n c h N o _ L b l   E l e m e n t T y p e = " C o l u m n "   E l e m e n t I d = " 3 2 7 9 0 6 6 9 2 "   D a t a T y p e = " S t r i n g " > C o m p a n y B a n k B r a n c h N o _ L b l < / C o m p a n y B a n k B r a n c h N o _ L b l > + 
+         < C o m p a n y B a n k N a m e   E l e m e n t T y p e = " C o l u m n "   E l e m e n t I d = " 1 5 3 4 9 0 5 6 0 5 "   D a t a T y p e = " T e x t " > C o m p a n y B a n k N a m e < / C o m p a n y B a n k N a m e > + 
+         < C o m p a n y B a n k N a m e _ L b l   E l e m e n t T y p e = " C o l u m n "   E l e m e n t I d = " 1 2 0 4 3 0 7 0 1 4 "   D a t a T y p e = " T e x t C o n s t " > C o m p a n y B a n k N a m e _ L b l < / C o m p a n y B a n k N a m e _ L b l > + 
+         < C o m p a n y C u s t o m G i r o   E l e m e n t T y p e = " C o l u m n "   E l e m e n t I d = " 1 6 7 0 4 7 5 7 9 8 "   D a t a T y p e = " T e x t " > C o m p a n y C u s t o m G i r o < / C o m p a n y C u s t o m G i r o > + 
+         < C o m p a n y C u s t o m G i r o _ L b l   E l e m e n t T y p e = " C o l u m n "   E l e m e n t I d = " 8 9 1 4 3 9 6 2 5 "   D a t a T y p e = " T e x t " > C o m p a n y C u s t o m G i r o _ L b l < / C o m p a n y C u s t o m G i r o _ L b l > + 
+         < C o m p a n y E M a i l   E l e m e n t T y p e = " C o l u m n "   E l e m e n t I d = " 1 6 7 7 0 7 4 0 5 8 "   D a t a T y p e = " T e x t " > C o m p a n y E M a i l < / C o m p a n y E M a i l > + 
+         < C o m p a n y G i r o N o   E l e m e n t T y p e = " C o l u m n "   E l e m e n t I d = " 1 3 6 0 1 9 6 3 2 0 "   D a t a T y p e = " T e x t " > C o m p a n y G i r o N o < / C o m p a n y G i r o N o > + 
+         < C o m p a n y G i r o N o _ L b l   E l e m e n t T y p e = " C o l u m n "   E l e m e n t I d = " 8 6 1 6 0 2 1 1 5 "   D a t a T y p e = " T e x t C o n s t " > C o m p a n y G i r o N o _ L b l < / C o m p a n y G i r o N o _ L b l > + 
+         < C o m p a n y H o m e P a g e   E l e m e n t T y p e = " C o l u m n "   E l e m e n t I d = " 1 9 8 9 1 8 8 7 0 "   D a t a T y p e = " T e x t " > C o m p a n y H o m e P a g e < / C o m p a n y H o m e P a g e > + 
+         < C o m p a n y I B A N   E l e m e n t T y p e = " C o l u m n "   E l e m e n t I d = " 9 0 6 5 4 9 1 8 2 "   D a t a T y p e = " C o d e " > C o m p a n y I B A N < / C o m p a n y I B A N > + 
+         < C o m p a n y I B A N _ L b l   E l e m e n t T y p e = " C o l u m n "   E l e m e n t I d = " 1 2 6 7 9 5 2 2 2 7 "   D a t a T y p e = " S t r i n g " > C o m p a n y I B A N _ L b l < / C o m p a n y I B A N _ L b l > + 
+         < C o m p a n y L e g a l O f f i c e   E l e m e n t T y p e = " C o l u m n "   E l e m e n t I d = " 7 1 4 2 5 8 1 1 1 "   D a t a T y p e = " T e x t " > C o m p a n y L e g a l O f f i c e < / C o m p a n y L e g a l O f f i c e > + 
+         < C o m p a n y L e g a l O f f i c e _ L b l   E l e m e n t T y p e = " C o l u m n "   E l e m e n t I d = " 1 5 3 3 1 7 5 1 0 8 "   D a t a T y p e = " T e x t " > C o m p a n y L e g a l O f f i c e _ L b l < / C o m p a n y L e g a l O f f i c e _ L b l > + 
+         < C o m p a n y L e g a l S t a t e m e n t   E l e m e n t T y p e = " C o l u m n "   E l e m e n t I d = " 4 4 8 3 5 8 8 7 6 "   D a t a T y p e = " T e x t " > C o m p a n y L e g a l S t a t e m e n t < / C o m p a n y L e g a l S t a t e m e n t > + 
+         < C o m p a n y L o g o P o s i t i o n   E l e m e n t T y p e = " C o l u m n "   E l e m e n t I d = " 1 4 2 5 2 6 6 6 8 8 "   D a t a T y p e = " I n t e g e r " > C o m p a n y L o g o P o s i t i o n < / C o m p a n y L o g o P o s i t i o n > + 
+         < C o m p a n y P h o n e N o   E l e m e n t T y p e = " C o l u m n "   E l e m e n t I d = " 2 5 0 4 4 0 6 5 5 "   D a t a T y p e = " T e x t " > C o m p a n y P h o n e N o < / C o m p a n y P h o n e N o > + 
+         < C o m p a n y P h o n e N o _ L b l   E l e m e n t T y p e = " C o l u m n "   E l e m e n t I d = " 5 5 8 5 9 3 5 8 6 "   D a t a T y p e = " T e x t C o n s t " > C o m p a n y P h o n e N o _ L b l < / C o m p a n y P h o n e N o _ L b l > + 
+         < C o m p a n y P i c t u r e   E l e m e n t T y p e = " C o l u m n "   E l e m e n t I d = " 1 3 9 7 4 1 1 0 7 4 "   D a t a T y p e = " B L O B "   / > + 
+         < C o m p a n y R e g i s t r a t i o n N u m b e r   E l e m e n t T y p e = " C o l u m n "   E l e m e n t I d = " 2 0 2 3 6 3 9 4 2 4 "   D a t a T y p e = " T e x t " > C o m p a n y R e g i s t r a t i o n N u m b e r < / C o m p a n y R e g i s t r a t i o n N u m b e r > + 
+         < C o m p a n y R e g i s t r a t i o n N u m b e r _ L b l   E l e m e n t T y p e = " C o l u m n "   E l e m e n t I d = " 1 8 3 3 1 0 6 6 5 3 "   D a t a T y p e = " T e x t " > C o m p a n y R e g i s t r a t i o n N u m b e r _ L b l < / C o m p a n y R e g i s t r a t i o n N u m b e r _ L b l > + 
+         < C o m p a n y S W I F T   E l e m e n t T y p e = " C o l u m n "   E l e m e n t I d = " 6 6 8 2 5 0 2 4 5 "   D a t a T y p e = " C o d e " > C o m p a n y S W I F T < / C o m p a n y S W I F T > + 
+         < C o m p a n y S W I F T _ L b l   E l e m e n t T y p e = " C o l u m n "   E l e m e n t I d = " 2 0 2 9 5 9 7 3 8 4 "   D a t a T y p e = " S t r i n g " > C o m p a n y S W I F T _ L b l < / C o m p a n y S W I F T _ L b l > + 
+         < C o m p a n y V A T R e g i s t r a t i o n N o   E l e m e n t T y p e = " C o l u m n "   E l e m e n t I d = " 1 9 1 4 0 1 3 6 4 9 "   D a t a T y p e = " T e x t " > C o m p a n y V A T R e g i s t r a t i o n N o < / C o m p a n y V A T R e g i s t r a t i o n N o > + 
+         < C o m p a n y V A T R e g i s t r a t i o n N o _ L b l   E l e m e n t T y p e = " C o l u m n "   E l e m e n t I d = " 9 2 4 5 0 3 1 2 4 "   D a t a T y p e = " T e x t " > C o m p a n y V A T R e g i s t r a t i o n N o _ L b l < / C o m p a n y V A T R e g i s t r a t i o n N o _ L b l > + 
+         < C o m p a n y V A T R e g N o   E l e m e n t T y p e = " C o l u m n "   E l e m e n t I d = " 1 7 1 4 3 1 9 3 6 "   D a t a T y p e = " T e x t " > C o m p a n y V A T R e g N o < / C o m p a n y V A T R e g N o > + 
+         < C o m p a n y V A T R e g N o _ L b l   E l e m e n t T y p e = " C o l u m n "   E l e m e n t I d = " 7 7 3 2 0 1 5 0 1 "   D a t a T y p e = " T e x t " > C o m p a n y V A T R e g N o _ L b l < / C o m p a n y V A T R e g N o _ L b l > + 
+         < C o p y _ L b l   E l e m e n t T y p e = " C o l u m n "   E l e m e n t I d = " 6 0 4 7 8 2 7 8 1 "   D a t a T y p e = " T e x t C o n s t " > C o p y _ L b l < / C o p y _ L b l > + 
+         < C u s t o m e r A d d r e s s 1   E l e m e n t T y p e = " C o l u m n "   E l e m e n t I d = " 1 8 0 1 9 6 6 4 5 4 "   D a t a T y p e = " T e x t " > C u s t o m e r A d d r e s s 1 < / C u s t o m e r A d d r e s s 1 > + 
+         < C u s t o m e r A d d r e s s 2   E l e m e n t T y p e = " C o l u m n "   E l e m e n t I d = " 1 1 6 4 2 6 9 8 3 7 "   D a t a T y p e = " T e x t " > C u s t o m e r A d d r e s s 2 < / C u s t o m e r A d d r e s s 2 > + 
+         < C u s t o m e r A d d r e s s 3   E l e m e n t T y p e = " C o l u m n "   E l e m e n t I d = " 5 2 6 5 7 3 2 2 0 "   D a t a T y p e = " T e x t " > C u s t o m e r A d d r e s s 3 < / C u s t o m e r A d d r e s s 3 > + 
+         < C u s t o m e r A d d r e s s 4   E l e m e n t T y p e = " C o l u m n "   E l e m e n t I d = " 1 1 1 1 2 3 3 9 7 "   D a t a T y p e = " T e x t " > C u s t o m e r A d d r e s s 4 < / C u s t o m e r A d d r e s s 4 > + 
+         < C u s t o m e r A d d r e s s 5   E l e m e n t T y p e = " C o l u m n "   E l e m e n t I d = " 7 4 8 8 2 0 0 1 4 "   D a t a T y p e = " T e x t " > C u s t o m e r A d d r e s s 5 < / C u s t o m e r A d d r e s s 5 > + 
+         < C u s t o m e r A d d r e s s 6   E l e m e n t T y p e = " C o l u m n "   E l e m e n t I d = " 1 3 8 6 5 1 6 6 3 1 "   D a t a T y p e = " T e x t " > C u s t o m e r A d d r e s s 6 < / C u s t o m e r A d d r e s s 6 > + 
+         < C u s t o m e r A d d r e s s 7   E l e m e n t T y p e = " C o l u m n "   E l e m e n t I d = " 2 0 2 4 2 1 3 2 4 8 "   D a t a T y p e = " T e x t " > C u s t o m e r A d d r e s s 7 < / C u s t o m e r A d d r e s s 7 > + 
+         < C u s t o m e r A d d r e s s 8   E l e m e n t T y p e = " C o l u m n "   E l e m e n t I d = " 1 0 4 8 6 9 8 5 8 5 "   D a t a T y p e = " T e x t " > C u s t o m e r A d d r e s s 8 < / C u s t o m e r A d d r e s s 8 > + 
+         < C u s t o m e r P o s t a l B a r C o d e   E l e m e n t T y p e = " C o l u m n "   E l e m e n t I d = " 3 9 8 5 8 0 6 8 8 "   D a t a T y p e = " T e x t " > C u s t o m e r P o s t a l B a r C o d e < / C u s t o m e r P o s t a l B a r C o d e > + 
+         < D o c u m e n t C o p y T e x t   E l e m e n t T y p e = " C o l u m n "   E l e m e n t I d = " 1 8 2 4 9 4 6 0 4 6 "   D a t a T y p e = " S t r i n g " > D o c u m e n t C o p y T e x t < / D o c u m e n t C o p y T e x t > + 
+         < D o c u m e n t D a t e   E l e m e n t T y p e = " C o l u m n "   E l e m e n t I d = " 5 5 2 8 7 1 9 1 4 "   D a t a T y p e = " S t r i n g " > D o c u m e n t D a t e < / D o c u m e n t D a t e > + 
+         < D o c u m e n t D a t e _ L b l   E l e m e n t T y p e = " C o l u m n "   E l e m e n t I d = " 1 0 2 6 4 9 4 8 3 "   D a t a T y p e = " S t r i n g " > D o c u m e n t D a t e _ L b l < / D o c u m e n t D a t e _ L b l > + 
+         < D o c u m e n t N o   E l e m e n t T y p e = " C o l u m n "   E l e m e n t I d = " 9 7 0 3 5 0 5 3 9 "   D a t a T y p e = " C o d e " > D o c u m e n t N o < / D o c u m e n t N o > + 
+         < D o c u m e n t N o _ L b l   E l e m e n t T y p e = " C o l u m n "   E l e m e n t I d = " 7 8 9 7 9 5 9 7 8 "   D a t a T y p e = " T e x t C o n s t " > D o c u m e n t N o _ L b l < / D o c u m e n t N o _ L b l > + 
+         < D u e D a t e   E l e m e n t T y p e = " C o l u m n "   E l e m e n t I d = " 7 4 5 1 7 0 2 0 3 "   D a t a T y p e = " S t r i n g " > D u e D a t e < / D u e D a t e > + 
+         < D u e D a t e _ L b l   E l e m e n t T y p e = " C o l u m n "   E l e m e n t I d = " 1 6 4 8 2 8 4 6 4 8 "   D a t a T y p e = " S t r i n g " > D u e D a t e _ L b l < / D u e D a t e _ L b l > + 
+         < E M a i l _ L b l   E l e m e n t T y p e = " C o l u m n "   E l e m e n t I d = " 1 4 3 8 8 6 8 0 1 2 "   D a t a T y p e = " T e x t C o n s t " > E M a i l _ L b l < / E M a i l _ L b l > + 
+         < E x c h a n g e R a t e A s T e x t   E l e m e n t T y p e = " C o l u m n "   E l e m e n t I d = " 5 9 2 9 5 5 8 4 5 "   D a t a T y p e = " T e x t " > E x c h a n g e R a t e A s T e x t < / E x c h a n g e R a t e A s T e x t > + 
+         < E x t D o c N o _ S a l e s H e a d e r   E l e m e n t T y p e = " C o l u m n "   E l e m e n t I d = " 8 3 2 4 5 0 5 2 3 "   D a t a T y p e = " C o d e " > E x t D o c N o _ S a l e s H e a d e r < / E x t D o c N o _ S a l e s H e a d e r > + 
+         < E x t D o c N o _ S a l e s H e a d e r _ L b l   E l e m e n t T y p e = " C o l u m n "   E l e m e n t I d = " 3 9 6 6 6 7 4 8 0 "   D a t a T y p e = " S t r i n g " > E x t D o c N o _ S a l e s H e a d e r _ L b l < / E x t D o c N o _ S a l e s H e a d e r _ L b l > + 
+         < H o m e P a g e _ L b l   E l e m e n t T y p e = " C o l u m n "   E l e m e n t I d = " 1 4 3 3 5 9 2 3 0 0 "   D a t a T y p e = " T e x t C o n s t " > H o m e P a g e _ L b l < / H o m e P a g e _ L b l > + 
+         < I n v o i c e _ L b l   E l e m e n t T y p e = " C o l u m n "   E l e m e n t I d = " 1 6 2 3 2 0 4 6 6 5 "   D a t a T y p e = " T e x t C o n s t " > I n v o i c e _ L b l < / I n v o i c e _ L b l > + 
+         < I n v o i c e D i s c o u n t A m o u n t _ L b l   E l e m e n t T y p e = " C o l u m n "   E l e m e n t I d = " 1 5 9 3 0 1 2 7 3 6 "   D a t a T y p e = " T e x t C o n s t " > I n v o i c e D i s c o u n t A m o u n t _ L b l < / I n v o i c e D i s c o u n t A m o u n t _ L b l > + 
+         < I n v o i c e D i s c o u n t B a s e A m o u n t _ L b l   E l e m e n t T y p e = " C o l u m n "   E l e m e n t I d = " 2 0 2 9 2 6 6 8 7 5 "   D a t a T y p e = " T e x t C o n s t " > I n v o i c e D i s c o u n t B a s e A m o u n t _ L b l < / I n v o i c e D i s c o u n t B a s e A m o u n t _ L b l > + 
+         < L e g a l E n t i t y T y p e   E l e m e n t T y p e = " C o l u m n "   E l e m e n t I d = " 2 0 5 1 8 7 3 5 6 3 "   D a t a T y p e = " T e x t " > L e g a l E n t i t y T y p e < / L e g a l E n t i t y T y p e > + 
+         < L e g a l E n t i t y T y p e _ L b l   E l e m e n t T y p e = " C o l u m n "   E l e m e n t I d = " 2 0 8 0 2 2 4 7 9 2 "   D a t a T y p e = " T e x t " > L e g a l E n t i t y T y p e _ L b l < / L e g a l E n t i t y T y p e _ L b l > + 
+         < L i n e A m o u n t A f t e r I n v o i c e D i s c o u n t _ L b l   E l e m e n t T y p e = " C o l u m n "   E l e m e n t I d = " 6 7 3 7 2 1 0 9 4 "   D a t a T y p e = " T e x t C o n s t " > L i n e A m o u n t A f t e r I n v o i c e D i s c o u n t _ L b l < / L i n e A m o u n t A f t e r I n v o i c e D i s c o u n t _ L b l > + 
+         < L o c a l C u r r e n c y _ L b l   E l e m e n t T y p e = " C o l u m n "   E l e m e n t I d = " 1 5 5 9 6 9 3 4 2 2 "   D a t a T y p e = " T e x t C o n s t " > L o c a l C u r r e n c y _ L b l < / L o c a l C u r r e n c y _ L b l > + 
+         < P a g e _ L b l   E l e m e n t T y p e = " C o l u m n "   E l e m e n t I d = " 6 8 0 6 4 8 0 9 1 "   D a t a T y p e = " T e x t C o n s t " > P a g e _ L b l < / P a g e _ L b l > + 
+         < P a y m e n t M e t h o d D e s c r i p t i o n   E l e m e n t T y p e = " C o l u m n "   E l e m e n t I d = " 5 8 5 7 5 7 9 7 4 "   D a t a T y p e = " T e x t " > P a y m e n t M e t h o d D e s c r i p t i o n < / P a y m e n t M e t h o d D e s c r i p t i o n > + 
+         < P a y m e n t M e t h o d D e s c r i p t i o n _ L b l   E l e m e n t T y p e = " C o l u m n "   E l e m e n t I d = " 7 9 7 1 1 7 3 2 3 "   D a t a T y p e = " T e x t C o n s t " > P a y m e n t M e t h o d D e s c r i p t i o n _ L b l < / P a y m e n t M e t h o d D e s c r i p t i o n _ L b l > + 
+         < P a y m e n t T e r m s D e s c r i p t i o n   E l e m e n t T y p e = " C o l u m n "   E l e m e n t I d = " 2 0 3 8 7 4 2 7 0 0 "   D a t a T y p e = " T e x t " > P a y m e n t T e r m s D e s c r i p t i o n < / P a y m e n t T e r m s D e s c r i p t i o n > + 
+         < P a y m e n t T e r m s D e s c r i p t i o n _ L b l   E l e m e n t T y p e = " C o l u m n "   E l e m e n t I d = " 1 8 7 4 4 9 4 3 2 1 "   D a t a T y p e = " T e x t C o n s t " > P a y m e n t T e r m s D e s c r i p t i o n _ L b l < / P a y m e n t T e r m s D e s c r i p t i o n _ L b l > + 
+         < P r i c e s I n c l u d i n g V A T   E l e m e n t T y p e = " C o l u m n "   E l e m e n t I d = " 5 1 8 8 1 7 1 6 7 "   D a t a T y p e = " B o o l e a n " > P r i c e s I n c l u d i n g V A T < / P r i c e s I n c l u d i n g V A T > + 
+         < P r i c e s I n c l u d i n g V A T _ L b l   E l e m e n t T y p e = " C o l u m n "   E l e m e n t I d = " 1 3 7 7 9 7 9 4 4 4 "   D a t a T y p e = " S t r i n g " > P r i c e s I n c l u d i n g V A T _ L b l < / P r i c e s I n c l u d i n g V A T _ L b l > + 
+         < P r i c e s I n c l u d i n g V A T Y e s N o   E l e m e n t T y p e = " C o l u m n "   E l e m e n t I d = " 1 4 1 1 1 4 7 5 9 9 "   D a t a T y p e = " S t r i n g " > P r i c e s I n c l u d i n g V A T Y e s N o < / P r i c e s I n c l u d i n g V A T Y e s N o > + 
+         < Q u o t e N o   E l e m e n t T y p e = " C o l u m n "   E l e m e n t I d = " 1 5 2 1 5 3 3 0 4 6 "   D a t a T y p e = " C o d e " > Q u o t e N o < / Q u o t e N o > + 
+         < Q u o t e N o _ L b l   E l e m e n t T y p e = " C o l u m n "   E l e m e n t I d = " 1 0 3 1 9 0 2 3 5 7 "   D a t a T y p e = " S t r i n g " > Q u o t e N o _ L b l < / Q u o t e N o _ L b l > + 
+         < S a l e s I n v o i c e L i n e D i s c o u n t _ L b l   E l e m e n t T y p e = " C o l u m n "   E l e m e n t I d = " 6 6 4 6 0 1 5 8 2 "   D a t a T y p e = " T e x t C o n s t " > S a l e s I n v o i c e L i n e D i s c o u n t _ L b l < / S a l e s I n v o i c e L i n e D i s c o u n t _ L b l > + 
+         < S a l e s P e r s o n _ L b l   E l e m e n t T y p e = " C o l u m n "   E l e m e n t I d = " 1 5 6 4 1 9 6 3 6 5 "   D a t a T y p e = " T e x t C o n s t " > S a l e s P e r s o n _ L b l < / S a l e s P e r s o n _ L b l > + 
+         < S a l e s P e r s o n N a m e   E l e m e n t T y p e = " C o l u m n "   E l e m e n t I d = " 8 7 1 4 9 2 9 8 3 "   D a t a T y p e = " T e x t " > S a l e s P e r s o n N a m e < / S a l e s P e r s o n N a m e > + 
+         < S a l e s P e r s o n T e x t _ L b l   E l e m e n t T y p e = " C o l u m n "   E l e m e n t I d = " 7 4 6 2 5 9 5 4 4 "   D a t a T y p e = " T e x t " > S a l e s P e r s o n T e x t _ L b l < / S a l e s P e r s o n T e x t _ L b l > + 
+         < S e l l T o C o n t a c t E m a i l   E l e m e n t T y p e = " C o l u m n "   E l e m e n t I d = " 2 6 2 8 2 4 5 6 4 "   D a t a T y p e = " T e x t " > S e l l T o C o n t a c t E m a i l < / S e l l T o C o n t a c t E m a i l > + 
+         < S e l l T o C o n t a c t E m a i l L b l   E l e m e n t T y p e = " C o l u m n "   E l e m e n t I d = " 3 7 0 9 2 0 3 7 4 "   D a t a T y p e = " T e x t C o n s t " > S e l l T o C o n t a c t E m a i l L b l < / S e l l T o C o n t a c t E m a i l L b l > + 
+         < S e l l T o C o n t a c t M o b i l e P h o n e N o   E l e m e n t T y p e = " C o l u m n "   E l e m e n t I d = " 1 8 4 3 5 8 7 4 7 "   D a t a T y p e = " T e x t " > S e l l T o C o n t a c t M o b i l e P h o n e N o < / S e l l T o C o n t a c t M o b i l e P h o n e N o > + 
+         < S e l l T o C o n t a c t M o b i l e P h o n e N o L b l   E l e m e n t T y p e = " C o l u m n "   E l e m e n t I d = " 1 4 5 7 5 2 8 4 1 7 "   D a t a T y p e = " T e x t C o n s t " > S e l l T o C o n t a c t M o b i l e P h o n e N o L b l < / S e l l T o C o n t a c t M o b i l e P h o n e N o L b l > + 
+         < S e l l T o C o n t a c t P h o n e N o   E l e m e n t T y p e = " C o l u m n "   E l e m e n t I d = " 1 6 1 3 8 2 2 4 8 3 "   D a t a T y p e = " T e x t " > S e l l T o C o n t a c t P h o n e N o < / S e l l T o C o n t a c t P h o n e N o > + 
+         < S e l l T o C o n t a c t P h o n e N o L b l   E l e m e n t T y p e = " C o l u m n "   E l e m e n t I d = " 1 0 5 0 6 8 6 8 0 9 "   D a t a T y p e = " T e x t C o n s t " > S e l l T o C o n t a c t P h o n e N o L b l < / S e l l T o C o n t a c t P h o n e N o L b l > + 
+         < S e l l t o C u s t o m e r N o   E l e m e n t T y p e = " C o l u m n "   E l e m e n t I d = " 2 0 5 0 6 4 7 3 4 9 "   D a t a T y p e = " C o d e " > S e l l t o C u s t o m e r N o < / S e l l t o C u s t o m e r N o > + 
+         < S e l l t o C u s t o m e r N o _ L b l   E l e m e n t T y p e = " C o l u m n "   E l e m e n t I d = " 2 9 8 3 8 1 5 1 2 "   D a t a T y p e = " S t r i n g " > S e l l t o C u s t o m e r N o _ L b l < / S e l l t o C u s t o m e r N o _ L b l > + 
+         < S e l l T o F a x N o   E l e m e n t T y p e = " C o l u m n "   E l e m e n t I d = " 8 6 0 8 2 8 4 3 4 "   D a t a T y p e = " T e x t " > S e l l T o F a x N o < / S e l l T o F a x N o > + 
+         < S e l l T o P h o n e N o   E l e m e n t T y p e = " C o l u m n "   E l e m e n t I d = " 7 5 1 9 3 1 8 4 3 "   D a t a T y p e = " T e x t " > S e l l T o P h o n e N o < / S e l l T o P h o n e N o > + 
+         < S h i p m e n t _ L b l   E l e m e n t T y p e = " C o l u m n "   E l e m e n t I d = " 2 0 8 5 7 6 7 1 2 0 "   D a t a T y p e = " T e x t C o n s t " > S h i p m e n t _ L b l < / S h i p m e n t _ L b l > + 
+         < S h i p m e n t D a t e   E l e m e n t T y p e = " C o l u m n "   E l e m e n t I d = " 9 3 1 1 1 1 4 6 5 "   D a t a T y p e = " S t r i n g " > S h i p m e n t D a t e < / S h i p m e n t D a t e > + 
+         < S h i p m e n t D a t e _ L b l   E l e m e n t T y p e = " C o l u m n "   E l e m e n t I d = " 6 1 4 4 0 0 3 6 4 "   D a t a T y p e = " S t r i n g " > S h i p m e n t D a t e _ L b l < / S h i p m e n t D a t e _ L b l > + 
+         < S h i p m e n t M e t h o d D e s c r i p t i o n   E l e m e n t T y p e = " C o l u m n "   E l e m e n t I d = " 2 0 5 9 4 0 3 2 6 0 "   D a t a T y p e = " T e x t " > S h i p m e n t M e t h o d D e s c r i p t i o n < / S h i p m e n t M e t h o d D e s c r i p t i o n > + 
+         < S h i p m e n t M e t h o d D e s c r i p t i o n _ L b l   E l e m e n t T y p e = " C o l u m n "   E l e m e n t I d = " 1 1 7 9 9 7 8 4 6 5 "   D a t a T y p e = " T e x t C o n s t " > S h i p m e n t M e t h o d D e s c r i p t i o n _ L b l < / S h i p m e n t M e t h o d D e s c r i p t i o n _ L b l > + 
+         < S h i p T o A d d r e s s _ L b l   E l e m e n t T y p e = " C o l u m n "   E l e m e n t I d = " 1 6 5 0 5 0 5 0 1 7 "   D a t a T y p e = " T e x t C o n s t " > S h i p T o A d d r e s s _ L b l < / S h i p T o A d d r e s s _ L b l > + 
+         < S h i p T o A d d r e s s 1   E l e m e n t T y p e = " C o l u m n "   E l e m e n t I d = " 1 3 5 7 6 7 2 8 6 1 "   D a t a T y p e = " T e x t " > S h i p T o A d d r e s s 1 < / S h i p T o A d d r e s s 1 > + 
+         < S h i p T o A d d r e s s 2   E l e m e n t T y p e = " C o l u m n "   E l e m e n t I d = " 1 0 2 4 2 0 4 5 8 4 "   D a t a T y p e = " T e x t " > S h i p T o A d d r e s s 2 < / S h i p T o A d d r e s s 2 > + 
+         < S h i p T o A d d r e s s 3   E l e m e n t T y p e = " C o l u m n "   E l e m e n t I d = " 1 6 6 1 9 0 1 2 0 1 "   D a t a T y p e = " T e x t " > S h i p T o A d d r e s s 3 < / S h i p T o A d d r e s s 3 > + 
+         < S h i p T o A d d r e s s 4   E l e m e n t T y p e = " C o l u m n "   E l e m e n t I d = " 5 5 5 4 1 6 9 9 0 "   D a t a T y p e = " T e x t " > S h i p T o A d d r e s s 4 < / S h i p T o A d d r e s s 4 > + 
+         < S h i p T o A d d r e s s 5   E l e m e n t T y p e = " C o l u m n "   E l e m e n t I d = " 1 1 9 3 1 1 3 6 0 7 "   D a t a T y p e = " T e x t " > S h i p T o A d d r e s s 5 < / S h i p T o A d d r e s s 5 > + 
+         < S h i p T o A d d r e s s 6   E l e m e n t T y p e = " C o l u m n "   E l e m e n t I d = " 7 1 9 9 7 6 2 4 4 "   D a t a T y p e = " T e x t " > S h i p T o A d d r e s s 6 < / S h i p T o A d d r e s s 6 > + 
+         < S h i p T o A d d r e s s 7   E l e m e n t T y p e = " C o l u m n "   E l e m e n t I d = " 8 2 2 7 9 6 2 7 "   D a t a T y p e = " T e x t " > S h i p T o A d d r e s s 7 < / S h i p T o A d d r e s s 7 > + 
+         < S h i p T o A d d r e s s 8   E l e m e n t T y p e = " C o l u m n "   E l e m e n t I d = " 1 4 9 2 9 9 2 1 7 8 "   D a t a T y p e = " T e x t " > S h i p T o A d d r e s s 8 < / S h i p T o A d d r e s s 8 > + 
+         < S h i p T o P h o n e N o   E l e m e n t T y p e = " C o l u m n "   E l e m e n t I d = " 3 6 9 7 0 2 2 5 5 "   D a t a T y p e = " T e x t " > S h i p T o P h o n e N o < / S h i p T o P h o n e N o > + 
+         < S h o w S h i p p i n g A d d r e s s   E l e m e n t T y p e = " C o l u m n "   E l e m e n t I d = " 1 1 2 0 0 7 1 2 6 6 "   D a t a T y p e = " B o o l e a n " > S h o w S h i p p i n g A d d r e s s < / S h o w S h i p p i n g A d d r e s s > + 
+         < S h o w W o r k D e s c r i p t i o n   E l e m e n t T y p e = " C o l u m n "   E l e m e n t I d = " 7 8 5 4 6 8 8 6 5 "   D a t a T y p e = " B o o l e a n " > S h o w W o r k D e s c r i p t i o n < / S h o w W o r k D e s c r i p t i o n > + 
+         < S u b t o t a l _ L b l   E l e m e n t T y p e = " C o l u m n "   E l e m e n t I d = " 1 9 6 7 7 9 5 1 4 2 "   D a t a T y p e = " T e x t C o n s t " > S u b t o t a l _ L b l < / S u b t o t a l _ L b l > + 
+         < T o t a l _ L b l   E l e m e n t T y p e = " C o l u m n "   E l e m e n t I d = " 1 2 1 0 1 0 0 8 7 8 "   D a t a T y p e = " T e x t C o n s t " > T o t a l _ L b l < / T o t a l _ L b l > + 
+         < V A T A m o u n t _ L b l   E l e m e n t T y p e = " C o l u m n "   E l e m e n t I d = " 1 0 9 4 6 5 7 2 9 "   D a t a T y p e = " T e x t C o n s t " > V A T A m o u n t _ L b l < / V A T A m o u n t _ L b l > + 
+         < V A T A m o u n t S p e c i f i c a t i o n _ L b l   E l e m e n t T y p e = " C o l u m n "   E l e m e n t I d = " 8 7 8 7 0 6 8 4 6 "   D a t a T y p e = " T e x t C o n s t " > V A T A m o u n t S p e c i f i c a t i o n _ L b l < / V A T A m o u n t S p e c i f i c a t i o n _ L b l > + 
+         < V A T B a s e _ L b l   E l e m e n t T y p e = " C o l u m n "   E l e m e n t I d = " 1 8 6 6 1 5 8 2 7 8 "   D a t a T y p e = " T e x t C o n s t " > V A T B a s e _ L b l < / V A T B a s e _ L b l > + 
+         < V A T C l a u s e _ L b l   E l e m e n t T y p e = " C o l u m n "   E l e m e n t I d = " 1 5 7 0 4 9 5 4 9 0 "   D a t a T y p e = " S t r i n g " > V A T C l a u s e _ L b l < / V A T C l a u s e _ L b l > + 
+         < V A T C l a u s e s _ L b l   E l e m e n t T y p e = " C o l u m n "   E l e m e n t I d = " 1 3 8 3 9 2 0 0 1 9 "   D a t a T y p e = " T e x t C o n s t " > V A T C l a u s e s _ L b l < / V A T C l a u s e s _ L b l > + 
+         < V A T I d e n t i f i e r _ L b l   E l e m e n t T y p e = " C o l u m n "   E l e m e n t I d = " 1 6 8 6 6 2 3 9 8 4 "   D a t a T y p e = " T e x t C o n s t " > V A T I d e n t i f i e r _ L b l < / V A T I d e n t i f i e r _ L b l > + 
+         < V A T P e r c e n t a g e _ L b l   E l e m e n t T y p e = " C o l u m n "   E l e m e n t I d = " 6 7 6 6 5 4 5 6 5 "   D a t a T y p e = " T e x t C o n s t " > V A T P e r c e n t a g e _ L b l < / V A T P e r c e n t a g e _ L b l > + 
+         < V A T R e g i s t r a t i o n N o   E l e m e n t T y p e = " C o l u m n "   E l e m e n t I d = " 1 8 8 9 1 9 5 4 0 2 "   D a t a T y p e = " T e x t " > V A T R e g i s t r a t i o n N o < / V A T R e g i s t r a t i o n N o > + 
+         < V A T R e g i s t r a t i o n N o _ L b l   E l e m e n t T y p e = " C o l u m n "   E l e m e n t I d = " 1 4 2 4 6 1 6 0 8 5 "   D a t a T y p e = " T e x t " > V A T R e g i s t r a t i o n N o _ L b l < / V A T R e g i s t r a t i o n N o _ L b l > + 
+         < Y o u r R e f e r e n c e   E l e m e n t T y p e = " C o l u m n "   E l e m e n t I d = " 1 1 0 3 9 9 5 1 "   D a t a T y p e = " T e x t " > Y o u r R e f e r e n c e < / Y o u r R e f e r e n c e > + 
+         < Y o u r R e f e r e n c e _ L b l   E l e m e n t T y p e = " C o l u m n "   E l e m e n t I d = " 4 6 5 4 7 7 4 2 6 "   D a t a T y p e = " S t r i n g " > Y o u r R e f e r e n c e _ L b l < / Y o u r R e f e r e n c e _ L b l > + 
+         < L i n e   E l e m e n t T y p e = " D a t a I t e m "   E l e m e n t I d = " 4 1 1 9 7 6 1 3 3 " > + 
+             < A m o u n t E x c l u d i n g V A T _ L i n e   E l e m e n t T y p e = " C o l u m n "   E l e m e n t I d = " 1 0 6 2 4 6 0 0 4 0 "   D a t a T y p e = " D e c i m a l " > A m o u n t E x c l u d i n g V A T _ L i n e < / A m o u n t E x c l u d i n g V A T _ L i n e > + 
+             < A m o u n t E x c l u d i n g V A T _ L i n e _ L b l   E l e m e n t T y p e = " C o l u m n "   E l e m e n t I d = " 2 0 0 2 8 7 4 4 7 5 "   D a t a T y p e = " S t r i n g " > A m o u n t E x c l u d i n g V A T _ L i n e _ L b l < / A m o u n t E x c l u d i n g V A T _ L i n e _ L b l > + 
+             < A m o u n t I n c l u d i n g V A T _ L i n e   E l e m e n t T y p e = " C o l u m n "   E l e m e n t I d = " 7 7 0 9 2 8 4 0 2 "   D a t a T y p e = " D e c i m a l " > A m o u n t I n c l u d i n g V A T _ L i n e < / A m o u n t I n c l u d i n g V A T _ L i n e > + 
+             < A m o u n t I n c l u d i n g V A T _ L i n e _ L b l   E l e m e n t T y p e = " C o l u m n "   E l e m e n t I d = " 9 3 0 7 4 7 3 1 3 "   D a t a T y p e = " S t r i n g " > A m o u n t I n c l u d i n g V A T _ L i n e _ L b l < / A m o u n t I n c l u d i n g V A T _ L i n e _ L b l > + 
+             < D e s c r i p t i o n _ L i n e   E l e m e n t T y p e = " C o l u m n "   E l e m e n t I d = " 1 4 0 6 8 2 2 3 1 0 "   D a t a T y p e = " T e x t " > D e s c r i p t i o n _ L i n e < / D e s c r i p t i o n _ L i n e > + 
+             < D e s c r i p t i o n _ L i n e _ L b l   E l e m e n t T y p e = " C o l u m n "   E l e m e n t I d = " 2 1 1 8 9 5 1 4 9 5 "   D a t a T y p e = " S t r i n g " > D e s c r i p t i o n _ L i n e _ L b l < / D e s c r i p t i o n _ L i n e _ L b l > + 
+             < I t e m N o _ L i n e   E l e m e n t T y p e = " C o l u m n "   E l e m e n t I d = " 1 9 1 0 2 9 6 2 8 8 "   D a t a T y p e = " C o d e " > I t e m N o _ L i n e < / I t e m N o _ L i n e > + 
+             < I t e m N o _ L i n e _ L b l   E l e m e n t T y p e = " C o l u m n "   E l e m e n t I d = " 1 3 4 0 0 7 9 6 1 3 "   D a t a T y p e = " S t r i n g " > I t e m N o _ L i n e _ L b l < / I t e m N o _ L i n e _ L b l > + 
+             < I t e m R e f e r e n c e N o   E l e m e n t T y p e = " C o l u m n "   E l e m e n t I d = " 4 7 4 0 7 7 5 6 6 "   D a t a T y p e = " C o d e " > I t e m R e f e r e n c e N o < / I t e m R e f e r e n c e N o > + 
+             < I t e m R e f e r e n c e N o _ L b l   E l e m e n t T y p e = " C o l u m n "   E l e m e n t I d = " 8 2 6 8 4 0 1 6 1 "   D a t a T y p e = " S t r i n g " > I t e m R e f e r e n c e N o _ L b l < / I t e m R e f e r e n c e N o _ L b l > + 
+             < L i n e A m o u n t _ L i n e   E l e m e n t T y p e = " C o l u m n "   E l e m e n t I d = " 2 6 8 9 3 7 1 6 2 "   D a t a T y p e = " T e x t " > L i n e A m o u n t _ L i n e < / L i n e A m o u n t _ L i n e > + 
+             < L i n e A m o u n t _ L i n e _ L b l   E l e m e n t T y p e = " C o l u m n "   E l e m e n t I d = " 9 9 2 9 0 1 8 4 5 "   D a t a T y p e = " S t r i n g " > L i n e A m o u n t _ L i n e _ L b l < / L i n e A m o u n t _ L i n e _ L b l > + 
+             < L i n e D i s c o u n t P e r c e n t _ L i n e   E l e m e n t T y p e = " C o l u m n "   E l e m e n t I d = " 9 0 7 8 2 7 4 3 6 "   D a t a T y p e = " D e c i m a l " > L i n e D i s c o u n t P e r c e n t _ L i n e < / L i n e D i s c o u n t P e r c e n t _ L i n e > + 
+             < L i n e D i s c o u n t P e r c e n t T e x t _ L i n e   E l e m e n t T y p e = " C o l u m n "   E l e m e n t I d = " 6 1 3 1 3 5 1 9 "   D a t a T y p e = " T e x t " > L i n e D i s c o u n t P e r c e n t T e x t _ L i n e < / L i n e D i s c o u n t P e r c e n t T e x t _ L i n e > + 
+             < L i n e N o _ L i n e   E l e m e n t T y p e = " C o l u m n "   E l e m e n t I d = " 6 9 8 9 8 5 9 7 9 "   D a t a T y p e = " I n t e g e r " > L i n e N o _ L i n e < / L i n e N o _ L i n e > + 
+             < P l a n n e d S h i p m e n t D a t e _ L i n e   E l e m e n t T y p e = " C o l u m n "   E l e m e n t I d = " 1 0 4 5 5 7 6 0 9 2 "   D a t a T y p e = " S t r i n g " > P l a n n e d S h i p m e n t D a t e _ L i n e < / P l a n n e d S h i p m e n t D a t e _ L i n e > + 
+             < P l a n n e d S h i p m e n t D a t e _ L i n e _ L b l   E l e m e n t T y p e = " C o l u m n "   E l e m e n t I d = " 1 3 4 2 8 7 0 6 4 9 "   D a t a T y p e = " S t r i n g " > P l a n n e d S h i p m e n t D a t e _ L i n e _ L b l < / P l a n n e d S h i p m e n t D a t e _ L i n e _ L b l > + 
+             < Q u a n t i t y _ L i n e   E l e m e n t T y p e = " C o l u m n "   E l e m e n t I d = " 1 0 6 8 5 4 3 5 3 7 "   D a t a T y p e = " T e x t " > Q u a n t i t y _ L i n e < / Q u a n t i t y _ L i n e > + 
+             < Q u a n t i t y _ L i n e _ L b l   E l e m e n t T y p e = " C o l u m n "   E l e m e n t I d = " 2 0 3 4 5 0 6 8 0 2 "   D a t a T y p e = " S t r i n g " > Q u a n t i t y _ L i n e _ L b l < / Q u a n t i t y _ L i n e _ L b l > + 
+             < S h i p m e n t D a t e _ L i n e   E l e m e n t T y p e = " C o l u m n "   E l e m e n t I d = " 1 6 7 3 3 7 5 4 1 6 "   D a t a T y p e = " S t r i n g " > S h i p m e n t D a t e _ L i n e < / S h i p m e n t D a t e _ L i n e > + 
+             < S h i p m e n t D a t e _ L i n e _ L b l   E l e m e n t T y p e = " C o l u m n "   E l e m e n t I d = " 8 5 3 2 2 4 3 6 3 "   D a t a T y p e = " T e x t C o n s t " > S h i p m e n t D a t e _ L i n e _ L b l < / S h i p m e n t D a t e _ L i n e _ L b l > + 
+             < T r a n s H e a d e r A m o u n t   E l e m e n t T y p e = " C o l u m n "   E l e m e n t I d = " 2 0 2 8 3 0 6 2 7 6 "   D a t a T y p e = " D e c i m a l " > T r a n s H e a d e r A m o u n t < / T r a n s H e a d e r A m o u n t > + 
+             < T y p e _ L i n e   E l e m e n t T y p e = " C o l u m n "   E l e m e n t I d = " 2 7 2 8 0 4 9 2 4 "   D a t a T y p e = " S t r i n g " > T y p e _ L i n e < / T y p e _ L i n e > + 
+             < U n i t O f M e a s u r e   E l e m e n t T y p e = " C o l u m n "   E l e m e n t I d = " 1 8 0 8 2 2 8 0 1 8 "   D a t a T y p e = " T e x t " > U n i t O f M e a s u r e < / U n i t O f M e a s u r e > + 
+             < U n i t O f M e a s u r e _ L b l   E l e m e n t T y p e = " C o l u m n "   E l e m e n t I d = " 9 8 1 9 5 1 2 4 9 "   D a t a T y p e = " S t r i n g " > U n i t O f M e a s u r e _ L b l < / U n i t O f M e a s u r e _ L b l > + 
+             < U n i t P r i c e   E l e m e n t T y p e = " C o l u m n "   E l e m e n t I d = " 1 4 7 8 2 2 1 5 2 6 "   D a t a T y p e = " T e x t " > U n i t P r i c e < / U n i t P r i c e > + 
+             < U n i t P r i c e _ L b l   E l e m e n t T y p e = " C o l u m n "   E l e m e n t I d = " 1 1 6 3 9 2 6 6 0 3 "   D a t a T y p e = " S t r i n g " > U n i t P r i c e _ L b l < / U n i t P r i c e _ L b l > + 
+             < V A T I d e n t i f i e r _ L i n e   E l e m e n t T y p e = " C o l u m n "   E l e m e n t I d = " 1 7 7 3 6 2 2 4 1 2 "   D a t a T y p e = " C o d e " > V A T I d e n t i f i e r _ L i n e < / V A T I d e n t i f i e r _ L i n e > + 
+             < V A T I d e n t i f i e r _ L i n e _ L b l   E l e m e n t T y p e = " C o l u m n "   E l e m e n t I d = " 5 3 3 7 8 2 7 0 3 "   D a t a T y p e = " S t r i n g " > V A T I d e n t i f i e r _ L i n e _ L b l < / V A T I d e n t i f i e r _ L i n e _ L b l > + 
+             < V A T P c t _ L i n e   E l e m e n t T y p e = " C o l u m n "   E l e m e n t I d = " 1 9 7 4 0 0 1 9 4 4 "   D a t a T y p e = " T e x t " > V A T P c t _ L i n e < / V A T P c t _ L i n e > + 
+             < V A T P c t _ L i n e _ L b l   E l e m e n t T y p e = " C o l u m n "   E l e m e n t I d = " 1 2 0 7 5 2 9 9 1 5 "   D a t a T y p e = " S t r i n g " > V A T P c t _ L i n e _ L b l < / V A T P c t _ L i n e _ L b l > + 
+             < A s s e m b l y L i n e   E l e m e n t T y p e = " D a t a I t e m "   E l e m e n t I d = " 1 2 0 5 9 4 2 8 5 " > + 
+                 < D e s c r i p t i o n _ A s s e m b l y L i n e   E l e m e n t T y p e = " C o l u m n "   E l e m e n t I d = " 2 8 0 7 4 3 7 9 6 "   D a t a T y p e = " T e x t " > D e s c r i p t i o n _ A s s e m b l y L i n e < / D e s c r i p t i o n _ A s s e m b l y L i n e > + 
+                 < L i n e N o _ A s s e m b l y L i n e   E l e m e n t T y p e = " C o l u m n "   E l e m e n t I d = " 6 4 0 5 8 3 8 9 1 "   D a t a T y p e = " C o d e " > L i n e N o _ A s s e m b l y L i n e < / L i n e N o _ A s s e m b l y L i n e > + 
+                 < Q u a n t i t y _ A s s e m b l y L i n e   E l e m e n t T y p e = " C o l u m n "   E l e m e n t I d = " 1 9 5 7 6 4 8 2 3 1 "   D a t a T y p e = " D e c i m a l " > Q u a n t i t y _ A s s e m b l y L i n e < / Q u a n t i t y _ A s s e m b l y L i n e > + 
+                 < U n i t O f M e a s u r e _ A s s e m b l y L i n e   E l e m e n t T y p e = " C o l u m n "   E l e m e n t I d = " 1 6 4 9 1 2 3 7 7 3 "   D a t a T y p e = " T e x t " > U n i t O f M e a s u r e _ A s s e m b l y L i n e < / U n i t O f M e a s u r e _ A s s e m b l y L i n e > + 
+                 < V a r i a n t C o d e _ A s s e m b l y L i n e   E l e m e n t T y p e = " C o l u m n "   E l e m e n t I d = " 1 8 6 9 4 0 7 6 7 2 "   D a t a T y p e = " C o d e " > V a r i a n t C o d e _ A s s e m b l y L i n e < / V a r i a n t C o d e _ A s s e m b l y L i n e >   
              < / A s s e m b l y L i n e >   
          < / L i n e >   
-         < W o r k D e s c r i p t i o n L i n e s > - 
-             < W o r k D e s c r i p t i o n L i n e > W o r k D e s c r i p t i o n L i n e < / W o r k D e s c r i p t i o n L i n e > - 
-             < W o r k D e s c r i p t i o n L i n e N u m b e r > W o r k D e s c r i p t i o n L i n e N u m b e r < / W o r k D e s c r i p t i o n L i n e N u m b e r > +         < W o r k D e s c r i p t i o n L i n e s   E l e m e n t T y p e = " D a t a I t e m "   E l e m e n t I d = " 2 7 6 8 1 9 4 4 7 " > + 
+             < W o r k D e s c r i p t i o n L i n e   E l e m e n t T y p e = " C o l u m n "   E l e m e n t I d = " 1 9 4 7 6 2 1 6 7 6 "   D a t a T y p e = " T e x t " > W o r k D e s c r i p t i o n L i n e < / W o r k D e s c r i p t i o n L i n e > + 
+             < W o r k D e s c r i p t i o n L i n e N u m b e r   E l e m e n t T y p e = " C o l u m n "   E l e m e n t I d = " 7 9 7 3 0 7 2 2 3 "   D a t a T y p e = " I n t e g e r " > W o r k D e s c r i p t i o n L i n e N u m b e r < / W o r k D e s c r i p t i o n L i n e N u m b e r >   
          < / W o r k D e s c r i p t i o n L i n e s >   
-         < V A T A m o u n t L i n e > - 
-             < I n v o i c e D i s c o u n t A m o u n t _ V A T A m o u n t L i n e > I n v o i c e D i s c o u n t A m o u n t _ V A T A m o u n t L i n e < / I n v o i c e D i s c o u n t A m o u n t _ V A T A m o u n t L i n e > - 
-             < I n v o i c e D i s c o u n t A m o u n t _ V A T A m o u n t L i n e _ L b l > I n v o i c e D i s c o u n t A m o u n t _ V A T A m o u n t L i n e _ L b l < / I n v o i c e D i s c o u n t A m o u n t _ V A T A m o u n t L i n e _ L b l > - 
-             < I n v o i c e D i s c o u n t B a s e A m o u n t _ V A T A m o u n t L i n e > I n v o i c e D i s c o u n t B a s e A m o u n t _ V A T A m o u n t L i n e < / I n v o i c e D i s c o u n t B a s e A m o u n t _ V A T A m o u n t L i n e > - 
-             < I n v o i c e D i s c o u n t B a s e A m o u n t _ V A T A m o u n t L i n e _ L b l > I n v o i c e D i s c o u n t B a s e A m o u n t _ V A T A m o u n t L i n e _ L b l < / I n v o i c e D i s c o u n t B a s e A m o u n t _ V A T A m o u n t L i n e _ L b l > - 
-             < L i n e A m o u n t _ V a t A m o u n t L i n e > L i n e A m o u n t _ V a t A m o u n t L i n e < / L i n e A m o u n t _ V a t A m o u n t L i n e > - 
-             < L i n e A m o u n t _ V a t A m o u n t L i n e _ L b l > L i n e A m o u n t _ V a t A m o u n t L i n e _ L b l < / L i n e A m o u n t _ V a t A m o u n t L i n e _ L b l > - 
-             < N o O f V A T I d e n t i f i e r s > N o O f V A T I d e n t i f i e r s < / N o O f V A T I d e n t i f i e r s > - 
-             < V A T A m o u n t L C Y _ V A T A m o u n t L i n e > V A T A m o u n t L C Y _ V A T A m o u n t L i n e < / V A T A m o u n t L C Y _ V A T A m o u n t L i n e > - 
-             < V A T A m o u n t L C Y _ V A T A m o u n t L i n e _ L b l > V A T A m o u n t L C Y _ V A T A m o u n t L i n e _ L b l < / V A T A m o u n t L C Y _ V A T A m o u n t L i n e _ L b l > - 
-             < V A T A m o u n t _ V a t A m o u n t L i n e > V A T A m o u n t _ V a t A m o u n t L i n e < / V A T A m o u n t _ V a t A m o u n t L i n e > - 
-             < V A T A m o u n t _ V a t A m o u n t L i n e _ L b l > V A T A m o u n t _ V a t A m o u n t L i n e _ L b l < / V A T A m o u n t _ V a t A m o u n t L i n e _ L b l > - 
-             < V A T B a s e L C Y _ V A T A m o u n t L i n e > V A T B a s e L C Y _ V A T A m o u n t L i n e < / V A T B a s e L C Y _ V A T A m o u n t L i n e > - 
-             < V A T B a s e L C Y _ V A T A m o u n t L i n e _ L b l > V A T B a s e L C Y _ V A T A m o u n t L i n e _ L b l < / V A T B a s e L C Y _ V A T A m o u n t L i n e _ L b l > - 
-             < V A T B a s e _ V a t A m o u n t L i n e > V A T B a s e _ V a t A m o u n t L i n e < / V A T B a s e _ V a t A m o u n t L i n e > - 
-             < V A T B a s e _ V a t A m o u n t L i n e _ L b l > V A T B a s e _ V a t A m o u n t L i n e _ L b l < / V A T B a s e _ V a t A m o u n t L i n e _ L b l > - 
-             < V A T I d e n t i f i e r _ V a t A m o u n t L i n e > V A T I d e n t i f i e r _ V a t A m o u n t L i n e < / V A T I d e n t i f i e r _ V a t A m o u n t L i n e > - 
-             < V A T I d e n t i f i e r _ V a t A m o u n t L i n e _ L b l > V A T I d e n t i f i e r _ V a t A m o u n t L i n e _ L b l < / V A T I d e n t i f i e r _ V a t A m o u n t L i n e _ L b l > - 
-             < V A T P c t _ V a t A m o u n t L i n e > V A T P c t _ V a t A m o u n t L i n e < / V A T P c t _ V a t A m o u n t L i n e > - 
-             < V A T P c t _ V a t A m o u n t L i n e _ L b l > V A T P c t _ V a t A m o u n t L i n e _ L b l < / V A T P c t _ V a t A m o u n t L i n e _ L b l > +         < V A T A m o u n t L i n e   E l e m e n t T y p e = " D a t a I t e m "   E l e m e n t I d = " 8 2 7 5 3 4 3 4 8 " > + 
+             < I n v o i c e D i s c o u n t A m o u n t _ V A T A m o u n t L i n e   E l e m e n t T y p e = " C o l u m n "   E l e m e n t I d = " 8 2 4 7 3 0 1 4 1 "   D a t a T y p e = " D e c i m a l " > I n v o i c e D i s c o u n t A m o u n t _ V A T A m o u n t L i n e < / I n v o i c e D i s c o u n t A m o u n t _ V A T A m o u n t L i n e > + 
+             < I n v o i c e D i s c o u n t A m o u n t _ V A T A m o u n t L i n e _ L b l   E l e m e n t T y p e = " C o l u m n "   E l e m e n t I d = " 1 5 6 2 2 0 0 0 3 4 "   D a t a T y p e = " S t r i n g " > I n v o i c e D i s c o u n t A m o u n t _ V A T A m o u n t L i n e _ L b l < / I n v o i c e D i s c o u n t A m o u n t _ V A T A m o u n t L i n e _ L b l > + 
+             < I n v o i c e D i s c o u n t B a s e A m o u n t _ V A T A m o u n t L i n e   E l e m e n t T y p e = " C o l u m n "   E l e m e n t I d = " 2 0 4 0 3 3 2 2 6 6 "   D a t a T y p e = " D e c i m a l " > I n v o i c e D i s c o u n t B a s e A m o u n t _ V A T A m o u n t L i n e < / I n v o i c e D i s c o u n t B a s e A m o u n t _ V A T A m o u n t L i n e > + 
+             < I n v o i c e D i s c o u n t B a s e A m o u n t _ V A T A m o u n t L i n e _ L b l   E l e m e n t T y p e = " C o l u m n "   E l e m e n t I d = " 4 0 5 9 6 0 3 3 1 "   D a t a T y p e = " S t r i n g " > I n v o i c e D i s c o u n t B a s e A m o u n t _ V A T A m o u n t L i n e _ L b l < / I n v o i c e D i s c o u n t B a s e A m o u n t _ V A T A m o u n t L i n e _ L b l > + 
+             < L i n e A m o u n t _ V a t A m o u n t L i n e   E l e m e n t T y p e = " C o l u m n "   E l e m e n t I d = " 2 1 4 6 5 4 0 1 "   D a t a T y p e = " D e c i m a l " > L i n e A m o u n t _ V a t A m o u n t L i n e < / L i n e A m o u n t _ V a t A m o u n t L i n e > + 
+             < L i n e A m o u n t _ V a t A m o u n t L i n e _ L b l   E l e m e n t T y p e = " C o l u m n "   E l e m e n t I d = " 1 1 1 0 9 1 2 1 2 4 "   D a t a T y p e = " S t r i n g " > L i n e A m o u n t _ V a t A m o u n t L i n e _ L b l < / L i n e A m o u n t _ V a t A m o u n t L i n e _ L b l > + 
+             < N o O f V A T I d e n t i f i e r s   E l e m e n t T y p e = " C o l u m n "   E l e m e n t I d = " 1 1 5 3 2 6 3 0 2 6 "   D a t a T y p e = " I n t e g e r " > N o O f V A T I d e n t i f i e r s < / N o O f V A T I d e n t i f i e r s > + 
+             < V A T A m o u n t _ V a t A m o u n t L i n e   E l e m e n t T y p e = " C o l u m n "   E l e m e n t I d = " 1 8 9 1 8 2 0 6 2 0 "   D a t a T y p e = " D e c i m a l " > V A T A m o u n t _ V a t A m o u n t L i n e < / V A T A m o u n t _ V a t A m o u n t L i n e > + 
+             < V A T A m o u n t _ V a t A m o u n t L i n e _ L b l   E l e m e n t T y p e = " C o l u m n "   E l e m e n t I d = " 1 5 1 3 5 5 5 4 7 3 "   D a t a T y p e = " S t r i n g " > V A T A m o u n t _ V a t A m o u n t L i n e _ L b l < / V A T A m o u n t _ V a t A m o u n t L i n e _ L b l > + 
+             < V A T A m o u n t L C Y _ V A T A m o u n t L i n e   E l e m e n t T y p e = " C o l u m n "   E l e m e n t I d = " 1 5 8 1 9 9 4 3 5 0 "   D a t a T y p e = " D e c i m a l " > V A T A m o u n t L C Y _ V A T A m o u n t L i n e < / V A T A m o u n t L C Y _ V A T A m o u n t L i n e > + 
+             < V A T A m o u n t L C Y _ V A T A m o u n t L i n e _ L b l   E l e m e n t T y p e = " C o l u m n "   E l e m e n t I d = " 9 2 3 0 0 3 3 7 "   D a t a T y p e = " T e x t C o n s t " > V A T A m o u n t L C Y _ V A T A m o u n t L i n e _ L b l < / V A T A m o u n t L C Y _ V A T A m o u n t L i n e _ L b l > + 
+             < V A T B a s e _ V a t A m o u n t L i n e   E l e m e n t T y p e = " C o l u m n "   E l e m e n t I d = " 1 4 5 8 9 3 7 8 1 9 "   D a t a T y p e = " D e c i m a l " > V A T B a s e _ V a t A m o u n t L i n e < / V A T B a s e _ V a t A m o u n t L i n e > + 
+             < V A T B a s e _ V a t A m o u n t L i n e _ L b l   E l e m e n t T y p e = " C o l u m n "   E l e m e n t I d = " 1 6 9 1 3 0 2 4 8 8 "   D a t a T y p e = " S t r i n g " > V A T B a s e _ V a t A m o u n t L i n e _ L b l < / V A T B a s e _ V a t A m o u n t L i n e _ L b l > + 
+             < V A T B a s e L C Y _ V A T A m o u n t L i n e   E l e m e n t T y p e = " C o l u m n "   E l e m e n t I d = " 1 8 6 0 9 4 5 6 3 5 "   D a t a T y p e = " D e c i m a l " > V A T B a s e L C Y _ V A T A m o u n t L i n e < / V A T B a s e L C Y _ V A T A m o u n t L i n e > + 
+             < V A T B a s e L C Y _ V A T A m o u n t L i n e _ L b l   E l e m e n t T y p e = " C o l u m n "   E l e m e n t I d = " 1 2 3 6 4 6 7 9 9 8 "   D a t a T y p e = " T e x t C o n s t " > V A T B a s e L C Y _ V A T A m o u n t L i n e _ L b l < / V A T B a s e L C Y _ V A T A m o u n t L i n e _ L b l > + 
+             < V A T I d e n t i f i e r _ V a t A m o u n t L i n e   E l e m e n t T y p e = " C o l u m n "   E l e m e n t I d = " 1 1 4 2 0 7 0 0 3 5 "   D a t a T y p e = " C o d e " > V A T I d e n t i f i e r _ V a t A m o u n t L i n e < / V A T I d e n t i f i e r _ V a t A m o u n t L i n e > + 
+             < V A T I d e n t i f i e r _ V a t A m o u n t L i n e _ L b l   E l e m e n t T y p e = " C o l u m n "   E l e m e n t I d = " 8 6 4 5 0 4 5 0 "   D a t a T y p e = " S t r i n g " > V A T I d e n t i f i e r _ V a t A m o u n t L i n e _ L b l < / V A T I d e n t i f i e r _ V a t A m o u n t L i n e _ L b l > + 
+             < V A T P c t _ V a t A m o u n t L i n e   E l e m e n t T y p e = " C o l u m n "   E l e m e n t I d = " 1 4 5 3 5 4 2 7 7 7 "   D a t a T y p e = " D e c i m a l " > V A T P c t _ V a t A m o u n t L i n e < / V A T P c t _ V a t A m o u n t L i n e > + 
+             < V A T P c t _ V a t A m o u n t L i n e _ L b l   E l e m e n t T y p e = " C o l u m n "   E l e m e n t I d = " 6 7 6 3 2 3 7 8 "   D a t a T y p e = " S t r i n g " > V A T P c t _ V a t A m o u n t L i n e _ L b l < / V A T P c t _ V a t A m o u n t L i n e _ L b l >   
          < / V A T A m o u n t L i n e >   
-         < V A T C l a u s e L i n e > - 
-             < C o d e _ V A T C l a u s e L i n e > C o d e _ V A T C l a u s e L i n e < / C o d e _ V A T C l a u s e L i n e > - 
-             < C o d e _ V A T C l a u s e L i n e _ L b l > C o d e _ V A T C l a u s e L i n e _ L b l < / C o d e _ V A T C l a u s e L i n e _ L b l > - 
-             < D e s c r i p t i o n 2 _ V A T C l a u s e L i n e > D e s c r i p t i o n 2 _ V A T C l a u s e L i n e < / D e s c r i p t i o n 2 _ V A T C l a u s e L i n e > - 
-             < D e s c r i p t i o n _ V A T C l a u s e L i n e > D e s c r i p t i o n _ V A T C l a u s e L i n e < / D e s c r i p t i o n _ V A T C l a u s e L i n e > - 
-             < N o O f V A T C l a u s e s > N o O f V A T C l a u s e s < / N o O f V A T C l a u s e s > - 
-             < V A T A m o u n t _ V A T C l a u s e L i n e > V A T A m o u n t _ V A T C l a u s e L i n e < / V A T A m o u n t _ V A T C l a u s e L i n e > - 
-             < V A T I d e n t i f i e r _ V A T C l a u s e L i n e > V A T I d e n t i f i e r _ V A T C l a u s e L i n e < / V A T I d e n t i f i e r _ V A T C l a u s e L i n e > +         < V A T C l a u s e L i n e   E l e m e n t T y p e = " D a t a I t e m "   E l e m e n t I d = " 1 6 6 5 5 0 0 1 6 3 " > + 
+             < C o d e _ V A T C l a u s e L i n e   E l e m e n t T y p e = " C o l u m n "   E l e m e n t I d = " 1 8 2 4 5 8 9 8 4 7 "   D a t a T y p e = " C o d e " > C o d e _ V A T C l a u s e L i n e < / C o d e _ V A T C l a u s e L i n e > + 
+             < C o d e _ V A T C l a u s e L i n e _ L b l   E l e m e n t T y p e = " C o l u m n "   E l e m e n t I d = " 4 6 1 5 3 3 0 2 "   D a t a T y p e = " S t r i n g " > C o d e _ V A T C l a u s e L i n e _ L b l < / C o d e _ V A T C l a u s e L i n e _ L b l > + 
+             < D e s c r i p t i o n _ V A T C l a u s e L i n e   E l e m e n t T y p e = " C o l u m n "   E l e m e n t I d = " 1 3 0 5 5 4 5 9 2 4 "   D a t a T y p e = " T e x t " > D e s c r i p t i o n _ V A T C l a u s e L i n e < / D e s c r i p t i o n _ V A T C l a u s e L i n e > + 
+             < D e s c r i p t i o n 2 _ V A T C l a u s e L i n e   E l e m e n t T y p e = " C o l u m n "   E l e m e n t I d = " 1 3 7 9 6 6 7 4 7 0 "   D a t a T y p e = " T e x t " > D e s c r i p t i o n 2 _ V A T C l a u s e L i n e < / D e s c r i p t i o n 2 _ V A T C l a u s e L i n e > + 
+             < N o O f V A T C l a u s e s   E l e m e n t T y p e = " C o l u m n "   E l e m e n t I d = " 7 5 6 4 1 7 3 9 2 "   D a t a T y p e = " I n t e g e r " > N o O f V A T C l a u s e s < / N o O f V A T C l a u s e s > + 
+             < V A T A m o u n t _ V A T C l a u s e L i n e   E l e m e n t T y p e = " C o l u m n "   E l e m e n t I d = " 2 2 2 4 6 9 0 5 9 "   D a t a T y p e = " D e c i m a l " > V A T A m o u n t _ V A T C l a u s e L i n e < / V A T A m o u n t _ V A T C l a u s e L i n e > + 
+             < V A T I d e n t i f i e r _ V A T C l a u s e L i n e   E l e m e n t T y p e = " C o l u m n "   E l e m e n t I d = " 1 4 6 4 4 7 2 4 7 8 "   D a t a T y p e = " C o d e " > V A T I d e n t i f i e r _ V A T C l a u s e L i n e < / V A T I d e n t i f i e r _ V A T C l a u s e L i n e >   
          < / V A T C l a u s e L i n e >   
-         < R e p o r t T o t a l s L i n e > - 
-             < A m o u n t F o r m a t t e d _ R e p o r t T o t a l s L i n e > A m o u n t F o r m a t t e d _ R e p o r t T o t a l s L i n e < / A m o u n t F o r m a t t e d _ R e p o r t T o t a l s L i n e > - 
-             < A m o u n t _ R e p o r t T o t a l s L i n e > A m o u n t _ R e p o r t T o t a l s L i n e < / A m o u n t _ R e p o r t T o t a l s L i n e > - 
-             < D e s c r i p t i o n _ R e p o r t T o t a l s L i n e > D e s c r i p t i o n _ R e p o r t T o t a l s L i n e < / D e s c r i p t i o n _ R e p o r t T o t a l s L i n e > - 
-             < F o n t B o l d _ R e p o r t T o t a l s L i n e > F o n t B o l d _ R e p o r t T o t a l s L i n e < / F o n t B o l d _ R e p o r t T o t a l s L i n e > - 
-             < F o n t U n d e r l i n e _ R e p o r t T o t a l s L i n e > F o n t U n d e r l i n e _ R e p o r t T o t a l s L i n e < / F o n t U n d e r l i n e _ R e p o r t T o t a l s L i n e > +         < R e p o r t T o t a l s L i n e   E l e m e n t T y p e = " D a t a I t e m "   E l e m e n t I d = " 2 1 2 2 5 4 9 8 3 6 " > + 
+             < A m o u n t _ R e p o r t T o t a l s L i n e   E l e m e n t T y p e = " C o l u m n "   E l e m e n t I d = " 4 1 9 9 1 8 3 6 9 "   D a t a T y p e = " D e c i m a l " > A m o u n t _ R e p o r t T o t a l s L i n e < / A m o u n t _ R e p o r t T o t a l s L i n e > + 
+             < A m o u n t F o r m a t t e d _ R e p o r t T o t a l s L i n e   E l e m e n t T y p e = " C o l u m n "   E l e m e n t I d = " 1 5 0 6 1 3 6 8 2 5 "   D a t a T y p e = " T e x t " > A m o u n t F o r m a t t e d _ R e p o r t T o t a l s L i n e < / A m o u n t F o r m a t t e d _ R e p o r t T o t a l s L i n e > + 
+             < D e s c r i p t i o n _ R e p o r t T o t a l s L i n e   E l e m e n t T y p e = " C o l u m n "   E l e m e n t I d = " 5 8 1 9 9 6 0 6 7 "   D a t a T y p e = " T e x t " > D e s c r i p t i o n _ R e p o r t T o t a l s L i n e < / D e s c r i p t i o n _ R e p o r t T o t a l s L i n e > + 
+             < F o n t B o l d _ R e p o r t T o t a l s L i n e   E l e m e n t T y p e = " C o l u m n "   E l e m e n t I d = " 9 4 6 5 4 0 5 4 9 "   D a t a T y p e = " B o o l e a n " > F o n t B o l d _ R e p o r t T o t a l s L i n e < / F o n t B o l d _ R e p o r t T o t a l s L i n e > + 
+             < F o n t U n d e r l i n e _ R e p o r t T o t a l s L i n e   E l e m e n t T y p e = " C o l u m n "   E l e m e n t I d = " 2 0 2 1 5 3 3 6 9 4 "   D a t a T y p e = " B o o l e a n " > F o n t U n d e r l i n e _ R e p o r t T o t a l s L i n e < / F o n t U n d e r l i n e _ R e p o r t T o t a l s L i n e >   
          < / R e p o r t T o t a l s L i n e >   
-         < L e t t e r T e x t > - 
-             < B o d y T e x t > B o d y T e x t < / B o d y T e x t > - 
-             < C l o s i n g T e x t > C l o s i n g T e x t < / C l o s i n g T e x t > - 
-             < G r e e t i n g T e x t > G r e e t i n g T e x t < / G r e e t i n g T e x t > - 
-             < P m t D i s c T e x t > P m t D i s c T e x t < / P m t D i s c T e x t > +         < L e t t e r T e x t   E l e m e n t T y p e = " D a t a I t e m "   E l e m e n t I d = " 1 5 1 0 3 5 3 8 3 4 " > + 
+             < B o d y T e x t   E l e m e n t T y p e = " C o l u m n "   E l e m e n t I d = " 1 4 9 7 5 9 8 0 8 "   D a t a T y p e = " T e x t C o n s t " > B o d y T e x t < / B o d y T e x t > + 
+             < C l o s i n g T e x t   E l e m e n t T y p e = " C o l u m n "   E l e m e n t I d = " 5 1 2 1 3 5 9 0 9 "   D a t a T y p e = " T e x t C o n s t " > C l o s i n g T e x t < / C l o s i n g T e x t > + 
+             < G r e e t i n g T e x t   E l e m e n t T y p e = " C o l u m n "   E l e m e n t I d = " 1 1 7 5 2 7 9 2 8 9 "   D a t a T y p e = " T e x t C o n s t " > G r e e t i n g T e x t < / G r e e t i n g T e x t > + 
+             < P m t D i s c T e x t   E l e m e n t T y p e = " C o l u m n "   E l e m e n t I d = " 2 0 1 3 8 4 9 9 4 8 "   D a t a T y p e = " T e x t " > P m t D i s c T e x t < / P m t D i s c T e x t >   
          < / L e t t e r T e x t >   
-         < T o t a l s > - 
-             < C u r r e n c y C o d e > C u r r e n c y C o d e < / C u r r e n c y C o d e > - 
-             < C u r r e n c y S y m b o l > C u r r e n c y S y m b o l < / C u r r e n c y S y m b o l > - 
-             < T o t a l A m o u n t I n c l u d i n g V A T > T o t a l A m o u n t I n c l u d i n g V A T < / T o t a l A m o u n t I n c l u d i n g V A T > - 
-             < T o t a l E x c l u d i n g V A T T e x t > T o t a l E x c l u d i n g V A T T e x t < / T o t a l E x c l u d i n g V A T T e x t > - 
-             < T o t a l I n c l u d i n g V A T T e x t > T o t a l I n c l u d i n g V A T T e x t < / T o t a l I n c l u d i n g V A T T e x t > - 
-             < T o t a l I n v o i c e D i s c o u n t A m o u n t > T o t a l I n v o i c e D i s c o u n t A m o u n t < / T o t a l I n v o i c e D i s c o u n t A m o u n t > - 
-             < T o t a l N e t A m o u n t > T o t a l N e t A m o u n t < / T o t a l N e t A m o u n t > - 
-             < T o t a l P a y m e n t D i s c o u n t O n V A T > T o t a l P a y m e n t D i s c o u n t O n V A T < / T o t a l P a y m e n t D i s c o u n t O n V A T > - 
-             < T o t a l S u b T o t a l > T o t a l S u b T o t a l < / T o t a l S u b T o t a l > - 
-             < T o t a l S u b T o t a l M i n u s I n v o i c e D i s c o u n t > T o t a l S u b T o t a l M i n u s I n v o i c e D i s c o u n t < / T o t a l S u b T o t a l M i n u s I n v o i c e D i s c o u n t > - 
-             < T o t a l T e x t > T o t a l T e x t < / T o t a l T e x t > - 
-             < T o t a l V A T A m o u n t > T o t a l V A T A m o u n t < / T o t a l V A T A m o u n t > - 
-             < T o t a l V A T A m o u n t L C Y > T o t a l V A T A m o u n t L C Y < / T o t a l V A T A m o u n t L C Y > - 
-             < T o t a l V A T A m o u n t T e x t > T o t a l V A T A m o u n t T e x t < / T o t a l V A T A m o u n t T e x t > - 
-             < T o t a l V A T B a s e L C Y > T o t a l V A T B a s e L C Y < / T o t a l V A T B a s e L C Y > +         < T o t a l s   E l e m e n t T y p e = " D a t a I t e m "   E l e m e n t I d = " 1 8 2 3 9 5 0 0 4 4 " > + 
+             < C u r r e n c y C o d e   E l e m e n t T y p e = " C o l u m n "   E l e m e n t I d = " 1 5 7 9 5 9 5 9 2 1 "   D a t a T y p e = " T e x t " > C u r r e n c y C o d e < / C u r r e n c y C o d e > + 
+             < C u r r e n c y S y m b o l   E l e m e n t T y p e = " C o l u m n "   E l e m e n t I d = " 1 1 6 2 5 1 0 7 4 8 "   D a t a T y p e = " T e x t " > C u r r e n c y S y m b o l < / C u r r e n c y S y m b o l > + 
+             < T o t a l A m o u n t I n c l u d i n g V A T   E l e m e n t T y p e = " C o l u m n "   E l e m e n t I d = " 9 1 0 5 1 1 5 7 5 "   D a t a T y p e = " S t r i n g " > T o t a l A m o u n t I n c l u d i n g V A T < / T o t a l A m o u n t I n c l u d i n g V A T > + 
+             < T o t a l E x c l u d i n g V A T T e x t   E l e m e n t T y p e = " C o l u m n "   E l e m e n t I d = " 1 9 2 2 9 4 6 3 1 0 "   D a t a T y p e = " T e x t " > T o t a l E x c l u d i n g V A T T e x t < / T o t a l E x c l u d i n g V A T T e x t > + 
+             < T o t a l I n c l u d i n g V A T T e x t   E l e m e n t T y p e = " C o l u m n "   E l e m e n t I d = " 1 2 0 4 0 1 6 3 5 2 "   D a t a T y p e = " T e x t " > T o t a l I n c l u d i n g V A T T e x t < / T o t a l I n c l u d i n g V A T T e x t > + 
+             < T o t a l I n v o i c e D i s c o u n t A m o u n t   E l e m e n t T y p e = " C o l u m n "   E l e m e n t I d = " 4 0 2 1 7 7 5 1 "   D a t a T y p e = " D e c i m a l " > T o t a l I n v o i c e D i s c o u n t A m o u n t < / T o t a l I n v o i c e D i s c o u n t A m o u n t > + 
+             < T o t a l N e t A m o u n t   E l e m e n t T y p e = " C o l u m n "   E l e m e n t I d = " 4 8 3 1 9 3 3 7 2 "   D a t a T y p e = " D e c i m a l " > T o t a l N e t A m o u n t < / T o t a l N e t A m o u n t > + 
+             < T o t a l P a y m e n t D i s c o u n t O n V A T   E l e m e n t T y p e = " C o l u m n "   E l e m e n t I d = " 7 3 6 0 4 1 8 8 6 "   D a t a T y p e = " D e c i m a l " > T o t a l P a y m e n t D i s c o u n t O n V A T < / T o t a l P a y m e n t D i s c o u n t O n V A T > + 
+             < T o t a l S u b T o t a l   E l e m e n t T y p e = " C o l u m n "   E l e m e n t I d = " 2 0 9 7 8 7 6 8 0 1 "   D a t a T y p e = " D e c i m a l " > T o t a l S u b T o t a l < / T o t a l S u b T o t a l > + 
+             < T o t a l S u b T o t a l M i n u s I n v o i c e D i s c o u n t   E l e m e n t T y p e = " C o l u m n "   E l e m e n t I d = " 7 6 9 4 3 1 8 8 7 "   D a t a T y p e = " D e c i m a l " > T o t a l S u b T o t a l M i n u s I n v o i c e D i s c o u n t < / T o t a l S u b T o t a l M i n u s I n v o i c e D i s c o u n t > + 
+             < T o t a l T e x t   E l e m e n t T y p e = " C o l u m n "   E l e m e n t I d = " 2 3 1 9 1 0 5 1 8 "   D a t a T y p e = " T e x t " > T o t a l T e x t < / T o t a l T e x t > + 
+             < T o t a l V A T A m o u n t   E l e m e n t T y p e = " C o l u m n "   E l e m e n t I d = " 1 6 2 7 1 0 2 3 2 8 "   D a t a T y p e = " D e c i m a l " > T o t a l V A T A m o u n t < / T o t a l V A T A m o u n t > + 
+             < T o t a l V A T A m o u n t L C Y   E l e m e n t T y p e = " C o l u m n "   E l e m e n t I d = " 1 5 0 6 5 7 0 2 1 8 "   D a t a T y p e = " D e c i m a l " > T o t a l V A T A m o u n t L C Y < / T o t a l V A T A m o u n t L C Y > + 
+             < T o t a l V A T A m o u n t T e x t   E l e m e n t T y p e = " C o l u m n "   E l e m e n t I d = " 9 7 3 6 6 6 3 3 9 "   D a t a T y p e = " T e x t " > T o t a l V A T A m o u n t T e x t < / T o t a l V A T A m o u n t T e x t > + 
+             < T o t a l V A T B a s e L C Y   E l e m e n t T y p e = " C o l u m n "   E l e m e n t I d = " 8 3 4 4 5 0 5 2 1 "   D a t a T y p e = " D e c i m a l " > T o t a l V A T B a s e L C Y < / T o t a l V A T B a s e L C Y >   
          < / T o t a l s >   
@@ -3890,7 +3862,7 @@
 
 <file path=customXml/item3.xml>��< ? x m l   v e r s i o n = " 1 . 0 "   e n c o d i n g = " u t f - 1 6 " ? >   
- < N a v W o r d R e p o r t X m l P a r t   x m l n s = " u r n : m i c r o s o f t - d y n a m i c s - b u s i n e s s c e n t r a l / i n t e r n a l / e x t e n d e d / r e p o r t s / S t a n d a r d _ S a l e s _ O r d e r _ C o n f / 1 3 0 5 / " > + < N a v W o r d R e p o r t X m l P a r t   x m l n s = " u r n : m i c r o s o f t - d y n a m i c s - n a v / r e p o r t s / S t a n d a r d _ S a l e s _ O r d e r _ C o n f / 1 3 0 5 / " >   
      < B C R e p o r t I n f o r m a t i o n >   
@@ -3908,8 +3880,6 @@
  
              < R e p o r t N a m e > R e p o r t   N a m e < / R e p o r t N a m e >   
-             < R e p o r t C a p t i o n > R e p o r t   C a p t i o n < / R e p o r t C a p t i o n > - 
              < A b o u t T h i s R e p o r t T i t l e > A b o u t   T h i s   R e p o r t   T i t l e < / A b o u t T h i s R e p o r t T i t l e >   
              < A b o u t T h i s R e p o r t T e x t > A b o u t   T h i s   R e p o r t   T e x t < / A b o u t T h i s R e p o r t T e x t > @@ -3964,21 +3934,21 @@
  
              < C o m p a n y A d d r e s s L i n e s >   
-                 < C o m p a n y A d d r e s s L i n e 1 > C o m p a n y   A d d r e s s   L i n e   1 < / C o m p a n y A d d r e s s L i n e 1 > - 
-                 < C o m p a n y A d d r e s s L i n e 2 > C o m p a n y   A d d r e s s   L i n e   2 < / C o m p a n y A d d r e s s L i n e 2 > - 
-                 < C o m p a n y A d d r e s s L i n e 3 > C o m p a n y   A d d r e s s   L i n e   3 < / C o m p a n y A d d r e s s L i n e 3 > - 
-                 < C o m p a n y A d d r e s s L i n e 4 > C o m p a n y   A d d r e s s   L i n e   4 < / C o m p a n y A d d r e s s L i n e 4 > - 
-                 < C o m p a n y A d d r e s s L i n e 5 > C o m p a n y   A d d r e s s   L i n e   5 < / C o m p a n y A d d r e s s L i n e 5 > - 
-                 < C o m p a n y A d d r e s s L i n e 6 > C o m p a n y   A d d r e s s   L i n e   6 < / C o m p a n y A d d r e s s L i n e 6 > - 
-                 < C o m p a n y A d d r e s s L i n e 7 > C o m p a n y   A d d r e s s   L i n e   7 < / C o m p a n y A d d r e s s L i n e 7 > - 
-                 < C o m p a n y A d d r e s s L i n e 8 > C o m p a n y   A d d r e s s   L i n e   8 < / C o m p a n y A d d r e s s L i n e 8 > +                 < C o m p a n y A d d r e s s L i n e > C o m p a n y   A d d r e s s   L i n e   1 < / C o m p a n y A d d r e s s L i n e > + 
+                 < C o m p a n y A d d r e s s L i n e > C o m p a n y   A d d r e s s   L i n e   2 < / C o m p a n y A d d r e s s L i n e > + 
+                 < C o m p a n y A d d r e s s L i n e > C o m p a n y   A d d r e s s   L i n e   3 < / C o m p a n y A d d r e s s L i n e > + 
+                 < C o m p a n y A d d r e s s L i n e > C o m p a n y   A d d r e s s   L i n e   4 < / C o m p a n y A d d r e s s L i n e > + 
+                 < C o m p a n y A d d r e s s L i n e > C o m p a n y   A d d r e s s   L i n e   5 < / C o m p a n y A d d r e s s L i n e > + 
+                 < C o m p a n y A d d r e s s L i n e > C o m p a n y   A d d r e s s   L i n e   6 < / C o m p a n y A d d r e s s L i n e > + 
+                 < C o m p a n y A d d r e s s L i n e > C o m p a n y   A d d r e s s   L i n e   7 < / C o m p a n y A d d r e s s L i n e > + 
+                 < C o m p a n y A d d r e s s L i n e > C o m p a n y   A d d r e s s   L i n e   8 < / C o m p a n y A d d r e s s L i n e >   
              < / C o m p a n y A d d r e s s L i n e s >   
@@ -4036,779 +4006,469 @@
  
      < / B C R e p o r t I n f o r m a t i o n >   
-     < T o o l t i p s > - 
-         < T o o l t i p   c o l u m n = " C o m p a n y H o m e P a g e "   E l e m e n t I d = " 1 9 8 9 1 8 8 7 0 " > - 
-             < T o o l t i p T e x t   l a n g = " e n - U S " > S p e c i f i e s   y o u r   c o m p a n y ' s   w e b   s i t e . < / T o o l t i p T e x t > - 
-         < / T o o l t i p > - 
-         < T o o l t i p   c o l u m n = " C o m p a n y E M a i l "   E l e m e n t I d = " 1 6 7 7 0 7 4 0 5 8 " > - 
-             < T o o l t i p T e x t   l a n g = " e n - U S " > S p e c i f i e s   t h e   c o m p a n y ' s   e m a i l   a d d r e s s . < / T o o l t i p T e x t > - 
-         < / T o o l t i p > - 
-         < T o o l t i p   c o l u m n = " C o m p a n y P i c t u r e "   E l e m e n t I d = " 1 3 9 7 4 1 1 0 7 4 " > - 
-             < T o o l t i p T e x t   l a n g = " e n - U S " > S p e c i f i e s   t h e   p i c t u r e   t h a t   h a s   b e e n   s e t   u p   f o r   t h e   c o m p a n y ,   s u c h   a s   a   c o m p a n y   l o g o . < / T o o l t i p T e x t > - 
-         < / T o o l t i p > - 
-         < T o o l t i p   c o l u m n = " C o m p a n y P h o n e N o "   E l e m e n t I d = " 2 5 0 4 4 0 6 5 5 " > - 
-             < T o o l t i p T e x t   l a n g = " e n - U S " > S p e c i f i e s   t h e   c o m p a n y ' s   t e l e p h o n e   n u m b e r . < / T o o l t i p T e x t > - 
-         < / T o o l t i p > - 
-         < T o o l t i p   c o l u m n = " C o m p a n y G i r o N o "   E l e m e n t I d = " 1 3 6 0 1 9 6 3 2 0 " > - 
-             < T o o l t i p T e x t   l a n g = " e n - U S " > S p e c i f i e s   t h e   c o m p a n y ' s   g i r o   n u m b e r . < / T o o l t i p T e x t > - 
-         < / T o o l t i p > - 
-         < T o o l t i p   c o l u m n = " C o m p a n y B a n k N a m e "   E l e m e n t I d = " 1 5 3 4 9 0 5 6 0 5 " > - 
-             < T o o l t i p T e x t   l a n g = " e n - U S " > S p e c i f i e s   t h e   n a m e   o f   t h e   b a n k   w h e r e   y o u   h a v e   t h e   b a n k   a c c o u n t . < / T o o l t i p T e x t > - 
-         < / T o o l t i p > - 
-         < T o o l t i p   c o l u m n = " C o m p a n y B a n k B r a n c h N o "   E l e m e n t I d = " 7 9 3 1 3 3 0 5 7 " > - 
-             < T o o l t i p T e x t   l a n g = " e n - U S " > S p e c i f i e s   a   n u m b e r   o f   t h e   b a n k   b r a n c h . < / T o o l t i p T e x t > - 
-         < / T o o l t i p > - 
-         < T o o l t i p   c o l u m n = " C o m p a n y B a n k A c c o u n t N o "   E l e m e n t I d = " 3 0 1 4 0 2 0 4 " > - 
-             < T o o l t i p T e x t   l a n g = " e n - U S " > S p e c i f i e s   t h e   n u m b e r   u s e d   b y   t h e   b a n k   f o r   t h e   b a n k   a c c o u n t . < / T o o l t i p T e x t > - 
-         < / T o o l t i p > - 
-         < T o o l t i p   c o l u m n = " C o m p a n y I B A N "   E l e m e n t I d = " 9 0 6 5 4 9 1 8 2 " > - 
-             < T o o l t i p T e x t   l a n g = " e n - U S " > S p e c i f i e s   t h e   b a n k   a c c o u n t ' s   i n t e r n a t i o n a l   b a n k   a c c o u n t   n u m b e r . < / T o o l t i p T e x t > - 
-         < / T o o l t i p > - 
-         < T o o l t i p   c o l u m n = " C o m p a n y S W I F T "   E l e m e n t I d = " 6 6 8 2 5 0 2 4 5 " > - 
-             < T o o l t i p T e x t   l a n g = " e n - U S " > S p e c i f i e s   t h e   i n t e r n a t i o n a l   b a n k   i d e n t i f i e r   c o d e   ( S W I F T )   o f   t h e   b a n k   w h e r e   y o u   h a v e   t h e   a c c o u n t . < / T o o l t i p T e x t > - 
-         < / T o o l t i p > - 
-         < T o o l t i p   c o l u m n = " S e l l T o C o n t a c t P h o n e N o "   E l e m e n t I d = " 1 6 1 3 8 2 2 4 8 3 " > - 
-             < T o o l t i p T e x t   l a n g = " e n - U S " > S p e c i f i e s   t h e   c o n t a c t ' s   p h o n e   n u m b e r . < / T o o l t i p T e x t > - 
-         < / T o o l t i p > - 
-         < T o o l t i p   c o l u m n = " S e l l T o C o n t a c t M o b i l e P h o n e N o "   E l e m e n t I d = " 1 8 4 3 5 8 7 4 7 " > - 
-             < T o o l t i p T e x t   l a n g = " e n - U S " > S p e c i f i e s   t h e   c o n t a c t ' s   m o b i l e   t e l e p h o n e   n u m b e r . < / T o o l t i p T e x t > - 
-         < / T o o l t i p > - 
-         < T o o l t i p   c o l u m n = " S e l l T o C o n t a c t E m a i l "   E l e m e n t I d = " 2 6 2 8 2 4 5 6 4 " > - 
-             < T o o l t i p T e x t   l a n g = " e n - U S " > S p e c i f i e s   t h e   e m a i l   a d d r e s s   o f   t h e   c o n t a c t . < / T o o l t i p T e x t > - 
-         < / T o o l t i p > - 
-         < T o o l t i p   c o l u m n = " B i l l T o C o n t a c t P h o n e N o "   E l e m e n t I d = " 3 6 2 4 7 7 4 8 8 " > - 
-             < T o o l t i p T e x t   l a n g = " e n - U S " > S p e c i f i e s   t h e   c o n t a c t ' s   p h o n e   n u m b e r . < / T o o l t i p T e x t > - 
-         < / T o o l t i p > - 
-         < T o o l t i p   c o l u m n = " B i l l T o C o n t a c t M o b i l e P h o n e N o "   E l e m e n t I d = " 2 4 8 4 8 8 6 9 6 " > - 
-             < T o o l t i p T e x t   l a n g = " e n - U S " > S p e c i f i e s   t h e   c o n t a c t ' s   m o b i l e   t e l e p h o n e   n u m b e r . < / T o o l t i p T e x t > - 
-         < / T o o l t i p > - 
-         < T o o l t i p   c o l u m n = " B i l l T o C o n t a c t E m a i l "   E l e m e n t I d = " 3 3 5 8 2 7 8 9 5 " > - 
-             < T o o l t i p T e x t   l a n g = " e n - U S " > S p e c i f i e s   t h e   e m a i l   a d d r e s s   o f   t h e   c o n t a c t . < / T o o l t i p T e x t > - 
-         < / T o o l t i p > - 
-         < T o o l t i p   c o l u m n = " Y o u r R e f e r e n c e "   E l e m e n t I d = " 1 1 0 3 9 9 5 1 " > - 
-             < T o o l t i p T e x t   l a n g = " e n - U S " > S p e c i f i e s   t h e   c u s t o m e r ' s   r e f e r e n c e .   T h e   c o n t e n t   w i l l   b e   p r i n t e d   o n   s a l e s   d o c u m e n t s . < / T o o l t i p T e x t > - 
-         < / T o o l t i p > - 
-         < T o o l t i p   c o l u m n = " S h i p m e n t M e t h o d D e s c r i p t i o n "   E l e m e n t I d = " 2 0 5 9 4 0 3 2 6 0 " > - 
-             < T o o l t i p T e x t   l a n g = " e n - U S " > S p e c i f i e s   a   d e s c r i p t i o n   o f   t h e   s h i p m e n t   m e t h o d . < / T o o l t i p T e x t > - 
-         < / T o o l t i p > - 
-         < T o o l t i p   c o l u m n = " S h i p T o P h o n e N o "   E l e m e n t I d = " 3 6 9 7 0 2 2 5 5 " > - 
-             < T o o l t i p T e x t   l a n g = " e n - U S " > S p e c i f i e s   t h e   t e l e p h o n e   n u m b e r   o f   t h e   c o m p a n y ' s   s h i p p i n g   a d d r e s s . < / T o o l t i p T e x t > - 
-         < / T o o l t i p > - 
-         < T o o l t i p   c o l u m n = " P a y m e n t T e r m s D e s c r i p t i o n "   E l e m e n t I d = " 2 0 3 8 7 4 2 7 0 0 " > - 
-             < T o o l t i p T e x t   l a n g = " e n - U S " > S p e c i f i e s   a n   e x p l a n a t i o n   o f   t h e   p a y m e n t   t e r m s . < / T o o l t i p T e x t > - 
-         < / T o o l t i p > - 
-         < T o o l t i p   c o l u m n = " P a y m e n t M e t h o d D e s c r i p t i o n "   E l e m e n t I d = " 5 8 5 7 5 7 9 7 4 " > - 
-             < T o o l t i p T e x t   l a n g = " e n - U S " > S p e c i f i e s   a   t e x t   t h a t   d e s c r i b e s   t h e   p a y m e n t   m e t h o d . < / T o o l t i p T e x t > - 
-         < / T o o l t i p > - 
-         < T o o l t i p   c o l u m n = " B i l l t o C u s t u m e r N o "   E l e m e n t I d = " 2 8 0 4 7 3 0 5 8 " > - 
-             < T o o l t i p T e x t   l a n g = " e n - U S " > S p e c i f i e s   t h e   n u m b e r   o f   t h e   c u s t o m e r   t h a t   y o u   s e n d   o r   s e n t   t h e   i n v o i c e   o r   c r e d i t   m e m o   t o . < / T o o l t i p T e x t > - 
-         < / T o o l t i p > - 
-         < T o o l t i p   c o l u m n = " D o c u m e n t N o "   E l e m e n t I d = " 9 7 0 3 5 0 5 3 9 " > - 
-             < T o o l t i p T e x t   l a n g = " e n - U S " > S p e c i f i e s   a   u n i q u e   n u m b e r   t h a t   i d e n t i f i e s   t h e   s a l e s   d o c u m e n t .   T h e   n u m b e r   c a n   b e   g e n e r a t e d   a u t o m a t i c a l l y   f r o m   a   n u m b e r   s e r i e s ,   o r   y o u   c a n   n u m b e r   e a c h   o f   t h e m   m a n u a l l y . < / T o o l t i p T e x t > - 
-         < / T o o l t i p > - 
-         < T o o l t i p   c o l u m n = " Q u o t e N o "   E l e m e n t I d = " 1 5 2 1 5 3 3 0 4 6 " > - 
-             < T o o l t i p T e x t   l a n g = " e n - U S " > S p e c i f i e s   t h e   n u m b e r   o f   t h e   s a l e s   q u o t e   t h a t   t h e   s a l e s   o r d e r   w a s   c r e a t e d   f r o m .   Y o u   c a n   t r a c k   t h e   n u m b e r   t o   s a l e s   q u o t e   d o c u m e n t s   t h a t   y o u   h a v e   p r i n t e d ,   s a v e d ,   o r   e m a i l e d . < / T o o l t i p T e x t > - 
-         < / T o o l t i p > - 
-         < T o o l t i p   c o l u m n = " P r i c e s I n c l u d i n g V A T "   E l e m e n t I d = " 5 1 8 8 1 7 1 6 7 " > - 
-             < T o o l t i p T e x t   l a n g = " e n - U S " > S p e c i f i e s   i f   t h e   U n i t   P r i c e   a n d   L i n e   A m o u n t   f i e l d s   o n   d o c u m e n t   l i n e s   s h o u l d   b e   s h o w n   w i t h   o r   w i t h o u t   V A T . < / T o o l t i p T e x t > - 
-         < / T o o l t i p > - 
-         < T o o l t i p   c o l u m n = " S a l e s P e r s o n N a m e "   E l e m e n t I d = " 8 7 1 4 9 2 9 8 3 " > - 
-             < T o o l t i p T e x t   l a n g = " e n - U S " > S p e c i f i e s   t h e   n a m e   o f   t h e   s a l e s p e r s o n   o r   p u r c h a s e r . < / T o o l t i p T e x t > - 
-         < / T o o l t i p > - 
-         < T o o l t i p   c o l u m n = " S e l l t o C u s t o m e r N o "   E l e m e n t I d = " 2 0 5 0 6 4 7 3 4 9 " > - 
-             < T o o l t i p T e x t   l a n g = " e n - U S " > S p e c i f i e s   t h e   n u m b e r   o f   t h e   c u s t o m e r   t h a t   y o u ' r e   s e l l i n g   t o .   B y   d e f a u l t ,   t h e   s a m e   c u s t o m e r   i s   s u g g e s t e d   a s   t h e   s h i p - t o   c u s t o m e r .   I f   n e e d e d ,   y o u   c a n   s p e c i f y   a   d i f f e r e n t   s h i p - t o   c u s t o m e r   o n   t h e   d o c u m e n t . < / T o o l t i p T e x t > - 
-         < / T o o l t i p > - 
-         < T o o l t i p   c o l u m n = " S e l l T o P h o n e N o "   E l e m e n t I d = " 7 5 1 9 3 1 8 4 3 " > - 
-             < T o o l t i p T e x t   l a n g = " e n - U S " > S p e c i f i e s   t h e   t e l e p h o n e   n u m b e r   o f   t h e   c o n t a c t   p e r s o n   t h a t   t h e   s a l e s   d o c u m e n t   w i l l   b e   s e n t   t o . < / T o o l t i p T e x t > - 
-         < / T o o l t i p > - 
-         < T o o l t i p   c o l u m n = " E x t D o c N o _ S a l e s H e a d e r "   E l e m e n t I d = " 8 3 2 4 5 0 5 2 3 " > - 
-             < T o o l t i p T e x t   l a n g = " e n - U S " > S p e c i f i e s   a   d o c u m e n t   n u m b e r   t h a t   r e f e r s   t o   t h e   c u s t o m e r ' s   o r   v e n d o r ' s   n u m b e r i n g   s y s t e m . < / T o o l t i p T e x t > - 
-         < / T o o l t i p > - 
-         < T o o l t i p   c o l u m n = " L i n e N o _ L i n e "   E l e m e n t I d = " 6 9 8 9 8 5 9 7 9 " > - 
-             < T o o l t i p T e x t   l a n g = " e n - U S " > S p e c i f i e s   t h e   l i n e   n u m b e r . < / T o o l t i p T e x t > - 
-         < / T o o l t i p > - 
-         < T o o l t i p   c o l u m n = " A m o u n t E x c l u d i n g V A T _ L i n e "   E l e m e n t I d = " 1 0 6 2 4 6 0 0 4 0 " > - 
-             < T o o l t i p T e x t   l a n g = " e n - U S " > S p e c i f i e s   t h e   s u m   o f   a m o u n t s   i n   t h e   L i n e   A m o u n t   f i e l d   o n   t h e   s a l e s   r e t u r n   o r d e r   l i n e s . < / T o o l t i p T e x t > - 
-         < / T o o l t i p > - 
-         < T o o l t i p   c o l u m n = " D e s c r i p t i o n _ L i n e "   E l e m e n t I d = " 1 4 0 6 8 2 2 3 1 0 " > - 
-             < T o o l t i p T e x t   l a n g = " e n - U S " > S p e c i f i e s   a   d e s c r i p t i o n   o f   t h e   e n t r y   o f   t h e   p r o d u c t   t o   b e   s o l d .   T o   a d d   a   n o n - t r a n s a c t i o n a l   t e x t   l i n e ,   f i l l   i n   t h e   D e s c r i p t i o n   f i e l d   o n l y . < / T o o l t i p T e x t > - 
-         < / T o o l t i p > - 
-         < T o o l t i p   c o l u m n = " L i n e D i s c o u n t P e r c e n t _ L i n e "   E l e m e n t I d = " 9 0 7 8 2 7 4 3 6 " > - 
-             < T o o l t i p T e x t   l a n g = " e n - U S " > S p e c i f i e s   t h e   d i s c o u n t   p e r c e n t a g e   t h a t   i s   g r a n t e d   f o r   t h e   i t e m   o n   t h e   l i n e . < / T o o l t i p T e x t > - 
-         < / T o o l t i p > - 
-         < T o o l t i p   c o l u m n = " I t e m N o _ L i n e "   E l e m e n t I d = " 1 9 1 0 2 9 6 2 8 8 " > - 
-             < T o o l t i p T e x t   l a n g = " e n - U S " > S p e c i f i e s   t h e   n u m b e r   o f   t h e   i n v o l v e d   e n t r y   o r   r e c o r d ,   a c c o r d i n g   t o   t h e   s p e c i f i e d   n u m b e r   s e r i e s . < / T o o l t i p T e x t > - 
-         < / T o o l t i p > - 
-         < T o o l t i p   c o l u m n = " U n i t O f M e a s u r e "   E l e m e n t I d = " 1 8 0 8 2 2 8 0 1 8 " > - 
-             < T o o l t i p T e x t   l a n g = " e n - U S " > S p e c i f i e s   t h e   u n i t   o f   m e a s u r e   f o r   t h e   i t e m   o r   r e s o u r c e   o n   t h e   s a l e s   l i n e . < / T o o l t i p T e x t > - 
-         < / T o o l t i p > - 
-         < T o o l t i p   c o l u m n = " I t e m R e f e r e n c e N o "   E l e m e n t I d = " 4 7 4 0 7 7 5 6 6 " > - 
-             < T o o l t i p T e x t   l a n g = " e n - U S " > S p e c i f i e s   t h e   r e f e r e n c e d   i t e m   n u m b e r . < / T o o l t i p T e x t > - 
-         < / T o o l t i p > - 
-         < T o o l t i p   c o l u m n = " L i n e N o _ A s s e m b l y L i n e "   E l e m e n t I d = " 6 4 0 5 8 3 8 9 1 " > - 
-             < T o o l t i p T e x t   l a n g = " e n - U S " > S p e c i f i e s   t h e   n u m b e r   o f   t h e   i n v o l v e d   e n t r y   o r   r e c o r d ,   a c c o r d i n g   t o   t h e   s p e c i f i e d   n u m b e r   s e r i e s . < / T o o l t i p T e x t > - 
-         < / T o o l t i p > - 
-         < T o o l t i p   c o l u m n = " D e s c r i p t i o n _ A s s e m b l y L i n e "   E l e m e n t I d = " 2 8 0 7 4 3 7 9 6 " > - 
-             < T o o l t i p T e x t   l a n g = " e n - U S " > S p e c i f i e s   t h e   d e s c r i p t i o n   o f   t h e   a s s e m b l y   c o m p o n e n t . < / T o o l t i p T e x t > - 
-         < / T o o l t i p > - 
-         < T o o l t i p   c o l u m n = " Q u a n t i t y _ A s s e m b l y L i n e "   E l e m e n t I d = " 1 9 5 7 6 4 8 2 3 1 " > - 
-             < T o o l t i p T e x t   l a n g = " e n - U S " > S p e c i f i e s   h o w   m a n y   u n i t s   o f   t h e   a s s e m b l y   c o m p o n e n t   a r e   e x p e c t e d   t o   b e   c o n s u m e d . < / T o o l t i p T e x t > - 
-         < / T o o l t i p > - 
-         < T o o l t i p   c o l u m n = " V a r i a n t C o d e _ A s s e m b l y L i n e "   E l e m e n t I d = " 1 8 6 9 4 0 7 6 7 2 " > - 
-             < T o o l t i p T e x t   l a n g = " e n - U S " > S p e c i f i e s   t h e   v a r i a n t   o f   t h e   i t e m   o n   t h e   l i n e . < / T o o l t i p T e x t > - 
-         < / T o o l t i p > - 
-         < T o o l t i p   c o l u m n = " I n v o i c e D i s c o u n t A m o u n t _ V A T A m o u n t L i n e "   E l e m e n t I d = " 8 2 4 7 3 0 1 4 1 " > - 
-             < T o o l t i p T e x t   l a n g = " e n - U S " > S p e c i f i e s   t h e   i n v o i c e   d i s c o u n t   a m o u n t   f o r   a   s p e c i f i c   V A T   i d e n t i f i e r . < / T o o l t i p T e x t > - 
-         < / T o o l t i p > - 
-         < T o o l t i p   c o l u m n = " I n v o i c e D i s c o u n t B a s e A m o u n t _ V A T A m o u n t L i n e "   E l e m e n t I d = " 2 0 4 0 3 3 2 2 6 6 " > - 
-             < T o o l t i p T e x t   l a n g = " e n - U S " > S p e c i f i e s   t h e   i n v o i c e   d i s c o u n t   b a s e   a m o u n t . < / T o o l t i p T e x t > - 
-         < / T o o l t i p > - 
-         < T o o l t i p   c o l u m n = " L i n e A m o u n t _ V a t A m o u n t L i n e "   E l e m e n t I d = " 2 1 4 6 5 4 0 1 " > - 
-             < T o o l t i p T e x t   l a n g = " e n - U S " > S p e c i f i e s   t h e   t o t a l   a m o u n t   f o r   s a l e s   o r   p u r c h a s e   l i n e s   w i t h   a   s p e c i f i c   V A T   i d e n t i f i e r . < / T o o l t i p T e x t > - 
-         < / T o o l t i p > - 
-         < T o o l t i p   c o l u m n = " V A T A m o u n t _ V a t A m o u n t L i n e "   E l e m e n t I d = " 1 8 9 1 8 2 0 6 2 0 " > - 
-             < T o o l t i p T e x t   l a n g = " e n - U S " > S p e c i f i e s   t h e   a m o u n t   o f   V A T   t h a t   i s   i n c l u d e d   i n   t h e   t o t a l   a m o u n t . < / T o o l t i p T e x t > - 
-         < / T o o l t i p > - 
-         < T o o l t i p   c o l u m n = " V A T B a s e _ V a t A m o u n t L i n e "   E l e m e n t I d = " 1 4 5 8 9 3 7 8 1 9 " > - 
-             < T o o l t i p T e x t   l a n g = " e n - U S " > S p e c i f i e s   t h e   t o t a l   n e t   a m o u n t   ( a m o u n t   e x c l u d i n g   V A T )   f o r   s a l e s   o r   p u r c h a s e   l i n e s   w i t h   a   s p e c i f i c   V A T   I d e n t i f i e r . < / T o o l t i p T e x t > - 
-         < / T o o l t i p > - 
-         < T o o l t i p   c o l u m n = " V A T I d e n t i f i e r _ V a t A m o u n t L i n e "   E l e m e n t I d = " 1 1 4 2 0 7 0 0 3 5 " > - 
-             < T o o l t i p T e x t   l a n g = " e n - U S " > S p e c i f i e s   t h e   V A T   I d e n t i f i e r   v a l u e . < / T o o l t i p T e x t > - 
-         < / T o o l t i p > - 
-         < T o o l t i p   c o l u m n = " V A T P c t _ V a t A m o u n t L i n e "   E l e m e n t I d = " 1 4 5 3 5 4 2 7 7 7 " > - 
-             < T o o l t i p T e x t   l a n g = " e n - U S " > S p e c i f i e s   t h e   V A T   %   t h a t   w a s   u s e d   o n   t h e   s a l e s   o r   p u r c h a s e   l i n e s   w i t h   t h i s   V A T   I d e n t i f i e r . < / T o o l t i p T e x t > - 
-         < / T o o l t i p > - 
-         < T o o l t i p   c o l u m n = " V A T I d e n t i f i e r _ V A T C l a u s e L i n e "   E l e m e n t I d = " 1 4 6 4 4 7 2 4 7 8 " > - 
-             < T o o l t i p T e x t   l a n g = " e n - U S " > S p e c i f i e s   t h e   V A T   I d e n t i f i e r   v a l u e . < / T o o l t i p T e x t > - 
-         < / T o o l t i p > - 
-         < T o o l t i p   c o l u m n = " C o d e _ V A T C l a u s e L i n e "   E l e m e n t I d = " 1 8 2 4 5 8 9 8 4 7 " > - 
-             < T o o l t i p T e x t   l a n g = " e n - U S " > S p e c i f i e s   t h e   c o d e   f o r   a   V A T   c l a u s e ,   w h i c h   i s   u s e d   t o   p r o v i d e   a   V A T   d e s c r i p t i o n   a s s o c i a t e d   w i t h   a   s a l e s   l i n e   o n   a   s a l e s   i n v o i c e ,   c r e d i t   m e m o ,   o r   o t h e r   s a l e s   d o c u m e n t . < / T o o l t i p T e x t > - 
-         < / T o o l t i p > - 
-         < T o o l t i p   c o l u m n = " D e s c r i p t i o n 2 _ V A T C l a u s e L i n e "   E l e m e n t I d = " 1 3 7 9 6 6 7 4 7 0 " > - 
-             < T o o l t i p T e x t   l a n g = " e n - U S " > S p e c i f i e s   a n   a d d i t i o n a l   d e s c r i p t i o n   o f   a   V A T   c l a u s e . < / T o o l t i p T e x t > - 
-         < / T o o l t i p > - 
-         < T o o l t i p   c o l u m n = " V A T A m o u n t _ V A T C l a u s e L i n e "   E l e m e n t I d = " 2 2 2 4 6 9 0 5 9 " > - 
-             < T o o l t i p T e x t   l a n g = " e n - U S " > S p e c i f i e s   t h e   a m o u n t   o f   V A T   t h a t   i s   i n c l u d e d   i n   t h e   t o t a l   a m o u n t . < / T o o l t i p T e x t > - 
-         < / T o o l t i p > - 
-     < / T o o l t i p s > - 
-     < H e a d e r   E l e m e n t T y p e = " D a t a I t e m "   E l e m e n t I d = " 1 2 4 0 3 7 3 8 8 6 " > - 
-         < B i l l T o C o n t a c t E m a i l   E l e m e n t T y p e = " C o l u m n "   E l e m e n t I d = " 3 3 5 8 2 7 8 9 5 "   D a t a T y p e = " T e x t " > B i l l T o C o n t a c t E m a i l < / B i l l T o C o n t a c t E m a i l > - 
-         < B i l l T o C o n t a c t E m a i l L b l   E l e m e n t T y p e = " C o l u m n "   E l e m e n t I d = " 2 9 6 4 7 8 3 6 5 "   D a t a T y p e = " L a b e l " > B i l l T o C o n t a c t E m a i l L b l < / B i l l T o C o n t a c t E m a i l L b l > - 
-         < B i l l T o C o n t a c t M o b i l e P h o n e N o   E l e m e n t T y p e = " C o l u m n "   E l e m e n t I d = " 2 4 8 4 8 8 6 9 6 "   D a t a T y p e = " T e x t " > B i l l T o C o n t a c t M o b i l e P h o n e N o < / B i l l T o C o n t a c t M o b i l e P h o n e N o > - 
-         < B i l l T o C o n t a c t M o b i l e P h o n e N o L b l   E l e m e n t T y p e = " C o l u m n "   E l e m e n t I d = " 2 7 6 3 1 1 3 3 8 "   D a t a T y p e = " L a b e l " > B i l l T o C o n t a c t M o b i l e P h o n e N o L b l < / B i l l T o C o n t a c t M o b i l e P h o n e N o L b l > - 
-         < B i l l T o C o n t a c t P h o n e N o   E l e m e n t T y p e = " C o l u m n "   E l e m e n t I d = " 3 6 2 4 7 7 4 8 8 "   D a t a T y p e = " T e x t " > B i l l T o C o n t a c t P h o n e N o < / B i l l T o C o n t a c t P h o n e N o > - 
-         < B i l l T o C o n t a c t P h o n e N o L b l   E l e m e n t T y p e = " C o l u m n "   E l e m e n t I d = " 2 1 2 3 3 4 5 9 6 6 "   D a t a T y p e = " L a b e l " > B i l l T o C o n t a c t P h o n e N o L b l < / B i l l T o C o n t a c t P h o n e N o L b l > - 
-         < B i l l t o C u s t o m e r N o _ L b l   E l e m e n t T y p e = " C o l u m n "   E l e m e n t I d = " 3 6 9 3 0 7 8 1 3 "   D a t a T y p e = " S t r i n g " > B i l l t o C u s t o m e r N o _ L b l < / B i l l t o C u s t o m e r N o _ L b l > - 
-         < B i l l t o C u s t u m e r N o   E l e m e n t T y p e = " C o l u m n "   E l e m e n t I d = " 2 8 0 4 7 3 0 5 8 "   D a t a T y p e = " C o d e " > B i l l t o C u s t u m e r N o < / B i l l t o C u s t u m e r N o > - 
-         < C o m p a n y A d d r e s s 1   E l e m e n t T y p e = " C o l u m n "   E l e m e n t I d = " 1 8 8 4 1 6 4 3 2 3 "   D a t a T y p e = " T e x t " > C o m p a n y A d d r e s s 1 < / C o m p a n y A d d r e s s 1 > - 
-         < C o m p a n y A d d r e s s 2   E l e m e n t T y p e = " C o l u m n "   E l e m e n t I d = " 1 2 4 6 4 6 7 7 0 6 "   D a t a T y p e = " T e x t " > C o m p a n y A d d r e s s 2 < / C o m p a n y A d d r e s s 2 > - 
-         < C o m p a n y A d d r e s s 3   E l e m e n t T y p e = " C o l u m n "   E l e m e n t I d = " 6 0 8 7 7 1 0 8 9 "   D a t a T y p e = " T e x t " > C o m p a n y A d d r e s s 3 < / C o m p a n y A d d r e s s 3 > - 
-         < C o m p a n y A d d r e s s 4   E l e m e n t T y p e = " C o l u m n "   E l e m e n t I d = " 7 7 7 6 8 0 1 1 2 "   D a t a T y p e = " T e x t " > C o m p a n y A d d r e s s 4 < / C o m p a n y A d d r e s s 4 > - 
-         < C o m p a n y A d d r e s s 5   E l e m e n t T y p e = " C o l u m n "   E l e m e n t I d = " 1 3 9 9 8 3 4 9 5 "   D a t a T y p e = " T e x t " > C o m p a n y A d d r e s s 5 < / C o m p a n y A d d r e s s 5 > - 
-         < C o m p a n y A d d r e s s 6   E l e m e n t T y p e = " C o l u m n "   E l e m e n t I d = " 4 9 7 7 1 3 1 2 2 "   D a t a T y p e = " T e x t " > C o m p a n y A d d r e s s 6 < / C o m p a n y A d d r e s s 6 > - 
-         < C o m p a n y A d d r e s s 7   E l e m e n t T y p e = " C o l u m n "   E l e m e n t I d = " 1 1 3 5 4 0 9 7 3 9 "   D a t a T y p e = " T e x t " > C o m p a n y A d d r e s s 7 < / C o m p a n y A d d r e s s 7 > - 
-         < C o m p a n y A d d r e s s 8   E l e m e n t T y p e = " C o l u m n "   E l e m e n t I d = " 1 7 1 5 2 5 5 3 0 0 "   D a t a T y p e = " T e x t " > C o m p a n y A d d r e s s 8 < / C o m p a n y A d d r e s s 8 > - 
-         < C o m p a n y B a n k A c c o u n t N o   E l e m e n t T y p e = " C o l u m n "   E l e m e n t I d = " 3 0 1 4 0 2 0 4 "   D a t a T y p e = " T e x t " > C o m p a n y B a n k A c c o u n t N o < / C o m p a n y B a n k A c c o u n t N o > - 
-         < C o m p a n y B a n k A c c o u n t N o _ L b l   E l e m e n t T y p e = " C o l u m n "   E l e m e n t I d = " 1 0 9 7 7 4 3 3 4 5 "   D a t a T y p e = " L a b e l " > C o m p a n y B a n k A c c o u n t N o _ L b l < / C o m p a n y B a n k A c c o u n t N o _ L b l > - 
-         < C o m p a n y B a n k B r a n c h N o   E l e m e n t T y p e = " C o l u m n "   E l e m e n t I d = " 7 9 3 1 3 3 0 5 7 "   D a t a T y p e = " T e x t " > C o m p a n y B a n k B r a n c h N o < / C o m p a n y B a n k B r a n c h N o > - 
-         < C o m p a n y B a n k B r a n c h N o _ L b l   E l e m e n t T y p e = " C o l u m n "   E l e m e n t I d = " 3 2 7 9 0 6 6 9 2 "   D a t a T y p e = " S t r i n g " > C o m p a n y B a n k B r a n c h N o _ L b l < / C o m p a n y B a n k B r a n c h N o _ L b l > - 
-         < C o m p a n y B a n k N a m e   E l e m e n t T y p e = " C o l u m n "   E l e m e n t I d = " 1 5 3 4 9 0 5 6 0 5 "   D a t a T y p e = " T e x t " > C o m p a n y B a n k N a m e < / C o m p a n y B a n k N a m e > - 
-         < C o m p a n y B a n k N a m e _ L b l   E l e m e n t T y p e = " C o l u m n "   E l e m e n t I d = " 1 2 0 4 3 0 7 0 1 4 "   D a t a T y p e = " L a b e l " > C o m p a n y B a n k N a m e _ L b l < / C o m p a n y B a n k N a m e _ L b l > - 
-         < C o m p a n y C u s t o m G i r o   E l e m e n t T y p e = " C o l u m n "   E l e m e n t I d = " 1 6 7 0 4 7 5 7 9 8 "   D a t a T y p e = " T e x t " > C o m p a n y C u s t o m G i r o < / C o m p a n y C u s t o m G i r o > - 
-         < C o m p a n y C u s t o m G i r o _ L b l   E l e m e n t T y p e = " C o l u m n "   E l e m e n t I d = " 8 9 1 4 3 9 6 2 5 "   D a t a T y p e = " T e x t " > C o m p a n y C u s t o m G i r o _ L b l < / C o m p a n y C u s t o m G i r o _ L b l > - 
-         < C o m p a n y E M a i l   E l e m e n t T y p e = " C o l u m n "   E l e m e n t I d = " 1 6 7 7 0 7 4 0 5 8 "   D a t a T y p e = " T e x t " > C o m p a n y E M a i l < / C o m p a n y E M a i l > - 
-         < C o m p a n y G i r o N o   E l e m e n t T y p e = " C o l u m n "   E l e m e n t I d = " 1 3 6 0 1 9 6 3 2 0 "   D a t a T y p e = " T e x t " > C o m p a n y G i r o N o < / C o m p a n y G i r o N o > - 
-         < C o m p a n y G i r o N o _ L b l   E l e m e n t T y p e = " C o l u m n "   E l e m e n t I d = " 8 6 1 6 0 2 1 1 5 "   D a t a T y p e = " L a b e l " > C o m p a n y G i r o N o _ L b l < / C o m p a n y G i r o N o _ L b l > - 
-         < C o m p a n y H o m e P a g e   E l e m e n t T y p e = " C o l u m n "   E l e m e n t I d = " 1 9 8 9 1 8 8 7 0 "   D a t a T y p e = " T e x t " > C o m p a n y H o m e P a g e < / C o m p a n y H o m e P a g e > - 
-         < C o m p a n y I B A N   E l e m e n t T y p e = " C o l u m n "   E l e m e n t I d = " 9 0 6 5 4 9 1 8 2 "   D a t a T y p e = " C o d e " > C o m p a n y I B A N < / C o m p a n y I B A N > - 
-         < C o m p a n y I B A N _ L b l   E l e m e n t T y p e = " C o l u m n "   E l e m e n t I d = " 1 2 6 7 9 5 2 2 2 7 "   D a t a T y p e = " S t r i n g " > C o m p a n y I B A N _ L b l < / C o m p a n y I B A N _ L b l > - 
-         < C o m p a n y L e g a l O f f i c e   E l e m e n t T y p e = " C o l u m n "   E l e m e n t I d = " 7 1 4 2 5 8 1 1 1 "   D a t a T y p e = " T e x t " > C o m p a n y L e g a l O f f i c e < / C o m p a n y L e g a l O f f i c e > - 
-         < C o m p a n y L e g a l O f f i c e _ L b l   E l e m e n t T y p e = " C o l u m n "   E l e m e n t I d = " 1 5 3 3 1 7 5 1 0 8 "   D a t a T y p e = " T e x t " > C o m p a n y L e g a l O f f i c e _ L b l < / C o m p a n y L e g a l O f f i c e _ L b l > - 
-         < C o m p a n y L e g a l S t a t e m e n t   E l e m e n t T y p e = " C o l u m n "   E l e m e n t I d = " 4 4 8 3 5 8 8 7 6 "   D a t a T y p e = " T e x t " > C o m p a n y L e g a l S t a t e m e n t < / C o m p a n y L e g a l S t a t e m e n t > - 
-         < C o m p a n y L o g o P o s i t i o n   E l e m e n t T y p e = " C o l u m n "   E l e m e n t I d = " 1 4 2 5 2 6 6 6 8 8 "   D a t a T y p e = " I n t e g e r " > C o m p a n y L o g o P o s i t i o n < / C o m p a n y L o g o P o s i t i o n > - 
-         < C o m p a n y P h o n e N o   E l e m e n t T y p e = " C o l u m n "   E l e m e n t I d = " 2 5 0 4 4 0 6 5 5 "   D a t a T y p e = " T e x t " > C o m p a n y P h o n e N o < / C o m p a n y P h o n e N o > - 
-         < C o m p a n y P h o n e N o _ L b l   E l e m e n t T y p e = " C o l u m n "   E l e m e n t I d = " 5 5 8 5 9 3 5 8 6 "   D a t a T y p e = " L a b e l " > C o m p a n y P h o n e N o _ L b l < / C o m p a n y P h o n e N o _ L b l > - 
-         < C o m p a n y P i c t u r e   E l e m e n t T y p e = " C o l u m n "   E l e m e n t I d = " 1 3 9 7 4 1 1 0 7 4 "   D a t a T y p e = " B l o b "   / > - 
-         < C o m p a n y R e g i s t r a t i o n N u m b e r   E l e m e n t T y p e = " C o l u m n "   E l e m e n t I d = " 2 0 2 3 6 3 9 4 2 4 "   D a t a T y p e = " T e x t " > C o m p a n y R e g i s t r a t i o n N u m b e r < / C o m p a n y R e g i s t r a t i o n N u m b e r > - 
-         < C o m p a n y R e g i s t r a t i o n N u m b e r _ L b l   E l e m e n t T y p e = " C o l u m n "   E l e m e n t I d = " 1 8 3 3 1 0 6 6 5 3 "   D a t a T y p e = " T e x t " > C o m p a n y R e g i s t r a t i o n N u m b e r _ L b l < / C o m p a n y R e g i s t r a t i o n N u m b e r _ L b l > - 
-         < C o m p a n y S W I F T   E l e m e n t T y p e = " C o l u m n "   E l e m e n t I d = " 6 6 8 2 5 0 2 4 5 "   D a t a T y p e = " C o d e " > C o m p a n y S W I F T < / C o m p a n y S W I F T > - 
-         < C o m p a n y S W I F T _ L b l   E l e m e n t T y p e = " C o l u m n "   E l e m e n t I d = " 2 0 2 9 5 9 7 3 8 4 "   D a t a T y p e = " S t r i n g " > C o m p a n y S W I F T _ L b l < / C o m p a n y S W I F T _ L b l > - 
-         < C o m p a n y V A T R e g i s t r a t i o n N o   E l e m e n t T y p e = " C o l u m n "   E l e m e n t I d = " 1 9 1 4 0 1 3 6 4 9 "   D a t a T y p e = " T e x t " > C o m p a n y V A T R e g i s t r a t i o n N o < / C o m p a n y V A T R e g i s t r a t i o n N o > - 
-         < C o m p a n y V A T R e g i s t r a t i o n N o _ L b l   E l e m e n t T y p e = " C o l u m n "   E l e m e n t I d = " 9 2 4 5 0 3 1 2 4 "   D a t a T y p e = " T e x t " > C o m p a n y V A T R e g i s t r a t i o n N o _ L b l < / C o m p a n y V A T R e g i s t r a t i o n N o _ L b l > - 
-         < C o m p a n y V A T R e g N o   E l e m e n t T y p e = " C o l u m n "   E l e m e n t I d = " 1 7 1 4 3 1 9 3 6 "   D a t a T y p e = " T e x t " > C o m p a n y V A T R e g N o < / C o m p a n y V A T R e g N o > - 
-         < C o m p a n y V A T R e g N o _ L b l   E l e m e n t T y p e = " C o l u m n "   E l e m e n t I d = " 7 7 3 2 0 1 5 0 1 "   D a t a T y p e = " T e x t " > C o m p a n y V A T R e g N o _ L b l < / C o m p a n y V A T R e g N o _ L b l > - 
-         < C o p y _ L b l   E l e m e n t T y p e = " C o l u m n "   E l e m e n t I d = " 6 0 4 7 8 2 7 8 1 "   D a t a T y p e = " L a b e l " > C o p y _ L b l < / C o p y _ L b l > - 
-         < C u s t o m e r A d d r e s s 1   E l e m e n t T y p e = " C o l u m n "   E l e m e n t I d = " 1 8 0 1 9 6 6 4 5 4 "   D a t a T y p e = " T e x t " > C u s t o m e r A d d r e s s 1 < / C u s t o m e r A d d r e s s 1 > - 
-         < C u s t o m e r A d d r e s s 2   E l e m e n t T y p e = " C o l u m n "   E l e m e n t I d = " 1 1 6 4 2 6 9 8 3 7 "   D a t a T y p e = " T e x t " > C u s t o m e r A d d r e s s 2 < / C u s t o m e r A d d r e s s 2 > - 
-         < C u s t o m e r A d d r e s s 3   E l e m e n t T y p e = " C o l u m n "   E l e m e n t I d = " 5 2 6 5 7 3 2 2 0 "   D a t a T y p e = " T e x t " > C u s t o m e r A d d r e s s 3 < / C u s t o m e r A d d r e s s 3 > - 
-         < C u s t o m e r A d d r e s s 4   E l e m e n t T y p e = " C o l u m n "   E l e m e n t I d = " 1 1 1 1 2 3 3 9 7 "   D a t a T y p e = " T e x t " > C u s t o m e r A d d r e s s 4 < / C u s t o m e r A d d r e s s 4 > - 
-         < C u s t o m e r A d d r e s s 5   E l e m e n t T y p e = " C o l u m n "   E l e m e n t I d = " 7 4 8 8 2 0 0 1 4 "   D a t a T y p e = " T e x t " > C u s t o m e r A d d r e s s 5 < / C u s t o m e r A d d r e s s 5 > - 
-         < C u s t o m e r A d d r e s s 6   E l e m e n t T y p e = " C o l u m n "   E l e m e n t I d = " 1 3 8 6 5 1 6 6 3 1 "   D a t a T y p e = " T e x t " > C u s t o m e r A d d r e s s 6 < / C u s t o m e r A d d r e s s 6 > - 
-         < C u s t o m e r A d d r e s s 7   E l e m e n t T y p e = " C o l u m n "   E l e m e n t I d = " 2 0 2 4 2 1 3 2 4 8 "   D a t a T y p e = " T e x t " > C u s t o m e r A d d r e s s 7 < / C u s t o m e r A d d r e s s 7 > - 
-         < C u s t o m e r A d d r e s s 8   E l e m e n t T y p e = " C o l u m n "   E l e m e n t I d = " 1 0 4 8 6 9 8 5 8 5 "   D a t a T y p e = " T e x t " > C u s t o m e r A d d r e s s 8 < / C u s t o m e r A d d r e s s 8 > - 
-         < C u s t o m e r P o s t a l B a r C o d e   E l e m e n t T y p e = " C o l u m n "   E l e m e n t I d = " 3 9 8 5 8 0 6 8 8 "   D a t a T y p e = " T e x t " > C u s t o m e r P o s t a l B a r C o d e < / C u s t o m e r P o s t a l B a r C o d e > - 
-         < D o c u m e n t C o p y T e x t   E l e m e n t T y p e = " C o l u m n "   E l e m e n t I d = " 1 8 2 4 9 4 6 0 4 6 "   D a t a T y p e = " S t r i n g " > D o c u m e n t C o p y T e x t < / D o c u m e n t C o p y T e x t > - 
-         < D o c u m e n t D a t e   E l e m e n t T y p e = " C o l u m n "   E l e m e n t I d = " 5 5 2 8 7 1 9 1 4 "   D a t a T y p e = " S t r i n g " > D o c u m e n t D a t e < / D o c u m e n t D a t e > - 
-         < D o c u m e n t D a t e _ L b l   E l e m e n t T y p e = " C o l u m n "   E l e m e n t I d = " 1 0 2 6 4 9 4 8 3 "   D a t a T y p e = " S t r i n g " > D o c u m e n t D a t e _ L b l < / D o c u m e n t D a t e _ L b l > - 
-         < D o c u m e n t N o   E l e m e n t T y p e = " C o l u m n "   E l e m e n t I d = " 9 7 0 3 5 0 5 3 9 "   D a t a T y p e = " C o d e " > D o c u m e n t N o < / D o c u m e n t N o > - 
-         < D o c u m e n t N o _ L b l   E l e m e n t T y p e = " C o l u m n "   E l e m e n t I d = " 7 8 9 7 9 5 9 7 8 "   D a t a T y p e = " L a b e l " > D o c u m e n t N o _ L b l < / D o c u m e n t N o _ L b l > - 
-         < D u e D a t e   E l e m e n t T y p e = " C o l u m n "   E l e m e n t I d = " 7 4 5 1 7 0 2 0 3 "   D a t a T y p e = " S t r i n g " > D u e D a t e < / D u e D a t e > - 
-         < D u e D a t e _ L b l   E l e m e n t T y p e = " C o l u m n "   E l e m e n t I d = " 1 6 4 8 2 8 4 6 4 8 "   D a t a T y p e = " S t r i n g " > D u e D a t e _ L b l < / D u e D a t e _ L b l > - 
-         < E M a i l _ L b l   E l e m e n t T y p e = " C o l u m n "   E l e m e n t I d = " 1 4 3 8 8 6 8 0 1 2 "   D a t a T y p e = " L a b e l " > E M a i l _ L b l < / E M a i l _ L b l > - 
-         < E x c h a n g e R a t e A s T e x t   E l e m e n t T y p e = " C o l u m n "   E l e m e n t I d = " 5 9 2 9 5 5 8 4 5 "   D a t a T y p e = " T e x t " > E x c h a n g e R a t e A s T e x t < / E x c h a n g e R a t e A s T e x t > - 
-         < E x t D o c N o _ S a l e s H e a d e r   E l e m e n t T y p e = " C o l u m n "   E l e m e n t I d = " 8 3 2 4 5 0 5 2 3 "   D a t a T y p e = " C o d e " > E x t D o c N o _ S a l e s H e a d e r < / E x t D o c N o _ S a l e s H e a d e r > - 
-         < E x t D o c N o _ S a l e s H e a d e r _ L b l   E l e m e n t T y p e = " C o l u m n "   E l e m e n t I d = " 3 9 6 6 6 7 4 8 0 "   D a t a T y p e = " S t r i n g " > E x t D o c N o _ S a l e s H e a d e r _ L b l < / E x t D o c N o _ S a l e s H e a d e r _ L b l > - 
-         < H o m e P a g e _ L b l   E l e m e n t T y p e = " C o l u m n "   E l e m e n t I d = " 1 4 3 3 5 9 2 3 0 0 "   D a t a T y p e = " L a b e l " > H o m e P a g e _ L b l < / H o m e P a g e _ L b l > - 
-         < I n v o i c e D i s c o u n t A m o u n t _ L b l   E l e m e n t T y p e = " C o l u m n "   E l e m e n t I d = " 1 5 9 3 0 1 2 7 3 6 "   D a t a T y p e = " L a b e l " > I n v o i c e D i s c o u n t A m o u n t _ L b l < / I n v o i c e D i s c o u n t A m o u n t _ L b l > - 
-         < I n v o i c e D i s c o u n t B a s e A m o u n t _ L b l   E l e m e n t T y p e = " C o l u m n "   E l e m e n t I d = " 2 0 2 9 2 6 6 8 7 5 "   D a t a T y p e = " L a b e l " > I n v o i c e D i s c o u n t B a s e A m o u n t _ L b l < / I n v o i c e D i s c o u n t B a s e A m o u n t _ L b l > - 
-         < I n v o i c e _ L b l   E l e m e n t T y p e = " C o l u m n "   E l e m e n t I d = " 1 6 2 3 2 0 4 6 6 5 "   D a t a T y p e = " L a b e l " > I n v o i c e _ L b l < / I n v o i c e _ L b l > - 
-         < L e g a l E n t i t y T y p e   E l e m e n t T y p e = " C o l u m n "   E l e m e n t I d = " 2 0 5 1 8 7 3 5 6 3 "   D a t a T y p e = " T e x t " > L e g a l E n t i t y T y p e < / L e g a l E n t i t y T y p e > - 
-         < L e g a l E n t i t y T y p e _ L b l   E l e m e n t T y p e = " C o l u m n "   E l e m e n t I d = " 2 0 8 0 2 2 4 7 9 2 "   D a t a T y p e = " T e x t " > L e g a l E n t i t y T y p e _ L b l < / L e g a l E n t i t y T y p e _ L b l > - 
-         < L i n e A m o u n t A f t e r I n v o i c e D i s c o u n t _ L b l   E l e m e n t T y p e = " C o l u m n "   E l e m e n t I d = " 6 7 3 7 2 1 0 9 4 "   D a t a T y p e = " L a b e l " > L i n e A m o u n t A f t e r I n v o i c e D i s c o u n t _ L b l < / L i n e A m o u n t A f t e r I n v o i c e D i s c o u n t _ L b l > - 
-         < L o c a l C u r r e n c y _ L b l   E l e m e n t T y p e = " C o l u m n "   E l e m e n t I d = " 1 5 5 9 6 9 3 4 2 2 "   D a t a T y p e = " L a b e l " > L o c a l C u r r e n c y _ L b l < / L o c a l C u r r e n c y _ L b l > - 
-         < P a g e _ L b l   E l e m e n t T y p e = " C o l u m n "   E l e m e n t I d = " 6 8 0 6 4 8 0 9 1 "   D a t a T y p e = " L a b e l " > P a g e _ L b l < / P a g e _ L b l > - 
-         < P a y m e n t M e t h o d D e s c r i p t i o n   E l e m e n t T y p e = " C o l u m n "   E l e m e n t I d = " 5 8 5 7 5 7 9 7 4 "   D a t a T y p e = " T e x t " > P a y m e n t M e t h o d D e s c r i p t i o n < / P a y m e n t M e t h o d D e s c r i p t i o n > - 
-         < P a y m e n t M e t h o d D e s c r i p t i o n _ L b l   E l e m e n t T y p e = " C o l u m n "   E l e m e n t I d = " 7 9 7 1 1 7 3 2 3 "   D a t a T y p e = " L a b e l " > P a y m e n t M e t h o d D e s c r i p t i o n _ L b l < / P a y m e n t M e t h o d D e s c r i p t i o n _ L b l > - 
-         < P a y m e n t T e r m s D e s c r i p t i o n   E l e m e n t T y p e = " C o l u m n "   E l e m e n t I d = " 2 0 3 8 7 4 2 7 0 0 "   D a t a T y p e = " T e x t " > P a y m e n t T e r m s D e s c r i p t i o n < / P a y m e n t T e r m s D e s c r i p t i o n > - 
-         < P a y m e n t T e r m s D e s c r i p t i o n _ L b l   E l e m e n t T y p e = " C o l u m n "   E l e m e n t I d = " 1 8 7 4 4 9 4 3 2 1 "   D a t a T y p e = " L a b e l " > P a y m e n t T e r m s D e s c r i p t i o n _ L b l < / P a y m e n t T e r m s D e s c r i p t i o n _ L b l > - 
-         < P r i c e s I n c l u d i n g V A T   E l e m e n t T y p e = " C o l u m n "   E l e m e n t I d = " 5 1 8 8 1 7 1 6 7 "   D a t a T y p e = " B o o l e a n " > P r i c e s I n c l u d i n g V A T < / P r i c e s I n c l u d i n g V A T > - 
-         < P r i c e s I n c l u d i n g V A T Y e s N o   E l e m e n t T y p e = " C o l u m n "   E l e m e n t I d = " 1 4 1 1 1 4 7 5 9 9 "   D a t a T y p e = " S t r i n g " > P r i c e s I n c l u d i n g V A T Y e s N o < / P r i c e s I n c l u d i n g V A T Y e s N o > - 
-         < P r i c e s I n c l u d i n g V A T _ L b l   E l e m e n t T y p e = " C o l u m n "   E l e m e n t I d = " 1 3 7 7 9 7 9 4 4 4 "   D a t a T y p e = " S t r i n g " > P r i c e s I n c l u d i n g V A T _ L b l < / P r i c e s I n c l u d i n g V A T _ L b l > - 
-         < Q u o t e N o   E l e m e n t T y p e = " C o l u m n "   E l e m e n t I d = " 1 5 2 1 5 3 3 0 4 6 "   D a t a T y p e = " C o d e " > Q u o t e N o < / Q u o t e N o > - 
-         < Q u o t e N o _ L b l   E l e m e n t T y p e = " C o l u m n "   E l e m e n t I d = " 1 0 3 1 9 0 2 3 5 7 "   D a t a T y p e = " S t r i n g " > Q u o t e N o _ L b l < / Q u o t e N o _ L b l > - 
-         < S a l e s I n v o i c e L i n e D i s c o u n t _ L b l   E l e m e n t T y p e = " C o l u m n "   E l e m e n t I d = " 6 6 4 6 0 1 5 8 2 "   D a t a T y p e = " L a b e l " > S a l e s I n v o i c e L i n e D i s c o u n t _ L b l < / S a l e s I n v o i c e L i n e D i s c o u n t _ L b l > - 
-         < S a l e s P e r s o n N a m e   E l e m e n t T y p e = " C o l u m n "   E l e m e n t I d = " 8 7 1 4 9 2 9 8 3 "   D a t a T y p e = " T e x t " > S a l e s P e r s o n N a m e < / S a l e s P e r s o n N a m e > - 
-         < S a l e s P e r s o n T e x t _ L b l   E l e m e n t T y p e = " C o l u m n "   E l e m e n t I d = " 7 4 6 2 5 9 5 4 4 "   D a t a T y p e = " T e x t " > S a l e s P e r s o n T e x t _ L b l < / S a l e s P e r s o n T e x t _ L b l > - 
-         < S a l e s P e r s o n _ L b l   E l e m e n t T y p e = " C o l u m n "   E l e m e n t I d = " 1 5 6 4 1 9 6 3 6 5 "   D a t a T y p e = " L a b e l " > S a l e s P e r s o n _ L b l < / S a l e s P e r s o n _ L b l > - 
-         < S e l l T o C o n t a c t E m a i l   E l e m e n t T y p e = " C o l u m n "   E l e m e n t I d = " 2 6 2 8 2 4 5 6 4 "   D a t a T y p e = " T e x t " > S e l l T o C o n t a c t E m a i l < / S e l l T o C o n t a c t E m a i l > - 
-         < S e l l T o C o n t a c t E m a i l L b l   E l e m e n t T y p e = " C o l u m n "   E l e m e n t I d = " 3 7 0 9 2 0 3 7 4 "   D a t a T y p e = " L a b e l " > S e l l T o C o n t a c t E m a i l L b l < / S e l l T o C o n t a c t E m a i l L b l > - 
-         < S e l l T o C o n t a c t M o b i l e P h o n e N o   E l e m e n t T y p e = " C o l u m n "   E l e m e n t I d = " 1 8 4 3 5 8 7 4 7 "   D a t a T y p e = " T e x t " > S e l l T o C o n t a c t M o b i l e P h o n e N o < / S e l l T o C o n t a c t M o b i l e P h o n e N o > - 
-         < S e l l T o C o n t a c t M o b i l e P h o n e N o L b l   E l e m e n t T y p e = " C o l u m n "   E l e m e n t I d = " 1 4 5 7 5 2 8 4 1 7 "   D a t a T y p e = " L a b e l " > S e l l T o C o n t a c t M o b i l e P h o n e N o L b l < / S e l l T o C o n t a c t M o b i l e P h o n e N o L b l > - 
-         < S e l l T o C o n t a c t P h o n e N o   E l e m e n t T y p e = " C o l u m n "   E l e m e n t I d = " 1 6 1 3 8 2 2 4 8 3 "   D a t a T y p e = " T e x t " > S e l l T o C o n t a c t P h o n e N o < / S e l l T o C o n t a c t P h o n e N o > - 
-         < S e l l T o C o n t a c t P h o n e N o L b l   E l e m e n t T y p e = " C o l u m n "   E l e m e n t I d = " 1 0 5 0 6 8 6 8 0 9 "   D a t a T y p e = " L a b e l " > S e l l T o C o n t a c t P h o n e N o L b l < / S e l l T o C o n t a c t P h o n e N o L b l > - 
-         < S e l l t o C u s t o m e r N o   E l e m e n t T y p e = " C o l u m n "   E l e m e n t I d = " 2 0 5 0 6 4 7 3 4 9 "   D a t a T y p e = " C o d e " > S e l l t o C u s t o m e r N o < / S e l l t o C u s t o m e r N o > - 
-         < S e l l t o C u s t o m e r N o _ L b l   E l e m e n t T y p e = " C o l u m n "   E l e m e n t I d = " 2 9 8 3 8 1 5 1 2 "   D a t a T y p e = " S t r i n g " > S e l l t o C u s t o m e r N o _ L b l < / S e l l t o C u s t o m e r N o _ L b l > - 
-         < S e l l T o F a x N o   E l e m e n t T y p e = " C o l u m n "   E l e m e n t I d = " 8 6 0 8 2 8 4 3 4 "   D a t a T y p e = " T e x t " > S e l l T o F a x N o < / S e l l T o F a x N o > - 
-         < S e l l T o P h o n e N o   E l e m e n t T y p e = " C o l u m n "   E l e m e n t I d = " 7 5 1 9 3 1 8 4 3 "   D a t a T y p e = " T e x t " > S e l l T o P h o n e N o < / S e l l T o P h o n e N o > - 
-         < S h i p m e n t D a t e   E l e m e n t T y p e = " C o l u m n "   E l e m e n t I d = " 9 3 1 1 1 1 4 6 5 "   D a t a T y p e = " S t r i n g " > S h i p m e n t D a t e < / S h i p m e n t D a t e > - 
-         < S h i p m e n t D a t e _ L b l   E l e m e n t T y p e = " C o l u m n "   E l e m e n t I d = " 6 1 4 4 0 0 3 6 4 "   D a t a T y p e = " S t r i n g " > S h i p m e n t D a t e _ L b l < / S h i p m e n t D a t e _ L b l > - 
-         < S h i p m e n t M e t h o d D e s c r i p t i o n   E l e m e n t T y p e = " C o l u m n "   E l e m e n t I d = " 2 0 5 9 4 0 3 2 6 0 "   D a t a T y p e = " T e x t " > S h i p m e n t M e t h o d D e s c r i p t i o n < / S h i p m e n t M e t h o d D e s c r i p t i o n > - 
-         < S h i p m e n t M e t h o d D e s c r i p t i o n _ L b l   E l e m e n t T y p e = " C o l u m n "   E l e m e n t I d = " 1 1 7 9 9 7 8 4 6 5 "   D a t a T y p e = " L a b e l " > S h i p m e n t M e t h o d D e s c r i p t i o n _ L b l < / S h i p m e n t M e t h o d D e s c r i p t i o n _ L b l > - 
-         < S h i p m e n t _ L b l   E l e m e n t T y p e = " C o l u m n "   E l e m e n t I d = " 2 0 8 5 7 6 7 1 2 0 "   D a t a T y p e = " L a b e l " > S h i p m e n t _ L b l < / S h i p m e n t _ L b l > - 
-         < S h i p T o A d d r e s s 1   E l e m e n t T y p e = " C o l u m n "   E l e m e n t I d = " 1 3 5 7 6 7 2 8 6 1 "   D a t a T y p e = " T e x t " > S h i p T o A d d r e s s 1 < / S h i p T o A d d r e s s 1 > - 
-         < S h i p T o A d d r e s s 2   E l e m e n t T y p e = " C o l u m n "   E l e m e n t I d = " 1 0 2 4 2 0 4 5 8 4 "   D a t a T y p e = " T e x t " > S h i p T o A d d r e s s 2 < / S h i p T o A d d r e s s 2 > - 
-         < S h i p T o A d d r e s s 3   E l e m e n t T y p e = " C o l u m n "   E l e m e n t I d = " 1 6 6 1 9 0 1 2 0 1 "   D a t a T y p e = " T e x t " > S h i p T o A d d r e s s 3 < / S h i p T o A d d r e s s 3 > - 
-         < S h i p T o A d d r e s s 4   E l e m e n t T y p e = " C o l u m n "   E l e m e n t I d = " 5 5 5 4 1 6 9 9 0 "   D a t a T y p e = " T e x t " > S h i p T o A d d r e s s 4 < / S h i p T o A d d r e s s 4 > - 
-         < S h i p T o A d d r e s s 5   E l e m e n t T y p e = " C o l u m n "   E l e m e n t I d = " 1 1 9 3 1 1 3 6 0 7 "   D a t a T y p e = " T e x t " > S h i p T o A d d r e s s 5 < / S h i p T o A d d r e s s 5 > - 
-         < S h i p T o A d d r e s s 6   E l e m e n t T y p e = " C o l u m n "   E l e m e n t I d = " 7 1 9 9 7 6 2 4 4 "   D a t a T y p e = " T e x t " > S h i p T o A d d r e s s 6 < / S h i p T o A d d r e s s 6 > - 
-         < S h i p T o A d d r e s s 7   E l e m e n t T y p e = " C o l u m n "   E l e m e n t I d = " 8 2 2 7 9 6 2 7 "   D a t a T y p e = " T e x t " > S h i p T o A d d r e s s 7 < / S h i p T o A d d r e s s 7 > - 
-         < S h i p T o A d d r e s s 8   E l e m e n t T y p e = " C o l u m n "   E l e m e n t I d = " 1 4 9 2 9 9 2 1 7 8 "   D a t a T y p e = " T e x t " > S h i p T o A d d r e s s 8 < / S h i p T o A d d r e s s 8 > - 
-         < S h i p T o A d d r e s s _ L b l   E l e m e n t T y p e = " C o l u m n "   E l e m e n t I d = " 1 6 5 0 5 0 5 0 1 7 "   D a t a T y p e = " L a b e l " > S h i p T o A d d r e s s _ L b l < / S h i p T o A d d r e s s _ L b l > - 
-         < S h i p T o P h o n e N o   E l e m e n t T y p e = " C o l u m n "   E l e m e n t I d = " 3 6 9 7 0 2 2 5 5 "   D a t a T y p e = " T e x t " > S h i p T o P h o n e N o < / S h i p T o P h o n e N o > - 
-         < S h o w S h i p p i n g A d d r e s s   E l e m e n t T y p e = " C o l u m n "   E l e m e n t I d = " 1 1 2 0 0 7 1 2 6 6 "   D a t a T y p e = " B o o l e a n " > S h o w S h i p p i n g A d d r e s s < / S h o w S h i p p i n g A d d r e s s > - 
-         < S h o w W o r k D e s c r i p t i o n   E l e m e n t T y p e = " C o l u m n "   E l e m e n t I d = " 7 8 5 4 6 8 8 6 5 "   D a t a T y p e = " B o o l e a n " > S h o w W o r k D e s c r i p t i o n < / S h o w W o r k D e s c r i p t i o n > - 
-         < S u b t o t a l _ L b l   E l e m e n t T y p e = " C o l u m n "   E l e m e n t I d = " 1 9 6 7 7 9 5 1 4 2 "   D a t a T y p e = " L a b e l " > S u b t o t a l _ L b l < / S u b t o t a l _ L b l > - 
-         < T o t a l _ L b l   E l e m e n t T y p e = " C o l u m n "   E l e m e n t I d = " 1 2 1 0 1 0 0 8 7 8 "   D a t a T y p e = " L a b e l " > T o t a l _ L b l < / T o t a l _ L b l > - 
-         < V A T A m o u n t S p e c i f i c a t i o n _ L b l   E l e m e n t T y p e = " C o l u m n "   E l e m e n t I d = " 8 7 8 7 0 6 8 4 6 "   D a t a T y p e = " L a b e l " > V A T A m o u n t S p e c i f i c a t i o n _ L b l < / V A T A m o u n t S p e c i f i c a t i o n _ L b l > - 
-         < V A T A m o u n t _ L b l   E l e m e n t T y p e = " C o l u m n "   E l e m e n t I d = " 1 0 9 4 6 5 7 2 9 "   D a t a T y p e = " L a b e l " > V A T A m o u n t _ L b l < / V A T A m o u n t _ L b l > - 
-         < V A T B a s e _ L b l   E l e m e n t T y p e = " C o l u m n "   E l e m e n t I d = " 1 8 6 6 1 5 8 2 7 8 "   D a t a T y p e = " L a b e l " > V A T B a s e _ L b l < / V A T B a s e _ L b l > - 
-         < V A T C l a u s e s _ L b l   E l e m e n t T y p e = " C o l u m n "   E l e m e n t I d = " 1 3 8 3 9 2 0 0 1 9 "   D a t a T y p e = " L a b e l " > V A T C l a u s e s _ L b l < / V A T C l a u s e s _ L b l > - 
-         < V A T C l a u s e _ L b l   E l e m e n t T y p e = " C o l u m n "   E l e m e n t I d = " 1 5 7 0 4 9 5 4 9 0 "   D a t a T y p e = " S t r i n g " > V A T C l a u s e _ L b l < / V A T C l a u s e _ L b l > - 
-         < V A T I d e n t i f i e r _ L b l   E l e m e n t T y p e = " C o l u m n "   E l e m e n t I d = " 1 6 8 6 6 2 3 9 8 4 "   D a t a T y p e = " L a b e l " > V A T I d e n t i f i e r _ L b l < / V A T I d e n t i f i e r _ L b l > - 
-         < V A T P e r c e n t a g e _ L b l   E l e m e n t T y p e = " C o l u m n "   E l e m e n t I d = " 6 7 6 6 5 4 5 6 5 "   D a t a T y p e = " L a b e l " > V A T P e r c e n t a g e _ L b l < / V A T P e r c e n t a g e _ L b l > - 
-         < V A T R e g i s t r a t i o n N o   E l e m e n t T y p e = " C o l u m n "   E l e m e n t I d = " 1 8 8 9 1 9 5 4 0 2 "   D a t a T y p e = " T e x t " > V A T R e g i s t r a t i o n N o < / V A T R e g i s t r a t i o n N o > - 
-         < V A T R e g i s t r a t i o n N o _ L b l   E l e m e n t T y p e = " C o l u m n "   E l e m e n t I d = " 1 4 2 4 6 1 6 0 8 5 "   D a t a T y p e = " T e x t " > V A T R e g i s t r a t i o n N o _ L b l < / V A T R e g i s t r a t i o n N o _ L b l > - 
-         < Y o u r R e f e r e n c e   E l e m e n t T y p e = " C o l u m n "   E l e m e n t I d = " 1 1 0 3 9 9 5 1 "   D a t a T y p e = " T e x t " > Y o u r R e f e r e n c e < / Y o u r R e f e r e n c e > - 
-         < Y o u r R e f e r e n c e _ L b l   E l e m e n t T y p e = " C o l u m n "   E l e m e n t I d = " 4 6 5 4 7 7 4 2 6 "   D a t a T y p e = " S t r i n g " > Y o u r R e f e r e n c e _ L b l < / Y o u r R e f e r e n c e _ L b l > - 
-         < L i n e   E l e m e n t T y p e = " D a t a I t e m "   E l e m e n t I d = " 4 1 1 9 7 6 1 3 3 " > - 
-             < A m o u n t E x c l u d i n g V A T _ L i n e   E l e m e n t T y p e = " C o l u m n "   E l e m e n t I d = " 1 0 6 2 4 6 0 0 4 0 "   D a t a T y p e = " D e c i m a l " > A m o u n t E x c l u d i n g V A T _ L i n e < / A m o u n t E x c l u d i n g V A T _ L i n e > - 
-             < A m o u n t E x c l u d i n g V A T _ L i n e _ L b l   E l e m e n t T y p e = " C o l u m n "   E l e m e n t I d = " 2 0 0 2 8 7 4 4 7 5 "   D a t a T y p e = " S t r i n g " > A m o u n t E x c l u d i n g V A T _ L i n e _ L b l < / A m o u n t E x c l u d i n g V A T _ L i n e _ L b l > - 
-             < A m o u n t I n c l u d i n g V A T _ L i n e   E l e m e n t T y p e = " C o l u m n "   E l e m e n t I d = " 7 7 0 9 2 8 4 0 2 "   D a t a T y p e = " D e c i m a l " > A m o u n t I n c l u d i n g V A T _ L i n e < / A m o u n t I n c l u d i n g V A T _ L i n e > - 
-             < A m o u n t I n c l u d i n g V A T _ L i n e _ L b l   E l e m e n t T y p e = " C o l u m n "   E l e m e n t I d = " 9 3 0 7 4 7 3 1 3 "   D a t a T y p e = " S t r i n g " > A m o u n t I n c l u d i n g V A T _ L i n e _ L b l < / A m o u n t I n c l u d i n g V A T _ L i n e _ L b l > - 
-             < D e s c r i p t i o n _ L i n e   E l e m e n t T y p e = " C o l u m n "   E l e m e n t I d = " 1 4 0 6 8 2 2 3 1 0 "   D a t a T y p e = " T e x t " > D e s c r i p t i o n _ L i n e < / D e s c r i p t i o n _ L i n e > - 
-             < D e s c r i p t i o n _ L i n e _ L b l   E l e m e n t T y p e = " C o l u m n "   E l e m e n t I d = " 2 1 1 8 9 5 1 4 9 5 "   D a t a T y p e = " S t r i n g " > D e s c r i p t i o n _ L i n e _ L b l < / D e s c r i p t i o n _ L i n e _ L b l > - 
-             < I t e m N o _ L i n e   E l e m e n t T y p e = " C o l u m n "   E l e m e n t I d = " 1 9 1 0 2 9 6 2 8 8 "   D a t a T y p e = " C o d e " > I t e m N o _ L i n e < / I t e m N o _ L i n e > - 
-             < I t e m N o _ L i n e _ L b l   E l e m e n t T y p e = " C o l u m n "   E l e m e n t I d = " 1 3 4 0 0 7 9 6 1 3 "   D a t a T y p e = " S t r i n g " > I t e m N o _ L i n e _ L b l < / I t e m N o _ L i n e _ L b l > - 
-             < I t e m R e f e r e n c e N o   E l e m e n t T y p e = " C o l u m n "   E l e m e n t I d = " 4 7 4 0 7 7 5 6 6 "   D a t a T y p e = " C o d e " > I t e m R e f e r e n c e N o < / I t e m R e f e r e n c e N o > - 
-             < I t e m R e f e r e n c e N o _ L b l   E l e m e n t T y p e = " C o l u m n "   E l e m e n t I d = " 8 2 6 8 4 0 1 6 1 "   D a t a T y p e = " S t r i n g " > I t e m R e f e r e n c e N o _ L b l < / I t e m R e f e r e n c e N o _ L b l > - 
-             < L i n e A m o u n t _ L i n e   E l e m e n t T y p e = " C o l u m n "   E l e m e n t I d = " 2 6 8 9 3 7 1 6 2 "   D a t a T y p e = " T e x t " > L i n e A m o u n t _ L i n e < / L i n e A m o u n t _ L i n e > - 
-             < L i n e A m o u n t _ L i n e _ L b l   E l e m e n t T y p e = " C o l u m n "   E l e m e n t I d = " 9 9 2 9 0 1 8 4 5 "   D a t a T y p e = " S t r i n g " > L i n e A m o u n t _ L i n e _ L b l < / L i n e A m o u n t _ L i n e _ L b l > - 
-             < L i n e D i s c o u n t P e r c e n t T e x t _ L i n e   E l e m e n t T y p e = " C o l u m n "   E l e m e n t I d = " 6 1 3 1 3 5 1 9 "   D a t a T y p e = " T e x t " > L i n e D i s c o u n t P e r c e n t T e x t _ L i n e < / L i n e D i s c o u n t P e r c e n t T e x t _ L i n e > - 
-             < L i n e D i s c o u n t P e r c e n t _ L i n e   E l e m e n t T y p e = " C o l u m n "   E l e m e n t I d = " 9 0 7 8 2 7 4 3 6 "   D a t a T y p e = " D e c i m a l " > L i n e D i s c o u n t P e r c e n t _ L i n e < / L i n e D i s c o u n t P e r c e n t _ L i n e > - 
-             < L i n e N o _ L i n e   E l e m e n t T y p e = " C o l u m n "   E l e m e n t I d = " 6 9 8 9 8 5 9 7 9 "   D a t a T y p e = " I n t e g e r " > L i n e N o _ L i n e < / L i n e N o _ L i n e > - 
-             < P l a n n e d S h i p m e n t D a t e _ L i n e   E l e m e n t T y p e = " C o l u m n "   E l e m e n t I d = " 1 0 4 5 5 7 6 0 9 2 "   D a t a T y p e = " S t r i n g " > P l a n n e d S h i p m e n t D a t e _ L i n e < / P l a n n e d S h i p m e n t D a t e _ L i n e > - 
-             < P l a n n e d S h i p m e n t D a t e _ L i n e _ L b l   E l e m e n t T y p e = " C o l u m n "   E l e m e n t I d = " 1 3 4 2 8 7 0 6 4 9 "   D a t a T y p e = " S t r i n g " > P l a n n e d S h i p m e n t D a t e _ L i n e _ L b l < / P l a n n e d S h i p m e n t D a t e _ L i n e _ L b l > - 
-             < Q u a n t i t y _ L i n e   E l e m e n t T y p e = " C o l u m n "   E l e m e n t I d = " 1 0 6 8 5 4 3 5 3 7 "   D a t a T y p e = " T e x t " > Q u a n t i t y _ L i n e < / Q u a n t i t y _ L i n e > - 
-             < Q u a n t i t y _ L i n e _ L b l   E l e m e n t T y p e = " C o l u m n "   E l e m e n t I d = " 2 0 3 4 5 0 6 8 0 2 "   D a t a T y p e = " S t r i n g " > Q u a n t i t y _ L i n e _ L b l < / Q u a n t i t y _ L i n e _ L b l > - 
-             < S h i p m e n t D a t e _ L i n e   E l e m e n t T y p e = " C o l u m n "   E l e m e n t I d = " 1 6 7 3 3 7 5 4 1 6 "   D a t a T y p e = " S t r i n g " > S h i p m e n t D a t e _ L i n e < / S h i p m e n t D a t e _ L i n e > - 
-             < S h i p m e n t D a t e _ L i n e _ L b l   E l e m e n t T y p e = " C o l u m n "   E l e m e n t I d = " 8 5 3 2 2 4 3 6 3 "   D a t a T y p e = " L a b e l " > S h i p m e n t D a t e _ L i n e _ L b l < / S h i p m e n t D a t e _ L i n e _ L b l > - 
-             < T r a n s H e a d e r A m o u n t   E l e m e n t T y p e = " C o l u m n "   E l e m e n t I d = " 2 0 2 8 3 0 6 2 7 6 "   D a t a T y p e = " D e c i m a l " > T r a n s H e a d e r A m o u n t < / T r a n s H e a d e r A m o u n t > - 
-             < T y p e _ L i n e   E l e m e n t T y p e = " C o l u m n "   E l e m e n t I d = " 2 7 2 8 0 4 9 2 4 "   D a t a T y p e = " S t r i n g " > T y p e _ L i n e < / T y p e _ L i n e > - 
-             < U n i t O f M e a s u r e   E l e m e n t T y p e = " C o l u m n "   E l e m e n t I d = " 1 8 0 8 2 2 8 0 1 8 "   D a t a T y p e = " T e x t " > U n i t O f M e a s u r e < / U n i t O f M e a s u r e > - 
-             < U n i t O f M e a s u r e _ L b l   E l e m e n t T y p e = " C o l u m n "   E l e m e n t I d = " 9 8 1 9 5 1 2 4 9 "   D a t a T y p e = " S t r i n g " > U n i t O f M e a s u r e _ L b l < / U n i t O f M e a s u r e _ L b l > - 
-             < U n i t P r i c e   E l e m e n t T y p e = " C o l u m n "   E l e m e n t I d = " 1 4 7 8 2 2 1 5 2 6 "   D a t a T y p e = " T e x t " > U n i t P r i c e < / U n i t P r i c e > - 
-             < U n i t P r i c e _ L b l   E l e m e n t T y p e = " C o l u m n "   E l e m e n t I d = " 1 1 6 3 9 2 6 6 0 3 "   D a t a T y p e = " S t r i n g " > U n i t P r i c e _ L b l < / U n i t P r i c e _ L b l > - 
-             < V A T I d e n t i f i e r _ L i n e   E l e m e n t T y p e = " C o l u m n "   E l e m e n t I d = " 1 7 7 3 6 2 2 4 1 2 "   D a t a T y p e = " C o d e " > V A T I d e n t i f i e r _ L i n e < / V A T I d e n t i f i e r _ L i n e > - 
-             < V A T I d e n t i f i e r _ L i n e _ L b l   E l e m e n t T y p e = " C o l u m n "   E l e m e n t I d = " 5 3 3 7 8 2 7 0 3 "   D a t a T y p e = " S t r i n g " > V A T I d e n t i f i e r _ L i n e _ L b l < / V A T I d e n t i f i e r _ L i n e _ L b l > - 
-             < V A T P c t _ L i n e   E l e m e n t T y p e = " C o l u m n "   E l e m e n t I d = " 1 9 7 4 0 0 1 9 4 4 "   D a t a T y p e = " T e x t " > V A T P c t _ L i n e < / V A T P c t _ L i n e > - 
-             < V A T P c t _ L i n e _ L b l   E l e m e n t T y p e = " C o l u m n "   E l e m e n t I d = " 1 2 0 7 5 2 9 9 1 5 "   D a t a T y p e = " S t r i n g " > V A T P c t _ L i n e _ L b l < / V A T P c t _ L i n e _ L b l > - 
-             < A s s e m b l y L i n e   E l e m e n t T y p e = " D a t a I t e m "   E l e m e n t I d = " 1 2 0 5 9 4 2 8 5 " > - 
-                 < D e s c r i p t i o n _ A s s e m b l y L i n e   E l e m e n t T y p e = " C o l u m n "   E l e m e n t I d = " 2 8 0 7 4 3 7 9 6 "   D a t a T y p e = " T e x t " > D e s c r i p t i o n _ A s s e m b l y L i n e < / D e s c r i p t i o n _ A s s e m b l y L i n e > - 
-                 < L i n e N o _ A s s e m b l y L i n e   E l e m e n t T y p e = " C o l u m n "   E l e m e n t I d = " 6 4 0 5 8 3 8 9 1 "   D a t a T y p e = " C o d e " > L i n e N o _ A s s e m b l y L i n e < / L i n e N o _ A s s e m b l y L i n e > - 
-                 < Q u a n t i t y _ A s s e m b l y L i n e   E l e m e n t T y p e = " C o l u m n "   E l e m e n t I d = " 1 9 5 7 6 4 8 2 3 1 "   D a t a T y p e = " D e c i m a l " > Q u a n t i t y _ A s s e m b l y L i n e < / Q u a n t i t y _ A s s e m b l y L i n e > - 
-                 < U n i t O f M e a s u r e _ A s s e m b l y L i n e   E l e m e n t T y p e = " C o l u m n "   E l e m e n t I d = " 1 6 4 9 1 2 3 7 7 3 "   D a t a T y p e = " T e x t " > U n i t O f M e a s u r e _ A s s e m b l y L i n e < / U n i t O f M e a s u r e _ A s s e m b l y L i n e > - 
-                 < V a r i a n t C o d e _ A s s e m b l y L i n e   E l e m e n t T y p e = " C o l u m n "   E l e m e n t I d = " 1 8 6 9 4 0 7 6 7 2 "   D a t a T y p e = " C o d e " > V a r i a n t C o d e _ A s s e m b l y L i n e < / V a r i a n t C o d e _ A s s e m b l y L i n e > +     < H e a d e r > + 
+         < B i l l T o C o n t a c t E m a i l > B i l l T o C o n t a c t E m a i l < / B i l l T o C o n t a c t E m a i l > + 
+         < B i l l T o C o n t a c t E m a i l L b l > B i l l T o C o n t a c t E m a i l L b l < / B i l l T o C o n t a c t E m a i l L b l > + 
+         < B i l l T o C o n t a c t M o b i l e P h o n e N o > B i l l T o C o n t a c t M o b i l e P h o n e N o < / B i l l T o C o n t a c t M o b i l e P h o n e N o > + 
+         < B i l l T o C o n t a c t M o b i l e P h o n e N o L b l > B i l l T o C o n t a c t M o b i l e P h o n e N o L b l < / B i l l T o C o n t a c t M o b i l e P h o n e N o L b l > + 
+         < B i l l T o C o n t a c t P h o n e N o > B i l l T o C o n t a c t P h o n e N o < / B i l l T o C o n t a c t P h o n e N o > + 
+         < B i l l T o C o n t a c t P h o n e N o L b l > B i l l T o C o n t a c t P h o n e N o L b l < / B i l l T o C o n t a c t P h o n e N o L b l > + 
+         < B i l l t o C u s t o m e r N o _ L b l > B i l l t o C u s t o m e r N o _ L b l < / B i l l t o C u s t o m e r N o _ L b l > + 
+         < B i l l t o C u s t u m e r N o > B i l l t o C u s t u m e r N o < / B i l l t o C u s t u m e r N o > + 
+         < C o m p a n y A d d r e s s 1 > C o m p a n y A d d r e s s 1 < / C o m p a n y A d d r e s s 1 > + 
+         < C o m p a n y A d d r e s s 2 > C o m p a n y A d d r e s s 2 < / C o m p a n y A d d r e s s 2 > + 
+         < C o m p a n y A d d r e s s 3 > C o m p a n y A d d r e s s 3 < / C o m p a n y A d d r e s s 3 > + 
+         < C o m p a n y A d d r e s s 4 > C o m p a n y A d d r e s s 4 < / C o m p a n y A d d r e s s 4 > + 
+         < C o m p a n y A d d r e s s 5 > C o m p a n y A d d r e s s 5 < / C o m p a n y A d d r e s s 5 > + 
+         < C o m p a n y A d d r e s s 6 > C o m p a n y A d d r e s s 6 < / C o m p a n y A d d r e s s 6 > + 
+         < C o m p a n y A d d r e s s 7 > C o m p a n y A d d r e s s 7 < / C o m p a n y A d d r e s s 7 > + 
+         < C o m p a n y A d d r e s s 8 > C o m p a n y A d d r e s s 8 < / C o m p a n y A d d r e s s 8 > + 
+         < C o m p a n y B a n k A c c o u n t N o > C o m p a n y B a n k A c c o u n t N o < / C o m p a n y B a n k A c c o u n t N o > + 
+         < C o m p a n y B a n k A c c o u n t N o _ L b l > C o m p a n y B a n k A c c o u n t N o _ L b l < / C o m p a n y B a n k A c c o u n t N o _ L b l > + 
+         < C o m p a n y B a n k B r a n c h N o > C o m p a n y B a n k B r a n c h N o < / C o m p a n y B a n k B r a n c h N o > + 
+         < C o m p a n y B a n k B r a n c h N o _ L b l > C o m p a n y B a n k B r a n c h N o _ L b l < / C o m p a n y B a n k B r a n c h N o _ L b l > + 
+         < C o m p a n y B a n k N a m e > C o m p a n y B a n k N a m e < / C o m p a n y B a n k N a m e > + 
+         < C o m p a n y B a n k N a m e _ L b l > C o m p a n y B a n k N a m e _ L b l < / C o m p a n y B a n k N a m e _ L b l > + 
+         < C o m p a n y C u s t o m G i r o > C o m p a n y C u s t o m G i r o < / C o m p a n y C u s t o m G i r o > + 
+         < C o m p a n y C u s t o m G i r o _ L b l > C o m p a n y C u s t o m G i r o _ L b l < / C o m p a n y C u s t o m G i r o _ L b l > + 
+         < C o m p a n y E M a i l > C o m p a n y E M a i l < / C o m p a n y E M a i l > + 
+         < C o m p a n y G i r o N o > C o m p a n y G i r o N o < / C o m p a n y G i r o N o > + 
+         < C o m p a n y G i r o N o _ L b l > C o m p a n y G i r o N o _ L b l < / C o m p a n y G i r o N o _ L b l > + 
+         < C o m p a n y H o m e P a g e > C o m p a n y H o m e P a g e < / C o m p a n y H o m e P a g e > + 
+         < C o m p a n y I B A N > C o m p a n y I B A N < / C o m p a n y I B A N > + 
+         < C o m p a n y I B A N _ L b l > C o m p a n y I B A N _ L b l < / C o m p a n y I B A N _ L b l > + 
+         < C o m p a n y L e g a l O f f i c e > C o m p a n y L e g a l O f f i c e < / C o m p a n y L e g a l O f f i c e > + 
+         < C o m p a n y L e g a l O f f i c e _ L b l > C o m p a n y L e g a l O f f i c e _ L b l < / C o m p a n y L e g a l O f f i c e _ L b l > + 
+         < C o m p a n y L e g a l S t a t e m e n t > C o m p a n y L e g a l S t a t e m e n t < / C o m p a n y L e g a l S t a t e m e n t > + 
+         < C o m p a n y L o g o P o s i t i o n > C o m p a n y L o g o P o s i t i o n < / C o m p a n y L o g o P o s i t i o n > + 
+         < C o m p a n y P h o n e N o > C o m p a n y P h o n e N o < / C o m p a n y P h o n e N o > + 
+         < C o m p a n y P h o n e N o _ L b l > C o m p a n y P h o n e N o _ L b l < / C o m p a n y P h o n e N o _ L b l > + 
+         < C o m p a n y P i c t u r e   / > + 
+         < C o m p a n y R e g i s t r a t i o n N u m b e r > C o m p a n y R e g i s t r a t i o n N u m b e r < / C o m p a n y R e g i s t r a t i o n N u m b e r > + 
+         < C o m p a n y R e g i s t r a t i o n N u m b e r _ L b l > C o m p a n y R e g i s t r a t i o n N u m b e r _ L b l < / C o m p a n y R e g i s t r a t i o n N u m b e r _ L b l > + 
+         < C o m p a n y S W I F T > C o m p a n y S W I F T < / C o m p a n y S W I F T > + 
+         < C o m p a n y S W I F T _ L b l > C o m p a n y S W I F T _ L b l < / C o m p a n y S W I F T _ L b l > + 
+         < C o m p a n y V A T R e g i s t r a t i o n N o > C o m p a n y V A T R e g i s t r a t i o n N o < / C o m p a n y V A T R e g i s t r a t i o n N o > + 
+         < C o m p a n y V A T R e g i s t r a t i o n N o _ L b l > C o m p a n y V A T R e g i s t r a t i o n N o _ L b l < / C o m p a n y V A T R e g i s t r a t i o n N o _ L b l > + 
+         < C o m p a n y V A T R e g N o > C o m p a n y V A T R e g N o < / C o m p a n y V A T R e g N o > + 
+         < C o m p a n y V A T R e g N o _ L b l > C o m p a n y V A T R e g N o _ L b l < / C o m p a n y V A T R e g N o _ L b l > + 
+         < C o p y _ L b l > C o p y _ L b l < / C o p y _ L b l > + 
+         < C u s t o m e r A d d r e s s 1 > C u s t o m e r A d d r e s s 1 < / C u s t o m e r A d d r e s s 1 > + 
+         < C u s t o m e r A d d r e s s 2 > C u s t o m e r A d d r e s s 2 < / C u s t o m e r A d d r e s s 2 > + 
+         < C u s t o m e r A d d r e s s 3 > C u s t o m e r A d d r e s s 3 < / C u s t o m e r A d d r e s s 3 > + 
+         < C u s t o m e r A d d r e s s 4 > C u s t o m e r A d d r e s s 4 < / C u s t o m e r A d d r e s s 4 > + 
+         < C u s t o m e r A d d r e s s 5 > C u s t o m e r A d d r e s s 5 < / C u s t o m e r A d d r e s s 5 > + 
+         < C u s t o m e r A d d r e s s 6 > C u s t o m e r A d d r e s s 6 < / C u s t o m e r A d d r e s s 6 > + 
+         < C u s t o m e r A d d r e s s 7 > C u s t o m e r A d d r e s s 7 < / C u s t o m e r A d d r e s s 7 > + 
+         < C u s t o m e r A d d r e s s 8 > C u s t o m e r A d d r e s s 8 < / C u s t o m e r A d d r e s s 8 > + 
+         < C u s t o m e r P o s t a l B a r C o d e > C u s t o m e r P o s t a l B a r C o d e < / C u s t o m e r P o s t a l B a r C o d e > + 
+         < D o c u m e n t C o p y T e x t > D o c u m e n t C o p y T e x t < / D o c u m e n t C o p y T e x t > + 
+         < D o c u m e n t D a t e > D o c u m e n t D a t e < / D o c u m e n t D a t e > + 
+         < D o c u m e n t D a t e _ L b l > D o c u m e n t D a t e _ L b l < / D o c u m e n t D a t e _ L b l > + 
+         < D o c u m e n t N o > D o c u m e n t N o < / D o c u m e n t N o > + 
+         < D o c u m e n t N o _ L b l > D o c u m e n t N o _ L b l < / D o c u m e n t N o _ L b l > + 
+         < D u e D a t e > D u e D a t e < / D u e D a t e > + 
+         < D u e D a t e _ L b l > D u e D a t e _ L b l < / D u e D a t e _ L b l > + 
+         < E M a i l _ L b l > E M a i l _ L b l < / E M a i l _ L b l > + 
+         < E x c h a n g e R a t e A s T e x t > E x c h a n g e R a t e A s T e x t < / E x c h a n g e R a t e A s T e x t > + 
+         < E x t D o c N o _ S a l e s H e a d e r > E x t D o c N o _ S a l e s H e a d e r < / E x t D o c N o _ S a l e s H e a d e r > + 
+         < E x t D o c N o _ S a l e s H e a d e r _ L b l > E x t D o c N o _ S a l e s H e a d e r _ L b l < / E x t D o c N o _ S a l e s H e a d e r _ L b l > + 
+         < H o m e P a g e _ L b l > H o m e P a g e _ L b l < / H o m e P a g e _ L b l > + 
+         < I n v o i c e _ L b l > I n v o i c e _ L b l < / I n v o i c e _ L b l > + 
+         < I n v o i c e D i s c o u n t A m o u n t _ L b l > I n v o i c e D i s c o u n t A m o u n t _ L b l < / I n v o i c e D i s c o u n t A m o u n t _ L b l > + 
+         < I n v o i c e D i s c o u n t B a s e A m o u n t _ L b l > I n v o i c e D i s c o u n t B a s e A m o u n t _ L b l < / I n v o i c e D i s c o u n t B a s e A m o u n t _ L b l > + 
+         < L e g a l E n t i t y T y p e > L e g a l E n t i t y T y p e < / L e g a l E n t i t y T y p e > + 
+         < L e g a l E n t i t y T y p e _ L b l > L e g a l E n t i t y T y p e _ L b l < / L e g a l E n t i t y T y p e _ L b l > + 
+         < L i n e A m o u n t A f t e r I n v o i c e D i s c o u n t _ L b l > L i n e A m o u n t A f t e r I n v o i c e D i s c o u n t _ L b l < / L i n e A m o u n t A f t e r I n v o i c e D i s c o u n t _ L b l > + 
+         < L o c a l C u r r e n c y _ L b l > L o c a l C u r r e n c y _ L b l < / L o c a l C u r r e n c y _ L b l > + 
+         < P a g e _ L b l > P a g e _ L b l < / P a g e _ L b l > + 
+         < P a y m e n t M e t h o d D e s c r i p t i o n > P a y m e n t M e t h o d D e s c r i p t i o n < / P a y m e n t M e t h o d D e s c r i p t i o n > + 
+         < P a y m e n t M e t h o d D e s c r i p t i o n _ L b l > P a y m e n t M e t h o d D e s c r i p t i o n _ L b l < / P a y m e n t M e t h o d D e s c r i p t i o n _ L b l > + 
+         < P a y m e n t T e r m s D e s c r i p t i o n > P a y m e n t T e r m s D e s c r i p t i o n < / P a y m e n t T e r m s D e s c r i p t i o n > + 
+         < P a y m e n t T e r m s D e s c r i p t i o n _ L b l > P a y m e n t T e r m s D e s c r i p t i o n _ L b l < / P a y m e n t T e r m s D e s c r i p t i o n _ L b l > + 
+         < P r i c e s I n c l u d i n g V A T > P r i c e s I n c l u d i n g V A T < / P r i c e s I n c l u d i n g V A T > + 
+         < P r i c e s I n c l u d i n g V A T _ L b l > P r i c e s I n c l u d i n g V A T _ L b l < / P r i c e s I n c l u d i n g V A T _ L b l > + 
+         < P r i c e s I n c l u d i n g V A T Y e s N o > P r i c e s I n c l u d i n g V A T Y e s N o < / P r i c e s I n c l u d i n g V A T Y e s N o > + 
+         < Q u o t e N o > Q u o t e N o < / Q u o t e N o > + 
+         < Q u o t e N o _ L b l > Q u o t e N o _ L b l < / Q u o t e N o _ L b l > + 
+         < S a l e s I n v o i c e L i n e D i s c o u n t _ L b l > S a l e s I n v o i c e L i n e D i s c o u n t _ L b l < / S a l e s I n v o i c e L i n e D i s c o u n t _ L b l > + 
+         < S a l e s P e r s o n _ L b l > S a l e s P e r s o n _ L b l < / S a l e s P e r s o n _ L b l > + 
+         < S a l e s P e r s o n N a m e > S a l e s P e r s o n N a m e < / S a l e s P e r s o n N a m e > + 
+         < S a l e s P e r s o n T e x t _ L b l > S a l e s P e r s o n T e x t _ L b l < / S a l e s P e r s o n T e x t _ L b l > + 
+         < S e l l T o C o n t a c t E m a i l > S e l l T o C o n t a c t E m a i l < / S e l l T o C o n t a c t E m a i l > + 
+         < S e l l T o C o n t a c t E m a i l L b l > S e l l T o C o n t a c t E m a i l L b l < / S e l l T o C o n t a c t E m a i l L b l > + 
+         < S e l l T o C o n t a c t M o b i l e P h o n e N o > S e l l T o C o n t a c t M o b i l e P h o n e N o < / S e l l T o C o n t a c t M o b i l e P h o n e N o > + 
+         < S e l l T o C o n t a c t M o b i l e P h o n e N o L b l > S e l l T o C o n t a c t M o b i l e P h o n e N o L b l < / S e l l T o C o n t a c t M o b i l e P h o n e N o L b l > + 
+         < S e l l T o C o n t a c t P h o n e N o > S e l l T o C o n t a c t P h o n e N o < / S e l l T o C o n t a c t P h o n e N o > + 
+         < S e l l T o C o n t a c t P h o n e N o L b l > S e l l T o C o n t a c t P h o n e N o L b l < / S e l l T o C o n t a c t P h o n e N o L b l > + 
+         < S e l l t o C u s t o m e r N o > S e l l t o C u s t o m e r N o < / S e l l t o C u s t o m e r N o > + 
+         < S e l l t o C u s t o m e r N o _ L b l > S e l l t o C u s t o m e r N o _ L b l < / S e l l t o C u s t o m e r N o _ L b l > + 
+         < S e l l T o F a x N o > S e l l T o F a x N o < / S e l l T o F a x N o > + 
+         < S e l l T o P h o n e N o > S e l l T o P h o n e N o < / S e l l T o P h o n e N o > + 
+         < S h i p m e n t _ L b l > S h i p m e n t _ L b l < / S h i p m e n t _ L b l > + 
+         < S h i p m e n t D a t e > S h i p m e n t D a t e < / S h i p m e n t D a t e > + 
+         < S h i p m e n t D a t e _ L b l > S h i p m e n t D a t e _ L b l < / S h i p m e n t D a t e _ L b l > + 
+         < S h i p m e n t M e t h o d D e s c r i p t i o n > S h i p m e n t M e t h o d D e s c r i p t i o n < / S h i p m e n t M e t h o d D e s c r i p t i o n > + 
+         < S h i p m e n t M e t h o d D e s c r i p t i o n _ L b l > S h i p m e n t M e t h o d D e s c r i p t i o n _ L b l < / S h i p m e n t M e t h o d D e s c r i p t i o n _ L b l > + 
+         < S h i p T o A d d r e s s _ L b l > S h i p T o A d d r e s s _ L b l < / S h i p T o A d d r e s s _ L b l > + 
+         < S h i p T o A d d r e s s 1 > S h i p T o A d d r e s s 1 < / S h i p T o A d d r e s s 1 > + 
+         < S h i p T o A d d r e s s 2 > S h i p T o A d d r e s s 2 < / S h i p T o A d d r e s s 2 > + 
+         < S h i p T o A d d r e s s 3 > S h i p T o A d d r e s s 3 < / S h i p T o A d d r e s s 3 > + 
+         < S h i p T o A d d r e s s 4 > S h i p T o A d d r e s s 4 < / S h i p T o A d d r e s s 4 > + 
+         < S h i p T o A d d r e s s 5 > S h i p T o A d d r e s s 5 < / S h i p T o A d d r e s s 5 > + 
+         < S h i p T o A d d r e s s 6 > S h i p T o A d d r e s s 6 < / S h i p T o A d d r e s s 6 > + 
+         < S h i p T o A d d r e s s 7 > S h i p T o A d d r e s s 7 < / S h i p T o A d d r e s s 7 > + 
+         < S h i p T o A d d r e s s 8 > S h i p T o A d d r e s s 8 < / S h i p T o A d d r e s s 8 > + 
+         < S h i p T o P h o n e N o > S h i p T o P h o n e N o < / S h i p T o P h o n e N o > + 
+         < S h o w S h i p p i n g A d d r e s s > S h o w S h i p p i n g A d d r e s s < / S h o w S h i p p i n g A d d r e s s > + 
+         < S h o w W o r k D e s c r i p t i o n > S h o w W o r k D e s c r i p t i o n < / S h o w W o r k D e s c r i p t i o n > + 
+         < S u b t o t a l _ L b l > S u b t o t a l _ L b l < / S u b t o t a l _ L b l > + 
+         < T o t a l _ L b l > T o t a l _ L b l < / T o t a l _ L b l > + 
+         < V A T A m o u n t _ L b l > V A T A m o u n t _ L b l < / V A T A m o u n t _ L b l > + 
+         < V A T A m o u n t S p e c i f i c a t i o n _ L b l > V A T A m o u n t S p e c i f i c a t i o n _ L b l < / V A T A m o u n t S p e c i f i c a t i o n _ L b l > + 
+         < V A T B a s e _ L b l > V A T B a s e _ L b l < / V A T B a s e _ L b l > + 
+         < V A T C l a u s e _ L b l > V A T C l a u s e _ L b l < / V A T C l a u s e _ L b l > + 
+         < V A T C l a u s e s _ L b l > V A T C l a u s e s _ L b l < / V A T C l a u s e s _ L b l > + 
+         < V A T I d e n t i f i e r _ L b l > V A T I d e n t i f i e r _ L b l < / V A T I d e n t i f i e r _ L b l > + 
+         < V A T P e r c e n t a g e _ L b l > V A T P e r c e n t a g e _ L b l < / V A T P e r c e n t a g e _ L b l > + 
+         < V A T R e g i s t r a t i o n N o > V A T R e g i s t r a t i o n N o < / V A T R e g i s t r a t i o n N o > + 
+         < V A T R e g i s t r a t i o n N o _ L b l > V A T R e g i s t r a t i o n N o _ L b l < / V A T R e g i s t r a t i o n N o _ L b l > + 
+         < Y o u r R e f e r e n c e > Y o u r R e f e r e n c e < / Y o u r R e f e r e n c e > + 
+         < Y o u r R e f e r e n c e _ L b l > Y o u r R e f e r e n c e _ L b l < / Y o u r R e f e r e n c e _ L b l > + 
+         < L i n e > + 
+             < A m o u n t E x c l u d i n g V A T _ L i n e > A m o u n t E x c l u d i n g V A T _ L i n e < / A m o u n t E x c l u d i n g V A T _ L i n e > + 
+             < A m o u n t E x c l u d i n g V A T _ L i n e _ L b l > A m o u n t E x c l u d i n g V A T _ L i n e _ L b l < / A m o u n t E x c l u d i n g V A T _ L i n e _ L b l > + 
+             < A m o u n t I n c l u d i n g V A T _ L i n e > A m o u n t I n c l u d i n g V A T _ L i n e < / A m o u n t I n c l u d i n g V A T _ L i n e > + 
+             < A m o u n t I n c l u d i n g V A T _ L i n e _ L b l > A m o u n t I n c l u d i n g V A T _ L i n e _ L b l < / A m o u n t I n c l u d i n g V A T _ L i n e _ L b l > + 
+             < D e s c r i p t i o n _ L i n e > D e s c r i p t i o n _ L i n e < / D e s c r i p t i o n _ L i n e > + 
+             < D e s c r i p t i o n _ L i n e _ L b l > D e s c r i p t i o n _ L i n e _ L b l < / D e s c r i p t i o n _ L i n e _ L b l > + 
+             < I t e m N o _ L i n e > I t e m N o _ L i n e < / I t e m N o _ L i n e > + 
+             < I t e m N o _ L i n e _ L b l > I t e m N o _ L i n e _ L b l < / I t e m N o _ L i n e _ L b l > + 
+             < I t e m R e f e r e n c e N o > I t e m R e f e r e n c e N o < / I t e m R e f e r e n c e N o > + 
+             < I t e m R e f e r e n c e N o _ L b l > I t e m R e f e r e n c e N o _ L b l < / I t e m R e f e r e n c e N o _ L b l > + 
+             < L i n e A m o u n t _ L i n e > L i n e A m o u n t _ L i n e < / L i n e A m o u n t _ L i n e > + 
+             < L i n e A m o u n t _ L i n e _ L b l > L i n e A m o u n t _ L i n e _ L b l < / L i n e A m o u n t _ L i n e _ L b l > + 
+             < L i n e D i s c o u n t P e r c e n t _ L i n e > L i n e D i s c o u n t P e r c e n t _ L i n e < / L i n e D i s c o u n t P e r c e n t _ L i n e > + 
+             < L i n e D i s c o u n t P e r c e n t T e x t _ L i n e > L i n e D i s c o u n t P e r c e n t T e x t _ L i n e < / L i n e D i s c o u n t P e r c e n t T e x t _ L i n e > + 
+             < L i n e N o _ L i n e > L i n e N o _ L i n e < / L i n e N o _ L i n e > + 
+             < P l a n n e d S h i p m e n t D a t e _ L i n e > P l a n n e d S h i p m e n t D a t e _ L i n e < / P l a n n e d S h i p m e n t D a t e _ L i n e > + 
+             < P l a n n e d S h i p m e n t D a t e _ L i n e _ L b l > P l a n n e d S h i p m e n t D a t e _ L i n e _ L b l < / P l a n n e d S h i p m e n t D a t e _ L i n e _ L b l > + 
+             < Q u a n t i t y _ L i n e > Q u a n t i t y _ L i n e < / Q u a n t i t y _ L i n e > + 
+             < Q u a n t i t y _ L i n e _ L b l > Q u a n t i t y _ L i n e _ L b l < / Q u a n t i t y _ L i n e _ L b l > + 
+             < S h i p m e n t D a t e _ L i n e > S h i p m e n t D a t e _ L i n e < / S h i p m e n t D a t e _ L i n e > + 
+             < S h i p m e n t D a t e _ L i n e _ L b l > S h i p m e n t D a t e _ L i n e _ L b l < / S h i p m e n t D a t e _ L i n e _ L b l > + 
+             < T r a n s H e a d e r A m o u n t > T r a n s H e a d e r A m o u n t < / T r a n s H e a d e r A m o u n t > + 
+             < T y p e _ L i n e > T y p e _ L i n e < / T y p e _ L i n e > + 
+             < U n i t O f M e a s u r e > U n i t O f M e a s u r e < / U n i t O f M e a s u r e > + 
+             < U n i t O f M e a s u r e _ L b l > U n i t O f M e a s u r e _ L b l < / U n i t O f M e a s u r e _ L b l > + 
+             < U n i t P r i c e > U n i t P r i c e < / U n i t P r i c e > + 
+             < U n i t P r i c e _ L b l > U n i t P r i c e _ L b l < / U n i t P r i c e _ L b l > + 
+             < V A T I d e n t i f i e r _ L i n e > V A T I d e n t i f i e r _ L i n e < / V A T I d e n t i f i e r _ L i n e > + 
+             < V A T I d e n t i f i e r _ L i n e _ L b l > V A T I d e n t i f i e r _ L i n e _ L b l < / V A T I d e n t i f i e r _ L i n e _ L b l > + 
+             < V A T P c t _ L i n e > V A T P c t _ L i n e < / V A T P c t _ L i n e > + 
+             < V A T P c t _ L i n e _ L b l > V A T P c t _ L i n e _ L b l < / V A T P c t _ L i n e _ L b l > + 
+             < A s s e m b l y L i n e > + 
+                 < D e s c r i p t i o n _ A s s e m b l y L i n e > D e s c r i p t i o n _ A s s e m b l y L i n e < / D e s c r i p t i o n _ A s s e m b l y L i n e > + 
+                 < L i n e N o _ A s s e m b l y L i n e > L i n e N o _ A s s e m b l y L i n e < / L i n e N o _ A s s e m b l y L i n e > + 
+                 < Q u a n t i t y _ A s s e m b l y L i n e > Q u a n t i t y _ A s s e m b l y L i n e < / Q u a n t i t y _ A s s e m b l y L i n e > + 
+                 < U n i t O f M e a s u r e _ A s s e m b l y L i n e > U n i t O f M e a s u r e _ A s s e m b l y L i n e < / U n i t O f M e a s u r e _ A s s e m b l y L i n e > + 
+                 < V a r i a n t C o d e _ A s s e m b l y L i n e > V a r i a n t C o d e _ A s s e m b l y L i n e < / V a r i a n t C o d e _ A s s e m b l y L i n e >   
              < / A s s e m b l y L i n e >   
          < / L i n e >   
-         < W o r k D e s c r i p t i o n L i n e s   E l e m e n t T y p e = " D a t a I t e m "   E l e m e n t I d = " 2 7 6 8 1 9 4 4 7 " > - 
-             < W o r k D e s c r i p t i o n L i n e   E l e m e n t T y p e = " C o l u m n "   E l e m e n t I d = " 1 9 4 7 6 2 1 6 7 6 "   D a t a T y p e = " T e x t " > W o r k D e s c r i p t i o n L i n e < / W o r k D e s c r i p t i o n L i n e > - 
-             < W o r k D e s c r i p t i o n L i n e N u m b e r   E l e m e n t T y p e = " C o l u m n "   E l e m e n t I d = " 7 9 7 3 0 7 2 2 3 "   D a t a T y p e = " I n t e g e r " > W o r k D e s c r i p t i o n L i n e N u m b e r < / W o r k D e s c r i p t i o n L i n e N u m b e r > +         < W o r k D e s c r i p t i o n L i n e s > + 
+             < W o r k D e s c r i p t i o n L i n e > W o r k D e s c r i p t i o n L i n e < / W o r k D e s c r i p t i o n L i n e > + 
+             < W o r k D e s c r i p t i o n L i n e N u m b e r > W o r k D e s c r i p t i o n L i n e N u m b e r < / W o r k D e s c r i p t i o n L i n e N u m b e r >   
          < / W o r k D e s c r i p t i o n L i n e s >   
-         < V A T A m o u n t L i n e   E l e m e n t T y p e = " D a t a I t e m "   E l e m e n t I d = " 8 2 7 5 3 4 3 4 8 " > - 
-             < I n v o i c e D i s c o u n t A m o u n t _ V A T A m o u n t L i n e   E l e m e n t T y p e = " C o l u m n "   E l e m e n t I d = " 8 2 4 7 3 0 1 4 1 "   D a t a T y p e = " D e c i m a l " > I n v o i c e D i s c o u n t A m o u n t _ V A T A m o u n t L i n e < / I n v o i c e D i s c o u n t A m o u n t _ V A T A m o u n t L i n e > - 
-             < I n v o i c e D i s c o u n t A m o u n t _ V A T A m o u n t L i n e _ L b l   E l e m e n t T y p e = " C o l u m n "   E l e m e n t I d = " 1 5 6 2 2 0 0 0 3 4 "   D a t a T y p e = " S t r i n g " > I n v o i c e D i s c o u n t A m o u n t _ V A T A m o u n t L i n e _ L b l < / I n v o i c e D i s c o u n t A m o u n t _ V A T A m o u n t L i n e _ L b l > - 
-             < I n v o i c e D i s c o u n t B a s e A m o u n t _ V A T A m o u n t L i n e   E l e m e n t T y p e = " C o l u m n "   E l e m e n t I d = " 2 0 4 0 3 3 2 2 6 6 "   D a t a T y p e = " D e c i m a l " > I n v o i c e D i s c o u n t B a s e A m o u n t _ V A T A m o u n t L i n e < / I n v o i c e D i s c o u n t B a s e A m o u n t _ V A T A m o u n t L i n e > - 
-             < I n v o i c e D i s c o u n t B a s e A m o u n t _ V A T A m o u n t L i n e _ L b l   E l e m e n t T y p e = " C o l u m n "   E l e m e n t I d = " 4 0 5 9 6 0 3 3 1 "   D a t a T y p e = " S t r i n g " > I n v o i c e D i s c o u n t B a s e A m o u n t _ V A T A m o u n t L i n e _ L b l < / I n v o i c e D i s c o u n t B a s e A m o u n t _ V A T A m o u n t L i n e _ L b l > - 
-             < L i n e A m o u n t _ V a t A m o u n t L i n e   E l e m e n t T y p e = " C o l u m n "   E l e m e n t I d = " 2 1 4 6 5 4 0 1 "   D a t a T y p e = " D e c i m a l " > L i n e A m o u n t _ V a t A m o u n t L i n e < / L i n e A m o u n t _ V a t A m o u n t L i n e > - 
-             < L i n e A m o u n t _ V a t A m o u n t L i n e _ L b l   E l e m e n t T y p e = " C o l u m n "   E l e m e n t I d = " 1 1 1 0 9 1 2 1 2 4 "   D a t a T y p e = " S t r i n g " > L i n e A m o u n t _ V a t A m o u n t L i n e _ L b l < / L i n e A m o u n t _ V a t A m o u n t L i n e _ L b l > - 
-             < N o O f V A T I d e n t i f i e r s   E l e m e n t T y p e = " C o l u m n "   E l e m e n t I d = " 1 1 5 3 2 6 3 0 2 6 "   D a t a T y p e = " I n t e g e r " > N o O f V A T I d e n t i f i e r s < / N o O f V A T I d e n t i f i e r s > - 
-             < V A T A m o u n t L C Y _ V A T A m o u n t L i n e   E l e m e n t T y p e = " C o l u m n "   E l e m e n t I d = " 1 5 8 1 9 9 4 3 5 0 "   D a t a T y p e = " D e c i m a l " > V A T A m o u n t L C Y _ V A T A m o u n t L i n e < / V A T A m o u n t L C Y _ V A T A m o u n t L i n e > - 
-             < V A T A m o u n t L C Y _ V A T A m o u n t L i n e _ L b l   E l e m e n t T y p e = " C o l u m n "   E l e m e n t I d = " 9 2 3 0 0 3 3 7 "   D a t a T y p e = " L a b e l " > V A T A m o u n t L C Y _ V A T A m o u n t L i n e _ L b l < / V A T A m o u n t L C Y _ V A T A m o u n t L i n e _ L b l > - 
-             < V A T A m o u n t _ V a t A m o u n t L i n e   E l e m e n t T y p e = " C o l u m n "   E l e m e n t I d = " 1 8 9 1 8 2 0 6 2 0 "   D a t a T y p e = " D e c i m a l " > V A T A m o u n t _ V a t A m o u n t L i n e < / V A T A m o u n t _ V a t A m o u n t L i n e > - 
-             < V A T A m o u n t _ V a t A m o u n t L i n e _ L b l   E l e m e n t T y p e = " C o l u m n "   E l e m e n t I d = " 1 5 1 3 5 5 5 4 7 3 "   D a t a T y p e = " S t r i n g " > V A T A m o u n t _ V a t A m o u n t L i n e _ L b l < / V A T A m o u n t _ V a t A m o u n t L i n e _ L b l > - 
-             < V A T B a s e L C Y _ V A T A m o u n t L i n e   E l e m e n t T y p e = " C o l u m n "   E l e m e n t I d = " 1 8 6 0 9 4 5 6 3 5 "   D a t a T y p e = " D e c i m a l " > V A T B a s e L C Y _ V A T A m o u n t L i n e < / V A T B a s e L C Y _ V A T A m o u n t L i n e > - 
-             < V A T B a s e L C Y _ V A T A m o u n t L i n e _ L b l   E l e m e n t T y p e = " C o l u m n "   E l e m e n t I d = " 1 2 3 6 4 6 7 9 9 8 "   D a t a T y p e = " L a b e l " > V A T B a s e L C Y _ V A T A m o u n t L i n e _ L b l < / V A T B a s e L C Y _ V A T A m o u n t L i n e _ L b l > - 
-             < V A T B a s e _ V a t A m o u n t L i n e   E l e m e n t T y p e = " C o l u m n "   E l e m e n t I d = " 1 4 5 8 9 3 7 8 1 9 "   D a t a T y p e = " D e c i m a l " > V A T B a s e _ V a t A m o u n t L i n e < / V A T B a s e _ V a t A m o u n t L i n e > - 
-             < V A T B a s e _ V a t A m o u n t L i n e _ L b l   E l e m e n t T y p e = " C o l u m n "   E l e m e n t I d = " 1 6 9 1 3 0 2 4 8 8 "   D a t a T y p e = " S t r i n g " > V A T B a s e _ V a t A m o u n t L i n e _ L b l < / V A T B a s e _ V a t A m o u n t L i n e _ L b l > - 
-             < V A T I d e n t i f i e r _ V a t A m o u n t L i n e   E l e m e n t T y p e = " C o l u m n "   E l e m e n t I d = " 1 1 4 2 0 7 0 0 3 5 "   D a t a T y p e = " C o d e " > V A T I d e n t i f i e r _ V a t A m o u n t L i n e < / V A T I d e n t i f i e r _ V a t A m o u n t L i n e > - 
-             < V A T I d e n t i f i e r _ V a t A m o u n t L i n e _ L b l   E l e m e n t T y p e = " C o l u m n "   E l e m e n t I d = " 8 6 4 5 0 4 5 0 "   D a t a T y p e = " S t r i n g " > V A T I d e n t i f i e r _ V a t A m o u n t L i n e _ L b l < / V A T I d e n t i f i e r _ V a t A m o u n t L i n e _ L b l > - 
-             < V A T P c t _ V a t A m o u n t L i n e   E l e m e n t T y p e = " C o l u m n "   E l e m e n t I d = " 1 4 5 3 5 4 2 7 7 7 "   D a t a T y p e = " D e c i m a l " > V A T P c t _ V a t A m o u n t L i n e < / V A T P c t _ V a t A m o u n t L i n e > - 
-             < V A T P c t _ V a t A m o u n t L i n e _ L b l   E l e m e n t T y p e = " C o l u m n "   E l e m e n t I d = " 6 7 6 3 2 3 7 8 "   D a t a T y p e = " S t r i n g " > V A T P c t _ V a t A m o u n t L i n e _ L b l < / V A T P c t _ V a t A m o u n t L i n e _ L b l > +         < V A T A m o u n t L i n e > + 
+             < I n v o i c e D i s c o u n t A m o u n t _ V A T A m o u n t L i n e > I n v o i c e D i s c o u n t A m o u n t _ V A T A m o u n t L i n e < / I n v o i c e D i s c o u n t A m o u n t _ V A T A m o u n t L i n e > + 
+             < I n v o i c e D i s c o u n t A m o u n t _ V A T A m o u n t L i n e _ L b l > I n v o i c e D i s c o u n t A m o u n t _ V A T A m o u n t L i n e _ L b l < / I n v o i c e D i s c o u n t A m o u n t _ V A T A m o u n t L i n e _ L b l > + 
+             < I n v o i c e D i s c o u n t B a s e A m o u n t _ V A T A m o u n t L i n e > I n v o i c e D i s c o u n t B a s e A m o u n t _ V A T A m o u n t L i n e < / I n v o i c e D i s c o u n t B a s e A m o u n t _ V A T A m o u n t L i n e > + 
+             < I n v o i c e D i s c o u n t B a s e A m o u n t _ V A T A m o u n t L i n e _ L b l > I n v o i c e D i s c o u n t B a s e A m o u n t _ V A T A m o u n t L i n e _ L b l < / I n v o i c e D i s c o u n t B a s e A m o u n t _ V A T A m o u n t L i n e _ L b l > + 
+             < L i n e A m o u n t _ V a t A m o u n t L i n e > L i n e A m o u n t _ V a t A m o u n t L i n e < / L i n e A m o u n t _ V a t A m o u n t L i n e > + 
+             < L i n e A m o u n t _ V a t A m o u n t L i n e _ L b l > L i n e A m o u n t _ V a t A m o u n t L i n e _ L b l < / L i n e A m o u n t _ V a t A m o u n t L i n e _ L b l > + 
+             < N o O f V A T I d e n t i f i e r s > N o O f V A T I d e n t i f i e r s < / N o O f V A T I d e n t i f i e r s > + 
+             < V A T A m o u n t _ V a t A m o u n t L i n e > V A T A m o u n t _ V a t A m o u n t L i n e < / V A T A m o u n t _ V a t A m o u n t L i n e > + 
+             < V A T A m o u n t _ V a t A m o u n t L i n e _ L b l > V A T A m o u n t _ V a t A m o u n t L i n e _ L b l < / V A T A m o u n t _ V a t A m o u n t L i n e _ L b l > + 
+             < V A T A m o u n t L C Y _ V A T A m o u n t L i n e > V A T A m o u n t L C Y _ V A T A m o u n t L i n e < / V A T A m o u n t L C Y _ V A T A m o u n t L i n e > + 
+             < V A T A m o u n t L C Y _ V A T A m o u n t L i n e _ L b l > V A T A m o u n t L C Y _ V A T A m o u n t L i n e _ L b l < / V A T A m o u n t L C Y _ V A T A m o u n t L i n e _ L b l > + 
+             < V A T B a s e _ V a t A m o u n t L i n e > V A T B a s e _ V a t A m o u n t L i n e < / V A T B a s e _ V a t A m o u n t L i n e > + 
+             < V A T B a s e _ V a t A m o u n t L i n e _ L b l > V A T B a s e _ V a t A m o u n t L i n e _ L b l < / V A T B a s e _ V a t A m o u n t L i n e _ L b l > + 
+             < V A T B a s e L C Y _ V A T A m o u n t L i n e > V A T B a s e L C Y _ V A T A m o u n t L i n e < / V A T B a s e L C Y _ V A T A m o u n t L i n e > + 
+             < V A T B a s e L C Y _ V A T A m o u n t L i n e _ L b l > V A T B a s e L C Y _ V A T A m o u n t L i n e _ L b l < / V A T B a s e L C Y _ V A T A m o u n t L i n e _ L b l > + 
+             < V A T I d e n t i f i e r _ V a t A m o u n t L i n e > V A T I d e n t i f i e r _ V a t A m o u n t L i n e < / V A T I d e n t i f i e r _ V a t A m o u n t L i n e > + 
+             < V A T I d e n t i f i e r _ V a t A m o u n t L i n e _ L b l > V A T I d e n t i f i e r _ V a t A m o u n t L i n e _ L b l < / V A T I d e n t i f i e r _ V a t A m o u n t L i n e _ L b l > + 
+             < V A T P c t _ V a t A m o u n t L i n e > V A T P c t _ V a t A m o u n t L i n e < / V A T P c t _ V a t A m o u n t L i n e > + 
+             < V A T P c t _ V a t A m o u n t L i n e _ L b l > V A T P c t _ V a t A m o u n t L i n e _ L b l < / V A T P c t _ V a t A m o u n t L i n e _ L b l >   
          < / V A T A m o u n t L i n e >   
-         < V A T C l a u s e L i n e   E l e m e n t T y p e = " D a t a I t e m "   E l e m e n t I d = " 1 6 6 5 5 0 0 1 6 3 " > - 
-             < C o d e _ V A T C l a u s e L i n e   E l e m e n t T y p e = " C o l u m n "   E l e m e n t I d = " 1 8 2 4 5 8 9 8 4 7 "   D a t a T y p e = " C o d e " > C o d e _ V A T C l a u s e L i n e < / C o d e _ V A T C l a u s e L i n e > - 
-             < C o d e _ V A T C l a u s e L i n e _ L b l   E l e m e n t T y p e = " C o l u m n "   E l e m e n t I d = " 4 6 1 5 3 3 0 2 "   D a t a T y p e = " S t r i n g " > C o d e _ V A T C l a u s e L i n e _ L b l < / C o d e _ V A T C l a u s e L i n e _ L b l > - 
-             < D e s c r i p t i o n 2 _ V A T C l a u s e L i n e   E l e m e n t T y p e = " C o l u m n "   E l e m e n t I d = " 1 3 7 9 6 6 7 4 7 0 "   D a t a T y p e = " T e x t " > D e s c r i p t i o n 2 _ V A T C l a u s e L i n e < / D e s c r i p t i o n 2 _ V A T C l a u s e L i n e > - 
-             < D e s c r i p t i o n _ V A T C l a u s e L i n e   E l e m e n t T y p e = " C o l u m n "   E l e m e n t I d = " 1 3 0 5 5 4 5 9 2 4 "   D a t a T y p e = " T e x t " > D e s c r i p t i o n _ V A T C l a u s e L i n e < / D e s c r i p t i o n _ V A T C l a u s e L i n e > - 
-             < N o O f V A T C l a u s e s   E l e m e n t T y p e = " C o l u m n "   E l e m e n t I d = " 7 5 6 4 1 7 3 9 2 "   D a t a T y p e = " I n t e g e r " > N o O f V A T C l a u s e s < / N o O f V A T C l a u s e s > - 
-             < V A T A m o u n t _ V A T C l a u s e L i n e   E l e m e n t T y p e = " C o l u m n "   E l e m e n t I d = " 2 2 2 4 6 9 0 5 9 "   D a t a T y p e = " D e c i m a l " > V A T A m o u n t _ V A T C l a u s e L i n e < / V A T A m o u n t _ V A T C l a u s e L i n e > - 
-             < V A T I d e n t i f i e r _ V A T C l a u s e L i n e   E l e m e n t T y p e = " C o l u m n "   E l e m e n t I d = " 1 4 6 4 4 7 2 4 7 8 "   D a t a T y p e = " C o d e " > V A T I d e n t i f i e r _ V A T C l a u s e L i n e < / V A T I d e n t i f i e r _ V A T C l a u s e L i n e > +         < V A T C l a u s e L i n e > + 
+             < C o d e _ V A T C l a u s e L i n e > C o d e _ V A T C l a u s e L i n e < / C o d e _ V A T C l a u s e L i n e > + 
+             < C o d e _ V A T C l a u s e L i n e _ L b l > C o d e _ V A T C l a u s e L i n e _ L b l < / C o d e _ V A T C l a u s e L i n e _ L b l > + 
+             < D e s c r i p t i o n _ V A T C l a u s e L i n e > D e s c r i p t i o n _ V A T C l a u s e L i n e < / D e s c r i p t i o n _ V A T C l a u s e L i n e > + 
+             < D e s c r i p t i o n 2 _ V A T C l a u s e L i n e > D e s c r i p t i o n 2 _ V A T C l a u s e L i n e < / D e s c r i p t i o n 2 _ V A T C l a u s e L i n e > + 
+             < N o O f V A T C l a u s e s > N o O f V A T C l a u s e s < / N o O f V A T C l a u s e s > + 
+             < V A T A m o u n t _ V A T C l a u s e L i n e > V A T A m o u n t _ V A T C l a u s e L i n e < / V A T A m o u n t _ V A T C l a u s e L i n e > + 
+             < V A T I d e n t i f i e r _ V A T C l a u s e L i n e > V A T I d e n t i f i e r _ V A T C l a u s e L i n e < / V A T I d e n t i f i e r _ V A T C l a u s e L i n e >   
          < / V A T C l a u s e L i n e >   
-         < R e p o r t T o t a l s L i n e   E l e m e n t T y p e = " D a t a I t e m "   E l e m e n t I d = " 2 1 2 2 5 4 9 8 3 6 " > - 
-             < A m o u n t F o r m a t t e d _ R e p o r t T o t a l s L i n e   E l e m e n t T y p e = " C o l u m n "   E l e m e n t I d = " 1 5 0 6 1 3 6 8 2 5 "   D a t a T y p e = " T e x t " > A m o u n t F o r m a t t e d _ R e p o r t T o t a l s L i n e < / A m o u n t F o r m a t t e d _ R e p o r t T o t a l s L i n e > - 
-             < A m o u n t _ R e p o r t T o t a l s L i n e   E l e m e n t T y p e = " C o l u m n "   E l e m e n t I d = " 4 1 9 9 1 8 3 6 9 "   D a t a T y p e = " D e c i m a l " > A m o u n t _ R e p o r t T o t a l s L i n e < / A m o u n t _ R e p o r t T o t a l s L i n e > - 
-             < D e s c r i p t i o n _ R e p o r t T o t a l s L i n e   E l e m e n t T y p e = " C o l u m n "   E l e m e n t I d = " 5 8 1 9 9 6 0 6 7 "   D a t a T y p e = " T e x t " > D e s c r i p t i o n _ R e p o r t T o t a l s L i n e < / D e s c r i p t i o n _ R e p o r t T o t a l s L i n e > - 
-             < F o n t B o l d _ R e p o r t T o t a l s L i n e   E l e m e n t T y p e = " C o l u m n "   E l e m e n t I d = " 9 4 6 5 4 0 5 4 9 "   D a t a T y p e = " B o o l e a n " > F o n t B o l d _ R e p o r t T o t a l s L i n e < / F o n t B o l d _ R e p o r t T o t a l s L i n e > - 
-             < F o n t U n d e r l i n e _ R e p o r t T o t a l s L i n e   E l e m e n t T y p e = " C o l u m n "   E l e m e n t I d = " 2 0 2 1 5 3 3 6 9 4 "   D a t a T y p e = " B o o l e a n " > F o n t U n d e r l i n e _ R e p o r t T o t a l s L i n e < / F o n t U n d e r l i n e _ R e p o r t T o t a l s L i n e > +         < R e p o r t T o t a l s L i n e > + 
+             < A m o u n t _ R e p o r t T o t a l s L i n e > A m o u n t _ R e p o r t T o t a l s L i n e < / A m o u n t _ R e p o r t T o t a l s L i n e > + 
+             < A m o u n t F o r m a t t e d _ R e p o r t T o t a l s L i n e > A m o u n t F o r m a t t e d _ R e p o r t T o t a l s L i n e < / A m o u n t F o r m a t t e d _ R e p o r t T o t a l s L i n e > + 
+             < D e s c r i p t i o n _ R e p o r t T o t a l s L i n e > D e s c r i p t i o n _ R e p o r t T o t a l s L i n e < / D e s c r i p t i o n _ R e p o r t T o t a l s L i n e > + 
+             < F o n t B o l d _ R e p o r t T o t a l s L i n e > F o n t B o l d _ R e p o r t T o t a l s L i n e < / F o n t B o l d _ R e p o r t T o t a l s L i n e > + 
+             < F o n t U n d e r l i n e _ R e p o r t T o t a l s L i n e > F o n t U n d e r l i n e _ R e p o r t T o t a l s L i n e < / F o n t U n d e r l i n e _ R e p o r t T o t a l s L i n e >   
          < / R e p o r t T o t a l s L i n e >   
-         < L e t t e r T e x t   E l e m e n t T y p e = " D a t a I t e m "   E l e m e n t I d = " 1 5 1 0 3 5 3 8 3 4 " > - 
-             < B o d y T e x t   E l e m e n t T y p e = " C o l u m n "   E l e m e n t I d = " 1 4 9 7 5 9 8 0 8 "   D a t a T y p e = " L a b e l " > B o d y T e x t < / B o d y T e x t > - 
-             < C l o s i n g T e x t   E l e m e n t T y p e = " C o l u m n "   E l e m e n t I d = " 5 1 2 1 3 5 9 0 9 "   D a t a T y p e = " L a b e l " > C l o s i n g T e x t < / C l o s i n g T e x t > - 
-             < G r e e t i n g T e x t   E l e m e n t T y p e = " C o l u m n "   E l e m e n t I d = " 1 1 7 5 2 7 9 2 8 9 "   D a t a T y p e = " L a b e l " > G r e e t i n g T e x t < / G r e e t i n g T e x t > - 
-             < P m t D i s c T e x t   E l e m e n t T y p e = " C o l u m n "   E l e m e n t I d = " 2 0 1 3 8 4 9 9 4 8 "   D a t a T y p e = " T e x t " > P m t D i s c T e x t < / P m t D i s c T e x t > +         < L e t t e r T e x t > + 
+             < B o d y T e x t > B o d y T e x t < / B o d y T e x t > + 
+             < C l o s i n g T e x t > C l o s i n g T e x t < / C l o s i n g T e x t > + 
+             < G r e e t i n g T e x t > G r e e t i n g T e x t < / G r e e t i n g T e x t > + 
+             < P m t D i s c T e x t > P m t D i s c T e x t < / P m t D i s c T e x t >   
          < / L e t t e r T e x t >   
-         < T o t a l s   E l e m e n t T y p e = " D a t a I t e m "   E l e m e n t I d = " 1 8 2 3 9 5 0 0 4 4 " > - 
-             < C u r r e n c y C o d e   E l e m e n t T y p e = " C o l u m n "   E l e m e n t I d = " 1 5 7 9 5 9 5 9 2 1 "   D a t a T y p e = " T e x t " > C u r r e n c y C o d e < / C u r r e n c y C o d e > - 
-             < C u r r e n c y S y m b o l   E l e m e n t T y p e = " C o l u m n "   E l e m e n t I d = " 1 1 6 2 5 1 0 7 4 8 "   D a t a T y p e = " T e x t " > C u r r e n c y S y m b o l < / C u r r e n c y S y m b o l > - 
-             < T o t a l A m o u n t I n c l u d i n g V A T   E l e m e n t T y p e = " C o l u m n "   E l e m e n t I d = " 9 1 0 5 1 1 5 7 5 "   D a t a T y p e = " S t r i n g " > T o t a l A m o u n t I n c l u d i n g V A T < / T o t a l A m o u n t I n c l u d i n g V A T > - 
-             < T o t a l E x c l u d i n g V A T T e x t   E l e m e n t T y p e = " C o l u m n "   E l e m e n t I d = " 1 9 2 2 9 4 6 3 1 0 "   D a t a T y p e = " T e x t " > T o t a l E x c l u d i n g V A T T e x t < / T o t a l E x c l u d i n g V A T T e x t > - 
-             < T o t a l I n c l u d i n g V A T T e x t   E l e m e n t T y p e = " C o l u m n "   E l e m e n t I d = " 1 2 0 4 0 1 6 3 5 2 "   D a t a T y p e = " T e x t " > T o t a l I n c l u d i n g V A T T e x t < / T o t a l I n c l u d i n g V A T T e x t > - 
-             < T o t a l I n v o i c e D i s c o u n t A m o u n t   E l e m e n t T y p e = " C o l u m n "   E l e m e n t I d = " 4 0 2 1 7 7 5 1 "   D a t a T y p e = " D e c i m a l " > T o t a l I n v o i c e D i s c o u n t A m o u n t < / T o t a l I n v o i c e D i s c o u n t A m o u n t > - 
-             < T o t a l N e t A m o u n t   E l e m e n t T y p e = " C o l u m n "   E l e m e n t I d = " 4 8 3 1 9 3 3 7 2 "   D a t a T y p e = " D e c i m a l " > T o t a l N e t A m o u n t < / T o t a l N e t A m o u n t > - 
-             < T o t a l P a y m e n t D i s c o u n t O n V A T   E l e m e n t T y p e = " C o l u m n "   E l e m e n t I d = " 7 3 6 0 4 1 8 8 6 "   D a t a T y p e = " D e c i m a l " > T o t a l P a y m e n t D i s c o u n t O n V A T < / T o t a l P a y m e n t D i s c o u n t O n V A T > - 
-             < T o t a l S u b T o t a l   E l e m e n t T y p e = " C o l u m n "   E l e m e n t I d = " 2 0 9 7 8 7 6 8 0 1 "   D a t a T y p e = " D e c i m a l " > T o t a l S u b T o t a l < / T o t a l S u b T o t a l > - 
-             < T o t a l S u b T o t a l M i n u s I n v o i c e D i s c o u n t   E l e m e n t T y p e = " C o l u m n "   E l e m e n t I d = " 7 6 9 4 3 1 8 8 7 "   D a t a T y p e = " D e c i m a l " > T o t a l S u b T o t a l M i n u s I n v o i c e D i s c o u n t < / T o t a l S u b T o t a l M i n u s I n v o i c e D i s c o u n t > - 
-             < T o t a l T e x t   E l e m e n t T y p e = " C o l u m n "   E l e m e n t I d = " 2 3 1 9 1 0 5 1 8 "   D a t a T y p e = " T e x t " > T o t a l T e x t < / T o t a l T e x t > - 
-             < T o t a l V A T A m o u n t   E l e m e n t T y p e = " C o l u m n "   E l e m e n t I d = " 1 6 2 7 1 0 2 3 2 8 "   D a t a T y p e = " D e c i m a l " > T o t a l V A T A m o u n t < / T o t a l V A T A m o u n t > - 
-             < T o t a l V A T A m o u n t L C Y   E l e m e n t T y p e = " C o l u m n "   E l e m e n t I d = " 1 5 0 6 5 7 0 2 1 8 "   D a t a T y p e = " D e c i m a l " > T o t a l V A T A m o u n t L C Y < / T o t a l V A T A m o u n t L C Y > - 
-             < T o t a l V A T A m o u n t T e x t   E l e m e n t T y p e = " C o l u m n "   E l e m e n t I d = " 9 7 3 6 6 6 3 3 9 "   D a t a T y p e = " T e x t " > T o t a l V A T A m o u n t T e x t < / T o t a l V A T A m o u n t T e x t > - 
-             < T o t a l V A T B a s e L C Y   E l e m e n t T y p e = " C o l u m n "   E l e m e n t I d = " 8 3 4 4 5 0 5 2 1 "   D a t a T y p e = " D e c i m a l " > T o t a l V A T B a s e L C Y < / T o t a l V A T B a s e L C Y > +         < T o t a l s > + 
+             < C u r r e n c y C o d e > C u r r e n c y C o d e < / C u r r e n c y C o d e > + 
+             < C u r r e n c y S y m b o l > C u r r e n c y S y m b o l < / C u r r e n c y S y m b o l > + 
+             < T o t a l A m o u n t I n c l u d i n g V A T > T o t a l A m o u n t I n c l u d i n g V A T < / T o t a l A m o u n t I n c l u d i n g V A T > + 
+             < T o t a l E x c l u d i n g V A T T e x t > T o t a l E x c l u d i n g V A T T e x t < / T o t a l E x c l u d i n g V A T T e x t > + 
+             < T o t a l I n c l u d i n g V A T T e x t > T o t a l I n c l u d i n g V A T T e x t < / T o t a l I n c l u d i n g V A T T e x t > + 
+             < T o t a l I n v o i c e D i s c o u n t A m o u n t > T o t a l I n v o i c e D i s c o u n t A m o u n t < / T o t a l I n v o i c e D i s c o u n t A m o u n t > + 
+             < T o t a l N e t A m o u n t > T o t a l N e t A m o u n t < / T o t a l N e t A m o u n t > + 
+             < T o t a l P a y m e n t D i s c o u n t O n V A T > T o t a l P a y m e n t D i s c o u n t O n V A T < / T o t a l P a y m e n t D i s c o u n t O n V A T > + 
+             < T o t a l S u b T o t a l > T o t a l S u b T o t a l < / T o t a l S u b T o t a l > + 
+             < T o t a l S u b T o t a l M i n u s I n v o i c e D i s c o u n t > T o t a l S u b T o t a l M i n u s I n v o i c e D i s c o u n t < / T o t a l S u b T o t a l M i n u s I n v o i c e D i s c o u n t > + 
+             < T o t a l T e x t > T o t a l T e x t < / T o t a l T e x t > + 
+             < T o t a l V A T A m o u n t > T o t a l V A T A m o u n t < / T o t a l V A T A m o u n t > + 
+             < T o t a l V A T A m o u n t L C Y > T o t a l V A T A m o u n t L C Y < / T o t a l V A T A m o u n t L C Y > + 
+             < T o t a l V A T A m o u n t T e x t > T o t a l V A T A m o u n t T e x t < / T o t a l V A T A m o u n t T e x t > + 
+             < T o t a l V A T B a s e L C Y > T o t a l V A T B a s e L C Y < / T o t a l V A T B a s e L C Y >   
          < / T o t a l s >   
@@ -4818,9 +4478,9 @@
 </file>
 
 <file path=customXml/itemProps1.xml><?xml version="1.0" encoding="utf-8"?>
-<ds:datastoreItem xmlns:ds="http://schemas.openxmlformats.org/officeDocument/2006/customXml" ds:itemID="{6394E857-3815-461F-B20B-AC7EF436F0B3}">
+<ds:datastoreItem xmlns:ds="http://schemas.openxmlformats.org/officeDocument/2006/customXml" ds:itemID="{8DC053D4-FD02-418A-BD20-53FFD13CF390}">
   <ds:schemaRefs>
-    <ds:schemaRef ds:uri="urn:microsoft-dynamics-nav/reports/Standard_Sales_Order_Conf/1305/"/>
+    <ds:schemaRef ds:uri="urn:microsoft-dynamics-businesscentral/internal/extended/reports/Standard_Sales_Order_Conf/1305/"/>
   </ds:schemaRefs>
 </ds:datastoreItem>
 </file>
@@ -4834,9 +4494,9 @@
 </file>
 
 <file path=customXml/itemProps3.xml><?xml version="1.0" encoding="utf-8"?>
-<ds:datastoreItem xmlns:ds="http://schemas.openxmlformats.org/officeDocument/2006/customXml" ds:itemID="{8DC053D4-FD02-418A-BD20-53FFD13CF390}">
+<ds:datastoreItem xmlns:ds="http://schemas.openxmlformats.org/officeDocument/2006/customXml" ds:itemID="{6394E857-3815-461F-B20B-AC7EF436F0B3}">
   <ds:schemaRefs>
-    <ds:schemaRef ds:uri="urn:microsoft-dynamics-businesscentral/internal/extended/reports/Standard_Sales_Order_Conf/1305/"/>
+    <ds:schemaRef ds:uri="urn:microsoft-dynamics-nav/reports/Standard_Sales_Order_Conf/1305/"/>
   </ds:schemaRefs>
 </ds:datastoreItem>
 </file>

--- a/src/Layers/W1/BaseApp/Sales/Document/StandardOrderConfirmationEmailBody.docx
+++ b/src/Layers/W1/BaseApp/Sales/Document/StandardOrderConfirmationEmailBody.docx
@@ -16,7 +16,7 @@
         </w:placeholder>
         <w15:color w:val="808080"/>
         <w:text/>
-        <w:dataBinding w:prefixMappings="&lt;xmlns:ns0='urn:microsoft-dynamics-nav/reports/Standard_Sales_Order_Conf/1305/' " w:xpath="/ns0:NavWordReportXmlPart[1]/ns0:BCReportInformation[1]/ns0:ReportMetadata[1]/ns0:ReportName[1]"/>
+        <w:dataBinding w:prefixMappings="xmlns:ns0='urn:microsoft-dynamics-nav/reports/Standard_Sales_Order_Conf/1305/'" w:xpath="/ns0:NavWordReportXmlPart[1]/ns0:BCReportInformation[1]/ns0:ReportMetadata[1]/ns0:ReportName[1]"/>
       </w:sdtPr>
       <w:sdtContent>
         <w:p>
@@ -82,7 +82,7 @@
             <w:placeholder>
               <w:docPart w:val="BB55ECDC32FD4BEC9E1531B769818769"/>
             </w:placeholder>
-            <w:dataBinding w:prefixMappings="&lt;xmlns:ns0='urn:microsoft-dynamics-nav/reports/Standard_Sales_Order_Conf/1305/' " w:xpath="/ns0:NavWordReportXmlPart[1]/ns0:Header[1]/ns0:CompanyAddress1[1]" w:storeItemID="{6394E857-3815-461F-B20B-AC7EF436F0B3}"/>
+            <w:dataBinding w:prefixMappings="xmlns:ns0='urn:microsoft-dynamics-nav/reports/Standard_Sales_Order_Conf/1305/'" w:xpath="/ns0:NavWordReportXmlPart[1]/ns0:Header[1]/ns0:CompanyAddress1[1]" w:storeItemID="{6394E857-3815-461F-B20B-AC7EF436F0B3}"/>
             <w15:color w:val="808080"/>
             <w:text/>
           </w:sdtPr>
@@ -138,7 +138,7 @@
             <w:placeholder>
               <w:docPart w:val="BB55ECDC32FD4BEC9E1531B769818769"/>
             </w:placeholder>
-            <w:dataBinding w:prefixMappings="&lt;xmlns:ns0='urn:microsoft-dynamics-nav/reports/Standard_Sales_Order_Conf/1305/' " w:xpath="/ns0:NavWordReportXmlPart[1]/ns0:Header[1]/ns0:CompanyAddress2[1]" w:storeItemID="{6394E857-3815-461F-B20B-AC7EF436F0B3}"/>
+            <w:dataBinding w:prefixMappings="xmlns:ns0='urn:microsoft-dynamics-nav/reports/Standard_Sales_Order_Conf/1305/'" w:xpath="/ns0:NavWordReportXmlPart[1]/ns0:Header[1]/ns0:CompanyAddress2[1]" w:storeItemID="{6394E857-3815-461F-B20B-AC7EF436F0B3}"/>
             <w15:color w:val="808080"/>
             <w:text/>
           </w:sdtPr>
@@ -193,7 +193,7 @@
             <w:placeholder>
               <w:docPart w:val="BB55ECDC32FD4BEC9E1531B769818769"/>
             </w:placeholder>
-            <w:dataBinding w:prefixMappings="&lt;xmlns:ns0='urn:microsoft-dynamics-nav/reports/Standard_Sales_Order_Conf/1305/' " w:xpath="/ns0:NavWordReportXmlPart[1]/ns0:Header[1]/ns0:CompanyAddress3[1]" w:storeItemID="{6394E857-3815-461F-B20B-AC7EF436F0B3}"/>
+            <w:dataBinding w:prefixMappings="xmlns:ns0='urn:microsoft-dynamics-nav/reports/Standard_Sales_Order_Conf/1305/'" w:xpath="/ns0:NavWordReportXmlPart[1]/ns0:Header[1]/ns0:CompanyAddress3[1]" w:storeItemID="{6394E857-3815-461F-B20B-AC7EF436F0B3}"/>
             <w15:color w:val="808080"/>
             <w:text/>
           </w:sdtPr>
@@ -248,7 +248,7 @@
             <w:placeholder>
               <w:docPart w:val="BB55ECDC32FD4BEC9E1531B769818769"/>
             </w:placeholder>
-            <w:dataBinding w:prefixMappings="&lt;xmlns:ns0='urn:microsoft-dynamics-nav/reports/Standard_Sales_Order_Conf/1305/' " w:xpath="/ns0:NavWordReportXmlPart[1]/ns0:Header[1]/ns0:CompanyAddress4[1]" w:storeItemID="{6394E857-3815-461F-B20B-AC7EF436F0B3}"/>
+            <w:dataBinding w:prefixMappings="xmlns:ns0='urn:microsoft-dynamics-nav/reports/Standard_Sales_Order_Conf/1305/'" w:xpath="/ns0:NavWordReportXmlPart[1]/ns0:Header[1]/ns0:CompanyAddress4[1]" w:storeItemID="{6394E857-3815-461F-B20B-AC7EF436F0B3}"/>
             <w15:color w:val="808080"/>
             <w:text/>
           </w:sdtPr>
@@ -307,7 +307,7 @@
               <w:placeholder>
                 <w:docPart w:val="BB55ECDC32FD4BEC9E1531B769818769"/>
               </w:placeholder>
-              <w:dataBinding w:prefixMappings="&lt;xmlns:ns0='urn:microsoft-dynamics-nav/reports/Standard_Sales_Order_Conf/1305/' " w:xpath="/ns0:NavWordReportXmlPart[1]/ns0:Header[1]/ns0:CompanyAddress5[1]" w:storeItemID="{6394E857-3815-461F-B20B-AC7EF436F0B3}"/>
+              <w:dataBinding w:prefixMappings="xmlns:ns0='urn:microsoft-dynamics-nav/reports/Standard_Sales_Order_Conf/1305/'" w:xpath="/ns0:NavWordReportXmlPart[1]/ns0:Header[1]/ns0:CompanyAddress5[1]" w:storeItemID="{6394E857-3815-461F-B20B-AC7EF436F0B3}"/>
               <w15:color w:val="808080"/>
               <w:text/>
             </w:sdtPr>
@@ -362,7 +362,7 @@
             <w:placeholder>
               <w:docPart w:val="BB55ECDC32FD4BEC9E1531B769818769"/>
             </w:placeholder>
-            <w:dataBinding w:prefixMappings="&lt;xmlns:ns0='urn:microsoft-dynamics-nav/reports/Standard_Sales_Order_Conf/1305/' " w:xpath="/ns0:NavWordReportXmlPart[1]/ns0:Header[1]/ns0:CompanyAddress6[1]" w:storeItemID="{6394E857-3815-461F-B20B-AC7EF436F0B3}"/>
+            <w:dataBinding w:prefixMappings="xmlns:ns0='urn:microsoft-dynamics-nav/reports/Standard_Sales_Order_Conf/1305/'" w:xpath="/ns0:NavWordReportXmlPart[1]/ns0:Header[1]/ns0:CompanyAddress6[1]" w:storeItemID="{6394E857-3815-461F-B20B-AC7EF436F0B3}"/>
             <w15:color w:val="808080"/>
             <w:text/>
           </w:sdtPr>
@@ -421,7 +421,7 @@
             <w:placeholder>
               <w:docPart w:val="BB55ECDC32FD4BEC9E1531B769818769"/>
             </w:placeholder>
-            <w:dataBinding w:prefixMappings="&lt;xmlns:ns0='urn:microsoft-dynamics-nav/reports/Standard_Sales_Order_Conf/1305/' " w:xpath="/ns0:NavWordReportXmlPart[1]/ns0:Header[1]/ns0:CompanyLegalOffice[1]" w:storeItemID="{6394E857-3815-461F-B20B-AC7EF436F0B3}"/>
+            <w:dataBinding w:prefixMappings="xmlns:ns0='urn:microsoft-dynamics-nav/reports/Standard_Sales_Order_Conf/1305/'" w:xpath="/ns0:NavWordReportXmlPart[1]/ns0:Header[1]/ns0:CompanyLegalOffice[1]" w:storeItemID="{6394E857-3815-461F-B20B-AC7EF436F0B3}"/>
             <w15:color w:val="808080"/>
             <w:text/>
           </w:sdtPr>
@@ -473,7 +473,7 @@
             <w:placeholder>
               <w:docPart w:val="DefaultPlaceholder_-1854013440"/>
             </w:placeholder>
-            <w:dataBinding w:prefixMappings="&lt;xmlns:ns0='urn:microsoft-dynamics-nav/reports/Standard_Sales_Order_Conf/1305/' " w:xpath="/ns0:NavWordReportXmlPart[1]/ns0:Header[1]/ns0:BilltoCustomerNo_Lbl[1]" w:storeItemID="{6394E857-3815-461F-B20B-AC7EF436F0B3}"/>
+            <w:dataBinding w:prefixMappings="xmlns:ns0='urn:microsoft-dynamics-nav/reports/Standard_Sales_Order_Conf/1305/'" w:xpath="/ns0:NavWordReportXmlPart[1]/ns0:Header[1]/ns0:BilltoCustomerNo_Lbl[1]" w:storeItemID="{6394E857-3815-461F-B20B-AC7EF436F0B3}"/>
             <w15:color w:val="808080"/>
             <w:text/>
           </w:sdtPr>
@@ -541,7 +541,7 @@
             <w:placeholder>
               <w:docPart w:val="DefaultPlaceholder_-1854013440"/>
             </w:placeholder>
-            <w:dataBinding w:prefixMappings="&lt;xmlns:ns0='urn:microsoft-dynamics-nav/reports/Standard_Sales_Order_Conf/1305/' " w:xpath="/ns0:NavWordReportXmlPart[1]/ns0:Header[1]/ns0:BilltoCustumerNo[1]" w:storeItemID="{6394E857-3815-461F-B20B-AC7EF436F0B3}"/>
+            <w:dataBinding w:prefixMappings="xmlns:ns0='urn:microsoft-dynamics-nav/reports/Standard_Sales_Order_Conf/1305/'" w:xpath="/ns0:NavWordReportXmlPart[1]/ns0:Header[1]/ns0:BilltoCustumerNo[1]" w:storeItemID="{6394E857-3815-461F-B20B-AC7EF436F0B3}"/>
             <w15:color w:val="808080"/>
             <w:text/>
           </w:sdtPr>
@@ -631,7 +631,7 @@
                 <w:placeholder>
                   <w:docPart w:val="46733934D5534C8AA6E5220812017E58"/>
                 </w:placeholder>
-                <w:dataBinding w:prefixMappings="&lt;xmlns:ns0='urn:microsoft-dynamics-nav/reports/Standard_Sales_Order_Conf/1305/' " w:xpath="/ns0:NavWordReportXmlPart[1]/ns0:Header[1]/ns0:LetterText[1]/ns0:GreetingText[1]" w:storeItemID="{6394E857-3815-461F-B20B-AC7EF436F0B3}"/>
+                <w:dataBinding w:prefixMappings="xmlns:ns0='urn:microsoft-dynamics-nav/reports/Standard_Sales_Order_Conf/1305/'" w:xpath="/ns0:NavWordReportXmlPart[1]/ns0:Header[1]/ns0:LetterText[1]/ns0:GreetingText[1]" w:storeItemID="{6394E857-3815-461F-B20B-AC7EF436F0B3}"/>
                 <w15:color w:val="808080"/>
                 <w:text/>
               </w:sdtPr>
@@ -652,7 +652,7 @@
                 <w:placeholder>
                   <w:docPart w:val="46733934D5534C8AA6E5220812017E58"/>
                 </w:placeholder>
-                <w:dataBinding w:prefixMappings="&lt;xmlns:ns0='urn:microsoft-dynamics-nav/reports/Standard_Sales_Order_Conf/1305/' " w:xpath="/ns0:NavWordReportXmlPart[1]/ns0:Header[1]/ns0:CustomerAddress1[1]" w:storeItemID="{6394E857-3815-461F-B20B-AC7EF436F0B3}"/>
+                <w:dataBinding w:prefixMappings="xmlns:ns0='urn:microsoft-dynamics-nav/reports/Standard_Sales_Order_Conf/1305/'" w:xpath="/ns0:NavWordReportXmlPart[1]/ns0:Header[1]/ns0:CustomerAddress1[1]" w:storeItemID="{6394E857-3815-461F-B20B-AC7EF436F0B3}"/>
                 <w15:color w:val="808080"/>
                 <w:text/>
               </w:sdtPr>
@@ -680,7 +680,7 @@
             <w:placeholder>
               <w:docPart w:val="DefaultPlaceholder_-1854013440"/>
             </w:placeholder>
-            <w:dataBinding w:prefixMappings="&lt;xmlns:ns0='urn:microsoft-dynamics-nav/reports/Standard_Sales_Order_Conf/1305/' " w:xpath="/ns0:NavWordReportXmlPart[1]/ns0:Header[1]/ns0:LetterText[1]/ns0:BodyText[1]" w:storeItemID="{6394E857-3815-461F-B20B-AC7EF436F0B3}"/>
+            <w:dataBinding w:prefixMappings="xmlns:ns0='urn:microsoft-dynamics-nav/reports/Standard_Sales_Order_Conf/1305/'" w:xpath="/ns0:NavWordReportXmlPart[1]/ns0:Header[1]/ns0:LetterText[1]/ns0:BodyText[1]" w:storeItemID="{6394E857-3815-461F-B20B-AC7EF436F0B3}"/>
             <w15:color w:val="808080"/>
             <w:text/>
           </w:sdtPr>
@@ -743,7 +743,7 @@
             <w:placeholder>
               <w:docPart w:val="8C4073C450B44A8D9B5664E44F483FEF"/>
             </w:placeholder>
-            <w:dataBinding w:prefixMappings="&lt;xmlns:ns0='urn:microsoft-dynamics-nav/reports/Standard_Sales_Order_Conf/1305/' " w:xpath="/ns0:NavWordReportXmlPart[1]/ns0:Header[1]/ns0:DocumentNo_Lbl[1]" w:storeItemID="{6394E857-3815-461F-B20B-AC7EF436F0B3}"/>
+            <w:dataBinding w:prefixMappings="xmlns:ns0='urn:microsoft-dynamics-nav/reports/Standard_Sales_Order_Conf/1305/'" w:xpath="/ns0:NavWordReportXmlPart[1]/ns0:Header[1]/ns0:DocumentNo_Lbl[1]" w:storeItemID="{6394E857-3815-461F-B20B-AC7EF436F0B3}"/>
             <w15:color w:val="808080"/>
             <w:text/>
           </w:sdtPr>
@@ -784,7 +784,7 @@
             <w:placeholder>
               <w:docPart w:val="8C4073C450B44A8D9B5664E44F483FEF"/>
             </w:placeholder>
-            <w:dataBinding w:prefixMappings="&lt;xmlns:ns0='urn:microsoft-dynamics-nav/reports/Standard_Sales_Order_Conf/1305/' " w:xpath="/ns0:NavWordReportXmlPart[1]/ns0:Header[1]/ns0:DueDate_Lbl[1]" w:storeItemID="{6394E857-3815-461F-B20B-AC7EF436F0B3}"/>
+            <w:dataBinding w:prefixMappings="xmlns:ns0='urn:microsoft-dynamics-nav/reports/Standard_Sales_Order_Conf/1305/'" w:xpath="/ns0:NavWordReportXmlPart[1]/ns0:Header[1]/ns0:DueDate_Lbl[1]" w:storeItemID="{6394E857-3815-461F-B20B-AC7EF436F0B3}"/>
             <w15:color w:val="808080"/>
             <w:text/>
           </w:sdtPr>
@@ -825,7 +825,7 @@
             <w:placeholder>
               <w:docPart w:val="DefaultPlaceholder_-1854013440"/>
             </w:placeholder>
-            <w:dataBinding w:prefixMappings="&lt;xmlns:ns0='urn:microsoft-dynamics-nav/reports/Standard_Sales_Order_Conf/1305/' " w:xpath="/ns0:NavWordReportXmlPart[1]/ns0:Header[1]/ns0:Totals[1]/ns0:TotalText[1]" w:storeItemID="{6394E857-3815-461F-B20B-AC7EF436F0B3}"/>
+            <w:dataBinding w:prefixMappings="xmlns:ns0='urn:microsoft-dynamics-nav/reports/Standard_Sales_Order_Conf/1305/'" w:xpath="/ns0:NavWordReportXmlPart[1]/ns0:Header[1]/ns0:Totals[1]/ns0:TotalText[1]" w:storeItemID="{6394E857-3815-461F-B20B-AC7EF436F0B3}"/>
             <w15:color w:val="808080"/>
             <w:text/>
           </w:sdtPr>
@@ -931,7 +931,7 @@
             <w:placeholder>
               <w:docPart w:val="DefaultPlaceholder_-1854013440"/>
             </w:placeholder>
-            <w:dataBinding w:prefixMappings="&lt;xmlns:ns0='urn:microsoft-dynamics-nav/reports/Standard_Sales_Order_Conf/1305/' " w:xpath="/ns0:NavWordReportXmlPart[1]/ns0:Header[1]/ns0:DocumentNo[1]" w:storeItemID="{6394E857-3815-461F-B20B-AC7EF436F0B3}"/>
+            <w:dataBinding w:prefixMappings="xmlns:ns0='urn:microsoft-dynamics-nav/reports/Standard_Sales_Order_Conf/1305/'" w:xpath="/ns0:NavWordReportXmlPart[1]/ns0:Header[1]/ns0:DocumentNo[1]" w:storeItemID="{6394E857-3815-461F-B20B-AC7EF436F0B3}"/>
             <w15:color w:val="808080"/>
             <w:text/>
           </w:sdtPr>
@@ -972,7 +972,7 @@
             <w:placeholder>
               <w:docPart w:val="DefaultPlaceholder_-1854013440"/>
             </w:placeholder>
-            <w:dataBinding w:prefixMappings="&lt;xmlns:ns0='urn:microsoft-dynamics-nav/reports/Standard_Sales_Order_Conf/1305/' " w:xpath="/ns0:NavWordReportXmlPart[1]/ns0:Header[1]/ns0:DueDate[1]" w:storeItemID="{6394E857-3815-461F-B20B-AC7EF436F0B3}"/>
+            <w:dataBinding w:prefixMappings="xmlns:ns0='urn:microsoft-dynamics-nav/reports/Standard_Sales_Order_Conf/1305/'" w:xpath="/ns0:NavWordReportXmlPart[1]/ns0:Header[1]/ns0:DueDate[1]" w:storeItemID="{6394E857-3815-461F-B20B-AC7EF436F0B3}"/>
             <w15:color w:val="808080"/>
             <w:text/>
           </w:sdtPr>
@@ -1013,7 +1013,7 @@
             <w:placeholder>
               <w:docPart w:val="DefaultPlaceholder_-1854013440"/>
             </w:placeholder>
-            <w:dataBinding w:prefixMappings="&lt;xmlns:ns0='urn:microsoft-dynamics-nav/reports/Standard_Sales_Order_Conf/1305/' " w:xpath="/ns0:NavWordReportXmlPart[1]/ns0:Header[1]/ns0:Totals[1]/ns0:TotalAmountIncludingVAT[1]" w:storeItemID="{6394E857-3815-461F-B20B-AC7EF436F0B3}"/>
+            <w:dataBinding w:prefixMappings="xmlns:ns0='urn:microsoft-dynamics-nav/reports/Standard_Sales_Order_Conf/1305/'" w:xpath="/ns0:NavWordReportXmlPart[1]/ns0:Header[1]/ns0:Totals[1]/ns0:TotalAmountIncludingVAT[1]" w:storeItemID="{6394E857-3815-461F-B20B-AC7EF436F0B3}"/>
             <w15:color w:val="808080"/>
             <w:text/>
           </w:sdtPr>
@@ -1064,7 +1064,7 @@
         <w:placeholder>
           <w:docPart w:val="DefaultPlaceholder_-1854013440"/>
         </w:placeholder>
-        <w:dataBinding w:prefixMappings="&lt;xmlns:ns0='urn:microsoft-dynamics-nav/reports/Standard_Sales_Order_Conf/1305/' " w:xpath="/ns0:NavWordReportXmlPart[1]/ns0:Header[1]/ns0:LetterText[1]/ns0:PmtDiscText[1]" w:storeItemID="{6394E857-3815-461F-B20B-AC7EF436F0B3}"/>
+        <w:dataBinding w:prefixMappings="xmlns:ns0='urn:microsoft-dynamics-nav/reports/Standard_Sales_Order_Conf/1305/'" w:xpath="/ns0:NavWordReportXmlPart[1]/ns0:Header[1]/ns0:LetterText[1]/ns0:PmtDiscText[1]" w:storeItemID="{6394E857-3815-461F-B20B-AC7EF436F0B3}"/>
         <w15:color w:val="808080"/>
         <w:text/>
       </w:sdtPr>
@@ -1117,7 +1117,7 @@
                 <w:placeholder>
                   <w:docPart w:val="DefaultPlaceholder_-1854013440"/>
                 </w:placeholder>
-                <w:dataBinding w:prefixMappings="&lt;xmlns:ns0='urn:microsoft-dynamics-nav/reports/Standard_Sales_Order_Conf/1305/' " w:xpath="/ns0:NavWordReportXmlPart[1]/ns0:Header[1]/ns0:LetterText[1]/ns0:ClosingText[1]" w:storeItemID="{6394E857-3815-461F-B20B-AC7EF436F0B3}"/>
+                <w:dataBinding w:prefixMappings="xmlns:ns0='urn:microsoft-dynamics-nav/reports/Standard_Sales_Order_Conf/1305/'" w:xpath="/ns0:NavWordReportXmlPart[1]/ns0:Header[1]/ns0:LetterText[1]/ns0:ClosingText[1]" w:storeItemID="{6394E857-3815-461F-B20B-AC7EF436F0B3}"/>
                 <w15:color w:val="808080"/>
                 <w:text/>
               </w:sdtPr>
@@ -1146,7 +1146,7 @@
             <w:placeholder>
               <w:docPart w:val="DefaultPlaceholder_-1854013440"/>
             </w:placeholder>
-            <w:dataBinding w:prefixMappings="&lt;xmlns:ns0='urn:microsoft-dynamics-nav/reports/Standard_Sales_Order_Conf/1305/' " w:xpath="/ns0:NavWordReportXmlPart[1]/ns0:Header[1]/ns0:SalesPersonName[1]" w:storeItemID="{6394E857-3815-461F-B20B-AC7EF436F0B3}"/>
+            <w:dataBinding w:prefixMappings="xmlns:ns0='urn:microsoft-dynamics-nav/reports/Standard_Sales_Order_Conf/1305/'" w:xpath="/ns0:NavWordReportXmlPart[1]/ns0:Header[1]/ns0:SalesPersonName[1]" w:storeItemID="{6394E857-3815-461F-B20B-AC7EF436F0B3}"/>
             <w15:color w:val="808080"/>
             <w:text/>
           </w:sdtPr>
@@ -3257,6 +3257,8 @@
  
              < R e p o r t N a m e > R e p o r t   N a m e < / R e p o r t N a m e >   
+             < R e p o r t C a p t i o n > R e p o r t   C a p t i o n < / R e p o r t C a p t i o n > + 
              < A b o u t T h i s R e p o r t T i t l e > A b o u t   T h i s   R e p o r t   T i t l e < / A b o u t T h i s R e p o r t T i t l e >   
              < A b o u t T h i s R e p o r t T e x t > A b o u t   T h i s   R e p o r t   T e x t < / A b o u t T h i s R e p o r t T e x t > @@ -3311,21 +3313,21 @@
  
              < C o m p a n y A d d r e s s L i n e s >   
-                 < C o m p a n y A d d r e s s L i n e > C o m p a n y   A d d r e s s   L i n e   1 < / C o m p a n y A d d r e s s L i n e > - 
-                 < C o m p a n y A d d r e s s L i n e > C o m p a n y   A d d r e s s   L i n e   2 < / C o m p a n y A d d r e s s L i n e > - 
-                 < C o m p a n y A d d r e s s L i n e > C o m p a n y   A d d r e s s   L i n e   3 < / C o m p a n y A d d r e s s L i n e > - 
-                 < C o m p a n y A d d r e s s L i n e > C o m p a n y   A d d r e s s   L i n e   4 < / C o m p a n y A d d r e s s L i n e > - 
-                 < C o m p a n y A d d r e s s L i n e > C o m p a n y   A d d r e s s   L i n e   5 < / C o m p a n y A d d r e s s L i n e > - 
-                 < C o m p a n y A d d r e s s L i n e > C o m p a n y   A d d r e s s   L i n e   6 < / C o m p a n y A d d r e s s L i n e > - 
-                 < C o m p a n y A d d r e s s L i n e > C o m p a n y   A d d r e s s   L i n e   7 < / C o m p a n y A d d r e s s L i n e > - 
-                 < C o m p a n y A d d r e s s L i n e > C o m p a n y   A d d r e s s   L i n e   8 < / C o m p a n y A d d r e s s L i n e > +                 < C o m p a n y A d d r e s s L i n e 1 > C o m p a n y   A d d r e s s   L i n e   1 < / C o m p a n y A d d r e s s L i n e 1 > + 
+                 < C o m p a n y A d d r e s s L i n e 2 > C o m p a n y   A d d r e s s   L i n e   2 < / C o m p a n y A d d r e s s L i n e 2 > + 
+                 < C o m p a n y A d d r e s s L i n e 3 > C o m p a n y   A d d r e s s   L i n e   3 < / C o m p a n y A d d r e s s L i n e 3 > + 
+                 < C o m p a n y A d d r e s s L i n e 4 > C o m p a n y   A d d r e s s   L i n e   4 < / C o m p a n y A d d r e s s L i n e 4 > + 
+                 < C o m p a n y A d d r e s s L i n e 5 > C o m p a n y   A d d r e s s   L i n e   5 < / C o m p a n y A d d r e s s L i n e 5 > + 
+                 < C o m p a n y A d d r e s s L i n e 6 > C o m p a n y   A d d r e s s   L i n e   6 < / C o m p a n y A d d r e s s L i n e 6 > + 
+                 < C o m p a n y A d d r e s s L i n e 7 > C o m p a n y   A d d r e s s   L i n e   7 < / C o m p a n y A d d r e s s L i n e 7 > + 
+                 < C o m p a n y A d d r e s s L i n e 8 > C o m p a n y   A d d r e s s   L i n e   8 < / C o m p a n y A d d r e s s L i n e 8 >   
              < / C o m p a n y A d d r e s s L i n e s >   
@@ -3383,21 +3385,329 @@
  
      < / B C R e p o r t I n f o r m a t i o n >   
-     < T o o l t i p s   / > +     < T o o l t i p s > + 
+         < T o o l t i p   c o l u m n = " C o m p a n y H o m e P a g e "   E l e m e n t I d = " 1 9 8 9 1 8 8 7 0 " > + 
+             < T o o l t i p T e x t   l a n g = " e n - U S " > S p e c i f i e s   y o u r   c o m p a n y ' s   w e b   s i t e . < / T o o l t i p T e x t > + 
+         < / T o o l t i p > + 
+         < T o o l t i p   c o l u m n = " C o m p a n y E M a i l "   E l e m e n t I d = " 1 6 7 7 0 7 4 0 5 8 " > + 
+             < T o o l t i p T e x t   l a n g = " e n - U S " > S p e c i f i e s   t h e   c o m p a n y ' s   e m a i l   a d d r e s s . < / T o o l t i p T e x t > + 
+         < / T o o l t i p > + 
+         < T o o l t i p   c o l u m n = " C o m p a n y P i c t u r e "   E l e m e n t I d = " 1 3 9 7 4 1 1 0 7 4 " > + 
+             < T o o l t i p T e x t   l a n g = " e n - U S " > S p e c i f i e s   t h e   p i c t u r e   t h a t   h a s   b e e n   s e t   u p   f o r   t h e   c o m p a n y ,   s u c h   a s   a   c o m p a n y   l o g o . < / T o o l t i p T e x t > + 
+         < / T o o l t i p > + 
+         < T o o l t i p   c o l u m n = " C o m p a n y P h o n e N o "   E l e m e n t I d = " 2 5 0 4 4 0 6 5 5 " > + 
+             < T o o l t i p T e x t   l a n g = " e n - U S " > S p e c i f i e s   t h e   c o m p a n y ' s   t e l e p h o n e   n u m b e r . < / T o o l t i p T e x t > + 
+         < / T o o l t i p > + 
+         < T o o l t i p   c o l u m n = " C o m p a n y G i r o N o "   E l e m e n t I d = " 1 3 6 0 1 9 6 3 2 0 " > + 
+             < T o o l t i p T e x t   l a n g = " e n - U S " > S p e c i f i e s   t h e   c o m p a n y ' s   g i r o   n u m b e r . < / T o o l t i p T e x t > + 
+         < / T o o l t i p > + 
+         < T o o l t i p   c o l u m n = " C o m p a n y B a n k N a m e "   E l e m e n t I d = " 1 5 3 4 9 0 5 6 0 5 " > + 
+             < T o o l t i p T e x t   l a n g = " e n - U S " > S p e c i f i e s   t h e   n a m e   o f   t h e   b a n k   w h e r e   y o u   h a v e   t h e   b a n k   a c c o u n t . < / T o o l t i p T e x t > + 
+         < / T o o l t i p > + 
+         < T o o l t i p   c o l u m n = " C o m p a n y B a n k B r a n c h N o "   E l e m e n t I d = " 7 9 3 1 3 3 0 5 7 " > + 
+             < T o o l t i p T e x t   l a n g = " e n - U S " > S p e c i f i e s   a   n u m b e r   o f   t h e   b a n k   b r a n c h . < / T o o l t i p T e x t > + 
+         < / T o o l t i p > + 
+         < T o o l t i p   c o l u m n = " C o m p a n y B a n k A c c o u n t N o "   E l e m e n t I d = " 3 0 1 4 0 2 0 4 " > + 
+             < T o o l t i p T e x t   l a n g = " e n - U S " > S p e c i f i e s   t h e   n u m b e r   u s e d   b y   t h e   b a n k   f o r   t h e   b a n k   a c c o u n t . < / T o o l t i p T e x t > + 
+         < / T o o l t i p > + 
+         < T o o l t i p   c o l u m n = " C o m p a n y I B A N "   E l e m e n t I d = " 9 0 6 5 4 9 1 8 2 " > + 
+             < T o o l t i p T e x t   l a n g = " e n - U S " > S p e c i f i e s   t h e   b a n k   a c c o u n t ' s   i n t e r n a t i o n a l   b a n k   a c c o u n t   n u m b e r . < / T o o l t i p T e x t > + 
+         < / T o o l t i p > + 
+         < T o o l t i p   c o l u m n = " C o m p a n y S W I F T "   E l e m e n t I d = " 6 6 8 2 5 0 2 4 5 " > + 
+             < T o o l t i p T e x t   l a n g = " e n - U S " > S p e c i f i e s   t h e   i n t e r n a t i o n a l   b a n k   i d e n t i f i e r   c o d e   ( S W I F T )   o f   t h e   b a n k   w h e r e   y o u   h a v e   t h e   a c c o u n t . < / T o o l t i p T e x t > + 
+         < / T o o l t i p > + 
+         < T o o l t i p   c o l u m n = " S e l l T o C o n t a c t P h o n e N o "   E l e m e n t I d = " 1 6 1 3 8 2 2 4 8 3 " > + 
+             < T o o l t i p T e x t   l a n g = " e n - U S " > S p e c i f i e s   t h e   c o n t a c t ' s   p h o n e   n u m b e r . < / T o o l t i p T e x t > + 
+         < / T o o l t i p > + 
+         < T o o l t i p   c o l u m n = " S e l l T o C o n t a c t M o b i l e P h o n e N o "   E l e m e n t I d = " 1 8 4 3 5 8 7 4 7 " > + 
+             < T o o l t i p T e x t   l a n g = " e n - U S " > S p e c i f i e s   t h e   c o n t a c t ' s   m o b i l e   t e l e p h o n e   n u m b e r . < / T o o l t i p T e x t > + 
+         < / T o o l t i p > + 
+         < T o o l t i p   c o l u m n = " S e l l T o C o n t a c t E m a i l "   E l e m e n t I d = " 2 6 2 8 2 4 5 6 4 " > + 
+             < T o o l t i p T e x t   l a n g = " e n - U S " > S p e c i f i e s   t h e   e m a i l   a d d r e s s   o f   t h e   c o n t a c t . < / T o o l t i p T e x t > + 
+         < / T o o l t i p > + 
+         < T o o l t i p   c o l u m n = " B i l l T o C o n t a c t P h o n e N o "   E l e m e n t I d = " 3 6 2 4 7 7 4 8 8 " > + 
+             < T o o l t i p T e x t   l a n g = " e n - U S " > S p e c i f i e s   t h e   c o n t a c t ' s   p h o n e   n u m b e r . < / T o o l t i p T e x t > + 
+         < / T o o l t i p > + 
+         < T o o l t i p   c o l u m n = " B i l l T o C o n t a c t M o b i l e P h o n e N o "   E l e m e n t I d = " 2 4 8 4 8 8 6 9 6 " > + 
+             < T o o l t i p T e x t   l a n g = " e n - U S " > S p e c i f i e s   t h e   c o n t a c t ' s   m o b i l e   t e l e p h o n e   n u m b e r . < / T o o l t i p T e x t > + 
+         < / T o o l t i p > + 
+         < T o o l t i p   c o l u m n = " B i l l T o C o n t a c t E m a i l "   E l e m e n t I d = " 3 3 5 8 2 7 8 9 5 " > + 
+             < T o o l t i p T e x t   l a n g = " e n - U S " > S p e c i f i e s   t h e   e m a i l   a d d r e s s   o f   t h e   c o n t a c t . < / T o o l t i p T e x t > + 
+         < / T o o l t i p > + 
+         < T o o l t i p   c o l u m n = " Y o u r R e f e r e n c e "   E l e m e n t I d = " 1 1 0 3 9 9 5 1 " > + 
+             < T o o l t i p T e x t   l a n g = " e n - U S " > S p e c i f i e s   t h e   c u s t o m e r ' s   r e f e r e n c e .   T h e   c o n t e n t   w i l l   b e   p r i n t e d   o n   s a l e s   d o c u m e n t s . < / T o o l t i p T e x t > + 
+         < / T o o l t i p > + 
+         < T o o l t i p   c o l u m n = " S h i p m e n t M e t h o d D e s c r i p t i o n "   E l e m e n t I d = " 2 0 5 9 4 0 3 2 6 0 " > + 
+             < T o o l t i p T e x t   l a n g = " e n - U S " > S p e c i f i e s   a   d e s c r i p t i o n   o f   t h e   s h i p m e n t   m e t h o d . < / T o o l t i p T e x t > + 
+         < / T o o l t i p > + 
+         < T o o l t i p   c o l u m n = " S h i p T o P h o n e N o "   E l e m e n t I d = " 3 6 9 7 0 2 2 5 5 " > + 
+             < T o o l t i p T e x t   l a n g = " e n - U S " > S p e c i f i e s   t h e   t e l e p h o n e   n u m b e r   o f   t h e   c o m p a n y ' s   s h i p p i n g   a d d r e s s . < / T o o l t i p T e x t > + 
+         < / T o o l t i p > + 
+         < T o o l t i p   c o l u m n = " P a y m e n t T e r m s D e s c r i p t i o n "   E l e m e n t I d = " 2 0 3 8 7 4 2 7 0 0 " > + 
+             < T o o l t i p T e x t   l a n g = " e n - U S " > S p e c i f i e s   a n   e x p l a n a t i o n   o f   t h e   p a y m e n t   t e r m s . < / T o o l t i p T e x t > + 
+         < / T o o l t i p > + 
+         < T o o l t i p   c o l u m n = " P a y m e n t M e t h o d D e s c r i p t i o n "   E l e m e n t I d = " 5 8 5 7 5 7 9 7 4 " > + 
+             < T o o l t i p T e x t   l a n g = " e n - U S " > S p e c i f i e s   a   t e x t   t h a t   d e s c r i b e s   t h e   p a y m e n t   m e t h o d . < / T o o l t i p T e x t > + 
+         < / T o o l t i p > + 
+         < T o o l t i p   c o l u m n = " B i l l t o C u s t u m e r N o "   E l e m e n t I d = " 2 8 0 4 7 3 0 5 8 " > + 
+             < T o o l t i p T e x t   l a n g = " e n - U S " > S p e c i f i e s   t h e   n u m b e r   o f   t h e   c u s t o m e r   t h a t   y o u   s e n d   o r   s e n t   t h e   i n v o i c e   o r   c r e d i t   m e m o   t o . < / T o o l t i p T e x t > + 
+         < / T o o l t i p > + 
+         < T o o l t i p   c o l u m n = " D o c u m e n t N o "   E l e m e n t I d = " 9 7 0 3 5 0 5 3 9 " > + 
+             < T o o l t i p T e x t   l a n g = " e n - U S " > S p e c i f i e s   a   u n i q u e   n u m b e r   t h a t   i d e n t i f i e s   t h e   s a l e s   d o c u m e n t .   T h e   n u m b e r   c a n   b e   g e n e r a t e d   a u t o m a t i c a l l y   f r o m   a   n u m b e r   s e r i e s ,   o r   y o u   c a n   n u m b e r   e a c h   o f   t h e m   m a n u a l l y . < / T o o l t i p T e x t > + 
+         < / T o o l t i p > + 
+         < T o o l t i p   c o l u m n = " Q u o t e N o "   E l e m e n t I d = " 1 5 2 1 5 3 3 0 4 6 " > + 
+             < T o o l t i p T e x t   l a n g = " e n - U S " > S p e c i f i e s   t h e   n u m b e r   o f   t h e   s a l e s   q u o t e   t h a t   t h e   s a l e s   o r d e r   w a s   c r e a t e d   f r o m .   Y o u   c a n   t r a c k   t h e   n u m b e r   t o   s a l e s   q u o t e   d o c u m e n t s   t h a t   y o u   h a v e   p r i n t e d ,   s a v e d ,   o r   e m a i l e d . < / T o o l t i p T e x t > + 
+         < / T o o l t i p > + 
+         < T o o l t i p   c o l u m n = " P r i c e s I n c l u d i n g V A T "   E l e m e n t I d = " 5 1 8 8 1 7 1 6 7 " > + 
+             < T o o l t i p T e x t   l a n g = " e n - U S " > S p e c i f i e s   i f   t h e   U n i t   P r i c e   a n d   L i n e   A m o u n t   f i e l d s   o n   d o c u m e n t   l i n e s   s h o u l d   b e   s h o w n   w i t h   o r   w i t h o u t   V A T . < / T o o l t i p T e x t > + 
+         < / T o o l t i p > + 
+         < T o o l t i p   c o l u m n = " S a l e s P e r s o n N a m e "   E l e m e n t I d = " 8 7 1 4 9 2 9 8 3 " > + 
+             < T o o l t i p T e x t   l a n g = " e n - U S " > S p e c i f i e s   t h e   n a m e   o f   t h e   s a l e s p e r s o n   o r   p u r c h a s e r . < / T o o l t i p T e x t > + 
+         < / T o o l t i p > + 
+         < T o o l t i p   c o l u m n = " S e l l t o C u s t o m e r N o "   E l e m e n t I d = " 2 0 5 0 6 4 7 3 4 9 " > + 
+             < T o o l t i p T e x t   l a n g = " e n - U S " > S p e c i f i e s   t h e   n u m b e r   o f   t h e   c u s t o m e r   t h a t   y o u ' r e   s e l l i n g   t o .   B y   d e f a u l t ,   t h e   s a m e   c u s t o m e r   i s   s u g g e s t e d   a s   t h e   s h i p - t o   c u s t o m e r .   I f   n e e d e d ,   y o u   c a n   s p e c i f y   a   d i f f e r e n t   s h i p - t o   c u s t o m e r   o n   t h e   d o c u m e n t . < / T o o l t i p T e x t > + 
+         < / T o o l t i p > + 
+         < T o o l t i p   c o l u m n = " S e l l T o P h o n e N o "   E l e m e n t I d = " 7 5 1 9 3 1 8 4 3 " > + 
+             < T o o l t i p T e x t   l a n g = " e n - U S " > S p e c i f i e s   t h e   t e l e p h o n e   n u m b e r   o f   t h e   c o n t a c t   p e r s o n   t h a t   t h e   s a l e s   d o c u m e n t   w i l l   b e   s e n t   t o . < / T o o l t i p T e x t > + 
+         < / T o o l t i p > + 
+         < T o o l t i p   c o l u m n = " E x t D o c N o _ S a l e s H e a d e r "   E l e m e n t I d = " 8 3 2 4 5 0 5 2 3 " > + 
+             < T o o l t i p T e x t   l a n g = " e n - U S " > S p e c i f i e s   a   d o c u m e n t   n u m b e r   t h a t   r e f e r s   t o   t h e   c u s t o m e r ' s   o r   v e n d o r ' s   n u m b e r i n g   s y s t e m . < / T o o l t i p T e x t > + 
+         < / T o o l t i p > + 
+         < T o o l t i p   c o l u m n = " L i n e N o _ L i n e "   E l e m e n t I d = " 6 9 8 9 8 5 9 7 9 " > + 
+             < T o o l t i p T e x t   l a n g = " e n - U S " > S p e c i f i e s   t h e   l i n e   n u m b e r . < / T o o l t i p T e x t > + 
+         < / T o o l t i p > + 
+         < T o o l t i p   c o l u m n = " A m o u n t E x c l u d i n g V A T _ L i n e "   E l e m e n t I d = " 1 0 6 2 4 6 0 0 4 0 " > + 
+             < T o o l t i p T e x t   l a n g = " e n - U S " > S p e c i f i e s   t h e   s u m   o f   a m o u n t s   i n   t h e   L i n e   A m o u n t   f i e l d   o n   t h e   s a l e s   r e t u r n   o r d e r   l i n e s . < / T o o l t i p T e x t > + 
+         < / T o o l t i p > + 
+         < T o o l t i p   c o l u m n = " D e s c r i p t i o n _ L i n e "   E l e m e n t I d = " 1 4 0 6 8 2 2 3 1 0 " > + 
+             < T o o l t i p T e x t   l a n g = " e n - U S " > S p e c i f i e s   a   d e s c r i p t i o n   o f   t h e   e n t r y   o f   t h e   p r o d u c t   t o   b e   s o l d .   T o   a d d   a   n o n - t r a n s a c t i o n a l   t e x t   l i n e ,   f i l l   i n   t h e   D e s c r i p t i o n   f i e l d   o n l y . < / T o o l t i p T e x t > + 
+         < / T o o l t i p > + 
+         < T o o l t i p   c o l u m n = " L i n e D i s c o u n t P e r c e n t _ L i n e "   E l e m e n t I d = " 9 0 7 8 2 7 4 3 6 " > + 
+             < T o o l t i p T e x t   l a n g = " e n - U S " > S p e c i f i e s   t h e   d i s c o u n t   p e r c e n t a g e   t h a t   i s   g r a n t e d   f o r   t h e   i t e m   o n   t h e   l i n e . < / T o o l t i p T e x t > + 
+         < / T o o l t i p > + 
+         < T o o l t i p   c o l u m n = " I t e m N o _ L i n e "   E l e m e n t I d = " 1 9 1 0 2 9 6 2 8 8 " > + 
+             < T o o l t i p T e x t   l a n g = " e n - U S " > S p e c i f i e s   t h e   n u m b e r   o f   t h e   i n v o l v e d   e n t r y   o r   r e c o r d ,   a c c o r d i n g   t o   t h e   s p e c i f i e d   n u m b e r   s e r i e s . < / T o o l t i p T e x t > + 
+         < / T o o l t i p > + 
+         < T o o l t i p   c o l u m n = " U n i t O f M e a s u r e "   E l e m e n t I d = " 1 8 0 8 2 2 8 0 1 8 " > + 
+             < T o o l t i p T e x t   l a n g = " e n - U S " > S p e c i f i e s   t h e   u n i t   o f   m e a s u r e   f o r   t h e   i t e m   o r   r e s o u r c e   o n   t h e   s a l e s   l i n e . < / T o o l t i p T e x t > + 
+         < / T o o l t i p > + 
+         < T o o l t i p   c o l u m n = " I t e m R e f e r e n c e N o "   E l e m e n t I d = " 4 7 4 0 7 7 5 6 6 " > + 
+             < T o o l t i p T e x t   l a n g = " e n - U S " > S p e c i f i e s   t h e   r e f e r e n c e d   i t e m   n u m b e r . < / T o o l t i p T e x t > + 
+         < / T o o l t i p > + 
+         < T o o l t i p   c o l u m n = " L i n e N o _ A s s e m b l y L i n e "   E l e m e n t I d = " 6 4 0 5 8 3 8 9 1 " > + 
+             < T o o l t i p T e x t   l a n g = " e n - U S " > S p e c i f i e s   t h e   n u m b e r   o f   t h e   i n v o l v e d   e n t r y   o r   r e c o r d ,   a c c o r d i n g   t o   t h e   s p e c i f i e d   n u m b e r   s e r i e s . < / T o o l t i p T e x t > + 
+         < / T o o l t i p > + 
+         < T o o l t i p   c o l u m n = " D e s c r i p t i o n _ A s s e m b l y L i n e "   E l e m e n t I d = " 2 8 0 7 4 3 7 9 6 " > + 
+             < T o o l t i p T e x t   l a n g = " e n - U S " > S p e c i f i e s   t h e   d e s c r i p t i o n   o f   t h e   a s s e m b l y   c o m p o n e n t . < / T o o l t i p T e x t > + 
+         < / T o o l t i p > + 
+         < T o o l t i p   c o l u m n = " Q u a n t i t y _ A s s e m b l y L i n e "   E l e m e n t I d = " 1 9 5 7 6 4 8 2 3 1 " > + 
+             < T o o l t i p T e x t   l a n g = " e n - U S " > S p e c i f i e s   h o w   m a n y   u n i t s   o f   t h e   a s s e m b l y   c o m p o n e n t   a r e   e x p e c t e d   t o   b e   c o n s u m e d . < / T o o l t i p T e x t > + 
+         < / T o o l t i p > + 
+         < T o o l t i p   c o l u m n = " V a r i a n t C o d e _ A s s e m b l y L i n e "   E l e m e n t I d = " 1 8 6 9 4 0 7 6 7 2 " > + 
+             < T o o l t i p T e x t   l a n g = " e n - U S " > S p e c i f i e s   t h e   v a r i a n t   o f   t h e   i t e m   o n   t h e   l i n e . < / T o o l t i p T e x t > + 
+         < / T o o l t i p > + 
+         < T o o l t i p   c o l u m n = " I n v o i c e D i s c o u n t A m o u n t _ V A T A m o u n t L i n e "   E l e m e n t I d = " 8 2 4 7 3 0 1 4 1 " > + 
+             < T o o l t i p T e x t   l a n g = " e n - U S " > S p e c i f i e s   t h e   i n v o i c e   d i s c o u n t   a m o u n t   f o r   a   s p e c i f i c   V A T   i d e n t i f i e r . < / T o o l t i p T e x t > + 
+         < / T o o l t i p > + 
+         < T o o l t i p   c o l u m n = " I n v o i c e D i s c o u n t B a s e A m o u n t _ V A T A m o u n t L i n e "   E l e m e n t I d = " 2 0 4 0 3 3 2 2 6 6 " > + 
+             < T o o l t i p T e x t   l a n g = " e n - U S " > S p e c i f i e s   t h e   i n v o i c e   d i s c o u n t   b a s e   a m o u n t . < / T o o l t i p T e x t > + 
+         < / T o o l t i p > + 
+         < T o o l t i p   c o l u m n = " L i n e A m o u n t _ V a t A m o u n t L i n e "   E l e m e n t I d = " 2 1 4 6 5 4 0 1 " > + 
+             < T o o l t i p T e x t   l a n g = " e n - U S " > S p e c i f i e s   t h e   t o t a l   a m o u n t   f o r   s a l e s   o r   p u r c h a s e   l i n e s   w i t h   a   s p e c i f i c   V A T   i d e n t i f i e r . < / T o o l t i p T e x t > + 
+         < / T o o l t i p > + 
+         < T o o l t i p   c o l u m n = " V A T A m o u n t _ V a t A m o u n t L i n e "   E l e m e n t I d = " 1 8 9 1 8 2 0 6 2 0 " > + 
+             < T o o l t i p T e x t   l a n g = " e n - U S " > S p e c i f i e s   t h e   a m o u n t   o f   V A T   t h a t   i s   i n c l u d e d   i n   t h e   t o t a l   a m o u n t . < / T o o l t i p T e x t > + 
+         < / T o o l t i p > + 
+         < T o o l t i p   c o l u m n = " V A T B a s e _ V a t A m o u n t L i n e "   E l e m e n t I d = " 1 4 5 8 9 3 7 8 1 9 " > + 
+             < T o o l t i p T e x t   l a n g = " e n - U S " > S p e c i f i e s   t h e   t o t a l   n e t   a m o u n t   ( a m o u n t   e x c l u d i n g   V A T )   f o r   s a l e s   o r   p u r c h a s e   l i n e s   w i t h   a   s p e c i f i c   V A T   I d e n t i f i e r . < / T o o l t i p T e x t > + 
+         < / T o o l t i p > + 
+         < T o o l t i p   c o l u m n = " V A T I d e n t i f i e r _ V a t A m o u n t L i n e "   E l e m e n t I d = " 1 1 4 2 0 7 0 0 3 5 " > + 
+             < T o o l t i p T e x t   l a n g = " e n - U S " > S p e c i f i e s   t h e   V A T   I d e n t i f i e r   v a l u e . < / T o o l t i p T e x t > + 
+         < / T o o l t i p > + 
+         < T o o l t i p   c o l u m n = " V A T P c t _ V a t A m o u n t L i n e "   E l e m e n t I d = " 1 4 5 3 5 4 2 7 7 7 " > + 
+             < T o o l t i p T e x t   l a n g = " e n - U S " > S p e c i f i e s   t h e   V A T   %   t h a t   w a s   u s e d   o n   t h e   s a l e s   o r   p u r c h a s e   l i n e s   w i t h   t h i s   V A T   I d e n t i f i e r . < / T o o l t i p T e x t > + 
+         < / T o o l t i p > + 
+         < T o o l t i p   c o l u m n = " V A T I d e n t i f i e r _ V A T C l a u s e L i n e "   E l e m e n t I d = " 1 4 6 4 4 7 2 4 7 8 " > + 
+             < T o o l t i p T e x t   l a n g = " e n - U S " > S p e c i f i e s   t h e   V A T   I d e n t i f i e r   v a l u e . < / T o o l t i p T e x t > + 
+         < / T o o l t i p > + 
+         < T o o l t i p   c o l u m n = " C o d e _ V A T C l a u s e L i n e "   E l e m e n t I d = " 1 8 2 4 5 8 9 8 4 7 " > + 
+             < T o o l t i p T e x t   l a n g = " e n - U S " > S p e c i f i e s   t h e   c o d e   f o r   a   V A T   c l a u s e ,   w h i c h   i s   u s e d   t o   p r o v i d e   a   V A T   d e s c r i p t i o n   a s s o c i a t e d   w i t h   a   s a l e s   l i n e   o n   a   s a l e s   i n v o i c e ,   c r e d i t   m e m o ,   o r   o t h e r   s a l e s   d o c u m e n t . < / T o o l t i p T e x t > + 
+         < / T o o l t i p > + 
+         < T o o l t i p   c o l u m n = " D e s c r i p t i o n 2 _ V A T C l a u s e L i n e "   E l e m e n t I d = " 1 3 7 9 6 6 7 4 7 0 " > + 
+             < T o o l t i p T e x t   l a n g = " e n - U S " > S p e c i f i e s   a n   a d d i t i o n a l   d e s c r i p t i o n   o f   a   V A T   c l a u s e . < / T o o l t i p T e x t > + 
+         < / T o o l t i p > + 
+         < T o o l t i p   c o l u m n = " V A T A m o u n t _ V A T C l a u s e L i n e "   E l e m e n t I d = " 2 2 2 4 6 9 0 5 9 " > + 
+             < T o o l t i p T e x t   l a n g = " e n - U S " > S p e c i f i e s   t h e   a m o u n t   o f   V A T   t h a t   i s   i n c l u d e d   i n   t h e   t o t a l   a m o u n t . < / T o o l t i p T e x t > + 
+         < / T o o l t i p > + 
+     < / T o o l t i p s >   
      < H e a d e r   E l e m e n t T y p e = " D a t a I t e m "   E l e m e n t I d = " 1 2 4 0 3 7 3 8 8 6 " >   
          < B i l l T o C o n t a c t E m a i l   E l e m e n t T y p e = " C o l u m n "   E l e m e n t I d = " 3 3 5 8 2 7 8 9 5 "   D a t a T y p e = " T e x t " > B i l l T o C o n t a c t E m a i l < / B i l l T o C o n t a c t E m a i l >   
-         < B i l l T o C o n t a c t E m a i l L b l   E l e m e n t T y p e = " C o l u m n "   E l e m e n t I d = " 2 9 6 4 7 8 3 6 5 "   D a t a T y p e = " T e x t C o n s t " > B i l l T o C o n t a c t E m a i l L b l < / B i l l T o C o n t a c t E m a i l L b l > +         < B i l l T o C o n t a c t E m a i l L b l   E l e m e n t T y p e = " C o l u m n "   E l e m e n t I d = " 2 9 6 4 7 8 3 6 5 "   D a t a T y p e = " L a b e l " > B i l l T o C o n t a c t E m a i l L b l < / B i l l T o C o n t a c t E m a i l L b l >   
          < B i l l T o C o n t a c t M o b i l e P h o n e N o   E l e m e n t T y p e = " C o l u m n "   E l e m e n t I d = " 2 4 8 4 8 8 6 9 6 "   D a t a T y p e = " T e x t " > B i l l T o C o n t a c t M o b i l e P h o n e N o < / B i l l T o C o n t a c t M o b i l e P h o n e N o >   
-         < B i l l T o C o n t a c t M o b i l e P h o n e N o L b l   E l e m e n t T y p e = " C o l u m n "   E l e m e n t I d = " 2 7 6 3 1 1 3 3 8 "   D a t a T y p e = " T e x t C o n s t " > B i l l T o C o n t a c t M o b i l e P h o n e N o L b l < / B i l l T o C o n t a c t M o b i l e P h o n e N o L b l > +         < B i l l T o C o n t a c t M o b i l e P h o n e N o L b l   E l e m e n t T y p e = " C o l u m n "   E l e m e n t I d = " 2 7 6 3 1 1 3 3 8 "   D a t a T y p e = " L a b e l " > B i l l T o C o n t a c t M o b i l e P h o n e N o L b l < / B i l l T o C o n t a c t M o b i l e P h o n e N o L b l >   
          < B i l l T o C o n t a c t P h o n e N o   E l e m e n t T y p e = " C o l u m n "   E l e m e n t I d = " 3 6 2 4 7 7 4 8 8 "   D a t a T y p e = " T e x t " > B i l l T o C o n t a c t P h o n e N o < / B i l l T o C o n t a c t P h o n e N o >   
-         < B i l l T o C o n t a c t P h o n e N o L b l   E l e m e n t T y p e = " C o l u m n "   E l e m e n t I d = " 2 1 2 3 3 4 5 9 6 6 "   D a t a T y p e = " T e x t C o n s t " > B i l l T o C o n t a c t P h o n e N o L b l < / B i l l T o C o n t a c t P h o n e N o L b l > +         < B i l l T o C o n t a c t P h o n e N o L b l   E l e m e n t T y p e = " C o l u m n "   E l e m e n t I d = " 2 1 2 3 3 4 5 9 6 6 "   D a t a T y p e = " L a b e l " > B i l l T o C o n t a c t P h o n e N o L b l < / B i l l T o C o n t a c t P h o n e N o L b l >   
          < B i l l t o C u s t o m e r N o _ L b l   E l e m e n t T y p e = " C o l u m n "   E l e m e n t I d = " 3 6 9 3 0 7 8 1 3 "   D a t a T y p e = " S t r i n g " > B i l l t o C u s t o m e r N o _ L b l < / B i l l t o C u s t o m e r N o _ L b l >   
@@ -3421,7 +3731,7 @@
  
          < C o m p a n y B a n k A c c o u n t N o   E l e m e n t T y p e = " C o l u m n "   E l e m e n t I d = " 3 0 1 4 0 2 0 4 "   D a t a T y p e = " T e x t " > C o m p a n y B a n k A c c o u n t N o < / C o m p a n y B a n k A c c o u n t N o >   
-         < C o m p a n y B a n k A c c o u n t N o _ L b l   E l e m e n t T y p e = " C o l u m n "   E l e m e n t I d = " 1 0 9 7 7 4 3 3 4 5 "   D a t a T y p e = " T e x t C o n s t " > C o m p a n y B a n k A c c o u n t N o _ L b l < / C o m p a n y B a n k A c c o u n t N o _ L b l > +         < C o m p a n y B a n k A c c o u n t N o _ L b l   E l e m e n t T y p e = " C o l u m n "   E l e m e n t I d = " 1 0 9 7 7 4 3 3 4 5 "   D a t a T y p e = " L a b e l " > C o m p a n y B a n k A c c o u n t N o _ L b l < / C o m p a n y B a n k A c c o u n t N o _ L b l >   
          < C o m p a n y B a n k B r a n c h N o   E l e m e n t T y p e = " C o l u m n "   E l e m e n t I d = " 7 9 3 1 3 3 0 5 7 "   D a t a T y p e = " T e x t " > C o m p a n y B a n k B r a n c h N o < / C o m p a n y B a n k B r a n c h N o >   
@@ -3429,7 +3739,7 @@
  
          < C o m p a n y B a n k N a m e   E l e m e n t T y p e = " C o l u m n "   E l e m e n t I d = " 1 5 3 4 9 0 5 6 0 5 "   D a t a T y p e = " T e x t " > C o m p a n y B a n k N a m e < / C o m p a n y B a n k N a m e >   
-         < C o m p a n y B a n k N a m e _ L b l   E l e m e n t T y p e = " C o l u m n "   E l e m e n t I d = " 1 2 0 4 3 0 7 0 1 4 "   D a t a T y p e = " T e x t C o n s t " > C o m p a n y B a n k N a m e _ L b l < / C o m p a n y B a n k N a m e _ L b l > +         < C o m p a n y B a n k N a m e _ L b l   E l e m e n t T y p e = " C o l u m n "   E l e m e n t I d = " 1 2 0 4 3 0 7 0 1 4 "   D a t a T y p e = " L a b e l " > C o m p a n y B a n k N a m e _ L b l < / C o m p a n y B a n k N a m e _ L b l >   
          < C o m p a n y C u s t o m G i r o   E l e m e n t T y p e = " C o l u m n "   E l e m e n t I d = " 1 6 7 0 4 7 5 7 9 8 "   D a t a T y p e = " T e x t " > C o m p a n y C u s t o m G i r o < / C o m p a n y C u s t o m G i r o >   
@@ -3439,7 +3749,7 @@
  
          < C o m p a n y G i r o N o   E l e m e n t T y p e = " C o l u m n "   E l e m e n t I d = " 1 3 6 0 1 9 6 3 2 0 "   D a t a T y p e = " T e x t " > C o m p a n y G i r o N o < / C o m p a n y G i r o N o >   
-         < C o m p a n y G i r o N o _ L b l   E l e m e n t T y p e = " C o l u m n "   E l e m e n t I d = " 8 6 1 6 0 2 1 1 5 "   D a t a T y p e = " T e x t C o n s t " > C o m p a n y G i r o N o _ L b l < / C o m p a n y G i r o N o _ L b l > +         < C o m p a n y G i r o N o _ L b l   E l e m e n t T y p e = " C o l u m n "   E l e m e n t I d = " 8 6 1 6 0 2 1 1 5 "   D a t a T y p e = " L a b e l " > C o m p a n y G i r o N o _ L b l < / C o m p a n y G i r o N o _ L b l >   
          < C o m p a n y H o m e P a g e   E l e m e n t T y p e = " C o l u m n "   E l e m e n t I d = " 1 9 8 9 1 8 8 7 0 "   D a t a T y p e = " T e x t " > C o m p a n y H o m e P a g e < / C o m p a n y H o m e P a g e >   
@@ -3457,9 +3767,9 @@
  
          < C o m p a n y P h o n e N o   E l e m e n t T y p e = " C o l u m n "   E l e m e n t I d = " 2 5 0 4 4 0 6 5 5 "   D a t a T y p e = " T e x t " > C o m p a n y P h o n e N o < / C o m p a n y P h o n e N o >   
-         < C o m p a n y P h o n e N o _ L b l   E l e m e n t T y p e = " C o l u m n "   E l e m e n t I d = " 5 5 8 5 9 3 5 8 6 "   D a t a T y p e = " T e x t C o n s t " > C o m p a n y P h o n e N o _ L b l < / C o m p a n y P h o n e N o _ L b l > - 
-         < C o m p a n y P i c t u r e   E l e m e n t T y p e = " C o l u m n "   E l e m e n t I d = " 1 3 9 7 4 1 1 0 7 4 "   D a t a T y p e = " B L O B "   / > +         < C o m p a n y P h o n e N o _ L b l   E l e m e n t T y p e = " C o l u m n "   E l e m e n t I d = " 5 5 8 5 9 3 5 8 6 "   D a t a T y p e = " L a b e l " > C o m p a n y P h o n e N o _ L b l < / C o m p a n y P h o n e N o _ L b l > + 
+         < C o m p a n y P i c t u r e   E l e m e n t T y p e = " C o l u m n "   E l e m e n t I d = " 1 3 9 7 4 1 1 0 7 4 "   D a t a T y p e = " B l o b "   / >   
          < C o m p a n y R e g i s t r a t i o n N u m b e r   E l e m e n t T y p e = " C o l u m n "   E l e m e n t I d = " 2 0 2 3 6 3 9 4 2 4 "   D a t a T y p e = " T e x t " > C o m p a n y R e g i s t r a t i o n N u m b e r < / C o m p a n y R e g i s t r a t i o n N u m b e r >   
@@ -3477,7 +3787,7 @@
  
          < C o m p a n y V A T R e g N o _ L b l   E l e m e n t T y p e = " C o l u m n "   E l e m e n t I d = " 7 7 3 2 0 1 5 0 1 "   D a t a T y p e = " T e x t " > C o m p a n y V A T R e g N o _ L b l < / C o m p a n y V A T R e g N o _ L b l >   
-         < C o p y _ L b l   E l e m e n t T y p e = " C o l u m n "   E l e m e n t I d = " 6 0 4 7 8 2 7 8 1 "   D a t a T y p e = " T e x t C o n s t " > C o p y _ L b l < / C o p y _ L b l > +         < C o p y _ L b l   E l e m e n t T y p e = " C o l u m n "   E l e m e n t I d = " 6 0 4 7 8 2 7 8 1 "   D a t a T y p e = " L a b e l " > C o p y _ L b l < / C o p y _ L b l >   
          < C u s t o m e r A d d r e s s 1   E l e m e n t T y p e = " C o l u m n "   E l e m e n t I d = " 1 8 0 1 9 6 6 4 5 4 "   D a t a T y p e = " T e x t " > C u s t o m e r A d d r e s s 1 < / C u s t o m e r A d d r e s s 1 >   
@@ -3505,13 +3815,13 @@
  
          < D o c u m e n t N o   E l e m e n t T y p e = " C o l u m n "   E l e m e n t I d = " 9 7 0 3 5 0 5 3 9 "   D a t a T y p e = " C o d e " > D o c u m e n t N o < / D o c u m e n t N o >   
-         < D o c u m e n t N o _ L b l   E l e m e n t T y p e = " C o l u m n "   E l e m e n t I d = " 7 8 9 7 9 5 9 7 8 "   D a t a T y p e = " T e x t C o n s t " > D o c u m e n t N o _ L b l < / D o c u m e n t N o _ L b l > +         < D o c u m e n t N o _ L b l   E l e m e n t T y p e = " C o l u m n "   E l e m e n t I d = " 7 8 9 7 9 5 9 7 8 "   D a t a T y p e = " L a b e l " > D o c u m e n t N o _ L b l < / D o c u m e n t N o _ L b l >   
          < D u e D a t e   E l e m e n t T y p e = " C o l u m n "   E l e m e n t I d = " 7 4 5 1 7 0 2 0 3 "   D a t a T y p e = " S t r i n g " > D u e D a t e < / D u e D a t e >   
          < D u e D a t e _ L b l   E l e m e n t T y p e = " C o l u m n "   E l e m e n t I d = " 1 6 4 8 2 8 4 6 4 8 "   D a t a T y p e = " S t r i n g " > D u e D a t e _ L b l < / D u e D a t e _ L b l >   
-         < E M a i l _ L b l   E l e m e n t T y p e = " C o l u m n "   E l e m e n t I d = " 1 4 3 8 8 6 8 0 1 2 "   D a t a T y p e = " T e x t C o n s t " > E M a i l _ L b l < / E M a i l _ L b l > +         < E M a i l _ L b l   E l e m e n t T y p e = " C o l u m n "   E l e m e n t I d = " 1 4 3 8 8 6 8 0 1 2 "   D a t a T y p e = " L a b e l " > E M a i l _ L b l < / E M a i l _ L b l >   
          < E x c h a n g e R a t e A s T e x t   E l e m e n t T y p e = " C o l u m n "   E l e m e n t I d = " 5 9 2 9 5 5 8 4 5 "   D a t a T y p e = " T e x t " > E x c h a n g e R a t e A s T e x t < / E x c h a n g e R a t e A s T e x t >   
@@ -3519,61 +3829,61 @@
  
          < E x t D o c N o _ S a l e s H e a d e r _ L b l   E l e m e n t T y p e = " C o l u m n "   E l e m e n t I d = " 3 9 6 6 6 7 4 8 0 "   D a t a T y p e = " S t r i n g " > E x t D o c N o _ S a l e s H e a d e r _ L b l < / E x t D o c N o _ S a l e s H e a d e r _ L b l >   
-         < H o m e P a g e _ L b l   E l e m e n t T y p e = " C o l u m n "   E l e m e n t I d = " 1 4 3 3 5 9 2 3 0 0 "   D a t a T y p e = " T e x t C o n s t " > H o m e P a g e _ L b l < / H o m e P a g e _ L b l > - 
-         < I n v o i c e _ L b l   E l e m e n t T y p e = " C o l u m n "   E l e m e n t I d = " 1 6 2 3 2 0 4 6 6 5 "   D a t a T y p e = " T e x t C o n s t " > I n v o i c e _ L b l < / I n v o i c e _ L b l > - 
-         < I n v o i c e D i s c o u n t A m o u n t _ L b l   E l e m e n t T y p e = " C o l u m n "   E l e m e n t I d = " 1 5 9 3 0 1 2 7 3 6 "   D a t a T y p e = " T e x t C o n s t " > I n v o i c e D i s c o u n t A m o u n t _ L b l < / I n v o i c e D i s c o u n t A m o u n t _ L b l > - 
-         < I n v o i c e D i s c o u n t B a s e A m o u n t _ L b l   E l e m e n t T y p e = " C o l u m n "   E l e m e n t I d = " 2 0 2 9 2 6 6 8 7 5 "   D a t a T y p e = " T e x t C o n s t " > I n v o i c e D i s c o u n t B a s e A m o u n t _ L b l < / I n v o i c e D i s c o u n t B a s e A m o u n t _ L b l > +         < H o m e P a g e _ L b l   E l e m e n t T y p e = " C o l u m n "   E l e m e n t I d = " 1 4 3 3 5 9 2 3 0 0 "   D a t a T y p e = " L a b e l " > H o m e P a g e _ L b l < / H o m e P a g e _ L b l > + 
+         < I n v o i c e D i s c o u n t A m o u n t _ L b l   E l e m e n t T y p e = " C o l u m n "   E l e m e n t I d = " 1 5 9 3 0 1 2 7 3 6 "   D a t a T y p e = " L a b e l " > I n v o i c e D i s c o u n t A m o u n t _ L b l < / I n v o i c e D i s c o u n t A m o u n t _ L b l > + 
+         < I n v o i c e D i s c o u n t B a s e A m o u n t _ L b l   E l e m e n t T y p e = " C o l u m n "   E l e m e n t I d = " 2 0 2 9 2 6 6 8 7 5 "   D a t a T y p e = " L a b e l " > I n v o i c e D i s c o u n t B a s e A m o u n t _ L b l < / I n v o i c e D i s c o u n t B a s e A m o u n t _ L b l > + 
+         < I n v o i c e _ L b l   E l e m e n t T y p e = " C o l u m n "   E l e m e n t I d = " 1 6 2 3 2 0 4 6 6 5 "   D a t a T y p e = " L a b e l " > I n v o i c e _ L b l < / I n v o i c e _ L b l >   
          < L e g a l E n t i t y T y p e   E l e m e n t T y p e = " C o l u m n "   E l e m e n t I d = " 2 0 5 1 8 7 3 5 6 3 "   D a t a T y p e = " T e x t " > L e g a l E n t i t y T y p e < / L e g a l E n t i t y T y p e >   
          < L e g a l E n t i t y T y p e _ L b l   E l e m e n t T y p e = " C o l u m n "   E l e m e n t I d = " 2 0 8 0 2 2 4 7 9 2 "   D a t a T y p e = " T e x t " > L e g a l E n t i t y T y p e _ L b l < / L e g a l E n t i t y T y p e _ L b l >   
-         < L i n e A m o u n t A f t e r I n v o i c e D i s c o u n t _ L b l   E l e m e n t T y p e = " C o l u m n "   E l e m e n t I d = " 6 7 3 7 2 1 0 9 4 "   D a t a T y p e = " T e x t C o n s t " > L i n e A m o u n t A f t e r I n v o i c e D i s c o u n t _ L b l < / L i n e A m o u n t A f t e r I n v o i c e D i s c o u n t _ L b l > - 
-         < L o c a l C u r r e n c y _ L b l   E l e m e n t T y p e = " C o l u m n "   E l e m e n t I d = " 1 5 5 9 6 9 3 4 2 2 "   D a t a T y p e = " T e x t C o n s t " > L o c a l C u r r e n c y _ L b l < / L o c a l C u r r e n c y _ L b l > - 
-         < P a g e _ L b l   E l e m e n t T y p e = " C o l u m n "   E l e m e n t I d = " 6 8 0 6 4 8 0 9 1 "   D a t a T y p e = " T e x t C o n s t " > P a g e _ L b l < / P a g e _ L b l > +         < L i n e A m o u n t A f t e r I n v o i c e D i s c o u n t _ L b l   E l e m e n t T y p e = " C o l u m n "   E l e m e n t I d = " 6 7 3 7 2 1 0 9 4 "   D a t a T y p e = " L a b e l " > L i n e A m o u n t A f t e r I n v o i c e D i s c o u n t _ L b l < / L i n e A m o u n t A f t e r I n v o i c e D i s c o u n t _ L b l > + 
+         < L o c a l C u r r e n c y _ L b l   E l e m e n t T y p e = " C o l u m n "   E l e m e n t I d = " 1 5 5 9 6 9 3 4 2 2 "   D a t a T y p e = " L a b e l " > L o c a l C u r r e n c y _ L b l < / L o c a l C u r r e n c y _ L b l > + 
+         < P a g e _ L b l   E l e m e n t T y p e = " C o l u m n "   E l e m e n t I d = " 6 8 0 6 4 8 0 9 1 "   D a t a T y p e = " L a b e l " > P a g e _ L b l < / P a g e _ L b l >   
          < P a y m e n t M e t h o d D e s c r i p t i o n   E l e m e n t T y p e = " C o l u m n "   E l e m e n t I d = " 5 8 5 7 5 7 9 7 4 "   D a t a T y p e = " T e x t " > P a y m e n t M e t h o d D e s c r i p t i o n < / P a y m e n t M e t h o d D e s c r i p t i o n >   
-         < P a y m e n t M e t h o d D e s c r i p t i o n _ L b l   E l e m e n t T y p e = " C o l u m n "   E l e m e n t I d = " 7 9 7 1 1 7 3 2 3 "   D a t a T y p e = " T e x t C o n s t " > P a y m e n t M e t h o d D e s c r i p t i o n _ L b l < / P a y m e n t M e t h o d D e s c r i p t i o n _ L b l > +         < P a y m e n t M e t h o d D e s c r i p t i o n _ L b l   E l e m e n t T y p e = " C o l u m n "   E l e m e n t I d = " 7 9 7 1 1 7 3 2 3 "   D a t a T y p e = " L a b e l " > P a y m e n t M e t h o d D e s c r i p t i o n _ L b l < / P a y m e n t M e t h o d D e s c r i p t i o n _ L b l >   
          < P a y m e n t T e r m s D e s c r i p t i o n   E l e m e n t T y p e = " C o l u m n "   E l e m e n t I d = " 2 0 3 8 7 4 2 7 0 0 "   D a t a T y p e = " T e x t " > P a y m e n t T e r m s D e s c r i p t i o n < / P a y m e n t T e r m s D e s c r i p t i o n >   
-         < P a y m e n t T e r m s D e s c r i p t i o n _ L b l   E l e m e n t T y p e = " C o l u m n "   E l e m e n t I d = " 1 8 7 4 4 9 4 3 2 1 "   D a t a T y p e = " T e x t C o n s t " > P a y m e n t T e r m s D e s c r i p t i o n _ L b l < / P a y m e n t T e r m s D e s c r i p t i o n _ L b l > +         < P a y m e n t T e r m s D e s c r i p t i o n _ L b l   E l e m e n t T y p e = " C o l u m n "   E l e m e n t I d = " 1 8 7 4 4 9 4 3 2 1 "   D a t a T y p e = " L a b e l " > P a y m e n t T e r m s D e s c r i p t i o n _ L b l < / P a y m e n t T e r m s D e s c r i p t i o n _ L b l >   
          < P r i c e s I n c l u d i n g V A T   E l e m e n t T y p e = " C o l u m n "   E l e m e n t I d = " 5 1 8 8 1 7 1 6 7 "   D a t a T y p e = " B o o l e a n " > P r i c e s I n c l u d i n g V A T < / P r i c e s I n c l u d i n g V A T >   
+         < P r i c e s I n c l u d i n g V A T Y e s N o   E l e m e n t T y p e = " C o l u m n "   E l e m e n t I d = " 1 4 1 1 1 4 7 5 9 9 "   D a t a T y p e = " S t r i n g " > P r i c e s I n c l u d i n g V A T Y e s N o < / P r i c e s I n c l u d i n g V A T Y e s N o > + 
          < P r i c e s I n c l u d i n g V A T _ L b l   E l e m e n t T y p e = " C o l u m n "   E l e m e n t I d = " 1 3 7 7 9 7 9 4 4 4 "   D a t a T y p e = " S t r i n g " > P r i c e s I n c l u d i n g V A T _ L b l < / P r i c e s I n c l u d i n g V A T _ L b l >   
-         < P r i c e s I n c l u d i n g V A T Y e s N o   E l e m e n t T y p e = " C o l u m n "   E l e m e n t I d = " 1 4 1 1 1 4 7 5 9 9 "   D a t a T y p e = " S t r i n g " > P r i c e s I n c l u d i n g V A T Y e s N o < / P r i c e s I n c l u d i n g V A T Y e s N o > - 
          < Q u o t e N o   E l e m e n t T y p e = " C o l u m n "   E l e m e n t I d = " 1 5 2 1 5 3 3 0 4 6 "   D a t a T y p e = " C o d e " > Q u o t e N o < / Q u o t e N o >   
          < Q u o t e N o _ L b l   E l e m e n t T y p e = " C o l u m n "   E l e m e n t I d = " 1 0 3 1 9 0 2 3 5 7 "   D a t a T y p e = " S t r i n g " > Q u o t e N o _ L b l < / Q u o t e N o _ L b l >   
-         < S a l e s I n v o i c e L i n e D i s c o u n t _ L b l   E l e m e n t T y p e = " C o l u m n "   E l e m e n t I d = " 6 6 4 6 0 1 5 8 2 "   D a t a T y p e = " T e x t C o n s t " > S a l e s I n v o i c e L i n e D i s c o u n t _ L b l < / S a l e s I n v o i c e L i n e D i s c o u n t _ L b l > - 
-         < S a l e s P e r s o n _ L b l   E l e m e n t T y p e = " C o l u m n "   E l e m e n t I d = " 1 5 6 4 1 9 6 3 6 5 "   D a t a T y p e = " T e x t C o n s t " > S a l e s P e r s o n _ L b l < / S a l e s P e r s o n _ L b l > +         < S a l e s I n v o i c e L i n e D i s c o u n t _ L b l   E l e m e n t T y p e = " C o l u m n "   E l e m e n t I d = " 6 6 4 6 0 1 5 8 2 "   D a t a T y p e = " L a b e l " > S a l e s I n v o i c e L i n e D i s c o u n t _ L b l < / S a l e s I n v o i c e L i n e D i s c o u n t _ L b l >   
          < S a l e s P e r s o n N a m e   E l e m e n t T y p e = " C o l u m n "   E l e m e n t I d = " 8 7 1 4 9 2 9 8 3 "   D a t a T y p e = " T e x t " > S a l e s P e r s o n N a m e < / S a l e s P e r s o n N a m e >   
          < S a l e s P e r s o n T e x t _ L b l   E l e m e n t T y p e = " C o l u m n "   E l e m e n t I d = " 7 4 6 2 5 9 5 4 4 "   D a t a T y p e = " T e x t " > S a l e s P e r s o n T e x t _ L b l < / S a l e s P e r s o n T e x t _ L b l >   
+         < S a l e s P e r s o n _ L b l   E l e m e n t T y p e = " C o l u m n "   E l e m e n t I d = " 1 5 6 4 1 9 6 3 6 5 "   D a t a T y p e = " L a b e l " > S a l e s P e r s o n _ L b l < / S a l e s P e r s o n _ L b l > + 
          < S e l l T o C o n t a c t E m a i l   E l e m e n t T y p e = " C o l u m n "   E l e m e n t I d = " 2 6 2 8 2 4 5 6 4 "   D a t a T y p e = " T e x t " > S e l l T o C o n t a c t E m a i l < / S e l l T o C o n t a c t E m a i l >   
-         < S e l l T o C o n t a c t E m a i l L b l   E l e m e n t T y p e = " C o l u m n "   E l e m e n t I d = " 3 7 0 9 2 0 3 7 4 "   D a t a T y p e = " T e x t C o n s t " > S e l l T o C o n t a c t E m a i l L b l < / S e l l T o C o n t a c t E m a i l L b l > +         < S e l l T o C o n t a c t E m a i l L b l   E l e m e n t T y p e = " C o l u m n "   E l e m e n t I d = " 3 7 0 9 2 0 3 7 4 "   D a t a T y p e = " L a b e l " > S e l l T o C o n t a c t E m a i l L b l < / S e l l T o C o n t a c t E m a i l L b l >   
          < S e l l T o C o n t a c t M o b i l e P h o n e N o   E l e m e n t T y p e = " C o l u m n "   E l e m e n t I d = " 1 8 4 3 5 8 7 4 7 "   D a t a T y p e = " T e x t " > S e l l T o C o n t a c t M o b i l e P h o n e N o < / S e l l T o C o n t a c t M o b i l e P h o n e N o >   
-         < S e l l T o C o n t a c t M o b i l e P h o n e N o L b l   E l e m e n t T y p e = " C o l u m n "   E l e m e n t I d = " 1 4 5 7 5 2 8 4 1 7 "   D a t a T y p e = " T e x t C o n s t " > S e l l T o C o n t a c t M o b i l e P h o n e N o L b l < / S e l l T o C o n t a c t M o b i l e P h o n e N o L b l > +         < S e l l T o C o n t a c t M o b i l e P h o n e N o L b l   E l e m e n t T y p e = " C o l u m n "   E l e m e n t I d = " 1 4 5 7 5 2 8 4 1 7 "   D a t a T y p e = " L a b e l " > S e l l T o C o n t a c t M o b i l e P h o n e N o L b l < / S e l l T o C o n t a c t M o b i l e P h o n e N o L b l >   
          < S e l l T o C o n t a c t P h o n e N o   E l e m e n t T y p e = " C o l u m n "   E l e m e n t I d = " 1 6 1 3 8 2 2 4 8 3 "   D a t a T y p e = " T e x t " > S e l l T o C o n t a c t P h o n e N o < / S e l l T o C o n t a c t P h o n e N o >   
-         < S e l l T o C o n t a c t P h o n e N o L b l   E l e m e n t T y p e = " C o l u m n "   E l e m e n t I d = " 1 0 5 0 6 8 6 8 0 9 "   D a t a T y p e = " T e x t C o n s t " > S e l l T o C o n t a c t P h o n e N o L b l < / S e l l T o C o n t a c t P h o n e N o L b l > +         < S e l l T o C o n t a c t P h o n e N o L b l   E l e m e n t T y p e = " C o l u m n "   E l e m e n t I d = " 1 0 5 0 6 8 6 8 0 9 "   D a t a T y p e = " L a b e l " > S e l l T o C o n t a c t P h o n e N o L b l < / S e l l T o C o n t a c t P h o n e N o L b l >   
          < S e l l t o C u s t o m e r N o   E l e m e n t T y p e = " C o l u m n "   E l e m e n t I d = " 2 0 5 0 6 4 7 3 4 9 "   D a t a T y p e = " C o d e " > S e l l t o C u s t o m e r N o < / S e l l t o C u s t o m e r N o >   
@@ -3583,17 +3893,15 @@
  
          < S e l l T o P h o n e N o   E l e m e n t T y p e = " C o l u m n "   E l e m e n t I d = " 7 5 1 9 3 1 8 4 3 "   D a t a T y p e = " T e x t " > S e l l T o P h o n e N o < / S e l l T o P h o n e N o >   
-         < S h i p m e n t _ L b l   E l e m e n t T y p e = " C o l u m n "   E l e m e n t I d = " 2 0 8 5 7 6 7 1 2 0 "   D a t a T y p e = " T e x t C o n s t " > S h i p m e n t _ L b l < / S h i p m e n t _ L b l > - 
          < S h i p m e n t D a t e   E l e m e n t T y p e = " C o l u m n "   E l e m e n t I d = " 9 3 1 1 1 1 4 6 5 "   D a t a T y p e = " S t r i n g " > S h i p m e n t D a t e < / S h i p m e n t D a t e >   
          < S h i p m e n t D a t e _ L b l   E l e m e n t T y p e = " C o l u m n "   E l e m e n t I d = " 6 1 4 4 0 0 3 6 4 "   D a t a T y p e = " S t r i n g " > S h i p m e n t D a t e _ L b l < / S h i p m e n t D a t e _ L b l >   
          < S h i p m e n t M e t h o d D e s c r i p t i o n   E l e m e n t T y p e = " C o l u m n "   E l e m e n t I d = " 2 0 5 9 4 0 3 2 6 0 "   D a t a T y p e = " T e x t " > S h i p m e n t M e t h o d D e s c r i p t i o n < / S h i p m e n t M e t h o d D e s c r i p t i o n >   
-         < S h i p m e n t M e t h o d D e s c r i p t i o n _ L b l   E l e m e n t T y p e = " C o l u m n "   E l e m e n t I d = " 1 1 7 9 9 7 8 4 6 5 "   D a t a T y p e = " T e x t C o n s t " > S h i p m e n t M e t h o d D e s c r i p t i o n _ L b l < / S h i p m e n t M e t h o d D e s c r i p t i o n _ L b l > - 
-         < S h i p T o A d d r e s s _ L b l   E l e m e n t T y p e = " C o l u m n "   E l e m e n t I d = " 1 6 5 0 5 0 5 0 1 7 "   D a t a T y p e = " T e x t C o n s t " > S h i p T o A d d r e s s _ L b l < / S h i p T o A d d r e s s _ L b l > +         < S h i p m e n t M e t h o d D e s c r i p t i o n _ L b l   E l e m e n t T y p e = " C o l u m n "   E l e m e n t I d = " 1 1 7 9 9 7 8 4 6 5 "   D a t a T y p e = " L a b e l " > S h i p m e n t M e t h o d D e s c r i p t i o n _ L b l < / S h i p m e n t M e t h o d D e s c r i p t i o n _ L b l > + 
+         < S h i p m e n t _ L b l   E l e m e n t T y p e = " C o l u m n "   E l e m e n t I d = " 2 0 8 5 7 6 7 1 2 0 "   D a t a T y p e = " L a b e l " > S h i p m e n t _ L b l < / S h i p m e n t _ L b l >   
          < S h i p T o A d d r e s s 1   E l e m e n t T y p e = " C o l u m n "   E l e m e n t I d = " 1 3 5 7 6 7 2 8 6 1 "   D a t a T y p e = " T e x t " > S h i p T o A d d r e s s 1 < / S h i p T o A d d r e s s 1 >   
@@ -3611,29 +3919,31 @@
  
          < S h i p T o A d d r e s s 8   E l e m e n t T y p e = " C o l u m n "   E l e m e n t I d = " 1 4 9 2 9 9 2 1 7 8 "   D a t a T y p e = " T e x t " > S h i p T o A d d r e s s 8 < / S h i p T o A d d r e s s 8 >   
+         < S h i p T o A d d r e s s _ L b l   E l e m e n t T y p e = " C o l u m n "   E l e m e n t I d = " 1 6 5 0 5 0 5 0 1 7 "   D a t a T y p e = " L a b e l " > S h i p T o A d d r e s s _ L b l < / S h i p T o A d d r e s s _ L b l > + 
          < S h i p T o P h o n e N o   E l e m e n t T y p e = " C o l u m n "   E l e m e n t I d = " 3 6 9 7 0 2 2 5 5 "   D a t a T y p e = " T e x t " > S h i p T o P h o n e N o < / S h i p T o P h o n e N o >   
          < S h o w S h i p p i n g A d d r e s s   E l e m e n t T y p e = " C o l u m n "   E l e m e n t I d = " 1 1 2 0 0 7 1 2 6 6 "   D a t a T y p e = " B o o l e a n " > S h o w S h i p p i n g A d d r e s s < / S h o w S h i p p i n g A d d r e s s >   
          < S h o w W o r k D e s c r i p t i o n   E l e m e n t T y p e = " C o l u m n "   E l e m e n t I d = " 7 8 5 4 6 8 8 6 5 "   D a t a T y p e = " B o o l e a n " > S h o w W o r k D e s c r i p t i o n < / S h o w W o r k D e s c r i p t i o n >   
-         < S u b t o t a l _ L b l   E l e m e n t T y p e = " C o l u m n "   E l e m e n t I d = " 1 9 6 7 7 9 5 1 4 2 "   D a t a T y p e = " T e x t C o n s t " > S u b t o t a l _ L b l < / S u b t o t a l _ L b l > - 
-         < T o t a l _ L b l   E l e m e n t T y p e = " C o l u m n "   E l e m e n t I d = " 1 2 1 0 1 0 0 8 7 8 "   D a t a T y p e = " T e x t C o n s t " > T o t a l _ L b l < / T o t a l _ L b l > - 
-         < V A T A m o u n t _ L b l   E l e m e n t T y p e = " C o l u m n "   E l e m e n t I d = " 1 0 9 4 6 5 7 2 9 "   D a t a T y p e = " T e x t C o n s t " > V A T A m o u n t _ L b l < / V A T A m o u n t _ L b l > - 
-         < V A T A m o u n t S p e c i f i c a t i o n _ L b l   E l e m e n t T y p e = " C o l u m n "   E l e m e n t I d = " 8 7 8 7 0 6 8 4 6 "   D a t a T y p e = " T e x t C o n s t " > V A T A m o u n t S p e c i f i c a t i o n _ L b l < / V A T A m o u n t S p e c i f i c a t i o n _ L b l > - 
-         < V A T B a s e _ L b l   E l e m e n t T y p e = " C o l u m n "   E l e m e n t I d = " 1 8 6 6 1 5 8 2 7 8 "   D a t a T y p e = " T e x t C o n s t " > V A T B a s e _ L b l < / V A T B a s e _ L b l > +         < S u b t o t a l _ L b l   E l e m e n t T y p e = " C o l u m n "   E l e m e n t I d = " 1 9 6 7 7 9 5 1 4 2 "   D a t a T y p e = " L a b e l " > S u b t o t a l _ L b l < / S u b t o t a l _ L b l > + 
+         < T o t a l _ L b l   E l e m e n t T y p e = " C o l u m n "   E l e m e n t I d = " 1 2 1 0 1 0 0 8 7 8 "   D a t a T y p e = " L a b e l " > T o t a l _ L b l < / T o t a l _ L b l > + 
+         < V A T A m o u n t S p e c i f i c a t i o n _ L b l   E l e m e n t T y p e = " C o l u m n "   E l e m e n t I d = " 8 7 8 7 0 6 8 4 6 "   D a t a T y p e = " L a b e l " > V A T A m o u n t S p e c i f i c a t i o n _ L b l < / V A T A m o u n t S p e c i f i c a t i o n _ L b l > + 
+         < V A T A m o u n t _ L b l   E l e m e n t T y p e = " C o l u m n "   E l e m e n t I d = " 1 0 9 4 6 5 7 2 9 "   D a t a T y p e = " L a b e l " > V A T A m o u n t _ L b l < / V A T A m o u n t _ L b l > + 
+         < V A T B a s e _ L b l   E l e m e n t T y p e = " C o l u m n "   E l e m e n t I d = " 1 8 6 6 1 5 8 2 7 8 "   D a t a T y p e = " L a b e l " > V A T B a s e _ L b l < / V A T B a s e _ L b l > + 
+         < V A T C l a u s e s _ L b l   E l e m e n t T y p e = " C o l u m n "   E l e m e n t I d = " 1 3 8 3 9 2 0 0 1 9 "   D a t a T y p e = " L a b e l " > V A T C l a u s e s _ L b l < / V A T C l a u s e s _ L b l >   
          < V A T C l a u s e _ L b l   E l e m e n t T y p e = " C o l u m n "   E l e m e n t I d = " 1 5 7 0 4 9 5 4 9 0 "   D a t a T y p e = " S t r i n g " > V A T C l a u s e _ L b l < / V A T C l a u s e _ L b l >   
-         < V A T C l a u s e s _ L b l   E l e m e n t T y p e = " C o l u m n "   E l e m e n t I d = " 1 3 8 3 9 2 0 0 1 9 "   D a t a T y p e = " T e x t C o n s t " > V A T C l a u s e s _ L b l < / V A T C l a u s e s _ L b l > - 
-         < V A T I d e n t i f i e r _ L b l   E l e m e n t T y p e = " C o l u m n "   E l e m e n t I d = " 1 6 8 6 6 2 3 9 8 4 "   D a t a T y p e = " T e x t C o n s t " > V A T I d e n t i f i e r _ L b l < / V A T I d e n t i f i e r _ L b l > - 
-         < V A T P e r c e n t a g e _ L b l   E l e m e n t T y p e = " C o l u m n "   E l e m e n t I d = " 6 7 6 6 5 4 5 6 5 "   D a t a T y p e = " T e x t C o n s t " > V A T P e r c e n t a g e _ L b l < / V A T P e r c e n t a g e _ L b l > +         < V A T I d e n t i f i e r _ L b l   E l e m e n t T y p e = " C o l u m n "   E l e m e n t I d = " 1 6 8 6 6 2 3 9 8 4 "   D a t a T y p e = " L a b e l " > V A T I d e n t i f i e r _ L b l < / V A T I d e n t i f i e r _ L b l > + 
+         < V A T P e r c e n t a g e _ L b l   E l e m e n t T y p e = " C o l u m n "   E l e m e n t I d = " 6 7 6 6 5 4 5 6 5 "   D a t a T y p e = " L a b e l " > V A T P e r c e n t a g e _ L b l < / V A T P e r c e n t a g e _ L b l >   
          < V A T R e g i s t r a t i o n N o   E l e m e n t T y p e = " C o l u m n "   E l e m e n t I d = " 1 8 8 9 1 9 5 4 0 2 "   D a t a T y p e = " T e x t " > V A T R e g i s t r a t i o n N o < / V A T R e g i s t r a t i o n N o >   
@@ -3669,10 +3979,10 @@
  
              < L i n e A m o u n t _ L i n e _ L b l   E l e m e n t T y p e = " C o l u m n "   E l e m e n t I d = " 9 9 2 9 0 1 8 4 5 "   D a t a T y p e = " S t r i n g " > L i n e A m o u n t _ L i n e _ L b l < / L i n e A m o u n t _ L i n e _ L b l >   
+             < L i n e D i s c o u n t P e r c e n t T e x t _ L i n e   E l e m e n t T y p e = " C o l u m n "   E l e m e n t I d = " 6 1 3 1 3 5 1 9 "   D a t a T y p e = " T e x t " > L i n e D i s c o u n t P e r c e n t T e x t _ L i n e < / L i n e D i s c o u n t P e r c e n t T e x t _ L i n e > + 
              < L i n e D i s c o u n t P e r c e n t _ L i n e   E l e m e n t T y p e = " C o l u m n "   E l e m e n t I d = " 9 0 7 8 2 7 4 3 6 "   D a t a T y p e = " D e c i m a l " > L i n e D i s c o u n t P e r c e n t _ L i n e < / L i n e D i s c o u n t P e r c e n t _ L i n e >   
-             < L i n e D i s c o u n t P e r c e n t T e x t _ L i n e   E l e m e n t T y p e = " C o l u m n "   E l e m e n t I d = " 6 1 3 1 3 5 1 9 "   D a t a T y p e = " T e x t " > L i n e D i s c o u n t P e r c e n t T e x t _ L i n e < / L i n e D i s c o u n t P e r c e n t T e x t _ L i n e > - 
              < L i n e N o _ L i n e   E l e m e n t T y p e = " C o l u m n "   E l e m e n t I d = " 6 9 8 9 8 5 9 7 9 "   D a t a T y p e = " I n t e g e r " > L i n e N o _ L i n e < / L i n e N o _ L i n e >   
              < P l a n n e d S h i p m e n t D a t e _ L i n e   E l e m e n t T y p e = " C o l u m n "   E l e m e n t I d = " 1 0 4 5 5 7 6 0 9 2 "   D a t a T y p e = " S t r i n g " > P l a n n e d S h i p m e n t D a t e _ L i n e < / P l a n n e d S h i p m e n t D a t e _ L i n e > @@ -3685,7 +3995,7 @@
  
              < S h i p m e n t D a t e _ L i n e   E l e m e n t T y p e = " C o l u m n "   E l e m e n t I d = " 1 6 7 3 3 7 5 4 1 6 "   D a t a T y p e = " S t r i n g " > S h i p m e n t D a t e _ L i n e < / S h i p m e n t D a t e _ L i n e >   
-             < S h i p m e n t D a t e _ L i n e _ L b l   E l e m e n t T y p e = " C o l u m n "   E l e m e n t I d = " 8 5 3 2 2 4 3 6 3 "   D a t a T y p e = " T e x t C o n s t " > S h i p m e n t D a t e _ L i n e _ L b l < / S h i p m e n t D a t e _ L i n e _ L b l > +             < S h i p m e n t D a t e _ L i n e _ L b l   E l e m e n t T y p e = " C o l u m n "   E l e m e n t I d = " 8 5 3 2 2 4 3 6 3 "   D a t a T y p e = " L a b e l " > S h i p m e n t D a t e _ L i n e _ L b l < / S h i p m e n t D a t e _ L i n e _ L b l >   
              < T r a n s H e a d e r A m o u n t   E l e m e n t T y p e = " C o l u m n "   E l e m e n t I d = " 2 0 2 8 3 0 6 2 7 6 "   D a t a T y p e = " D e c i m a l " > T r a n s H e a d e r A m o u n t < / T r a n s H e a d e r A m o u n t >   
@@ -3747,22 +4057,22 @@
  
              < N o O f V A T I d e n t i f i e r s   E l e m e n t T y p e = " C o l u m n "   E l e m e n t I d = " 1 1 5 3 2 6 3 0 2 6 "   D a t a T y p e = " I n t e g e r " > N o O f V A T I d e n t i f i e r s < / N o O f V A T I d e n t i f i e r s >   
+             < V A T A m o u n t L C Y _ V A T A m o u n t L i n e   E l e m e n t T y p e = " C o l u m n "   E l e m e n t I d = " 1 5 8 1 9 9 4 3 5 0 "   D a t a T y p e = " D e c i m a l " > V A T A m o u n t L C Y _ V A T A m o u n t L i n e < / V A T A m o u n t L C Y _ V A T A m o u n t L i n e > + 
+             < V A T A m o u n t L C Y _ V A T A m o u n t L i n e _ L b l   E l e m e n t T y p e = " C o l u m n "   E l e m e n t I d = " 9 2 3 0 0 3 3 7 "   D a t a T y p e = " L a b e l " > V A T A m o u n t L C Y _ V A T A m o u n t L i n e _ L b l < / V A T A m o u n t L C Y _ V A T A m o u n t L i n e _ L b l > + 
              < V A T A m o u n t _ V a t A m o u n t L i n e   E l e m e n t T y p e = " C o l u m n "   E l e m e n t I d = " 1 8 9 1 8 2 0 6 2 0 "   D a t a T y p e = " D e c i m a l " > V A T A m o u n t _ V a t A m o u n t L i n e < / V A T A m o u n t _ V a t A m o u n t L i n e >   
              < V A T A m o u n t _ V a t A m o u n t L i n e _ L b l   E l e m e n t T y p e = " C o l u m n "   E l e m e n t I d = " 1 5 1 3 5 5 5 4 7 3 "   D a t a T y p e = " S t r i n g " > V A T A m o u n t _ V a t A m o u n t L i n e _ L b l < / V A T A m o u n t _ V a t A m o u n t L i n e _ L b l >   
-             < V A T A m o u n t L C Y _ V A T A m o u n t L i n e   E l e m e n t T y p e = " C o l u m n "   E l e m e n t I d = " 1 5 8 1 9 9 4 3 5 0 "   D a t a T y p e = " D e c i m a l " > V A T A m o u n t L C Y _ V A T A m o u n t L i n e < / V A T A m o u n t L C Y _ V A T A m o u n t L i n e > - 
-             < V A T A m o u n t L C Y _ V A T A m o u n t L i n e _ L b l   E l e m e n t T y p e = " C o l u m n "   E l e m e n t I d = " 9 2 3 0 0 3 3 7 "   D a t a T y p e = " T e x t C o n s t " > V A T A m o u n t L C Y _ V A T A m o u n t L i n e _ L b l < / V A T A m o u n t L C Y _ V A T A m o u n t L i n e _ L b l > +             < V A T B a s e L C Y _ V A T A m o u n t L i n e   E l e m e n t T y p e = " C o l u m n "   E l e m e n t I d = " 1 8 6 0 9 4 5 6 3 5 "   D a t a T y p e = " D e c i m a l " > V A T B a s e L C Y _ V A T A m o u n t L i n e < / V A T B a s e L C Y _ V A T A m o u n t L i n e > + 
+             < V A T B a s e L C Y _ V A T A m o u n t L i n e _ L b l   E l e m e n t T y p e = " C o l u m n "   E l e m e n t I d = " 1 2 3 6 4 6 7 9 9 8 "   D a t a T y p e = " L a b e l " > V A T B a s e L C Y _ V A T A m o u n t L i n e _ L b l < / V A T B a s e L C Y _ V A T A m o u n t L i n e _ L b l >   
              < V A T B a s e _ V a t A m o u n t L i n e   E l e m e n t T y p e = " C o l u m n "   E l e m e n t I d = " 1 4 5 8 9 3 7 8 1 9 "   D a t a T y p e = " D e c i m a l " > V A T B a s e _ V a t A m o u n t L i n e < / V A T B a s e _ V a t A m o u n t L i n e >   
              < V A T B a s e _ V a t A m o u n t L i n e _ L b l   E l e m e n t T y p e = " C o l u m n "   E l e m e n t I d = " 1 6 9 1 3 0 2 4 8 8 "   D a t a T y p e = " S t r i n g " > V A T B a s e _ V a t A m o u n t L i n e _ L b l < / V A T B a s e _ V a t A m o u n t L i n e _ L b l >   
-             < V A T B a s e L C Y _ V A T A m o u n t L i n e   E l e m e n t T y p e = " C o l u m n "   E l e m e n t I d = " 1 8 6 0 9 4 5 6 3 5 "   D a t a T y p e = " D e c i m a l " > V A T B a s e L C Y _ V A T A m o u n t L i n e < / V A T B a s e L C Y _ V A T A m o u n t L i n e > - 
-             < V A T B a s e L C Y _ V A T A m o u n t L i n e _ L b l   E l e m e n t T y p e = " C o l u m n "   E l e m e n t I d = " 1 2 3 6 4 6 7 9 9 8 "   D a t a T y p e = " T e x t C o n s t " > V A T B a s e L C Y _ V A T A m o u n t L i n e _ L b l < / V A T B a s e L C Y _ V A T A m o u n t L i n e _ L b l > - 
              < V A T I d e n t i f i e r _ V a t A m o u n t L i n e   E l e m e n t T y p e = " C o l u m n "   E l e m e n t I d = " 1 1 4 2 0 7 0 0 3 5 "   D a t a T y p e = " C o d e " > V A T I d e n t i f i e r _ V a t A m o u n t L i n e < / V A T I d e n t i f i e r _ V a t A m o u n t L i n e >   
              < V A T I d e n t i f i e r _ V a t A m o u n t L i n e _ L b l   E l e m e n t T y p e = " C o l u m n "   E l e m e n t I d = " 8 6 4 5 0 4 5 0 "   D a t a T y p e = " S t r i n g " > V A T I d e n t i f i e r _ V a t A m o u n t L i n e _ L b l < / V A T I d e n t i f i e r _ V a t A m o u n t L i n e _ L b l > @@ -3779,10 +4089,10 @@
  
              < C o d e _ V A T C l a u s e L i n e _ L b l   E l e m e n t T y p e = " C o l u m n "   E l e m e n t I d = " 4 6 1 5 3 3 0 2 "   D a t a T y p e = " S t r i n g " > C o d e _ V A T C l a u s e L i n e _ L b l < / C o d e _ V A T C l a u s e L i n e _ L b l >   
+             < D e s c r i p t i o n 2 _ V A T C l a u s e L i n e   E l e m e n t T y p e = " C o l u m n "   E l e m e n t I d = " 1 3 7 9 6 6 7 4 7 0 "   D a t a T y p e = " T e x t " > D e s c r i p t i o n 2 _ V A T C l a u s e L i n e < / D e s c r i p t i o n 2 _ V A T C l a u s e L i n e > + 
              < D e s c r i p t i o n _ V A T C l a u s e L i n e   E l e m e n t T y p e = " C o l u m n "   E l e m e n t I d = " 1 3 0 5 5 4 5 9 2 4 "   D a t a T y p e = " T e x t " > D e s c r i p t i o n _ V A T C l a u s e L i n e < / D e s c r i p t i o n _ V A T C l a u s e L i n e >   
-             < D e s c r i p t i o n 2 _ V A T C l a u s e L i n e   E l e m e n t T y p e = " C o l u m n "   E l e m e n t I d = " 1 3 7 9 6 6 7 4 7 0 "   D a t a T y p e = " T e x t " > D e s c r i p t i o n 2 _ V A T C l a u s e L i n e < / D e s c r i p t i o n 2 _ V A T C l a u s e L i n e > - 
              < N o O f V A T C l a u s e s   E l e m e n t T y p e = " C o l u m n "   E l e m e n t I d = " 7 5 6 4 1 7 3 9 2 "   D a t a T y p e = " I n t e g e r " > N o O f V A T C l a u s e s < / N o O f V A T C l a u s e s >   
              < V A T A m o u n t _ V A T C l a u s e L i n e   E l e m e n t T y p e = " C o l u m n "   E l e m e n t I d = " 2 2 2 4 6 9 0 5 9 "   D a t a T y p e = " D e c i m a l " > V A T A m o u n t _ V A T C l a u s e L i n e < / V A T A m o u n t _ V A T C l a u s e L i n e > @@ -3793,10 +4103,10 @@
  
          < R e p o r t T o t a l s L i n e   E l e m e n t T y p e = " D a t a I t e m "   E l e m e n t I d = " 2 1 2 2 5 4 9 8 3 6 " >   
+             < A m o u n t F o r m a t t e d _ R e p o r t T o t a l s L i n e   E l e m e n t T y p e = " C o l u m n "   E l e m e n t I d = " 1 5 0 6 1 3 6 8 2 5 "   D a t a T y p e = " T e x t " > A m o u n t F o r m a t t e d _ R e p o r t T o t a l s L i n e < / A m o u n t F o r m a t t e d _ R e p o r t T o t a l s L i n e > + 
              < A m o u n t _ R e p o r t T o t a l s L i n e   E l e m e n t T y p e = " C o l u m n "   E l e m e n t I d = " 4 1 9 9 1 8 3 6 9 "   D a t a T y p e = " D e c i m a l " > A m o u n t _ R e p o r t T o t a l s L i n e < / A m o u n t _ R e p o r t T o t a l s L i n e >   
-             < A m o u n t F o r m a t t e d _ R e p o r t T o t a l s L i n e   E l e m e n t T y p e = " C o l u m n "   E l e m e n t I d = " 1 5 0 6 1 3 6 8 2 5 "   D a t a T y p e = " T e x t " > A m o u n t F o r m a t t e d _ R e p o r t T o t a l s L i n e < / A m o u n t F o r m a t t e d _ R e p o r t T o t a l s L i n e > - 
              < D e s c r i p t i o n _ R e p o r t T o t a l s L i n e   E l e m e n t T y p e = " C o l u m n "   E l e m e n t I d = " 5 8 1 9 9 6 0 6 7 "   D a t a T y p e = " T e x t " > D e s c r i p t i o n _ R e p o r t T o t a l s L i n e < / D e s c r i p t i o n _ R e p o r t T o t a l s L i n e >   
              < F o n t B o l d _ R e p o r t T o t a l s L i n e   E l e m e n t T y p e = " C o l u m n "   E l e m e n t I d = " 9 4 6 5 4 0 5 4 9 "   D a t a T y p e = " B o o l e a n " > F o n t B o l d _ R e p o r t T o t a l s L i n e < / F o n t B o l d _ R e p o r t T o t a l s L i n e > @@ -3807,11 +4117,11 @@
  
          < L e t t e r T e x t   E l e m e n t T y p e = " D a t a I t e m "   E l e m e n t I d = " 1 5 1 0 3 5 3 8 3 4 " >   
-             < B o d y T e x t   E l e m e n t T y p e = " C o l u m n "   E l e m e n t I d = " 1 4 9 7 5 9 8 0 8 "   D a t a T y p e = " T e x t C o n s t " > B o d y T e x t < / B o d y T e x t > - 
-             < C l o s i n g T e x t   E l e m e n t T y p e = " C o l u m n "   E l e m e n t I d = " 5 1 2 1 3 5 9 0 9 "   D a t a T y p e = " T e x t C o n s t " > C l o s i n g T e x t < / C l o s i n g T e x t > - 
-             < G r e e t i n g T e x t   E l e m e n t T y p e = " C o l u m n "   E l e m e n t I d = " 1 1 7 5 2 7 9 2 8 9 "   D a t a T y p e = " T e x t C o n s t " > G r e e t i n g T e x t < / G r e e t i n g T e x t > +             < B o d y T e x t   E l e m e n t T y p e = " C o l u m n "   E l e m e n t I d = " 1 4 9 7 5 9 8 0 8 "   D a t a T y p e = " L a b e l " > B o d y T e x t < / B o d y T e x t > + 
+             < C l o s i n g T e x t   E l e m e n t T y p e = " C o l u m n "   E l e m e n t I d = " 5 1 2 1 3 5 9 0 9 "   D a t a T y p e = " L a b e l " > C l o s i n g T e x t < / C l o s i n g T e x t > + 
+             < G r e e t i n g T e x t   E l e m e n t T y p e = " C o l u m n "   E l e m e n t I d = " 1 1 7 5 2 7 9 2 8 9 "   D a t a T y p e = " L a b e l " > G r e e t i n g T e x t < / G r e e t i n g T e x t >   
              < P m t D i s c T e x t   E l e m e n t T y p e = " C o l u m n "   E l e m e n t I d = " 2 0 1 3 8 4 9 9 4 8 "   D a t a T y p e = " T e x t " > P m t D i s c T e x t < / P m t D i s c T e x t >   
@@ -3880,6 +4190,8 @@
  
              < R e p o r t N a m e > R e p o r t   N a m e < / R e p o r t N a m e >   
+             < R e p o r t C a p t i o n > R e p o r t   C a p t i o n < / R e p o r t C a p t i o n > + 
              < A b o u t T h i s R e p o r t T i t l e > A b o u t   T h i s   R e p o r t   T i t l e < / A b o u t T h i s R e p o r t T i t l e >   
              < A b o u t T h i s R e p o r t T e x t > A b o u t   T h i s   R e p o r t   T e x t < / A b o u t T h i s R e p o r t T e x t > @@ -3934,21 +4246,21 @@
  
              < C o m p a n y A d d r e s s L i n e s >   
-                 < C o m p a n y A d d r e s s L i n e > C o m p a n y   A d d r e s s   L i n e   1 < / C o m p a n y A d d r e s s L i n e > - 
-                 < C o m p a n y A d d r e s s L i n e > C o m p a n y   A d d r e s s   L i n e   2 < / C o m p a n y A d d r e s s L i n e > - 
-                 < C o m p a n y A d d r e s s L i n e > C o m p a n y   A d d r e s s   L i n e   3 < / C o m p a n y A d d r e s s L i n e > - 
-                 < C o m p a n y A d d r e s s L i n e > C o m p a n y   A d d r e s s   L i n e   4 < / C o m p a n y A d d r e s s L i n e > - 
-                 < C o m p a n y A d d r e s s L i n e > C o m p a n y   A d d r e s s   L i n e   5 < / C o m p a n y A d d r e s s L i n e > - 
-                 < C o m p a n y A d d r e s s L i n e > C o m p a n y   A d d r e s s   L i n e   6 < / C o m p a n y A d d r e s s L i n e > - 
-                 < C o m p a n y A d d r e s s L i n e > C o m p a n y   A d d r e s s   L i n e   7 < / C o m p a n y A d d r e s s L i n e > - 
-                 < C o m p a n y A d d r e s s L i n e > C o m p a n y   A d d r e s s   L i n e   8 < / C o m p a n y A d d r e s s L i n e > +                 < C o m p a n y A d d r e s s L i n e 1 > C o m p a n y   A d d r e s s   L i n e   1 < / C o m p a n y A d d r e s s L i n e 1 > + 
+                 < C o m p a n y A d d r e s s L i n e 2 > C o m p a n y   A d d r e s s   L i n e   2 < / C o m p a n y A d d r e s s L i n e 2 > + 
+                 < C o m p a n y A d d r e s s L i n e 3 > C o m p a n y   A d d r e s s   L i n e   3 < / C o m p a n y A d d r e s s L i n e 3 > + 
+                 < C o m p a n y A d d r e s s L i n e 4 > C o m p a n y   A d d r e s s   L i n e   4 < / C o m p a n y A d d r e s s L i n e 4 > + 
+                 < C o m p a n y A d d r e s s L i n e 5 > C o m p a n y   A d d r e s s   L i n e   5 < / C o m p a n y A d d r e s s L i n e 5 > + 
+                 < C o m p a n y A d d r e s s L i n e 6 > C o m p a n y   A d d r e s s   L i n e   6 < / C o m p a n y A d d r e s s L i n e 6 > + 
+                 < C o m p a n y A d d r e s s L i n e 7 > C o m p a n y   A d d r e s s   L i n e   7 < / C o m p a n y A d d r e s s L i n e 7 > + 
+                 < C o m p a n y A d d r e s s L i n e 8 > C o m p a n y   A d d r e s s   L i n e   8 < / C o m p a n y A d d r e s s L i n e 8 >   
              < / C o m p a n y A d d r e s s L i n e s >   
@@ -4142,12 +4454,12 @@
  
          < H o m e P a g e _ L b l > H o m e P a g e _ L b l < / H o m e P a g e _ L b l >   
+         < I n v o i c e D i s c o u n t A m o u n t _ L b l > I n v o i c e D i s c o u n t A m o u n t _ L b l < / I n v o i c e D i s c o u n t A m o u n t _ L b l > + 
+         < I n v o i c e D i s c o u n t B a s e A m o u n t _ L b l > I n v o i c e D i s c o u n t B a s e A m o u n t _ L b l < / I n v o i c e D i s c o u n t B a s e A m o u n t _ L b l > + 
          < I n v o i c e _ L b l > I n v o i c e _ L b l < / I n v o i c e _ L b l >   
-         < I n v o i c e D i s c o u n t A m o u n t _ L b l > I n v o i c e D i s c o u n t A m o u n t _ L b l < / I n v o i c e D i s c o u n t A m o u n t _ L b l > - 
-         < I n v o i c e D i s c o u n t B a s e A m o u n t _ L b l > I n v o i c e D i s c o u n t B a s e A m o u n t _ L b l < / I n v o i c e D i s c o u n t B a s e A m o u n t _ L b l > - 
          < L e g a l E n t i t y T y p e > L e g a l E n t i t y T y p e < / L e g a l E n t i t y T y p e >   
          < L e g a l E n t i t y T y p e _ L b l > L e g a l E n t i t y T y p e _ L b l < / L e g a l E n t i t y T y p e _ L b l > @@ -4168,22 +4480,22 @@
  
          < P r i c e s I n c l u d i n g V A T > P r i c e s I n c l u d i n g V A T < / P r i c e s I n c l u d i n g V A T >   
+         < P r i c e s I n c l u d i n g V A T Y e s N o > P r i c e s I n c l u d i n g V A T Y e s N o < / P r i c e s I n c l u d i n g V A T Y e s N o > + 
          < P r i c e s I n c l u d i n g V A T _ L b l > P r i c e s I n c l u d i n g V A T _ L b l < / P r i c e s I n c l u d i n g V A T _ L b l >   
-         < P r i c e s I n c l u d i n g V A T Y e s N o > P r i c e s I n c l u d i n g V A T Y e s N o < / P r i c e s I n c l u d i n g V A T Y e s N o > - 
          < Q u o t e N o > Q u o t e N o < / Q u o t e N o >   
          < Q u o t e N o _ L b l > Q u o t e N o _ L b l < / Q u o t e N o _ L b l >   
          < S a l e s I n v o i c e L i n e D i s c o u n t _ L b l > S a l e s I n v o i c e L i n e D i s c o u n t _ L b l < / S a l e s I n v o i c e L i n e D i s c o u n t _ L b l >   
+         < S a l e s P e r s o n N a m e > S a l e s P e r s o n N a m e < / S a l e s P e r s o n N a m e > + 
+         < S a l e s P e r s o n T e x t _ L b l > S a l e s P e r s o n T e x t _ L b l < / S a l e s P e r s o n T e x t _ L b l > + 
          < S a l e s P e r s o n _ L b l > S a l e s P e r s o n _ L b l < / S a l e s P e r s o n _ L b l >   
-         < S a l e s P e r s o n N a m e > S a l e s P e r s o n N a m e < / S a l e s P e r s o n N a m e > - 
-         < S a l e s P e r s o n T e x t _ L b l > S a l e s P e r s o n T e x t _ L b l < / S a l e s P e r s o n T e x t _ L b l > - 
          < S e l l T o C o n t a c t E m a i l > S e l l T o C o n t a c t E m a i l < / S e l l T o C o n t a c t E m a i l >   
          < S e l l T o C o n t a c t E m a i l L b l > S e l l T o C o n t a c t E m a i l L b l < / S e l l T o C o n t a c t E m a i l L b l > @@ -4204,34 +4516,34 @@
  
          < S e l l T o P h o n e N o > S e l l T o P h o n e N o < / S e l l T o P h o n e N o >   
+         < S h i p m e n t D a t e > S h i p m e n t D a t e < / S h i p m e n t D a t e > + 
+         < S h i p m e n t D a t e _ L b l > S h i p m e n t D a t e _ L b l < / S h i p m e n t D a t e _ L b l > + 
+         < S h i p m e n t M e t h o d D e s c r i p t i o n > S h i p m e n t M e t h o d D e s c r i p t i o n < / S h i p m e n t M e t h o d D e s c r i p t i o n > + 
+         < S h i p m e n t M e t h o d D e s c r i p t i o n _ L b l > S h i p m e n t M e t h o d D e s c r i p t i o n _ L b l < / S h i p m e n t M e t h o d D e s c r i p t i o n _ L b l > + 
          < S h i p m e n t _ L b l > S h i p m e n t _ L b l < / S h i p m e n t _ L b l >   
-         < S h i p m e n t D a t e > S h i p m e n t D a t e < / S h i p m e n t D a t e > - 
-         < S h i p m e n t D a t e _ L b l > S h i p m e n t D a t e _ L b l < / S h i p m e n t D a t e _ L b l > - 
-         < S h i p m e n t M e t h o d D e s c r i p t i o n > S h i p m e n t M e t h o d D e s c r i p t i o n < / S h i p m e n t M e t h o d D e s c r i p t i o n > - 
-         < S h i p m e n t M e t h o d D e s c r i p t i o n _ L b l > S h i p m e n t M e t h o d D e s c r i p t i o n _ L b l < / S h i p m e n t M e t h o d D e s c r i p t i o n _ L b l > +         < S h i p T o A d d r e s s 1 > S h i p T o A d d r e s s 1 < / S h i p T o A d d r e s s 1 > + 
+         < S h i p T o A d d r e s s 2 > S h i p T o A d d r e s s 2 < / S h i p T o A d d r e s s 2 > + 
+         < S h i p T o A d d r e s s 3 > S h i p T o A d d r e s s 3 < / S h i p T o A d d r e s s 3 > + 
+         < S h i p T o A d d r e s s 4 > S h i p T o A d d r e s s 4 < / S h i p T o A d d r e s s 4 > + 
+         < S h i p T o A d d r e s s 5 > S h i p T o A d d r e s s 5 < / S h i p T o A d d r e s s 5 > + 
+         < S h i p T o A d d r e s s 6 > S h i p T o A d d r e s s 6 < / S h i p T o A d d r e s s 6 > + 
+         < S h i p T o A d d r e s s 7 > S h i p T o A d d r e s s 7 < / S h i p T o A d d r e s s 7 > + 
+         < S h i p T o A d d r e s s 8 > S h i p T o A d d r e s s 8 < / S h i p T o A d d r e s s 8 >   
          < S h i p T o A d d r e s s _ L b l > S h i p T o A d d r e s s _ L b l < / S h i p T o A d d r e s s _ L b l >   
-         < S h i p T o A d d r e s s 1 > S h i p T o A d d r e s s 1 < / S h i p T o A d d r e s s 1 > - 
-         < S h i p T o A d d r e s s 2 > S h i p T o A d d r e s s 2 < / S h i p T o A d d r e s s 2 > - 
-         < S h i p T o A d d r e s s 3 > S h i p T o A d d r e s s 3 < / S h i p T o A d d r e s s 3 > - 
-         < S h i p T o A d d r e s s 4 > S h i p T o A d d r e s s 4 < / S h i p T o A d d r e s s 4 > - 
-         < S h i p T o A d d r e s s 5 > S h i p T o A d d r e s s 5 < / S h i p T o A d d r e s s 5 > - 
-         < S h i p T o A d d r e s s 6 > S h i p T o A d d r e s s 6 < / S h i p T o A d d r e s s 6 > - 
-         < S h i p T o A d d r e s s 7 > S h i p T o A d d r e s s 7 < / S h i p T o A d d r e s s 7 > - 
-         < S h i p T o A d d r e s s 8 > S h i p T o A d d r e s s 8 < / S h i p T o A d d r e s s 8 > - 
          < S h i p T o P h o n e N o > S h i p T o P h o n e N o < / S h i p T o P h o n e N o >   
          < S h o w S h i p p i n g A d d r e s s > S h o w S h i p p i n g A d d r e s s < / S h o w S h i p p i n g A d d r e s s > @@ -4242,16 +4554,16 @@
  
          < T o t a l _ L b l > T o t a l _ L b l < / T o t a l _ L b l >   
+         < V A T A m o u n t S p e c i f i c a t i o n _ L b l > V A T A m o u n t S p e c i f i c a t i o n _ L b l < / V A T A m o u n t S p e c i f i c a t i o n _ L b l > + 
          < V A T A m o u n t _ L b l > V A T A m o u n t _ L b l < / V A T A m o u n t _ L b l >   
-         < V A T A m o u n t S p e c i f i c a t i o n _ L b l > V A T A m o u n t S p e c i f i c a t i o n _ L b l < / V A T A m o u n t S p e c i f i c a t i o n _ L b l > - 
          < V A T B a s e _ L b l > V A T B a s e _ L b l < / V A T B a s e _ L b l >   
+         < V A T C l a u s e s _ L b l > V A T C l a u s e s _ L b l < / V A T C l a u s e s _ L b l > + 
          < V A T C l a u s e _ L b l > V A T C l a u s e _ L b l < / V A T C l a u s e _ L b l >   
-         < V A T C l a u s e s _ L b l > V A T C l a u s e s _ L b l < / V A T C l a u s e s _ L b l > - 
          < V A T I d e n t i f i e r _ L b l > V A T I d e n t i f i e r _ L b l < / V A T I d e n t i f i e r _ L b l >   
          < V A T P e r c e n t a g e _ L b l > V A T P e r c e n t a g e _ L b l < / V A T P e r c e n t a g e _ L b l > @@ -4290,10 +4602,10 @@
  
              < L i n e A m o u n t _ L i n e _ L b l > L i n e A m o u n t _ L i n e _ L b l < / L i n e A m o u n t _ L i n e _ L b l >   
+             < L i n e D i s c o u n t P e r c e n t T e x t _ L i n e > L i n e D i s c o u n t P e r c e n t T e x t _ L i n e < / L i n e D i s c o u n t P e r c e n t T e x t _ L i n e > + 
              < L i n e D i s c o u n t P e r c e n t _ L i n e > L i n e D i s c o u n t P e r c e n t _ L i n e < / L i n e D i s c o u n t P e r c e n t _ L i n e >   
-             < L i n e D i s c o u n t P e r c e n t T e x t _ L i n e > L i n e D i s c o u n t P e r c e n t T e x t _ L i n e < / L i n e D i s c o u n t P e r c e n t T e x t _ L i n e > - 
              < L i n e N o _ L i n e > L i n e N o _ L i n e < / L i n e N o _ L i n e >   
              < P l a n n e d S h i p m e n t D a t e _ L i n e > P l a n n e d S h i p m e n t D a t e _ L i n e < / P l a n n e d S h i p m e n t D a t e _ L i n e > @@ -4368,22 +4680,22 @@
  
              < N o O f V A T I d e n t i f i e r s > N o O f V A T I d e n t i f i e r s < / N o O f V A T I d e n t i f i e r s >   
+             < V A T A m o u n t L C Y _ V A T A m o u n t L i n e > V A T A m o u n t L C Y _ V A T A m o u n t L i n e < / V A T A m o u n t L C Y _ V A T A m o u n t L i n e > + 
+             < V A T A m o u n t L C Y _ V A T A m o u n t L i n e _ L b l > V A T A m o u n t L C Y _ V A T A m o u n t L i n e _ L b l < / V A T A m o u n t L C Y _ V A T A m o u n t L i n e _ L b l > + 
              < V A T A m o u n t _ V a t A m o u n t L i n e > V A T A m o u n t _ V a t A m o u n t L i n e < / V A T A m o u n t _ V a t A m o u n t L i n e >   
              < V A T A m o u n t _ V a t A m o u n t L i n e _ L b l > V A T A m o u n t _ V a t A m o u n t L i n e _ L b l < / V A T A m o u n t _ V a t A m o u n t L i n e _ L b l >   
-             < V A T A m o u n t L C Y _ V A T A m o u n t L i n e > V A T A m o u n t L C Y _ V A T A m o u n t L i n e < / V A T A m o u n t L C Y _ V A T A m o u n t L i n e > - 
-             < V A T A m o u n t L C Y _ V A T A m o u n t L i n e _ L b l > V A T A m o u n t L C Y _ V A T A m o u n t L i n e _ L b l < / V A T A m o u n t L C Y _ V A T A m o u n t L i n e _ L b l > +             < V A T B a s e L C Y _ V A T A m o u n t L i n e > V A T B a s e L C Y _ V A T A m o u n t L i n e < / V A T B a s e L C Y _ V A T A m o u n t L i n e > + 
+             < V A T B a s e L C Y _ V A T A m o u n t L i n e _ L b l > V A T B a s e L C Y _ V A T A m o u n t L i n e _ L b l < / V A T B a s e L C Y _ V A T A m o u n t L i n e _ L b l >   
              < V A T B a s e _ V a t A m o u n t L i n e > V A T B a s e _ V a t A m o u n t L i n e < / V A T B a s e _ V a t A m o u n t L i n e >   
              < V A T B a s e _ V a t A m o u n t L i n e _ L b l > V A T B a s e _ V a t A m o u n t L i n e _ L b l < / V A T B a s e _ V a t A m o u n t L i n e _ L b l >   
-             < V A T B a s e L C Y _ V A T A m o u n t L i n e > V A T B a s e L C Y _ V A T A m o u n t L i n e < / V A T B a s e L C Y _ V A T A m o u n t L i n e > - 
-             < V A T B a s e L C Y _ V A T A m o u n t L i n e _ L b l > V A T B a s e L C Y _ V A T A m o u n t L i n e _ L b l < / V A T B a s e L C Y _ V A T A m o u n t L i n e _ L b l > - 
              < V A T I d e n t i f i e r _ V a t A m o u n t L i n e > V A T I d e n t i f i e r _ V a t A m o u n t L i n e < / V A T I d e n t i f i e r _ V a t A m o u n t L i n e >   
              < V A T I d e n t i f i e r _ V a t A m o u n t L i n e _ L b l > V A T I d e n t i f i e r _ V a t A m o u n t L i n e _ L b l < / V A T I d e n t i f i e r _ V a t A m o u n t L i n e _ L b l > @@ -4400,10 +4712,10 @@
  
              < C o d e _ V A T C l a u s e L i n e _ L b l > C o d e _ V A T C l a u s e L i n e _ L b l < / C o d e _ V A T C l a u s e L i n e _ L b l >   
+             < D e s c r i p t i o n 2 _ V A T C l a u s e L i n e > D e s c r i p t i o n 2 _ V A T C l a u s e L i n e < / D e s c r i p t i o n 2 _ V A T C l a u s e L i n e > + 
              < D e s c r i p t i o n _ V A T C l a u s e L i n e > D e s c r i p t i o n _ V A T C l a u s e L i n e < / D e s c r i p t i o n _ V A T C l a u s e L i n e >   
-             < D e s c r i p t i o n 2 _ V A T C l a u s e L i n e > D e s c r i p t i o n 2 _ V A T C l a u s e L i n e < / D e s c r i p t i o n 2 _ V A T C l a u s e L i n e > - 
              < N o O f V A T C l a u s e s > N o O f V A T C l a u s e s < / N o O f V A T C l a u s e s >   
              < V A T A m o u n t _ V A T C l a u s e L i n e > V A T A m o u n t _ V A T C l a u s e L i n e < / V A T A m o u n t _ V A T C l a u s e L i n e > @@ -4414,9 +4726,9 @@
  
          < R e p o r t T o t a l s L i n e >   
+             < A m o u n t F o r m a t t e d _ R e p o r t T o t a l s L i n e > A m o u n t F o r m a t t e d _ R e p o r t T o t a l s L i n e < / A m o u n t F o r m a t t e d _ R e p o r t T o t a l s L i n e > + 
              < A m o u n t _ R e p o r t T o t a l s L i n e > A m o u n t _ R e p o r t T o t a l s L i n e < / A m o u n t _ R e p o r t T o t a l s L i n e > - 
-             < A m o u n t F o r m a t t e d _ R e p o r t T o t a l s L i n e > A m o u n t F o r m a t t e d _ R e p o r t T o t a l s L i n e < / A m o u n t F o r m a t t e d _ R e p o r t T o t a l s L i n e >   
              < D e s c r i p t i o n _ R e p o r t T o t a l s L i n e > D e s c r i p t i o n _ R e p o r t T o t a l s L i n e < / D e s c r i p t i o n _ R e p o r t T o t a l s L i n e >   
